--- a/IT245 - Project.docx
+++ b/IT245 - Project.docx
@@ -1,6 +1,6 @@
 
 <file path=word/document.xml><?xml version="1.0" encoding="utf-8"?>
-<w:document xmlns:wpc="http://schemas.microsoft.com/office/word/2010/wordprocessingCanvas" xmlns:cx="http://schemas.microsoft.com/office/drawing/2014/chartex" xmlns:cx1="http://schemas.microsoft.com/office/drawing/2015/9/8/chartex" xmlns:cx2="http://schemas.microsoft.com/office/drawing/2015/10/21/chartex" xmlns:cx3="http://schemas.microsoft.com/office/drawing/2016/5/9/chartex" xmlns:cx4="http://schemas.microsoft.com/office/drawing/2016/5/10/chartex" xmlns:cx5="http://schemas.microsoft.com/office/drawing/2016/5/11/chartex" xmlns:cx6="http://schemas.microsoft.com/office/drawing/2016/5/12/chartex" xmlns:cx7="http://schemas.microsoft.com/office/drawing/2016/5/13/chartex" xmlns:cx8="http://schemas.microsoft.com/office/drawing/2016/5/14/chartex" xmlns:mc="http://schemas.openxmlformats.org/markup-compatibility/2006" xmlns:m="http://schemas.openxmlformats.org/officeDocument/2006/math" xmlns:aink="http://schemas.microsoft.com/office/drawing/2016/ink" xmlns:am3d="http://schemas.microsoft.com/office/drawing/2017/model3d" xmlns:oel="http://schemas.microsoft.com/office/2019/extlst" xmlns:r="http://schemas.openxmlformats.org/officeDocument/2006/relationships" xmlns:wp14="http://schemas.microsoft.com/office/word/2010/wordprocessingDrawing" xmlns:wp="http://schemas.openxmlformats.org/drawingml/2006/wordprocessingDrawing" xmlns:wpg="http://schemas.microsoft.com/office/word/2010/wordprocessingGroup" xmlns:wpi="http://schemas.microsoft.com/office/word/2010/wordprocessingInk" xmlns:wps="http://schemas.microsoft.com/office/word/2010/wordprocessingShape" xmlns:o="urn:schemas-microsoft-com:office:office" xmlns:v="urn:schemas-microsoft-com:vml" xmlns:w10="urn:schemas-microsoft-com:office:word" xmlns:w="http://schemas.openxmlformats.org/wordprocessingml/2006/main" xmlns:w14="http://schemas.microsoft.com/office/word/2010/wordml" xmlns:w15="http://schemas.microsoft.com/office/word/2012/wordml" xmlns:w16cei="http://schemas.microsoft.com/office/word/2026/wordml/cei" xmlns:w16cex="http://schemas.microsoft.com/office/word/2018/wordml/cex" xmlns:w16cid="http://schemas.microsoft.com/office/word/2016/wordml/cid" xmlns:w16="http://schemas.microsoft.com/office/word/2018/wordml" xmlns:w16sdtdh="http://schemas.microsoft.com/office/word/2020/wordml/sdtdatahash" xmlns:w16sdtfl="http://schemas.microsoft.com/office/word/2024/wordml/sdtformatlock" xmlns:w16se="http://schemas.microsoft.com/office/word/2015/wordml/symex" xmlns:w16du="http://schemas.microsoft.com/office/word/2023/wordml/word16du" xmlns:wne="http://schemas.microsoft.com/office/word/2006/wordml" mc:Ignorable="w14 w15 w16se w16cid w16 w16cex w16sdtdh w16sdtfl w16du wp14">
+<w:document xmlns:wpc="http://schemas.microsoft.com/office/word/2010/wordprocessingCanvas" xmlns:cx="http://schemas.microsoft.com/office/drawing/2014/chartex" xmlns:mc="http://schemas.openxmlformats.org/markup-compatibility/2006" xmlns:o="urn:schemas-microsoft-com:office:office" xmlns:r="http://schemas.openxmlformats.org/officeDocument/2006/relationships" xmlns:m="http://schemas.openxmlformats.org/officeDocument/2006/math" xmlns:v="urn:schemas-microsoft-com:vml" xmlns:wp14="http://schemas.microsoft.com/office/word/2010/wordprocessingDrawing" xmlns:wp="http://schemas.openxmlformats.org/drawingml/2006/wordprocessingDrawing" xmlns:w10="urn:schemas-microsoft-com:office:word" xmlns:w="http://schemas.openxmlformats.org/wordprocessingml/2006/main" xmlns:w14="http://schemas.microsoft.com/office/word/2010/wordml" xmlns:w15="http://schemas.microsoft.com/office/word/2012/wordml" xmlns:w16se="http://schemas.microsoft.com/office/word/2015/wordml/symex" xmlns:wpg="http://schemas.microsoft.com/office/word/2010/wordprocessingGroup" xmlns:wpi="http://schemas.microsoft.com/office/word/2010/wordprocessingInk" xmlns:wne="http://schemas.microsoft.com/office/word/2006/wordml" xmlns:wps="http://schemas.microsoft.com/office/word/2010/wordprocessingShape" mc:Ignorable="w14 w15 w16se wp14">
   <w:body>
     <w:p>
       <w:r>
@@ -74,6 +74,7 @@
                               <w:dataBinding w:prefixMappings="xmlns:ns0='http://purl.org/dc/elements/1.1/' xmlns:ns1='http://schemas.openxmlformats.org/package/2006/metadata/core-properties' " w:xpath="/ns1:coreProperties[1]/ns0:title[1]" w:storeItemID="{6C3C8BC8-F283-45AE-878A-BAB7291924A1}"/>
                               <w:text/>
                             </w:sdtPr>
+                            <w:sdtEndPr/>
                             <w:sdtContent>
                               <w:p>
                                 <w:pPr>
@@ -131,6 +132,7 @@
                                 <w:dataBinding w:prefixMappings="xmlns:ns0='http://purl.org/dc/elements/1.1/' xmlns:ns1='http://schemas.openxmlformats.org/package/2006/metadata/core-properties' " w:xpath="/ns1:coreProperties[1]/ns0:subject[1]" w:storeItemID="{6C3C8BC8-F283-45AE-878A-BAB7291924A1}"/>
                                 <w:text/>
                               </w:sdtPr>
+                              <w:sdtEndPr/>
                               <w:sdtContent>
                                 <w:r>
                                   <w:rPr>
@@ -333,6 +335,7 @@
                               <w:dataBinding w:prefixMappings="xmlns:ns0='http://schemas.microsoft.com/office/2006/coverPageProps'" w:xpath="/ns0:CoverPageProperties[1]/ns0:Abstract[1]" w:storeItemID="{55AF091B-3C7A-41E3-B477-F2FDAA23CFDA}"/>
                               <w:text/>
                             </w:sdtPr>
+                            <w:sdtEndPr/>
                             <w:sdtContent>
                               <w:p>
                                 <w:pPr>
@@ -407,7 +410,7 @@
                 <v:stroke joinstyle="miter"/>
                 <v:path gradientshapeok="t" o:connecttype="rect"/>
               </v:shapetype>
-              <v:shape id="Text Box 14" o:spid="_x0000_s1026" type="#_x0000_t202" alt="Report title" style="position:absolute;margin-left:36.25pt;margin-top:90.25pt;width:540pt;height:164.7pt;z-index:-251641856;visibility:visible;mso-wrap-style:square;mso-width-percent:0;mso-height-percent:0;mso-wrap-distance-left:9pt;mso-wrap-distance-top:0;mso-wrap-distance-right:9pt;mso-wrap-distance-bottom:0;mso-position-horizontal:absolute;mso-position-horizontal-relative:page;mso-position-vertical:absolute;mso-position-vertical-relative:margin;mso-width-percent:0;mso-height-percent:0;mso-width-relative:margin;mso-height-relative:margin;v-text-anchor:bottom" o:gfxdata="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" o:allowoverlap="f" filled="f" stroked="f">
+              <v:shape id="Text Box 14" o:spid="_x0000_s1026" type="#_x0000_t202" alt="Report title" style="position:absolute;margin-left:36.25pt;margin-top:90.25pt;width:540pt;height:164.7pt;z-index:-251641856;visibility:visible;mso-wrap-style:square;mso-width-percent:0;mso-height-percent:0;mso-wrap-distance-left:9pt;mso-wrap-distance-top:0;mso-wrap-distance-right:9pt;mso-wrap-distance-bottom:0;mso-position-horizontal:absolute;mso-position-horizontal-relative:page;mso-position-vertical:absolute;mso-position-vertical-relative:margin;mso-width-percent:0;mso-height-percent:0;mso-width-relative:margin;mso-height-relative:margin;v-text-anchor:bottom" o:gfxdata="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" o:allowoverlap="f" filled="f" stroked="f">
                 <v:textbox inset="0,0,0,0">
                   <w:txbxContent>
                     <w:sdt>
@@ -425,6 +428,7 @@
                         <w:dataBinding w:prefixMappings="xmlns:ns0='http://purl.org/dc/elements/1.1/' xmlns:ns1='http://schemas.openxmlformats.org/package/2006/metadata/core-properties' " w:xpath="/ns1:coreProperties[1]/ns0:title[1]" w:storeItemID="{6C3C8BC8-F283-45AE-878A-BAB7291924A1}"/>
                         <w:text/>
                       </w:sdtPr>
+                      <w:sdtEndPr/>
                       <w:sdtContent>
                         <w:p>
                           <w:pPr>
@@ -482,6 +486,7 @@
                           <w:dataBinding w:prefixMappings="xmlns:ns0='http://purl.org/dc/elements/1.1/' xmlns:ns1='http://schemas.openxmlformats.org/package/2006/metadata/core-properties' " w:xpath="/ns1:coreProperties[1]/ns0:subject[1]" w:storeItemID="{6C3C8BC8-F283-45AE-878A-BAB7291924A1}"/>
                           <w:text/>
                         </w:sdtPr>
+                        <w:sdtEndPr/>
                         <w:sdtContent>
                           <w:r>
                             <w:rPr>
@@ -684,6 +689,7 @@
                         <w:dataBinding w:prefixMappings="xmlns:ns0='http://schemas.microsoft.com/office/2006/coverPageProps'" w:xpath="/ns0:CoverPageProperties[1]/ns0:Abstract[1]" w:storeItemID="{55AF091B-3C7A-41E3-B477-F2FDAA23CFDA}"/>
                         <w:text/>
                       </w:sdtPr>
+                      <w:sdtEndPr/>
                       <w:sdtContent>
                         <w:p>
                           <w:pPr>
@@ -900,7 +906,7 @@
           </mc:Choice>
           <mc:Fallback>
             <w:pict>
-              <v:shape w14:anchorId="6466823C" id="Text Box 2" o:spid="_x0000_s1027" type="#_x0000_t202" style="position:absolute;margin-left:40.3pt;margin-top:4.65pt;width:545.45pt;height:87.55pt;z-index:251679744;visibility:visible;mso-wrap-style:square;mso-width-percent:0;mso-height-percent:0;mso-wrap-distance-left:9pt;mso-wrap-distance-top:7.2pt;mso-wrap-distance-right:9pt;mso-wrap-distance-bottom:7.2pt;mso-position-horizontal:absolute;mso-position-horizontal-relative:page;mso-position-vertical:absolute;mso-position-vertical-relative:text;mso-width-percent:0;mso-height-percent:0;mso-width-relative:margin;mso-height-relative:margin;v-text-anchor:top" o:gfxdata="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" filled="f" stroked="f">
+              <v:shape w14:anchorId="6466823C" id="Text Box 2" o:spid="_x0000_s1027" type="#_x0000_t202" style="position:absolute;margin-left:40.3pt;margin-top:4.65pt;width:545.45pt;height:87.55pt;z-index:251679744;visibility:visible;mso-wrap-style:square;mso-width-percent:0;mso-height-percent:0;mso-wrap-distance-left:9pt;mso-wrap-distance-top:7.2pt;mso-wrap-distance-right:9pt;mso-wrap-distance-bottom:7.2pt;mso-position-horizontal:absolute;mso-position-horizontal-relative:page;mso-position-vertical:absolute;mso-position-vertical-relative:text;mso-width-percent:0;mso-height-percent:0;mso-width-relative:margin;mso-height-relative:margin;v-text-anchor:top" o:gfxdata="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" filled="f" stroked="f">
                 <v:textbox>
                   <w:txbxContent>
                     <w:p>
@@ -1014,6 +1020,7 @@
           <w:docPartUnique/>
         </w:docPartObj>
       </w:sdtPr>
+      <w:sdtEndPr/>
       <w:sdtContent>
         <w:p/>
         <w:p>
@@ -1620,8 +1627,8 @@
               </mc:Choice>
               <mc:Fallback>
                 <w:pict>
-                  <v:group w14:anchorId="31857F9A" id="Group 198" o:spid="_x0000_s1028" style="position:absolute;margin-left:-102pt;margin-top:353.05pt;width:518.25pt;height:318.6pt;z-index:251677696;mso-wrap-distance-left:14.4pt;mso-wrap-distance-top:3.6pt;mso-wrap-distance-right:14.4pt;mso-wrap-distance-bottom:3.6pt;mso-position-horizontal-relative:margin;mso-position-vertical-relative:margin;mso-width-relative:margin;mso-height-relative:margin" coordorigin=",228" coordsize="35784,22576" o:gfxdata="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">
-                    <v:rect id="Rectangle 199" o:spid="_x0000_s1029" style="position:absolute;top:228;width:35674;height:2448;visibility:visible;mso-wrap-style:square;v-text-anchor:middle" o:gfxdata="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" fillcolor="#ef4623 [3204]" stroked="f" strokeweight="2pt">
+                  <v:group w14:anchorId="31857F9A" id="Group 198" o:spid="_x0000_s1028" style="position:absolute;margin-left:-102pt;margin-top:353.05pt;width:518.25pt;height:318.6pt;z-index:251677696;mso-wrap-distance-left:14.4pt;mso-wrap-distance-top:3.6pt;mso-wrap-distance-right:14.4pt;mso-wrap-distance-bottom:3.6pt;mso-position-horizontal-relative:margin;mso-position-vertical-relative:margin;mso-width-relative:margin;mso-height-relative:margin" coordorigin=",228" coordsize="35784,22576" o:gfxdata="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">
+                    <v:rect id="Rectangle 199" o:spid="_x0000_s1029" style="position:absolute;top:228;width:35674;height:2448;visibility:visible;mso-wrap-style:square;v-text-anchor:middle" o:gfxdata="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" fillcolor="#ef4623 [3204]" stroked="f" strokeweight="2pt">
                       <v:textbox>
                         <w:txbxContent>
                           <w:p>
@@ -1650,7 +1657,7 @@
                         </w:txbxContent>
                       </v:textbox>
                     </v:rect>
-                    <v:shape id="Text Box 200" o:spid="_x0000_s1030" type="#_x0000_t202" style="position:absolute;top:2896;width:35784;height:19908;visibility:visible;mso-wrap-style:square;v-text-anchor:top" o:gfxdata="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" filled="f" stroked="f" strokeweight=".5pt">
+                    <v:shape id="Text Box 200" o:spid="_x0000_s1030" type="#_x0000_t202" style="position:absolute;top:2896;width:35784;height:19908;visibility:visible;mso-wrap-style:square;v-text-anchor:top" o:gfxdata="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" filled="f" stroked="f" strokeweight=".5pt">
                       <v:textbox inset=",7.2pt,,0">
                         <w:txbxContent>
                           <w:p>
@@ -2155,6 +2162,7 @@
                                     <w:dataBinding w:prefixMappings="xmlns:ns0='http://schemas.openxmlformats.org/officeDocument/2006/extended-properties' " w:xpath="/ns0:Properties[1]/ns0:Company[1]" w:storeItemID="{6668398D-A668-4E3E-A5EB-62B293D839F1}"/>
                                     <w:text/>
                                   </w:sdtPr>
+                                  <w:sdtEndPr/>
                                   <w:sdtContent>
                                     <w:r>
                                       <w:t>Student Details:                                            CRN:</w:t>
@@ -2176,9 +2184,9 @@
                                   <w:tblLook w:val="04A0" w:firstRow="1" w:lastRow="0" w:firstColumn="1" w:lastColumn="0" w:noHBand="0" w:noVBand="1"/>
                                 </w:tblPr>
                                 <w:tblGrid>
-                                  <w:gridCol w:w="3601"/>
-                                  <w:gridCol w:w="3602"/>
-                                  <w:gridCol w:w="3602"/>
+                                  <w:gridCol w:w="3596"/>
+                                  <w:gridCol w:w="3597"/>
+                                  <w:gridCol w:w="3597"/>
                                 </w:tblGrid>
                                 <w:tr>
                                   <w:trPr>
@@ -2437,7 +2445,7 @@
               </mc:Choice>
               <mc:Fallback>
                 <w:pict>
-                  <v:shape w14:anchorId="7CBAAF0B" id="Text Box 15" o:spid="_x0000_s1031" type="#_x0000_t202" alt="contact info" style="position:absolute;margin-left:36.25pt;margin-top:253.85pt;width:540pt;height:92.7pt;z-index:251675648;visibility:visible;mso-wrap-style:square;mso-width-percent:1282;mso-height-percent:0;mso-wrap-distance-left:9pt;mso-wrap-distance-top:0;mso-wrap-distance-right:9pt;mso-wrap-distance-bottom:0;mso-position-horizontal:absolute;mso-position-horizontal-relative:page;mso-position-vertical:absolute;mso-position-vertical-relative:margin;mso-width-percent:1282;mso-height-percent:0;mso-width-relative:margin;mso-height-relative:margin;v-text-anchor:bottom" o:gfxdata="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" o:allowoverlap="f" filled="f" stroked="f" strokeweight=".5pt">
+                  <v:shape w14:anchorId="7CBAAF0B" id="Text Box 15" o:spid="_x0000_s1031" type="#_x0000_t202" alt="contact info" style="position:absolute;margin-left:36.25pt;margin-top:253.85pt;width:540pt;height:92.7pt;z-index:251675648;visibility:visible;mso-wrap-style:square;mso-width-percent:1282;mso-height-percent:0;mso-wrap-distance-left:9pt;mso-wrap-distance-top:0;mso-wrap-distance-right:9pt;mso-wrap-distance-bottom:0;mso-position-horizontal:absolute;mso-position-horizontal-relative:page;mso-position-vertical:absolute;mso-position-vertical-relative:margin;mso-width-percent:1282;mso-height-percent:0;mso-width-relative:margin;mso-height-relative:margin;v-text-anchor:bottom" o:gfxdata="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" o:allowoverlap="f" filled="f" stroked="f" strokeweight=".5pt">
                     <v:textbox inset="0,0,0,0">
                       <w:txbxContent>
                         <w:p>
@@ -2452,6 +2460,7 @@
                               <w:dataBinding w:prefixMappings="xmlns:ns0='http://schemas.openxmlformats.org/officeDocument/2006/extended-properties' " w:xpath="/ns0:Properties[1]/ns0:Company[1]" w:storeItemID="{6668398D-A668-4E3E-A5EB-62B293D839F1}"/>
                               <w:text/>
                             </w:sdtPr>
+                            <w:sdtEndPr/>
                             <w:sdtContent>
                               <w:r>
                                 <w:t>Student Details:                                            CRN:</w:t>
@@ -2473,9 +2482,9 @@
                             <w:tblLook w:val="04A0" w:firstRow="1" w:lastRow="0" w:firstColumn="1" w:lastColumn="0" w:noHBand="0" w:noVBand="1"/>
                           </w:tblPr>
                           <w:tblGrid>
-                            <w:gridCol w:w="3601"/>
-                            <w:gridCol w:w="3602"/>
-                            <w:gridCol w:w="3602"/>
+                            <w:gridCol w:w="3596"/>
+                            <w:gridCol w:w="3597"/>
+                            <w:gridCol w:w="3597"/>
                           </w:tblGrid>
                           <w:tr>
                             <w:trPr>
@@ -2738,6 +2747,7 @@
           <w:noProof/>
           <w:sz w:val="36"/>
           <w:szCs w:val="36"/>
+          <w:lang w:eastAsia="en-US"/>
         </w:rPr>
         <w:lastRenderedPageBreak/>
         <mc:AlternateContent>
@@ -2852,7 +2862,7 @@
           </mc:Choice>
           <mc:Fallback>
             <w:pict>
-              <v:shape w14:anchorId="3811315A" id="Text Box 10" o:spid="_x0000_s1032" type="#_x0000_t202" style="position:absolute;margin-left:-116.55pt;margin-top:11.1pt;width:99.75pt;height:289.5pt;z-index:251680768;visibility:visible;mso-wrap-style:square;mso-width-percent:0;mso-height-percent:0;mso-wrap-distance-left:9pt;mso-wrap-distance-top:0;mso-wrap-distance-right:9pt;mso-wrap-distance-bottom:0;mso-position-horizontal:absolute;mso-position-horizontal-relative:text;mso-position-vertical:absolute;mso-position-vertical-relative:text;mso-width-percent:0;mso-height-percent:0;mso-width-relative:margin;mso-height-relative:margin;v-text-anchor:top" o:gfxdata="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" filled="f" stroked="f" strokeweight=".5pt">
+              <v:shape w14:anchorId="3811315A" id="Text Box 10" o:spid="_x0000_s1032" type="#_x0000_t202" style="position:absolute;margin-left:-116.55pt;margin-top:11.1pt;width:99.75pt;height:289.5pt;z-index:251680768;visibility:visible;mso-wrap-style:square;mso-width-percent:0;mso-height-percent:0;mso-wrap-distance-left:9pt;mso-wrap-distance-top:0;mso-wrap-distance-right:9pt;mso-wrap-distance-bottom:0;mso-position-horizontal:absolute;mso-position-horizontal-relative:text;mso-position-vertical:absolute;mso-position-vertical-relative:text;mso-width-percent:0;mso-height-percent:0;mso-width-relative:margin;mso-height-relative:margin;v-text-anchor:top" o:gfxdata="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" filled="f" stroked="f" strokeweight=".5pt">
                 <v:textbox inset="0,0,0,0">
                   <w:txbxContent>
                     <w:p>
@@ -4666,7 +4676,31 @@
           <w:sz w:val="24"/>
           <w:szCs w:val="24"/>
         </w:rPr>
-        <w:t xml:space="preserve"> GitLab repository link (coordinator may choose a repository suitable for the course). The repository must show commit history reflecting incremental progress. </w:t>
+        <w:t xml:space="preserve"> </w:t>
+      </w:r>
+      <w:proofErr w:type="spellStart"/>
+      <w:r>
+        <w:rPr>
+          <w:rFonts w:cstheme="minorHAnsi"/>
+          <w:b/>
+          <w:bCs/>
+          <w:color w:val="auto"/>
+          <w:sz w:val="24"/>
+          <w:szCs w:val="24"/>
+        </w:rPr>
+        <w:t>GitLab</w:t>
+      </w:r>
+      <w:proofErr w:type="spellEnd"/>
+      <w:r>
+        <w:rPr>
+          <w:rFonts w:cstheme="minorHAnsi"/>
+          <w:b/>
+          <w:bCs/>
+          <w:color w:val="auto"/>
+          <w:sz w:val="24"/>
+          <w:szCs w:val="24"/>
+        </w:rPr>
+        <w:t xml:space="preserve"> repository link (coordinator may choose a repository suitable for the course). The repository must show commit history reflecting incremental progress. </w:t>
       </w:r>
       <w:r>
         <w:rPr>
@@ -5812,127 +5846,95 @@
       <w:pPr>
         <w:pStyle w:val="IT245"/>
         <w:rPr>
+          <w:lang/>
+        </w:rPr>
+      </w:pPr>
+      <w:r>
+        <w:rPr>
           <w:b/>
-          <w:bCs w:val="0"/>
-        </w:rPr>
-      </w:pPr>
-      <w:r>
-        <w:rPr>
-          <w:b/>
-          <w:bCs w:val="0"/>
-        </w:rPr>
-        <w:t>a)</w:t>
+          <w:lang/>
+        </w:rPr>
+        <w:t>1. Selected Project and Problem Statement</w:t>
       </w:r>
     </w:p>
     <w:p>
       <w:pPr>
         <w:pStyle w:val="IT245"/>
-      </w:pPr>
+        <w:rPr>
+          <w:lang/>
+        </w:rPr>
+      </w:pPr>
+      <w:r>
+        <w:rPr>
+          <w:lang/>
+        </w:rPr>
+        <w:t xml:space="preserve">The selected project is a </w:t>
+      </w:r>
+      <w:r>
+        <w:rPr>
+          <w:b/>
+          <w:lang/>
+        </w:rPr>
+        <w:t>Task Scheduling System</w:t>
+      </w:r>
+      <w:r>
+        <w:rPr>
+          <w:lang/>
+        </w:rPr>
+        <w:t>. The system is designed to organize and process tasks according to their priority and arrival order. Each task contains a unique ID, a task name, a priority level, and an automatically assigned arrival sequence.</w:t>
+      </w:r>
     </w:p>
     <w:p>
       <w:pPr>
         <w:pStyle w:val="IT245"/>
         <w:rPr>
-          <w:b/>
-          <w:bCs w:val="0"/>
-        </w:rPr>
-      </w:pPr>
-      <w:r>
-        <w:rPr>
-          <w:b/>
-          <w:bCs w:val="0"/>
-        </w:rPr>
-        <w:t>b)</w:t>
+          <w:lang/>
+        </w:rPr>
+      </w:pPr>
+      <w:r>
+        <w:rPr>
+          <w:lang/>
+        </w:rPr>
+        <w:t>The main problem is determining which task should be processed next when several tasks are waiting. Tasks may have different levels of importance, so processing them only according to arrival time may delay urgent work. The system must therefore give preference to higher-priority tasks. In this project, a smaller priority number represents greater urgency. For example, a task with priority 1 must be processed before a task with priority 2.</w:t>
       </w:r>
     </w:p>
     <w:p>
       <w:pPr>
         <w:pStyle w:val="IT245"/>
-      </w:pPr>
+        <w:rPr>
+          <w:lang/>
+        </w:rPr>
+      </w:pPr>
+      <w:r>
+        <w:rPr>
+          <w:lang/>
+        </w:rPr>
+        <w:t>When two tasks have the same priority, the system uses their arrival order to decide which task should be selected first. The earlier task is processed before the later one. This approach combines priority-based scheduling with the first-in, first-out rule for equal-priority tasks.</w:t>
+      </w:r>
     </w:p>
     <w:p>
       <w:pPr>
         <w:pStyle w:val="IT245"/>
         <w:rPr>
-          <w:b/>
-          <w:bCs w:val="0"/>
-        </w:rPr>
-      </w:pPr>
-      <w:r>
-        <w:rPr>
-          <w:b/>
-          <w:bCs w:val="0"/>
-        </w:rPr>
-        <w:t>c)</w:t>
+          <w:lang/>
+        </w:rPr>
+      </w:pPr>
+      <w:r>
+        <w:rPr>
+          <w:lang/>
+        </w:rPr>
+        <w:t>The problem requires two different implementations using data structures. The first solution uses a sorted ArrayList, where every task is inserted into its correct scheduling position. The second solution uses a heap-based PriorityQueue, where the highest-priority task is maintained at the root. Both solutions must support adding tasks, viewing the next task, processing a task, displaying pending tasks, and checking whether the schedule is empty. They should also produce the same processing order when tested with identical inputs.</w:t>
       </w:r>
     </w:p>
     <w:p>
       <w:pPr>
         <w:pStyle w:val="IT245"/>
-      </w:pPr>
-    </w:p>
-    <w:p>
-      <w:pPr>
-        <w:pStyle w:val="IT245"/>
-        <w:rPr>
-          <w:b/>
-          <w:bCs w:val="0"/>
-        </w:rPr>
-      </w:pPr>
-      <w:r>
-        <w:rPr>
-          <w:b/>
-          <w:bCs w:val="0"/>
-        </w:rPr>
-        <w:t>d)</w:t>
-      </w:r>
-    </w:p>
-    <w:p>
-      <w:pPr>
-        <w:pStyle w:val="IT245"/>
-      </w:pPr>
-    </w:p>
-    <w:p>
-      <w:pPr>
-        <w:pStyle w:val="IT245"/>
-        <w:rPr>
-          <w:b/>
-          <w:bCs w:val="0"/>
-        </w:rPr>
-      </w:pPr>
-      <w:r>
-        <w:rPr>
-          <w:b/>
-          <w:bCs w:val="0"/>
-        </w:rPr>
-        <w:t>e)</w:t>
-      </w:r>
-    </w:p>
-    <w:p>
-      <w:pPr>
-        <w:pStyle w:val="IT245"/>
-      </w:pPr>
-    </w:p>
-    <w:p>
-      <w:pPr>
-        <w:pStyle w:val="IT245"/>
-        <w:rPr>
-          <w:b/>
-          <w:bCs w:val="0"/>
-        </w:rPr>
-      </w:pPr>
-      <w:r>
-        <w:rPr>
-          <w:b/>
-          <w:bCs w:val="0"/>
-        </w:rPr>
-        <w:t>f)</w:t>
-      </w:r>
-    </w:p>
-    <w:p>
-      <w:pPr>
-        <w:pStyle w:val="IT245"/>
-      </w:pPr>
+        <w:rPr>
+          <w:lang/>
+        </w:rPr>
+      </w:pPr>
+      <w:bookmarkStart w:id="0" w:name="_GoBack"/>
+      <w:bookmarkEnd w:id="0"/>
     </w:p>
     <w:p>
       <w:pPr>
@@ -5960,7 +5962,7 @@
 </file>
 
 <file path=word/endnotes.xml><?xml version="1.0" encoding="utf-8"?>
-<w:endnotes xmlns:wpc="http://schemas.microsoft.com/office/word/2010/wordprocessingCanvas" xmlns:cx="http://schemas.microsoft.com/office/drawing/2014/chartex" xmlns:cx1="http://schemas.microsoft.com/office/drawing/2015/9/8/chartex" xmlns:cx2="http://schemas.microsoft.com/office/drawing/2015/10/21/chartex" xmlns:cx3="http://schemas.microsoft.com/office/drawing/2016/5/9/chartex" xmlns:cx4="http://schemas.microsoft.com/office/drawing/2016/5/10/chartex" xmlns:cx5="http://schemas.microsoft.com/office/drawing/2016/5/11/chartex" xmlns:cx6="http://schemas.microsoft.com/office/drawing/2016/5/12/chartex" xmlns:cx7="http://schemas.microsoft.com/office/drawing/2016/5/13/chartex" xmlns:cx8="http://schemas.microsoft.com/office/drawing/2016/5/14/chartex" xmlns:mc="http://schemas.openxmlformats.org/markup-compatibility/2006" xmlns:m="http://schemas.openxmlformats.org/officeDocument/2006/math" xmlns:aink="http://schemas.microsoft.com/office/drawing/2016/ink" xmlns:am3d="http://schemas.microsoft.com/office/drawing/2017/model3d" xmlns:oel="http://schemas.microsoft.com/office/2019/extlst" xmlns:r="http://schemas.openxmlformats.org/officeDocument/2006/relationships" xmlns:wp14="http://schemas.microsoft.com/office/word/2010/wordprocessingDrawing" xmlns:wp="http://schemas.openxmlformats.org/drawingml/2006/wordprocessingDrawing" xmlns:wpg="http://schemas.microsoft.com/office/word/2010/wordprocessingGroup" xmlns:wpi="http://schemas.microsoft.com/office/word/2010/wordprocessingInk" xmlns:wps="http://schemas.microsoft.com/office/word/2010/wordprocessingShape" xmlns:o="urn:schemas-microsoft-com:office:office" xmlns:v="urn:schemas-microsoft-com:vml" xmlns:w10="urn:schemas-microsoft-com:office:word" xmlns:w="http://schemas.openxmlformats.org/wordprocessingml/2006/main" xmlns:w14="http://schemas.microsoft.com/office/word/2010/wordml" xmlns:w15="http://schemas.microsoft.com/office/word/2012/wordml" xmlns:w16cei="http://schemas.microsoft.com/office/word/2026/wordml/cei" xmlns:w16cex="http://schemas.microsoft.com/office/word/2018/wordml/cex" xmlns:w16cid="http://schemas.microsoft.com/office/word/2016/wordml/cid" xmlns:w16="http://schemas.microsoft.com/office/word/2018/wordml" xmlns:w16sdtdh="http://schemas.microsoft.com/office/word/2020/wordml/sdtdatahash" xmlns:w16sdtfl="http://schemas.microsoft.com/office/word/2024/wordml/sdtformatlock" xmlns:w16se="http://schemas.microsoft.com/office/word/2015/wordml/symex" xmlns:w16du="http://schemas.microsoft.com/office/word/2023/wordml/word16du" xmlns:wne="http://schemas.microsoft.com/office/word/2006/wordml" mc:Ignorable="w14 w15 w16se w16cid w16 w16cex w16sdtdh w16sdtfl w16du wp14">
+<w:endnotes xmlns:wpc="http://schemas.microsoft.com/office/word/2010/wordprocessingCanvas" xmlns:cx="http://schemas.microsoft.com/office/drawing/2014/chartex" xmlns:mc="http://schemas.openxmlformats.org/markup-compatibility/2006" xmlns:o="urn:schemas-microsoft-com:office:office" xmlns:r="http://schemas.openxmlformats.org/officeDocument/2006/relationships" xmlns:m="http://schemas.openxmlformats.org/officeDocument/2006/math" xmlns:v="urn:schemas-microsoft-com:vml" xmlns:wp14="http://schemas.microsoft.com/office/word/2010/wordprocessingDrawing" xmlns:wp="http://schemas.openxmlformats.org/drawingml/2006/wordprocessingDrawing" xmlns:w10="urn:schemas-microsoft-com:office:word" xmlns:w="http://schemas.openxmlformats.org/wordprocessingml/2006/main" xmlns:w14="http://schemas.microsoft.com/office/word/2010/wordml" xmlns:w15="http://schemas.microsoft.com/office/word/2012/wordml" xmlns:w16se="http://schemas.microsoft.com/office/word/2015/wordml/symex" xmlns:wpg="http://schemas.microsoft.com/office/word/2010/wordprocessingGroup" xmlns:wpi="http://schemas.microsoft.com/office/word/2010/wordprocessingInk" xmlns:wne="http://schemas.microsoft.com/office/word/2006/wordml" xmlns:wps="http://schemas.microsoft.com/office/word/2010/wordprocessingShape" mc:Ignorable="w14 w15 w16se wp14">
   <w:endnote w:type="separator" w:id="-1">
     <w:p>
       <w:pPr>
@@ -5989,7 +5991,7 @@
 </file>
 
 <file path=word/footer1.xml><?xml version="1.0" encoding="utf-8"?>
-<w:ftr xmlns:wpc="http://schemas.microsoft.com/office/word/2010/wordprocessingCanvas" xmlns:cx="http://schemas.microsoft.com/office/drawing/2014/chartex" xmlns:cx1="http://schemas.microsoft.com/office/drawing/2015/9/8/chartex" xmlns:cx2="http://schemas.microsoft.com/office/drawing/2015/10/21/chartex" xmlns:cx3="http://schemas.microsoft.com/office/drawing/2016/5/9/chartex" xmlns:cx4="http://schemas.microsoft.com/office/drawing/2016/5/10/chartex" xmlns:cx5="http://schemas.microsoft.com/office/drawing/2016/5/11/chartex" xmlns:cx6="http://schemas.microsoft.com/office/drawing/2016/5/12/chartex" xmlns:cx7="http://schemas.microsoft.com/office/drawing/2016/5/13/chartex" xmlns:cx8="http://schemas.microsoft.com/office/drawing/2016/5/14/chartex" xmlns:mc="http://schemas.openxmlformats.org/markup-compatibility/2006" xmlns:m="http://schemas.openxmlformats.org/officeDocument/2006/math" xmlns:aink="http://schemas.microsoft.com/office/drawing/2016/ink" xmlns:am3d="http://schemas.microsoft.com/office/drawing/2017/model3d" xmlns:oel="http://schemas.microsoft.com/office/2019/extlst" xmlns:r="http://schemas.openxmlformats.org/officeDocument/2006/relationships" xmlns:wp14="http://schemas.microsoft.com/office/word/2010/wordprocessingDrawing" xmlns:wp="http://schemas.openxmlformats.org/drawingml/2006/wordprocessingDrawing" xmlns:wpg="http://schemas.microsoft.com/office/word/2010/wordprocessingGroup" xmlns:wpi="http://schemas.microsoft.com/office/word/2010/wordprocessingInk" xmlns:wps="http://schemas.microsoft.com/office/word/2010/wordprocessingShape" xmlns:o="urn:schemas-microsoft-com:office:office" xmlns:v="urn:schemas-microsoft-com:vml" xmlns:w10="urn:schemas-microsoft-com:office:word" xmlns:w="http://schemas.openxmlformats.org/wordprocessingml/2006/main" xmlns:w14="http://schemas.microsoft.com/office/word/2010/wordml" xmlns:w15="http://schemas.microsoft.com/office/word/2012/wordml" xmlns:w16cei="http://schemas.microsoft.com/office/word/2026/wordml/cei" xmlns:w16cex="http://schemas.microsoft.com/office/word/2018/wordml/cex" xmlns:w16cid="http://schemas.microsoft.com/office/word/2016/wordml/cid" xmlns:w16="http://schemas.microsoft.com/office/word/2018/wordml" xmlns:w16sdtdh="http://schemas.microsoft.com/office/word/2020/wordml/sdtdatahash" xmlns:w16sdtfl="http://schemas.microsoft.com/office/word/2024/wordml/sdtformatlock" xmlns:w16se="http://schemas.microsoft.com/office/word/2015/wordml/symex" xmlns:w16du="http://schemas.microsoft.com/office/word/2023/wordml/word16du" xmlns:wne="http://schemas.microsoft.com/office/word/2006/wordml" mc:Ignorable="w14 w15 w16se w16cid w16 w16cex w16sdtdh w16sdtfl w16du wp14">
+<w:ftr xmlns:wpc="http://schemas.microsoft.com/office/word/2010/wordprocessingCanvas" xmlns:cx="http://schemas.microsoft.com/office/drawing/2014/chartex" xmlns:mc="http://schemas.openxmlformats.org/markup-compatibility/2006" xmlns:o="urn:schemas-microsoft-com:office:office" xmlns:r="http://schemas.openxmlformats.org/officeDocument/2006/relationships" xmlns:m="http://schemas.openxmlformats.org/officeDocument/2006/math" xmlns:v="urn:schemas-microsoft-com:vml" xmlns:wp14="http://schemas.microsoft.com/office/word/2010/wordprocessingDrawing" xmlns:wp="http://schemas.openxmlformats.org/drawingml/2006/wordprocessingDrawing" xmlns:w10="urn:schemas-microsoft-com:office:word" xmlns:w="http://schemas.openxmlformats.org/wordprocessingml/2006/main" xmlns:w14="http://schemas.microsoft.com/office/word/2010/wordml" xmlns:w15="http://schemas.microsoft.com/office/word/2012/wordml" xmlns:w16se="http://schemas.microsoft.com/office/word/2015/wordml/symex" xmlns:wpg="http://schemas.microsoft.com/office/word/2010/wordprocessingGroup" xmlns:wpi="http://schemas.microsoft.com/office/word/2010/wordprocessingInk" xmlns:wne="http://schemas.microsoft.com/office/word/2006/wordml" xmlns:wps="http://schemas.microsoft.com/office/word/2010/wordprocessingShape" mc:Ignorable="w14 w15 w16se wp14">
   <w:p>
     <w:pPr>
       <w:pStyle w:val="Footer"/>
@@ -5997,6 +5999,7 @@
     <w:r>
       <w:rPr>
         <w:noProof/>
+        <w:lang w:eastAsia="en-US"/>
       </w:rPr>
       <mc:AlternateContent>
         <mc:Choice Requires="wps">
@@ -6015,7 +6018,7 @@
               <wp:docPr id="768041508" name="Text Box 8" descr="Restricted - مقيد ">
                 <a:extLst xmlns:a="http://schemas.openxmlformats.org/drawingml/2006/main">
                   <a:ext uri="{5AE41FA2-C0FF-4470-9BD4-5FADCA87CBE2}">
-                    <aclsh:classification xmlns:aclsh="http://schemas.microsoft.com/office/drawing/2020/classificationShape" classificationOutcomeType="ftr"/>
+                    <aclsh:classification xmlns:aclsh="http://schemas.microsoft.com/office/drawing/2020/classificationShape" xmlns:w16du="http://schemas.microsoft.com/office/word/2023/wordml/word16du" xmlns:w16sdtfl="http://schemas.microsoft.com/office/word/2024/wordml/sdtformatlock" xmlns:w16sdtdh="http://schemas.microsoft.com/office/word/2020/wordml/sdtdatahash" xmlns:w16="http://schemas.microsoft.com/office/word/2018/wordml" xmlns:w16cid="http://schemas.microsoft.com/office/word/2016/wordml/cid" xmlns:w16cex="http://schemas.microsoft.com/office/word/2018/wordml/cex" xmlns:w16cei="http://schemas.microsoft.com/office/word/2026/wordml/cei" xmlns:w="http://schemas.openxmlformats.org/wordprocessingml/2006/main" xmlns:w10="urn:schemas-microsoft-com:office:word" xmlns:v="urn:schemas-microsoft-com:vml" xmlns:o="urn:schemas-microsoft-com:office:office" xmlns:oel="http://schemas.microsoft.com/office/2019/extlst" xmlns:am3d="http://schemas.microsoft.com/office/drawing/2017/model3d" xmlns:aink="http://schemas.microsoft.com/office/drawing/2016/ink" xmlns:cx8="http://schemas.microsoft.com/office/drawing/2016/5/14/chartex" xmlns:cx7="http://schemas.microsoft.com/office/drawing/2016/5/13/chartex" xmlns:cx6="http://schemas.microsoft.com/office/drawing/2016/5/12/chartex" xmlns:cx5="http://schemas.microsoft.com/office/drawing/2016/5/11/chartex" xmlns:cx4="http://schemas.microsoft.com/office/drawing/2016/5/10/chartex" xmlns:cx3="http://schemas.microsoft.com/office/drawing/2016/5/9/chartex" xmlns:cx2="http://schemas.microsoft.com/office/drawing/2015/10/21/chartex" xmlns:cx1="http://schemas.microsoft.com/office/drawing/2015/9/8/chartex" xmlns="" classificationOutcomeType="ftr"/>
                   </a:ext>
                 </a:extLst>
               </wp:docPr>
@@ -6059,7 +6062,7 @@
                           </w:r>
                           <w:r>
                             <w:rPr>
-                              <w:rFonts w:ascii="Aptos" w:eastAsia="Aptos" w:hAnsi="Aptos" w:cs="Aptos"/>
+                              <w:rFonts w:ascii="Aptos" w:eastAsia="Aptos" w:hAnsi="Aptos" w:cs="Times New Roman"/>
                               <w:noProof/>
                               <w:color w:val="000000"/>
                               <w:rtl/>
@@ -6095,7 +6098,7 @@
               <v:stroke joinstyle="miter"/>
               <v:path gradientshapeok="t" o:connecttype="rect"/>
             </v:shapetype>
-            <v:shape id="Text Box 8" o:spid="_x0000_s1033" type="#_x0000_t202" alt="Restricted - مقيد " style="position:absolute;left:0;text-align:left;margin-left:0;margin-top:0;width:84.4pt;height:32.1pt;z-index:251663360;visibility:visible;mso-wrap-style:none;mso-wrap-distance-left:0;mso-wrap-distance-top:0;mso-wrap-distance-right:0;mso-wrap-distance-bottom:0;mso-position-horizontal:left;mso-position-horizontal-relative:page;mso-position-vertical:bottom;mso-position-vertical-relative:page;v-text-anchor:bottom" o:gfxdata="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" filled="f" stroked="f">
+            <v:shape id="Text Box 8" o:spid="_x0000_s1033" type="#_x0000_t202" alt="Restricted - مقيد " style="position:absolute;left:0;text-align:left;margin-left:0;margin-top:0;width:84.4pt;height:32.1pt;z-index:251663360;visibility:visible;mso-wrap-style:none;mso-wrap-distance-left:0;mso-wrap-distance-top:0;mso-wrap-distance-right:0;mso-wrap-distance-bottom:0;mso-position-horizontal:left;mso-position-horizontal-relative:page;mso-position-vertical:bottom;mso-position-vertical-relative:page;v-text-anchor:bottom" o:gfxdata="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" filled="f" stroked="f">
               <v:textbox style="mso-fit-shape-to-text:t" inset="20pt,0,0,15pt">
                 <w:txbxContent>
                   <w:p>
@@ -6117,7 +6120,7 @@
                     </w:r>
                     <w:r>
                       <w:rPr>
-                        <w:rFonts w:ascii="Aptos" w:eastAsia="Aptos" w:hAnsi="Aptos" w:cs="Aptos"/>
+                        <w:rFonts w:ascii="Aptos" w:eastAsia="Aptos" w:hAnsi="Aptos" w:cs="Times New Roman"/>
                         <w:noProof/>
                         <w:color w:val="000000"/>
                         <w:rtl/>
@@ -6146,7 +6149,7 @@
 </file>
 
 <file path=word/footer2.xml><?xml version="1.0" encoding="utf-8"?>
-<w:ftr xmlns:wpc="http://schemas.microsoft.com/office/word/2010/wordprocessingCanvas" xmlns:cx="http://schemas.microsoft.com/office/drawing/2014/chartex" xmlns:cx1="http://schemas.microsoft.com/office/drawing/2015/9/8/chartex" xmlns:cx2="http://schemas.microsoft.com/office/drawing/2015/10/21/chartex" xmlns:cx3="http://schemas.microsoft.com/office/drawing/2016/5/9/chartex" xmlns:cx4="http://schemas.microsoft.com/office/drawing/2016/5/10/chartex" xmlns:cx5="http://schemas.microsoft.com/office/drawing/2016/5/11/chartex" xmlns:cx6="http://schemas.microsoft.com/office/drawing/2016/5/12/chartex" xmlns:cx7="http://schemas.microsoft.com/office/drawing/2016/5/13/chartex" xmlns:cx8="http://schemas.microsoft.com/office/drawing/2016/5/14/chartex" xmlns:mc="http://schemas.openxmlformats.org/markup-compatibility/2006" xmlns:m="http://schemas.openxmlformats.org/officeDocument/2006/math" xmlns:aink="http://schemas.microsoft.com/office/drawing/2016/ink" xmlns:am3d="http://schemas.microsoft.com/office/drawing/2017/model3d" xmlns:oel="http://schemas.microsoft.com/office/2019/extlst" xmlns:r="http://schemas.openxmlformats.org/officeDocument/2006/relationships" xmlns:wp14="http://schemas.microsoft.com/office/word/2010/wordprocessingDrawing" xmlns:wp="http://schemas.openxmlformats.org/drawingml/2006/wordprocessingDrawing" xmlns:wpg="http://schemas.microsoft.com/office/word/2010/wordprocessingGroup" xmlns:wpi="http://schemas.microsoft.com/office/word/2010/wordprocessingInk" xmlns:wps="http://schemas.microsoft.com/office/word/2010/wordprocessingShape" xmlns:o="urn:schemas-microsoft-com:office:office" xmlns:v="urn:schemas-microsoft-com:vml" xmlns:w10="urn:schemas-microsoft-com:office:word" xmlns:w="http://schemas.openxmlformats.org/wordprocessingml/2006/main" xmlns:w14="http://schemas.microsoft.com/office/word/2010/wordml" xmlns:w15="http://schemas.microsoft.com/office/word/2012/wordml" xmlns:w16cei="http://schemas.microsoft.com/office/word/2026/wordml/cei" xmlns:w16cex="http://schemas.microsoft.com/office/word/2018/wordml/cex" xmlns:w16cid="http://schemas.microsoft.com/office/word/2016/wordml/cid" xmlns:w16="http://schemas.microsoft.com/office/word/2018/wordml" xmlns:w16sdtdh="http://schemas.microsoft.com/office/word/2020/wordml/sdtdatahash" xmlns:w16sdtfl="http://schemas.microsoft.com/office/word/2024/wordml/sdtformatlock" xmlns:w16se="http://schemas.microsoft.com/office/word/2015/wordml/symex" xmlns:w16du="http://schemas.microsoft.com/office/word/2023/wordml/word16du" xmlns:wne="http://schemas.microsoft.com/office/word/2006/wordml" mc:Ignorable="w14 w15 w16se w16cid w16 w16cex w16sdtdh w16sdtfl w16du wp14">
+<w:ftr xmlns:wpc="http://schemas.microsoft.com/office/word/2010/wordprocessingCanvas" xmlns:cx="http://schemas.microsoft.com/office/drawing/2014/chartex" xmlns:mc="http://schemas.openxmlformats.org/markup-compatibility/2006" xmlns:o="urn:schemas-microsoft-com:office:office" xmlns:r="http://schemas.openxmlformats.org/officeDocument/2006/relationships" xmlns:m="http://schemas.openxmlformats.org/officeDocument/2006/math" xmlns:v="urn:schemas-microsoft-com:vml" xmlns:wp14="http://schemas.microsoft.com/office/word/2010/wordprocessingDrawing" xmlns:wp="http://schemas.openxmlformats.org/drawingml/2006/wordprocessingDrawing" xmlns:w10="urn:schemas-microsoft-com:office:word" xmlns:w="http://schemas.openxmlformats.org/wordprocessingml/2006/main" xmlns:w14="http://schemas.microsoft.com/office/word/2010/wordml" xmlns:w15="http://schemas.microsoft.com/office/word/2012/wordml" xmlns:w16se="http://schemas.microsoft.com/office/word/2015/wordml/symex" xmlns:wpg="http://schemas.microsoft.com/office/word/2010/wordprocessingGroup" xmlns:wpi="http://schemas.microsoft.com/office/word/2010/wordprocessingInk" xmlns:wne="http://schemas.microsoft.com/office/word/2006/wordml" xmlns:wps="http://schemas.microsoft.com/office/word/2010/wordprocessingShape" mc:Ignorable="w14 w15 w16se wp14">
   <w:p>
     <w:pPr>
       <w:pStyle w:val="Footer"/>
@@ -6154,6 +6157,7 @@
     <w:r>
       <w:rPr>
         <w:noProof/>
+        <w:lang w:eastAsia="en-US"/>
       </w:rPr>
       <mc:AlternateContent>
         <mc:Choice Requires="wps">
@@ -6172,7 +6176,7 @@
               <wp:docPr id="1894436925" name="Text Box 9" descr="Restricted - مقيد ">
                 <a:extLst xmlns:a="http://schemas.openxmlformats.org/drawingml/2006/main">
                   <a:ext uri="{5AE41FA2-C0FF-4470-9BD4-5FADCA87CBE2}">
-                    <aclsh:classification xmlns:aclsh="http://schemas.microsoft.com/office/drawing/2020/classificationShape" classificationOutcomeType="ftr"/>
+                    <aclsh:classification xmlns:aclsh="http://schemas.microsoft.com/office/drawing/2020/classificationShape" xmlns:w16du="http://schemas.microsoft.com/office/word/2023/wordml/word16du" xmlns:w16sdtfl="http://schemas.microsoft.com/office/word/2024/wordml/sdtformatlock" xmlns:w16sdtdh="http://schemas.microsoft.com/office/word/2020/wordml/sdtdatahash" xmlns:w16="http://schemas.microsoft.com/office/word/2018/wordml" xmlns:w16cid="http://schemas.microsoft.com/office/word/2016/wordml/cid" xmlns:w16cex="http://schemas.microsoft.com/office/word/2018/wordml/cex" xmlns:w16cei="http://schemas.microsoft.com/office/word/2026/wordml/cei" xmlns:w="http://schemas.openxmlformats.org/wordprocessingml/2006/main" xmlns:w10="urn:schemas-microsoft-com:office:word" xmlns:v="urn:schemas-microsoft-com:vml" xmlns:o="urn:schemas-microsoft-com:office:office" xmlns:oel="http://schemas.microsoft.com/office/2019/extlst" xmlns:am3d="http://schemas.microsoft.com/office/drawing/2017/model3d" xmlns:aink="http://schemas.microsoft.com/office/drawing/2016/ink" xmlns:cx8="http://schemas.microsoft.com/office/drawing/2016/5/14/chartex" xmlns:cx7="http://schemas.microsoft.com/office/drawing/2016/5/13/chartex" xmlns:cx6="http://schemas.microsoft.com/office/drawing/2016/5/12/chartex" xmlns:cx5="http://schemas.microsoft.com/office/drawing/2016/5/11/chartex" xmlns:cx4="http://schemas.microsoft.com/office/drawing/2016/5/10/chartex" xmlns:cx3="http://schemas.microsoft.com/office/drawing/2016/5/9/chartex" xmlns:cx2="http://schemas.microsoft.com/office/drawing/2015/10/21/chartex" xmlns:cx1="http://schemas.microsoft.com/office/drawing/2015/9/8/chartex" xmlns="" classificationOutcomeType="ftr"/>
                   </a:ext>
                 </a:extLst>
               </wp:docPr>
@@ -6216,7 +6220,7 @@
                           </w:r>
                           <w:r>
                             <w:rPr>
-                              <w:rFonts w:ascii="Aptos" w:eastAsia="Aptos" w:hAnsi="Aptos" w:cs="Aptos"/>
+                              <w:rFonts w:ascii="Aptos" w:eastAsia="Aptos" w:hAnsi="Aptos" w:cs="Times New Roman"/>
                               <w:noProof/>
                               <w:color w:val="000000"/>
                               <w:rtl/>
@@ -6252,7 +6256,7 @@
               <v:stroke joinstyle="miter"/>
               <v:path gradientshapeok="t" o:connecttype="rect"/>
             </v:shapetype>
-            <v:shape id="Text Box 9" o:spid="_x0000_s1034" type="#_x0000_t202" alt="Restricted - مقيد " style="position:absolute;left:0;text-align:left;margin-left:0;margin-top:0;width:84.4pt;height:32.1pt;z-index:251664384;visibility:visible;mso-wrap-style:none;mso-wrap-distance-left:0;mso-wrap-distance-top:0;mso-wrap-distance-right:0;mso-wrap-distance-bottom:0;mso-position-horizontal:left;mso-position-horizontal-relative:page;mso-position-vertical:bottom;mso-position-vertical-relative:page;v-text-anchor:bottom" o:gfxdata="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" filled="f" stroked="f">
+            <v:shape id="Text Box 9" o:spid="_x0000_s1034" type="#_x0000_t202" alt="Restricted - مقيد " style="position:absolute;left:0;text-align:left;margin-left:0;margin-top:0;width:84.4pt;height:32.1pt;z-index:251664384;visibility:visible;mso-wrap-style:none;mso-wrap-distance-left:0;mso-wrap-distance-top:0;mso-wrap-distance-right:0;mso-wrap-distance-bottom:0;mso-position-horizontal:left;mso-position-horizontal-relative:page;mso-position-vertical:bottom;mso-position-vertical-relative:page;v-text-anchor:bottom" o:gfxdata="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" filled="f" stroked="f">
               <v:textbox style="mso-fit-shape-to-text:t" inset="20pt,0,0,15pt">
                 <w:txbxContent>
                   <w:p>
@@ -6274,7 +6278,7 @@
                     </w:r>
                     <w:r>
                       <w:rPr>
-                        <w:rFonts w:ascii="Aptos" w:eastAsia="Aptos" w:hAnsi="Aptos" w:cs="Aptos"/>
+                        <w:rFonts w:ascii="Aptos" w:eastAsia="Aptos" w:hAnsi="Aptos" w:cs="Times New Roman"/>
                         <w:noProof/>
                         <w:color w:val="000000"/>
                         <w:rtl/>
@@ -6303,7 +6307,7 @@
 </file>
 
 <file path=word/footer3.xml><?xml version="1.0" encoding="utf-8"?>
-<w:ftr xmlns:wpc="http://schemas.microsoft.com/office/word/2010/wordprocessingCanvas" xmlns:cx="http://schemas.microsoft.com/office/drawing/2014/chartex" xmlns:cx1="http://schemas.microsoft.com/office/drawing/2015/9/8/chartex" xmlns:cx2="http://schemas.microsoft.com/office/drawing/2015/10/21/chartex" xmlns:cx3="http://schemas.microsoft.com/office/drawing/2016/5/9/chartex" xmlns:cx4="http://schemas.microsoft.com/office/drawing/2016/5/10/chartex" xmlns:cx5="http://schemas.microsoft.com/office/drawing/2016/5/11/chartex" xmlns:cx6="http://schemas.microsoft.com/office/drawing/2016/5/12/chartex" xmlns:cx7="http://schemas.microsoft.com/office/drawing/2016/5/13/chartex" xmlns:cx8="http://schemas.microsoft.com/office/drawing/2016/5/14/chartex" xmlns:mc="http://schemas.openxmlformats.org/markup-compatibility/2006" xmlns:m="http://schemas.openxmlformats.org/officeDocument/2006/math" xmlns:aink="http://schemas.microsoft.com/office/drawing/2016/ink" xmlns:am3d="http://schemas.microsoft.com/office/drawing/2017/model3d" xmlns:oel="http://schemas.microsoft.com/office/2019/extlst" xmlns:r="http://schemas.openxmlformats.org/officeDocument/2006/relationships" xmlns:wp14="http://schemas.microsoft.com/office/word/2010/wordprocessingDrawing" xmlns:wp="http://schemas.openxmlformats.org/drawingml/2006/wordprocessingDrawing" xmlns:wpg="http://schemas.microsoft.com/office/word/2010/wordprocessingGroup" xmlns:wpi="http://schemas.microsoft.com/office/word/2010/wordprocessingInk" xmlns:wps="http://schemas.microsoft.com/office/word/2010/wordprocessingShape" xmlns:o="urn:schemas-microsoft-com:office:office" xmlns:v="urn:schemas-microsoft-com:vml" xmlns:w10="urn:schemas-microsoft-com:office:word" xmlns:w="http://schemas.openxmlformats.org/wordprocessingml/2006/main" xmlns:w14="http://schemas.microsoft.com/office/word/2010/wordml" xmlns:w15="http://schemas.microsoft.com/office/word/2012/wordml" xmlns:w16cei="http://schemas.microsoft.com/office/word/2026/wordml/cei" xmlns:w16cex="http://schemas.microsoft.com/office/word/2018/wordml/cex" xmlns:w16cid="http://schemas.microsoft.com/office/word/2016/wordml/cid" xmlns:w16="http://schemas.microsoft.com/office/word/2018/wordml" xmlns:w16sdtdh="http://schemas.microsoft.com/office/word/2020/wordml/sdtdatahash" xmlns:w16sdtfl="http://schemas.microsoft.com/office/word/2024/wordml/sdtformatlock" xmlns:w16se="http://schemas.microsoft.com/office/word/2015/wordml/symex" xmlns:w16du="http://schemas.microsoft.com/office/word/2023/wordml/word16du" xmlns:wne="http://schemas.microsoft.com/office/word/2006/wordml" mc:Ignorable="w14 w15 w16se w16cid w16 w16cex w16sdtdh w16sdtfl w16du wp14">
+<w:ftr xmlns:wpc="http://schemas.microsoft.com/office/word/2010/wordprocessingCanvas" xmlns:cx="http://schemas.microsoft.com/office/drawing/2014/chartex" xmlns:mc="http://schemas.openxmlformats.org/markup-compatibility/2006" xmlns:o="urn:schemas-microsoft-com:office:office" xmlns:r="http://schemas.openxmlformats.org/officeDocument/2006/relationships" xmlns:m="http://schemas.openxmlformats.org/officeDocument/2006/math" xmlns:v="urn:schemas-microsoft-com:vml" xmlns:wp14="http://schemas.microsoft.com/office/word/2010/wordprocessingDrawing" xmlns:wp="http://schemas.openxmlformats.org/drawingml/2006/wordprocessingDrawing" xmlns:w10="urn:schemas-microsoft-com:office:word" xmlns:w="http://schemas.openxmlformats.org/wordprocessingml/2006/main" xmlns:w14="http://schemas.microsoft.com/office/word/2010/wordml" xmlns:w15="http://schemas.microsoft.com/office/word/2012/wordml" xmlns:w16se="http://schemas.microsoft.com/office/word/2015/wordml/symex" xmlns:wpg="http://schemas.microsoft.com/office/word/2010/wordprocessingGroup" xmlns:wpi="http://schemas.microsoft.com/office/word/2010/wordprocessingInk" xmlns:wne="http://schemas.microsoft.com/office/word/2006/wordml" xmlns:wps="http://schemas.microsoft.com/office/word/2010/wordprocessingShape" mc:Ignorable="w14 w15 w16se wp14">
   <w:p>
     <w:pPr>
       <w:pStyle w:val="Footer"/>
@@ -6311,6 +6315,7 @@
     <w:r>
       <w:rPr>
         <w:noProof/>
+        <w:lang w:eastAsia="en-US"/>
       </w:rPr>
       <mc:AlternateContent>
         <mc:Choice Requires="wps">
@@ -6329,7 +6334,7 @@
               <wp:docPr id="2005617642" name="Text Box 7" descr="Restricted - مقيد ">
                 <a:extLst xmlns:a="http://schemas.openxmlformats.org/drawingml/2006/main">
                   <a:ext uri="{5AE41FA2-C0FF-4470-9BD4-5FADCA87CBE2}">
-                    <aclsh:classification xmlns:aclsh="http://schemas.microsoft.com/office/drawing/2020/classificationShape" classificationOutcomeType="ftr"/>
+                    <aclsh:classification xmlns:aclsh="http://schemas.microsoft.com/office/drawing/2020/classificationShape" xmlns:w16du="http://schemas.microsoft.com/office/word/2023/wordml/word16du" xmlns:w16sdtfl="http://schemas.microsoft.com/office/word/2024/wordml/sdtformatlock" xmlns:w16sdtdh="http://schemas.microsoft.com/office/word/2020/wordml/sdtdatahash" xmlns:w16="http://schemas.microsoft.com/office/word/2018/wordml" xmlns:w16cid="http://schemas.microsoft.com/office/word/2016/wordml/cid" xmlns:w16cex="http://schemas.microsoft.com/office/word/2018/wordml/cex" xmlns:w16cei="http://schemas.microsoft.com/office/word/2026/wordml/cei" xmlns:w="http://schemas.openxmlformats.org/wordprocessingml/2006/main" xmlns:w10="urn:schemas-microsoft-com:office:word" xmlns:v="urn:schemas-microsoft-com:vml" xmlns:o="urn:schemas-microsoft-com:office:office" xmlns:oel="http://schemas.microsoft.com/office/2019/extlst" xmlns:am3d="http://schemas.microsoft.com/office/drawing/2017/model3d" xmlns:aink="http://schemas.microsoft.com/office/drawing/2016/ink" xmlns:cx8="http://schemas.microsoft.com/office/drawing/2016/5/14/chartex" xmlns:cx7="http://schemas.microsoft.com/office/drawing/2016/5/13/chartex" xmlns:cx6="http://schemas.microsoft.com/office/drawing/2016/5/12/chartex" xmlns:cx5="http://schemas.microsoft.com/office/drawing/2016/5/11/chartex" xmlns:cx4="http://schemas.microsoft.com/office/drawing/2016/5/10/chartex" xmlns:cx3="http://schemas.microsoft.com/office/drawing/2016/5/9/chartex" xmlns:cx2="http://schemas.microsoft.com/office/drawing/2015/10/21/chartex" xmlns:cx1="http://schemas.microsoft.com/office/drawing/2015/9/8/chartex" xmlns="" classificationOutcomeType="ftr"/>
                   </a:ext>
                 </a:extLst>
               </wp:docPr>
@@ -6373,7 +6378,7 @@
                           </w:r>
                           <w:r>
                             <w:rPr>
-                              <w:rFonts w:ascii="Aptos" w:eastAsia="Aptos" w:hAnsi="Aptos" w:cs="Aptos"/>
+                              <w:rFonts w:ascii="Aptos" w:eastAsia="Aptos" w:hAnsi="Aptos" w:cs="Times New Roman"/>
                               <w:noProof/>
                               <w:color w:val="000000"/>
                               <w:rtl/>
@@ -6409,7 +6414,7 @@
               <v:stroke joinstyle="miter"/>
               <v:path gradientshapeok="t" o:connecttype="rect"/>
             </v:shapetype>
-            <v:shape id="Text Box 7" o:spid="_x0000_s1035" type="#_x0000_t202" alt="Restricted - مقيد " style="position:absolute;left:0;text-align:left;margin-left:0;margin-top:0;width:84.4pt;height:32.1pt;z-index:251662336;visibility:visible;mso-wrap-style:none;mso-wrap-distance-left:0;mso-wrap-distance-top:0;mso-wrap-distance-right:0;mso-wrap-distance-bottom:0;mso-position-horizontal:left;mso-position-horizontal-relative:page;mso-position-vertical:bottom;mso-position-vertical-relative:page;v-text-anchor:bottom" o:gfxdata="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" filled="f" stroked="f">
+            <v:shape id="Text Box 7" o:spid="_x0000_s1035" type="#_x0000_t202" alt="Restricted - مقيد " style="position:absolute;left:0;text-align:left;margin-left:0;margin-top:0;width:84.4pt;height:32.1pt;z-index:251662336;visibility:visible;mso-wrap-style:none;mso-wrap-distance-left:0;mso-wrap-distance-top:0;mso-wrap-distance-right:0;mso-wrap-distance-bottom:0;mso-position-horizontal:left;mso-position-horizontal-relative:page;mso-position-vertical:bottom;mso-position-vertical-relative:page;v-text-anchor:bottom" o:gfxdata="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" filled="f" stroked="f">
               <v:textbox style="mso-fit-shape-to-text:t" inset="20pt,0,0,15pt">
                 <w:txbxContent>
                   <w:p>
@@ -6431,7 +6436,7 @@
                     </w:r>
                     <w:r>
                       <w:rPr>
-                        <w:rFonts w:ascii="Aptos" w:eastAsia="Aptos" w:hAnsi="Aptos" w:cs="Aptos"/>
+                        <w:rFonts w:ascii="Aptos" w:eastAsia="Aptos" w:hAnsi="Aptos" w:cs="Times New Roman"/>
                         <w:noProof/>
                         <w:color w:val="000000"/>
                         <w:rtl/>
@@ -6460,7 +6465,7 @@
 </file>
 
 <file path=word/footnotes.xml><?xml version="1.0" encoding="utf-8"?>
-<w:footnotes xmlns:wpc="http://schemas.microsoft.com/office/word/2010/wordprocessingCanvas" xmlns:cx="http://schemas.microsoft.com/office/drawing/2014/chartex" xmlns:cx1="http://schemas.microsoft.com/office/drawing/2015/9/8/chartex" xmlns:cx2="http://schemas.microsoft.com/office/drawing/2015/10/21/chartex" xmlns:cx3="http://schemas.microsoft.com/office/drawing/2016/5/9/chartex" xmlns:cx4="http://schemas.microsoft.com/office/drawing/2016/5/10/chartex" xmlns:cx5="http://schemas.microsoft.com/office/drawing/2016/5/11/chartex" xmlns:cx6="http://schemas.microsoft.com/office/drawing/2016/5/12/chartex" xmlns:cx7="http://schemas.microsoft.com/office/drawing/2016/5/13/chartex" xmlns:cx8="http://schemas.microsoft.com/office/drawing/2016/5/14/chartex" xmlns:mc="http://schemas.openxmlformats.org/markup-compatibility/2006" xmlns:m="http://schemas.openxmlformats.org/officeDocument/2006/math" xmlns:aink="http://schemas.microsoft.com/office/drawing/2016/ink" xmlns:am3d="http://schemas.microsoft.com/office/drawing/2017/model3d" xmlns:oel="http://schemas.microsoft.com/office/2019/extlst" xmlns:r="http://schemas.openxmlformats.org/officeDocument/2006/relationships" xmlns:wp14="http://schemas.microsoft.com/office/word/2010/wordprocessingDrawing" xmlns:wp="http://schemas.openxmlformats.org/drawingml/2006/wordprocessingDrawing" xmlns:wpg="http://schemas.microsoft.com/office/word/2010/wordprocessingGroup" xmlns:wpi="http://schemas.microsoft.com/office/word/2010/wordprocessingInk" xmlns:wps="http://schemas.microsoft.com/office/word/2010/wordprocessingShape" xmlns:o="urn:schemas-microsoft-com:office:office" xmlns:v="urn:schemas-microsoft-com:vml" xmlns:w10="urn:schemas-microsoft-com:office:word" xmlns:w="http://schemas.openxmlformats.org/wordprocessingml/2006/main" xmlns:w14="http://schemas.microsoft.com/office/word/2010/wordml" xmlns:w15="http://schemas.microsoft.com/office/word/2012/wordml" xmlns:w16cei="http://schemas.microsoft.com/office/word/2026/wordml/cei" xmlns:w16cex="http://schemas.microsoft.com/office/word/2018/wordml/cex" xmlns:w16cid="http://schemas.microsoft.com/office/word/2016/wordml/cid" xmlns:w16="http://schemas.microsoft.com/office/word/2018/wordml" xmlns:w16sdtdh="http://schemas.microsoft.com/office/word/2020/wordml/sdtdatahash" xmlns:w16sdtfl="http://schemas.microsoft.com/office/word/2024/wordml/sdtformatlock" xmlns:w16se="http://schemas.microsoft.com/office/word/2015/wordml/symex" xmlns:w16du="http://schemas.microsoft.com/office/word/2023/wordml/word16du" xmlns:wne="http://schemas.microsoft.com/office/word/2006/wordml" mc:Ignorable="w14 w15 w16se w16cid w16 w16cex w16sdtdh w16sdtfl w16du wp14">
+<w:footnotes xmlns:wpc="http://schemas.microsoft.com/office/word/2010/wordprocessingCanvas" xmlns:cx="http://schemas.microsoft.com/office/drawing/2014/chartex" xmlns:mc="http://schemas.openxmlformats.org/markup-compatibility/2006" xmlns:o="urn:schemas-microsoft-com:office:office" xmlns:r="http://schemas.openxmlformats.org/officeDocument/2006/relationships" xmlns:m="http://schemas.openxmlformats.org/officeDocument/2006/math" xmlns:v="urn:schemas-microsoft-com:vml" xmlns:wp14="http://schemas.microsoft.com/office/word/2010/wordprocessingDrawing" xmlns:wp="http://schemas.openxmlformats.org/drawingml/2006/wordprocessingDrawing" xmlns:w10="urn:schemas-microsoft-com:office:word" xmlns:w="http://schemas.openxmlformats.org/wordprocessingml/2006/main" xmlns:w14="http://schemas.microsoft.com/office/word/2010/wordml" xmlns:w15="http://schemas.microsoft.com/office/word/2012/wordml" xmlns:w16se="http://schemas.microsoft.com/office/word/2015/wordml/symex" xmlns:wpg="http://schemas.microsoft.com/office/word/2010/wordprocessingGroup" xmlns:wpi="http://schemas.microsoft.com/office/word/2010/wordprocessingInk" xmlns:wne="http://schemas.microsoft.com/office/word/2006/wordml" xmlns:wps="http://schemas.microsoft.com/office/word/2010/wordprocessingShape" mc:Ignorable="w14 w15 w16se wp14">
   <w:footnote w:type="separator" w:id="-1">
     <w:p>
       <w:pPr>
@@ -6489,7 +6494,7 @@
 </file>
 
 <file path=word/header1.xml><?xml version="1.0" encoding="utf-8"?>
-<w:hdr xmlns:wpc="http://schemas.microsoft.com/office/word/2010/wordprocessingCanvas" xmlns:cx="http://schemas.microsoft.com/office/drawing/2014/chartex" xmlns:cx1="http://schemas.microsoft.com/office/drawing/2015/9/8/chartex" xmlns:cx2="http://schemas.microsoft.com/office/drawing/2015/10/21/chartex" xmlns:cx3="http://schemas.microsoft.com/office/drawing/2016/5/9/chartex" xmlns:cx4="http://schemas.microsoft.com/office/drawing/2016/5/10/chartex" xmlns:cx5="http://schemas.microsoft.com/office/drawing/2016/5/11/chartex" xmlns:cx6="http://schemas.microsoft.com/office/drawing/2016/5/12/chartex" xmlns:cx7="http://schemas.microsoft.com/office/drawing/2016/5/13/chartex" xmlns:cx8="http://schemas.microsoft.com/office/drawing/2016/5/14/chartex" xmlns:mc="http://schemas.openxmlformats.org/markup-compatibility/2006" xmlns:m="http://schemas.openxmlformats.org/officeDocument/2006/math" xmlns:aink="http://schemas.microsoft.com/office/drawing/2016/ink" xmlns:am3d="http://schemas.microsoft.com/office/drawing/2017/model3d" xmlns:oel="http://schemas.microsoft.com/office/2019/extlst" xmlns:r="http://schemas.openxmlformats.org/officeDocument/2006/relationships" xmlns:wp14="http://schemas.microsoft.com/office/word/2010/wordprocessingDrawing" xmlns:wp="http://schemas.openxmlformats.org/drawingml/2006/wordprocessingDrawing" xmlns:wpg="http://schemas.microsoft.com/office/word/2010/wordprocessingGroup" xmlns:wpi="http://schemas.microsoft.com/office/word/2010/wordprocessingInk" xmlns:wps="http://schemas.microsoft.com/office/word/2010/wordprocessingShape" xmlns:o="urn:schemas-microsoft-com:office:office" xmlns:v="urn:schemas-microsoft-com:vml" xmlns:w10="urn:schemas-microsoft-com:office:word" xmlns:w="http://schemas.openxmlformats.org/wordprocessingml/2006/main" xmlns:w14="http://schemas.microsoft.com/office/word/2010/wordml" xmlns:w15="http://schemas.microsoft.com/office/word/2012/wordml" xmlns:w16cei="http://schemas.microsoft.com/office/word/2026/wordml/cei" xmlns:w16cex="http://schemas.microsoft.com/office/word/2018/wordml/cex" xmlns:w16cid="http://schemas.microsoft.com/office/word/2016/wordml/cid" xmlns:w16="http://schemas.microsoft.com/office/word/2018/wordml" xmlns:w16sdtdh="http://schemas.microsoft.com/office/word/2020/wordml/sdtdatahash" xmlns:w16sdtfl="http://schemas.microsoft.com/office/word/2024/wordml/sdtformatlock" xmlns:w16se="http://schemas.microsoft.com/office/word/2015/wordml/symex" xmlns:w16du="http://schemas.microsoft.com/office/word/2023/wordml/word16du" xmlns:wne="http://schemas.microsoft.com/office/word/2006/wordml" mc:Ignorable="w14 w15 w16se w16cid w16 w16cex w16sdtdh w16sdtfl w16du wp14">
+<w:hdr xmlns:wpc="http://schemas.microsoft.com/office/word/2010/wordprocessingCanvas" xmlns:cx="http://schemas.microsoft.com/office/drawing/2014/chartex" xmlns:mc="http://schemas.openxmlformats.org/markup-compatibility/2006" xmlns:o="urn:schemas-microsoft-com:office:office" xmlns:r="http://schemas.openxmlformats.org/officeDocument/2006/relationships" xmlns:m="http://schemas.openxmlformats.org/officeDocument/2006/math" xmlns:v="urn:schemas-microsoft-com:vml" xmlns:wp14="http://schemas.microsoft.com/office/word/2010/wordprocessingDrawing" xmlns:wp="http://schemas.openxmlformats.org/drawingml/2006/wordprocessingDrawing" xmlns:w10="urn:schemas-microsoft-com:office:word" xmlns:w="http://schemas.openxmlformats.org/wordprocessingml/2006/main" xmlns:w14="http://schemas.microsoft.com/office/word/2010/wordml" xmlns:w15="http://schemas.microsoft.com/office/word/2012/wordml" xmlns:w16se="http://schemas.microsoft.com/office/word/2015/wordml/symex" xmlns:wpg="http://schemas.microsoft.com/office/word/2010/wordprocessingGroup" xmlns:wpi="http://schemas.microsoft.com/office/word/2010/wordprocessingInk" xmlns:wne="http://schemas.microsoft.com/office/word/2006/wordml" xmlns:wps="http://schemas.microsoft.com/office/word/2010/wordprocessingShape" mc:Ignorable="w14 w15 w16se wp14">
   <w:tbl>
     <w:tblPr>
       <w:tblW w:w="6410" w:type="pct"/>
@@ -6589,7 +6594,7 @@
 </file>
 
 <file path=word/header2.xml><?xml version="1.0" encoding="utf-8"?>
-<w:hdr xmlns:wpc="http://schemas.microsoft.com/office/word/2010/wordprocessingCanvas" xmlns:cx="http://schemas.microsoft.com/office/drawing/2014/chartex" xmlns:cx1="http://schemas.microsoft.com/office/drawing/2015/9/8/chartex" xmlns:cx2="http://schemas.microsoft.com/office/drawing/2015/10/21/chartex" xmlns:cx3="http://schemas.microsoft.com/office/drawing/2016/5/9/chartex" xmlns:cx4="http://schemas.microsoft.com/office/drawing/2016/5/10/chartex" xmlns:cx5="http://schemas.microsoft.com/office/drawing/2016/5/11/chartex" xmlns:cx6="http://schemas.microsoft.com/office/drawing/2016/5/12/chartex" xmlns:cx7="http://schemas.microsoft.com/office/drawing/2016/5/13/chartex" xmlns:cx8="http://schemas.microsoft.com/office/drawing/2016/5/14/chartex" xmlns:mc="http://schemas.openxmlformats.org/markup-compatibility/2006" xmlns:m="http://schemas.openxmlformats.org/officeDocument/2006/math" xmlns:aink="http://schemas.microsoft.com/office/drawing/2016/ink" xmlns:am3d="http://schemas.microsoft.com/office/drawing/2017/model3d" xmlns:oel="http://schemas.microsoft.com/office/2019/extlst" xmlns:r="http://schemas.openxmlformats.org/officeDocument/2006/relationships" xmlns:wp14="http://schemas.microsoft.com/office/word/2010/wordprocessingDrawing" xmlns:wp="http://schemas.openxmlformats.org/drawingml/2006/wordprocessingDrawing" xmlns:wpg="http://schemas.microsoft.com/office/word/2010/wordprocessingGroup" xmlns:wpi="http://schemas.microsoft.com/office/word/2010/wordprocessingInk" xmlns:wps="http://schemas.microsoft.com/office/word/2010/wordprocessingShape" xmlns:o="urn:schemas-microsoft-com:office:office" xmlns:v="urn:schemas-microsoft-com:vml" xmlns:w10="urn:schemas-microsoft-com:office:word" xmlns:w="http://schemas.openxmlformats.org/wordprocessingml/2006/main" xmlns:w14="http://schemas.microsoft.com/office/word/2010/wordml" xmlns:w15="http://schemas.microsoft.com/office/word/2012/wordml" xmlns:w16cei="http://schemas.microsoft.com/office/word/2026/wordml/cei" xmlns:w16cex="http://schemas.microsoft.com/office/word/2018/wordml/cex" xmlns:w16cid="http://schemas.microsoft.com/office/word/2016/wordml/cid" xmlns:w16="http://schemas.microsoft.com/office/word/2018/wordml" xmlns:w16sdtdh="http://schemas.microsoft.com/office/word/2020/wordml/sdtdatahash" xmlns:w16sdtfl="http://schemas.microsoft.com/office/word/2024/wordml/sdtformatlock" xmlns:w16se="http://schemas.microsoft.com/office/word/2015/wordml/symex" xmlns:w16du="http://schemas.microsoft.com/office/word/2023/wordml/word16du" xmlns:wne="http://schemas.microsoft.com/office/word/2006/wordml" mc:Ignorable="w14 w15 w16se w16cid w16 w16cex w16sdtdh w16sdtfl w16du wp14">
+<w:hdr xmlns:wpc="http://schemas.microsoft.com/office/word/2010/wordprocessingCanvas" xmlns:cx="http://schemas.microsoft.com/office/drawing/2014/chartex" xmlns:mc="http://schemas.openxmlformats.org/markup-compatibility/2006" xmlns:o="urn:schemas-microsoft-com:office:office" xmlns:r="http://schemas.openxmlformats.org/officeDocument/2006/relationships" xmlns:m="http://schemas.openxmlformats.org/officeDocument/2006/math" xmlns:v="urn:schemas-microsoft-com:vml" xmlns:wp14="http://schemas.microsoft.com/office/word/2010/wordprocessingDrawing" xmlns:wp="http://schemas.openxmlformats.org/drawingml/2006/wordprocessingDrawing" xmlns:w10="urn:schemas-microsoft-com:office:word" xmlns:w="http://schemas.openxmlformats.org/wordprocessingml/2006/main" xmlns:w14="http://schemas.microsoft.com/office/word/2010/wordml" xmlns:w15="http://schemas.microsoft.com/office/word/2012/wordml" xmlns:w16se="http://schemas.microsoft.com/office/word/2015/wordml/symex" xmlns:wpg="http://schemas.microsoft.com/office/word/2010/wordprocessingGroup" xmlns:wpi="http://schemas.microsoft.com/office/word/2010/wordprocessingInk" xmlns:wne="http://schemas.microsoft.com/office/word/2006/wordml" xmlns:wps="http://schemas.microsoft.com/office/word/2010/wordprocessingShape" mc:Ignorable="w14 w15 w16se wp14">
   <w:p>
     <w:pPr>
       <w:ind w:left="-2340"/>
@@ -6759,7 +6764,7 @@
             </wp:anchor>
           </w:drawing>
         </mc:Choice>
-        <mc:Fallback>
+        <mc:Fallback xmlns:w16du="http://schemas.microsoft.com/office/word/2023/wordml/word16du" xmlns:w16sdtfl="http://schemas.microsoft.com/office/word/2024/wordml/sdtformatlock" xmlns:w16sdtdh="http://schemas.microsoft.com/office/word/2020/wordml/sdtdatahash" xmlns:w16="http://schemas.microsoft.com/office/word/2018/wordml" xmlns:w16cid="http://schemas.microsoft.com/office/word/2016/wordml/cid" xmlns:w16cex="http://schemas.microsoft.com/office/word/2018/wordml/cex" xmlns:w16cei="http://schemas.microsoft.com/office/word/2026/wordml/cei" xmlns:oel="http://schemas.microsoft.com/office/2019/extlst" xmlns:am3d="http://schemas.microsoft.com/office/drawing/2017/model3d" xmlns:aink="http://schemas.microsoft.com/office/drawing/2016/ink" xmlns:cx8="http://schemas.microsoft.com/office/drawing/2016/5/14/chartex" xmlns:cx7="http://schemas.microsoft.com/office/drawing/2016/5/13/chartex" xmlns:cx6="http://schemas.microsoft.com/office/drawing/2016/5/12/chartex" xmlns:cx5="http://schemas.microsoft.com/office/drawing/2016/5/11/chartex" xmlns:cx4="http://schemas.microsoft.com/office/drawing/2016/5/10/chartex" xmlns:cx3="http://schemas.microsoft.com/office/drawing/2016/5/9/chartex" xmlns:cx2="http://schemas.microsoft.com/office/drawing/2015/10/21/chartex" xmlns:cx1="http://schemas.microsoft.com/office/drawing/2015/9/8/chartex">
           <w:pict>
             <v:line w14:anchorId="7169C831" id="Straight Connector 6" o:spid="_x0000_s1026" style="position:absolute;z-index:251660288;visibility:visible;mso-wrap-style:square;mso-width-percent:0;mso-height-percent:0;mso-wrap-distance-left:9pt;mso-wrap-distance-top:-3e-5mm;mso-wrap-distance-right:9pt;mso-wrap-distance-bottom:-3e-5mm;mso-position-horizontal:absolute;mso-position-horizontal-relative:text;mso-position-vertical:absolute;mso-position-vertical-relative:text;mso-width-percent:0;mso-height-percent:0;mso-width-relative:page;mso-height-relative:page" from="-68.95pt,-666.45pt" to="489.05pt,-666.45pt" o:gfxdata="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" strokecolor="#4f81bd" strokeweight="2pt">
               <v:shadow on="t" opacity="24903f" origin=",.5" offset="0,.55556mm"/>
@@ -6774,7 +6779,7 @@
 </file>
 
 <file path=word/header3.xml><?xml version="1.0" encoding="utf-8"?>
-<w:hdr xmlns:wpc="http://schemas.microsoft.com/office/word/2010/wordprocessingCanvas" xmlns:cx="http://schemas.microsoft.com/office/drawing/2014/chartex" xmlns:cx1="http://schemas.microsoft.com/office/drawing/2015/9/8/chartex" xmlns:cx2="http://schemas.microsoft.com/office/drawing/2015/10/21/chartex" xmlns:cx3="http://schemas.microsoft.com/office/drawing/2016/5/9/chartex" xmlns:cx4="http://schemas.microsoft.com/office/drawing/2016/5/10/chartex" xmlns:cx5="http://schemas.microsoft.com/office/drawing/2016/5/11/chartex" xmlns:cx6="http://schemas.microsoft.com/office/drawing/2016/5/12/chartex" xmlns:cx7="http://schemas.microsoft.com/office/drawing/2016/5/13/chartex" xmlns:cx8="http://schemas.microsoft.com/office/drawing/2016/5/14/chartex" xmlns:mc="http://schemas.openxmlformats.org/markup-compatibility/2006" xmlns:m="http://schemas.openxmlformats.org/officeDocument/2006/math" xmlns:aink="http://schemas.microsoft.com/office/drawing/2016/ink" xmlns:am3d="http://schemas.microsoft.com/office/drawing/2017/model3d" xmlns:oel="http://schemas.microsoft.com/office/2019/extlst" xmlns:r="http://schemas.openxmlformats.org/officeDocument/2006/relationships" xmlns:wp14="http://schemas.microsoft.com/office/word/2010/wordprocessingDrawing" xmlns:wp="http://schemas.openxmlformats.org/drawingml/2006/wordprocessingDrawing" xmlns:wpg="http://schemas.microsoft.com/office/word/2010/wordprocessingGroup" xmlns:wpi="http://schemas.microsoft.com/office/word/2010/wordprocessingInk" xmlns:wps="http://schemas.microsoft.com/office/word/2010/wordprocessingShape" xmlns:o="urn:schemas-microsoft-com:office:office" xmlns:v="urn:schemas-microsoft-com:vml" xmlns:w10="urn:schemas-microsoft-com:office:word" xmlns:w="http://schemas.openxmlformats.org/wordprocessingml/2006/main" xmlns:w14="http://schemas.microsoft.com/office/word/2010/wordml" xmlns:w15="http://schemas.microsoft.com/office/word/2012/wordml" xmlns:w16cei="http://schemas.microsoft.com/office/word/2026/wordml/cei" xmlns:w16cex="http://schemas.microsoft.com/office/word/2018/wordml/cex" xmlns:w16cid="http://schemas.microsoft.com/office/word/2016/wordml/cid" xmlns:w16="http://schemas.microsoft.com/office/word/2018/wordml" xmlns:w16sdtdh="http://schemas.microsoft.com/office/word/2020/wordml/sdtdatahash" xmlns:w16sdtfl="http://schemas.microsoft.com/office/word/2024/wordml/sdtformatlock" xmlns:w16se="http://schemas.microsoft.com/office/word/2015/wordml/symex" xmlns:w16du="http://schemas.microsoft.com/office/word/2023/wordml/word16du" xmlns:wne="http://schemas.microsoft.com/office/word/2006/wordml" mc:Ignorable="w14 w15 w16se w16cid w16 w16cex w16sdtdh w16sdtfl w16du wp14">
+<w:hdr xmlns:wpc="http://schemas.microsoft.com/office/word/2010/wordprocessingCanvas" xmlns:cx="http://schemas.microsoft.com/office/drawing/2014/chartex" xmlns:mc="http://schemas.openxmlformats.org/markup-compatibility/2006" xmlns:o="urn:schemas-microsoft-com:office:office" xmlns:r="http://schemas.openxmlformats.org/officeDocument/2006/relationships" xmlns:m="http://schemas.openxmlformats.org/officeDocument/2006/math" xmlns:v="urn:schemas-microsoft-com:vml" xmlns:wp14="http://schemas.microsoft.com/office/word/2010/wordprocessingDrawing" xmlns:wp="http://schemas.openxmlformats.org/drawingml/2006/wordprocessingDrawing" xmlns:w10="urn:schemas-microsoft-com:office:word" xmlns:w="http://schemas.openxmlformats.org/wordprocessingml/2006/main" xmlns:w14="http://schemas.microsoft.com/office/word/2010/wordml" xmlns:w15="http://schemas.microsoft.com/office/word/2012/wordml" xmlns:w16se="http://schemas.microsoft.com/office/word/2015/wordml/symex" xmlns:wpg="http://schemas.microsoft.com/office/word/2010/wordprocessingGroup" xmlns:wpi="http://schemas.microsoft.com/office/word/2010/wordprocessingInk" xmlns:wne="http://schemas.microsoft.com/office/word/2006/wordml" xmlns:wps="http://schemas.microsoft.com/office/word/2010/wordprocessingShape" mc:Ignorable="w14 w15 w16se wp14">
   <w:tbl>
     <w:tblPr>
       <w:tblW w:w="6410" w:type="pct"/>
@@ -6819,7 +6824,7 @@
             <w:fldChar w:fldCharType="separate"/>
           </w:r>
           <w:r>
-            <w:t>01</w:t>
+            <w:t>05</w:t>
           </w:r>
           <w:r>
             <w:fldChar w:fldCharType="end"/>
@@ -6979,7 +6984,7 @@
 </file>
 
 <file path=word/numbering.xml><?xml version="1.0" encoding="utf-8"?>
-<w:numbering xmlns:wpc="http://schemas.microsoft.com/office/word/2010/wordprocessingCanvas" xmlns:cx="http://schemas.microsoft.com/office/drawing/2014/chartex" xmlns:cx1="http://schemas.microsoft.com/office/drawing/2015/9/8/chartex" xmlns:cx2="http://schemas.microsoft.com/office/drawing/2015/10/21/chartex" xmlns:cx3="http://schemas.microsoft.com/office/drawing/2016/5/9/chartex" xmlns:cx4="http://schemas.microsoft.com/office/drawing/2016/5/10/chartex" xmlns:cx5="http://schemas.microsoft.com/office/drawing/2016/5/11/chartex" xmlns:cx6="http://schemas.microsoft.com/office/drawing/2016/5/12/chartex" xmlns:cx7="http://schemas.microsoft.com/office/drawing/2016/5/13/chartex" xmlns:cx8="http://schemas.microsoft.com/office/drawing/2016/5/14/chartex" xmlns:mc="http://schemas.openxmlformats.org/markup-compatibility/2006" xmlns:m="http://schemas.openxmlformats.org/officeDocument/2006/math" xmlns:aink="http://schemas.microsoft.com/office/drawing/2016/ink" xmlns:am3d="http://schemas.microsoft.com/office/drawing/2017/model3d" xmlns:oel="http://schemas.microsoft.com/office/2019/extlst" xmlns:r="http://schemas.openxmlformats.org/officeDocument/2006/relationships" xmlns:wp14="http://schemas.microsoft.com/office/word/2010/wordprocessingDrawing" xmlns:wp="http://schemas.openxmlformats.org/drawingml/2006/wordprocessingDrawing" xmlns:wpg="http://schemas.microsoft.com/office/word/2010/wordprocessingGroup" xmlns:wpi="http://schemas.microsoft.com/office/word/2010/wordprocessingInk" xmlns:wps="http://schemas.microsoft.com/office/word/2010/wordprocessingShape" xmlns:o="urn:schemas-microsoft-com:office:office" xmlns:v="urn:schemas-microsoft-com:vml" xmlns:w10="urn:schemas-microsoft-com:office:word" xmlns:w="http://schemas.openxmlformats.org/wordprocessingml/2006/main" xmlns:w14="http://schemas.microsoft.com/office/word/2010/wordml" xmlns:w15="http://schemas.microsoft.com/office/word/2012/wordml" xmlns:w16cei="http://schemas.microsoft.com/office/word/2026/wordml/cei" xmlns:w16cex="http://schemas.microsoft.com/office/word/2018/wordml/cex" xmlns:w16cid="http://schemas.microsoft.com/office/word/2016/wordml/cid" xmlns:w16="http://schemas.microsoft.com/office/word/2018/wordml" xmlns:w16sdtdh="http://schemas.microsoft.com/office/word/2020/wordml/sdtdatahash" xmlns:w16sdtfl="http://schemas.microsoft.com/office/word/2024/wordml/sdtformatlock" xmlns:w16se="http://schemas.microsoft.com/office/word/2015/wordml/symex" xmlns:w16du="http://schemas.microsoft.com/office/word/2023/wordml/word16du" xmlns:wne="http://schemas.microsoft.com/office/word/2006/wordml" mc:Ignorable="w14 w15 w16se w16cid w16 w16cex w16sdtdh w16sdtfl w16du wp14">
+<w:numbering xmlns:wpc="http://schemas.microsoft.com/office/word/2010/wordprocessingCanvas" xmlns:cx="http://schemas.microsoft.com/office/drawing/2014/chartex" xmlns:mc="http://schemas.openxmlformats.org/markup-compatibility/2006" xmlns:o="urn:schemas-microsoft-com:office:office" xmlns:r="http://schemas.openxmlformats.org/officeDocument/2006/relationships" xmlns:m="http://schemas.openxmlformats.org/officeDocument/2006/math" xmlns:v="urn:schemas-microsoft-com:vml" xmlns:wp14="http://schemas.microsoft.com/office/word/2010/wordprocessingDrawing" xmlns:wp="http://schemas.openxmlformats.org/drawingml/2006/wordprocessingDrawing" xmlns:w10="urn:schemas-microsoft-com:office:word" xmlns:w="http://schemas.openxmlformats.org/wordprocessingml/2006/main" xmlns:w14="http://schemas.microsoft.com/office/word/2010/wordml" xmlns:w15="http://schemas.microsoft.com/office/word/2012/wordml" xmlns:w16se="http://schemas.microsoft.com/office/word/2015/wordml/symex" xmlns:wpg="http://schemas.microsoft.com/office/word/2010/wordprocessingGroup" xmlns:wpi="http://schemas.microsoft.com/office/word/2010/wordprocessingInk" xmlns:wne="http://schemas.microsoft.com/office/word/2006/wordml" xmlns:wps="http://schemas.microsoft.com/office/word/2010/wordprocessingShape" mc:Ignorable="w14 w15 w16se wp14">
   <w:abstractNum w:abstractNumId="0" w15:restartNumberingAfterBreak="0">
     <w:nsid w:val="FFFFFF89"/>
     <w:multiLevelType w:val="singleLevel"/>
@@ -9416,79 +9421,79 @@
       </w:pPr>
     </w:lvl>
   </w:abstractNum>
-  <w:num w:numId="1" w16cid:durableId="102305945">
+  <w:num w:numId="1">
     <w:abstractNumId w:val="0"/>
   </w:num>
-  <w:num w:numId="2" w16cid:durableId="1162159977">
+  <w:num w:numId="2">
     <w:abstractNumId w:val="0"/>
     <w:lvlOverride w:ilvl="0">
       <w:startOverride w:val="1"/>
     </w:lvlOverride>
   </w:num>
-  <w:num w:numId="3" w16cid:durableId="1046485672">
+  <w:num w:numId="3">
     <w:abstractNumId w:val="11"/>
   </w:num>
-  <w:num w:numId="4" w16cid:durableId="1348369148">
+  <w:num w:numId="4">
     <w:abstractNumId w:val="0"/>
     <w:lvlOverride w:ilvl="0">
       <w:startOverride w:val="1"/>
     </w:lvlOverride>
   </w:num>
-  <w:num w:numId="5" w16cid:durableId="808977065">
+  <w:num w:numId="5">
     <w:abstractNumId w:val="0"/>
     <w:lvlOverride w:ilvl="0">
       <w:startOverride w:val="1"/>
     </w:lvlOverride>
   </w:num>
-  <w:num w:numId="6" w16cid:durableId="123279202">
+  <w:num w:numId="6">
     <w:abstractNumId w:val="13"/>
   </w:num>
-  <w:num w:numId="7" w16cid:durableId="1554002584">
+  <w:num w:numId="7">
     <w:abstractNumId w:val="8"/>
   </w:num>
-  <w:num w:numId="8" w16cid:durableId="875848164">
+  <w:num w:numId="8">
     <w:abstractNumId w:val="1"/>
   </w:num>
-  <w:num w:numId="9" w16cid:durableId="811019329">
+  <w:num w:numId="9">
     <w:abstractNumId w:val="2"/>
   </w:num>
-  <w:num w:numId="10" w16cid:durableId="1263883145">
+  <w:num w:numId="10">
     <w:abstractNumId w:val="22"/>
   </w:num>
-  <w:num w:numId="11" w16cid:durableId="1362049007">
+  <w:num w:numId="11">
     <w:abstractNumId w:val="7"/>
   </w:num>
-  <w:num w:numId="12" w16cid:durableId="241456365">
+  <w:num w:numId="12">
     <w:abstractNumId w:val="19"/>
   </w:num>
-  <w:num w:numId="13" w16cid:durableId="1580672147">
+  <w:num w:numId="13">
     <w:abstractNumId w:val="10"/>
   </w:num>
-  <w:num w:numId="14" w16cid:durableId="383799033">
+  <w:num w:numId="14">
     <w:abstractNumId w:val="3"/>
   </w:num>
-  <w:num w:numId="15" w16cid:durableId="500704419">
+  <w:num w:numId="15">
     <w:abstractNumId w:val="21"/>
   </w:num>
-  <w:num w:numId="16" w16cid:durableId="1551187499">
+  <w:num w:numId="16">
     <w:abstractNumId w:val="4"/>
   </w:num>
-  <w:num w:numId="17" w16cid:durableId="1568298756">
+  <w:num w:numId="17">
     <w:abstractNumId w:val="17"/>
   </w:num>
-  <w:num w:numId="18" w16cid:durableId="1622105945">
+  <w:num w:numId="18">
     <w:abstractNumId w:val="14"/>
   </w:num>
-  <w:num w:numId="19" w16cid:durableId="541599882">
+  <w:num w:numId="19">
     <w:abstractNumId w:val="15"/>
   </w:num>
-  <w:num w:numId="20" w16cid:durableId="184173430">
+  <w:num w:numId="20">
     <w:abstractNumId w:val="12"/>
   </w:num>
-  <w:num w:numId="21" w16cid:durableId="1860777300">
+  <w:num w:numId="21">
     <w:abstractNumId w:val="5"/>
   </w:num>
-  <w:num w:numId="22" w16cid:durableId="1255015343">
+  <w:num w:numId="22">
     <w:abstractNumId w:val="18"/>
     <w:lvlOverride w:ilvl="0">
       <w:startOverride w:val="1"/>
@@ -9518,7 +9523,7 @@
       <w:startOverride w:val="1"/>
     </w:lvlOverride>
   </w:num>
-  <w:num w:numId="23" w16cid:durableId="768893238">
+  <w:num w:numId="23">
     <w:abstractNumId w:val="20"/>
     <w:lvlOverride w:ilvl="0">
       <w:startOverride w:val="1"/>
@@ -9548,13 +9553,13 @@
       <w:startOverride w:val="1"/>
     </w:lvlOverride>
   </w:num>
-  <w:num w:numId="24" w16cid:durableId="1392075340">
+  <w:num w:numId="24">
     <w:abstractNumId w:val="6"/>
   </w:num>
-  <w:num w:numId="25" w16cid:durableId="1212309452">
+  <w:num w:numId="25">
     <w:abstractNumId w:val="9"/>
   </w:num>
-  <w:num w:numId="26" w16cid:durableId="229658036">
+  <w:num w:numId="26">
     <w:abstractNumId w:val="16"/>
     <w:lvlOverride w:ilvl="0">
       <w:startOverride w:val="1"/>
@@ -9588,7 +9593,7 @@
 </file>
 
 <file path=word/styles.xml><?xml version="1.0" encoding="utf-8"?>
-<w:styles xmlns:mc="http://schemas.openxmlformats.org/markup-compatibility/2006" xmlns:r="http://schemas.openxmlformats.org/officeDocument/2006/relationships" xmlns:w="http://schemas.openxmlformats.org/wordprocessingml/2006/main" xmlns:w14="http://schemas.microsoft.com/office/word/2010/wordml" xmlns:w15="http://schemas.microsoft.com/office/word/2012/wordml" xmlns:w16cex="http://schemas.microsoft.com/office/word/2018/wordml/cex" xmlns:w16cid="http://schemas.microsoft.com/office/word/2016/wordml/cid" xmlns:w16="http://schemas.microsoft.com/office/word/2018/wordml" xmlns:w16sdtdh="http://schemas.microsoft.com/office/word/2020/wordml/sdtdatahash" xmlns:w16sdtfl="http://schemas.microsoft.com/office/word/2024/wordml/sdtformatlock" xmlns:w16se="http://schemas.microsoft.com/office/word/2015/wordml/symex" xmlns:w16du="http://schemas.microsoft.com/office/word/2023/wordml/word16du" mc:Ignorable="w14 w15 w16se w16cid w16 w16cex w16sdtdh w16sdtfl w16du">
+<w:styles xmlns:mc="http://schemas.openxmlformats.org/markup-compatibility/2006" xmlns:r="http://schemas.openxmlformats.org/officeDocument/2006/relationships" xmlns:w="http://schemas.openxmlformats.org/wordprocessingml/2006/main" xmlns:w14="http://schemas.microsoft.com/office/word/2010/wordml" xmlns:w15="http://schemas.microsoft.com/office/word/2012/wordml" xmlns:w16se="http://schemas.microsoft.com/office/word/2015/wordml/symex" mc:Ignorable="w14 w15 w16se">
   <w:docDefaults>
     <w:rPrDefault>
       <w:rPr>
@@ -9603,7 +9608,7 @@
       </w:pPr>
     </w:pPrDefault>
   </w:docDefaults>
-  <w:latentStyles w:defLockedState="0" w:defUIPriority="99" w:defSemiHidden="0" w:defUnhideWhenUsed="0" w:defQFormat="0" w:count="376">
+  <w:latentStyles w:defLockedState="0" w:defUIPriority="99" w:defSemiHidden="0" w:defUnhideWhenUsed="0" w:defQFormat="0" w:count="371">
     <w:lsdException w:name="Normal" w:uiPriority="0" w:qFormat="1"/>
     <w:lsdException w:name="heading 1" w:uiPriority="9" w:qFormat="1"/>
     <w:lsdException w:name="heading 2" w:semiHidden="1" w:uiPriority="9" w:unhideWhenUsed="1" w:qFormat="1"/>
@@ -9975,11 +9980,6 @@
     <w:lsdException w:name="List Table 5 Dark Accent 6" w:uiPriority="50"/>
     <w:lsdException w:name="List Table 6 Colorful Accent 6" w:uiPriority="51"/>
     <w:lsdException w:name="List Table 7 Colorful Accent 6" w:uiPriority="52"/>
-    <w:lsdException w:name="Mention" w:semiHidden="1" w:unhideWhenUsed="1"/>
-    <w:lsdException w:name="Smart Hyperlink" w:semiHidden="1" w:unhideWhenUsed="1"/>
-    <w:lsdException w:name="Hashtag" w:semiHidden="1" w:unhideWhenUsed="1"/>
-    <w:lsdException w:name="Unresolved Mention" w:semiHidden="1" w:unhideWhenUsed="1"/>
-    <w:lsdException w:name="Smart Link" w:semiHidden="1" w:unhideWhenUsed="1"/>
   </w:latentStyles>
   <w:style w:type="paragraph" w:default="1" w:styleId="Normal">
     <w:name w:val="Normal"/>
@@ -10892,7 +10892,7 @@
 </file>
 
 <file path=word/glossary/document.xml><?xml version="1.0" encoding="utf-8"?>
-<w:glossaryDocument xmlns:wpc="http://schemas.microsoft.com/office/word/2010/wordprocessingCanvas" xmlns:cx="http://schemas.microsoft.com/office/drawing/2014/chartex" xmlns:cx1="http://schemas.microsoft.com/office/drawing/2015/9/8/chartex" xmlns:cx2="http://schemas.microsoft.com/office/drawing/2015/10/21/chartex" xmlns:cx3="http://schemas.microsoft.com/office/drawing/2016/5/9/chartex" xmlns:cx4="http://schemas.microsoft.com/office/drawing/2016/5/10/chartex" xmlns:cx5="http://schemas.microsoft.com/office/drawing/2016/5/11/chartex" xmlns:cx6="http://schemas.microsoft.com/office/drawing/2016/5/12/chartex" xmlns:cx7="http://schemas.microsoft.com/office/drawing/2016/5/13/chartex" xmlns:cx8="http://schemas.microsoft.com/office/drawing/2016/5/14/chartex" xmlns:mc="http://schemas.openxmlformats.org/markup-compatibility/2006" xmlns:m="http://schemas.openxmlformats.org/officeDocument/2006/math" xmlns:aink="http://schemas.microsoft.com/office/drawing/2016/ink" xmlns:am3d="http://schemas.microsoft.com/office/drawing/2017/model3d" xmlns:oel="http://schemas.microsoft.com/office/2019/extlst" xmlns:r="http://schemas.openxmlformats.org/officeDocument/2006/relationships" xmlns:wp14="http://schemas.microsoft.com/office/word/2010/wordprocessingDrawing" xmlns:wp="http://schemas.openxmlformats.org/drawingml/2006/wordprocessingDrawing" xmlns:wpg="http://schemas.microsoft.com/office/word/2010/wordprocessingGroup" xmlns:wpi="http://schemas.microsoft.com/office/word/2010/wordprocessingInk" xmlns:wps="http://schemas.microsoft.com/office/word/2010/wordprocessingShape" xmlns:o="urn:schemas-microsoft-com:office:office" xmlns:v="urn:schemas-microsoft-com:vml" xmlns:w10="urn:schemas-microsoft-com:office:word" xmlns:w="http://schemas.openxmlformats.org/wordprocessingml/2006/main" xmlns:w14="http://schemas.microsoft.com/office/word/2010/wordml" xmlns:w15="http://schemas.microsoft.com/office/word/2012/wordml" xmlns:w16cei="http://schemas.microsoft.com/office/word/2026/wordml/cei" xmlns:w16cex="http://schemas.microsoft.com/office/word/2018/wordml/cex" xmlns:w16cid="http://schemas.microsoft.com/office/word/2016/wordml/cid" xmlns:w16="http://schemas.microsoft.com/office/word/2018/wordml" xmlns:w16sdtdh="http://schemas.microsoft.com/office/word/2020/wordml/sdtdatahash" xmlns:w16sdtfl="http://schemas.microsoft.com/office/word/2024/wordml/sdtformatlock" xmlns:w16se="http://schemas.microsoft.com/office/word/2015/wordml/symex" xmlns:w16du="http://schemas.microsoft.com/office/word/2023/wordml/word16du" xmlns:wne="http://schemas.microsoft.com/office/word/2006/wordml" mc:Ignorable="w14 w15 w16se w16cid w16 w16cex w16sdtdh w16sdtfl w16du wp14">
+<w:glossaryDocument xmlns:wpc="http://schemas.microsoft.com/office/word/2010/wordprocessingCanvas" xmlns:cx="http://schemas.microsoft.com/office/drawing/2014/chartex" xmlns:mc="http://schemas.openxmlformats.org/markup-compatibility/2006" xmlns:o="urn:schemas-microsoft-com:office:office" xmlns:r="http://schemas.openxmlformats.org/officeDocument/2006/relationships" xmlns:m="http://schemas.openxmlformats.org/officeDocument/2006/math" xmlns:v="urn:schemas-microsoft-com:vml" xmlns:wp14="http://schemas.microsoft.com/office/word/2010/wordprocessingDrawing" xmlns:wp="http://schemas.openxmlformats.org/drawingml/2006/wordprocessingDrawing" xmlns:w10="urn:schemas-microsoft-com:office:word" xmlns:w="http://schemas.openxmlformats.org/wordprocessingml/2006/main" xmlns:w14="http://schemas.microsoft.com/office/word/2010/wordml" xmlns:w15="http://schemas.microsoft.com/office/word/2012/wordml" xmlns:w16se="http://schemas.microsoft.com/office/word/2015/wordml/symex" xmlns:wpg="http://schemas.microsoft.com/office/word/2010/wordprocessingGroup" xmlns:wpi="http://schemas.microsoft.com/office/word/2010/wordprocessingInk" xmlns:wne="http://schemas.microsoft.com/office/word/2006/wordml" xmlns:wps="http://schemas.microsoft.com/office/word/2010/wordprocessingShape" mc:Ignorable="w14 w15 w16se wp14">
   <w:docParts>
     <w:docPart>
       <w:docPartPr>
@@ -10977,7 +10977,7 @@
 </file>
 
 <file path=word/glossary/fontTable.xml><?xml version="1.0" encoding="utf-8"?>
-<w:fonts xmlns:mc="http://schemas.openxmlformats.org/markup-compatibility/2006" xmlns:r="http://schemas.openxmlformats.org/officeDocument/2006/relationships" xmlns:w="http://schemas.openxmlformats.org/wordprocessingml/2006/main" xmlns:w14="http://schemas.microsoft.com/office/word/2010/wordml" xmlns:w15="http://schemas.microsoft.com/office/word/2012/wordml" xmlns:w16cex="http://schemas.microsoft.com/office/word/2018/wordml/cex" xmlns:w16cid="http://schemas.microsoft.com/office/word/2016/wordml/cid" xmlns:w16="http://schemas.microsoft.com/office/word/2018/wordml" xmlns:w16sdtdh="http://schemas.microsoft.com/office/word/2020/wordml/sdtdatahash" xmlns:w16sdtfl="http://schemas.microsoft.com/office/word/2024/wordml/sdtformatlock" xmlns:w16se="http://schemas.microsoft.com/office/word/2015/wordml/symex" xmlns:w16du="http://schemas.microsoft.com/office/word/2023/wordml/word16du" mc:Ignorable="w14 w15 w16se w16cid w16 w16cex w16sdtdh w16sdtfl w16du">
+<w:fonts xmlns:mc="http://schemas.openxmlformats.org/markup-compatibility/2006" xmlns:r="http://schemas.openxmlformats.org/officeDocument/2006/relationships" xmlns:w="http://schemas.openxmlformats.org/wordprocessingml/2006/main" xmlns:w14="http://schemas.microsoft.com/office/word/2010/wordml" xmlns:w15="http://schemas.microsoft.com/office/word/2012/wordml" xmlns:w16se="http://schemas.microsoft.com/office/word/2015/wordml/symex" mc:Ignorable="w14 w15 w16se">
   <w:font w:name="Cambria">
     <w:panose1 w:val="02040503050406030204"/>
     <w:charset w:val="00"/>
@@ -10995,7 +10995,7 @@
   <w:font w:name="Symbol">
     <w:panose1 w:val="05050102010706020507"/>
     <w:charset w:val="02"/>
-    <w:family w:val="decorative"/>
+    <w:family w:val="roman"/>
     <w:pitch w:val="variable"/>
     <w:sig w:usb0="00000000" w:usb1="10000000" w:usb2="00000000" w:usb3="00000000" w:csb0="80000000" w:csb1="00000000"/>
   </w:font>
@@ -11008,10 +11008,10 @@
   </w:font>
   <w:font w:name="Wingdings">
     <w:panose1 w:val="05000000000000000000"/>
-    <w:charset w:val="4D"/>
-    <w:family w:val="decorative"/>
+    <w:charset w:val="02"/>
+    <w:family w:val="auto"/>
     <w:pitch w:val="variable"/>
-    <w:sig w:usb0="00000003" w:usb1="00000000" w:usb2="00000000" w:usb3="00000000" w:csb0="80000001" w:csb1="00000000"/>
+    <w:sig w:usb0="00000000" w:usb1="10000000" w:usb2="00000000" w:usb3="00000000" w:csb0="80000000" w:csb1="00000000"/>
   </w:font>
   <w:font w:name="Arial">
     <w:panose1 w:val="020B0604020202020204"/>
@@ -11035,14 +11035,20 @@
     <w:sig w:usb0="E1002EFF" w:usb1="C000605B" w:usb2="00000029" w:usb3="00000000" w:csb0="000101FF" w:csb1="00000000"/>
   </w:font>
   <w:font w:name="Aptos">
-    <w:panose1 w:val="020B0004020202020204"/>
+    <w:altName w:val="Arial"/>
     <w:charset w:val="00"/>
     <w:family w:val="swiss"/>
     <w:pitch w:val="variable"/>
     <w:sig w:usb0="20000287" w:usb1="00000003" w:usb2="00000000" w:usb3="00000000" w:csb0="0000019F" w:csb1="00000000"/>
   </w:font>
+  <w:font w:name="Calibri">
+    <w:panose1 w:val="020F0502020204030204"/>
+    <w:charset w:val="00"/>
+    <w:family w:val="swiss"/>
+    <w:pitch w:val="variable"/>
+    <w:sig w:usb0="E4002EFF" w:usb1="C200247B" w:usb2="00000009" w:usb3="00000000" w:csb0="000001FF" w:csb1="00000000"/>
+  </w:font>
   <w:font w:name="Yu Mincho">
-    <w:panose1 w:val="02020400000000000000"/>
     <w:charset w:val="80"/>
     <w:family w:val="roman"/>
     <w:pitch w:val="variable"/>
@@ -11055,18 +11061,18 @@
     <w:pitch w:val="variable"/>
     <w:sig w:usb0="E00002FF" w:usb1="2AC7FDFF" w:usb2="00000016" w:usb3="00000000" w:csb0="0002009F" w:csb1="00000000"/>
   </w:font>
-  <w:font w:name="Aptos Display">
-    <w:panose1 w:val="020B0004020202020204"/>
+  <w:font w:name="Calibri Light">
+    <w:panose1 w:val="020F0302020204030204"/>
     <w:charset w:val="00"/>
     <w:family w:val="swiss"/>
     <w:pitch w:val="variable"/>
-    <w:sig w:usb0="20000287" w:usb1="00000003" w:usb2="00000000" w:usb3="00000000" w:csb0="0000019F" w:csb1="00000000"/>
+    <w:sig w:usb0="E4002EFF" w:usb1="C200247B" w:usb2="00000009" w:usb3="00000000" w:csb0="000001FF" w:csb1="00000000"/>
   </w:font>
 </w:fonts>
 </file>
 
 <file path=word/glossary/numbering.xml><?xml version="1.0" encoding="utf-8"?>
-<w:numbering xmlns:wpc="http://schemas.microsoft.com/office/word/2010/wordprocessingCanvas" xmlns:cx="http://schemas.microsoft.com/office/drawing/2014/chartex" xmlns:cx1="http://schemas.microsoft.com/office/drawing/2015/9/8/chartex" xmlns:cx2="http://schemas.microsoft.com/office/drawing/2015/10/21/chartex" xmlns:cx3="http://schemas.microsoft.com/office/drawing/2016/5/9/chartex" xmlns:cx4="http://schemas.microsoft.com/office/drawing/2016/5/10/chartex" xmlns:cx5="http://schemas.microsoft.com/office/drawing/2016/5/11/chartex" xmlns:cx6="http://schemas.microsoft.com/office/drawing/2016/5/12/chartex" xmlns:cx7="http://schemas.microsoft.com/office/drawing/2016/5/13/chartex" xmlns:cx8="http://schemas.microsoft.com/office/drawing/2016/5/14/chartex" xmlns:mc="http://schemas.openxmlformats.org/markup-compatibility/2006" xmlns:m="http://schemas.openxmlformats.org/officeDocument/2006/math" xmlns:aink="http://schemas.microsoft.com/office/drawing/2016/ink" xmlns:am3d="http://schemas.microsoft.com/office/drawing/2017/model3d" xmlns:oel="http://schemas.microsoft.com/office/2019/extlst" xmlns:r="http://schemas.openxmlformats.org/officeDocument/2006/relationships" xmlns:wp14="http://schemas.microsoft.com/office/word/2010/wordprocessingDrawing" xmlns:wp="http://schemas.openxmlformats.org/drawingml/2006/wordprocessingDrawing" xmlns:wpg="http://schemas.microsoft.com/office/word/2010/wordprocessingGroup" xmlns:wpi="http://schemas.microsoft.com/office/word/2010/wordprocessingInk" xmlns:wps="http://schemas.microsoft.com/office/word/2010/wordprocessingShape" xmlns:o="urn:schemas-microsoft-com:office:office" xmlns:v="urn:schemas-microsoft-com:vml" xmlns:w10="urn:schemas-microsoft-com:office:word" xmlns:w="http://schemas.openxmlformats.org/wordprocessingml/2006/main" xmlns:w14="http://schemas.microsoft.com/office/word/2010/wordml" xmlns:w15="http://schemas.microsoft.com/office/word/2012/wordml" xmlns:w16cei="http://schemas.microsoft.com/office/word/2026/wordml/cei" xmlns:w16cex="http://schemas.microsoft.com/office/word/2018/wordml/cex" xmlns:w16cid="http://schemas.microsoft.com/office/word/2016/wordml/cid" xmlns:w16="http://schemas.microsoft.com/office/word/2018/wordml" xmlns:w16sdtdh="http://schemas.microsoft.com/office/word/2020/wordml/sdtdatahash" xmlns:w16sdtfl="http://schemas.microsoft.com/office/word/2024/wordml/sdtformatlock" xmlns:w16se="http://schemas.microsoft.com/office/word/2015/wordml/symex" xmlns:w16du="http://schemas.microsoft.com/office/word/2023/wordml/word16du" xmlns:wne="http://schemas.microsoft.com/office/word/2006/wordml" mc:Ignorable="w14 w15 w16se w16cid w16 w16cex w16sdtdh w16sdtfl w16du wp14">
+<w:numbering xmlns:wpc="http://schemas.microsoft.com/office/word/2010/wordprocessingCanvas" xmlns:cx="http://schemas.microsoft.com/office/drawing/2014/chartex" xmlns:mc="http://schemas.openxmlformats.org/markup-compatibility/2006" xmlns:o="urn:schemas-microsoft-com:office:office" xmlns:r="http://schemas.openxmlformats.org/officeDocument/2006/relationships" xmlns:m="http://schemas.openxmlformats.org/officeDocument/2006/math" xmlns:v="urn:schemas-microsoft-com:vml" xmlns:wp14="http://schemas.microsoft.com/office/word/2010/wordprocessingDrawing" xmlns:wp="http://schemas.openxmlformats.org/drawingml/2006/wordprocessingDrawing" xmlns:w10="urn:schemas-microsoft-com:office:word" xmlns:w="http://schemas.openxmlformats.org/wordprocessingml/2006/main" xmlns:w14="http://schemas.microsoft.com/office/word/2010/wordml" xmlns:w15="http://schemas.microsoft.com/office/word/2012/wordml" xmlns:w16se="http://schemas.microsoft.com/office/word/2015/wordml/symex" xmlns:wpg="http://schemas.microsoft.com/office/word/2010/wordprocessingGroup" xmlns:wpi="http://schemas.microsoft.com/office/word/2010/wordprocessingInk" xmlns:wne="http://schemas.microsoft.com/office/word/2006/wordml" xmlns:wps="http://schemas.microsoft.com/office/word/2010/wordprocessingShape" mc:Ignorable="w14 w15 w16se wp14">
   <w:abstractNum w:abstractNumId="0" w15:restartNumberingAfterBreak="0">
     <w:nsid w:val="FFFFFF89"/>
     <w:multiLevelType w:val="singleLevel"/>
@@ -11082,18 +11088,18 @@
       </w:pPr>
       <w:rPr>
         <w:rFonts w:ascii="Cambria" w:hAnsi="Cambria" w:hint="default"/>
-        <w:color w:val="156082" w:themeColor="accent1"/>
+        <w:color w:val="5B9BD5" w:themeColor="accent1"/>
       </w:rPr>
     </w:lvl>
   </w:abstractNum>
-  <w:num w:numId="1" w16cid:durableId="44372865">
+  <w:num w:numId="1">
     <w:abstractNumId w:val="0"/>
   </w:num>
 </w:numbering>
 </file>
 
 <file path=word/glossary/settings.xml><?xml version="1.0" encoding="utf-8"?>
-<w:settings xmlns:mc="http://schemas.openxmlformats.org/markup-compatibility/2006" xmlns:m="http://schemas.openxmlformats.org/officeDocument/2006/math" xmlns:r="http://schemas.openxmlformats.org/officeDocument/2006/relationships" xmlns:sl="http://schemas.openxmlformats.org/schemaLibrary/2006/main" xmlns:o="urn:schemas-microsoft-com:office:office" xmlns:v="urn:schemas-microsoft-com:vml" xmlns:w10="urn:schemas-microsoft-com:office:word" xmlns:w="http://schemas.openxmlformats.org/wordprocessingml/2006/main" xmlns:w14="http://schemas.microsoft.com/office/word/2010/wordml" xmlns:w15="http://schemas.microsoft.com/office/word/2012/wordml" xmlns:w16cex="http://schemas.microsoft.com/office/word/2018/wordml/cex" xmlns:w16cid="http://schemas.microsoft.com/office/word/2016/wordml/cid" xmlns:w16="http://schemas.microsoft.com/office/word/2018/wordml" xmlns:w16sdtdh="http://schemas.microsoft.com/office/word/2020/wordml/sdtdatahash" xmlns:w16sdtfl="http://schemas.microsoft.com/office/word/2024/wordml/sdtformatlock" xmlns:w16se="http://schemas.microsoft.com/office/word/2015/wordml/symex" xmlns:w16du="http://schemas.microsoft.com/office/word/2023/wordml/word16du" mc:Ignorable="w14 w15 w16se w16cid w16 w16cex w16sdtdh w16sdtfl w16du">
+<w:settings xmlns:mc="http://schemas.openxmlformats.org/markup-compatibility/2006" xmlns:o="urn:schemas-microsoft-com:office:office" xmlns:r="http://schemas.openxmlformats.org/officeDocument/2006/relationships" xmlns:m="http://schemas.openxmlformats.org/officeDocument/2006/math" xmlns:v="urn:schemas-microsoft-com:vml" xmlns:w10="urn:schemas-microsoft-com:office:word" xmlns:w="http://schemas.openxmlformats.org/wordprocessingml/2006/main" xmlns:w14="http://schemas.microsoft.com/office/word/2010/wordml" xmlns:w15="http://schemas.microsoft.com/office/word/2012/wordml" xmlns:w16se="http://schemas.microsoft.com/office/word/2015/wordml/symex" xmlns:sl="http://schemas.openxmlformats.org/schemaLibrary/2006/main" mc:Ignorable="w14 w15 w16se">
   <w:view w:val="normal"/>
   <w:defaultTabStop w:val="720"/>
   <w:characterSpacingControl w:val="doNotCompress"/>
@@ -11104,7 +11110,6 @@
     <w:compatSetting w:name="enableOpenTypeFeatures" w:uri="http://schemas.microsoft.com/office/word" w:val="1"/>
     <w:compatSetting w:name="doNotFlipMirrorIndents" w:uri="http://schemas.microsoft.com/office/word" w:val="1"/>
     <w:compatSetting w:name="differentiateMultirowTableHeaders" w:uri="http://schemas.microsoft.com/office/word" w:val="1"/>
-    <w:compatSetting w:name="useWord2013TrackBottomHyphenation" w:uri="http://schemas.microsoft.com/office/word" w:val="1"/>
   </w:compat>
   <w:rsids>
     <w:rsidRoot w:val="00324ACF"/>
@@ -11141,6 +11146,7 @@
     <w:rsid w:val="00902777"/>
     <w:rsid w:val="009028F4"/>
     <w:rsid w:val="00977680"/>
+    <w:rsid w:val="00A21E6E"/>
     <w:rsid w:val="00A230C9"/>
     <w:rsid w:val="00A53609"/>
     <w:rsid w:val="00A54293"/>
@@ -11189,7 +11195,7 @@
 </file>
 
 <file path=word/glossary/styles.xml><?xml version="1.0" encoding="utf-8"?>
-<w:styles xmlns:mc="http://schemas.openxmlformats.org/markup-compatibility/2006" xmlns:r="http://schemas.openxmlformats.org/officeDocument/2006/relationships" xmlns:w="http://schemas.openxmlformats.org/wordprocessingml/2006/main" xmlns:w14="http://schemas.microsoft.com/office/word/2010/wordml" xmlns:w15="http://schemas.microsoft.com/office/word/2012/wordml" xmlns:w16cex="http://schemas.microsoft.com/office/word/2018/wordml/cex" xmlns:w16cid="http://schemas.microsoft.com/office/word/2016/wordml/cid" xmlns:w16="http://schemas.microsoft.com/office/word/2018/wordml" xmlns:w16sdtdh="http://schemas.microsoft.com/office/word/2020/wordml/sdtdatahash" xmlns:w16sdtfl="http://schemas.microsoft.com/office/word/2024/wordml/sdtformatlock" xmlns:w16se="http://schemas.microsoft.com/office/word/2015/wordml/symex" xmlns:w16du="http://schemas.microsoft.com/office/word/2023/wordml/word16du" mc:Ignorable="w14 w15 w16se w16cid w16 w16cex w16sdtdh w16sdtfl w16du">
+<w:styles xmlns:mc="http://schemas.openxmlformats.org/markup-compatibility/2006" xmlns:r="http://schemas.openxmlformats.org/officeDocument/2006/relationships" xmlns:w="http://schemas.openxmlformats.org/wordprocessingml/2006/main" xmlns:w14="http://schemas.microsoft.com/office/word/2010/wordml" xmlns:w15="http://schemas.microsoft.com/office/word/2012/wordml" xmlns:w16se="http://schemas.microsoft.com/office/word/2015/wordml/symex" mc:Ignorable="w14 w15 w16se">
   <w:docDefaults>
     <w:rPrDefault>
       <w:rPr>
@@ -11205,7 +11211,7 @@
       </w:pPr>
     </w:pPrDefault>
   </w:docDefaults>
-  <w:latentStyles w:defLockedState="0" w:defUIPriority="99" w:defSemiHidden="0" w:defUnhideWhenUsed="0" w:defQFormat="0" w:count="376">
+  <w:latentStyles w:defLockedState="0" w:defUIPriority="99" w:defSemiHidden="0" w:defUnhideWhenUsed="0" w:defQFormat="0" w:count="371">
     <w:lsdException w:name="Normal" w:uiPriority="0" w:qFormat="1"/>
     <w:lsdException w:name="heading 1" w:uiPriority="9" w:qFormat="1"/>
     <w:lsdException w:name="heading 2" w:semiHidden="1" w:uiPriority="9" w:unhideWhenUsed="1" w:qFormat="1"/>
@@ -11577,11 +11583,6 @@
     <w:lsdException w:name="List Table 5 Dark Accent 6" w:uiPriority="50"/>
     <w:lsdException w:name="List Table 6 Colorful Accent 6" w:uiPriority="51"/>
     <w:lsdException w:name="List Table 7 Colorful Accent 6" w:uiPriority="52"/>
-    <w:lsdException w:name="Mention" w:semiHidden="1" w:unhideWhenUsed="1"/>
-    <w:lsdException w:name="Smart Hyperlink" w:semiHidden="1" w:unhideWhenUsed="1"/>
-    <w:lsdException w:name="Hashtag" w:semiHidden="1" w:unhideWhenUsed="1"/>
-    <w:lsdException w:name="Unresolved Mention" w:semiHidden="1" w:unhideWhenUsed="1"/>
-    <w:lsdException w:name="Smart Link" w:semiHidden="1" w:unhideWhenUsed="1"/>
   </w:latentStyles>
   <w:style w:type="paragraph" w:default="1" w:styleId="Normal">
     <w:name w:val="Normal"/>
@@ -11656,7 +11657,7 @@
 </file>
 
 <file path=word/glossary/webSettings.xml><?xml version="1.0" encoding="utf-8"?>
-<w:webSettings xmlns:mc="http://schemas.openxmlformats.org/markup-compatibility/2006" xmlns:r="http://schemas.openxmlformats.org/officeDocument/2006/relationships" xmlns:w="http://schemas.openxmlformats.org/wordprocessingml/2006/main" xmlns:w14="http://schemas.microsoft.com/office/word/2010/wordml" xmlns:w15="http://schemas.microsoft.com/office/word/2012/wordml" xmlns:w16cex="http://schemas.microsoft.com/office/word/2018/wordml/cex" xmlns:w16cid="http://schemas.microsoft.com/office/word/2016/wordml/cid" xmlns:w16="http://schemas.microsoft.com/office/word/2018/wordml" xmlns:w16sdtdh="http://schemas.microsoft.com/office/word/2020/wordml/sdtdatahash" xmlns:w16sdtfl="http://schemas.microsoft.com/office/word/2024/wordml/sdtformatlock" xmlns:w16se="http://schemas.microsoft.com/office/word/2015/wordml/symex" xmlns:w16du="http://schemas.microsoft.com/office/word/2023/wordml/word16du" mc:Ignorable="w14 w15 w16se w16cid w16 w16cex w16sdtdh w16sdtfl w16du">
+<w:webSettings xmlns:mc="http://schemas.openxmlformats.org/markup-compatibility/2006" xmlns:r="http://schemas.openxmlformats.org/officeDocument/2006/relationships" xmlns:w="http://schemas.openxmlformats.org/wordprocessingml/2006/main" xmlns:w14="http://schemas.microsoft.com/office/word/2010/wordml" xmlns:w15="http://schemas.microsoft.com/office/word/2012/wordml" xmlns:w16se="http://schemas.microsoft.com/office/word/2015/wordml/symex" mc:Ignorable="w14 w15 w16se">
   <w:optimizeForBrowser/>
   <w:allowPNG/>
 </w:webSettings>
@@ -12019,7 +12020,7 @@
 </file>
 
 <file path=customXml/itemProps3.xml><?xml version="1.0" encoding="utf-8"?>
-<ds:datastoreItem xmlns:ds="http://schemas.openxmlformats.org/officeDocument/2006/customXml" ds:itemID="{355C5113-D031-41DB-A6D8-43CE1A0E6695}">
+<ds:datastoreItem xmlns:ds="http://schemas.openxmlformats.org/officeDocument/2006/customXml" ds:itemID="{F603E244-63DF-4862-BEB9-D3BBE12FDAB5}">
   <ds:schemaRefs>
     <ds:schemaRef ds:uri="http://schemas.openxmlformats.org/officeDocument/2006/bibliography"/>
   </ds:schemaRefs>

--- a/IT245 - Project.docx
+++ b/IT245 - Project.docx
@@ -5845,6 +5845,63 @@
     <w:p>
       <w:pPr>
         <w:pStyle w:val="IT245"/>
+      </w:pPr>
+      <w:r>
+        <w:rPr>
+          <w:b/>
+        </w:rPr>
+        <w:t>1. Selected Project and Problem Statement</w:t>
+      </w:r>
+    </w:p>
+    <w:p>
+      <w:pPr>
+        <w:pStyle w:val="IT245"/>
+      </w:pPr>
+      <w:r>
+        <w:t xml:space="preserve">The selected project is a </w:t>
+      </w:r>
+      <w:r>
+        <w:rPr>
+          <w:b/>
+        </w:rPr>
+        <w:t>Task Scheduling System</w:t>
+      </w:r>
+      <w:r>
+        <w:t>. The system is designed to organize and process tasks according to their priority and arrival order. Each task contains a unique ID, a task name, a priority level, and an automatically assigned arrival sequence.</w:t>
+      </w:r>
+    </w:p>
+    <w:p>
+      <w:pPr>
+        <w:pStyle w:val="IT245"/>
+      </w:pPr>
+      <w:r>
+        <w:t>The main problem is determining which task should be processed next when several tasks are waiting. Tasks may have different levels of importance, so processing them only according to arrival time may delay urgent work. The system must therefore give preference to higher-priority tasks. In this project, a smaller priority number represents greater urgency. For example, a task with priority 1 must be processed before a task with priority 2.</w:t>
+      </w:r>
+    </w:p>
+    <w:p>
+      <w:pPr>
+        <w:pStyle w:val="IT245"/>
+      </w:pPr>
+      <w:r>
+        <w:t>When two tasks have the same priority, the system uses their arrival order to decide which task should be selected first. The earlier task is processed before the later one. This approach combines priority-based scheduling with the first-in, first-out rule for equal-priority tasks.</w:t>
+      </w:r>
+    </w:p>
+    <w:p>
+      <w:pPr>
+        <w:pStyle w:val="IT245"/>
+      </w:pPr>
+      <w:r>
+        <w:t>The problem requires two different implementations using data structures. The first solution uses a sorted ArrayList, where every task is inserted into its correct scheduling position. The second solution uses a heap-based PriorityQueue, where the highest-priority task is maintained at the root. Both solutions must support adding tasks, viewing the next task, processing a task, displaying pending tasks, and checking whether the schedule is empty. They should also produce the same processing order when tested with identical inputs.</w:t>
+      </w:r>
+    </w:p>
+    <w:p>
+      <w:pPr>
+        <w:pStyle w:val="IT245"/>
+      </w:pPr>
+    </w:p>
+    <w:p>
+      <w:pPr>
+        <w:pStyle w:val="IT245"/>
         <w:rPr>
           <w:lang/>
         </w:rPr>
@@ -5854,7 +5911,7 @@
           <w:b/>
           <w:lang/>
         </w:rPr>
-        <w:t>1. Selected Project and Problem Statement</w:t>
+        <w:t>2. Problem Analysis</w:t>
       </w:r>
     </w:p>
     <w:p>
@@ -5868,20 +5925,8 @@
         <w:rPr>
           <w:lang/>
         </w:rPr>
-        <w:t xml:space="preserve">The selected project is a </w:t>
-      </w:r>
-      <w:r>
-        <w:rPr>
-          <w:b/>
-          <w:lang/>
-        </w:rPr>
-        <w:t>Task Scheduling System</w:t>
-      </w:r>
-      <w:r>
-        <w:rPr>
-          <w:lang/>
-        </w:rPr>
-        <w:t>. The system is designed to organize and process tasks according to their priority and arrival order. Each task contains a unique ID, a task name, a priority level, and an automatically assigned arrival sequence.</w:t>
+        <w:lastRenderedPageBreak/>
+        <w:t>The Task Scheduling System must manage multiple pending tasks and determine the correct order in which they should be processed. Each task includes a unique ID, a descriptive name, a priority level, and an arrival sequence. The priority level is the primary scheduling factor. A smaller numerical value indicates greater urgency, so a task with priority 1 is selected before a task with priority 2 or 3.</w:t>
       </w:r>
     </w:p>
     <w:p>
@@ -5895,7 +5940,7 @@
         <w:rPr>
           <w:lang/>
         </w:rPr>
-        <w:t>The main problem is determining which task should be processed next when several tasks are waiting. Tasks may have different levels of importance, so processing them only according to arrival time may delay urgent work. The system must therefore give preference to higher-priority tasks. In this project, a smaller priority number represents greater urgency. For example, a task with priority 1 must be processed before a task with priority 2.</w:t>
+        <w:t>Arrival order is used as a secondary scheduling factor. When two tasks have the same priority, the task entered earlier must be processed first. For example, when two tasks both have priority 1, the task with arrival order 2 is selected before the task with arrival order 4. This rule maintains fairness among tasks with equal urgency.</w:t>
       </w:r>
     </w:p>
     <w:p>
@@ -5909,7 +5954,7 @@
         <w:rPr>
           <w:lang/>
         </w:rPr>
-        <w:t>When two tasks have the same priority, the system uses their arrival order to decide which task should be selected first. The earlier task is processed before the later one. This approach combines priority-based scheduling with the first-in, first-out rule for equal-priority tasks.</w:t>
+        <w:t>The system receives task details as input and validates them before storage. A valid task must have a non-empty name, a unique ID, and a positive priority value. The arrival sequence should be generated automatically whenever a task is added. This avoids duplicate sequence values and ensures that equal-priority tasks remain in the correct order.</w:t>
       </w:r>
     </w:p>
     <w:p>
@@ -5923,7 +5968,7 @@
         <w:rPr>
           <w:lang/>
         </w:rPr>
-        <w:t>The problem requires two different implementations using data structures. The first solution uses a sorted ArrayList, where every task is inserted into its correct scheduling position. The second solution uses a heap-based PriorityQueue, where the highest-priority task is maintained at the root. Both solutions must support adding tasks, viewing the next task, processing a task, displaying pending tasks, and checking whether the schedule is empty. They should also produce the same processing order when tested with identical inputs.</w:t>
+        <w:t>The expected output is an ordered schedule showing which task should be processed first. The system must also identify and remove the next task, display the remaining tasks, and produce a suitable message when no tasks are available. Both implementations must return the same logical processing sequence when tested with identical data.</w:t>
       </w:r>
     </w:p>
     <w:p>
@@ -5933,21 +5978,76 @@
           <w:lang/>
         </w:rPr>
       </w:pPr>
+      <w:r>
+        <w:rPr>
+          <w:lang/>
+        </w:rPr>
+        <w:t>The problem is solved through two data structures. The first implementation uses a sorted ArrayList. A new task is compared with the existing elements and inserted into the correct position. This keeps the list fully ordered, allowing direct traversal in scheduling order. However, inserting or removing an element may require shifting other elements.</w:t>
+      </w:r>
+    </w:p>
+    <w:p>
+      <w:pPr>
+        <w:pStyle w:val="IT245"/>
+        <w:rPr>
+          <w:lang/>
+        </w:rPr>
+      </w:pPr>
+      <w:r>
+        <w:rPr>
+          <w:lang/>
+        </w:rPr>
+        <w:t xml:space="preserve">The second implementation uses a PriorityQueue supported by a binary heap. A comparator orders tasks first by priority and then by arrival sequence. The task that should be processed next remains at the root of the heap. This structure is more efficient </w:t>
+      </w:r>
+      <w:r>
+        <w:rPr>
+          <w:lang/>
+        </w:rPr>
+        <w:lastRenderedPageBreak/>
+        <w:t>for repeated insertion and removal, although its internal arrangement is not a completely sorted list.</w:t>
+      </w:r>
+    </w:p>
+    <w:p>
+      <w:pPr>
+        <w:pStyle w:val="IT245"/>
+        <w:rPr>
+          <w:lang/>
+        </w:rPr>
+      </w:pPr>
+      <w:r>
+        <w:rPr>
+          <w:lang/>
+        </w:rPr>
+        <w:t>The system is limited to priority-based scheduling. It does not consider task duration, deadlines, dependencies, resource availability, or parallel processing. It assumes that one task is processed at a time and that completed tasks are removed permanently from the pending schedule.</w:t>
+      </w:r>
+    </w:p>
+    <w:p>
+      <w:pPr>
+        <w:pStyle w:val="IT245"/>
+        <w:rPr>
+          <w:lang/>
+        </w:rPr>
+      </w:pPr>
+      <w:r>
+        <w:rPr>
+          <w:lang/>
+        </w:rPr>
+        <w:t>The main operations are adding a task, viewing the next task, processing and removing the next task, displaying pending tasks, validating input, and checking whether the schedule is empty. These operations allow the system to maintain a reliable processing order while demonstrating how different data structures can solve the same scheduling problem.</w:t>
+      </w:r>
+    </w:p>
+    <w:p>
+      <w:pPr>
+        <w:spacing w:after="200" w:line="276" w:lineRule="auto"/>
+        <w:jc w:val="both"/>
+        <w:rPr>
+          <w:rFonts w:cstheme="minorHAnsi"/>
+          <w:color w:val="auto"/>
+          <w:sz w:val="24"/>
+          <w:szCs w:val="24"/>
+          <w:lang/>
+        </w:rPr>
+      </w:pPr>
       <w:bookmarkStart w:id="0" w:name="_GoBack"/>
       <w:bookmarkEnd w:id="0"/>
-    </w:p>
-    <w:p>
-      <w:pPr>
-        <w:spacing w:after="200" w:line="276" w:lineRule="auto"/>
-        <w:jc w:val="both"/>
-        <w:rPr>
-          <w:rFonts w:cstheme="minorHAnsi"/>
-          <w:color w:val="auto"/>
-          <w:sz w:val="24"/>
-          <w:szCs w:val="24"/>
-          <w:lang w:val="en-GB"/>
-        </w:rPr>
-      </w:pPr>
     </w:p>
     <w:sectPr>
       <w:headerReference w:type="default" r:id="rId15"/>
@@ -6018,7 +6118,7 @@
               <wp:docPr id="768041508" name="Text Box 8" descr="Restricted - مقيد ">
                 <a:extLst xmlns:a="http://schemas.openxmlformats.org/drawingml/2006/main">
                   <a:ext uri="{5AE41FA2-C0FF-4470-9BD4-5FADCA87CBE2}">
-                    <aclsh:classification xmlns:aclsh="http://schemas.microsoft.com/office/drawing/2020/classificationShape" xmlns:w16du="http://schemas.microsoft.com/office/word/2023/wordml/word16du" xmlns:w16sdtfl="http://schemas.microsoft.com/office/word/2024/wordml/sdtformatlock" xmlns:w16sdtdh="http://schemas.microsoft.com/office/word/2020/wordml/sdtdatahash" xmlns:w16="http://schemas.microsoft.com/office/word/2018/wordml" xmlns:w16cid="http://schemas.microsoft.com/office/word/2016/wordml/cid" xmlns:w16cex="http://schemas.microsoft.com/office/word/2018/wordml/cex" xmlns:w16cei="http://schemas.microsoft.com/office/word/2026/wordml/cei" xmlns:w="http://schemas.openxmlformats.org/wordprocessingml/2006/main" xmlns:w10="urn:schemas-microsoft-com:office:word" xmlns:v="urn:schemas-microsoft-com:vml" xmlns:o="urn:schemas-microsoft-com:office:office" xmlns:oel="http://schemas.microsoft.com/office/2019/extlst" xmlns:am3d="http://schemas.microsoft.com/office/drawing/2017/model3d" xmlns:aink="http://schemas.microsoft.com/office/drawing/2016/ink" xmlns:cx8="http://schemas.microsoft.com/office/drawing/2016/5/14/chartex" xmlns:cx7="http://schemas.microsoft.com/office/drawing/2016/5/13/chartex" xmlns:cx6="http://schemas.microsoft.com/office/drawing/2016/5/12/chartex" xmlns:cx5="http://schemas.microsoft.com/office/drawing/2016/5/11/chartex" xmlns:cx4="http://schemas.microsoft.com/office/drawing/2016/5/10/chartex" xmlns:cx3="http://schemas.microsoft.com/office/drawing/2016/5/9/chartex" xmlns:cx2="http://schemas.microsoft.com/office/drawing/2015/10/21/chartex" xmlns:cx1="http://schemas.microsoft.com/office/drawing/2015/9/8/chartex" xmlns="" classificationOutcomeType="ftr"/>
+                    <aclsh:classification xmlns="" xmlns:cx1="http://schemas.microsoft.com/office/drawing/2015/9/8/chartex" xmlns:cx2="http://schemas.microsoft.com/office/drawing/2015/10/21/chartex" xmlns:cx3="http://schemas.microsoft.com/office/drawing/2016/5/9/chartex" xmlns:cx4="http://schemas.microsoft.com/office/drawing/2016/5/10/chartex" xmlns:cx5="http://schemas.microsoft.com/office/drawing/2016/5/11/chartex" xmlns:cx6="http://schemas.microsoft.com/office/drawing/2016/5/12/chartex" xmlns:cx7="http://schemas.microsoft.com/office/drawing/2016/5/13/chartex" xmlns:cx8="http://schemas.microsoft.com/office/drawing/2016/5/14/chartex" xmlns:aink="http://schemas.microsoft.com/office/drawing/2016/ink" xmlns:am3d="http://schemas.microsoft.com/office/drawing/2017/model3d" xmlns:oel="http://schemas.microsoft.com/office/2019/extlst" xmlns:o="urn:schemas-microsoft-com:office:office" xmlns:v="urn:schemas-microsoft-com:vml" xmlns:w10="urn:schemas-microsoft-com:office:word" xmlns:w="http://schemas.openxmlformats.org/wordprocessingml/2006/main" xmlns:w16cei="http://schemas.microsoft.com/office/word/2026/wordml/cei" xmlns:w16cex="http://schemas.microsoft.com/office/word/2018/wordml/cex" xmlns:w16cid="http://schemas.microsoft.com/office/word/2016/wordml/cid" xmlns:w16="http://schemas.microsoft.com/office/word/2018/wordml" xmlns:w16sdtdh="http://schemas.microsoft.com/office/word/2020/wordml/sdtdatahash" xmlns:w16sdtfl="http://schemas.microsoft.com/office/word/2024/wordml/sdtformatlock" xmlns:w16du="http://schemas.microsoft.com/office/word/2023/wordml/word16du" xmlns:aclsh="http://schemas.microsoft.com/office/drawing/2020/classificationShape" classificationOutcomeType="ftr"/>
                   </a:ext>
                 </a:extLst>
               </wp:docPr>
@@ -6176,7 +6276,7 @@
               <wp:docPr id="1894436925" name="Text Box 9" descr="Restricted - مقيد ">
                 <a:extLst xmlns:a="http://schemas.openxmlformats.org/drawingml/2006/main">
                   <a:ext uri="{5AE41FA2-C0FF-4470-9BD4-5FADCA87CBE2}">
-                    <aclsh:classification xmlns:aclsh="http://schemas.microsoft.com/office/drawing/2020/classificationShape" xmlns:w16du="http://schemas.microsoft.com/office/word/2023/wordml/word16du" xmlns:w16sdtfl="http://schemas.microsoft.com/office/word/2024/wordml/sdtformatlock" xmlns:w16sdtdh="http://schemas.microsoft.com/office/word/2020/wordml/sdtdatahash" xmlns:w16="http://schemas.microsoft.com/office/word/2018/wordml" xmlns:w16cid="http://schemas.microsoft.com/office/word/2016/wordml/cid" xmlns:w16cex="http://schemas.microsoft.com/office/word/2018/wordml/cex" xmlns:w16cei="http://schemas.microsoft.com/office/word/2026/wordml/cei" xmlns:w="http://schemas.openxmlformats.org/wordprocessingml/2006/main" xmlns:w10="urn:schemas-microsoft-com:office:word" xmlns:v="urn:schemas-microsoft-com:vml" xmlns:o="urn:schemas-microsoft-com:office:office" xmlns:oel="http://schemas.microsoft.com/office/2019/extlst" xmlns:am3d="http://schemas.microsoft.com/office/drawing/2017/model3d" xmlns:aink="http://schemas.microsoft.com/office/drawing/2016/ink" xmlns:cx8="http://schemas.microsoft.com/office/drawing/2016/5/14/chartex" xmlns:cx7="http://schemas.microsoft.com/office/drawing/2016/5/13/chartex" xmlns:cx6="http://schemas.microsoft.com/office/drawing/2016/5/12/chartex" xmlns:cx5="http://schemas.microsoft.com/office/drawing/2016/5/11/chartex" xmlns:cx4="http://schemas.microsoft.com/office/drawing/2016/5/10/chartex" xmlns:cx3="http://schemas.microsoft.com/office/drawing/2016/5/9/chartex" xmlns:cx2="http://schemas.microsoft.com/office/drawing/2015/10/21/chartex" xmlns:cx1="http://schemas.microsoft.com/office/drawing/2015/9/8/chartex" xmlns="" classificationOutcomeType="ftr"/>
+                    <aclsh:classification xmlns="" xmlns:cx1="http://schemas.microsoft.com/office/drawing/2015/9/8/chartex" xmlns:cx2="http://schemas.microsoft.com/office/drawing/2015/10/21/chartex" xmlns:cx3="http://schemas.microsoft.com/office/drawing/2016/5/9/chartex" xmlns:cx4="http://schemas.microsoft.com/office/drawing/2016/5/10/chartex" xmlns:cx5="http://schemas.microsoft.com/office/drawing/2016/5/11/chartex" xmlns:cx6="http://schemas.microsoft.com/office/drawing/2016/5/12/chartex" xmlns:cx7="http://schemas.microsoft.com/office/drawing/2016/5/13/chartex" xmlns:cx8="http://schemas.microsoft.com/office/drawing/2016/5/14/chartex" xmlns:aink="http://schemas.microsoft.com/office/drawing/2016/ink" xmlns:am3d="http://schemas.microsoft.com/office/drawing/2017/model3d" xmlns:oel="http://schemas.microsoft.com/office/2019/extlst" xmlns:o="urn:schemas-microsoft-com:office:office" xmlns:v="urn:schemas-microsoft-com:vml" xmlns:w10="urn:schemas-microsoft-com:office:word" xmlns:w="http://schemas.openxmlformats.org/wordprocessingml/2006/main" xmlns:w16cei="http://schemas.microsoft.com/office/word/2026/wordml/cei" xmlns:w16cex="http://schemas.microsoft.com/office/word/2018/wordml/cex" xmlns:w16cid="http://schemas.microsoft.com/office/word/2016/wordml/cid" xmlns:w16="http://schemas.microsoft.com/office/word/2018/wordml" xmlns:w16sdtdh="http://schemas.microsoft.com/office/word/2020/wordml/sdtdatahash" xmlns:w16sdtfl="http://schemas.microsoft.com/office/word/2024/wordml/sdtformatlock" xmlns:w16du="http://schemas.microsoft.com/office/word/2023/wordml/word16du" xmlns:aclsh="http://schemas.microsoft.com/office/drawing/2020/classificationShape" classificationOutcomeType="ftr"/>
                   </a:ext>
                 </a:extLst>
               </wp:docPr>
@@ -6334,7 +6434,7 @@
               <wp:docPr id="2005617642" name="Text Box 7" descr="Restricted - مقيد ">
                 <a:extLst xmlns:a="http://schemas.openxmlformats.org/drawingml/2006/main">
                   <a:ext uri="{5AE41FA2-C0FF-4470-9BD4-5FADCA87CBE2}">
-                    <aclsh:classification xmlns:aclsh="http://schemas.microsoft.com/office/drawing/2020/classificationShape" xmlns:w16du="http://schemas.microsoft.com/office/word/2023/wordml/word16du" xmlns:w16sdtfl="http://schemas.microsoft.com/office/word/2024/wordml/sdtformatlock" xmlns:w16sdtdh="http://schemas.microsoft.com/office/word/2020/wordml/sdtdatahash" xmlns:w16="http://schemas.microsoft.com/office/word/2018/wordml" xmlns:w16cid="http://schemas.microsoft.com/office/word/2016/wordml/cid" xmlns:w16cex="http://schemas.microsoft.com/office/word/2018/wordml/cex" xmlns:w16cei="http://schemas.microsoft.com/office/word/2026/wordml/cei" xmlns:w="http://schemas.openxmlformats.org/wordprocessingml/2006/main" xmlns:w10="urn:schemas-microsoft-com:office:word" xmlns:v="urn:schemas-microsoft-com:vml" xmlns:o="urn:schemas-microsoft-com:office:office" xmlns:oel="http://schemas.microsoft.com/office/2019/extlst" xmlns:am3d="http://schemas.microsoft.com/office/drawing/2017/model3d" xmlns:aink="http://schemas.microsoft.com/office/drawing/2016/ink" xmlns:cx8="http://schemas.microsoft.com/office/drawing/2016/5/14/chartex" xmlns:cx7="http://schemas.microsoft.com/office/drawing/2016/5/13/chartex" xmlns:cx6="http://schemas.microsoft.com/office/drawing/2016/5/12/chartex" xmlns:cx5="http://schemas.microsoft.com/office/drawing/2016/5/11/chartex" xmlns:cx4="http://schemas.microsoft.com/office/drawing/2016/5/10/chartex" xmlns:cx3="http://schemas.microsoft.com/office/drawing/2016/5/9/chartex" xmlns:cx2="http://schemas.microsoft.com/office/drawing/2015/10/21/chartex" xmlns:cx1="http://schemas.microsoft.com/office/drawing/2015/9/8/chartex" xmlns="" classificationOutcomeType="ftr"/>
+                    <aclsh:classification xmlns="" xmlns:cx1="http://schemas.microsoft.com/office/drawing/2015/9/8/chartex" xmlns:cx2="http://schemas.microsoft.com/office/drawing/2015/10/21/chartex" xmlns:cx3="http://schemas.microsoft.com/office/drawing/2016/5/9/chartex" xmlns:cx4="http://schemas.microsoft.com/office/drawing/2016/5/10/chartex" xmlns:cx5="http://schemas.microsoft.com/office/drawing/2016/5/11/chartex" xmlns:cx6="http://schemas.microsoft.com/office/drawing/2016/5/12/chartex" xmlns:cx7="http://schemas.microsoft.com/office/drawing/2016/5/13/chartex" xmlns:cx8="http://schemas.microsoft.com/office/drawing/2016/5/14/chartex" xmlns:aink="http://schemas.microsoft.com/office/drawing/2016/ink" xmlns:am3d="http://schemas.microsoft.com/office/drawing/2017/model3d" xmlns:oel="http://schemas.microsoft.com/office/2019/extlst" xmlns:o="urn:schemas-microsoft-com:office:office" xmlns:v="urn:schemas-microsoft-com:vml" xmlns:w10="urn:schemas-microsoft-com:office:word" xmlns:w="http://schemas.openxmlformats.org/wordprocessingml/2006/main" xmlns:w16cei="http://schemas.microsoft.com/office/word/2026/wordml/cei" xmlns:w16cex="http://schemas.microsoft.com/office/word/2018/wordml/cex" xmlns:w16cid="http://schemas.microsoft.com/office/word/2016/wordml/cid" xmlns:w16="http://schemas.microsoft.com/office/word/2018/wordml" xmlns:w16sdtdh="http://schemas.microsoft.com/office/word/2020/wordml/sdtdatahash" xmlns:w16sdtfl="http://schemas.microsoft.com/office/word/2024/wordml/sdtformatlock" xmlns:w16du="http://schemas.microsoft.com/office/word/2023/wordml/word16du" xmlns:aclsh="http://schemas.microsoft.com/office/drawing/2020/classificationShape" classificationOutcomeType="ftr"/>
                   </a:ext>
                 </a:extLst>
               </wp:docPr>
@@ -6764,7 +6864,7 @@
             </wp:anchor>
           </w:drawing>
         </mc:Choice>
-        <mc:Fallback xmlns:w16du="http://schemas.microsoft.com/office/word/2023/wordml/word16du" xmlns:w16sdtfl="http://schemas.microsoft.com/office/word/2024/wordml/sdtformatlock" xmlns:w16sdtdh="http://schemas.microsoft.com/office/word/2020/wordml/sdtdatahash" xmlns:w16="http://schemas.microsoft.com/office/word/2018/wordml" xmlns:w16cid="http://schemas.microsoft.com/office/word/2016/wordml/cid" xmlns:w16cex="http://schemas.microsoft.com/office/word/2018/wordml/cex" xmlns:w16cei="http://schemas.microsoft.com/office/word/2026/wordml/cei" xmlns:oel="http://schemas.microsoft.com/office/2019/extlst" xmlns:am3d="http://schemas.microsoft.com/office/drawing/2017/model3d" xmlns:aink="http://schemas.microsoft.com/office/drawing/2016/ink" xmlns:cx8="http://schemas.microsoft.com/office/drawing/2016/5/14/chartex" xmlns:cx7="http://schemas.microsoft.com/office/drawing/2016/5/13/chartex" xmlns:cx6="http://schemas.microsoft.com/office/drawing/2016/5/12/chartex" xmlns:cx5="http://schemas.microsoft.com/office/drawing/2016/5/11/chartex" xmlns:cx4="http://schemas.microsoft.com/office/drawing/2016/5/10/chartex" xmlns:cx3="http://schemas.microsoft.com/office/drawing/2016/5/9/chartex" xmlns:cx2="http://schemas.microsoft.com/office/drawing/2015/10/21/chartex" xmlns:cx1="http://schemas.microsoft.com/office/drawing/2015/9/8/chartex">
+        <mc:Fallback xmlns:cx1="http://schemas.microsoft.com/office/drawing/2015/9/8/chartex" xmlns:cx2="http://schemas.microsoft.com/office/drawing/2015/10/21/chartex" xmlns:cx3="http://schemas.microsoft.com/office/drawing/2016/5/9/chartex" xmlns:cx4="http://schemas.microsoft.com/office/drawing/2016/5/10/chartex" xmlns:cx5="http://schemas.microsoft.com/office/drawing/2016/5/11/chartex" xmlns:cx6="http://schemas.microsoft.com/office/drawing/2016/5/12/chartex" xmlns:cx7="http://schemas.microsoft.com/office/drawing/2016/5/13/chartex" xmlns:cx8="http://schemas.microsoft.com/office/drawing/2016/5/14/chartex" xmlns:aink="http://schemas.microsoft.com/office/drawing/2016/ink" xmlns:am3d="http://schemas.microsoft.com/office/drawing/2017/model3d" xmlns:oel="http://schemas.microsoft.com/office/2019/extlst" xmlns:w16cei="http://schemas.microsoft.com/office/word/2026/wordml/cei" xmlns:w16cex="http://schemas.microsoft.com/office/word/2018/wordml/cex" xmlns:w16cid="http://schemas.microsoft.com/office/word/2016/wordml/cid" xmlns:w16="http://schemas.microsoft.com/office/word/2018/wordml" xmlns:w16sdtdh="http://schemas.microsoft.com/office/word/2020/wordml/sdtdatahash" xmlns:w16sdtfl="http://schemas.microsoft.com/office/word/2024/wordml/sdtformatlock" xmlns:w16du="http://schemas.microsoft.com/office/word/2023/wordml/word16du">
           <w:pict>
             <v:line w14:anchorId="7169C831" id="Straight Connector 6" o:spid="_x0000_s1026" style="position:absolute;z-index:251660288;visibility:visible;mso-wrap-style:square;mso-width-percent:0;mso-height-percent:0;mso-wrap-distance-left:9pt;mso-wrap-distance-top:-3e-5mm;mso-wrap-distance-right:9pt;mso-wrap-distance-bottom:-3e-5mm;mso-position-horizontal:absolute;mso-position-horizontal-relative:text;mso-position-vertical:absolute;mso-position-vertical-relative:text;mso-width-percent:0;mso-height-percent:0;mso-width-relative:page;mso-height-relative:page" from="-68.95pt,-666.45pt" to="489.05pt,-666.45pt" o:gfxdata="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" strokecolor="#4f81bd" strokeweight="2pt">
               <v:shadow on="t" opacity="24903f" origin=",.5" offset="0,.55556mm"/>
@@ -6824,7 +6924,7 @@
             <w:fldChar w:fldCharType="separate"/>
           </w:r>
           <w:r>
-            <w:t>05</w:t>
+            <w:t>08</w:t>
           </w:r>
           <w:r>
             <w:fldChar w:fldCharType="end"/>
@@ -11167,6 +11267,7 @@
     <w:rsid w:val="00DE150C"/>
     <w:rsid w:val="00E02C8A"/>
     <w:rsid w:val="00E11AA6"/>
+    <w:rsid w:val="00E33A7B"/>
     <w:rsid w:val="00E552F8"/>
     <w:rsid w:val="00EE337B"/>
     <w:rsid w:val="00EF6C68"/>
@@ -12020,7 +12121,7 @@
 </file>
 
 <file path=customXml/itemProps3.xml><?xml version="1.0" encoding="utf-8"?>
-<ds:datastoreItem xmlns:ds="http://schemas.openxmlformats.org/officeDocument/2006/customXml" ds:itemID="{F603E244-63DF-4862-BEB9-D3BBE12FDAB5}">
+<ds:datastoreItem xmlns:ds="http://schemas.openxmlformats.org/officeDocument/2006/customXml" ds:itemID="{88AC27B9-E8F6-44A1-ACA1-E6BFA2C79110}">
   <ds:schemaRefs>
     <ds:schemaRef ds:uri="http://schemas.openxmlformats.org/officeDocument/2006/bibliography"/>
   </ds:schemaRefs>

--- a/IT245 - Project.docx
+++ b/IT245 - Project.docx
@@ -5902,6 +5902,98 @@
     <w:p>
       <w:pPr>
         <w:pStyle w:val="IT245"/>
+      </w:pPr>
+      <w:r>
+        <w:rPr>
+          <w:b/>
+        </w:rPr>
+        <w:t>2. Problem Analysis</w:t>
+      </w:r>
+    </w:p>
+    <w:p>
+      <w:pPr>
+        <w:pStyle w:val="IT245"/>
+      </w:pPr>
+      <w:r>
+        <w:lastRenderedPageBreak/>
+        <w:t>The Task Scheduling System must manage multiple pending tasks and determine the correct order in which they should be processed. Each task includes a unique ID, a descriptive name, a priority level, and an arrival sequence. The priority level is the primary scheduling factor. A smaller numerical value indicates greater urgency, so a task with priority 1 is selected before a task with priority 2 or 3.</w:t>
+      </w:r>
+    </w:p>
+    <w:p>
+      <w:pPr>
+        <w:pStyle w:val="IT245"/>
+      </w:pPr>
+      <w:r>
+        <w:t>Arrival order is used as a secondary scheduling factor. When two tasks have the same priority, the task entered earlier must be processed first. For example, when two tasks both have priority 1, the task with arrival order 2 is selected before the task with arrival order 4. This rule maintains fairness among tasks with equal urgency.</w:t>
+      </w:r>
+    </w:p>
+    <w:p>
+      <w:pPr>
+        <w:pStyle w:val="IT245"/>
+      </w:pPr>
+      <w:r>
+        <w:t>The system receives task details as input and validates them before storage. A valid task must have a non-empty name, a unique ID, and a positive priority value. The arrival sequence should be generated automatically whenever a task is added. This avoids duplicate sequence values and ensures that equal-priority tasks remain in the correct order.</w:t>
+      </w:r>
+    </w:p>
+    <w:p>
+      <w:pPr>
+        <w:pStyle w:val="IT245"/>
+      </w:pPr>
+      <w:r>
+        <w:t>The expected output is an ordered schedule showing which task should be processed first. The system must also identify and remove the next task, display the remaining tasks, and produce a suitable message when no tasks are available. Both implementations must return the same logical processing sequence when tested with identical data.</w:t>
+      </w:r>
+    </w:p>
+    <w:p>
+      <w:pPr>
+        <w:pStyle w:val="IT245"/>
+      </w:pPr>
+      <w:r>
+        <w:t>The problem is solved through two data structures. The first implementation uses a sorted ArrayList. A new task is compared with the existing elements and inserted into the correct position. This keeps the list fully ordered, allowing direct traversal in scheduling order. However, inserting or removing an element may require shifting other elements.</w:t>
+      </w:r>
+    </w:p>
+    <w:p>
+      <w:pPr>
+        <w:pStyle w:val="IT245"/>
+      </w:pPr>
+      <w:r>
+        <w:t xml:space="preserve">The second implementation uses a PriorityQueue supported by a binary heap. A comparator orders tasks first by priority and then by arrival sequence. The task that should be processed next remains at the root of the heap. This structure is more efficient </w:t>
+      </w:r>
+      <w:r>
+        <w:lastRenderedPageBreak/>
+        <w:t>for repeated insertion and removal, although its internal arrangement is not a completely sorted list.</w:t>
+      </w:r>
+    </w:p>
+    <w:p>
+      <w:pPr>
+        <w:pStyle w:val="IT245"/>
+      </w:pPr>
+      <w:r>
+        <w:t>The system is limited to priority-based scheduling. It does not consider task duration, deadlines, dependencies, resource availability, or parallel processing. It assumes that one task is processed at a time and that completed tasks are removed permanently from the pending schedule.</w:t>
+      </w:r>
+    </w:p>
+    <w:p>
+      <w:pPr>
+        <w:pStyle w:val="IT245"/>
+      </w:pPr>
+      <w:r>
+        <w:t>The main operations are adding a task, viewing the next task, processing and removing the next task, displaying pending tasks, validating input, and checking whether the schedule is empty. These operations allow the system to maintain a reliable processing order while demonstrating how different data structures can solve the same scheduling problem.</w:t>
+      </w:r>
+    </w:p>
+    <w:p>
+      <w:pPr>
+        <w:spacing w:after="200" w:line="276" w:lineRule="auto"/>
+        <w:jc w:val="both"/>
+        <w:rPr>
+          <w:rFonts w:cstheme="minorHAnsi"/>
+          <w:color w:val="auto"/>
+          <w:sz w:val="24"/>
+          <w:szCs w:val="24"/>
+        </w:rPr>
+      </w:pPr>
+    </w:p>
+    <w:p>
+      <w:pPr>
+        <w:pStyle w:val="IT245"/>
         <w:rPr>
           <w:lang/>
         </w:rPr>
@@ -5911,7 +6003,7 @@
           <w:b/>
           <w:lang/>
         </w:rPr>
-        <w:t>2. Problem Analysis</w:t>
+        <w:t>3. First Solution Using a Data Structure</w:t>
       </w:r>
     </w:p>
     <w:p>
@@ -5925,8 +6017,7 @@
         <w:rPr>
           <w:lang/>
         </w:rPr>
-        <w:lastRenderedPageBreak/>
-        <w:t>The Task Scheduling System must manage multiple pending tasks and determine the correct order in which they should be processed. Each task includes a unique ID, a descriptive name, a priority level, and an arrival sequence. The priority level is the primary scheduling factor. A smaller numerical value indicates greater urgency, so a task with priority 1 is selected before a task with priority 2 or 3.</w:t>
+        <w:t>The first solution uses a sorted ArrayList to store and manage the pending tasks. Each task is represented as an object containing a task ID, task name, priority level, and arrival order. The list is maintained in the exact order in which tasks should be processed.</w:t>
       </w:r>
     </w:p>
     <w:p>
@@ -5940,7 +6031,7 @@
         <w:rPr>
           <w:lang/>
         </w:rPr>
-        <w:t>Arrival order is used as a secondary scheduling factor. When two tasks have the same priority, the task entered earlier must be processed first. For example, when two tasks both have priority 1, the task with arrival order 2 is selected before the task with arrival order 4. This rule maintains fairness among tasks with equal urgency.</w:t>
+        <w:t>When a new task is added, the algorithm scans the existing list to determine the correct insertion position. Priority is checked first. A task with a smaller priority number is placed before tasks with larger priority numbers. When two tasks have the same priority, arrival order is used to preserve the first-in, first-out rule.</w:t>
       </w:r>
     </w:p>
     <w:p>
@@ -5954,12 +6045,391 @@
         <w:rPr>
           <w:lang/>
         </w:rPr>
-        <w:t>The system receives task details as input and validates them before storage. A valid task must have a non-empty name, a unique ID, and a positive priority value. The arrival sequence should be generated automatically whenever a task is added. This avoids duplicate sequence values and ensures that equal-priority tasks remain in the correct order.</w:t>
+        <w:t>For example, suppose the following tasks are added:</w:t>
+      </w:r>
+    </w:p>
+    <w:tbl>
+      <w:tblPr>
+        <w:tblStyle w:val="PlainTable1"/>
+        <w:tblW w:w="0" w:type="auto"/>
+        <w:tblLook w:val="04A0" w:firstRow="1" w:lastRow="0" w:firstColumn="1" w:lastColumn="0" w:noHBand="0" w:noVBand="1"/>
+      </w:tblPr>
+      <w:tblGrid>
+        <w:gridCol w:w="2603"/>
+        <w:gridCol w:w="1029"/>
+        <w:gridCol w:w="1676"/>
+      </w:tblGrid>
+      <w:tr>
+        <w:trPr>
+          <w:cnfStyle w:val="100000000000" w:firstRow="1" w:lastRow="0" w:firstColumn="0" w:lastColumn="0" w:oddVBand="0" w:evenVBand="0" w:oddHBand="0" w:evenHBand="0" w:firstRowFirstColumn="0" w:firstRowLastColumn="0" w:lastRowFirstColumn="0" w:lastRowLastColumn="0"/>
+        </w:trPr>
+        <w:tc>
+          <w:tcPr>
+            <w:cnfStyle w:val="001000000000" w:firstRow="0" w:lastRow="0" w:firstColumn="1" w:lastColumn="0" w:oddVBand="0" w:evenVBand="0" w:oddHBand="0" w:evenHBand="0" w:firstRowFirstColumn="0" w:firstRowLastColumn="0" w:lastRowFirstColumn="0" w:lastRowLastColumn="0"/>
+            <w:tcW w:w="0" w:type="auto"/>
+            <w:hideMark/>
+          </w:tcPr>
+          <w:p>
+            <w:pPr>
+              <w:pStyle w:val="IT245"/>
+              <w:rPr>
+                <w:bCs/>
+                <w:lang/>
+              </w:rPr>
+            </w:pPr>
+            <w:r>
+              <w:rPr>
+                <w:bCs/>
+                <w:lang/>
+              </w:rPr>
+              <w:t>Task</w:t>
+            </w:r>
+          </w:p>
+        </w:tc>
+        <w:tc>
+          <w:tcPr>
+            <w:tcW w:w="0" w:type="auto"/>
+            <w:hideMark/>
+          </w:tcPr>
+          <w:p>
+            <w:pPr>
+              <w:pStyle w:val="IT245"/>
+              <w:cnfStyle w:val="100000000000" w:firstRow="1" w:lastRow="0" w:firstColumn="0" w:lastColumn="0" w:oddVBand="0" w:evenVBand="0" w:oddHBand="0" w:evenHBand="0" w:firstRowFirstColumn="0" w:firstRowLastColumn="0" w:lastRowFirstColumn="0" w:lastRowLastColumn="0"/>
+              <w:rPr>
+                <w:bCs/>
+                <w:lang/>
+              </w:rPr>
+            </w:pPr>
+            <w:r>
+              <w:rPr>
+                <w:bCs/>
+                <w:lang/>
+              </w:rPr>
+              <w:t>Priority</w:t>
+            </w:r>
+          </w:p>
+        </w:tc>
+        <w:tc>
+          <w:tcPr>
+            <w:tcW w:w="0" w:type="auto"/>
+            <w:hideMark/>
+          </w:tcPr>
+          <w:p>
+            <w:pPr>
+              <w:pStyle w:val="IT245"/>
+              <w:cnfStyle w:val="100000000000" w:firstRow="1" w:lastRow="0" w:firstColumn="0" w:lastColumn="0" w:oddVBand="0" w:evenVBand="0" w:oddHBand="0" w:evenHBand="0" w:firstRowFirstColumn="0" w:firstRowLastColumn="0" w:lastRowFirstColumn="0" w:lastRowLastColumn="0"/>
+              <w:rPr>
+                <w:bCs/>
+                <w:lang/>
+              </w:rPr>
+            </w:pPr>
+            <w:r>
+              <w:rPr>
+                <w:bCs/>
+                <w:lang/>
+              </w:rPr>
+              <w:t>Arrival Order</w:t>
+            </w:r>
+          </w:p>
+        </w:tc>
+      </w:tr>
+      <w:tr>
+        <w:trPr>
+          <w:cnfStyle w:val="000000100000" w:firstRow="0" w:lastRow="0" w:firstColumn="0" w:lastColumn="0" w:oddVBand="0" w:evenVBand="0" w:oddHBand="1" w:evenHBand="0" w:firstRowFirstColumn="0" w:firstRowLastColumn="0" w:lastRowFirstColumn="0" w:lastRowLastColumn="0"/>
+        </w:trPr>
+        <w:tc>
+          <w:tcPr>
+            <w:cnfStyle w:val="001000000000" w:firstRow="0" w:lastRow="0" w:firstColumn="1" w:lastColumn="0" w:oddVBand="0" w:evenVBand="0" w:oddHBand="0" w:evenHBand="0" w:firstRowFirstColumn="0" w:firstRowLastColumn="0" w:lastRowFirstColumn="0" w:lastRowLastColumn="0"/>
+            <w:tcW w:w="0" w:type="auto"/>
+            <w:hideMark/>
+          </w:tcPr>
+          <w:p>
+            <w:pPr>
+              <w:pStyle w:val="IT245"/>
+              <w:rPr>
+                <w:bCs/>
+                <w:lang/>
+              </w:rPr>
+            </w:pPr>
+            <w:r>
+              <w:rPr>
+                <w:bCs/>
+                <w:lang/>
+              </w:rPr>
+              <w:t>Prepare Report</w:t>
+            </w:r>
+          </w:p>
+        </w:tc>
+        <w:tc>
+          <w:tcPr>
+            <w:tcW w:w="0" w:type="auto"/>
+            <w:hideMark/>
+          </w:tcPr>
+          <w:p>
+            <w:pPr>
+              <w:pStyle w:val="IT245"/>
+              <w:cnfStyle w:val="000000100000" w:firstRow="0" w:lastRow="0" w:firstColumn="0" w:lastColumn="0" w:oddVBand="0" w:evenVBand="0" w:oddHBand="1" w:evenHBand="0" w:firstRowFirstColumn="0" w:firstRowLastColumn="0" w:lastRowFirstColumn="0" w:lastRowLastColumn="0"/>
+              <w:rPr>
+                <w:lang/>
+              </w:rPr>
+            </w:pPr>
+            <w:r>
+              <w:rPr>
+                <w:lang/>
+              </w:rPr>
+              <w:t>2</w:t>
+            </w:r>
+          </w:p>
+        </w:tc>
+        <w:tc>
+          <w:tcPr>
+            <w:tcW w:w="0" w:type="auto"/>
+            <w:hideMark/>
+          </w:tcPr>
+          <w:p>
+            <w:pPr>
+              <w:pStyle w:val="IT245"/>
+              <w:cnfStyle w:val="000000100000" w:firstRow="0" w:lastRow="0" w:firstColumn="0" w:lastColumn="0" w:oddVBand="0" w:evenVBand="0" w:oddHBand="1" w:evenHBand="0" w:firstRowFirstColumn="0" w:firstRowLastColumn="0" w:lastRowFirstColumn="0" w:lastRowLastColumn="0"/>
+              <w:rPr>
+                <w:lang/>
+              </w:rPr>
+            </w:pPr>
+            <w:r>
+              <w:rPr>
+                <w:lang/>
+              </w:rPr>
+              <w:t>1</w:t>
+            </w:r>
+          </w:p>
+        </w:tc>
+      </w:tr>
+      <w:tr>
+        <w:tc>
+          <w:tcPr>
+            <w:cnfStyle w:val="001000000000" w:firstRow="0" w:lastRow="0" w:firstColumn="1" w:lastColumn="0" w:oddVBand="0" w:evenVBand="0" w:oddHBand="0" w:evenHBand="0" w:firstRowFirstColumn="0" w:firstRowLastColumn="0" w:lastRowFirstColumn="0" w:lastRowLastColumn="0"/>
+            <w:tcW w:w="0" w:type="auto"/>
+            <w:hideMark/>
+          </w:tcPr>
+          <w:p>
+            <w:pPr>
+              <w:pStyle w:val="IT245"/>
+              <w:rPr>
+                <w:bCs/>
+                <w:lang/>
+              </w:rPr>
+            </w:pPr>
+            <w:r>
+              <w:rPr>
+                <w:bCs/>
+                <w:lang/>
+              </w:rPr>
+              <w:lastRenderedPageBreak/>
+              <w:t>Resolve System Failure</w:t>
+            </w:r>
+          </w:p>
+        </w:tc>
+        <w:tc>
+          <w:tcPr>
+            <w:tcW w:w="0" w:type="auto"/>
+            <w:hideMark/>
+          </w:tcPr>
+          <w:p>
+            <w:pPr>
+              <w:pStyle w:val="IT245"/>
+              <w:cnfStyle w:val="000000000000" w:firstRow="0" w:lastRow="0" w:firstColumn="0" w:lastColumn="0" w:oddVBand="0" w:evenVBand="0" w:oddHBand="0" w:evenHBand="0" w:firstRowFirstColumn="0" w:firstRowLastColumn="0" w:lastRowFirstColumn="0" w:lastRowLastColumn="0"/>
+              <w:rPr>
+                <w:lang/>
+              </w:rPr>
+            </w:pPr>
+            <w:r>
+              <w:rPr>
+                <w:lang/>
+              </w:rPr>
+              <w:t>1</w:t>
+            </w:r>
+          </w:p>
+        </w:tc>
+        <w:tc>
+          <w:tcPr>
+            <w:tcW w:w="0" w:type="auto"/>
+            <w:hideMark/>
+          </w:tcPr>
+          <w:p>
+            <w:pPr>
+              <w:pStyle w:val="IT245"/>
+              <w:cnfStyle w:val="000000000000" w:firstRow="0" w:lastRow="0" w:firstColumn="0" w:lastColumn="0" w:oddVBand="0" w:evenVBand="0" w:oddHBand="0" w:evenHBand="0" w:firstRowFirstColumn="0" w:firstRowLastColumn="0" w:lastRowFirstColumn="0" w:lastRowLastColumn="0"/>
+              <w:rPr>
+                <w:lang/>
+              </w:rPr>
+            </w:pPr>
+            <w:r>
+              <w:rPr>
+                <w:lang/>
+              </w:rPr>
+              <w:t>2</w:t>
+            </w:r>
+          </w:p>
+        </w:tc>
+      </w:tr>
+      <w:tr>
+        <w:trPr>
+          <w:cnfStyle w:val="000000100000" w:firstRow="0" w:lastRow="0" w:firstColumn="0" w:lastColumn="0" w:oddVBand="0" w:evenVBand="0" w:oddHBand="1" w:evenHBand="0" w:firstRowFirstColumn="0" w:firstRowLastColumn="0" w:lastRowFirstColumn="0" w:lastRowLastColumn="0"/>
+        </w:trPr>
+        <w:tc>
+          <w:tcPr>
+            <w:cnfStyle w:val="001000000000" w:firstRow="0" w:lastRow="0" w:firstColumn="1" w:lastColumn="0" w:oddVBand="0" w:evenVBand="0" w:oddHBand="0" w:evenHBand="0" w:firstRowFirstColumn="0" w:firstRowLastColumn="0" w:lastRowFirstColumn="0" w:lastRowLastColumn="0"/>
+            <w:tcW w:w="0" w:type="auto"/>
+            <w:hideMark/>
+          </w:tcPr>
+          <w:p>
+            <w:pPr>
+              <w:pStyle w:val="IT245"/>
+              <w:rPr>
+                <w:bCs/>
+                <w:lang/>
+              </w:rPr>
+            </w:pPr>
+            <w:r>
+              <w:rPr>
+                <w:bCs/>
+                <w:lang/>
+              </w:rPr>
+              <w:t>Update Records</w:t>
+            </w:r>
+          </w:p>
+        </w:tc>
+        <w:tc>
+          <w:tcPr>
+            <w:tcW w:w="0" w:type="auto"/>
+            <w:hideMark/>
+          </w:tcPr>
+          <w:p>
+            <w:pPr>
+              <w:pStyle w:val="IT245"/>
+              <w:cnfStyle w:val="000000100000" w:firstRow="0" w:lastRow="0" w:firstColumn="0" w:lastColumn="0" w:oddVBand="0" w:evenVBand="0" w:oddHBand="1" w:evenHBand="0" w:firstRowFirstColumn="0" w:firstRowLastColumn="0" w:lastRowFirstColumn="0" w:lastRowLastColumn="0"/>
+              <w:rPr>
+                <w:lang/>
+              </w:rPr>
+            </w:pPr>
+            <w:r>
+              <w:rPr>
+                <w:lang/>
+              </w:rPr>
+              <w:t>3</w:t>
+            </w:r>
+          </w:p>
+        </w:tc>
+        <w:tc>
+          <w:tcPr>
+            <w:tcW w:w="0" w:type="auto"/>
+            <w:hideMark/>
+          </w:tcPr>
+          <w:p>
+            <w:pPr>
+              <w:pStyle w:val="IT245"/>
+              <w:cnfStyle w:val="000000100000" w:firstRow="0" w:lastRow="0" w:firstColumn="0" w:lastColumn="0" w:oddVBand="0" w:evenVBand="0" w:oddHBand="1" w:evenHBand="0" w:firstRowFirstColumn="0" w:firstRowLastColumn="0" w:lastRowFirstColumn="0" w:lastRowLastColumn="0"/>
+              <w:rPr>
+                <w:lang/>
+              </w:rPr>
+            </w:pPr>
+            <w:r>
+              <w:rPr>
+                <w:lang/>
+              </w:rPr>
+              <w:t>3</w:t>
+            </w:r>
+          </w:p>
+        </w:tc>
+      </w:tr>
+      <w:tr>
+        <w:tc>
+          <w:tcPr>
+            <w:cnfStyle w:val="001000000000" w:firstRow="0" w:lastRow="0" w:firstColumn="1" w:lastColumn="0" w:oddVBand="0" w:evenVBand="0" w:oddHBand="0" w:evenHBand="0" w:firstRowFirstColumn="0" w:firstRowLastColumn="0" w:lastRowFirstColumn="0" w:lastRowLastColumn="0"/>
+            <w:tcW w:w="0" w:type="auto"/>
+            <w:hideMark/>
+          </w:tcPr>
+          <w:p>
+            <w:pPr>
+              <w:pStyle w:val="IT245"/>
+              <w:rPr>
+                <w:bCs/>
+                <w:lang/>
+              </w:rPr>
+            </w:pPr>
+            <w:r>
+              <w:rPr>
+                <w:bCs/>
+                <w:lang/>
+              </w:rPr>
+              <w:t>Answer Urgent Email</w:t>
+            </w:r>
+          </w:p>
+        </w:tc>
+        <w:tc>
+          <w:tcPr>
+            <w:tcW w:w="0" w:type="auto"/>
+            <w:hideMark/>
+          </w:tcPr>
+          <w:p>
+            <w:pPr>
+              <w:pStyle w:val="IT245"/>
+              <w:cnfStyle w:val="000000000000" w:firstRow="0" w:lastRow="0" w:firstColumn="0" w:lastColumn="0" w:oddVBand="0" w:evenVBand="0" w:oddHBand="0" w:evenHBand="0" w:firstRowFirstColumn="0" w:firstRowLastColumn="0" w:lastRowFirstColumn="0" w:lastRowLastColumn="0"/>
+              <w:rPr>
+                <w:lang/>
+              </w:rPr>
+            </w:pPr>
+            <w:r>
+              <w:rPr>
+                <w:lang/>
+              </w:rPr>
+              <w:t>1</w:t>
+            </w:r>
+          </w:p>
+        </w:tc>
+        <w:tc>
+          <w:tcPr>
+            <w:tcW w:w="0" w:type="auto"/>
+            <w:hideMark/>
+          </w:tcPr>
+          <w:p>
+            <w:pPr>
+              <w:pStyle w:val="IT245"/>
+              <w:cnfStyle w:val="000000000000" w:firstRow="0" w:lastRow="0" w:firstColumn="0" w:lastColumn="0" w:oddVBand="0" w:evenVBand="0" w:oddHBand="0" w:evenHBand="0" w:firstRowFirstColumn="0" w:firstRowLastColumn="0" w:lastRowFirstColumn="0" w:lastRowLastColumn="0"/>
+              <w:rPr>
+                <w:lang/>
+              </w:rPr>
+            </w:pPr>
+            <w:r>
+              <w:rPr>
+                <w:lang/>
+              </w:rPr>
+              <w:t>4</w:t>
+            </w:r>
+          </w:p>
+        </w:tc>
+      </w:tr>
+    </w:tbl>
+    <w:p>
+      <w:pPr>
+        <w:pStyle w:val="IT245"/>
+        <w:rPr>
+          <w:lang/>
+        </w:rPr>
+      </w:pPr>
+      <w:r>
+        <w:rPr>
+          <w:lang/>
+        </w:rPr>
+        <w:t>The resulting order in the ArrayList is:</w:t>
       </w:r>
     </w:p>
     <w:p>
       <w:pPr>
         <w:pStyle w:val="IT245"/>
+        <w:numPr>
+          <w:ilvl w:val="0"/>
+          <w:numId w:val="27"/>
+        </w:numPr>
         <w:rPr>
           <w:lang/>
         </w:rPr>
@@ -5968,12 +6438,16 @@
         <w:rPr>
           <w:lang/>
         </w:rPr>
-        <w:t>The expected output is an ordered schedule showing which task should be processed first. The system must also identify and remove the next task, display the remaining tasks, and produce a suitable message when no tasks are available. Both implementations must return the same logical processing sequence when tested with identical data.</w:t>
+        <w:t xml:space="preserve">Resolve System Failure </w:t>
       </w:r>
     </w:p>
     <w:p>
       <w:pPr>
         <w:pStyle w:val="IT245"/>
+        <w:numPr>
+          <w:ilvl w:val="0"/>
+          <w:numId w:val="27"/>
+        </w:numPr>
         <w:rPr>
           <w:lang/>
         </w:rPr>
@@ -5982,12 +6456,16 @@
         <w:rPr>
           <w:lang/>
         </w:rPr>
-        <w:t>The problem is solved through two data structures. The first implementation uses a sorted ArrayList. A new task is compared with the existing elements and inserted into the correct position. This keeps the list fully ordered, allowing direct traversal in scheduling order. However, inserting or removing an element may require shifting other elements.</w:t>
+        <w:t xml:space="preserve">Answer Urgent Email </w:t>
       </w:r>
     </w:p>
     <w:p>
       <w:pPr>
         <w:pStyle w:val="IT245"/>
+        <w:numPr>
+          <w:ilvl w:val="0"/>
+          <w:numId w:val="27"/>
+        </w:numPr>
         <w:rPr>
           <w:lang/>
         </w:rPr>
@@ -5996,19 +6474,16 @@
         <w:rPr>
           <w:lang/>
         </w:rPr>
-        <w:t xml:space="preserve">The second implementation uses a PriorityQueue supported by a binary heap. A comparator orders tasks first by priority and then by arrival sequence. The task that should be processed next remains at the root of the heap. This structure is more efficient </w:t>
-      </w:r>
-      <w:r>
-        <w:rPr>
-          <w:lang/>
-        </w:rPr>
-        <w:lastRenderedPageBreak/>
-        <w:t>for repeated insertion and removal, although its internal arrangement is not a completely sorted list.</w:t>
+        <w:t xml:space="preserve">Prepare Report </w:t>
       </w:r>
     </w:p>
     <w:p>
       <w:pPr>
         <w:pStyle w:val="IT245"/>
+        <w:numPr>
+          <w:ilvl w:val="0"/>
+          <w:numId w:val="27"/>
+        </w:numPr>
         <w:rPr>
           <w:lang/>
         </w:rPr>
@@ -6017,7 +6492,7 @@
         <w:rPr>
           <w:lang/>
         </w:rPr>
-        <w:t>The system is limited to priority-based scheduling. It does not consider task duration, deadlines, dependencies, resource availability, or parallel processing. It assumes that one task is processed at a time and that completed tasks are removed permanently from the pending schedule.</w:t>
+        <w:t xml:space="preserve">Update Records </w:t>
       </w:r>
     </w:p>
     <w:p>
@@ -6031,7 +6506,7 @@
         <w:rPr>
           <w:lang/>
         </w:rPr>
-        <w:t>The main operations are adding a task, viewing the next task, processing and removing the next task, displaying pending tasks, validating input, and checking whether the schedule is empty. These operations allow the system to maintain a reliable processing order while demonstrating how different data structures can solve the same scheduling problem.</w:t>
+        <w:t>The task at index zero is always the next task to process. Viewing the next task therefore requires direct access to the first element. Processing a task removes the element at index zero, after which the remaining tasks shift one position to the left.</w:t>
       </w:r>
     </w:p>
     <w:p>
@@ -6118,7 +6593,7 @@
               <wp:docPr id="768041508" name="Text Box 8" descr="Restricted - مقيد ">
                 <a:extLst xmlns:a="http://schemas.openxmlformats.org/drawingml/2006/main">
                   <a:ext uri="{5AE41FA2-C0FF-4470-9BD4-5FADCA87CBE2}">
-                    <aclsh:classification xmlns="" xmlns:cx1="http://schemas.microsoft.com/office/drawing/2015/9/8/chartex" xmlns:cx2="http://schemas.microsoft.com/office/drawing/2015/10/21/chartex" xmlns:cx3="http://schemas.microsoft.com/office/drawing/2016/5/9/chartex" xmlns:cx4="http://schemas.microsoft.com/office/drawing/2016/5/10/chartex" xmlns:cx5="http://schemas.microsoft.com/office/drawing/2016/5/11/chartex" xmlns:cx6="http://schemas.microsoft.com/office/drawing/2016/5/12/chartex" xmlns:cx7="http://schemas.microsoft.com/office/drawing/2016/5/13/chartex" xmlns:cx8="http://schemas.microsoft.com/office/drawing/2016/5/14/chartex" xmlns:aink="http://schemas.microsoft.com/office/drawing/2016/ink" xmlns:am3d="http://schemas.microsoft.com/office/drawing/2017/model3d" xmlns:oel="http://schemas.microsoft.com/office/2019/extlst" xmlns:o="urn:schemas-microsoft-com:office:office" xmlns:v="urn:schemas-microsoft-com:vml" xmlns:w10="urn:schemas-microsoft-com:office:word" xmlns:w="http://schemas.openxmlformats.org/wordprocessingml/2006/main" xmlns:w16cei="http://schemas.microsoft.com/office/word/2026/wordml/cei" xmlns:w16cex="http://schemas.microsoft.com/office/word/2018/wordml/cex" xmlns:w16cid="http://schemas.microsoft.com/office/word/2016/wordml/cid" xmlns:w16="http://schemas.microsoft.com/office/word/2018/wordml" xmlns:w16sdtdh="http://schemas.microsoft.com/office/word/2020/wordml/sdtdatahash" xmlns:w16sdtfl="http://schemas.microsoft.com/office/word/2024/wordml/sdtformatlock" xmlns:w16du="http://schemas.microsoft.com/office/word/2023/wordml/word16du" xmlns:aclsh="http://schemas.microsoft.com/office/drawing/2020/classificationShape" classificationOutcomeType="ftr"/>
+                    <aclsh:classification xmlns:aclsh="http://schemas.microsoft.com/office/drawing/2020/classificationShape" xmlns:w16du="http://schemas.microsoft.com/office/word/2023/wordml/word16du" xmlns:w16sdtfl="http://schemas.microsoft.com/office/word/2024/wordml/sdtformatlock" xmlns:w16sdtdh="http://schemas.microsoft.com/office/word/2020/wordml/sdtdatahash" xmlns:w16="http://schemas.microsoft.com/office/word/2018/wordml" xmlns:w16cid="http://schemas.microsoft.com/office/word/2016/wordml/cid" xmlns:w16cex="http://schemas.microsoft.com/office/word/2018/wordml/cex" xmlns:w16cei="http://schemas.microsoft.com/office/word/2026/wordml/cei" xmlns:w="http://schemas.openxmlformats.org/wordprocessingml/2006/main" xmlns:w10="urn:schemas-microsoft-com:office:word" xmlns:v="urn:schemas-microsoft-com:vml" xmlns:o="urn:schemas-microsoft-com:office:office" xmlns:oel="http://schemas.microsoft.com/office/2019/extlst" xmlns:am3d="http://schemas.microsoft.com/office/drawing/2017/model3d" xmlns:aink="http://schemas.microsoft.com/office/drawing/2016/ink" xmlns:cx8="http://schemas.microsoft.com/office/drawing/2016/5/14/chartex" xmlns:cx7="http://schemas.microsoft.com/office/drawing/2016/5/13/chartex" xmlns:cx6="http://schemas.microsoft.com/office/drawing/2016/5/12/chartex" xmlns:cx5="http://schemas.microsoft.com/office/drawing/2016/5/11/chartex" xmlns:cx4="http://schemas.microsoft.com/office/drawing/2016/5/10/chartex" xmlns:cx3="http://schemas.microsoft.com/office/drawing/2016/5/9/chartex" xmlns:cx2="http://schemas.microsoft.com/office/drawing/2015/10/21/chartex" xmlns:cx1="http://schemas.microsoft.com/office/drawing/2015/9/8/chartex" xmlns="" classificationOutcomeType="ftr"/>
                   </a:ext>
                 </a:extLst>
               </wp:docPr>
@@ -6276,7 +6751,7 @@
               <wp:docPr id="1894436925" name="Text Box 9" descr="Restricted - مقيد ">
                 <a:extLst xmlns:a="http://schemas.openxmlformats.org/drawingml/2006/main">
                   <a:ext uri="{5AE41FA2-C0FF-4470-9BD4-5FADCA87CBE2}">
-                    <aclsh:classification xmlns="" xmlns:cx1="http://schemas.microsoft.com/office/drawing/2015/9/8/chartex" xmlns:cx2="http://schemas.microsoft.com/office/drawing/2015/10/21/chartex" xmlns:cx3="http://schemas.microsoft.com/office/drawing/2016/5/9/chartex" xmlns:cx4="http://schemas.microsoft.com/office/drawing/2016/5/10/chartex" xmlns:cx5="http://schemas.microsoft.com/office/drawing/2016/5/11/chartex" xmlns:cx6="http://schemas.microsoft.com/office/drawing/2016/5/12/chartex" xmlns:cx7="http://schemas.microsoft.com/office/drawing/2016/5/13/chartex" xmlns:cx8="http://schemas.microsoft.com/office/drawing/2016/5/14/chartex" xmlns:aink="http://schemas.microsoft.com/office/drawing/2016/ink" xmlns:am3d="http://schemas.microsoft.com/office/drawing/2017/model3d" xmlns:oel="http://schemas.microsoft.com/office/2019/extlst" xmlns:o="urn:schemas-microsoft-com:office:office" xmlns:v="urn:schemas-microsoft-com:vml" xmlns:w10="urn:schemas-microsoft-com:office:word" xmlns:w="http://schemas.openxmlformats.org/wordprocessingml/2006/main" xmlns:w16cei="http://schemas.microsoft.com/office/word/2026/wordml/cei" xmlns:w16cex="http://schemas.microsoft.com/office/word/2018/wordml/cex" xmlns:w16cid="http://schemas.microsoft.com/office/word/2016/wordml/cid" xmlns:w16="http://schemas.microsoft.com/office/word/2018/wordml" xmlns:w16sdtdh="http://schemas.microsoft.com/office/word/2020/wordml/sdtdatahash" xmlns:w16sdtfl="http://schemas.microsoft.com/office/word/2024/wordml/sdtformatlock" xmlns:w16du="http://schemas.microsoft.com/office/word/2023/wordml/word16du" xmlns:aclsh="http://schemas.microsoft.com/office/drawing/2020/classificationShape" classificationOutcomeType="ftr"/>
+                    <aclsh:classification xmlns:aclsh="http://schemas.microsoft.com/office/drawing/2020/classificationShape" xmlns:w16du="http://schemas.microsoft.com/office/word/2023/wordml/word16du" xmlns:w16sdtfl="http://schemas.microsoft.com/office/word/2024/wordml/sdtformatlock" xmlns:w16sdtdh="http://schemas.microsoft.com/office/word/2020/wordml/sdtdatahash" xmlns:w16="http://schemas.microsoft.com/office/word/2018/wordml" xmlns:w16cid="http://schemas.microsoft.com/office/word/2016/wordml/cid" xmlns:w16cex="http://schemas.microsoft.com/office/word/2018/wordml/cex" xmlns:w16cei="http://schemas.microsoft.com/office/word/2026/wordml/cei" xmlns:w="http://schemas.openxmlformats.org/wordprocessingml/2006/main" xmlns:w10="urn:schemas-microsoft-com:office:word" xmlns:v="urn:schemas-microsoft-com:vml" xmlns:o="urn:schemas-microsoft-com:office:office" xmlns:oel="http://schemas.microsoft.com/office/2019/extlst" xmlns:am3d="http://schemas.microsoft.com/office/drawing/2017/model3d" xmlns:aink="http://schemas.microsoft.com/office/drawing/2016/ink" xmlns:cx8="http://schemas.microsoft.com/office/drawing/2016/5/14/chartex" xmlns:cx7="http://schemas.microsoft.com/office/drawing/2016/5/13/chartex" xmlns:cx6="http://schemas.microsoft.com/office/drawing/2016/5/12/chartex" xmlns:cx5="http://schemas.microsoft.com/office/drawing/2016/5/11/chartex" xmlns:cx4="http://schemas.microsoft.com/office/drawing/2016/5/10/chartex" xmlns:cx3="http://schemas.microsoft.com/office/drawing/2016/5/9/chartex" xmlns:cx2="http://schemas.microsoft.com/office/drawing/2015/10/21/chartex" xmlns:cx1="http://schemas.microsoft.com/office/drawing/2015/9/8/chartex" xmlns="" classificationOutcomeType="ftr"/>
                   </a:ext>
                 </a:extLst>
               </wp:docPr>
@@ -6434,7 +6909,7 @@
               <wp:docPr id="2005617642" name="Text Box 7" descr="Restricted - مقيد ">
                 <a:extLst xmlns:a="http://schemas.openxmlformats.org/drawingml/2006/main">
                   <a:ext uri="{5AE41FA2-C0FF-4470-9BD4-5FADCA87CBE2}">
-                    <aclsh:classification xmlns="" xmlns:cx1="http://schemas.microsoft.com/office/drawing/2015/9/8/chartex" xmlns:cx2="http://schemas.microsoft.com/office/drawing/2015/10/21/chartex" xmlns:cx3="http://schemas.microsoft.com/office/drawing/2016/5/9/chartex" xmlns:cx4="http://schemas.microsoft.com/office/drawing/2016/5/10/chartex" xmlns:cx5="http://schemas.microsoft.com/office/drawing/2016/5/11/chartex" xmlns:cx6="http://schemas.microsoft.com/office/drawing/2016/5/12/chartex" xmlns:cx7="http://schemas.microsoft.com/office/drawing/2016/5/13/chartex" xmlns:cx8="http://schemas.microsoft.com/office/drawing/2016/5/14/chartex" xmlns:aink="http://schemas.microsoft.com/office/drawing/2016/ink" xmlns:am3d="http://schemas.microsoft.com/office/drawing/2017/model3d" xmlns:oel="http://schemas.microsoft.com/office/2019/extlst" xmlns:o="urn:schemas-microsoft-com:office:office" xmlns:v="urn:schemas-microsoft-com:vml" xmlns:w10="urn:schemas-microsoft-com:office:word" xmlns:w="http://schemas.openxmlformats.org/wordprocessingml/2006/main" xmlns:w16cei="http://schemas.microsoft.com/office/word/2026/wordml/cei" xmlns:w16cex="http://schemas.microsoft.com/office/word/2018/wordml/cex" xmlns:w16cid="http://schemas.microsoft.com/office/word/2016/wordml/cid" xmlns:w16="http://schemas.microsoft.com/office/word/2018/wordml" xmlns:w16sdtdh="http://schemas.microsoft.com/office/word/2020/wordml/sdtdatahash" xmlns:w16sdtfl="http://schemas.microsoft.com/office/word/2024/wordml/sdtformatlock" xmlns:w16du="http://schemas.microsoft.com/office/word/2023/wordml/word16du" xmlns:aclsh="http://schemas.microsoft.com/office/drawing/2020/classificationShape" classificationOutcomeType="ftr"/>
+                    <aclsh:classification xmlns:aclsh="http://schemas.microsoft.com/office/drawing/2020/classificationShape" xmlns:w16du="http://schemas.microsoft.com/office/word/2023/wordml/word16du" xmlns:w16sdtfl="http://schemas.microsoft.com/office/word/2024/wordml/sdtformatlock" xmlns:w16sdtdh="http://schemas.microsoft.com/office/word/2020/wordml/sdtdatahash" xmlns:w16="http://schemas.microsoft.com/office/word/2018/wordml" xmlns:w16cid="http://schemas.microsoft.com/office/word/2016/wordml/cid" xmlns:w16cex="http://schemas.microsoft.com/office/word/2018/wordml/cex" xmlns:w16cei="http://schemas.microsoft.com/office/word/2026/wordml/cei" xmlns:w="http://schemas.openxmlformats.org/wordprocessingml/2006/main" xmlns:w10="urn:schemas-microsoft-com:office:word" xmlns:v="urn:schemas-microsoft-com:vml" xmlns:o="urn:schemas-microsoft-com:office:office" xmlns:oel="http://schemas.microsoft.com/office/2019/extlst" xmlns:am3d="http://schemas.microsoft.com/office/drawing/2017/model3d" xmlns:aink="http://schemas.microsoft.com/office/drawing/2016/ink" xmlns:cx8="http://schemas.microsoft.com/office/drawing/2016/5/14/chartex" xmlns:cx7="http://schemas.microsoft.com/office/drawing/2016/5/13/chartex" xmlns:cx6="http://schemas.microsoft.com/office/drawing/2016/5/12/chartex" xmlns:cx5="http://schemas.microsoft.com/office/drawing/2016/5/11/chartex" xmlns:cx4="http://schemas.microsoft.com/office/drawing/2016/5/10/chartex" xmlns:cx3="http://schemas.microsoft.com/office/drawing/2016/5/9/chartex" xmlns:cx2="http://schemas.microsoft.com/office/drawing/2015/10/21/chartex" xmlns:cx1="http://schemas.microsoft.com/office/drawing/2015/9/8/chartex" xmlns="" classificationOutcomeType="ftr"/>
                   </a:ext>
                 </a:extLst>
               </wp:docPr>
@@ -6864,7 +7339,7 @@
             </wp:anchor>
           </w:drawing>
         </mc:Choice>
-        <mc:Fallback xmlns:cx1="http://schemas.microsoft.com/office/drawing/2015/9/8/chartex" xmlns:cx2="http://schemas.microsoft.com/office/drawing/2015/10/21/chartex" xmlns:cx3="http://schemas.microsoft.com/office/drawing/2016/5/9/chartex" xmlns:cx4="http://schemas.microsoft.com/office/drawing/2016/5/10/chartex" xmlns:cx5="http://schemas.microsoft.com/office/drawing/2016/5/11/chartex" xmlns:cx6="http://schemas.microsoft.com/office/drawing/2016/5/12/chartex" xmlns:cx7="http://schemas.microsoft.com/office/drawing/2016/5/13/chartex" xmlns:cx8="http://schemas.microsoft.com/office/drawing/2016/5/14/chartex" xmlns:aink="http://schemas.microsoft.com/office/drawing/2016/ink" xmlns:am3d="http://schemas.microsoft.com/office/drawing/2017/model3d" xmlns:oel="http://schemas.microsoft.com/office/2019/extlst" xmlns:w16cei="http://schemas.microsoft.com/office/word/2026/wordml/cei" xmlns:w16cex="http://schemas.microsoft.com/office/word/2018/wordml/cex" xmlns:w16cid="http://schemas.microsoft.com/office/word/2016/wordml/cid" xmlns:w16="http://schemas.microsoft.com/office/word/2018/wordml" xmlns:w16sdtdh="http://schemas.microsoft.com/office/word/2020/wordml/sdtdatahash" xmlns:w16sdtfl="http://schemas.microsoft.com/office/word/2024/wordml/sdtformatlock" xmlns:w16du="http://schemas.microsoft.com/office/word/2023/wordml/word16du">
+        <mc:Fallback xmlns:w16du="http://schemas.microsoft.com/office/word/2023/wordml/word16du" xmlns:w16sdtfl="http://schemas.microsoft.com/office/word/2024/wordml/sdtformatlock" xmlns:w16sdtdh="http://schemas.microsoft.com/office/word/2020/wordml/sdtdatahash" xmlns:w16="http://schemas.microsoft.com/office/word/2018/wordml" xmlns:w16cid="http://schemas.microsoft.com/office/word/2016/wordml/cid" xmlns:w16cex="http://schemas.microsoft.com/office/word/2018/wordml/cex" xmlns:w16cei="http://schemas.microsoft.com/office/word/2026/wordml/cei" xmlns:oel="http://schemas.microsoft.com/office/2019/extlst" xmlns:am3d="http://schemas.microsoft.com/office/drawing/2017/model3d" xmlns:aink="http://schemas.microsoft.com/office/drawing/2016/ink" xmlns:cx8="http://schemas.microsoft.com/office/drawing/2016/5/14/chartex" xmlns:cx7="http://schemas.microsoft.com/office/drawing/2016/5/13/chartex" xmlns:cx6="http://schemas.microsoft.com/office/drawing/2016/5/12/chartex" xmlns:cx5="http://schemas.microsoft.com/office/drawing/2016/5/11/chartex" xmlns:cx4="http://schemas.microsoft.com/office/drawing/2016/5/10/chartex" xmlns:cx3="http://schemas.microsoft.com/office/drawing/2016/5/9/chartex" xmlns:cx2="http://schemas.microsoft.com/office/drawing/2015/10/21/chartex" xmlns:cx1="http://schemas.microsoft.com/office/drawing/2015/9/8/chartex">
           <w:pict>
             <v:line w14:anchorId="7169C831" id="Straight Connector 6" o:spid="_x0000_s1026" style="position:absolute;z-index:251660288;visibility:visible;mso-wrap-style:square;mso-width-percent:0;mso-height-percent:0;mso-wrap-distance-left:9pt;mso-wrap-distance-top:-3e-5mm;mso-wrap-distance-right:9pt;mso-wrap-distance-bottom:-3e-5mm;mso-position-horizontal:absolute;mso-position-horizontal-relative:text;mso-position-vertical:absolute;mso-position-vertical-relative:text;mso-width-percent:0;mso-height-percent:0;mso-width-relative:page;mso-height-relative:page" from="-68.95pt,-666.45pt" to="489.05pt,-666.45pt" o:gfxdata="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" strokecolor="#4f81bd" strokeweight="2pt">
               <v:shadow on="t" opacity="24903f" origin=",.5" offset="0,.55556mm"/>
@@ -7516,6 +7991,119 @@
     </w:lvl>
   </w:abstractNum>
   <w:abstractNum w:abstractNumId="4" w15:restartNumberingAfterBreak="0">
+    <w:nsid w:val="14F52818"/>
+    <w:multiLevelType w:val="multilevel"/>
+    <w:tmpl w:val="B9941410"/>
+    <w:lvl w:ilvl="0">
+      <w:start w:val="1"/>
+      <w:numFmt w:val="decimal"/>
+      <w:lvlText w:val="%1."/>
+      <w:lvlJc w:val="left"/>
+      <w:pPr>
+        <w:tabs>
+          <w:tab w:val="num" w:pos="720"/>
+        </w:tabs>
+        <w:ind w:left="720" w:hanging="360"/>
+      </w:pPr>
+    </w:lvl>
+    <w:lvl w:ilvl="1" w:tentative="1">
+      <w:start w:val="1"/>
+      <w:numFmt w:val="decimal"/>
+      <w:lvlText w:val="%2."/>
+      <w:lvlJc w:val="left"/>
+      <w:pPr>
+        <w:tabs>
+          <w:tab w:val="num" w:pos="1440"/>
+        </w:tabs>
+        <w:ind w:left="1440" w:hanging="360"/>
+      </w:pPr>
+    </w:lvl>
+    <w:lvl w:ilvl="2" w:tentative="1">
+      <w:start w:val="1"/>
+      <w:numFmt w:val="decimal"/>
+      <w:lvlText w:val="%3."/>
+      <w:lvlJc w:val="left"/>
+      <w:pPr>
+        <w:tabs>
+          <w:tab w:val="num" w:pos="2160"/>
+        </w:tabs>
+        <w:ind w:left="2160" w:hanging="360"/>
+      </w:pPr>
+    </w:lvl>
+    <w:lvl w:ilvl="3" w:tentative="1">
+      <w:start w:val="1"/>
+      <w:numFmt w:val="decimal"/>
+      <w:lvlText w:val="%4."/>
+      <w:lvlJc w:val="left"/>
+      <w:pPr>
+        <w:tabs>
+          <w:tab w:val="num" w:pos="2880"/>
+        </w:tabs>
+        <w:ind w:left="2880" w:hanging="360"/>
+      </w:pPr>
+    </w:lvl>
+    <w:lvl w:ilvl="4" w:tentative="1">
+      <w:start w:val="1"/>
+      <w:numFmt w:val="decimal"/>
+      <w:lvlText w:val="%5."/>
+      <w:lvlJc w:val="left"/>
+      <w:pPr>
+        <w:tabs>
+          <w:tab w:val="num" w:pos="3600"/>
+        </w:tabs>
+        <w:ind w:left="3600" w:hanging="360"/>
+      </w:pPr>
+    </w:lvl>
+    <w:lvl w:ilvl="5" w:tentative="1">
+      <w:start w:val="1"/>
+      <w:numFmt w:val="decimal"/>
+      <w:lvlText w:val="%6."/>
+      <w:lvlJc w:val="left"/>
+      <w:pPr>
+        <w:tabs>
+          <w:tab w:val="num" w:pos="4320"/>
+        </w:tabs>
+        <w:ind w:left="4320" w:hanging="360"/>
+      </w:pPr>
+    </w:lvl>
+    <w:lvl w:ilvl="6" w:tentative="1">
+      <w:start w:val="1"/>
+      <w:numFmt w:val="decimal"/>
+      <w:lvlText w:val="%7."/>
+      <w:lvlJc w:val="left"/>
+      <w:pPr>
+        <w:tabs>
+          <w:tab w:val="num" w:pos="5040"/>
+        </w:tabs>
+        <w:ind w:left="5040" w:hanging="360"/>
+      </w:pPr>
+    </w:lvl>
+    <w:lvl w:ilvl="7" w:tentative="1">
+      <w:start w:val="1"/>
+      <w:numFmt w:val="decimal"/>
+      <w:lvlText w:val="%8."/>
+      <w:lvlJc w:val="left"/>
+      <w:pPr>
+        <w:tabs>
+          <w:tab w:val="num" w:pos="5760"/>
+        </w:tabs>
+        <w:ind w:left="5760" w:hanging="360"/>
+      </w:pPr>
+    </w:lvl>
+    <w:lvl w:ilvl="8" w:tentative="1">
+      <w:start w:val="1"/>
+      <w:numFmt w:val="decimal"/>
+      <w:lvlText w:val="%9."/>
+      <w:lvlJc w:val="left"/>
+      <w:pPr>
+        <w:tabs>
+          <w:tab w:val="num" w:pos="6480"/>
+        </w:tabs>
+        <w:ind w:left="6480" w:hanging="360"/>
+      </w:pPr>
+    </w:lvl>
+  </w:abstractNum>
+  <w:abstractNum w:abstractNumId="5" w15:restartNumberingAfterBreak="0">
     <w:nsid w:val="207E43EB"/>
     <w:multiLevelType w:val="hybridMultilevel"/>
     <w:tmpl w:val="6FC074FE"/>
@@ -7604,7 +8192,7 @@
       </w:pPr>
     </w:lvl>
   </w:abstractNum>
-  <w:abstractNum w:abstractNumId="5" w15:restartNumberingAfterBreak="0">
+  <w:abstractNum w:abstractNumId="6" w15:restartNumberingAfterBreak="0">
     <w:nsid w:val="239C60A2"/>
     <w:multiLevelType w:val="hybridMultilevel"/>
     <w:tmpl w:val="04629120"/>
@@ -7717,7 +8305,7 @@
       </w:rPr>
     </w:lvl>
   </w:abstractNum>
-  <w:abstractNum w:abstractNumId="6" w15:restartNumberingAfterBreak="0">
+  <w:abstractNum w:abstractNumId="7" w15:restartNumberingAfterBreak="0">
     <w:nsid w:val="243301B1"/>
     <w:multiLevelType w:val="multilevel"/>
     <w:tmpl w:val="2ADCA5B4"/>
@@ -7866,7 +8454,7 @@
       </w:rPr>
     </w:lvl>
   </w:abstractNum>
-  <w:abstractNum w:abstractNumId="7" w15:restartNumberingAfterBreak="0">
+  <w:abstractNum w:abstractNumId="8" w15:restartNumberingAfterBreak="0">
     <w:nsid w:val="27E370B4"/>
     <w:multiLevelType w:val="hybridMultilevel"/>
     <w:tmpl w:val="72EA0A84"/>
@@ -7955,7 +8543,7 @@
       </w:pPr>
     </w:lvl>
   </w:abstractNum>
-  <w:abstractNum w:abstractNumId="8" w15:restartNumberingAfterBreak="0">
+  <w:abstractNum w:abstractNumId="9" w15:restartNumberingAfterBreak="0">
     <w:nsid w:val="29E73808"/>
     <w:multiLevelType w:val="multilevel"/>
     <w:tmpl w:val="78C21B22"/>
@@ -8104,7 +8692,7 @@
       </w:rPr>
     </w:lvl>
   </w:abstractNum>
-  <w:abstractNum w:abstractNumId="9" w15:restartNumberingAfterBreak="0">
+  <w:abstractNum w:abstractNumId="10" w15:restartNumberingAfterBreak="0">
     <w:nsid w:val="2B9958AB"/>
     <w:multiLevelType w:val="multilevel"/>
     <w:tmpl w:val="2ADCA5B4"/>
@@ -8253,7 +8841,7 @@
       </w:rPr>
     </w:lvl>
   </w:abstractNum>
-  <w:abstractNum w:abstractNumId="10" w15:restartNumberingAfterBreak="0">
+  <w:abstractNum w:abstractNumId="11" w15:restartNumberingAfterBreak="0">
     <w:nsid w:val="2E453BE9"/>
     <w:multiLevelType w:val="hybridMultilevel"/>
     <w:tmpl w:val="48CC314A"/>
@@ -8339,7 +8927,7 @@
       </w:pPr>
     </w:lvl>
   </w:abstractNum>
-  <w:abstractNum w:abstractNumId="11" w15:restartNumberingAfterBreak="0">
+  <w:abstractNum w:abstractNumId="12" w15:restartNumberingAfterBreak="0">
     <w:nsid w:val="367F6A45"/>
     <w:multiLevelType w:val="multilevel"/>
     <w:tmpl w:val="0436C7FE"/>
@@ -8462,7 +9050,7 @@
       </w:rPr>
     </w:lvl>
   </w:abstractNum>
-  <w:abstractNum w:abstractNumId="12" w15:restartNumberingAfterBreak="0">
+  <w:abstractNum w:abstractNumId="13" w15:restartNumberingAfterBreak="0">
     <w:nsid w:val="3A994E7B"/>
     <w:multiLevelType w:val="hybridMultilevel"/>
     <w:tmpl w:val="589E38D4"/>
@@ -8548,7 +9136,7 @@
       </w:pPr>
     </w:lvl>
   </w:abstractNum>
-  <w:abstractNum w:abstractNumId="13" w15:restartNumberingAfterBreak="0">
+  <w:abstractNum w:abstractNumId="14" w15:restartNumberingAfterBreak="0">
     <w:nsid w:val="44EE13B5"/>
     <w:multiLevelType w:val="hybridMultilevel"/>
     <w:tmpl w:val="2AE033A4"/>
@@ -8663,7 +9251,7 @@
       </w:rPr>
     </w:lvl>
   </w:abstractNum>
-  <w:abstractNum w:abstractNumId="14" w15:restartNumberingAfterBreak="0">
+  <w:abstractNum w:abstractNumId="15" w15:restartNumberingAfterBreak="0">
     <w:nsid w:val="463357ED"/>
     <w:multiLevelType w:val="hybridMultilevel"/>
     <w:tmpl w:val="589E38D4"/>
@@ -8749,7 +9337,7 @@
       </w:pPr>
     </w:lvl>
   </w:abstractNum>
-  <w:abstractNum w:abstractNumId="15" w15:restartNumberingAfterBreak="0">
+  <w:abstractNum w:abstractNumId="16" w15:restartNumberingAfterBreak="0">
     <w:nsid w:val="559F6C2C"/>
     <w:multiLevelType w:val="hybridMultilevel"/>
     <w:tmpl w:val="48CC314A"/>
@@ -8835,7 +9423,7 @@
       </w:pPr>
     </w:lvl>
   </w:abstractNum>
-  <w:abstractNum w:abstractNumId="16" w15:restartNumberingAfterBreak="0">
+  <w:abstractNum w:abstractNumId="17" w15:restartNumberingAfterBreak="0">
     <w:nsid w:val="55F84D01"/>
     <w:multiLevelType w:val="multilevel"/>
     <w:tmpl w:val="A9E06390"/>
@@ -8948,7 +9536,7 @@
       </w:pPr>
     </w:lvl>
   </w:abstractNum>
-  <w:abstractNum w:abstractNumId="17" w15:restartNumberingAfterBreak="0">
+  <w:abstractNum w:abstractNumId="18" w15:restartNumberingAfterBreak="0">
     <w:nsid w:val="58627B35"/>
     <w:multiLevelType w:val="hybridMultilevel"/>
     <w:tmpl w:val="EAF8BB30"/>
@@ -9061,7 +9649,7 @@
       </w:rPr>
     </w:lvl>
   </w:abstractNum>
-  <w:abstractNum w:abstractNumId="18" w15:restartNumberingAfterBreak="0">
+  <w:abstractNum w:abstractNumId="19" w15:restartNumberingAfterBreak="0">
     <w:nsid w:val="59A421A5"/>
     <w:multiLevelType w:val="hybridMultilevel"/>
     <w:tmpl w:val="BE28B77E"/>
@@ -9147,7 +9735,7 @@
       </w:pPr>
     </w:lvl>
   </w:abstractNum>
-  <w:abstractNum w:abstractNumId="19" w15:restartNumberingAfterBreak="0">
+  <w:abstractNum w:abstractNumId="20" w15:restartNumberingAfterBreak="0">
     <w:nsid w:val="63C007C6"/>
     <w:multiLevelType w:val="hybridMultilevel"/>
     <w:tmpl w:val="589E38D4"/>
@@ -9233,7 +9821,7 @@
       </w:pPr>
     </w:lvl>
   </w:abstractNum>
-  <w:abstractNum w:abstractNumId="20" w15:restartNumberingAfterBreak="0">
+  <w:abstractNum w:abstractNumId="21" w15:restartNumberingAfterBreak="0">
     <w:nsid w:val="694B3D43"/>
     <w:multiLevelType w:val="multilevel"/>
     <w:tmpl w:val="CA629762"/>
@@ -9346,7 +9934,7 @@
       </w:pPr>
     </w:lvl>
   </w:abstractNum>
-  <w:abstractNum w:abstractNumId="21" w15:restartNumberingAfterBreak="0">
+  <w:abstractNum w:abstractNumId="22" w15:restartNumberingAfterBreak="0">
     <w:nsid w:val="6BB831B7"/>
     <w:multiLevelType w:val="hybridMultilevel"/>
     <w:tmpl w:val="94EA3D04"/>
@@ -9435,7 +10023,7 @@
       </w:pPr>
     </w:lvl>
   </w:abstractNum>
-  <w:abstractNum w:abstractNumId="22" w15:restartNumberingAfterBreak="0">
+  <w:abstractNum w:abstractNumId="23" w15:restartNumberingAfterBreak="0">
     <w:nsid w:val="6CE37D8F"/>
     <w:multiLevelType w:val="hybridMultilevel"/>
     <w:tmpl w:val="52F282C8"/>
@@ -9531,7 +10119,7 @@
     </w:lvlOverride>
   </w:num>
   <w:num w:numId="3">
-    <w:abstractNumId w:val="11"/>
+    <w:abstractNumId w:val="12"/>
   </w:num>
   <w:num w:numId="4">
     <w:abstractNumId w:val="0"/>
@@ -9546,10 +10134,10 @@
     </w:lvlOverride>
   </w:num>
   <w:num w:numId="6">
-    <w:abstractNumId w:val="13"/>
+    <w:abstractNumId w:val="14"/>
   </w:num>
   <w:num w:numId="7">
-    <w:abstractNumId w:val="8"/>
+    <w:abstractNumId w:val="9"/>
   </w:num>
   <w:num w:numId="8">
     <w:abstractNumId w:val="1"/>
@@ -9558,43 +10146,43 @@
     <w:abstractNumId w:val="2"/>
   </w:num>
   <w:num w:numId="10">
-    <w:abstractNumId w:val="22"/>
+    <w:abstractNumId w:val="23"/>
   </w:num>
   <w:num w:numId="11">
-    <w:abstractNumId w:val="7"/>
+    <w:abstractNumId w:val="8"/>
   </w:num>
   <w:num w:numId="12">
-    <w:abstractNumId w:val="19"/>
+    <w:abstractNumId w:val="20"/>
   </w:num>
   <w:num w:numId="13">
-    <w:abstractNumId w:val="10"/>
+    <w:abstractNumId w:val="11"/>
   </w:num>
   <w:num w:numId="14">
     <w:abstractNumId w:val="3"/>
   </w:num>
   <w:num w:numId="15">
-    <w:abstractNumId w:val="21"/>
+    <w:abstractNumId w:val="22"/>
   </w:num>
   <w:num w:numId="16">
-    <w:abstractNumId w:val="4"/>
+    <w:abstractNumId w:val="5"/>
   </w:num>
   <w:num w:numId="17">
-    <w:abstractNumId w:val="17"/>
+    <w:abstractNumId w:val="18"/>
   </w:num>
   <w:num w:numId="18">
-    <w:abstractNumId w:val="14"/>
+    <w:abstractNumId w:val="15"/>
   </w:num>
   <w:num w:numId="19">
-    <w:abstractNumId w:val="15"/>
+    <w:abstractNumId w:val="16"/>
   </w:num>
   <w:num w:numId="20">
-    <w:abstractNumId w:val="12"/>
+    <w:abstractNumId w:val="13"/>
   </w:num>
   <w:num w:numId="21">
-    <w:abstractNumId w:val="5"/>
+    <w:abstractNumId w:val="6"/>
   </w:num>
   <w:num w:numId="22">
-    <w:abstractNumId w:val="18"/>
+    <w:abstractNumId w:val="19"/>
     <w:lvlOverride w:ilvl="0">
       <w:startOverride w:val="1"/>
     </w:lvlOverride>
@@ -9624,7 +10212,7 @@
     </w:lvlOverride>
   </w:num>
   <w:num w:numId="23">
-    <w:abstractNumId w:val="20"/>
+    <w:abstractNumId w:val="21"/>
     <w:lvlOverride w:ilvl="0">
       <w:startOverride w:val="1"/>
     </w:lvlOverride>
@@ -9654,13 +10242,13 @@
     </w:lvlOverride>
   </w:num>
   <w:num w:numId="24">
-    <w:abstractNumId w:val="6"/>
+    <w:abstractNumId w:val="7"/>
   </w:num>
   <w:num w:numId="25">
-    <w:abstractNumId w:val="9"/>
+    <w:abstractNumId w:val="10"/>
   </w:num>
   <w:num w:numId="26">
-    <w:abstractNumId w:val="16"/>
+    <w:abstractNumId w:val="17"/>
     <w:lvlOverride w:ilvl="0">
       <w:startOverride w:val="1"/>
     </w:lvlOverride>
@@ -9688,6 +10276,9 @@
     <w:lvlOverride w:ilvl="8">
       <w:startOverride w:val="1"/>
     </w:lvlOverride>
+  </w:num>
+  <w:num w:numId="27">
+    <w:abstractNumId w:val="4"/>
   </w:num>
 </w:numbering>
 </file>
@@ -10988,6 +11579,69 @@
       <w:szCs w:val="24"/>
     </w:rPr>
   </w:style>
+  <w:style w:type="table" w:styleId="PlainTable1">
+    <w:name w:val="Plain Table 1"/>
+    <w:basedOn w:val="TableNormal"/>
+    <w:uiPriority w:val="40"/>
+    <w:rsid w:val="00170C52"/>
+    <w:pPr>
+      <w:spacing w:after="0" w:line="240" w:lineRule="auto"/>
+    </w:pPr>
+    <w:tblPr>
+      <w:tblStyleRowBandSize w:val="1"/>
+      <w:tblStyleColBandSize w:val="1"/>
+      <w:tblBorders>
+        <w:top w:val="single" w:sz="4" w:space="0" w:color="BFBFBF" w:themeColor="background1" w:themeShade="BF"/>
+        <w:left w:val="single" w:sz="4" w:space="0" w:color="BFBFBF" w:themeColor="background1" w:themeShade="BF"/>
+        <w:bottom w:val="single" w:sz="4" w:space="0" w:color="BFBFBF" w:themeColor="background1" w:themeShade="BF"/>
+        <w:right w:val="single" w:sz="4" w:space="0" w:color="BFBFBF" w:themeColor="background1" w:themeShade="BF"/>
+        <w:insideH w:val="single" w:sz="4" w:space="0" w:color="BFBFBF" w:themeColor="background1" w:themeShade="BF"/>
+        <w:insideV w:val="single" w:sz="4" w:space="0" w:color="BFBFBF" w:themeColor="background1" w:themeShade="BF"/>
+      </w:tblBorders>
+    </w:tblPr>
+    <w:tblStylePr w:type="firstRow">
+      <w:rPr>
+        <w:b/>
+        <w:bCs/>
+      </w:rPr>
+    </w:tblStylePr>
+    <w:tblStylePr w:type="lastRow">
+      <w:rPr>
+        <w:b/>
+        <w:bCs/>
+      </w:rPr>
+      <w:tblPr/>
+      <w:tcPr>
+        <w:tcBorders>
+          <w:top w:val="double" w:sz="4" w:space="0" w:color="BFBFBF" w:themeColor="background1" w:themeShade="BF"/>
+        </w:tcBorders>
+      </w:tcPr>
+    </w:tblStylePr>
+    <w:tblStylePr w:type="firstCol">
+      <w:rPr>
+        <w:b/>
+        <w:bCs/>
+      </w:rPr>
+    </w:tblStylePr>
+    <w:tblStylePr w:type="lastCol">
+      <w:rPr>
+        <w:b/>
+        <w:bCs/>
+      </w:rPr>
+    </w:tblStylePr>
+    <w:tblStylePr w:type="band1Vert">
+      <w:tblPr/>
+      <w:tcPr>
+        <w:shd w:val="clear" w:color="auto" w:fill="F2F2F2" w:themeFill="background1" w:themeFillShade="F2"/>
+      </w:tcPr>
+    </w:tblStylePr>
+    <w:tblStylePr w:type="band1Horz">
+      <w:tblPr/>
+      <w:tcPr>
+        <w:shd w:val="clear" w:color="auto" w:fill="F2F2F2" w:themeFill="background1" w:themeFillShade="F2"/>
+      </w:tcPr>
+    </w:tblStylePr>
+  </w:style>
 </w:styles>
 </file>
 
@@ -11265,6 +11919,7 @@
     <w:rsid w:val="00D248BA"/>
     <w:rsid w:val="00D56FB7"/>
     <w:rsid w:val="00DE150C"/>
+    <w:rsid w:val="00DE5112"/>
     <w:rsid w:val="00E02C8A"/>
     <w:rsid w:val="00E11AA6"/>
     <w:rsid w:val="00E33A7B"/>
@@ -12121,7 +12776,7 @@
 </file>
 
 <file path=customXml/itemProps3.xml><?xml version="1.0" encoding="utf-8"?>
-<ds:datastoreItem xmlns:ds="http://schemas.openxmlformats.org/officeDocument/2006/customXml" ds:itemID="{88AC27B9-E8F6-44A1-ACA1-E6BFA2C79110}">
+<ds:datastoreItem xmlns:ds="http://schemas.openxmlformats.org/officeDocument/2006/customXml" ds:itemID="{0D333CEA-5989-4917-B109-640372D0D6CB}">
   <ds:schemaRefs>
     <ds:schemaRef ds:uri="http://schemas.openxmlformats.org/officeDocument/2006/bibliography"/>
   </ds:schemaRefs>

--- a/IT245 - Project.docx
+++ b/IT245 - Project.docx
@@ -5994,14 +5994,10 @@
     <w:p>
       <w:pPr>
         <w:pStyle w:val="IT245"/>
-        <w:rPr>
-          <w:lang/>
-        </w:rPr>
       </w:pPr>
       <w:r>
         <w:rPr>
           <w:b/>
-          <w:lang/>
         </w:rPr>
         <w:t>3. First Solution Using a Data Structure</w:t>
       </w:r>
@@ -6009,42 +6005,24 @@
     <w:p>
       <w:pPr>
         <w:pStyle w:val="IT245"/>
-        <w:rPr>
-          <w:lang/>
-        </w:rPr>
-      </w:pPr>
-      <w:r>
-        <w:rPr>
-          <w:lang/>
-        </w:rPr>
+      </w:pPr>
+      <w:r>
         <w:t>The first solution uses a sorted ArrayList to store and manage the pending tasks. Each task is represented as an object containing a task ID, task name, priority level, and arrival order. The list is maintained in the exact order in which tasks should be processed.</w:t>
       </w:r>
     </w:p>
     <w:p>
       <w:pPr>
         <w:pStyle w:val="IT245"/>
-        <w:rPr>
-          <w:lang/>
-        </w:rPr>
-      </w:pPr>
-      <w:r>
-        <w:rPr>
-          <w:lang/>
-        </w:rPr>
+      </w:pPr>
+      <w:r>
         <w:t>When a new task is added, the algorithm scans the existing list to determine the correct insertion position. Priority is checked first. A task with a smaller priority number is placed before tasks with larger priority numbers. When two tasks have the same priority, arrival order is used to preserve the first-in, first-out rule.</w:t>
       </w:r>
     </w:p>
     <w:p>
       <w:pPr>
         <w:pStyle w:val="IT245"/>
-        <w:rPr>
-          <w:lang/>
-        </w:rPr>
-      </w:pPr>
-      <w:r>
-        <w:rPr>
-          <w:lang/>
-        </w:rPr>
+      </w:pPr>
+      <w:r>
         <w:t>For example, suppose the following tasks are added:</w:t>
       </w:r>
     </w:p>
@@ -6074,13 +6052,11 @@
               <w:pStyle w:val="IT245"/>
               <w:rPr>
                 <w:bCs/>
-                <w:lang/>
               </w:rPr>
             </w:pPr>
             <w:r>
               <w:rPr>
                 <w:bCs/>
-                <w:lang/>
               </w:rPr>
               <w:t>Task</w:t>
             </w:r>
@@ -6097,13 +6073,11 @@
               <w:cnfStyle w:val="100000000000" w:firstRow="1" w:lastRow="0" w:firstColumn="0" w:lastColumn="0" w:oddVBand="0" w:evenVBand="0" w:oddHBand="0" w:evenHBand="0" w:firstRowFirstColumn="0" w:firstRowLastColumn="0" w:lastRowFirstColumn="0" w:lastRowLastColumn="0"/>
               <w:rPr>
                 <w:bCs/>
-                <w:lang/>
               </w:rPr>
             </w:pPr>
             <w:r>
               <w:rPr>
                 <w:bCs/>
-                <w:lang/>
               </w:rPr>
               <w:t>Priority</w:t>
             </w:r>
@@ -6120,13 +6094,11 @@
               <w:cnfStyle w:val="100000000000" w:firstRow="1" w:lastRow="0" w:firstColumn="0" w:lastColumn="0" w:oddVBand="0" w:evenVBand="0" w:oddHBand="0" w:evenHBand="0" w:firstRowFirstColumn="0" w:firstRowLastColumn="0" w:lastRowFirstColumn="0" w:lastRowLastColumn="0"/>
               <w:rPr>
                 <w:bCs/>
-                <w:lang/>
               </w:rPr>
             </w:pPr>
             <w:r>
               <w:rPr>
                 <w:bCs/>
-                <w:lang/>
               </w:rPr>
               <w:t>Arrival Order</w:t>
             </w:r>
@@ -6148,13 +6120,11 @@
               <w:pStyle w:val="IT245"/>
               <w:rPr>
                 <w:bCs/>
-                <w:lang/>
               </w:rPr>
             </w:pPr>
             <w:r>
               <w:rPr>
                 <w:bCs/>
-                <w:lang/>
               </w:rPr>
               <w:t>Prepare Report</w:t>
             </w:r>
@@ -6169,14 +6139,8 @@
             <w:pPr>
               <w:pStyle w:val="IT245"/>
               <w:cnfStyle w:val="000000100000" w:firstRow="0" w:lastRow="0" w:firstColumn="0" w:lastColumn="0" w:oddVBand="0" w:evenVBand="0" w:oddHBand="1" w:evenHBand="0" w:firstRowFirstColumn="0" w:firstRowLastColumn="0" w:lastRowFirstColumn="0" w:lastRowLastColumn="0"/>
-              <w:rPr>
-                <w:lang/>
-              </w:rPr>
             </w:pPr>
             <w:r>
-              <w:rPr>
-                <w:lang/>
-              </w:rPr>
               <w:t>2</w:t>
             </w:r>
           </w:p>
@@ -6190,14 +6154,8 @@
             <w:pPr>
               <w:pStyle w:val="IT245"/>
               <w:cnfStyle w:val="000000100000" w:firstRow="0" w:lastRow="0" w:firstColumn="0" w:lastColumn="0" w:oddVBand="0" w:evenVBand="0" w:oddHBand="1" w:evenHBand="0" w:firstRowFirstColumn="0" w:firstRowLastColumn="0" w:lastRowFirstColumn="0" w:lastRowLastColumn="0"/>
-              <w:rPr>
-                <w:lang/>
-              </w:rPr>
             </w:pPr>
             <w:r>
-              <w:rPr>
-                <w:lang/>
-              </w:rPr>
               <w:t>1</w:t>
             </w:r>
           </w:p>
@@ -6215,13 +6173,11 @@
               <w:pStyle w:val="IT245"/>
               <w:rPr>
                 <w:bCs/>
-                <w:lang/>
               </w:rPr>
             </w:pPr>
             <w:r>
               <w:rPr>
                 <w:bCs/>
-                <w:lang/>
               </w:rPr>
               <w:lastRenderedPageBreak/>
               <w:t>Resolve System Failure</w:t>
@@ -6237,14 +6193,8 @@
             <w:pPr>
               <w:pStyle w:val="IT245"/>
               <w:cnfStyle w:val="000000000000" w:firstRow="0" w:lastRow="0" w:firstColumn="0" w:lastColumn="0" w:oddVBand="0" w:evenVBand="0" w:oddHBand="0" w:evenHBand="0" w:firstRowFirstColumn="0" w:firstRowLastColumn="0" w:lastRowFirstColumn="0" w:lastRowLastColumn="0"/>
-              <w:rPr>
-                <w:lang/>
-              </w:rPr>
             </w:pPr>
             <w:r>
-              <w:rPr>
-                <w:lang/>
-              </w:rPr>
               <w:t>1</w:t>
             </w:r>
           </w:p>
@@ -6258,14 +6208,8 @@
             <w:pPr>
               <w:pStyle w:val="IT245"/>
               <w:cnfStyle w:val="000000000000" w:firstRow="0" w:lastRow="0" w:firstColumn="0" w:lastColumn="0" w:oddVBand="0" w:evenVBand="0" w:oddHBand="0" w:evenHBand="0" w:firstRowFirstColumn="0" w:firstRowLastColumn="0" w:lastRowFirstColumn="0" w:lastRowLastColumn="0"/>
-              <w:rPr>
-                <w:lang/>
-              </w:rPr>
             </w:pPr>
             <w:r>
-              <w:rPr>
-                <w:lang/>
-              </w:rPr>
               <w:t>2</w:t>
             </w:r>
           </w:p>
@@ -6286,13 +6230,11 @@
               <w:pStyle w:val="IT245"/>
               <w:rPr>
                 <w:bCs/>
-                <w:lang/>
               </w:rPr>
             </w:pPr>
             <w:r>
               <w:rPr>
                 <w:bCs/>
-                <w:lang/>
               </w:rPr>
               <w:t>Update Records</w:t>
             </w:r>
@@ -6307,14 +6249,8 @@
             <w:pPr>
               <w:pStyle w:val="IT245"/>
               <w:cnfStyle w:val="000000100000" w:firstRow="0" w:lastRow="0" w:firstColumn="0" w:lastColumn="0" w:oddVBand="0" w:evenVBand="0" w:oddHBand="1" w:evenHBand="0" w:firstRowFirstColumn="0" w:firstRowLastColumn="0" w:lastRowFirstColumn="0" w:lastRowLastColumn="0"/>
-              <w:rPr>
-                <w:lang/>
-              </w:rPr>
             </w:pPr>
             <w:r>
-              <w:rPr>
-                <w:lang/>
-              </w:rPr>
               <w:t>3</w:t>
             </w:r>
           </w:p>
@@ -6328,14 +6264,8 @@
             <w:pPr>
               <w:pStyle w:val="IT245"/>
               <w:cnfStyle w:val="000000100000" w:firstRow="0" w:lastRow="0" w:firstColumn="0" w:lastColumn="0" w:oddVBand="0" w:evenVBand="0" w:oddHBand="1" w:evenHBand="0" w:firstRowFirstColumn="0" w:firstRowLastColumn="0" w:lastRowFirstColumn="0" w:lastRowLastColumn="0"/>
-              <w:rPr>
-                <w:lang/>
-              </w:rPr>
             </w:pPr>
             <w:r>
-              <w:rPr>
-                <w:lang/>
-              </w:rPr>
               <w:t>3</w:t>
             </w:r>
           </w:p>
@@ -6353,13 +6283,11 @@
               <w:pStyle w:val="IT245"/>
               <w:rPr>
                 <w:bCs/>
-                <w:lang/>
               </w:rPr>
             </w:pPr>
             <w:r>
               <w:rPr>
                 <w:bCs/>
-                <w:lang/>
               </w:rPr>
               <w:t>Answer Urgent Email</w:t>
             </w:r>
@@ -6374,14 +6302,8 @@
             <w:pPr>
               <w:pStyle w:val="IT245"/>
               <w:cnfStyle w:val="000000000000" w:firstRow="0" w:lastRow="0" w:firstColumn="0" w:lastColumn="0" w:oddVBand="0" w:evenVBand="0" w:oddHBand="0" w:evenHBand="0" w:firstRowFirstColumn="0" w:firstRowLastColumn="0" w:lastRowFirstColumn="0" w:lastRowLastColumn="0"/>
-              <w:rPr>
-                <w:lang/>
-              </w:rPr>
             </w:pPr>
             <w:r>
-              <w:rPr>
-                <w:lang/>
-              </w:rPr>
               <w:t>1</w:t>
             </w:r>
           </w:p>
@@ -6395,14 +6317,8 @@
             <w:pPr>
               <w:pStyle w:val="IT245"/>
               <w:cnfStyle w:val="000000000000" w:firstRow="0" w:lastRow="0" w:firstColumn="0" w:lastColumn="0" w:oddVBand="0" w:evenVBand="0" w:oddHBand="0" w:evenHBand="0" w:firstRowFirstColumn="0" w:firstRowLastColumn="0" w:lastRowFirstColumn="0" w:lastRowLastColumn="0"/>
-              <w:rPr>
-                <w:lang/>
-              </w:rPr>
             </w:pPr>
             <w:r>
-              <w:rPr>
-                <w:lang/>
-              </w:rPr>
               <w:t>4</w:t>
             </w:r>
           </w:p>
@@ -6412,14 +6328,8 @@
     <w:p>
       <w:pPr>
         <w:pStyle w:val="IT245"/>
-        <w:rPr>
-          <w:lang/>
-        </w:rPr>
-      </w:pPr>
-      <w:r>
-        <w:rPr>
-          <w:lang/>
-        </w:rPr>
+      </w:pPr>
+      <w:r>
         <w:t>The resulting order in the ArrayList is:</w:t>
       </w:r>
     </w:p>
@@ -6430,14 +6340,8 @@
           <w:ilvl w:val="0"/>
           <w:numId w:val="27"/>
         </w:numPr>
-        <w:rPr>
-          <w:lang/>
-        </w:rPr>
-      </w:pPr>
-      <w:r>
-        <w:rPr>
-          <w:lang/>
-        </w:rPr>
+      </w:pPr>
+      <w:r>
         <w:t xml:space="preserve">Resolve System Failure </w:t>
       </w:r>
     </w:p>
@@ -6448,14 +6352,8 @@
           <w:ilvl w:val="0"/>
           <w:numId w:val="27"/>
         </w:numPr>
-        <w:rPr>
-          <w:lang/>
-        </w:rPr>
-      </w:pPr>
-      <w:r>
-        <w:rPr>
-          <w:lang/>
-        </w:rPr>
+      </w:pPr>
+      <w:r>
         <w:t xml:space="preserve">Answer Urgent Email </w:t>
       </w:r>
     </w:p>
@@ -6466,14 +6364,8 @@
           <w:ilvl w:val="0"/>
           <w:numId w:val="27"/>
         </w:numPr>
-        <w:rPr>
-          <w:lang/>
-        </w:rPr>
-      </w:pPr>
-      <w:r>
-        <w:rPr>
-          <w:lang/>
-        </w:rPr>
+      </w:pPr>
+      <w:r>
         <w:t xml:space="preserve">Prepare Report </w:t>
       </w:r>
     </w:p>
@@ -6484,28 +6376,16 @@
           <w:ilvl w:val="0"/>
           <w:numId w:val="27"/>
         </w:numPr>
-        <w:rPr>
-          <w:lang/>
-        </w:rPr>
-      </w:pPr>
-      <w:r>
-        <w:rPr>
-          <w:lang/>
-        </w:rPr>
+      </w:pPr>
+      <w:r>
         <w:t xml:space="preserve">Update Records </w:t>
       </w:r>
     </w:p>
     <w:p>
       <w:pPr>
         <w:pStyle w:val="IT245"/>
-        <w:rPr>
-          <w:lang/>
-        </w:rPr>
-      </w:pPr>
-      <w:r>
-        <w:rPr>
-          <w:lang/>
-        </w:rPr>
+      </w:pPr>
+      <w:r>
         <w:t>The task at index zero is always the next task to process. Viewing the next task therefore requires direct access to the first element. Processing a task removes the element at index zero, after which the remaining tasks shift one position to the left.</w:t>
       </w:r>
     </w:p>
@@ -6518,7 +6398,2020 @@
           <w:color w:val="auto"/>
           <w:sz w:val="24"/>
           <w:szCs w:val="24"/>
-          <w:lang/>
+        </w:rPr>
+      </w:pPr>
+    </w:p>
+    <w:p>
+      <w:pPr>
+        <w:pStyle w:val="IT245"/>
+        <w:spacing w:before="0" w:line="276" w:lineRule="auto"/>
+        <w:rPr>
+          <w:color w:val="0070C0"/>
+          <w:lang/>
+        </w:rPr>
+      </w:pPr>
+      <w:r>
+        <w:rPr>
+          <w:color w:val="0070C0"/>
+          <w:lang/>
+        </w:rPr>
+        <w:t>import java.util.ArrayList;</w:t>
+      </w:r>
+    </w:p>
+    <w:p>
+      <w:pPr>
+        <w:pStyle w:val="IT245"/>
+        <w:spacing w:before="0" w:line="276" w:lineRule="auto"/>
+        <w:rPr>
+          <w:color w:val="0070C0"/>
+          <w:lang/>
+        </w:rPr>
+      </w:pPr>
+    </w:p>
+    <w:p>
+      <w:pPr>
+        <w:pStyle w:val="IT245"/>
+        <w:spacing w:before="0" w:line="276" w:lineRule="auto"/>
+        <w:rPr>
+          <w:color w:val="0070C0"/>
+          <w:lang/>
+        </w:rPr>
+      </w:pPr>
+      <w:r>
+        <w:rPr>
+          <w:color w:val="0070C0"/>
+          <w:lang/>
+        </w:rPr>
+        <w:t>class ArrayListTaskScheduler {</w:t>
+      </w:r>
+    </w:p>
+    <w:p>
+      <w:pPr>
+        <w:pStyle w:val="IT245"/>
+        <w:spacing w:before="0" w:line="276" w:lineRule="auto"/>
+        <w:rPr>
+          <w:color w:val="0070C0"/>
+          <w:lang/>
+        </w:rPr>
+      </w:pPr>
+      <w:r>
+        <w:rPr>
+          <w:color w:val="0070C0"/>
+          <w:lang/>
+        </w:rPr>
+        <w:t xml:space="preserve">    private ArrayList&lt;Task&gt; tasks = new ArrayList&lt;&gt;();</w:t>
+      </w:r>
+    </w:p>
+    <w:p>
+      <w:pPr>
+        <w:pStyle w:val="IT245"/>
+        <w:spacing w:before="0" w:line="276" w:lineRule="auto"/>
+        <w:rPr>
+          <w:color w:val="0070C0"/>
+          <w:lang/>
+        </w:rPr>
+      </w:pPr>
+      <w:r>
+        <w:rPr>
+          <w:color w:val="0070C0"/>
+          <w:lang/>
+        </w:rPr>
+        <w:t xml:space="preserve">    private long sequence = 0;</w:t>
+      </w:r>
+    </w:p>
+    <w:p>
+      <w:pPr>
+        <w:pStyle w:val="IT245"/>
+        <w:spacing w:before="0" w:line="276" w:lineRule="auto"/>
+        <w:rPr>
+          <w:color w:val="0070C0"/>
+          <w:lang/>
+        </w:rPr>
+      </w:pPr>
+    </w:p>
+    <w:p>
+      <w:pPr>
+        <w:pStyle w:val="IT245"/>
+        <w:spacing w:before="0" w:line="276" w:lineRule="auto"/>
+        <w:rPr>
+          <w:color w:val="0070C0"/>
+          <w:lang/>
+        </w:rPr>
+      </w:pPr>
+      <w:r>
+        <w:rPr>
+          <w:color w:val="0070C0"/>
+          <w:lang/>
+        </w:rPr>
+        <w:t xml:space="preserve">    public void addTask(int id, String name, int priority) {</w:t>
+      </w:r>
+    </w:p>
+    <w:p>
+      <w:pPr>
+        <w:pStyle w:val="IT245"/>
+        <w:spacing w:before="0" w:line="276" w:lineRule="auto"/>
+        <w:rPr>
+          <w:color w:val="0070C0"/>
+          <w:lang/>
+        </w:rPr>
+      </w:pPr>
+      <w:r>
+        <w:rPr>
+          <w:color w:val="0070C0"/>
+          <w:lang/>
+        </w:rPr>
+        <w:t xml:space="preserve">        if (name == null || name.trim().isEmpty()) {</w:t>
+      </w:r>
+    </w:p>
+    <w:p>
+      <w:pPr>
+        <w:pStyle w:val="IT245"/>
+        <w:spacing w:before="0" w:line="276" w:lineRule="auto"/>
+        <w:rPr>
+          <w:color w:val="0070C0"/>
+          <w:lang/>
+        </w:rPr>
+      </w:pPr>
+      <w:r>
+        <w:rPr>
+          <w:color w:val="0070C0"/>
+          <w:lang/>
+        </w:rPr>
+        <w:t xml:space="preserve">            System.out.println("Task name cannot be empty.");</w:t>
+      </w:r>
+    </w:p>
+    <w:p>
+      <w:pPr>
+        <w:pStyle w:val="IT245"/>
+        <w:spacing w:before="0" w:line="276" w:lineRule="auto"/>
+        <w:rPr>
+          <w:color w:val="0070C0"/>
+          <w:lang/>
+        </w:rPr>
+      </w:pPr>
+      <w:r>
+        <w:rPr>
+          <w:color w:val="0070C0"/>
+          <w:lang/>
+        </w:rPr>
+        <w:t xml:space="preserve">            return;</w:t>
+      </w:r>
+    </w:p>
+    <w:p>
+      <w:pPr>
+        <w:pStyle w:val="IT245"/>
+        <w:spacing w:before="0" w:line="276" w:lineRule="auto"/>
+        <w:rPr>
+          <w:color w:val="0070C0"/>
+          <w:lang/>
+        </w:rPr>
+      </w:pPr>
+      <w:r>
+        <w:rPr>
+          <w:color w:val="0070C0"/>
+          <w:lang/>
+        </w:rPr>
+        <w:t xml:space="preserve">        }</w:t>
+      </w:r>
+    </w:p>
+    <w:p>
+      <w:pPr>
+        <w:pStyle w:val="IT245"/>
+        <w:spacing w:before="0" w:line="276" w:lineRule="auto"/>
+        <w:rPr>
+          <w:color w:val="0070C0"/>
+          <w:lang/>
+        </w:rPr>
+      </w:pPr>
+    </w:p>
+    <w:p>
+      <w:pPr>
+        <w:pStyle w:val="IT245"/>
+        <w:spacing w:before="0" w:line="276" w:lineRule="auto"/>
+        <w:rPr>
+          <w:color w:val="0070C0"/>
+          <w:lang/>
+        </w:rPr>
+      </w:pPr>
+      <w:r>
+        <w:rPr>
+          <w:color w:val="0070C0"/>
+          <w:lang/>
+        </w:rPr>
+        <w:t xml:space="preserve">        if (priority &lt; 1) {</w:t>
+      </w:r>
+    </w:p>
+    <w:p>
+      <w:pPr>
+        <w:pStyle w:val="IT245"/>
+        <w:spacing w:before="0" w:line="276" w:lineRule="auto"/>
+        <w:rPr>
+          <w:color w:val="0070C0"/>
+          <w:lang/>
+        </w:rPr>
+      </w:pPr>
+      <w:r>
+        <w:rPr>
+          <w:color w:val="0070C0"/>
+          <w:lang/>
+        </w:rPr>
+        <w:t xml:space="preserve">            System.out.println("Priority must be 1 or greater.");</w:t>
+      </w:r>
+    </w:p>
+    <w:p>
+      <w:pPr>
+        <w:pStyle w:val="IT245"/>
+        <w:spacing w:before="0" w:line="276" w:lineRule="auto"/>
+        <w:rPr>
+          <w:color w:val="0070C0"/>
+          <w:lang/>
+        </w:rPr>
+      </w:pPr>
+      <w:r>
+        <w:rPr>
+          <w:color w:val="0070C0"/>
+          <w:lang/>
+        </w:rPr>
+        <w:t xml:space="preserve">            return;</w:t>
+      </w:r>
+    </w:p>
+    <w:p>
+      <w:pPr>
+        <w:pStyle w:val="IT245"/>
+        <w:spacing w:before="0" w:line="276" w:lineRule="auto"/>
+        <w:rPr>
+          <w:color w:val="0070C0"/>
+          <w:lang/>
+        </w:rPr>
+      </w:pPr>
+      <w:r>
+        <w:rPr>
+          <w:color w:val="0070C0"/>
+          <w:lang/>
+        </w:rPr>
+        <w:lastRenderedPageBreak/>
+        <w:t xml:space="preserve">        }</w:t>
+      </w:r>
+    </w:p>
+    <w:p>
+      <w:pPr>
+        <w:pStyle w:val="IT245"/>
+        <w:spacing w:before="0" w:line="276" w:lineRule="auto"/>
+        <w:rPr>
+          <w:color w:val="0070C0"/>
+          <w:lang/>
+        </w:rPr>
+      </w:pPr>
+    </w:p>
+    <w:p>
+      <w:pPr>
+        <w:pStyle w:val="IT245"/>
+        <w:spacing w:before="0" w:line="276" w:lineRule="auto"/>
+        <w:rPr>
+          <w:color w:val="0070C0"/>
+          <w:lang/>
+        </w:rPr>
+      </w:pPr>
+      <w:r>
+        <w:rPr>
+          <w:color w:val="0070C0"/>
+          <w:lang/>
+        </w:rPr>
+        <w:t xml:space="preserve">        Task newTask = new Task(id, name, priority, sequence++);</w:t>
+      </w:r>
+    </w:p>
+    <w:p>
+      <w:pPr>
+        <w:pStyle w:val="IT245"/>
+        <w:spacing w:before="0" w:line="276" w:lineRule="auto"/>
+        <w:rPr>
+          <w:color w:val="0070C0"/>
+          <w:lang/>
+        </w:rPr>
+      </w:pPr>
+      <w:r>
+        <w:rPr>
+          <w:color w:val="0070C0"/>
+          <w:lang/>
+        </w:rPr>
+        <w:t xml:space="preserve">        int position = 0;</w:t>
+      </w:r>
+    </w:p>
+    <w:p>
+      <w:pPr>
+        <w:pStyle w:val="IT245"/>
+        <w:spacing w:before="0" w:line="276" w:lineRule="auto"/>
+        <w:rPr>
+          <w:color w:val="0070C0"/>
+          <w:lang/>
+        </w:rPr>
+      </w:pPr>
+    </w:p>
+    <w:p>
+      <w:pPr>
+        <w:pStyle w:val="IT245"/>
+        <w:spacing w:before="0" w:line="276" w:lineRule="auto"/>
+        <w:rPr>
+          <w:color w:val="0070C0"/>
+          <w:lang/>
+        </w:rPr>
+      </w:pPr>
+      <w:r>
+        <w:rPr>
+          <w:color w:val="0070C0"/>
+          <w:lang/>
+        </w:rPr>
+        <w:t xml:space="preserve">        while (position &lt; tasks.size()) {</w:t>
+      </w:r>
+    </w:p>
+    <w:p>
+      <w:pPr>
+        <w:pStyle w:val="IT245"/>
+        <w:spacing w:before="0" w:line="276" w:lineRule="auto"/>
+        <w:rPr>
+          <w:color w:val="0070C0"/>
+          <w:lang/>
+        </w:rPr>
+      </w:pPr>
+      <w:r>
+        <w:rPr>
+          <w:color w:val="0070C0"/>
+          <w:lang/>
+        </w:rPr>
+        <w:t xml:space="preserve">            Task current = tasks.get(position);</w:t>
+      </w:r>
+    </w:p>
+    <w:p>
+      <w:pPr>
+        <w:pStyle w:val="IT245"/>
+        <w:spacing w:before="0" w:line="276" w:lineRule="auto"/>
+        <w:rPr>
+          <w:color w:val="0070C0"/>
+          <w:lang/>
+        </w:rPr>
+      </w:pPr>
+    </w:p>
+    <w:p>
+      <w:pPr>
+        <w:pStyle w:val="IT245"/>
+        <w:spacing w:before="0" w:line="276" w:lineRule="auto"/>
+        <w:rPr>
+          <w:color w:val="0070C0"/>
+          <w:lang/>
+        </w:rPr>
+      </w:pPr>
+      <w:r>
+        <w:rPr>
+          <w:color w:val="0070C0"/>
+          <w:lang/>
+        </w:rPr>
+        <w:t xml:space="preserve">            boolean currentHasHigherPriority =</w:t>
+      </w:r>
+    </w:p>
+    <w:p>
+      <w:pPr>
+        <w:pStyle w:val="IT245"/>
+        <w:spacing w:before="0" w:line="276" w:lineRule="auto"/>
+        <w:rPr>
+          <w:color w:val="0070C0"/>
+          <w:lang/>
+        </w:rPr>
+      </w:pPr>
+      <w:r>
+        <w:rPr>
+          <w:color w:val="0070C0"/>
+          <w:lang/>
+        </w:rPr>
+        <w:t xml:space="preserve">                    current.getPriority() &lt; newTask.getPriority();</w:t>
+      </w:r>
+    </w:p>
+    <w:p>
+      <w:pPr>
+        <w:pStyle w:val="IT245"/>
+        <w:spacing w:before="0" w:line="276" w:lineRule="auto"/>
+        <w:rPr>
+          <w:color w:val="0070C0"/>
+          <w:lang/>
+        </w:rPr>
+      </w:pPr>
+    </w:p>
+    <w:p>
+      <w:pPr>
+        <w:pStyle w:val="IT245"/>
+        <w:spacing w:before="0" w:line="276" w:lineRule="auto"/>
+        <w:rPr>
+          <w:color w:val="0070C0"/>
+          <w:lang/>
+        </w:rPr>
+      </w:pPr>
+      <w:r>
+        <w:rPr>
+          <w:color w:val="0070C0"/>
+          <w:lang/>
+        </w:rPr>
+        <w:t xml:space="preserve">            boolean samePriorityAndEarlier =</w:t>
+      </w:r>
+    </w:p>
+    <w:p>
+      <w:pPr>
+        <w:pStyle w:val="IT245"/>
+        <w:spacing w:before="0" w:line="276" w:lineRule="auto"/>
+        <w:rPr>
+          <w:color w:val="0070C0"/>
+          <w:lang/>
+        </w:rPr>
+      </w:pPr>
+      <w:r>
+        <w:rPr>
+          <w:color w:val="0070C0"/>
+          <w:lang/>
+        </w:rPr>
+        <w:t xml:space="preserve">                    current.getPriority() == newTask.getPriority()</w:t>
+      </w:r>
+    </w:p>
+    <w:p>
+      <w:pPr>
+        <w:pStyle w:val="IT245"/>
+        <w:spacing w:before="0" w:line="276" w:lineRule="auto"/>
+        <w:rPr>
+          <w:color w:val="0070C0"/>
+          <w:lang/>
+        </w:rPr>
+      </w:pPr>
+      <w:r>
+        <w:rPr>
+          <w:color w:val="0070C0"/>
+          <w:lang/>
+        </w:rPr>
+        <w:t xml:space="preserve">                    &amp;&amp; current.getArrivalOrder() &lt; newTask.getArrivalOrder();</w:t>
+      </w:r>
+    </w:p>
+    <w:p>
+      <w:pPr>
+        <w:pStyle w:val="IT245"/>
+        <w:spacing w:before="0" w:line="276" w:lineRule="auto"/>
+        <w:rPr>
+          <w:color w:val="0070C0"/>
+          <w:lang/>
+        </w:rPr>
+      </w:pPr>
+    </w:p>
+    <w:p>
+      <w:pPr>
+        <w:pStyle w:val="IT245"/>
+        <w:spacing w:before="0" w:line="276" w:lineRule="auto"/>
+        <w:rPr>
+          <w:color w:val="0070C0"/>
+          <w:lang/>
+        </w:rPr>
+      </w:pPr>
+      <w:r>
+        <w:rPr>
+          <w:color w:val="0070C0"/>
+          <w:lang/>
+        </w:rPr>
+        <w:t xml:space="preserve">            if (currentHasHigherPriority || samePriorityAndEarlier) {</w:t>
+      </w:r>
+    </w:p>
+    <w:p>
+      <w:pPr>
+        <w:pStyle w:val="IT245"/>
+        <w:spacing w:before="0" w:line="276" w:lineRule="auto"/>
+        <w:rPr>
+          <w:color w:val="0070C0"/>
+          <w:lang/>
+        </w:rPr>
+      </w:pPr>
+      <w:r>
+        <w:rPr>
+          <w:color w:val="0070C0"/>
+          <w:lang/>
+        </w:rPr>
+        <w:t xml:space="preserve">                position++;</w:t>
+      </w:r>
+    </w:p>
+    <w:p>
+      <w:pPr>
+        <w:pStyle w:val="IT245"/>
+        <w:spacing w:before="0" w:line="276" w:lineRule="auto"/>
+        <w:rPr>
+          <w:color w:val="0070C0"/>
+          <w:lang/>
+        </w:rPr>
+      </w:pPr>
+      <w:r>
+        <w:rPr>
+          <w:color w:val="0070C0"/>
+          <w:lang/>
+        </w:rPr>
+        <w:t xml:space="preserve">            } else {</w:t>
+      </w:r>
+    </w:p>
+    <w:p>
+      <w:pPr>
+        <w:pStyle w:val="IT245"/>
+        <w:spacing w:before="0" w:line="276" w:lineRule="auto"/>
+        <w:rPr>
+          <w:color w:val="0070C0"/>
+          <w:lang/>
+        </w:rPr>
+      </w:pPr>
+      <w:r>
+        <w:rPr>
+          <w:color w:val="0070C0"/>
+          <w:lang/>
+        </w:rPr>
+        <w:t xml:space="preserve">                break;</w:t>
+      </w:r>
+    </w:p>
+    <w:p>
+      <w:pPr>
+        <w:pStyle w:val="IT245"/>
+        <w:spacing w:before="0" w:line="276" w:lineRule="auto"/>
+        <w:rPr>
+          <w:color w:val="0070C0"/>
+          <w:lang/>
+        </w:rPr>
+      </w:pPr>
+      <w:r>
+        <w:rPr>
+          <w:color w:val="0070C0"/>
+          <w:lang/>
+        </w:rPr>
+        <w:t xml:space="preserve">            }</w:t>
+      </w:r>
+    </w:p>
+    <w:p>
+      <w:pPr>
+        <w:pStyle w:val="IT245"/>
+        <w:spacing w:before="0" w:line="276" w:lineRule="auto"/>
+        <w:rPr>
+          <w:color w:val="0070C0"/>
+          <w:lang/>
+        </w:rPr>
+      </w:pPr>
+      <w:r>
+        <w:rPr>
+          <w:color w:val="0070C0"/>
+          <w:lang/>
+        </w:rPr>
+        <w:t xml:space="preserve">        }</w:t>
+      </w:r>
+    </w:p>
+    <w:p>
+      <w:pPr>
+        <w:pStyle w:val="IT245"/>
+        <w:spacing w:before="0" w:line="276" w:lineRule="auto"/>
+        <w:rPr>
+          <w:color w:val="0070C0"/>
+          <w:lang/>
+        </w:rPr>
+      </w:pPr>
+    </w:p>
+    <w:p>
+      <w:pPr>
+        <w:pStyle w:val="IT245"/>
+        <w:spacing w:before="0" w:line="276" w:lineRule="auto"/>
+        <w:rPr>
+          <w:color w:val="0070C0"/>
+          <w:lang/>
+        </w:rPr>
+      </w:pPr>
+      <w:r>
+        <w:rPr>
+          <w:color w:val="0070C0"/>
+          <w:lang/>
+        </w:rPr>
+        <w:t xml:space="preserve">        tasks.add(position, newTask);</w:t>
+      </w:r>
+    </w:p>
+    <w:p>
+      <w:pPr>
+        <w:pStyle w:val="IT245"/>
+        <w:spacing w:before="0" w:line="276" w:lineRule="auto"/>
+        <w:rPr>
+          <w:color w:val="0070C0"/>
+          <w:lang/>
+        </w:rPr>
+      </w:pPr>
+      <w:r>
+        <w:rPr>
+          <w:color w:val="0070C0"/>
+          <w:lang/>
+        </w:rPr>
+        <w:t xml:space="preserve">    }</w:t>
+      </w:r>
+    </w:p>
+    <w:p>
+      <w:pPr>
+        <w:pStyle w:val="IT245"/>
+        <w:spacing w:before="0" w:line="276" w:lineRule="auto"/>
+        <w:rPr>
+          <w:color w:val="0070C0"/>
+          <w:lang/>
+        </w:rPr>
+      </w:pPr>
+    </w:p>
+    <w:p>
+      <w:pPr>
+        <w:pStyle w:val="IT245"/>
+        <w:spacing w:before="0" w:line="276" w:lineRule="auto"/>
+        <w:rPr>
+          <w:color w:val="0070C0"/>
+          <w:lang/>
+        </w:rPr>
+      </w:pPr>
+      <w:r>
+        <w:rPr>
+          <w:color w:val="0070C0"/>
+          <w:lang/>
+        </w:rPr>
+        <w:t xml:space="preserve">    public Task viewNextTask() {</w:t>
+      </w:r>
+    </w:p>
+    <w:p>
+      <w:pPr>
+        <w:pStyle w:val="IT245"/>
+        <w:spacing w:before="0" w:line="276" w:lineRule="auto"/>
+        <w:rPr>
+          <w:color w:val="0070C0"/>
+          <w:lang/>
+        </w:rPr>
+      </w:pPr>
+      <w:r>
+        <w:rPr>
+          <w:color w:val="0070C0"/>
+          <w:lang/>
+        </w:rPr>
+        <w:t xml:space="preserve">        if (tasks.isEmpty()) {</w:t>
+      </w:r>
+    </w:p>
+    <w:p>
+      <w:pPr>
+        <w:pStyle w:val="IT245"/>
+        <w:spacing w:before="0" w:line="276" w:lineRule="auto"/>
+        <w:rPr>
+          <w:color w:val="0070C0"/>
+          <w:lang/>
+        </w:rPr>
+      </w:pPr>
+      <w:r>
+        <w:rPr>
+          <w:color w:val="0070C0"/>
+          <w:lang/>
+        </w:rPr>
+        <w:t xml:space="preserve">            return null;</w:t>
+      </w:r>
+    </w:p>
+    <w:p>
+      <w:pPr>
+        <w:pStyle w:val="IT245"/>
+        <w:spacing w:before="0" w:line="276" w:lineRule="auto"/>
+        <w:rPr>
+          <w:color w:val="0070C0"/>
+          <w:lang/>
+        </w:rPr>
+      </w:pPr>
+      <w:r>
+        <w:rPr>
+          <w:color w:val="0070C0"/>
+          <w:lang/>
+        </w:rPr>
+        <w:t xml:space="preserve">        }</w:t>
+      </w:r>
+    </w:p>
+    <w:p>
+      <w:pPr>
+        <w:pStyle w:val="IT245"/>
+        <w:spacing w:before="0" w:line="276" w:lineRule="auto"/>
+        <w:rPr>
+          <w:color w:val="0070C0"/>
+          <w:lang/>
+        </w:rPr>
+      </w:pPr>
+    </w:p>
+    <w:p>
+      <w:pPr>
+        <w:pStyle w:val="IT245"/>
+        <w:spacing w:before="0" w:line="276" w:lineRule="auto"/>
+        <w:rPr>
+          <w:color w:val="0070C0"/>
+          <w:lang/>
+        </w:rPr>
+      </w:pPr>
+      <w:r>
+        <w:rPr>
+          <w:color w:val="0070C0"/>
+          <w:lang/>
+        </w:rPr>
+        <w:t xml:space="preserve">        return tasks.get(0);</w:t>
+      </w:r>
+    </w:p>
+    <w:p>
+      <w:pPr>
+        <w:pStyle w:val="IT245"/>
+        <w:spacing w:before="0" w:line="276" w:lineRule="auto"/>
+        <w:rPr>
+          <w:color w:val="0070C0"/>
+          <w:lang/>
+        </w:rPr>
+      </w:pPr>
+      <w:r>
+        <w:rPr>
+          <w:color w:val="0070C0"/>
+          <w:lang/>
+        </w:rPr>
+        <w:t xml:space="preserve">    }</w:t>
+      </w:r>
+    </w:p>
+    <w:p>
+      <w:pPr>
+        <w:pStyle w:val="IT245"/>
+        <w:spacing w:before="0" w:line="276" w:lineRule="auto"/>
+        <w:rPr>
+          <w:color w:val="0070C0"/>
+          <w:lang/>
+        </w:rPr>
+      </w:pPr>
+    </w:p>
+    <w:p>
+      <w:pPr>
+        <w:pStyle w:val="IT245"/>
+        <w:spacing w:before="0" w:line="276" w:lineRule="auto"/>
+        <w:rPr>
+          <w:color w:val="0070C0"/>
+          <w:lang/>
+        </w:rPr>
+      </w:pPr>
+      <w:r>
+        <w:rPr>
+          <w:color w:val="0070C0"/>
+          <w:lang/>
+        </w:rPr>
+        <w:t xml:space="preserve">    public Task processNextTask() {</w:t>
+      </w:r>
+    </w:p>
+    <w:p>
+      <w:pPr>
+        <w:pStyle w:val="IT245"/>
+        <w:spacing w:before="0" w:line="276" w:lineRule="auto"/>
+        <w:rPr>
+          <w:color w:val="0070C0"/>
+          <w:lang/>
+        </w:rPr>
+      </w:pPr>
+      <w:r>
+        <w:rPr>
+          <w:color w:val="0070C0"/>
+          <w:lang/>
+        </w:rPr>
+        <w:t xml:space="preserve">        if (tasks.isEmpty()) {</w:t>
+      </w:r>
+    </w:p>
+    <w:p>
+      <w:pPr>
+        <w:pStyle w:val="IT245"/>
+        <w:spacing w:before="0" w:line="276" w:lineRule="auto"/>
+        <w:rPr>
+          <w:color w:val="0070C0"/>
+          <w:lang/>
+        </w:rPr>
+      </w:pPr>
+      <w:r>
+        <w:rPr>
+          <w:color w:val="0070C0"/>
+          <w:lang/>
+        </w:rPr>
+        <w:lastRenderedPageBreak/>
+        <w:t xml:space="preserve">            return null;</w:t>
+      </w:r>
+    </w:p>
+    <w:p>
+      <w:pPr>
+        <w:pStyle w:val="IT245"/>
+        <w:spacing w:before="0" w:line="276" w:lineRule="auto"/>
+        <w:rPr>
+          <w:color w:val="0070C0"/>
+          <w:lang/>
+        </w:rPr>
+      </w:pPr>
+      <w:r>
+        <w:rPr>
+          <w:color w:val="0070C0"/>
+          <w:lang/>
+        </w:rPr>
+        <w:t xml:space="preserve">        }</w:t>
+      </w:r>
+    </w:p>
+    <w:p>
+      <w:pPr>
+        <w:pStyle w:val="IT245"/>
+        <w:spacing w:before="0" w:line="276" w:lineRule="auto"/>
+        <w:rPr>
+          <w:color w:val="0070C0"/>
+          <w:lang/>
+        </w:rPr>
+      </w:pPr>
+    </w:p>
+    <w:p>
+      <w:pPr>
+        <w:pStyle w:val="IT245"/>
+        <w:spacing w:before="0" w:line="276" w:lineRule="auto"/>
+        <w:rPr>
+          <w:color w:val="0070C0"/>
+          <w:lang/>
+        </w:rPr>
+      </w:pPr>
+      <w:r>
+        <w:rPr>
+          <w:color w:val="0070C0"/>
+          <w:lang/>
+        </w:rPr>
+        <w:t xml:space="preserve">        return tasks.remove(0);</w:t>
+      </w:r>
+    </w:p>
+    <w:p>
+      <w:pPr>
+        <w:pStyle w:val="IT245"/>
+        <w:spacing w:before="0" w:line="276" w:lineRule="auto"/>
+        <w:rPr>
+          <w:color w:val="0070C0"/>
+          <w:lang/>
+        </w:rPr>
+      </w:pPr>
+      <w:r>
+        <w:rPr>
+          <w:color w:val="0070C0"/>
+          <w:lang/>
+        </w:rPr>
+        <w:t xml:space="preserve">    }</w:t>
+      </w:r>
+    </w:p>
+    <w:p>
+      <w:pPr>
+        <w:pStyle w:val="IT245"/>
+        <w:spacing w:before="0" w:line="276" w:lineRule="auto"/>
+        <w:rPr>
+          <w:color w:val="0070C0"/>
+          <w:lang/>
+        </w:rPr>
+      </w:pPr>
+    </w:p>
+    <w:p>
+      <w:pPr>
+        <w:pStyle w:val="IT245"/>
+        <w:spacing w:before="0" w:line="276" w:lineRule="auto"/>
+        <w:rPr>
+          <w:color w:val="0070C0"/>
+          <w:lang/>
+        </w:rPr>
+      </w:pPr>
+      <w:r>
+        <w:rPr>
+          <w:color w:val="0070C0"/>
+          <w:lang/>
+        </w:rPr>
+        <w:t xml:space="preserve">    public void displayTasks() {</w:t>
+      </w:r>
+    </w:p>
+    <w:p>
+      <w:pPr>
+        <w:pStyle w:val="IT245"/>
+        <w:spacing w:before="0" w:line="276" w:lineRule="auto"/>
+        <w:rPr>
+          <w:color w:val="0070C0"/>
+          <w:lang/>
+        </w:rPr>
+      </w:pPr>
+      <w:r>
+        <w:rPr>
+          <w:color w:val="0070C0"/>
+          <w:lang/>
+        </w:rPr>
+        <w:t xml:space="preserve">        if (tasks.isEmpty()) {</w:t>
+      </w:r>
+    </w:p>
+    <w:p>
+      <w:pPr>
+        <w:pStyle w:val="IT245"/>
+        <w:spacing w:before="0" w:line="276" w:lineRule="auto"/>
+        <w:rPr>
+          <w:color w:val="0070C0"/>
+          <w:lang/>
+        </w:rPr>
+      </w:pPr>
+      <w:r>
+        <w:rPr>
+          <w:color w:val="0070C0"/>
+          <w:lang/>
+        </w:rPr>
+        <w:t xml:space="preserve">            System.out.println("No pending tasks.");</w:t>
+      </w:r>
+    </w:p>
+    <w:p>
+      <w:pPr>
+        <w:pStyle w:val="IT245"/>
+        <w:spacing w:before="0" w:line="276" w:lineRule="auto"/>
+        <w:rPr>
+          <w:color w:val="0070C0"/>
+          <w:lang/>
+        </w:rPr>
+      </w:pPr>
+      <w:r>
+        <w:rPr>
+          <w:color w:val="0070C0"/>
+          <w:lang/>
+        </w:rPr>
+        <w:t xml:space="preserve">            return;</w:t>
+      </w:r>
+    </w:p>
+    <w:p>
+      <w:pPr>
+        <w:pStyle w:val="IT245"/>
+        <w:spacing w:before="0" w:line="276" w:lineRule="auto"/>
+        <w:rPr>
+          <w:color w:val="0070C0"/>
+          <w:lang/>
+        </w:rPr>
+      </w:pPr>
+      <w:r>
+        <w:rPr>
+          <w:color w:val="0070C0"/>
+          <w:lang/>
+        </w:rPr>
+        <w:t xml:space="preserve">        }</w:t>
+      </w:r>
+    </w:p>
+    <w:p>
+      <w:pPr>
+        <w:pStyle w:val="IT245"/>
+        <w:spacing w:before="0" w:line="276" w:lineRule="auto"/>
+        <w:rPr>
+          <w:color w:val="0070C0"/>
+          <w:lang/>
+        </w:rPr>
+      </w:pPr>
+    </w:p>
+    <w:p>
+      <w:pPr>
+        <w:pStyle w:val="IT245"/>
+        <w:spacing w:before="0" w:line="276" w:lineRule="auto"/>
+        <w:rPr>
+          <w:color w:val="0070C0"/>
+          <w:lang/>
+        </w:rPr>
+      </w:pPr>
+      <w:r>
+        <w:rPr>
+          <w:color w:val="0070C0"/>
+          <w:lang/>
+        </w:rPr>
+        <w:t xml:space="preserve">        for (Task task : tasks) {</w:t>
+      </w:r>
+    </w:p>
+    <w:p>
+      <w:pPr>
+        <w:pStyle w:val="IT245"/>
+        <w:spacing w:before="0" w:line="276" w:lineRule="auto"/>
+        <w:rPr>
+          <w:color w:val="0070C0"/>
+          <w:lang/>
+        </w:rPr>
+      </w:pPr>
+      <w:r>
+        <w:rPr>
+          <w:color w:val="0070C0"/>
+          <w:lang/>
+        </w:rPr>
+        <w:t xml:space="preserve">            System.out.println(task);</w:t>
+      </w:r>
+    </w:p>
+    <w:p>
+      <w:pPr>
+        <w:pStyle w:val="IT245"/>
+        <w:spacing w:before="0" w:line="276" w:lineRule="auto"/>
+        <w:rPr>
+          <w:color w:val="0070C0"/>
+          <w:lang/>
+        </w:rPr>
+      </w:pPr>
+      <w:r>
+        <w:rPr>
+          <w:color w:val="0070C0"/>
+          <w:lang/>
+        </w:rPr>
+        <w:t xml:space="preserve">        }</w:t>
+      </w:r>
+    </w:p>
+    <w:p>
+      <w:pPr>
+        <w:pStyle w:val="IT245"/>
+        <w:spacing w:before="0" w:line="276" w:lineRule="auto"/>
+        <w:rPr>
+          <w:color w:val="0070C0"/>
+          <w:lang/>
+        </w:rPr>
+      </w:pPr>
+      <w:r>
+        <w:rPr>
+          <w:color w:val="0070C0"/>
+          <w:lang/>
+        </w:rPr>
+        <w:t xml:space="preserve">    }</w:t>
+      </w:r>
+    </w:p>
+    <w:p>
+      <w:pPr>
+        <w:pStyle w:val="IT245"/>
+        <w:spacing w:before="0" w:line="276" w:lineRule="auto"/>
+        <w:rPr>
+          <w:color w:val="0070C0"/>
+          <w:lang/>
+        </w:rPr>
+      </w:pPr>
+    </w:p>
+    <w:p>
+      <w:pPr>
+        <w:pStyle w:val="IT245"/>
+        <w:spacing w:before="0" w:line="276" w:lineRule="auto"/>
+        <w:rPr>
+          <w:color w:val="0070C0"/>
+          <w:lang/>
+        </w:rPr>
+      </w:pPr>
+      <w:r>
+        <w:rPr>
+          <w:color w:val="0070C0"/>
+          <w:lang/>
+        </w:rPr>
+        <w:t xml:space="preserve">    public boolean isEmpty() {</w:t>
+      </w:r>
+    </w:p>
+    <w:p>
+      <w:pPr>
+        <w:pStyle w:val="IT245"/>
+        <w:spacing w:before="0" w:line="276" w:lineRule="auto"/>
+        <w:rPr>
+          <w:color w:val="0070C0"/>
+          <w:lang/>
+        </w:rPr>
+      </w:pPr>
+      <w:r>
+        <w:rPr>
+          <w:color w:val="0070C0"/>
+          <w:lang/>
+        </w:rPr>
+        <w:t xml:space="preserve">        return tasks.isEmpty();</w:t>
+      </w:r>
+    </w:p>
+    <w:p>
+      <w:pPr>
+        <w:pStyle w:val="IT245"/>
+        <w:spacing w:before="0" w:line="276" w:lineRule="auto"/>
+        <w:rPr>
+          <w:color w:val="0070C0"/>
+          <w:lang/>
+        </w:rPr>
+      </w:pPr>
+      <w:r>
+        <w:rPr>
+          <w:color w:val="0070C0"/>
+          <w:lang/>
+        </w:rPr>
+        <w:t xml:space="preserve">    }</w:t>
+      </w:r>
+    </w:p>
+    <w:p>
+      <w:pPr>
+        <w:pStyle w:val="IT245"/>
+        <w:spacing w:before="0" w:line="276" w:lineRule="auto"/>
+        <w:rPr>
+          <w:color w:val="0070C0"/>
+          <w:lang/>
+        </w:rPr>
+      </w:pPr>
+      <w:r>
+        <w:rPr>
+          <w:color w:val="0070C0"/>
+          <w:lang/>
+        </w:rPr>
+        <w:t>}</w:t>
+      </w:r>
+    </w:p>
+    <w:p>
+      <w:pPr>
+        <w:pStyle w:val="IT245"/>
+        <w:rPr>
+          <w:lang/>
+        </w:rPr>
+      </w:pPr>
+    </w:p>
+    <w:p>
+      <w:pPr>
+        <w:pStyle w:val="IT245"/>
+        <w:rPr>
+          <w:lang/>
+        </w:rPr>
+      </w:pPr>
+      <w:r>
+        <w:rPr>
+          <w:b/>
+          <w:lang/>
+        </w:rPr>
+        <w:t>4. Second Solution Using a Data Structure</w:t>
+      </w:r>
+    </w:p>
+    <w:p>
+      <w:pPr>
+        <w:pStyle w:val="IT245"/>
+        <w:rPr>
+          <w:lang/>
+        </w:rPr>
+      </w:pPr>
+      <w:r>
+        <w:rPr>
+          <w:lang/>
+        </w:rPr>
+        <w:t>The second solution uses a PriorityQueue implemented through a binary heap. This structure is suitable for the Task Scheduling System because it keeps the most urgent task available at the front of the queue without requiring the entire collection to remain fully sorted.</w:t>
+      </w:r>
+    </w:p>
+    <w:p>
+      <w:pPr>
+        <w:pStyle w:val="IT245"/>
+        <w:rPr>
+          <w:lang/>
+        </w:rPr>
+      </w:pPr>
+      <w:r>
+        <w:rPr>
+          <w:lang/>
+        </w:rPr>
+        <w:t xml:space="preserve">Each task contains an ID, name, priority level, and arrival order. A comparator is used to control how tasks are arranged. The comparator first compares priority values. A </w:t>
+      </w:r>
+      <w:r>
+        <w:rPr>
+          <w:lang/>
+        </w:rPr>
+        <w:lastRenderedPageBreak/>
+        <w:t>smaller priority number represents a more urgent task. When two tasks have the same priority, their arrival order is compared so that the earlier task is processed first.</w:t>
+      </w:r>
+    </w:p>
+    <w:p>
+      <w:pPr>
+        <w:pStyle w:val="IT245"/>
+        <w:rPr>
+          <w:lang/>
+        </w:rPr>
+      </w:pPr>
+      <w:r>
+        <w:rPr>
+          <w:lang/>
+        </w:rPr>
+        <w:t>The main benefit of this solution is that the highest-priority task remains at the root of the heap. The system can therefore view the next task efficiently using peek() and remove it using poll().</w:t>
+      </w:r>
+    </w:p>
+    <w:p>
+      <w:pPr>
+        <w:pStyle w:val="IT245"/>
+        <w:rPr>
+          <w:lang/>
+        </w:rPr>
+      </w:pPr>
+    </w:p>
+    <w:p>
+      <w:pPr>
+        <w:pStyle w:val="IT245"/>
+        <w:spacing w:before="0" w:line="276" w:lineRule="auto"/>
+        <w:rPr>
+          <w:color w:val="0070C0"/>
+          <w:lang/>
+        </w:rPr>
+      </w:pPr>
+      <w:r>
+        <w:rPr>
+          <w:color w:val="0070C0"/>
+          <w:lang/>
+        </w:rPr>
+        <w:t>import java.util.Comparator;</w:t>
+      </w:r>
+    </w:p>
+    <w:p>
+      <w:pPr>
+        <w:pStyle w:val="IT245"/>
+        <w:spacing w:before="0" w:line="276" w:lineRule="auto"/>
+        <w:rPr>
+          <w:color w:val="0070C0"/>
+          <w:lang/>
+        </w:rPr>
+      </w:pPr>
+      <w:r>
+        <w:rPr>
+          <w:color w:val="0070C0"/>
+          <w:lang/>
+        </w:rPr>
+        <w:t>import java.util.PriorityQueue;</w:t>
+      </w:r>
+    </w:p>
+    <w:p>
+      <w:pPr>
+        <w:pStyle w:val="IT245"/>
+        <w:spacing w:before="0" w:line="276" w:lineRule="auto"/>
+        <w:rPr>
+          <w:color w:val="0070C0"/>
+          <w:lang/>
+        </w:rPr>
+      </w:pPr>
+    </w:p>
+    <w:p>
+      <w:pPr>
+        <w:pStyle w:val="IT245"/>
+        <w:spacing w:before="0" w:line="276" w:lineRule="auto"/>
+        <w:rPr>
+          <w:color w:val="0070C0"/>
+          <w:lang/>
+        </w:rPr>
+      </w:pPr>
+      <w:r>
+        <w:rPr>
+          <w:color w:val="0070C0"/>
+          <w:lang/>
+        </w:rPr>
+        <w:t>class HeapTaskScheduler {</w:t>
+      </w:r>
+    </w:p>
+    <w:p>
+      <w:pPr>
+        <w:pStyle w:val="IT245"/>
+        <w:spacing w:before="0" w:line="276" w:lineRule="auto"/>
+        <w:rPr>
+          <w:color w:val="0070C0"/>
+          <w:lang/>
+        </w:rPr>
+      </w:pPr>
+      <w:r>
+        <w:rPr>
+          <w:color w:val="0070C0"/>
+          <w:lang/>
+        </w:rPr>
+        <w:t xml:space="preserve">    private PriorityQueue&lt;Task&gt; tasks;</w:t>
+      </w:r>
+    </w:p>
+    <w:p>
+      <w:pPr>
+        <w:pStyle w:val="IT245"/>
+        <w:spacing w:before="0" w:line="276" w:lineRule="auto"/>
+        <w:rPr>
+          <w:color w:val="0070C0"/>
+          <w:lang/>
+        </w:rPr>
+      </w:pPr>
+      <w:r>
+        <w:rPr>
+          <w:color w:val="0070C0"/>
+          <w:lang/>
+        </w:rPr>
+        <w:t xml:space="preserve">    private long sequence = 0;</w:t>
+      </w:r>
+    </w:p>
+    <w:p>
+      <w:pPr>
+        <w:pStyle w:val="IT245"/>
+        <w:spacing w:before="0" w:line="276" w:lineRule="auto"/>
+        <w:rPr>
+          <w:color w:val="0070C0"/>
+          <w:lang/>
+        </w:rPr>
+      </w:pPr>
+    </w:p>
+    <w:p>
+      <w:pPr>
+        <w:pStyle w:val="IT245"/>
+        <w:spacing w:before="0" w:line="276" w:lineRule="auto"/>
+        <w:rPr>
+          <w:color w:val="0070C0"/>
+          <w:lang/>
+        </w:rPr>
+      </w:pPr>
+      <w:r>
+        <w:rPr>
+          <w:color w:val="0070C0"/>
+          <w:lang/>
+        </w:rPr>
+        <w:t xml:space="preserve">    public HeapTaskScheduler() {</w:t>
+      </w:r>
+    </w:p>
+    <w:p>
+      <w:pPr>
+        <w:pStyle w:val="IT245"/>
+        <w:spacing w:before="0" w:line="276" w:lineRule="auto"/>
+        <w:rPr>
+          <w:color w:val="0070C0"/>
+          <w:lang/>
+        </w:rPr>
+      </w:pPr>
+      <w:r>
+        <w:rPr>
+          <w:color w:val="0070C0"/>
+          <w:lang/>
+        </w:rPr>
+        <w:t xml:space="preserve">        tasks = new PriorityQueue&lt;&gt;(</w:t>
+      </w:r>
+    </w:p>
+    <w:p>
+      <w:pPr>
+        <w:pStyle w:val="IT245"/>
+        <w:spacing w:before="0" w:line="276" w:lineRule="auto"/>
+        <w:rPr>
+          <w:color w:val="0070C0"/>
+          <w:lang/>
+        </w:rPr>
+      </w:pPr>
+      <w:r>
+        <w:rPr>
+          <w:color w:val="0070C0"/>
+          <w:lang/>
+        </w:rPr>
+        <w:t xml:space="preserve">            Comparator.comparingInt(Task::getPriority)</w:t>
+      </w:r>
+    </w:p>
+    <w:p>
+      <w:pPr>
+        <w:pStyle w:val="IT245"/>
+        <w:spacing w:before="0" w:line="276" w:lineRule="auto"/>
+        <w:rPr>
+          <w:color w:val="0070C0"/>
+          <w:lang/>
+        </w:rPr>
+      </w:pPr>
+      <w:r>
+        <w:rPr>
+          <w:color w:val="0070C0"/>
+          <w:lang/>
+        </w:rPr>
+        <w:t xml:space="preserve">                      .thenComparingLong(Task::getArrivalOrder)</w:t>
+      </w:r>
+    </w:p>
+    <w:p>
+      <w:pPr>
+        <w:pStyle w:val="IT245"/>
+        <w:spacing w:before="0" w:line="276" w:lineRule="auto"/>
+        <w:rPr>
+          <w:color w:val="0070C0"/>
+          <w:lang/>
+        </w:rPr>
+      </w:pPr>
+      <w:r>
+        <w:rPr>
+          <w:color w:val="0070C0"/>
+          <w:lang/>
+        </w:rPr>
+        <w:t xml:space="preserve">        );</w:t>
+      </w:r>
+    </w:p>
+    <w:p>
+      <w:pPr>
+        <w:pStyle w:val="IT245"/>
+        <w:spacing w:before="0" w:line="276" w:lineRule="auto"/>
+        <w:rPr>
+          <w:color w:val="0070C0"/>
+          <w:lang/>
+        </w:rPr>
+      </w:pPr>
+      <w:r>
+        <w:rPr>
+          <w:color w:val="0070C0"/>
+          <w:lang/>
+        </w:rPr>
+        <w:t xml:space="preserve">    }</w:t>
+      </w:r>
+    </w:p>
+    <w:p>
+      <w:pPr>
+        <w:pStyle w:val="IT245"/>
+        <w:spacing w:before="0" w:line="276" w:lineRule="auto"/>
+        <w:rPr>
+          <w:color w:val="0070C0"/>
+          <w:lang/>
+        </w:rPr>
+      </w:pPr>
+    </w:p>
+    <w:p>
+      <w:pPr>
+        <w:pStyle w:val="IT245"/>
+        <w:spacing w:before="0" w:line="276" w:lineRule="auto"/>
+        <w:rPr>
+          <w:color w:val="0070C0"/>
+          <w:lang/>
+        </w:rPr>
+      </w:pPr>
+      <w:r>
+        <w:rPr>
+          <w:color w:val="0070C0"/>
+          <w:lang/>
+        </w:rPr>
+        <w:t xml:space="preserve">    public void addTask(int id, String name, int priority) {</w:t>
+      </w:r>
+    </w:p>
+    <w:p>
+      <w:pPr>
+        <w:pStyle w:val="IT245"/>
+        <w:spacing w:before="0" w:line="276" w:lineRule="auto"/>
+        <w:rPr>
+          <w:color w:val="0070C0"/>
+          <w:lang/>
+        </w:rPr>
+      </w:pPr>
+      <w:r>
+        <w:rPr>
+          <w:color w:val="0070C0"/>
+          <w:lang/>
+        </w:rPr>
+        <w:t xml:space="preserve">        if (name == null || name.trim().isEmpty()) {</w:t>
+      </w:r>
+    </w:p>
+    <w:p>
+      <w:pPr>
+        <w:pStyle w:val="IT245"/>
+        <w:spacing w:before="0" w:line="276" w:lineRule="auto"/>
+        <w:rPr>
+          <w:color w:val="0070C0"/>
+          <w:lang/>
+        </w:rPr>
+      </w:pPr>
+      <w:r>
+        <w:rPr>
+          <w:color w:val="0070C0"/>
+          <w:lang/>
+        </w:rPr>
+        <w:t xml:space="preserve">            System.out.println("Task name cannot be empty.");</w:t>
+      </w:r>
+    </w:p>
+    <w:p>
+      <w:pPr>
+        <w:pStyle w:val="IT245"/>
+        <w:spacing w:before="0" w:line="276" w:lineRule="auto"/>
+        <w:rPr>
+          <w:color w:val="0070C0"/>
+          <w:lang/>
+        </w:rPr>
+      </w:pPr>
+      <w:r>
+        <w:rPr>
+          <w:color w:val="0070C0"/>
+          <w:lang/>
+        </w:rPr>
+        <w:t xml:space="preserve">            return;</w:t>
+      </w:r>
+    </w:p>
+    <w:p>
+      <w:pPr>
+        <w:pStyle w:val="IT245"/>
+        <w:spacing w:before="0" w:line="276" w:lineRule="auto"/>
+        <w:rPr>
+          <w:color w:val="0070C0"/>
+          <w:lang/>
+        </w:rPr>
+      </w:pPr>
+      <w:r>
+        <w:rPr>
+          <w:color w:val="0070C0"/>
+          <w:lang/>
+        </w:rPr>
+        <w:t xml:space="preserve">        }</w:t>
+      </w:r>
+    </w:p>
+    <w:p>
+      <w:pPr>
+        <w:pStyle w:val="IT245"/>
+        <w:spacing w:before="0" w:line="276" w:lineRule="auto"/>
+        <w:rPr>
+          <w:color w:val="0070C0"/>
+          <w:lang/>
+        </w:rPr>
+      </w:pPr>
+    </w:p>
+    <w:p>
+      <w:pPr>
+        <w:pStyle w:val="IT245"/>
+        <w:spacing w:before="0" w:line="276" w:lineRule="auto"/>
+        <w:rPr>
+          <w:color w:val="0070C0"/>
+          <w:lang/>
+        </w:rPr>
+      </w:pPr>
+      <w:r>
+        <w:rPr>
+          <w:color w:val="0070C0"/>
+          <w:lang/>
+        </w:rPr>
+        <w:t xml:space="preserve">        if (priority &lt; 1) {</w:t>
+      </w:r>
+    </w:p>
+    <w:p>
+      <w:pPr>
+        <w:pStyle w:val="IT245"/>
+        <w:spacing w:before="0" w:line="276" w:lineRule="auto"/>
+        <w:rPr>
+          <w:color w:val="0070C0"/>
+          <w:lang/>
+        </w:rPr>
+      </w:pPr>
+      <w:r>
+        <w:rPr>
+          <w:color w:val="0070C0"/>
+          <w:lang/>
+        </w:rPr>
+        <w:t xml:space="preserve">            System.out.println("Priority must be 1 or greater.");</w:t>
+      </w:r>
+    </w:p>
+    <w:p>
+      <w:pPr>
+        <w:pStyle w:val="IT245"/>
+        <w:spacing w:before="0" w:line="276" w:lineRule="auto"/>
+        <w:rPr>
+          <w:color w:val="0070C0"/>
+          <w:lang/>
+        </w:rPr>
+      </w:pPr>
+      <w:r>
+        <w:rPr>
+          <w:color w:val="0070C0"/>
+          <w:lang/>
+        </w:rPr>
+        <w:t xml:space="preserve">            return;</w:t>
+      </w:r>
+    </w:p>
+    <w:p>
+      <w:pPr>
+        <w:pStyle w:val="IT245"/>
+        <w:spacing w:before="0" w:line="276" w:lineRule="auto"/>
+        <w:rPr>
+          <w:color w:val="0070C0"/>
+          <w:lang/>
+        </w:rPr>
+      </w:pPr>
+      <w:r>
+        <w:rPr>
+          <w:color w:val="0070C0"/>
+          <w:lang/>
+        </w:rPr>
+        <w:t xml:space="preserve">        }</w:t>
+      </w:r>
+    </w:p>
+    <w:p>
+      <w:pPr>
+        <w:pStyle w:val="IT245"/>
+        <w:spacing w:before="0" w:line="276" w:lineRule="auto"/>
+        <w:rPr>
+          <w:color w:val="0070C0"/>
+          <w:lang/>
+        </w:rPr>
+      </w:pPr>
+    </w:p>
+    <w:p>
+      <w:pPr>
+        <w:pStyle w:val="IT245"/>
+        <w:spacing w:before="0" w:line="276" w:lineRule="auto"/>
+        <w:rPr>
+          <w:color w:val="0070C0"/>
+          <w:lang/>
+        </w:rPr>
+      </w:pPr>
+      <w:r>
+        <w:rPr>
+          <w:color w:val="0070C0"/>
+          <w:lang/>
+        </w:rPr>
+        <w:t xml:space="preserve">        tasks.offer(new Task(id, name, priority, sequence++));</w:t>
+      </w:r>
+    </w:p>
+    <w:p>
+      <w:pPr>
+        <w:pStyle w:val="IT245"/>
+        <w:spacing w:before="0" w:line="276" w:lineRule="auto"/>
+        <w:rPr>
+          <w:color w:val="0070C0"/>
+          <w:lang/>
+        </w:rPr>
+      </w:pPr>
+      <w:r>
+        <w:rPr>
+          <w:color w:val="0070C0"/>
+          <w:lang/>
+        </w:rPr>
+        <w:lastRenderedPageBreak/>
+        <w:t xml:space="preserve">    }</w:t>
+      </w:r>
+    </w:p>
+    <w:p>
+      <w:pPr>
+        <w:pStyle w:val="IT245"/>
+        <w:spacing w:before="0" w:line="276" w:lineRule="auto"/>
+        <w:rPr>
+          <w:color w:val="0070C0"/>
+          <w:lang/>
+        </w:rPr>
+      </w:pPr>
+    </w:p>
+    <w:p>
+      <w:pPr>
+        <w:pStyle w:val="IT245"/>
+        <w:spacing w:before="0" w:line="276" w:lineRule="auto"/>
+        <w:rPr>
+          <w:color w:val="0070C0"/>
+          <w:lang/>
+        </w:rPr>
+      </w:pPr>
+      <w:r>
+        <w:rPr>
+          <w:color w:val="0070C0"/>
+          <w:lang/>
+        </w:rPr>
+        <w:t xml:space="preserve">    public Task viewNextTask() {</w:t>
+      </w:r>
+    </w:p>
+    <w:p>
+      <w:pPr>
+        <w:pStyle w:val="IT245"/>
+        <w:spacing w:before="0" w:line="276" w:lineRule="auto"/>
+        <w:rPr>
+          <w:color w:val="0070C0"/>
+          <w:lang/>
+        </w:rPr>
+      </w:pPr>
+      <w:r>
+        <w:rPr>
+          <w:color w:val="0070C0"/>
+          <w:lang/>
+        </w:rPr>
+        <w:t xml:space="preserve">        return tasks.peek();</w:t>
+      </w:r>
+    </w:p>
+    <w:p>
+      <w:pPr>
+        <w:pStyle w:val="IT245"/>
+        <w:spacing w:before="0" w:line="276" w:lineRule="auto"/>
+        <w:rPr>
+          <w:color w:val="0070C0"/>
+          <w:lang/>
+        </w:rPr>
+      </w:pPr>
+      <w:r>
+        <w:rPr>
+          <w:color w:val="0070C0"/>
+          <w:lang/>
+        </w:rPr>
+        <w:t xml:space="preserve">    }</w:t>
+      </w:r>
+    </w:p>
+    <w:p>
+      <w:pPr>
+        <w:pStyle w:val="IT245"/>
+        <w:spacing w:before="0" w:line="276" w:lineRule="auto"/>
+        <w:rPr>
+          <w:color w:val="0070C0"/>
+          <w:lang/>
+        </w:rPr>
+      </w:pPr>
+    </w:p>
+    <w:p>
+      <w:pPr>
+        <w:pStyle w:val="IT245"/>
+        <w:spacing w:before="0" w:line="276" w:lineRule="auto"/>
+        <w:rPr>
+          <w:color w:val="0070C0"/>
+          <w:lang/>
+        </w:rPr>
+      </w:pPr>
+      <w:r>
+        <w:rPr>
+          <w:color w:val="0070C0"/>
+          <w:lang/>
+        </w:rPr>
+        <w:t xml:space="preserve">    public Task processNextTask() {</w:t>
+      </w:r>
+    </w:p>
+    <w:p>
+      <w:pPr>
+        <w:pStyle w:val="IT245"/>
+        <w:spacing w:before="0" w:line="276" w:lineRule="auto"/>
+        <w:rPr>
+          <w:color w:val="0070C0"/>
+          <w:lang/>
+        </w:rPr>
+      </w:pPr>
+      <w:r>
+        <w:rPr>
+          <w:color w:val="0070C0"/>
+          <w:lang/>
+        </w:rPr>
+        <w:t xml:space="preserve">        return tasks.poll();</w:t>
+      </w:r>
+    </w:p>
+    <w:p>
+      <w:pPr>
+        <w:pStyle w:val="IT245"/>
+        <w:spacing w:before="0" w:line="276" w:lineRule="auto"/>
+        <w:rPr>
+          <w:color w:val="0070C0"/>
+          <w:lang/>
+        </w:rPr>
+      </w:pPr>
+      <w:r>
+        <w:rPr>
+          <w:color w:val="0070C0"/>
+          <w:lang/>
+        </w:rPr>
+        <w:t xml:space="preserve">    }</w:t>
+      </w:r>
+    </w:p>
+    <w:p>
+      <w:pPr>
+        <w:pStyle w:val="IT245"/>
+        <w:spacing w:before="0" w:line="276" w:lineRule="auto"/>
+        <w:rPr>
+          <w:color w:val="0070C0"/>
+          <w:lang/>
+        </w:rPr>
+      </w:pPr>
+    </w:p>
+    <w:p>
+      <w:pPr>
+        <w:pStyle w:val="IT245"/>
+        <w:spacing w:before="0" w:line="276" w:lineRule="auto"/>
+        <w:rPr>
+          <w:color w:val="0070C0"/>
+          <w:lang/>
+        </w:rPr>
+      </w:pPr>
+      <w:r>
+        <w:rPr>
+          <w:color w:val="0070C0"/>
+          <w:lang/>
+        </w:rPr>
+        <w:t xml:space="preserve">    public void displayTasks() {</w:t>
+      </w:r>
+    </w:p>
+    <w:p>
+      <w:pPr>
+        <w:pStyle w:val="IT245"/>
+        <w:spacing w:before="0" w:line="276" w:lineRule="auto"/>
+        <w:rPr>
+          <w:color w:val="0070C0"/>
+          <w:lang/>
+        </w:rPr>
+      </w:pPr>
+      <w:r>
+        <w:rPr>
+          <w:color w:val="0070C0"/>
+          <w:lang/>
+        </w:rPr>
+        <w:t xml:space="preserve">        if (tasks.isEmpty()) {</w:t>
+      </w:r>
+    </w:p>
+    <w:p>
+      <w:pPr>
+        <w:pStyle w:val="IT245"/>
+        <w:spacing w:before="0" w:line="276" w:lineRule="auto"/>
+        <w:rPr>
+          <w:color w:val="0070C0"/>
+          <w:lang/>
+        </w:rPr>
+      </w:pPr>
+      <w:r>
+        <w:rPr>
+          <w:color w:val="0070C0"/>
+          <w:lang/>
+        </w:rPr>
+        <w:t xml:space="preserve">            System.out.println("No pending tasks.");</w:t>
+      </w:r>
+    </w:p>
+    <w:p>
+      <w:pPr>
+        <w:pStyle w:val="IT245"/>
+        <w:spacing w:before="0" w:line="276" w:lineRule="auto"/>
+        <w:rPr>
+          <w:color w:val="0070C0"/>
+          <w:lang/>
+        </w:rPr>
+      </w:pPr>
+      <w:r>
+        <w:rPr>
+          <w:color w:val="0070C0"/>
+          <w:lang/>
+        </w:rPr>
+        <w:t xml:space="preserve">            return;</w:t>
+      </w:r>
+    </w:p>
+    <w:p>
+      <w:pPr>
+        <w:pStyle w:val="IT245"/>
+        <w:spacing w:before="0" w:line="276" w:lineRule="auto"/>
+        <w:rPr>
+          <w:color w:val="0070C0"/>
+          <w:lang/>
+        </w:rPr>
+      </w:pPr>
+      <w:r>
+        <w:rPr>
+          <w:color w:val="0070C0"/>
+          <w:lang/>
+        </w:rPr>
+        <w:t xml:space="preserve">        }</w:t>
+      </w:r>
+    </w:p>
+    <w:p>
+      <w:pPr>
+        <w:pStyle w:val="IT245"/>
+        <w:spacing w:before="0" w:line="276" w:lineRule="auto"/>
+        <w:rPr>
+          <w:color w:val="0070C0"/>
+          <w:lang/>
+        </w:rPr>
+      </w:pPr>
+    </w:p>
+    <w:p>
+      <w:pPr>
+        <w:pStyle w:val="IT245"/>
+        <w:spacing w:before="0" w:line="276" w:lineRule="auto"/>
+        <w:rPr>
+          <w:color w:val="0070C0"/>
+          <w:lang/>
+        </w:rPr>
+      </w:pPr>
+      <w:r>
+        <w:rPr>
+          <w:color w:val="0070C0"/>
+          <w:lang/>
+        </w:rPr>
+        <w:t xml:space="preserve">        PriorityQueue&lt;Task&gt; copy = new PriorityQueue&lt;&gt;(tasks);</w:t>
+      </w:r>
+    </w:p>
+    <w:p>
+      <w:pPr>
+        <w:pStyle w:val="IT245"/>
+        <w:spacing w:before="0" w:line="276" w:lineRule="auto"/>
+        <w:rPr>
+          <w:color w:val="0070C0"/>
+          <w:lang/>
+        </w:rPr>
+      </w:pPr>
+    </w:p>
+    <w:p>
+      <w:pPr>
+        <w:pStyle w:val="IT245"/>
+        <w:spacing w:before="0" w:line="276" w:lineRule="auto"/>
+        <w:rPr>
+          <w:color w:val="0070C0"/>
+          <w:lang/>
+        </w:rPr>
+      </w:pPr>
+      <w:r>
+        <w:rPr>
+          <w:color w:val="0070C0"/>
+          <w:lang/>
+        </w:rPr>
+        <w:t xml:space="preserve">        while (!copy.isEmpty()) {</w:t>
+      </w:r>
+    </w:p>
+    <w:p>
+      <w:pPr>
+        <w:pStyle w:val="IT245"/>
+        <w:spacing w:before="0" w:line="276" w:lineRule="auto"/>
+        <w:rPr>
+          <w:color w:val="0070C0"/>
+          <w:lang/>
+        </w:rPr>
+      </w:pPr>
+      <w:r>
+        <w:rPr>
+          <w:color w:val="0070C0"/>
+          <w:lang/>
+        </w:rPr>
+        <w:t xml:space="preserve">            System.out.println(copy.poll());</w:t>
+      </w:r>
+    </w:p>
+    <w:p>
+      <w:pPr>
+        <w:pStyle w:val="IT245"/>
+        <w:spacing w:before="0" w:line="276" w:lineRule="auto"/>
+        <w:rPr>
+          <w:color w:val="0070C0"/>
+          <w:lang/>
+        </w:rPr>
+      </w:pPr>
+      <w:r>
+        <w:rPr>
+          <w:color w:val="0070C0"/>
+          <w:lang/>
+        </w:rPr>
+        <w:t xml:space="preserve">        }</w:t>
+      </w:r>
+    </w:p>
+    <w:p>
+      <w:pPr>
+        <w:pStyle w:val="IT245"/>
+        <w:spacing w:before="0" w:line="276" w:lineRule="auto"/>
+        <w:rPr>
+          <w:color w:val="0070C0"/>
+          <w:lang/>
+        </w:rPr>
+      </w:pPr>
+      <w:r>
+        <w:rPr>
+          <w:color w:val="0070C0"/>
+          <w:lang/>
+        </w:rPr>
+        <w:t xml:space="preserve">    }</w:t>
+      </w:r>
+    </w:p>
+    <w:p>
+      <w:pPr>
+        <w:pStyle w:val="IT245"/>
+        <w:spacing w:before="0" w:line="276" w:lineRule="auto"/>
+        <w:rPr>
+          <w:color w:val="0070C0"/>
+          <w:lang/>
+        </w:rPr>
+      </w:pPr>
+    </w:p>
+    <w:p>
+      <w:pPr>
+        <w:pStyle w:val="IT245"/>
+        <w:spacing w:before="0" w:line="276" w:lineRule="auto"/>
+        <w:rPr>
+          <w:color w:val="0070C0"/>
+          <w:lang/>
+        </w:rPr>
+      </w:pPr>
+      <w:r>
+        <w:rPr>
+          <w:color w:val="0070C0"/>
+          <w:lang/>
+        </w:rPr>
+        <w:t xml:space="preserve">    public boolean isEmpty() {</w:t>
+      </w:r>
+    </w:p>
+    <w:p>
+      <w:pPr>
+        <w:pStyle w:val="IT245"/>
+        <w:spacing w:before="0" w:line="276" w:lineRule="auto"/>
+        <w:rPr>
+          <w:color w:val="0070C0"/>
+          <w:lang/>
+        </w:rPr>
+      </w:pPr>
+      <w:r>
+        <w:rPr>
+          <w:color w:val="0070C0"/>
+          <w:lang/>
+        </w:rPr>
+        <w:t xml:space="preserve">        return tasks.isEmpty();</w:t>
+      </w:r>
+    </w:p>
+    <w:p>
+      <w:pPr>
+        <w:pStyle w:val="IT245"/>
+        <w:spacing w:before="0" w:line="276" w:lineRule="auto"/>
+        <w:rPr>
+          <w:color w:val="0070C0"/>
+          <w:lang/>
+        </w:rPr>
+      </w:pPr>
+      <w:r>
+        <w:rPr>
+          <w:color w:val="0070C0"/>
+          <w:lang/>
+        </w:rPr>
+        <w:t xml:space="preserve">    }</w:t>
+      </w:r>
+    </w:p>
+    <w:p>
+      <w:pPr>
+        <w:pStyle w:val="IT245"/>
+        <w:spacing w:before="0" w:line="276" w:lineRule="auto"/>
+        <w:rPr>
+          <w:color w:val="0070C0"/>
+          <w:lang/>
+        </w:rPr>
+      </w:pPr>
+      <w:r>
+        <w:rPr>
+          <w:color w:val="0070C0"/>
+          <w:lang/>
+        </w:rPr>
+        <w:t>}</w:t>
+      </w:r>
+    </w:p>
+    <w:p>
+      <w:pPr>
+        <w:spacing w:after="200" w:line="276" w:lineRule="auto"/>
+        <w:jc w:val="both"/>
+        <w:rPr>
+          <w:rFonts w:cstheme="minorHAnsi"/>
+          <w:color w:val="auto"/>
+          <w:sz w:val="24"/>
+          <w:szCs w:val="24"/>
         </w:rPr>
       </w:pPr>
       <w:bookmarkStart w:id="0" w:name="_GoBack"/>
@@ -6593,7 +8486,7 @@
               <wp:docPr id="768041508" name="Text Box 8" descr="Restricted - مقيد ">
                 <a:extLst xmlns:a="http://schemas.openxmlformats.org/drawingml/2006/main">
                   <a:ext uri="{5AE41FA2-C0FF-4470-9BD4-5FADCA87CBE2}">
-                    <aclsh:classification xmlns:aclsh="http://schemas.microsoft.com/office/drawing/2020/classificationShape" xmlns:w16du="http://schemas.microsoft.com/office/word/2023/wordml/word16du" xmlns:w16sdtfl="http://schemas.microsoft.com/office/word/2024/wordml/sdtformatlock" xmlns:w16sdtdh="http://schemas.microsoft.com/office/word/2020/wordml/sdtdatahash" xmlns:w16="http://schemas.microsoft.com/office/word/2018/wordml" xmlns:w16cid="http://schemas.microsoft.com/office/word/2016/wordml/cid" xmlns:w16cex="http://schemas.microsoft.com/office/word/2018/wordml/cex" xmlns:w16cei="http://schemas.microsoft.com/office/word/2026/wordml/cei" xmlns:w="http://schemas.openxmlformats.org/wordprocessingml/2006/main" xmlns:w10="urn:schemas-microsoft-com:office:word" xmlns:v="urn:schemas-microsoft-com:vml" xmlns:o="urn:schemas-microsoft-com:office:office" xmlns:oel="http://schemas.microsoft.com/office/2019/extlst" xmlns:am3d="http://schemas.microsoft.com/office/drawing/2017/model3d" xmlns:aink="http://schemas.microsoft.com/office/drawing/2016/ink" xmlns:cx8="http://schemas.microsoft.com/office/drawing/2016/5/14/chartex" xmlns:cx7="http://schemas.microsoft.com/office/drawing/2016/5/13/chartex" xmlns:cx6="http://schemas.microsoft.com/office/drawing/2016/5/12/chartex" xmlns:cx5="http://schemas.microsoft.com/office/drawing/2016/5/11/chartex" xmlns:cx4="http://schemas.microsoft.com/office/drawing/2016/5/10/chartex" xmlns:cx3="http://schemas.microsoft.com/office/drawing/2016/5/9/chartex" xmlns:cx2="http://schemas.microsoft.com/office/drawing/2015/10/21/chartex" xmlns:cx1="http://schemas.microsoft.com/office/drawing/2015/9/8/chartex" xmlns="" classificationOutcomeType="ftr"/>
+                    <aclsh:classification xmlns="" xmlns:cx1="http://schemas.microsoft.com/office/drawing/2015/9/8/chartex" xmlns:cx2="http://schemas.microsoft.com/office/drawing/2015/10/21/chartex" xmlns:cx3="http://schemas.microsoft.com/office/drawing/2016/5/9/chartex" xmlns:cx4="http://schemas.microsoft.com/office/drawing/2016/5/10/chartex" xmlns:cx5="http://schemas.microsoft.com/office/drawing/2016/5/11/chartex" xmlns:cx6="http://schemas.microsoft.com/office/drawing/2016/5/12/chartex" xmlns:cx7="http://schemas.microsoft.com/office/drawing/2016/5/13/chartex" xmlns:cx8="http://schemas.microsoft.com/office/drawing/2016/5/14/chartex" xmlns:aink="http://schemas.microsoft.com/office/drawing/2016/ink" xmlns:am3d="http://schemas.microsoft.com/office/drawing/2017/model3d" xmlns:oel="http://schemas.microsoft.com/office/2019/extlst" xmlns:o="urn:schemas-microsoft-com:office:office" xmlns:v="urn:schemas-microsoft-com:vml" xmlns:w10="urn:schemas-microsoft-com:office:word" xmlns:w="http://schemas.openxmlformats.org/wordprocessingml/2006/main" xmlns:w16cei="http://schemas.microsoft.com/office/word/2026/wordml/cei" xmlns:w16cex="http://schemas.microsoft.com/office/word/2018/wordml/cex" xmlns:w16cid="http://schemas.microsoft.com/office/word/2016/wordml/cid" xmlns:w16="http://schemas.microsoft.com/office/word/2018/wordml" xmlns:w16sdtdh="http://schemas.microsoft.com/office/word/2020/wordml/sdtdatahash" xmlns:w16sdtfl="http://schemas.microsoft.com/office/word/2024/wordml/sdtformatlock" xmlns:w16du="http://schemas.microsoft.com/office/word/2023/wordml/word16du" xmlns:aclsh="http://schemas.microsoft.com/office/drawing/2020/classificationShape" classificationOutcomeType="ftr"/>
                   </a:ext>
                 </a:extLst>
               </wp:docPr>
@@ -6751,7 +8644,7 @@
               <wp:docPr id="1894436925" name="Text Box 9" descr="Restricted - مقيد ">
                 <a:extLst xmlns:a="http://schemas.openxmlformats.org/drawingml/2006/main">
                   <a:ext uri="{5AE41FA2-C0FF-4470-9BD4-5FADCA87CBE2}">
-                    <aclsh:classification xmlns:aclsh="http://schemas.microsoft.com/office/drawing/2020/classificationShape" xmlns:w16du="http://schemas.microsoft.com/office/word/2023/wordml/word16du" xmlns:w16sdtfl="http://schemas.microsoft.com/office/word/2024/wordml/sdtformatlock" xmlns:w16sdtdh="http://schemas.microsoft.com/office/word/2020/wordml/sdtdatahash" xmlns:w16="http://schemas.microsoft.com/office/word/2018/wordml" xmlns:w16cid="http://schemas.microsoft.com/office/word/2016/wordml/cid" xmlns:w16cex="http://schemas.microsoft.com/office/word/2018/wordml/cex" xmlns:w16cei="http://schemas.microsoft.com/office/word/2026/wordml/cei" xmlns:w="http://schemas.openxmlformats.org/wordprocessingml/2006/main" xmlns:w10="urn:schemas-microsoft-com:office:word" xmlns:v="urn:schemas-microsoft-com:vml" xmlns:o="urn:schemas-microsoft-com:office:office" xmlns:oel="http://schemas.microsoft.com/office/2019/extlst" xmlns:am3d="http://schemas.microsoft.com/office/drawing/2017/model3d" xmlns:aink="http://schemas.microsoft.com/office/drawing/2016/ink" xmlns:cx8="http://schemas.microsoft.com/office/drawing/2016/5/14/chartex" xmlns:cx7="http://schemas.microsoft.com/office/drawing/2016/5/13/chartex" xmlns:cx6="http://schemas.microsoft.com/office/drawing/2016/5/12/chartex" xmlns:cx5="http://schemas.microsoft.com/office/drawing/2016/5/11/chartex" xmlns:cx4="http://schemas.microsoft.com/office/drawing/2016/5/10/chartex" xmlns:cx3="http://schemas.microsoft.com/office/drawing/2016/5/9/chartex" xmlns:cx2="http://schemas.microsoft.com/office/drawing/2015/10/21/chartex" xmlns:cx1="http://schemas.microsoft.com/office/drawing/2015/9/8/chartex" xmlns="" classificationOutcomeType="ftr"/>
+                    <aclsh:classification xmlns="" xmlns:cx1="http://schemas.microsoft.com/office/drawing/2015/9/8/chartex" xmlns:cx2="http://schemas.microsoft.com/office/drawing/2015/10/21/chartex" xmlns:cx3="http://schemas.microsoft.com/office/drawing/2016/5/9/chartex" xmlns:cx4="http://schemas.microsoft.com/office/drawing/2016/5/10/chartex" xmlns:cx5="http://schemas.microsoft.com/office/drawing/2016/5/11/chartex" xmlns:cx6="http://schemas.microsoft.com/office/drawing/2016/5/12/chartex" xmlns:cx7="http://schemas.microsoft.com/office/drawing/2016/5/13/chartex" xmlns:cx8="http://schemas.microsoft.com/office/drawing/2016/5/14/chartex" xmlns:aink="http://schemas.microsoft.com/office/drawing/2016/ink" xmlns:am3d="http://schemas.microsoft.com/office/drawing/2017/model3d" xmlns:oel="http://schemas.microsoft.com/office/2019/extlst" xmlns:o="urn:schemas-microsoft-com:office:office" xmlns:v="urn:schemas-microsoft-com:vml" xmlns:w10="urn:schemas-microsoft-com:office:word" xmlns:w="http://schemas.openxmlformats.org/wordprocessingml/2006/main" xmlns:w16cei="http://schemas.microsoft.com/office/word/2026/wordml/cei" xmlns:w16cex="http://schemas.microsoft.com/office/word/2018/wordml/cex" xmlns:w16cid="http://schemas.microsoft.com/office/word/2016/wordml/cid" xmlns:w16="http://schemas.microsoft.com/office/word/2018/wordml" xmlns:w16sdtdh="http://schemas.microsoft.com/office/word/2020/wordml/sdtdatahash" xmlns:w16sdtfl="http://schemas.microsoft.com/office/word/2024/wordml/sdtformatlock" xmlns:w16du="http://schemas.microsoft.com/office/word/2023/wordml/word16du" xmlns:aclsh="http://schemas.microsoft.com/office/drawing/2020/classificationShape" classificationOutcomeType="ftr"/>
                   </a:ext>
                 </a:extLst>
               </wp:docPr>
@@ -6909,7 +8802,7 @@
               <wp:docPr id="2005617642" name="Text Box 7" descr="Restricted - مقيد ">
                 <a:extLst xmlns:a="http://schemas.openxmlformats.org/drawingml/2006/main">
                   <a:ext uri="{5AE41FA2-C0FF-4470-9BD4-5FADCA87CBE2}">
-                    <aclsh:classification xmlns:aclsh="http://schemas.microsoft.com/office/drawing/2020/classificationShape" xmlns:w16du="http://schemas.microsoft.com/office/word/2023/wordml/word16du" xmlns:w16sdtfl="http://schemas.microsoft.com/office/word/2024/wordml/sdtformatlock" xmlns:w16sdtdh="http://schemas.microsoft.com/office/word/2020/wordml/sdtdatahash" xmlns:w16="http://schemas.microsoft.com/office/word/2018/wordml" xmlns:w16cid="http://schemas.microsoft.com/office/word/2016/wordml/cid" xmlns:w16cex="http://schemas.microsoft.com/office/word/2018/wordml/cex" xmlns:w16cei="http://schemas.microsoft.com/office/word/2026/wordml/cei" xmlns:w="http://schemas.openxmlformats.org/wordprocessingml/2006/main" xmlns:w10="urn:schemas-microsoft-com:office:word" xmlns:v="urn:schemas-microsoft-com:vml" xmlns:o="urn:schemas-microsoft-com:office:office" xmlns:oel="http://schemas.microsoft.com/office/2019/extlst" xmlns:am3d="http://schemas.microsoft.com/office/drawing/2017/model3d" xmlns:aink="http://schemas.microsoft.com/office/drawing/2016/ink" xmlns:cx8="http://schemas.microsoft.com/office/drawing/2016/5/14/chartex" xmlns:cx7="http://schemas.microsoft.com/office/drawing/2016/5/13/chartex" xmlns:cx6="http://schemas.microsoft.com/office/drawing/2016/5/12/chartex" xmlns:cx5="http://schemas.microsoft.com/office/drawing/2016/5/11/chartex" xmlns:cx4="http://schemas.microsoft.com/office/drawing/2016/5/10/chartex" xmlns:cx3="http://schemas.microsoft.com/office/drawing/2016/5/9/chartex" xmlns:cx2="http://schemas.microsoft.com/office/drawing/2015/10/21/chartex" xmlns:cx1="http://schemas.microsoft.com/office/drawing/2015/9/8/chartex" xmlns="" classificationOutcomeType="ftr"/>
+                    <aclsh:classification xmlns="" xmlns:cx1="http://schemas.microsoft.com/office/drawing/2015/9/8/chartex" xmlns:cx2="http://schemas.microsoft.com/office/drawing/2015/10/21/chartex" xmlns:cx3="http://schemas.microsoft.com/office/drawing/2016/5/9/chartex" xmlns:cx4="http://schemas.microsoft.com/office/drawing/2016/5/10/chartex" xmlns:cx5="http://schemas.microsoft.com/office/drawing/2016/5/11/chartex" xmlns:cx6="http://schemas.microsoft.com/office/drawing/2016/5/12/chartex" xmlns:cx7="http://schemas.microsoft.com/office/drawing/2016/5/13/chartex" xmlns:cx8="http://schemas.microsoft.com/office/drawing/2016/5/14/chartex" xmlns:aink="http://schemas.microsoft.com/office/drawing/2016/ink" xmlns:am3d="http://schemas.microsoft.com/office/drawing/2017/model3d" xmlns:oel="http://schemas.microsoft.com/office/2019/extlst" xmlns:o="urn:schemas-microsoft-com:office:office" xmlns:v="urn:schemas-microsoft-com:vml" xmlns:w10="urn:schemas-microsoft-com:office:word" xmlns:w="http://schemas.openxmlformats.org/wordprocessingml/2006/main" xmlns:w16cei="http://schemas.microsoft.com/office/word/2026/wordml/cei" xmlns:w16cex="http://schemas.microsoft.com/office/word/2018/wordml/cex" xmlns:w16cid="http://schemas.microsoft.com/office/word/2016/wordml/cid" xmlns:w16="http://schemas.microsoft.com/office/word/2018/wordml" xmlns:w16sdtdh="http://schemas.microsoft.com/office/word/2020/wordml/sdtdatahash" xmlns:w16sdtfl="http://schemas.microsoft.com/office/word/2024/wordml/sdtformatlock" xmlns:w16du="http://schemas.microsoft.com/office/word/2023/wordml/word16du" xmlns:aclsh="http://schemas.microsoft.com/office/drawing/2020/classificationShape" classificationOutcomeType="ftr"/>
                   </a:ext>
                 </a:extLst>
               </wp:docPr>
@@ -7339,7 +9232,7 @@
             </wp:anchor>
           </w:drawing>
         </mc:Choice>
-        <mc:Fallback xmlns:w16du="http://schemas.microsoft.com/office/word/2023/wordml/word16du" xmlns:w16sdtfl="http://schemas.microsoft.com/office/word/2024/wordml/sdtformatlock" xmlns:w16sdtdh="http://schemas.microsoft.com/office/word/2020/wordml/sdtdatahash" xmlns:w16="http://schemas.microsoft.com/office/word/2018/wordml" xmlns:w16cid="http://schemas.microsoft.com/office/word/2016/wordml/cid" xmlns:w16cex="http://schemas.microsoft.com/office/word/2018/wordml/cex" xmlns:w16cei="http://schemas.microsoft.com/office/word/2026/wordml/cei" xmlns:oel="http://schemas.microsoft.com/office/2019/extlst" xmlns:am3d="http://schemas.microsoft.com/office/drawing/2017/model3d" xmlns:aink="http://schemas.microsoft.com/office/drawing/2016/ink" xmlns:cx8="http://schemas.microsoft.com/office/drawing/2016/5/14/chartex" xmlns:cx7="http://schemas.microsoft.com/office/drawing/2016/5/13/chartex" xmlns:cx6="http://schemas.microsoft.com/office/drawing/2016/5/12/chartex" xmlns:cx5="http://schemas.microsoft.com/office/drawing/2016/5/11/chartex" xmlns:cx4="http://schemas.microsoft.com/office/drawing/2016/5/10/chartex" xmlns:cx3="http://schemas.microsoft.com/office/drawing/2016/5/9/chartex" xmlns:cx2="http://schemas.microsoft.com/office/drawing/2015/10/21/chartex" xmlns:cx1="http://schemas.microsoft.com/office/drawing/2015/9/8/chartex">
+        <mc:Fallback xmlns:cx1="http://schemas.microsoft.com/office/drawing/2015/9/8/chartex" xmlns:cx2="http://schemas.microsoft.com/office/drawing/2015/10/21/chartex" xmlns:cx3="http://schemas.microsoft.com/office/drawing/2016/5/9/chartex" xmlns:cx4="http://schemas.microsoft.com/office/drawing/2016/5/10/chartex" xmlns:cx5="http://schemas.microsoft.com/office/drawing/2016/5/11/chartex" xmlns:cx6="http://schemas.microsoft.com/office/drawing/2016/5/12/chartex" xmlns:cx7="http://schemas.microsoft.com/office/drawing/2016/5/13/chartex" xmlns:cx8="http://schemas.microsoft.com/office/drawing/2016/5/14/chartex" xmlns:aink="http://schemas.microsoft.com/office/drawing/2016/ink" xmlns:am3d="http://schemas.microsoft.com/office/drawing/2017/model3d" xmlns:oel="http://schemas.microsoft.com/office/2019/extlst" xmlns:w16cei="http://schemas.microsoft.com/office/word/2026/wordml/cei" xmlns:w16cex="http://schemas.microsoft.com/office/word/2018/wordml/cex" xmlns:w16cid="http://schemas.microsoft.com/office/word/2016/wordml/cid" xmlns:w16="http://schemas.microsoft.com/office/word/2018/wordml" xmlns:w16sdtdh="http://schemas.microsoft.com/office/word/2020/wordml/sdtdatahash" xmlns:w16sdtfl="http://schemas.microsoft.com/office/word/2024/wordml/sdtformatlock" xmlns:w16du="http://schemas.microsoft.com/office/word/2023/wordml/word16du">
           <w:pict>
             <v:line w14:anchorId="7169C831" id="Straight Connector 6" o:spid="_x0000_s1026" style="position:absolute;z-index:251660288;visibility:visible;mso-wrap-style:square;mso-width-percent:0;mso-height-percent:0;mso-wrap-distance-left:9pt;mso-wrap-distance-top:-3e-5mm;mso-wrap-distance-right:9pt;mso-wrap-distance-bottom:-3e-5mm;mso-position-horizontal:absolute;mso-position-horizontal-relative:text;mso-position-vertical:absolute;mso-position-vertical-relative:text;mso-width-percent:0;mso-height-percent:0;mso-width-relative:page;mso-height-relative:page" from="-68.95pt,-666.45pt" to="489.05pt,-666.45pt" o:gfxdata="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" strokecolor="#4f81bd" strokeweight="2pt">
               <v:shadow on="t" opacity="24903f" origin=",.5" offset="0,.55556mm"/>
@@ -7399,7 +9292,7 @@
             <w:fldChar w:fldCharType="separate"/>
           </w:r>
           <w:r>
-            <w:t>08</w:t>
+            <w:t>12</w:t>
           </w:r>
           <w:r>
             <w:fldChar w:fldCharType="end"/>
@@ -11884,6 +13777,7 @@
     <w:rsid w:val="004743A0"/>
     <w:rsid w:val="00484977"/>
     <w:rsid w:val="004A7EE6"/>
+    <w:rsid w:val="004C7058"/>
     <w:rsid w:val="005443A0"/>
     <w:rsid w:val="005E024E"/>
     <w:rsid w:val="00635ABB"/>
@@ -12776,7 +14670,7 @@
 </file>
 
 <file path=customXml/itemProps3.xml><?xml version="1.0" encoding="utf-8"?>
-<ds:datastoreItem xmlns:ds="http://schemas.openxmlformats.org/officeDocument/2006/customXml" ds:itemID="{0D333CEA-5989-4917-B109-640372D0D6CB}">
+<ds:datastoreItem xmlns:ds="http://schemas.openxmlformats.org/officeDocument/2006/customXml" ds:itemID="{BFD1479A-9A85-43BA-B986-7E46923FDAFF}">
   <ds:schemaRefs>
     <ds:schemaRef ds:uri="http://schemas.openxmlformats.org/officeDocument/2006/bibliography"/>
   </ds:schemaRefs>

--- a/IT245 - Project.docx
+++ b/IT245 - Project.docx
@@ -6407,13 +6407,11 @@
         <w:spacing w:before="0" w:line="276" w:lineRule="auto"/>
         <w:rPr>
           <w:color w:val="0070C0"/>
-          <w:lang/>
-        </w:rPr>
-      </w:pPr>
-      <w:r>
-        <w:rPr>
-          <w:color w:val="0070C0"/>
-          <w:lang/>
+        </w:rPr>
+      </w:pPr>
+      <w:r>
+        <w:rPr>
+          <w:color w:val="0070C0"/>
         </w:rPr>
         <w:t>import java.util.ArrayList;</w:t>
       </w:r>
@@ -6424,23 +6422,20 @@
         <w:spacing w:before="0" w:line="276" w:lineRule="auto"/>
         <w:rPr>
           <w:color w:val="0070C0"/>
-          <w:lang/>
-        </w:rPr>
-      </w:pPr>
-    </w:p>
-    <w:p>
-      <w:pPr>
-        <w:pStyle w:val="IT245"/>
-        <w:spacing w:before="0" w:line="276" w:lineRule="auto"/>
-        <w:rPr>
-          <w:color w:val="0070C0"/>
-          <w:lang/>
-        </w:rPr>
-      </w:pPr>
-      <w:r>
-        <w:rPr>
-          <w:color w:val="0070C0"/>
-          <w:lang/>
+        </w:rPr>
+      </w:pPr>
+    </w:p>
+    <w:p>
+      <w:pPr>
+        <w:pStyle w:val="IT245"/>
+        <w:spacing w:before="0" w:line="276" w:lineRule="auto"/>
+        <w:rPr>
+          <w:color w:val="0070C0"/>
+        </w:rPr>
+      </w:pPr>
+      <w:r>
+        <w:rPr>
+          <w:color w:val="0070C0"/>
         </w:rPr>
         <w:t>class ArrayListTaskScheduler {</w:t>
       </w:r>
@@ -6451,13 +6446,11 @@
         <w:spacing w:before="0" w:line="276" w:lineRule="auto"/>
         <w:rPr>
           <w:color w:val="0070C0"/>
-          <w:lang/>
-        </w:rPr>
-      </w:pPr>
-      <w:r>
-        <w:rPr>
-          <w:color w:val="0070C0"/>
-          <w:lang/>
+        </w:rPr>
+      </w:pPr>
+      <w:r>
+        <w:rPr>
+          <w:color w:val="0070C0"/>
         </w:rPr>
         <w:t xml:space="preserve">    private ArrayList&lt;Task&gt; tasks = new ArrayList&lt;&gt;();</w:t>
       </w:r>
@@ -6468,13 +6461,11 @@
         <w:spacing w:before="0" w:line="276" w:lineRule="auto"/>
         <w:rPr>
           <w:color w:val="0070C0"/>
-          <w:lang/>
-        </w:rPr>
-      </w:pPr>
-      <w:r>
-        <w:rPr>
-          <w:color w:val="0070C0"/>
-          <w:lang/>
+        </w:rPr>
+      </w:pPr>
+      <w:r>
+        <w:rPr>
+          <w:color w:val="0070C0"/>
         </w:rPr>
         <w:t xml:space="preserve">    private long sequence = 0;</w:t>
       </w:r>
@@ -6485,23 +6476,20 @@
         <w:spacing w:before="0" w:line="276" w:lineRule="auto"/>
         <w:rPr>
           <w:color w:val="0070C0"/>
-          <w:lang/>
-        </w:rPr>
-      </w:pPr>
-    </w:p>
-    <w:p>
-      <w:pPr>
-        <w:pStyle w:val="IT245"/>
-        <w:spacing w:before="0" w:line="276" w:lineRule="auto"/>
-        <w:rPr>
-          <w:color w:val="0070C0"/>
-          <w:lang/>
-        </w:rPr>
-      </w:pPr>
-      <w:r>
-        <w:rPr>
-          <w:color w:val="0070C0"/>
-          <w:lang/>
+        </w:rPr>
+      </w:pPr>
+    </w:p>
+    <w:p>
+      <w:pPr>
+        <w:pStyle w:val="IT245"/>
+        <w:spacing w:before="0" w:line="276" w:lineRule="auto"/>
+        <w:rPr>
+          <w:color w:val="0070C0"/>
+        </w:rPr>
+      </w:pPr>
+      <w:r>
+        <w:rPr>
+          <w:color w:val="0070C0"/>
         </w:rPr>
         <w:t xml:space="preserve">    public void addTask(int id, String name, int priority) {</w:t>
       </w:r>
@@ -6512,13 +6500,11 @@
         <w:spacing w:before="0" w:line="276" w:lineRule="auto"/>
         <w:rPr>
           <w:color w:val="0070C0"/>
-          <w:lang/>
-        </w:rPr>
-      </w:pPr>
-      <w:r>
-        <w:rPr>
-          <w:color w:val="0070C0"/>
-          <w:lang/>
+        </w:rPr>
+      </w:pPr>
+      <w:r>
+        <w:rPr>
+          <w:color w:val="0070C0"/>
         </w:rPr>
         <w:t xml:space="preserve">        if (name == null || name.trim().isEmpty()) {</w:t>
       </w:r>
@@ -6529,13 +6515,11 @@
         <w:spacing w:before="0" w:line="276" w:lineRule="auto"/>
         <w:rPr>
           <w:color w:val="0070C0"/>
-          <w:lang/>
-        </w:rPr>
-      </w:pPr>
-      <w:r>
-        <w:rPr>
-          <w:color w:val="0070C0"/>
-          <w:lang/>
+        </w:rPr>
+      </w:pPr>
+      <w:r>
+        <w:rPr>
+          <w:color w:val="0070C0"/>
         </w:rPr>
         <w:t xml:space="preserve">            System.out.println("Task name cannot be empty.");</w:t>
       </w:r>
@@ -6546,13 +6530,11 @@
         <w:spacing w:before="0" w:line="276" w:lineRule="auto"/>
         <w:rPr>
           <w:color w:val="0070C0"/>
-          <w:lang/>
-        </w:rPr>
-      </w:pPr>
-      <w:r>
-        <w:rPr>
-          <w:color w:val="0070C0"/>
-          <w:lang/>
+        </w:rPr>
+      </w:pPr>
+      <w:r>
+        <w:rPr>
+          <w:color w:val="0070C0"/>
         </w:rPr>
         <w:t xml:space="preserve">            return;</w:t>
       </w:r>
@@ -6563,13 +6545,11 @@
         <w:spacing w:before="0" w:line="276" w:lineRule="auto"/>
         <w:rPr>
           <w:color w:val="0070C0"/>
-          <w:lang/>
-        </w:rPr>
-      </w:pPr>
-      <w:r>
-        <w:rPr>
-          <w:color w:val="0070C0"/>
-          <w:lang/>
+        </w:rPr>
+      </w:pPr>
+      <w:r>
+        <w:rPr>
+          <w:color w:val="0070C0"/>
         </w:rPr>
         <w:t xml:space="preserve">        }</w:t>
       </w:r>
@@ -6580,23 +6560,20 @@
         <w:spacing w:before="0" w:line="276" w:lineRule="auto"/>
         <w:rPr>
           <w:color w:val="0070C0"/>
-          <w:lang/>
-        </w:rPr>
-      </w:pPr>
-    </w:p>
-    <w:p>
-      <w:pPr>
-        <w:pStyle w:val="IT245"/>
-        <w:spacing w:before="0" w:line="276" w:lineRule="auto"/>
-        <w:rPr>
-          <w:color w:val="0070C0"/>
-          <w:lang/>
-        </w:rPr>
-      </w:pPr>
-      <w:r>
-        <w:rPr>
-          <w:color w:val="0070C0"/>
-          <w:lang/>
+        </w:rPr>
+      </w:pPr>
+    </w:p>
+    <w:p>
+      <w:pPr>
+        <w:pStyle w:val="IT245"/>
+        <w:spacing w:before="0" w:line="276" w:lineRule="auto"/>
+        <w:rPr>
+          <w:color w:val="0070C0"/>
+        </w:rPr>
+      </w:pPr>
+      <w:r>
+        <w:rPr>
+          <w:color w:val="0070C0"/>
         </w:rPr>
         <w:t xml:space="preserve">        if (priority &lt; 1) {</w:t>
       </w:r>
@@ -6607,13 +6584,11 @@
         <w:spacing w:before="0" w:line="276" w:lineRule="auto"/>
         <w:rPr>
           <w:color w:val="0070C0"/>
-          <w:lang/>
-        </w:rPr>
-      </w:pPr>
-      <w:r>
-        <w:rPr>
-          <w:color w:val="0070C0"/>
-          <w:lang/>
+        </w:rPr>
+      </w:pPr>
+      <w:r>
+        <w:rPr>
+          <w:color w:val="0070C0"/>
         </w:rPr>
         <w:t xml:space="preserve">            System.out.println("Priority must be 1 or greater.");</w:t>
       </w:r>
@@ -6624,13 +6599,11 @@
         <w:spacing w:before="0" w:line="276" w:lineRule="auto"/>
         <w:rPr>
           <w:color w:val="0070C0"/>
-          <w:lang/>
-        </w:rPr>
-      </w:pPr>
-      <w:r>
-        <w:rPr>
-          <w:color w:val="0070C0"/>
-          <w:lang/>
+        </w:rPr>
+      </w:pPr>
+      <w:r>
+        <w:rPr>
+          <w:color w:val="0070C0"/>
         </w:rPr>
         <w:t xml:space="preserve">            return;</w:t>
       </w:r>
@@ -6641,13 +6614,11 @@
         <w:spacing w:before="0" w:line="276" w:lineRule="auto"/>
         <w:rPr>
           <w:color w:val="0070C0"/>
-          <w:lang/>
-        </w:rPr>
-      </w:pPr>
-      <w:r>
-        <w:rPr>
-          <w:color w:val="0070C0"/>
-          <w:lang/>
+        </w:rPr>
+      </w:pPr>
+      <w:r>
+        <w:rPr>
+          <w:color w:val="0070C0"/>
         </w:rPr>
         <w:lastRenderedPageBreak/>
         <w:t xml:space="preserve">        }</w:t>
@@ -6659,23 +6630,20 @@
         <w:spacing w:before="0" w:line="276" w:lineRule="auto"/>
         <w:rPr>
           <w:color w:val="0070C0"/>
-          <w:lang/>
-        </w:rPr>
-      </w:pPr>
-    </w:p>
-    <w:p>
-      <w:pPr>
-        <w:pStyle w:val="IT245"/>
-        <w:spacing w:before="0" w:line="276" w:lineRule="auto"/>
-        <w:rPr>
-          <w:color w:val="0070C0"/>
-          <w:lang/>
-        </w:rPr>
-      </w:pPr>
-      <w:r>
-        <w:rPr>
-          <w:color w:val="0070C0"/>
-          <w:lang/>
+        </w:rPr>
+      </w:pPr>
+    </w:p>
+    <w:p>
+      <w:pPr>
+        <w:pStyle w:val="IT245"/>
+        <w:spacing w:before="0" w:line="276" w:lineRule="auto"/>
+        <w:rPr>
+          <w:color w:val="0070C0"/>
+        </w:rPr>
+      </w:pPr>
+      <w:r>
+        <w:rPr>
+          <w:color w:val="0070C0"/>
         </w:rPr>
         <w:t xml:space="preserve">        Task newTask = new Task(id, name, priority, sequence++);</w:t>
       </w:r>
@@ -6686,13 +6654,11 @@
         <w:spacing w:before="0" w:line="276" w:lineRule="auto"/>
         <w:rPr>
           <w:color w:val="0070C0"/>
-          <w:lang/>
-        </w:rPr>
-      </w:pPr>
-      <w:r>
-        <w:rPr>
-          <w:color w:val="0070C0"/>
-          <w:lang/>
+        </w:rPr>
+      </w:pPr>
+      <w:r>
+        <w:rPr>
+          <w:color w:val="0070C0"/>
         </w:rPr>
         <w:t xml:space="preserve">        int position = 0;</w:t>
       </w:r>
@@ -6703,23 +6669,20 @@
         <w:spacing w:before="0" w:line="276" w:lineRule="auto"/>
         <w:rPr>
           <w:color w:val="0070C0"/>
-          <w:lang/>
-        </w:rPr>
-      </w:pPr>
-    </w:p>
-    <w:p>
-      <w:pPr>
-        <w:pStyle w:val="IT245"/>
-        <w:spacing w:before="0" w:line="276" w:lineRule="auto"/>
-        <w:rPr>
-          <w:color w:val="0070C0"/>
-          <w:lang/>
-        </w:rPr>
-      </w:pPr>
-      <w:r>
-        <w:rPr>
-          <w:color w:val="0070C0"/>
-          <w:lang/>
+        </w:rPr>
+      </w:pPr>
+    </w:p>
+    <w:p>
+      <w:pPr>
+        <w:pStyle w:val="IT245"/>
+        <w:spacing w:before="0" w:line="276" w:lineRule="auto"/>
+        <w:rPr>
+          <w:color w:val="0070C0"/>
+        </w:rPr>
+      </w:pPr>
+      <w:r>
+        <w:rPr>
+          <w:color w:val="0070C0"/>
         </w:rPr>
         <w:t xml:space="preserve">        while (position &lt; tasks.size()) {</w:t>
       </w:r>
@@ -6730,13 +6693,11 @@
         <w:spacing w:before="0" w:line="276" w:lineRule="auto"/>
         <w:rPr>
           <w:color w:val="0070C0"/>
-          <w:lang/>
-        </w:rPr>
-      </w:pPr>
-      <w:r>
-        <w:rPr>
-          <w:color w:val="0070C0"/>
-          <w:lang/>
+        </w:rPr>
+      </w:pPr>
+      <w:r>
+        <w:rPr>
+          <w:color w:val="0070C0"/>
         </w:rPr>
         <w:t xml:space="preserve">            Task current = tasks.get(position);</w:t>
       </w:r>
@@ -6747,23 +6708,20 @@
         <w:spacing w:before="0" w:line="276" w:lineRule="auto"/>
         <w:rPr>
           <w:color w:val="0070C0"/>
-          <w:lang/>
-        </w:rPr>
-      </w:pPr>
-    </w:p>
-    <w:p>
-      <w:pPr>
-        <w:pStyle w:val="IT245"/>
-        <w:spacing w:before="0" w:line="276" w:lineRule="auto"/>
-        <w:rPr>
-          <w:color w:val="0070C0"/>
-          <w:lang/>
-        </w:rPr>
-      </w:pPr>
-      <w:r>
-        <w:rPr>
-          <w:color w:val="0070C0"/>
-          <w:lang/>
+        </w:rPr>
+      </w:pPr>
+    </w:p>
+    <w:p>
+      <w:pPr>
+        <w:pStyle w:val="IT245"/>
+        <w:spacing w:before="0" w:line="276" w:lineRule="auto"/>
+        <w:rPr>
+          <w:color w:val="0070C0"/>
+        </w:rPr>
+      </w:pPr>
+      <w:r>
+        <w:rPr>
+          <w:color w:val="0070C0"/>
         </w:rPr>
         <w:t xml:space="preserve">            boolean currentHasHigherPriority =</w:t>
       </w:r>
@@ -6774,13 +6732,11 @@
         <w:spacing w:before="0" w:line="276" w:lineRule="auto"/>
         <w:rPr>
           <w:color w:val="0070C0"/>
-          <w:lang/>
-        </w:rPr>
-      </w:pPr>
-      <w:r>
-        <w:rPr>
-          <w:color w:val="0070C0"/>
-          <w:lang/>
+        </w:rPr>
+      </w:pPr>
+      <w:r>
+        <w:rPr>
+          <w:color w:val="0070C0"/>
         </w:rPr>
         <w:t xml:space="preserve">                    current.getPriority() &lt; newTask.getPriority();</w:t>
       </w:r>
@@ -6791,23 +6747,20 @@
         <w:spacing w:before="0" w:line="276" w:lineRule="auto"/>
         <w:rPr>
           <w:color w:val="0070C0"/>
-          <w:lang/>
-        </w:rPr>
-      </w:pPr>
-    </w:p>
-    <w:p>
-      <w:pPr>
-        <w:pStyle w:val="IT245"/>
-        <w:spacing w:before="0" w:line="276" w:lineRule="auto"/>
-        <w:rPr>
-          <w:color w:val="0070C0"/>
-          <w:lang/>
-        </w:rPr>
-      </w:pPr>
-      <w:r>
-        <w:rPr>
-          <w:color w:val="0070C0"/>
-          <w:lang/>
+        </w:rPr>
+      </w:pPr>
+    </w:p>
+    <w:p>
+      <w:pPr>
+        <w:pStyle w:val="IT245"/>
+        <w:spacing w:before="0" w:line="276" w:lineRule="auto"/>
+        <w:rPr>
+          <w:color w:val="0070C0"/>
+        </w:rPr>
+      </w:pPr>
+      <w:r>
+        <w:rPr>
+          <w:color w:val="0070C0"/>
         </w:rPr>
         <w:t xml:space="preserve">            boolean samePriorityAndEarlier =</w:t>
       </w:r>
@@ -6818,13 +6771,11 @@
         <w:spacing w:before="0" w:line="276" w:lineRule="auto"/>
         <w:rPr>
           <w:color w:val="0070C0"/>
-          <w:lang/>
-        </w:rPr>
-      </w:pPr>
-      <w:r>
-        <w:rPr>
-          <w:color w:val="0070C0"/>
-          <w:lang/>
+        </w:rPr>
+      </w:pPr>
+      <w:r>
+        <w:rPr>
+          <w:color w:val="0070C0"/>
         </w:rPr>
         <w:t xml:space="preserve">                    current.getPriority() == newTask.getPriority()</w:t>
       </w:r>
@@ -6835,13 +6786,11 @@
         <w:spacing w:before="0" w:line="276" w:lineRule="auto"/>
         <w:rPr>
           <w:color w:val="0070C0"/>
-          <w:lang/>
-        </w:rPr>
-      </w:pPr>
-      <w:r>
-        <w:rPr>
-          <w:color w:val="0070C0"/>
-          <w:lang/>
+        </w:rPr>
+      </w:pPr>
+      <w:r>
+        <w:rPr>
+          <w:color w:val="0070C0"/>
         </w:rPr>
         <w:t xml:space="preserve">                    &amp;&amp; current.getArrivalOrder() &lt; newTask.getArrivalOrder();</w:t>
       </w:r>
@@ -6852,23 +6801,20 @@
         <w:spacing w:before="0" w:line="276" w:lineRule="auto"/>
         <w:rPr>
           <w:color w:val="0070C0"/>
-          <w:lang/>
-        </w:rPr>
-      </w:pPr>
-    </w:p>
-    <w:p>
-      <w:pPr>
-        <w:pStyle w:val="IT245"/>
-        <w:spacing w:before="0" w:line="276" w:lineRule="auto"/>
-        <w:rPr>
-          <w:color w:val="0070C0"/>
-          <w:lang/>
-        </w:rPr>
-      </w:pPr>
-      <w:r>
-        <w:rPr>
-          <w:color w:val="0070C0"/>
-          <w:lang/>
+        </w:rPr>
+      </w:pPr>
+    </w:p>
+    <w:p>
+      <w:pPr>
+        <w:pStyle w:val="IT245"/>
+        <w:spacing w:before="0" w:line="276" w:lineRule="auto"/>
+        <w:rPr>
+          <w:color w:val="0070C0"/>
+        </w:rPr>
+      </w:pPr>
+      <w:r>
+        <w:rPr>
+          <w:color w:val="0070C0"/>
         </w:rPr>
         <w:t xml:space="preserve">            if (currentHasHigherPriority || samePriorityAndEarlier) {</w:t>
       </w:r>
@@ -6879,13 +6825,11 @@
         <w:spacing w:before="0" w:line="276" w:lineRule="auto"/>
         <w:rPr>
           <w:color w:val="0070C0"/>
-          <w:lang/>
-        </w:rPr>
-      </w:pPr>
-      <w:r>
-        <w:rPr>
-          <w:color w:val="0070C0"/>
-          <w:lang/>
+        </w:rPr>
+      </w:pPr>
+      <w:r>
+        <w:rPr>
+          <w:color w:val="0070C0"/>
         </w:rPr>
         <w:t xml:space="preserve">                position++;</w:t>
       </w:r>
@@ -6896,13 +6840,11 @@
         <w:spacing w:before="0" w:line="276" w:lineRule="auto"/>
         <w:rPr>
           <w:color w:val="0070C0"/>
-          <w:lang/>
-        </w:rPr>
-      </w:pPr>
-      <w:r>
-        <w:rPr>
-          <w:color w:val="0070C0"/>
-          <w:lang/>
+        </w:rPr>
+      </w:pPr>
+      <w:r>
+        <w:rPr>
+          <w:color w:val="0070C0"/>
         </w:rPr>
         <w:t xml:space="preserve">            } else {</w:t>
       </w:r>
@@ -6913,13 +6855,11 @@
         <w:spacing w:before="0" w:line="276" w:lineRule="auto"/>
         <w:rPr>
           <w:color w:val="0070C0"/>
-          <w:lang/>
-        </w:rPr>
-      </w:pPr>
-      <w:r>
-        <w:rPr>
-          <w:color w:val="0070C0"/>
-          <w:lang/>
+        </w:rPr>
+      </w:pPr>
+      <w:r>
+        <w:rPr>
+          <w:color w:val="0070C0"/>
         </w:rPr>
         <w:t xml:space="preserve">                break;</w:t>
       </w:r>
@@ -6930,13 +6870,11 @@
         <w:spacing w:before="0" w:line="276" w:lineRule="auto"/>
         <w:rPr>
           <w:color w:val="0070C0"/>
-          <w:lang/>
-        </w:rPr>
-      </w:pPr>
-      <w:r>
-        <w:rPr>
-          <w:color w:val="0070C0"/>
-          <w:lang/>
+        </w:rPr>
+      </w:pPr>
+      <w:r>
+        <w:rPr>
+          <w:color w:val="0070C0"/>
         </w:rPr>
         <w:t xml:space="preserve">            }</w:t>
       </w:r>
@@ -6947,13 +6885,11 @@
         <w:spacing w:before="0" w:line="276" w:lineRule="auto"/>
         <w:rPr>
           <w:color w:val="0070C0"/>
-          <w:lang/>
-        </w:rPr>
-      </w:pPr>
-      <w:r>
-        <w:rPr>
-          <w:color w:val="0070C0"/>
-          <w:lang/>
+        </w:rPr>
+      </w:pPr>
+      <w:r>
+        <w:rPr>
+          <w:color w:val="0070C0"/>
         </w:rPr>
         <w:t xml:space="preserve">        }</w:t>
       </w:r>
@@ -6964,23 +6900,20 @@
         <w:spacing w:before="0" w:line="276" w:lineRule="auto"/>
         <w:rPr>
           <w:color w:val="0070C0"/>
-          <w:lang/>
-        </w:rPr>
-      </w:pPr>
-    </w:p>
-    <w:p>
-      <w:pPr>
-        <w:pStyle w:val="IT245"/>
-        <w:spacing w:before="0" w:line="276" w:lineRule="auto"/>
-        <w:rPr>
-          <w:color w:val="0070C0"/>
-          <w:lang/>
-        </w:rPr>
-      </w:pPr>
-      <w:r>
-        <w:rPr>
-          <w:color w:val="0070C0"/>
-          <w:lang/>
+        </w:rPr>
+      </w:pPr>
+    </w:p>
+    <w:p>
+      <w:pPr>
+        <w:pStyle w:val="IT245"/>
+        <w:spacing w:before="0" w:line="276" w:lineRule="auto"/>
+        <w:rPr>
+          <w:color w:val="0070C0"/>
+        </w:rPr>
+      </w:pPr>
+      <w:r>
+        <w:rPr>
+          <w:color w:val="0070C0"/>
         </w:rPr>
         <w:t xml:space="preserve">        tasks.add(position, newTask);</w:t>
       </w:r>
@@ -6991,13 +6924,11 @@
         <w:spacing w:before="0" w:line="276" w:lineRule="auto"/>
         <w:rPr>
           <w:color w:val="0070C0"/>
-          <w:lang/>
-        </w:rPr>
-      </w:pPr>
-      <w:r>
-        <w:rPr>
-          <w:color w:val="0070C0"/>
-          <w:lang/>
+        </w:rPr>
+      </w:pPr>
+      <w:r>
+        <w:rPr>
+          <w:color w:val="0070C0"/>
         </w:rPr>
         <w:t xml:space="preserve">    }</w:t>
       </w:r>
@@ -7008,23 +6939,20 @@
         <w:spacing w:before="0" w:line="276" w:lineRule="auto"/>
         <w:rPr>
           <w:color w:val="0070C0"/>
-          <w:lang/>
-        </w:rPr>
-      </w:pPr>
-    </w:p>
-    <w:p>
-      <w:pPr>
-        <w:pStyle w:val="IT245"/>
-        <w:spacing w:before="0" w:line="276" w:lineRule="auto"/>
-        <w:rPr>
-          <w:color w:val="0070C0"/>
-          <w:lang/>
-        </w:rPr>
-      </w:pPr>
-      <w:r>
-        <w:rPr>
-          <w:color w:val="0070C0"/>
-          <w:lang/>
+        </w:rPr>
+      </w:pPr>
+    </w:p>
+    <w:p>
+      <w:pPr>
+        <w:pStyle w:val="IT245"/>
+        <w:spacing w:before="0" w:line="276" w:lineRule="auto"/>
+        <w:rPr>
+          <w:color w:val="0070C0"/>
+        </w:rPr>
+      </w:pPr>
+      <w:r>
+        <w:rPr>
+          <w:color w:val="0070C0"/>
         </w:rPr>
         <w:t xml:space="preserve">    public Task viewNextTask() {</w:t>
       </w:r>
@@ -7035,13 +6963,11 @@
         <w:spacing w:before="0" w:line="276" w:lineRule="auto"/>
         <w:rPr>
           <w:color w:val="0070C0"/>
-          <w:lang/>
-        </w:rPr>
-      </w:pPr>
-      <w:r>
-        <w:rPr>
-          <w:color w:val="0070C0"/>
-          <w:lang/>
+        </w:rPr>
+      </w:pPr>
+      <w:r>
+        <w:rPr>
+          <w:color w:val="0070C0"/>
         </w:rPr>
         <w:t xml:space="preserve">        if (tasks.isEmpty()) {</w:t>
       </w:r>
@@ -7052,13 +6978,11 @@
         <w:spacing w:before="0" w:line="276" w:lineRule="auto"/>
         <w:rPr>
           <w:color w:val="0070C0"/>
-          <w:lang/>
-        </w:rPr>
-      </w:pPr>
-      <w:r>
-        <w:rPr>
-          <w:color w:val="0070C0"/>
-          <w:lang/>
+        </w:rPr>
+      </w:pPr>
+      <w:r>
+        <w:rPr>
+          <w:color w:val="0070C0"/>
         </w:rPr>
         <w:t xml:space="preserve">            return null;</w:t>
       </w:r>
@@ -7069,13 +6993,11 @@
         <w:spacing w:before="0" w:line="276" w:lineRule="auto"/>
         <w:rPr>
           <w:color w:val="0070C0"/>
-          <w:lang/>
-        </w:rPr>
-      </w:pPr>
-      <w:r>
-        <w:rPr>
-          <w:color w:val="0070C0"/>
-          <w:lang/>
+        </w:rPr>
+      </w:pPr>
+      <w:r>
+        <w:rPr>
+          <w:color w:val="0070C0"/>
         </w:rPr>
         <w:t xml:space="preserve">        }</w:t>
       </w:r>
@@ -7086,23 +7008,20 @@
         <w:spacing w:before="0" w:line="276" w:lineRule="auto"/>
         <w:rPr>
           <w:color w:val="0070C0"/>
-          <w:lang/>
-        </w:rPr>
-      </w:pPr>
-    </w:p>
-    <w:p>
-      <w:pPr>
-        <w:pStyle w:val="IT245"/>
-        <w:spacing w:before="0" w:line="276" w:lineRule="auto"/>
-        <w:rPr>
-          <w:color w:val="0070C0"/>
-          <w:lang/>
-        </w:rPr>
-      </w:pPr>
-      <w:r>
-        <w:rPr>
-          <w:color w:val="0070C0"/>
-          <w:lang/>
+        </w:rPr>
+      </w:pPr>
+    </w:p>
+    <w:p>
+      <w:pPr>
+        <w:pStyle w:val="IT245"/>
+        <w:spacing w:before="0" w:line="276" w:lineRule="auto"/>
+        <w:rPr>
+          <w:color w:val="0070C0"/>
+        </w:rPr>
+      </w:pPr>
+      <w:r>
+        <w:rPr>
+          <w:color w:val="0070C0"/>
         </w:rPr>
         <w:t xml:space="preserve">        return tasks.get(0);</w:t>
       </w:r>
@@ -7113,13 +7032,11 @@
         <w:spacing w:before="0" w:line="276" w:lineRule="auto"/>
         <w:rPr>
           <w:color w:val="0070C0"/>
-          <w:lang/>
-        </w:rPr>
-      </w:pPr>
-      <w:r>
-        <w:rPr>
-          <w:color w:val="0070C0"/>
-          <w:lang/>
+        </w:rPr>
+      </w:pPr>
+      <w:r>
+        <w:rPr>
+          <w:color w:val="0070C0"/>
         </w:rPr>
         <w:t xml:space="preserve">    }</w:t>
       </w:r>
@@ -7130,23 +7047,20 @@
         <w:spacing w:before="0" w:line="276" w:lineRule="auto"/>
         <w:rPr>
           <w:color w:val="0070C0"/>
-          <w:lang/>
-        </w:rPr>
-      </w:pPr>
-    </w:p>
-    <w:p>
-      <w:pPr>
-        <w:pStyle w:val="IT245"/>
-        <w:spacing w:before="0" w:line="276" w:lineRule="auto"/>
-        <w:rPr>
-          <w:color w:val="0070C0"/>
-          <w:lang/>
-        </w:rPr>
-      </w:pPr>
-      <w:r>
-        <w:rPr>
-          <w:color w:val="0070C0"/>
-          <w:lang/>
+        </w:rPr>
+      </w:pPr>
+    </w:p>
+    <w:p>
+      <w:pPr>
+        <w:pStyle w:val="IT245"/>
+        <w:spacing w:before="0" w:line="276" w:lineRule="auto"/>
+        <w:rPr>
+          <w:color w:val="0070C0"/>
+        </w:rPr>
+      </w:pPr>
+      <w:r>
+        <w:rPr>
+          <w:color w:val="0070C0"/>
         </w:rPr>
         <w:t xml:space="preserve">    public Task processNextTask() {</w:t>
       </w:r>
@@ -7157,13 +7071,11 @@
         <w:spacing w:before="0" w:line="276" w:lineRule="auto"/>
         <w:rPr>
           <w:color w:val="0070C0"/>
-          <w:lang/>
-        </w:rPr>
-      </w:pPr>
-      <w:r>
-        <w:rPr>
-          <w:color w:val="0070C0"/>
-          <w:lang/>
+        </w:rPr>
+      </w:pPr>
+      <w:r>
+        <w:rPr>
+          <w:color w:val="0070C0"/>
         </w:rPr>
         <w:t xml:space="preserve">        if (tasks.isEmpty()) {</w:t>
       </w:r>
@@ -7174,13 +7086,11 @@
         <w:spacing w:before="0" w:line="276" w:lineRule="auto"/>
         <w:rPr>
           <w:color w:val="0070C0"/>
-          <w:lang/>
-        </w:rPr>
-      </w:pPr>
-      <w:r>
-        <w:rPr>
-          <w:color w:val="0070C0"/>
-          <w:lang/>
+        </w:rPr>
+      </w:pPr>
+      <w:r>
+        <w:rPr>
+          <w:color w:val="0070C0"/>
         </w:rPr>
         <w:lastRenderedPageBreak/>
         <w:t xml:space="preserve">            return null;</w:t>
@@ -7192,13 +7102,11 @@
         <w:spacing w:before="0" w:line="276" w:lineRule="auto"/>
         <w:rPr>
           <w:color w:val="0070C0"/>
-          <w:lang/>
-        </w:rPr>
-      </w:pPr>
-      <w:r>
-        <w:rPr>
-          <w:color w:val="0070C0"/>
-          <w:lang/>
+        </w:rPr>
+      </w:pPr>
+      <w:r>
+        <w:rPr>
+          <w:color w:val="0070C0"/>
         </w:rPr>
         <w:t xml:space="preserve">        }</w:t>
       </w:r>
@@ -7209,23 +7117,20 @@
         <w:spacing w:before="0" w:line="276" w:lineRule="auto"/>
         <w:rPr>
           <w:color w:val="0070C0"/>
-          <w:lang/>
-        </w:rPr>
-      </w:pPr>
-    </w:p>
-    <w:p>
-      <w:pPr>
-        <w:pStyle w:val="IT245"/>
-        <w:spacing w:before="0" w:line="276" w:lineRule="auto"/>
-        <w:rPr>
-          <w:color w:val="0070C0"/>
-          <w:lang/>
-        </w:rPr>
-      </w:pPr>
-      <w:r>
-        <w:rPr>
-          <w:color w:val="0070C0"/>
-          <w:lang/>
+        </w:rPr>
+      </w:pPr>
+    </w:p>
+    <w:p>
+      <w:pPr>
+        <w:pStyle w:val="IT245"/>
+        <w:spacing w:before="0" w:line="276" w:lineRule="auto"/>
+        <w:rPr>
+          <w:color w:val="0070C0"/>
+        </w:rPr>
+      </w:pPr>
+      <w:r>
+        <w:rPr>
+          <w:color w:val="0070C0"/>
         </w:rPr>
         <w:t xml:space="preserve">        return tasks.remove(0);</w:t>
       </w:r>
@@ -7236,13 +7141,11 @@
         <w:spacing w:before="0" w:line="276" w:lineRule="auto"/>
         <w:rPr>
           <w:color w:val="0070C0"/>
-          <w:lang/>
-        </w:rPr>
-      </w:pPr>
-      <w:r>
-        <w:rPr>
-          <w:color w:val="0070C0"/>
-          <w:lang/>
+        </w:rPr>
+      </w:pPr>
+      <w:r>
+        <w:rPr>
+          <w:color w:val="0070C0"/>
         </w:rPr>
         <w:t xml:space="preserve">    }</w:t>
       </w:r>
@@ -7253,23 +7156,20 @@
         <w:spacing w:before="0" w:line="276" w:lineRule="auto"/>
         <w:rPr>
           <w:color w:val="0070C0"/>
-          <w:lang/>
-        </w:rPr>
-      </w:pPr>
-    </w:p>
-    <w:p>
-      <w:pPr>
-        <w:pStyle w:val="IT245"/>
-        <w:spacing w:before="0" w:line="276" w:lineRule="auto"/>
-        <w:rPr>
-          <w:color w:val="0070C0"/>
-          <w:lang/>
-        </w:rPr>
-      </w:pPr>
-      <w:r>
-        <w:rPr>
-          <w:color w:val="0070C0"/>
-          <w:lang/>
+        </w:rPr>
+      </w:pPr>
+    </w:p>
+    <w:p>
+      <w:pPr>
+        <w:pStyle w:val="IT245"/>
+        <w:spacing w:before="0" w:line="276" w:lineRule="auto"/>
+        <w:rPr>
+          <w:color w:val="0070C0"/>
+        </w:rPr>
+      </w:pPr>
+      <w:r>
+        <w:rPr>
+          <w:color w:val="0070C0"/>
         </w:rPr>
         <w:t xml:space="preserve">    public void displayTasks() {</w:t>
       </w:r>
@@ -7280,13 +7180,11 @@
         <w:spacing w:before="0" w:line="276" w:lineRule="auto"/>
         <w:rPr>
           <w:color w:val="0070C0"/>
-          <w:lang/>
-        </w:rPr>
-      </w:pPr>
-      <w:r>
-        <w:rPr>
-          <w:color w:val="0070C0"/>
-          <w:lang/>
+        </w:rPr>
+      </w:pPr>
+      <w:r>
+        <w:rPr>
+          <w:color w:val="0070C0"/>
         </w:rPr>
         <w:t xml:space="preserve">        if (tasks.isEmpty()) {</w:t>
       </w:r>
@@ -7297,13 +7195,11 @@
         <w:spacing w:before="0" w:line="276" w:lineRule="auto"/>
         <w:rPr>
           <w:color w:val="0070C0"/>
-          <w:lang/>
-        </w:rPr>
-      </w:pPr>
-      <w:r>
-        <w:rPr>
-          <w:color w:val="0070C0"/>
-          <w:lang/>
+        </w:rPr>
+      </w:pPr>
+      <w:r>
+        <w:rPr>
+          <w:color w:val="0070C0"/>
         </w:rPr>
         <w:t xml:space="preserve">            System.out.println("No pending tasks.");</w:t>
       </w:r>
@@ -7314,13 +7210,11 @@
         <w:spacing w:before="0" w:line="276" w:lineRule="auto"/>
         <w:rPr>
           <w:color w:val="0070C0"/>
-          <w:lang/>
-        </w:rPr>
-      </w:pPr>
-      <w:r>
-        <w:rPr>
-          <w:color w:val="0070C0"/>
-          <w:lang/>
+        </w:rPr>
+      </w:pPr>
+      <w:r>
+        <w:rPr>
+          <w:color w:val="0070C0"/>
         </w:rPr>
         <w:t xml:space="preserve">            return;</w:t>
       </w:r>
@@ -7331,13 +7225,11 @@
         <w:spacing w:before="0" w:line="276" w:lineRule="auto"/>
         <w:rPr>
           <w:color w:val="0070C0"/>
-          <w:lang/>
-        </w:rPr>
-      </w:pPr>
-      <w:r>
-        <w:rPr>
-          <w:color w:val="0070C0"/>
-          <w:lang/>
+        </w:rPr>
+      </w:pPr>
+      <w:r>
+        <w:rPr>
+          <w:color w:val="0070C0"/>
         </w:rPr>
         <w:t xml:space="preserve">        }</w:t>
       </w:r>
@@ -7348,23 +7240,20 @@
         <w:spacing w:before="0" w:line="276" w:lineRule="auto"/>
         <w:rPr>
           <w:color w:val="0070C0"/>
-          <w:lang/>
-        </w:rPr>
-      </w:pPr>
-    </w:p>
-    <w:p>
-      <w:pPr>
-        <w:pStyle w:val="IT245"/>
-        <w:spacing w:before="0" w:line="276" w:lineRule="auto"/>
-        <w:rPr>
-          <w:color w:val="0070C0"/>
-          <w:lang/>
-        </w:rPr>
-      </w:pPr>
-      <w:r>
-        <w:rPr>
-          <w:color w:val="0070C0"/>
-          <w:lang/>
+        </w:rPr>
+      </w:pPr>
+    </w:p>
+    <w:p>
+      <w:pPr>
+        <w:pStyle w:val="IT245"/>
+        <w:spacing w:before="0" w:line="276" w:lineRule="auto"/>
+        <w:rPr>
+          <w:color w:val="0070C0"/>
+        </w:rPr>
+      </w:pPr>
+      <w:r>
+        <w:rPr>
+          <w:color w:val="0070C0"/>
         </w:rPr>
         <w:t xml:space="preserve">        for (Task task : tasks) {</w:t>
       </w:r>
@@ -7375,13 +7264,11 @@
         <w:spacing w:before="0" w:line="276" w:lineRule="auto"/>
         <w:rPr>
           <w:color w:val="0070C0"/>
-          <w:lang/>
-        </w:rPr>
-      </w:pPr>
-      <w:r>
-        <w:rPr>
-          <w:color w:val="0070C0"/>
-          <w:lang/>
+        </w:rPr>
+      </w:pPr>
+      <w:r>
+        <w:rPr>
+          <w:color w:val="0070C0"/>
         </w:rPr>
         <w:t xml:space="preserve">            System.out.println(task);</w:t>
       </w:r>
@@ -7392,13 +7279,11 @@
         <w:spacing w:before="0" w:line="276" w:lineRule="auto"/>
         <w:rPr>
           <w:color w:val="0070C0"/>
-          <w:lang/>
-        </w:rPr>
-      </w:pPr>
-      <w:r>
-        <w:rPr>
-          <w:color w:val="0070C0"/>
-          <w:lang/>
+        </w:rPr>
+      </w:pPr>
+      <w:r>
+        <w:rPr>
+          <w:color w:val="0070C0"/>
         </w:rPr>
         <w:t xml:space="preserve">        }</w:t>
       </w:r>
@@ -7409,13 +7294,11 @@
         <w:spacing w:before="0" w:line="276" w:lineRule="auto"/>
         <w:rPr>
           <w:color w:val="0070C0"/>
-          <w:lang/>
-        </w:rPr>
-      </w:pPr>
-      <w:r>
-        <w:rPr>
-          <w:color w:val="0070C0"/>
-          <w:lang/>
+        </w:rPr>
+      </w:pPr>
+      <w:r>
+        <w:rPr>
+          <w:color w:val="0070C0"/>
         </w:rPr>
         <w:t xml:space="preserve">    }</w:t>
       </w:r>
@@ -7426,23 +7309,20 @@
         <w:spacing w:before="0" w:line="276" w:lineRule="auto"/>
         <w:rPr>
           <w:color w:val="0070C0"/>
-          <w:lang/>
-        </w:rPr>
-      </w:pPr>
-    </w:p>
-    <w:p>
-      <w:pPr>
-        <w:pStyle w:val="IT245"/>
-        <w:spacing w:before="0" w:line="276" w:lineRule="auto"/>
-        <w:rPr>
-          <w:color w:val="0070C0"/>
-          <w:lang/>
-        </w:rPr>
-      </w:pPr>
-      <w:r>
-        <w:rPr>
-          <w:color w:val="0070C0"/>
-          <w:lang/>
+        </w:rPr>
+      </w:pPr>
+    </w:p>
+    <w:p>
+      <w:pPr>
+        <w:pStyle w:val="IT245"/>
+        <w:spacing w:before="0" w:line="276" w:lineRule="auto"/>
+        <w:rPr>
+          <w:color w:val="0070C0"/>
+        </w:rPr>
+      </w:pPr>
+      <w:r>
+        <w:rPr>
+          <w:color w:val="0070C0"/>
         </w:rPr>
         <w:t xml:space="preserve">    public boolean isEmpty() {</w:t>
       </w:r>
@@ -7453,13 +7333,11 @@
         <w:spacing w:before="0" w:line="276" w:lineRule="auto"/>
         <w:rPr>
           <w:color w:val="0070C0"/>
-          <w:lang/>
-        </w:rPr>
-      </w:pPr>
-      <w:r>
-        <w:rPr>
-          <w:color w:val="0070C0"/>
-          <w:lang/>
+        </w:rPr>
+      </w:pPr>
+      <w:r>
+        <w:rPr>
+          <w:color w:val="0070C0"/>
         </w:rPr>
         <w:t xml:space="preserve">        return tasks.isEmpty();</w:t>
       </w:r>
@@ -7470,13 +7348,11 @@
         <w:spacing w:before="0" w:line="276" w:lineRule="auto"/>
         <w:rPr>
           <w:color w:val="0070C0"/>
-          <w:lang/>
-        </w:rPr>
-      </w:pPr>
-      <w:r>
-        <w:rPr>
-          <w:color w:val="0070C0"/>
-          <w:lang/>
+        </w:rPr>
+      </w:pPr>
+      <w:r>
+        <w:rPr>
+          <w:color w:val="0070C0"/>
         </w:rPr>
         <w:t xml:space="preserve">    }</w:t>
       </w:r>
@@ -7487,13 +7363,11 @@
         <w:spacing w:before="0" w:line="276" w:lineRule="auto"/>
         <w:rPr>
           <w:color w:val="0070C0"/>
-          <w:lang/>
-        </w:rPr>
-      </w:pPr>
-      <w:r>
-        <w:rPr>
-          <w:color w:val="0070C0"/>
-          <w:lang/>
+        </w:rPr>
+      </w:pPr>
+      <w:r>
+        <w:rPr>
+          <w:color w:val="0070C0"/>
         </w:rPr>
         <w:t>}</w:t>
       </w:r>
@@ -7501,22 +7375,15 @@
     <w:p>
       <w:pPr>
         <w:pStyle w:val="IT245"/>
-        <w:rPr>
-          <w:lang/>
-        </w:rPr>
-      </w:pPr>
-    </w:p>
-    <w:p>
-      <w:pPr>
-        <w:pStyle w:val="IT245"/>
-        <w:rPr>
-          <w:lang/>
-        </w:rPr>
+      </w:pPr>
+    </w:p>
+    <w:p>
+      <w:pPr>
+        <w:pStyle w:val="IT245"/>
       </w:pPr>
       <w:r>
         <w:rPr>
           <w:b/>
-          <w:lang/>
         </w:rPr>
         <w:t>4. Second Solution Using a Data Structure</w:t>
       </w:r>
@@ -7524,34 +7391,19 @@
     <w:p>
       <w:pPr>
         <w:pStyle w:val="IT245"/>
-        <w:rPr>
-          <w:lang/>
-        </w:rPr>
-      </w:pPr>
-      <w:r>
-        <w:rPr>
-          <w:lang/>
-        </w:rPr>
+      </w:pPr>
+      <w:r>
         <w:t>The second solution uses a PriorityQueue implemented through a binary heap. This structure is suitable for the Task Scheduling System because it keeps the most urgent task available at the front of the queue without requiring the entire collection to remain fully sorted.</w:t>
       </w:r>
     </w:p>
     <w:p>
       <w:pPr>
         <w:pStyle w:val="IT245"/>
-        <w:rPr>
-          <w:lang/>
-        </w:rPr>
-      </w:pPr>
-      <w:r>
-        <w:rPr>
-          <w:lang/>
-        </w:rPr>
+      </w:pPr>
+      <w:r>
         <w:t xml:space="preserve">Each task contains an ID, name, priority level, and arrival order. A comparator is used to control how tasks are arranged. The comparator first compares priority values. A </w:t>
       </w:r>
       <w:r>
-        <w:rPr>
-          <w:lang/>
-        </w:rPr>
         <w:lastRenderedPageBreak/>
         <w:t>smaller priority number represents a more urgent task. When two tasks have the same priority, their arrival order is compared so that the earlier task is processed first.</w:t>
       </w:r>
@@ -7559,38 +7411,27 @@
     <w:p>
       <w:pPr>
         <w:pStyle w:val="IT245"/>
-        <w:rPr>
-          <w:lang/>
-        </w:rPr>
-      </w:pPr>
-      <w:r>
-        <w:rPr>
-          <w:lang/>
-        </w:rPr>
+      </w:pPr>
+      <w:r>
         <w:t>The main benefit of this solution is that the highest-priority task remains at the root of the heap. The system can therefore view the next task efficiently using peek() and remove it using poll().</w:t>
       </w:r>
     </w:p>
     <w:p>
       <w:pPr>
         <w:pStyle w:val="IT245"/>
-        <w:rPr>
-          <w:lang/>
-        </w:rPr>
-      </w:pPr>
-    </w:p>
-    <w:p>
-      <w:pPr>
-        <w:pStyle w:val="IT245"/>
-        <w:spacing w:before="0" w:line="276" w:lineRule="auto"/>
-        <w:rPr>
-          <w:color w:val="0070C0"/>
-          <w:lang/>
-        </w:rPr>
-      </w:pPr>
-      <w:r>
-        <w:rPr>
-          <w:color w:val="0070C0"/>
-          <w:lang/>
+      </w:pPr>
+    </w:p>
+    <w:p>
+      <w:pPr>
+        <w:pStyle w:val="IT245"/>
+        <w:spacing w:before="0" w:line="276" w:lineRule="auto"/>
+        <w:rPr>
+          <w:color w:val="0070C0"/>
+        </w:rPr>
+      </w:pPr>
+      <w:r>
+        <w:rPr>
+          <w:color w:val="0070C0"/>
         </w:rPr>
         <w:t>import java.util.Comparator;</w:t>
       </w:r>
@@ -7601,13 +7442,11 @@
         <w:spacing w:before="0" w:line="276" w:lineRule="auto"/>
         <w:rPr>
           <w:color w:val="0070C0"/>
-          <w:lang/>
-        </w:rPr>
-      </w:pPr>
-      <w:r>
-        <w:rPr>
-          <w:color w:val="0070C0"/>
-          <w:lang/>
+        </w:rPr>
+      </w:pPr>
+      <w:r>
+        <w:rPr>
+          <w:color w:val="0070C0"/>
         </w:rPr>
         <w:t>import java.util.PriorityQueue;</w:t>
       </w:r>
@@ -7618,23 +7457,20 @@
         <w:spacing w:before="0" w:line="276" w:lineRule="auto"/>
         <w:rPr>
           <w:color w:val="0070C0"/>
-          <w:lang/>
-        </w:rPr>
-      </w:pPr>
-    </w:p>
-    <w:p>
-      <w:pPr>
-        <w:pStyle w:val="IT245"/>
-        <w:spacing w:before="0" w:line="276" w:lineRule="auto"/>
-        <w:rPr>
-          <w:color w:val="0070C0"/>
-          <w:lang/>
-        </w:rPr>
-      </w:pPr>
-      <w:r>
-        <w:rPr>
-          <w:color w:val="0070C0"/>
-          <w:lang/>
+        </w:rPr>
+      </w:pPr>
+    </w:p>
+    <w:p>
+      <w:pPr>
+        <w:pStyle w:val="IT245"/>
+        <w:spacing w:before="0" w:line="276" w:lineRule="auto"/>
+        <w:rPr>
+          <w:color w:val="0070C0"/>
+        </w:rPr>
+      </w:pPr>
+      <w:r>
+        <w:rPr>
+          <w:color w:val="0070C0"/>
         </w:rPr>
         <w:t>class HeapTaskScheduler {</w:t>
       </w:r>
@@ -7645,13 +7481,11 @@
         <w:spacing w:before="0" w:line="276" w:lineRule="auto"/>
         <w:rPr>
           <w:color w:val="0070C0"/>
-          <w:lang/>
-        </w:rPr>
-      </w:pPr>
-      <w:r>
-        <w:rPr>
-          <w:color w:val="0070C0"/>
-          <w:lang/>
+        </w:rPr>
+      </w:pPr>
+      <w:r>
+        <w:rPr>
+          <w:color w:val="0070C0"/>
         </w:rPr>
         <w:t xml:space="preserve">    private PriorityQueue&lt;Task&gt; tasks;</w:t>
       </w:r>
@@ -7662,13 +7496,11 @@
         <w:spacing w:before="0" w:line="276" w:lineRule="auto"/>
         <w:rPr>
           <w:color w:val="0070C0"/>
-          <w:lang/>
-        </w:rPr>
-      </w:pPr>
-      <w:r>
-        <w:rPr>
-          <w:color w:val="0070C0"/>
-          <w:lang/>
+        </w:rPr>
+      </w:pPr>
+      <w:r>
+        <w:rPr>
+          <w:color w:val="0070C0"/>
         </w:rPr>
         <w:t xml:space="preserve">    private long sequence = 0;</w:t>
       </w:r>
@@ -7679,23 +7511,20 @@
         <w:spacing w:before="0" w:line="276" w:lineRule="auto"/>
         <w:rPr>
           <w:color w:val="0070C0"/>
-          <w:lang/>
-        </w:rPr>
-      </w:pPr>
-    </w:p>
-    <w:p>
-      <w:pPr>
-        <w:pStyle w:val="IT245"/>
-        <w:spacing w:before="0" w:line="276" w:lineRule="auto"/>
-        <w:rPr>
-          <w:color w:val="0070C0"/>
-          <w:lang/>
-        </w:rPr>
-      </w:pPr>
-      <w:r>
-        <w:rPr>
-          <w:color w:val="0070C0"/>
-          <w:lang/>
+        </w:rPr>
+      </w:pPr>
+    </w:p>
+    <w:p>
+      <w:pPr>
+        <w:pStyle w:val="IT245"/>
+        <w:spacing w:before="0" w:line="276" w:lineRule="auto"/>
+        <w:rPr>
+          <w:color w:val="0070C0"/>
+        </w:rPr>
+      </w:pPr>
+      <w:r>
+        <w:rPr>
+          <w:color w:val="0070C0"/>
         </w:rPr>
         <w:t xml:space="preserve">    public HeapTaskScheduler() {</w:t>
       </w:r>
@@ -7706,13 +7535,11 @@
         <w:spacing w:before="0" w:line="276" w:lineRule="auto"/>
         <w:rPr>
           <w:color w:val="0070C0"/>
-          <w:lang/>
-        </w:rPr>
-      </w:pPr>
-      <w:r>
-        <w:rPr>
-          <w:color w:val="0070C0"/>
-          <w:lang/>
+        </w:rPr>
+      </w:pPr>
+      <w:r>
+        <w:rPr>
+          <w:color w:val="0070C0"/>
         </w:rPr>
         <w:t xml:space="preserve">        tasks = new PriorityQueue&lt;&gt;(</w:t>
       </w:r>
@@ -7723,13 +7550,11 @@
         <w:spacing w:before="0" w:line="276" w:lineRule="auto"/>
         <w:rPr>
           <w:color w:val="0070C0"/>
-          <w:lang/>
-        </w:rPr>
-      </w:pPr>
-      <w:r>
-        <w:rPr>
-          <w:color w:val="0070C0"/>
-          <w:lang/>
+        </w:rPr>
+      </w:pPr>
+      <w:r>
+        <w:rPr>
+          <w:color w:val="0070C0"/>
         </w:rPr>
         <w:t xml:space="preserve">            Comparator.comparingInt(Task::getPriority)</w:t>
       </w:r>
@@ -7740,13 +7565,11 @@
         <w:spacing w:before="0" w:line="276" w:lineRule="auto"/>
         <w:rPr>
           <w:color w:val="0070C0"/>
-          <w:lang/>
-        </w:rPr>
-      </w:pPr>
-      <w:r>
-        <w:rPr>
-          <w:color w:val="0070C0"/>
-          <w:lang/>
+        </w:rPr>
+      </w:pPr>
+      <w:r>
+        <w:rPr>
+          <w:color w:val="0070C0"/>
         </w:rPr>
         <w:t xml:space="preserve">                      .thenComparingLong(Task::getArrivalOrder)</w:t>
       </w:r>
@@ -7757,13 +7580,11 @@
         <w:spacing w:before="0" w:line="276" w:lineRule="auto"/>
         <w:rPr>
           <w:color w:val="0070C0"/>
-          <w:lang/>
-        </w:rPr>
-      </w:pPr>
-      <w:r>
-        <w:rPr>
-          <w:color w:val="0070C0"/>
-          <w:lang/>
+        </w:rPr>
+      </w:pPr>
+      <w:r>
+        <w:rPr>
+          <w:color w:val="0070C0"/>
         </w:rPr>
         <w:t xml:space="preserve">        );</w:t>
       </w:r>
@@ -7774,13 +7595,11 @@
         <w:spacing w:before="0" w:line="276" w:lineRule="auto"/>
         <w:rPr>
           <w:color w:val="0070C0"/>
-          <w:lang/>
-        </w:rPr>
-      </w:pPr>
-      <w:r>
-        <w:rPr>
-          <w:color w:val="0070C0"/>
-          <w:lang/>
+        </w:rPr>
+      </w:pPr>
+      <w:r>
+        <w:rPr>
+          <w:color w:val="0070C0"/>
         </w:rPr>
         <w:t xml:space="preserve">    }</w:t>
       </w:r>
@@ -7791,23 +7610,20 @@
         <w:spacing w:before="0" w:line="276" w:lineRule="auto"/>
         <w:rPr>
           <w:color w:val="0070C0"/>
-          <w:lang/>
-        </w:rPr>
-      </w:pPr>
-    </w:p>
-    <w:p>
-      <w:pPr>
-        <w:pStyle w:val="IT245"/>
-        <w:spacing w:before="0" w:line="276" w:lineRule="auto"/>
-        <w:rPr>
-          <w:color w:val="0070C0"/>
-          <w:lang/>
-        </w:rPr>
-      </w:pPr>
-      <w:r>
-        <w:rPr>
-          <w:color w:val="0070C0"/>
-          <w:lang/>
+        </w:rPr>
+      </w:pPr>
+    </w:p>
+    <w:p>
+      <w:pPr>
+        <w:pStyle w:val="IT245"/>
+        <w:spacing w:before="0" w:line="276" w:lineRule="auto"/>
+        <w:rPr>
+          <w:color w:val="0070C0"/>
+        </w:rPr>
+      </w:pPr>
+      <w:r>
+        <w:rPr>
+          <w:color w:val="0070C0"/>
         </w:rPr>
         <w:t xml:space="preserve">    public void addTask(int id, String name, int priority) {</w:t>
       </w:r>
@@ -7818,13 +7634,11 @@
         <w:spacing w:before="0" w:line="276" w:lineRule="auto"/>
         <w:rPr>
           <w:color w:val="0070C0"/>
-          <w:lang/>
-        </w:rPr>
-      </w:pPr>
-      <w:r>
-        <w:rPr>
-          <w:color w:val="0070C0"/>
-          <w:lang/>
+        </w:rPr>
+      </w:pPr>
+      <w:r>
+        <w:rPr>
+          <w:color w:val="0070C0"/>
         </w:rPr>
         <w:t xml:space="preserve">        if (name == null || name.trim().isEmpty()) {</w:t>
       </w:r>
@@ -7835,13 +7649,11 @@
         <w:spacing w:before="0" w:line="276" w:lineRule="auto"/>
         <w:rPr>
           <w:color w:val="0070C0"/>
-          <w:lang/>
-        </w:rPr>
-      </w:pPr>
-      <w:r>
-        <w:rPr>
-          <w:color w:val="0070C0"/>
-          <w:lang/>
+        </w:rPr>
+      </w:pPr>
+      <w:r>
+        <w:rPr>
+          <w:color w:val="0070C0"/>
         </w:rPr>
         <w:t xml:space="preserve">            System.out.println("Task name cannot be empty.");</w:t>
       </w:r>
@@ -7852,13 +7664,11 @@
         <w:spacing w:before="0" w:line="276" w:lineRule="auto"/>
         <w:rPr>
           <w:color w:val="0070C0"/>
-          <w:lang/>
-        </w:rPr>
-      </w:pPr>
-      <w:r>
-        <w:rPr>
-          <w:color w:val="0070C0"/>
-          <w:lang/>
+        </w:rPr>
+      </w:pPr>
+      <w:r>
+        <w:rPr>
+          <w:color w:val="0070C0"/>
         </w:rPr>
         <w:t xml:space="preserve">            return;</w:t>
       </w:r>
@@ -7869,13 +7679,11 @@
         <w:spacing w:before="0" w:line="276" w:lineRule="auto"/>
         <w:rPr>
           <w:color w:val="0070C0"/>
-          <w:lang/>
-        </w:rPr>
-      </w:pPr>
-      <w:r>
-        <w:rPr>
-          <w:color w:val="0070C0"/>
-          <w:lang/>
+        </w:rPr>
+      </w:pPr>
+      <w:r>
+        <w:rPr>
+          <w:color w:val="0070C0"/>
         </w:rPr>
         <w:t xml:space="preserve">        }</w:t>
       </w:r>
@@ -7886,23 +7694,20 @@
         <w:spacing w:before="0" w:line="276" w:lineRule="auto"/>
         <w:rPr>
           <w:color w:val="0070C0"/>
-          <w:lang/>
-        </w:rPr>
-      </w:pPr>
-    </w:p>
-    <w:p>
-      <w:pPr>
-        <w:pStyle w:val="IT245"/>
-        <w:spacing w:before="0" w:line="276" w:lineRule="auto"/>
-        <w:rPr>
-          <w:color w:val="0070C0"/>
-          <w:lang/>
-        </w:rPr>
-      </w:pPr>
-      <w:r>
-        <w:rPr>
-          <w:color w:val="0070C0"/>
-          <w:lang/>
+        </w:rPr>
+      </w:pPr>
+    </w:p>
+    <w:p>
+      <w:pPr>
+        <w:pStyle w:val="IT245"/>
+        <w:spacing w:before="0" w:line="276" w:lineRule="auto"/>
+        <w:rPr>
+          <w:color w:val="0070C0"/>
+        </w:rPr>
+      </w:pPr>
+      <w:r>
+        <w:rPr>
+          <w:color w:val="0070C0"/>
         </w:rPr>
         <w:t xml:space="preserve">        if (priority &lt; 1) {</w:t>
       </w:r>
@@ -7913,13 +7718,11 @@
         <w:spacing w:before="0" w:line="276" w:lineRule="auto"/>
         <w:rPr>
           <w:color w:val="0070C0"/>
-          <w:lang/>
-        </w:rPr>
-      </w:pPr>
-      <w:r>
-        <w:rPr>
-          <w:color w:val="0070C0"/>
-          <w:lang/>
+        </w:rPr>
+      </w:pPr>
+      <w:r>
+        <w:rPr>
+          <w:color w:val="0070C0"/>
         </w:rPr>
         <w:t xml:space="preserve">            System.out.println("Priority must be 1 or greater.");</w:t>
       </w:r>
@@ -7930,13 +7733,11 @@
         <w:spacing w:before="0" w:line="276" w:lineRule="auto"/>
         <w:rPr>
           <w:color w:val="0070C0"/>
-          <w:lang/>
-        </w:rPr>
-      </w:pPr>
-      <w:r>
-        <w:rPr>
-          <w:color w:val="0070C0"/>
-          <w:lang/>
+        </w:rPr>
+      </w:pPr>
+      <w:r>
+        <w:rPr>
+          <w:color w:val="0070C0"/>
         </w:rPr>
         <w:t xml:space="preserve">            return;</w:t>
       </w:r>
@@ -7947,13 +7748,11 @@
         <w:spacing w:before="0" w:line="276" w:lineRule="auto"/>
         <w:rPr>
           <w:color w:val="0070C0"/>
-          <w:lang/>
-        </w:rPr>
-      </w:pPr>
-      <w:r>
-        <w:rPr>
-          <w:color w:val="0070C0"/>
-          <w:lang/>
+        </w:rPr>
+      </w:pPr>
+      <w:r>
+        <w:rPr>
+          <w:color w:val="0070C0"/>
         </w:rPr>
         <w:t xml:space="preserve">        }</w:t>
       </w:r>
@@ -7964,23 +7763,20 @@
         <w:spacing w:before="0" w:line="276" w:lineRule="auto"/>
         <w:rPr>
           <w:color w:val="0070C0"/>
-          <w:lang/>
-        </w:rPr>
-      </w:pPr>
-    </w:p>
-    <w:p>
-      <w:pPr>
-        <w:pStyle w:val="IT245"/>
-        <w:spacing w:before="0" w:line="276" w:lineRule="auto"/>
-        <w:rPr>
-          <w:color w:val="0070C0"/>
-          <w:lang/>
-        </w:rPr>
-      </w:pPr>
-      <w:r>
-        <w:rPr>
-          <w:color w:val="0070C0"/>
-          <w:lang/>
+        </w:rPr>
+      </w:pPr>
+    </w:p>
+    <w:p>
+      <w:pPr>
+        <w:pStyle w:val="IT245"/>
+        <w:spacing w:before="0" w:line="276" w:lineRule="auto"/>
+        <w:rPr>
+          <w:color w:val="0070C0"/>
+        </w:rPr>
+      </w:pPr>
+      <w:r>
+        <w:rPr>
+          <w:color w:val="0070C0"/>
         </w:rPr>
         <w:t xml:space="preserve">        tasks.offer(new Task(id, name, priority, sequence++));</w:t>
       </w:r>
@@ -7991,13 +7787,11 @@
         <w:spacing w:before="0" w:line="276" w:lineRule="auto"/>
         <w:rPr>
           <w:color w:val="0070C0"/>
-          <w:lang/>
-        </w:rPr>
-      </w:pPr>
-      <w:r>
-        <w:rPr>
-          <w:color w:val="0070C0"/>
-          <w:lang/>
+        </w:rPr>
+      </w:pPr>
+      <w:r>
+        <w:rPr>
+          <w:color w:val="0070C0"/>
         </w:rPr>
         <w:lastRenderedPageBreak/>
         <w:t xml:space="preserve">    }</w:t>
@@ -8009,23 +7803,20 @@
         <w:spacing w:before="0" w:line="276" w:lineRule="auto"/>
         <w:rPr>
           <w:color w:val="0070C0"/>
-          <w:lang/>
-        </w:rPr>
-      </w:pPr>
-    </w:p>
-    <w:p>
-      <w:pPr>
-        <w:pStyle w:val="IT245"/>
-        <w:spacing w:before="0" w:line="276" w:lineRule="auto"/>
-        <w:rPr>
-          <w:color w:val="0070C0"/>
-          <w:lang/>
-        </w:rPr>
-      </w:pPr>
-      <w:r>
-        <w:rPr>
-          <w:color w:val="0070C0"/>
-          <w:lang/>
+        </w:rPr>
+      </w:pPr>
+    </w:p>
+    <w:p>
+      <w:pPr>
+        <w:pStyle w:val="IT245"/>
+        <w:spacing w:before="0" w:line="276" w:lineRule="auto"/>
+        <w:rPr>
+          <w:color w:val="0070C0"/>
+        </w:rPr>
+      </w:pPr>
+      <w:r>
+        <w:rPr>
+          <w:color w:val="0070C0"/>
         </w:rPr>
         <w:t xml:space="preserve">    public Task viewNextTask() {</w:t>
       </w:r>
@@ -8036,13 +7827,11 @@
         <w:spacing w:before="0" w:line="276" w:lineRule="auto"/>
         <w:rPr>
           <w:color w:val="0070C0"/>
-          <w:lang/>
-        </w:rPr>
-      </w:pPr>
-      <w:r>
-        <w:rPr>
-          <w:color w:val="0070C0"/>
-          <w:lang/>
+        </w:rPr>
+      </w:pPr>
+      <w:r>
+        <w:rPr>
+          <w:color w:val="0070C0"/>
         </w:rPr>
         <w:t xml:space="preserve">        return tasks.peek();</w:t>
       </w:r>
@@ -8053,13 +7842,11 @@
         <w:spacing w:before="0" w:line="276" w:lineRule="auto"/>
         <w:rPr>
           <w:color w:val="0070C0"/>
-          <w:lang/>
-        </w:rPr>
-      </w:pPr>
-      <w:r>
-        <w:rPr>
-          <w:color w:val="0070C0"/>
-          <w:lang/>
+        </w:rPr>
+      </w:pPr>
+      <w:r>
+        <w:rPr>
+          <w:color w:val="0070C0"/>
         </w:rPr>
         <w:t xml:space="preserve">    }</w:t>
       </w:r>
@@ -8070,23 +7857,20 @@
         <w:spacing w:before="0" w:line="276" w:lineRule="auto"/>
         <w:rPr>
           <w:color w:val="0070C0"/>
-          <w:lang/>
-        </w:rPr>
-      </w:pPr>
-    </w:p>
-    <w:p>
-      <w:pPr>
-        <w:pStyle w:val="IT245"/>
-        <w:spacing w:before="0" w:line="276" w:lineRule="auto"/>
-        <w:rPr>
-          <w:color w:val="0070C0"/>
-          <w:lang/>
-        </w:rPr>
-      </w:pPr>
-      <w:r>
-        <w:rPr>
-          <w:color w:val="0070C0"/>
-          <w:lang/>
+        </w:rPr>
+      </w:pPr>
+    </w:p>
+    <w:p>
+      <w:pPr>
+        <w:pStyle w:val="IT245"/>
+        <w:spacing w:before="0" w:line="276" w:lineRule="auto"/>
+        <w:rPr>
+          <w:color w:val="0070C0"/>
+        </w:rPr>
+      </w:pPr>
+      <w:r>
+        <w:rPr>
+          <w:color w:val="0070C0"/>
         </w:rPr>
         <w:t xml:space="preserve">    public Task processNextTask() {</w:t>
       </w:r>
@@ -8097,13 +7881,11 @@
         <w:spacing w:before="0" w:line="276" w:lineRule="auto"/>
         <w:rPr>
           <w:color w:val="0070C0"/>
-          <w:lang/>
-        </w:rPr>
-      </w:pPr>
-      <w:r>
-        <w:rPr>
-          <w:color w:val="0070C0"/>
-          <w:lang/>
+        </w:rPr>
+      </w:pPr>
+      <w:r>
+        <w:rPr>
+          <w:color w:val="0070C0"/>
         </w:rPr>
         <w:t xml:space="preserve">        return tasks.poll();</w:t>
       </w:r>
@@ -8114,13 +7896,11 @@
         <w:spacing w:before="0" w:line="276" w:lineRule="auto"/>
         <w:rPr>
           <w:color w:val="0070C0"/>
-          <w:lang/>
-        </w:rPr>
-      </w:pPr>
-      <w:r>
-        <w:rPr>
-          <w:color w:val="0070C0"/>
-          <w:lang/>
+        </w:rPr>
+      </w:pPr>
+      <w:r>
+        <w:rPr>
+          <w:color w:val="0070C0"/>
         </w:rPr>
         <w:t xml:space="preserve">    }</w:t>
       </w:r>
@@ -8131,23 +7911,20 @@
         <w:spacing w:before="0" w:line="276" w:lineRule="auto"/>
         <w:rPr>
           <w:color w:val="0070C0"/>
-          <w:lang/>
-        </w:rPr>
-      </w:pPr>
-    </w:p>
-    <w:p>
-      <w:pPr>
-        <w:pStyle w:val="IT245"/>
-        <w:spacing w:before="0" w:line="276" w:lineRule="auto"/>
-        <w:rPr>
-          <w:color w:val="0070C0"/>
-          <w:lang/>
-        </w:rPr>
-      </w:pPr>
-      <w:r>
-        <w:rPr>
-          <w:color w:val="0070C0"/>
-          <w:lang/>
+        </w:rPr>
+      </w:pPr>
+    </w:p>
+    <w:p>
+      <w:pPr>
+        <w:pStyle w:val="IT245"/>
+        <w:spacing w:before="0" w:line="276" w:lineRule="auto"/>
+        <w:rPr>
+          <w:color w:val="0070C0"/>
+        </w:rPr>
+      </w:pPr>
+      <w:r>
+        <w:rPr>
+          <w:color w:val="0070C0"/>
         </w:rPr>
         <w:t xml:space="preserve">    public void displayTasks() {</w:t>
       </w:r>
@@ -8158,13 +7935,11 @@
         <w:spacing w:before="0" w:line="276" w:lineRule="auto"/>
         <w:rPr>
           <w:color w:val="0070C0"/>
-          <w:lang/>
-        </w:rPr>
-      </w:pPr>
-      <w:r>
-        <w:rPr>
-          <w:color w:val="0070C0"/>
-          <w:lang/>
+        </w:rPr>
+      </w:pPr>
+      <w:r>
+        <w:rPr>
+          <w:color w:val="0070C0"/>
         </w:rPr>
         <w:t xml:space="preserve">        if (tasks.isEmpty()) {</w:t>
       </w:r>
@@ -8175,13 +7950,11 @@
         <w:spacing w:before="0" w:line="276" w:lineRule="auto"/>
         <w:rPr>
           <w:color w:val="0070C0"/>
-          <w:lang/>
-        </w:rPr>
-      </w:pPr>
-      <w:r>
-        <w:rPr>
-          <w:color w:val="0070C0"/>
-          <w:lang/>
+        </w:rPr>
+      </w:pPr>
+      <w:r>
+        <w:rPr>
+          <w:color w:val="0070C0"/>
         </w:rPr>
         <w:t xml:space="preserve">            System.out.println("No pending tasks.");</w:t>
       </w:r>
@@ -8192,13 +7965,11 @@
         <w:spacing w:before="0" w:line="276" w:lineRule="auto"/>
         <w:rPr>
           <w:color w:val="0070C0"/>
-          <w:lang/>
-        </w:rPr>
-      </w:pPr>
-      <w:r>
-        <w:rPr>
-          <w:color w:val="0070C0"/>
-          <w:lang/>
+        </w:rPr>
+      </w:pPr>
+      <w:r>
+        <w:rPr>
+          <w:color w:val="0070C0"/>
         </w:rPr>
         <w:t xml:space="preserve">            return;</w:t>
       </w:r>
@@ -8209,13 +7980,11 @@
         <w:spacing w:before="0" w:line="276" w:lineRule="auto"/>
         <w:rPr>
           <w:color w:val="0070C0"/>
-          <w:lang/>
-        </w:rPr>
-      </w:pPr>
-      <w:r>
-        <w:rPr>
-          <w:color w:val="0070C0"/>
-          <w:lang/>
+        </w:rPr>
+      </w:pPr>
+      <w:r>
+        <w:rPr>
+          <w:color w:val="0070C0"/>
         </w:rPr>
         <w:t xml:space="preserve">        }</w:t>
       </w:r>
@@ -8226,23 +7995,20 @@
         <w:spacing w:before="0" w:line="276" w:lineRule="auto"/>
         <w:rPr>
           <w:color w:val="0070C0"/>
-          <w:lang/>
-        </w:rPr>
-      </w:pPr>
-    </w:p>
-    <w:p>
-      <w:pPr>
-        <w:pStyle w:val="IT245"/>
-        <w:spacing w:before="0" w:line="276" w:lineRule="auto"/>
-        <w:rPr>
-          <w:color w:val="0070C0"/>
-          <w:lang/>
-        </w:rPr>
-      </w:pPr>
-      <w:r>
-        <w:rPr>
-          <w:color w:val="0070C0"/>
-          <w:lang/>
+        </w:rPr>
+      </w:pPr>
+    </w:p>
+    <w:p>
+      <w:pPr>
+        <w:pStyle w:val="IT245"/>
+        <w:spacing w:before="0" w:line="276" w:lineRule="auto"/>
+        <w:rPr>
+          <w:color w:val="0070C0"/>
+        </w:rPr>
+      </w:pPr>
+      <w:r>
+        <w:rPr>
+          <w:color w:val="0070C0"/>
         </w:rPr>
         <w:t xml:space="preserve">        PriorityQueue&lt;Task&gt; copy = new PriorityQueue&lt;&gt;(tasks);</w:t>
       </w:r>
@@ -8253,23 +8019,20 @@
         <w:spacing w:before="0" w:line="276" w:lineRule="auto"/>
         <w:rPr>
           <w:color w:val="0070C0"/>
-          <w:lang/>
-        </w:rPr>
-      </w:pPr>
-    </w:p>
-    <w:p>
-      <w:pPr>
-        <w:pStyle w:val="IT245"/>
-        <w:spacing w:before="0" w:line="276" w:lineRule="auto"/>
-        <w:rPr>
-          <w:color w:val="0070C0"/>
-          <w:lang/>
-        </w:rPr>
-      </w:pPr>
-      <w:r>
-        <w:rPr>
-          <w:color w:val="0070C0"/>
-          <w:lang/>
+        </w:rPr>
+      </w:pPr>
+    </w:p>
+    <w:p>
+      <w:pPr>
+        <w:pStyle w:val="IT245"/>
+        <w:spacing w:before="0" w:line="276" w:lineRule="auto"/>
+        <w:rPr>
+          <w:color w:val="0070C0"/>
+        </w:rPr>
+      </w:pPr>
+      <w:r>
+        <w:rPr>
+          <w:color w:val="0070C0"/>
         </w:rPr>
         <w:t xml:space="preserve">        while (!copy.isEmpty()) {</w:t>
       </w:r>
@@ -8280,13 +8043,11 @@
         <w:spacing w:before="0" w:line="276" w:lineRule="auto"/>
         <w:rPr>
           <w:color w:val="0070C0"/>
-          <w:lang/>
-        </w:rPr>
-      </w:pPr>
-      <w:r>
-        <w:rPr>
-          <w:color w:val="0070C0"/>
-          <w:lang/>
+        </w:rPr>
+      </w:pPr>
+      <w:r>
+        <w:rPr>
+          <w:color w:val="0070C0"/>
         </w:rPr>
         <w:t xml:space="preserve">            System.out.println(copy.poll());</w:t>
       </w:r>
@@ -8297,13 +8058,11 @@
         <w:spacing w:before="0" w:line="276" w:lineRule="auto"/>
         <w:rPr>
           <w:color w:val="0070C0"/>
-          <w:lang/>
-        </w:rPr>
-      </w:pPr>
-      <w:r>
-        <w:rPr>
-          <w:color w:val="0070C0"/>
-          <w:lang/>
+        </w:rPr>
+      </w:pPr>
+      <w:r>
+        <w:rPr>
+          <w:color w:val="0070C0"/>
         </w:rPr>
         <w:t xml:space="preserve">        }</w:t>
       </w:r>
@@ -8314,13 +8073,11 @@
         <w:spacing w:before="0" w:line="276" w:lineRule="auto"/>
         <w:rPr>
           <w:color w:val="0070C0"/>
-          <w:lang/>
-        </w:rPr>
-      </w:pPr>
-      <w:r>
-        <w:rPr>
-          <w:color w:val="0070C0"/>
-          <w:lang/>
+        </w:rPr>
+      </w:pPr>
+      <w:r>
+        <w:rPr>
+          <w:color w:val="0070C0"/>
         </w:rPr>
         <w:t xml:space="preserve">    }</w:t>
       </w:r>
@@ -8331,23 +8088,20 @@
         <w:spacing w:before="0" w:line="276" w:lineRule="auto"/>
         <w:rPr>
           <w:color w:val="0070C0"/>
-          <w:lang/>
-        </w:rPr>
-      </w:pPr>
-    </w:p>
-    <w:p>
-      <w:pPr>
-        <w:pStyle w:val="IT245"/>
-        <w:spacing w:before="0" w:line="276" w:lineRule="auto"/>
-        <w:rPr>
-          <w:color w:val="0070C0"/>
-          <w:lang/>
-        </w:rPr>
-      </w:pPr>
-      <w:r>
-        <w:rPr>
-          <w:color w:val="0070C0"/>
-          <w:lang/>
+        </w:rPr>
+      </w:pPr>
+    </w:p>
+    <w:p>
+      <w:pPr>
+        <w:pStyle w:val="IT245"/>
+        <w:spacing w:before="0" w:line="276" w:lineRule="auto"/>
+        <w:rPr>
+          <w:color w:val="0070C0"/>
+        </w:rPr>
+      </w:pPr>
+      <w:r>
+        <w:rPr>
+          <w:color w:val="0070C0"/>
         </w:rPr>
         <w:t xml:space="preserve">    public boolean isEmpty() {</w:t>
       </w:r>
@@ -8358,13 +8112,11 @@
         <w:spacing w:before="0" w:line="276" w:lineRule="auto"/>
         <w:rPr>
           <w:color w:val="0070C0"/>
-          <w:lang/>
-        </w:rPr>
-      </w:pPr>
-      <w:r>
-        <w:rPr>
-          <w:color w:val="0070C0"/>
-          <w:lang/>
+        </w:rPr>
+      </w:pPr>
+      <w:r>
+        <w:rPr>
+          <w:color w:val="0070C0"/>
         </w:rPr>
         <w:t xml:space="preserve">        return tasks.isEmpty();</w:t>
       </w:r>
@@ -8375,13 +8127,11 @@
         <w:spacing w:before="0" w:line="276" w:lineRule="auto"/>
         <w:rPr>
           <w:color w:val="0070C0"/>
-          <w:lang/>
-        </w:rPr>
-      </w:pPr>
-      <w:r>
-        <w:rPr>
-          <w:color w:val="0070C0"/>
-          <w:lang/>
+        </w:rPr>
+      </w:pPr>
+      <w:r>
+        <w:rPr>
+          <w:color w:val="0070C0"/>
         </w:rPr>
         <w:t xml:space="preserve">    }</w:t>
       </w:r>
@@ -8392,15 +8142,1758 @@
         <w:spacing w:before="0" w:line="276" w:lineRule="auto"/>
         <w:rPr>
           <w:color w:val="0070C0"/>
-          <w:lang/>
-        </w:rPr>
-      </w:pPr>
-      <w:r>
-        <w:rPr>
-          <w:color w:val="0070C0"/>
-          <w:lang/>
+        </w:rPr>
+      </w:pPr>
+      <w:r>
+        <w:rPr>
+          <w:color w:val="0070C0"/>
         </w:rPr>
         <w:t>}</w:t>
+      </w:r>
+    </w:p>
+    <w:p>
+      <w:pPr>
+        <w:pStyle w:val="IT245"/>
+        <w:rPr>
+          <w:lang/>
+        </w:rPr>
+      </w:pPr>
+      <w:r>
+        <w:rPr>
+          <w:b/>
+          <w:lang/>
+        </w:rPr>
+        <w:t>5. Program Implementation</w:t>
+      </w:r>
+    </w:p>
+    <w:p>
+      <w:pPr>
+        <w:pStyle w:val="IT245"/>
+        <w:rPr>
+          <w:lang/>
+        </w:rPr>
+      </w:pPr>
+      <w:r>
+        <w:rPr>
+          <w:lang/>
+        </w:rPr>
+        <w:t>The program is divided into four Java classes: Main, Task, ArrayListTaskScheduler, and HeapTaskScheduler. The Main class creates and tests both scheduling solutions using the same task records. This structure keeps each data structure implementation separate while allowing both solutions to be demonstrated from one main method.</w:t>
+      </w:r>
+    </w:p>
+    <w:p>
+      <w:pPr>
+        <w:pStyle w:val="IT245"/>
+        <w:rPr>
+          <w:b/>
+          <w:lang/>
+        </w:rPr>
+      </w:pPr>
+      <w:r>
+        <w:rPr>
+          <w:b/>
+          <w:lang/>
+        </w:rPr>
+        <w:lastRenderedPageBreak/>
+        <w:t>5.1 Task Class</w:t>
+      </w:r>
+    </w:p>
+    <w:p>
+      <w:pPr>
+        <w:pStyle w:val="IT245"/>
+        <w:rPr>
+          <w:lang/>
+        </w:rPr>
+      </w:pPr>
+      <w:r>
+        <w:rPr>
+          <w:lang/>
+        </w:rPr>
+        <w:t>The Task class represents each task stored in the scheduling system. It contains the task ID, name, priority level, and arrival order. The arrival order is used when two tasks have the same priority.</w:t>
+      </w:r>
+    </w:p>
+    <w:p>
+      <w:pPr>
+        <w:pStyle w:val="IT245"/>
+        <w:spacing w:before="0" w:line="276" w:lineRule="auto"/>
+        <w:rPr>
+          <w:color w:val="0070C0"/>
+          <w:lang/>
+        </w:rPr>
+      </w:pPr>
+      <w:r>
+        <w:rPr>
+          <w:color w:val="0070C0"/>
+          <w:lang/>
+        </w:rPr>
+        <w:t>public class Task {</w:t>
+      </w:r>
+    </w:p>
+    <w:p>
+      <w:pPr>
+        <w:pStyle w:val="IT245"/>
+        <w:spacing w:before="0" w:line="276" w:lineRule="auto"/>
+        <w:rPr>
+          <w:color w:val="0070C0"/>
+          <w:lang/>
+        </w:rPr>
+      </w:pPr>
+      <w:r>
+        <w:rPr>
+          <w:color w:val="0070C0"/>
+          <w:lang/>
+        </w:rPr>
+        <w:t xml:space="preserve">    private int id;</w:t>
+      </w:r>
+    </w:p>
+    <w:p>
+      <w:pPr>
+        <w:pStyle w:val="IT245"/>
+        <w:spacing w:before="0" w:line="276" w:lineRule="auto"/>
+        <w:rPr>
+          <w:color w:val="0070C0"/>
+          <w:lang/>
+        </w:rPr>
+      </w:pPr>
+      <w:r>
+        <w:rPr>
+          <w:color w:val="0070C0"/>
+          <w:lang/>
+        </w:rPr>
+        <w:t xml:space="preserve">    private String name;</w:t>
+      </w:r>
+    </w:p>
+    <w:p>
+      <w:pPr>
+        <w:pStyle w:val="IT245"/>
+        <w:spacing w:before="0" w:line="276" w:lineRule="auto"/>
+        <w:rPr>
+          <w:color w:val="0070C0"/>
+          <w:lang/>
+        </w:rPr>
+      </w:pPr>
+      <w:r>
+        <w:rPr>
+          <w:color w:val="0070C0"/>
+          <w:lang/>
+        </w:rPr>
+        <w:t xml:space="preserve">    private int priority;</w:t>
+      </w:r>
+    </w:p>
+    <w:p>
+      <w:pPr>
+        <w:pStyle w:val="IT245"/>
+        <w:spacing w:before="0" w:line="276" w:lineRule="auto"/>
+        <w:rPr>
+          <w:color w:val="0070C0"/>
+          <w:lang/>
+        </w:rPr>
+      </w:pPr>
+      <w:r>
+        <w:rPr>
+          <w:color w:val="0070C0"/>
+          <w:lang/>
+        </w:rPr>
+        <w:t xml:space="preserve">    private long arrivalOrder;</w:t>
+      </w:r>
+    </w:p>
+    <w:p>
+      <w:pPr>
+        <w:pStyle w:val="IT245"/>
+        <w:spacing w:before="0" w:line="276" w:lineRule="auto"/>
+        <w:rPr>
+          <w:color w:val="0070C0"/>
+          <w:lang/>
+        </w:rPr>
+      </w:pPr>
+    </w:p>
+    <w:p>
+      <w:pPr>
+        <w:pStyle w:val="IT245"/>
+        <w:spacing w:before="0" w:line="276" w:lineRule="auto"/>
+        <w:rPr>
+          <w:color w:val="0070C0"/>
+          <w:lang/>
+        </w:rPr>
+      </w:pPr>
+      <w:r>
+        <w:rPr>
+          <w:color w:val="0070C0"/>
+          <w:lang/>
+        </w:rPr>
+        <w:t xml:space="preserve">    public Task(int id, String name, int priority, long arrivalOrder) {</w:t>
+      </w:r>
+    </w:p>
+    <w:p>
+      <w:pPr>
+        <w:pStyle w:val="IT245"/>
+        <w:spacing w:before="0" w:line="276" w:lineRule="auto"/>
+        <w:rPr>
+          <w:color w:val="0070C0"/>
+          <w:lang/>
+        </w:rPr>
+      </w:pPr>
+      <w:r>
+        <w:rPr>
+          <w:color w:val="0070C0"/>
+          <w:lang/>
+        </w:rPr>
+        <w:t xml:space="preserve">        this.id = id;</w:t>
+      </w:r>
+    </w:p>
+    <w:p>
+      <w:pPr>
+        <w:pStyle w:val="IT245"/>
+        <w:spacing w:before="0" w:line="276" w:lineRule="auto"/>
+        <w:rPr>
+          <w:color w:val="0070C0"/>
+          <w:lang/>
+        </w:rPr>
+      </w:pPr>
+      <w:r>
+        <w:rPr>
+          <w:color w:val="0070C0"/>
+          <w:lang/>
+        </w:rPr>
+        <w:t xml:space="preserve">        this.name = name;</w:t>
+      </w:r>
+    </w:p>
+    <w:p>
+      <w:pPr>
+        <w:pStyle w:val="IT245"/>
+        <w:spacing w:before="0" w:line="276" w:lineRule="auto"/>
+        <w:rPr>
+          <w:color w:val="0070C0"/>
+          <w:lang/>
+        </w:rPr>
+      </w:pPr>
+      <w:r>
+        <w:rPr>
+          <w:color w:val="0070C0"/>
+          <w:lang/>
+        </w:rPr>
+        <w:t xml:space="preserve">        this.priority = priority;</w:t>
+      </w:r>
+    </w:p>
+    <w:p>
+      <w:pPr>
+        <w:pStyle w:val="IT245"/>
+        <w:spacing w:before="0" w:line="276" w:lineRule="auto"/>
+        <w:rPr>
+          <w:color w:val="0070C0"/>
+          <w:lang/>
+        </w:rPr>
+      </w:pPr>
+      <w:r>
+        <w:rPr>
+          <w:color w:val="0070C0"/>
+          <w:lang/>
+        </w:rPr>
+        <w:t xml:space="preserve">        this.arrivalOrder = arrivalOrder;</w:t>
+      </w:r>
+    </w:p>
+    <w:p>
+      <w:pPr>
+        <w:pStyle w:val="IT245"/>
+        <w:spacing w:before="0" w:line="276" w:lineRule="auto"/>
+        <w:rPr>
+          <w:color w:val="0070C0"/>
+          <w:lang/>
+        </w:rPr>
+      </w:pPr>
+      <w:r>
+        <w:rPr>
+          <w:color w:val="0070C0"/>
+          <w:lang/>
+        </w:rPr>
+        <w:t xml:space="preserve">    }</w:t>
+      </w:r>
+    </w:p>
+    <w:p>
+      <w:pPr>
+        <w:pStyle w:val="IT245"/>
+        <w:spacing w:before="0" w:line="276" w:lineRule="auto"/>
+        <w:rPr>
+          <w:color w:val="0070C0"/>
+          <w:lang/>
+        </w:rPr>
+      </w:pPr>
+    </w:p>
+    <w:p>
+      <w:pPr>
+        <w:pStyle w:val="IT245"/>
+        <w:spacing w:before="0" w:line="276" w:lineRule="auto"/>
+        <w:rPr>
+          <w:color w:val="0070C0"/>
+          <w:lang/>
+        </w:rPr>
+      </w:pPr>
+      <w:r>
+        <w:rPr>
+          <w:color w:val="0070C0"/>
+          <w:lang/>
+        </w:rPr>
+        <w:t xml:space="preserve">    public int getPriority() {</w:t>
+      </w:r>
+    </w:p>
+    <w:p>
+      <w:pPr>
+        <w:pStyle w:val="IT245"/>
+        <w:spacing w:before="0" w:line="276" w:lineRule="auto"/>
+        <w:rPr>
+          <w:color w:val="0070C0"/>
+          <w:lang/>
+        </w:rPr>
+      </w:pPr>
+      <w:r>
+        <w:rPr>
+          <w:color w:val="0070C0"/>
+          <w:lang/>
+        </w:rPr>
+        <w:t xml:space="preserve">        return priority;</w:t>
+      </w:r>
+    </w:p>
+    <w:p>
+      <w:pPr>
+        <w:pStyle w:val="IT245"/>
+        <w:spacing w:before="0" w:line="276" w:lineRule="auto"/>
+        <w:rPr>
+          <w:color w:val="0070C0"/>
+          <w:lang/>
+        </w:rPr>
+      </w:pPr>
+      <w:r>
+        <w:rPr>
+          <w:color w:val="0070C0"/>
+          <w:lang/>
+        </w:rPr>
+        <w:t xml:space="preserve">    }</w:t>
+      </w:r>
+    </w:p>
+    <w:p>
+      <w:pPr>
+        <w:pStyle w:val="IT245"/>
+        <w:spacing w:before="0" w:line="276" w:lineRule="auto"/>
+        <w:rPr>
+          <w:color w:val="0070C0"/>
+          <w:lang/>
+        </w:rPr>
+      </w:pPr>
+    </w:p>
+    <w:p>
+      <w:pPr>
+        <w:pStyle w:val="IT245"/>
+        <w:spacing w:before="0" w:line="276" w:lineRule="auto"/>
+        <w:rPr>
+          <w:color w:val="0070C0"/>
+          <w:lang/>
+        </w:rPr>
+      </w:pPr>
+      <w:r>
+        <w:rPr>
+          <w:color w:val="0070C0"/>
+          <w:lang/>
+        </w:rPr>
+        <w:t xml:space="preserve">    public long getArrivalOrder() {</w:t>
+      </w:r>
+    </w:p>
+    <w:p>
+      <w:pPr>
+        <w:pStyle w:val="IT245"/>
+        <w:spacing w:before="0" w:line="276" w:lineRule="auto"/>
+        <w:rPr>
+          <w:color w:val="0070C0"/>
+          <w:lang/>
+        </w:rPr>
+      </w:pPr>
+      <w:r>
+        <w:rPr>
+          <w:color w:val="0070C0"/>
+          <w:lang/>
+        </w:rPr>
+        <w:t xml:space="preserve">        return arrivalOrder;</w:t>
+      </w:r>
+    </w:p>
+    <w:p>
+      <w:pPr>
+        <w:pStyle w:val="IT245"/>
+        <w:spacing w:before="0" w:line="276" w:lineRule="auto"/>
+        <w:rPr>
+          <w:color w:val="0070C0"/>
+          <w:lang/>
+        </w:rPr>
+      </w:pPr>
+      <w:r>
+        <w:rPr>
+          <w:color w:val="0070C0"/>
+          <w:lang/>
+        </w:rPr>
+        <w:t xml:space="preserve">    }</w:t>
+      </w:r>
+    </w:p>
+    <w:p>
+      <w:pPr>
+        <w:pStyle w:val="IT245"/>
+        <w:spacing w:before="0" w:line="276" w:lineRule="auto"/>
+        <w:rPr>
+          <w:color w:val="0070C0"/>
+          <w:lang/>
+        </w:rPr>
+      </w:pPr>
+    </w:p>
+    <w:p>
+      <w:pPr>
+        <w:pStyle w:val="IT245"/>
+        <w:spacing w:before="0" w:line="276" w:lineRule="auto"/>
+        <w:rPr>
+          <w:color w:val="0070C0"/>
+          <w:lang/>
+        </w:rPr>
+      </w:pPr>
+      <w:r>
+        <w:rPr>
+          <w:color w:val="0070C0"/>
+          <w:lang/>
+        </w:rPr>
+        <w:t xml:space="preserve">    @Override</w:t>
+      </w:r>
+    </w:p>
+    <w:p>
+      <w:pPr>
+        <w:pStyle w:val="IT245"/>
+        <w:spacing w:before="0" w:line="276" w:lineRule="auto"/>
+        <w:rPr>
+          <w:color w:val="0070C0"/>
+          <w:lang/>
+        </w:rPr>
+      </w:pPr>
+      <w:r>
+        <w:rPr>
+          <w:color w:val="0070C0"/>
+          <w:lang/>
+        </w:rPr>
+        <w:t xml:space="preserve">    public String toString() {</w:t>
+      </w:r>
+    </w:p>
+    <w:p>
+      <w:pPr>
+        <w:pStyle w:val="IT245"/>
+        <w:spacing w:before="0" w:line="276" w:lineRule="auto"/>
+        <w:rPr>
+          <w:color w:val="0070C0"/>
+          <w:lang/>
+        </w:rPr>
+      </w:pPr>
+      <w:r>
+        <w:rPr>
+          <w:color w:val="0070C0"/>
+          <w:lang/>
+        </w:rPr>
+        <w:t xml:space="preserve">        return "Task ID: " + id</w:t>
+      </w:r>
+    </w:p>
+    <w:p>
+      <w:pPr>
+        <w:pStyle w:val="IT245"/>
+        <w:spacing w:before="0" w:line="276" w:lineRule="auto"/>
+        <w:rPr>
+          <w:color w:val="0070C0"/>
+          <w:lang/>
+        </w:rPr>
+      </w:pPr>
+      <w:r>
+        <w:rPr>
+          <w:color w:val="0070C0"/>
+          <w:lang/>
+        </w:rPr>
+        <w:t xml:space="preserve">                + ", Name: " + name</w:t>
+      </w:r>
+    </w:p>
+    <w:p>
+      <w:pPr>
+        <w:pStyle w:val="IT245"/>
+        <w:spacing w:before="0" w:line="276" w:lineRule="auto"/>
+        <w:rPr>
+          <w:color w:val="0070C0"/>
+          <w:lang/>
+        </w:rPr>
+      </w:pPr>
+      <w:r>
+        <w:rPr>
+          <w:color w:val="0070C0"/>
+          <w:lang/>
+        </w:rPr>
+        <w:t xml:space="preserve">                + ", Priority: " + priority;</w:t>
+      </w:r>
+    </w:p>
+    <w:p>
+      <w:pPr>
+        <w:pStyle w:val="IT245"/>
+        <w:spacing w:before="0" w:line="276" w:lineRule="auto"/>
+        <w:rPr>
+          <w:color w:val="0070C0"/>
+          <w:lang/>
+        </w:rPr>
+      </w:pPr>
+      <w:r>
+        <w:rPr>
+          <w:color w:val="0070C0"/>
+          <w:lang/>
+        </w:rPr>
+        <w:t xml:space="preserve">    }</w:t>
+      </w:r>
+    </w:p>
+    <w:p>
+      <w:pPr>
+        <w:pStyle w:val="IT245"/>
+        <w:spacing w:before="0" w:line="276" w:lineRule="auto"/>
+        <w:rPr>
+          <w:color w:val="0070C0"/>
+          <w:lang/>
+        </w:rPr>
+      </w:pPr>
+      <w:r>
+        <w:rPr>
+          <w:color w:val="0070C0"/>
+          <w:lang/>
+        </w:rPr>
+        <w:t>}</w:t>
+      </w:r>
+    </w:p>
+    <w:p>
+      <w:pPr>
+        <w:pStyle w:val="IT245"/>
+        <w:rPr>
+          <w:b/>
+          <w:lang/>
+        </w:rPr>
+      </w:pPr>
+      <w:r>
+        <w:rPr>
+          <w:b/>
+          <w:lang/>
+        </w:rPr>
+        <w:t>5.2 ArrayList Task Scheduler</w:t>
+      </w:r>
+    </w:p>
+    <w:p>
+      <w:pPr>
+        <w:pStyle w:val="IT245"/>
+        <w:rPr>
+          <w:lang/>
+        </w:rPr>
+      </w:pPr>
+      <w:r>
+        <w:rPr>
+          <w:lang/>
+        </w:rPr>
+        <w:lastRenderedPageBreak/>
+        <w:t>The first implementation uses an ArrayList. Each new task is inserted into its correct position according to priority and arrival order. A smaller priority value indicates a more urgent task.</w:t>
+      </w:r>
+    </w:p>
+    <w:p>
+      <w:pPr>
+        <w:pStyle w:val="IT245"/>
+        <w:spacing w:before="0" w:line="276" w:lineRule="auto"/>
+        <w:rPr>
+          <w:color w:val="0070C0"/>
+          <w:lang/>
+        </w:rPr>
+      </w:pPr>
+      <w:r>
+        <w:rPr>
+          <w:color w:val="0070C0"/>
+          <w:lang/>
+        </w:rPr>
+        <w:t>import java.util.ArrayList;</w:t>
+      </w:r>
+    </w:p>
+    <w:p>
+      <w:pPr>
+        <w:pStyle w:val="IT245"/>
+        <w:spacing w:before="0" w:line="276" w:lineRule="auto"/>
+        <w:rPr>
+          <w:color w:val="0070C0"/>
+          <w:lang/>
+        </w:rPr>
+      </w:pPr>
+    </w:p>
+    <w:p>
+      <w:pPr>
+        <w:pStyle w:val="IT245"/>
+        <w:spacing w:before="0" w:line="276" w:lineRule="auto"/>
+        <w:rPr>
+          <w:color w:val="0070C0"/>
+          <w:lang/>
+        </w:rPr>
+      </w:pPr>
+      <w:r>
+        <w:rPr>
+          <w:color w:val="0070C0"/>
+          <w:lang/>
+        </w:rPr>
+        <w:t>public class ArrayListTaskScheduler {</w:t>
+      </w:r>
+    </w:p>
+    <w:p>
+      <w:pPr>
+        <w:pStyle w:val="IT245"/>
+        <w:spacing w:before="0" w:line="276" w:lineRule="auto"/>
+        <w:rPr>
+          <w:color w:val="0070C0"/>
+          <w:lang/>
+        </w:rPr>
+      </w:pPr>
+      <w:r>
+        <w:rPr>
+          <w:color w:val="0070C0"/>
+          <w:lang/>
+        </w:rPr>
+        <w:t xml:space="preserve">    private ArrayList&lt;Task&gt; tasks;</w:t>
+      </w:r>
+    </w:p>
+    <w:p>
+      <w:pPr>
+        <w:pStyle w:val="IT245"/>
+        <w:spacing w:before="0" w:line="276" w:lineRule="auto"/>
+        <w:rPr>
+          <w:color w:val="0070C0"/>
+          <w:lang/>
+        </w:rPr>
+      </w:pPr>
+      <w:r>
+        <w:rPr>
+          <w:color w:val="0070C0"/>
+          <w:lang/>
+        </w:rPr>
+        <w:t xml:space="preserve">    private long sequence;</w:t>
+      </w:r>
+    </w:p>
+    <w:p>
+      <w:pPr>
+        <w:pStyle w:val="IT245"/>
+        <w:spacing w:before="0" w:line="276" w:lineRule="auto"/>
+        <w:rPr>
+          <w:color w:val="0070C0"/>
+          <w:lang/>
+        </w:rPr>
+      </w:pPr>
+    </w:p>
+    <w:p>
+      <w:pPr>
+        <w:pStyle w:val="IT245"/>
+        <w:spacing w:before="0" w:line="276" w:lineRule="auto"/>
+        <w:rPr>
+          <w:color w:val="0070C0"/>
+          <w:lang/>
+        </w:rPr>
+      </w:pPr>
+      <w:r>
+        <w:rPr>
+          <w:color w:val="0070C0"/>
+          <w:lang/>
+        </w:rPr>
+        <w:t xml:space="preserve">    public ArrayListTaskScheduler() {</w:t>
+      </w:r>
+    </w:p>
+    <w:p>
+      <w:pPr>
+        <w:pStyle w:val="IT245"/>
+        <w:spacing w:before="0" w:line="276" w:lineRule="auto"/>
+        <w:rPr>
+          <w:color w:val="0070C0"/>
+          <w:lang/>
+        </w:rPr>
+      </w:pPr>
+      <w:r>
+        <w:rPr>
+          <w:color w:val="0070C0"/>
+          <w:lang/>
+        </w:rPr>
+        <w:t xml:space="preserve">        tasks = new ArrayList&lt;&gt;();</w:t>
+      </w:r>
+    </w:p>
+    <w:p>
+      <w:pPr>
+        <w:pStyle w:val="IT245"/>
+        <w:spacing w:before="0" w:line="276" w:lineRule="auto"/>
+        <w:rPr>
+          <w:color w:val="0070C0"/>
+          <w:lang/>
+        </w:rPr>
+      </w:pPr>
+      <w:r>
+        <w:rPr>
+          <w:color w:val="0070C0"/>
+          <w:lang/>
+        </w:rPr>
+        <w:t xml:space="preserve">        sequence = 0;</w:t>
+      </w:r>
+    </w:p>
+    <w:p>
+      <w:pPr>
+        <w:pStyle w:val="IT245"/>
+        <w:spacing w:before="0" w:line="276" w:lineRule="auto"/>
+        <w:rPr>
+          <w:color w:val="0070C0"/>
+          <w:lang/>
+        </w:rPr>
+      </w:pPr>
+      <w:r>
+        <w:rPr>
+          <w:color w:val="0070C0"/>
+          <w:lang/>
+        </w:rPr>
+        <w:t xml:space="preserve">    }</w:t>
+      </w:r>
+    </w:p>
+    <w:p>
+      <w:pPr>
+        <w:pStyle w:val="IT245"/>
+        <w:spacing w:before="0" w:line="276" w:lineRule="auto"/>
+        <w:rPr>
+          <w:color w:val="0070C0"/>
+          <w:lang/>
+        </w:rPr>
+      </w:pPr>
+    </w:p>
+    <w:p>
+      <w:pPr>
+        <w:pStyle w:val="IT245"/>
+        <w:spacing w:before="0" w:line="276" w:lineRule="auto"/>
+        <w:rPr>
+          <w:color w:val="0070C0"/>
+          <w:lang/>
+        </w:rPr>
+      </w:pPr>
+      <w:r>
+        <w:rPr>
+          <w:color w:val="0070C0"/>
+          <w:lang/>
+        </w:rPr>
+        <w:t xml:space="preserve">    public void addTask(int id, String name, int priority) {</w:t>
+      </w:r>
+    </w:p>
+    <w:p>
+      <w:pPr>
+        <w:pStyle w:val="IT245"/>
+        <w:spacing w:before="0" w:line="276" w:lineRule="auto"/>
+        <w:rPr>
+          <w:color w:val="0070C0"/>
+          <w:lang/>
+        </w:rPr>
+      </w:pPr>
+      <w:r>
+        <w:rPr>
+          <w:color w:val="0070C0"/>
+          <w:lang/>
+        </w:rPr>
+        <w:t xml:space="preserve">        if (name == null || name.trim().isEmpty()) {</w:t>
+      </w:r>
+    </w:p>
+    <w:p>
+      <w:pPr>
+        <w:pStyle w:val="IT245"/>
+        <w:spacing w:before="0" w:line="276" w:lineRule="auto"/>
+        <w:rPr>
+          <w:color w:val="0070C0"/>
+          <w:lang/>
+        </w:rPr>
+      </w:pPr>
+      <w:r>
+        <w:rPr>
+          <w:color w:val="0070C0"/>
+          <w:lang/>
+        </w:rPr>
+        <w:t xml:space="preserve">            System.out.println("Task name cannot be empty.");</w:t>
+      </w:r>
+    </w:p>
+    <w:p>
+      <w:pPr>
+        <w:pStyle w:val="IT245"/>
+        <w:spacing w:before="0" w:line="276" w:lineRule="auto"/>
+        <w:rPr>
+          <w:color w:val="0070C0"/>
+          <w:lang/>
+        </w:rPr>
+      </w:pPr>
+      <w:r>
+        <w:rPr>
+          <w:color w:val="0070C0"/>
+          <w:lang/>
+        </w:rPr>
+        <w:t xml:space="preserve">            return;</w:t>
+      </w:r>
+    </w:p>
+    <w:p>
+      <w:pPr>
+        <w:pStyle w:val="IT245"/>
+        <w:spacing w:before="0" w:line="276" w:lineRule="auto"/>
+        <w:rPr>
+          <w:color w:val="0070C0"/>
+          <w:lang/>
+        </w:rPr>
+      </w:pPr>
+      <w:r>
+        <w:rPr>
+          <w:color w:val="0070C0"/>
+          <w:lang/>
+        </w:rPr>
+        <w:t xml:space="preserve">        }</w:t>
+      </w:r>
+    </w:p>
+    <w:p>
+      <w:pPr>
+        <w:pStyle w:val="IT245"/>
+        <w:spacing w:before="0" w:line="276" w:lineRule="auto"/>
+        <w:rPr>
+          <w:color w:val="0070C0"/>
+          <w:lang/>
+        </w:rPr>
+      </w:pPr>
+    </w:p>
+    <w:p>
+      <w:pPr>
+        <w:pStyle w:val="IT245"/>
+        <w:spacing w:before="0" w:line="276" w:lineRule="auto"/>
+        <w:rPr>
+          <w:color w:val="0070C0"/>
+          <w:lang/>
+        </w:rPr>
+      </w:pPr>
+      <w:r>
+        <w:rPr>
+          <w:color w:val="0070C0"/>
+          <w:lang/>
+        </w:rPr>
+        <w:t xml:space="preserve">        if (priority &lt; 1) {</w:t>
+      </w:r>
+    </w:p>
+    <w:p>
+      <w:pPr>
+        <w:pStyle w:val="IT245"/>
+        <w:spacing w:before="0" w:line="276" w:lineRule="auto"/>
+        <w:rPr>
+          <w:color w:val="0070C0"/>
+          <w:lang/>
+        </w:rPr>
+      </w:pPr>
+      <w:r>
+        <w:rPr>
+          <w:color w:val="0070C0"/>
+          <w:lang/>
+        </w:rPr>
+        <w:t xml:space="preserve">            System.out.println("Priority must be 1 or greater.");</w:t>
+      </w:r>
+    </w:p>
+    <w:p>
+      <w:pPr>
+        <w:pStyle w:val="IT245"/>
+        <w:spacing w:before="0" w:line="276" w:lineRule="auto"/>
+        <w:rPr>
+          <w:color w:val="0070C0"/>
+          <w:lang/>
+        </w:rPr>
+      </w:pPr>
+      <w:r>
+        <w:rPr>
+          <w:color w:val="0070C0"/>
+          <w:lang/>
+        </w:rPr>
+        <w:t xml:space="preserve">            return;</w:t>
+      </w:r>
+    </w:p>
+    <w:p>
+      <w:pPr>
+        <w:pStyle w:val="IT245"/>
+        <w:spacing w:before="0" w:line="276" w:lineRule="auto"/>
+        <w:rPr>
+          <w:color w:val="0070C0"/>
+          <w:lang/>
+        </w:rPr>
+      </w:pPr>
+      <w:r>
+        <w:rPr>
+          <w:color w:val="0070C0"/>
+          <w:lang/>
+        </w:rPr>
+        <w:t xml:space="preserve">        }</w:t>
+      </w:r>
+    </w:p>
+    <w:p>
+      <w:pPr>
+        <w:pStyle w:val="IT245"/>
+        <w:spacing w:before="0" w:line="276" w:lineRule="auto"/>
+        <w:rPr>
+          <w:color w:val="0070C0"/>
+          <w:lang/>
+        </w:rPr>
+      </w:pPr>
+    </w:p>
+    <w:p>
+      <w:pPr>
+        <w:pStyle w:val="IT245"/>
+        <w:spacing w:before="0" w:line="276" w:lineRule="auto"/>
+        <w:rPr>
+          <w:color w:val="0070C0"/>
+          <w:lang/>
+        </w:rPr>
+      </w:pPr>
+      <w:r>
+        <w:rPr>
+          <w:color w:val="0070C0"/>
+          <w:lang/>
+        </w:rPr>
+        <w:t xml:space="preserve">        Task newTask = new Task(id, name, priority, sequence++);</w:t>
+      </w:r>
+    </w:p>
+    <w:p>
+      <w:pPr>
+        <w:pStyle w:val="IT245"/>
+        <w:spacing w:before="0" w:line="276" w:lineRule="auto"/>
+        <w:rPr>
+          <w:color w:val="0070C0"/>
+          <w:lang/>
+        </w:rPr>
+      </w:pPr>
+      <w:r>
+        <w:rPr>
+          <w:color w:val="0070C0"/>
+          <w:lang/>
+        </w:rPr>
+        <w:t xml:space="preserve">        int position = 0;</w:t>
+      </w:r>
+    </w:p>
+    <w:p>
+      <w:pPr>
+        <w:pStyle w:val="IT245"/>
+        <w:spacing w:before="0" w:line="276" w:lineRule="auto"/>
+        <w:rPr>
+          <w:color w:val="0070C0"/>
+          <w:lang/>
+        </w:rPr>
+      </w:pPr>
+    </w:p>
+    <w:p>
+      <w:pPr>
+        <w:pStyle w:val="IT245"/>
+        <w:spacing w:before="0" w:line="276" w:lineRule="auto"/>
+        <w:rPr>
+          <w:color w:val="0070C0"/>
+          <w:lang/>
+        </w:rPr>
+      </w:pPr>
+      <w:r>
+        <w:rPr>
+          <w:color w:val="0070C0"/>
+          <w:lang/>
+        </w:rPr>
+        <w:t xml:space="preserve">        while (position &lt; tasks.size()) {</w:t>
+      </w:r>
+    </w:p>
+    <w:p>
+      <w:pPr>
+        <w:pStyle w:val="IT245"/>
+        <w:spacing w:before="0" w:line="276" w:lineRule="auto"/>
+        <w:rPr>
+          <w:color w:val="0070C0"/>
+          <w:lang/>
+        </w:rPr>
+      </w:pPr>
+      <w:r>
+        <w:rPr>
+          <w:color w:val="0070C0"/>
+          <w:lang/>
+        </w:rPr>
+        <w:t xml:space="preserve">            Task currentTask = tasks.get(position);</w:t>
+      </w:r>
+    </w:p>
+    <w:p>
+      <w:pPr>
+        <w:pStyle w:val="IT245"/>
+        <w:spacing w:before="0" w:line="276" w:lineRule="auto"/>
+        <w:rPr>
+          <w:color w:val="0070C0"/>
+          <w:lang/>
+        </w:rPr>
+      </w:pPr>
+    </w:p>
+    <w:p>
+      <w:pPr>
+        <w:pStyle w:val="IT245"/>
+        <w:spacing w:before="0" w:line="276" w:lineRule="auto"/>
+        <w:rPr>
+          <w:color w:val="0070C0"/>
+          <w:lang/>
+        </w:rPr>
+      </w:pPr>
+      <w:r>
+        <w:rPr>
+          <w:color w:val="0070C0"/>
+          <w:lang/>
+        </w:rPr>
+        <w:t xml:space="preserve">            if (newTask.getPriority()</w:t>
+      </w:r>
+    </w:p>
+    <w:p>
+      <w:pPr>
+        <w:pStyle w:val="IT245"/>
+        <w:spacing w:before="0" w:line="276" w:lineRule="auto"/>
+        <w:rPr>
+          <w:color w:val="0070C0"/>
+          <w:lang/>
+        </w:rPr>
+      </w:pPr>
+      <w:r>
+        <w:rPr>
+          <w:color w:val="0070C0"/>
+          <w:lang/>
+        </w:rPr>
+        <w:t xml:space="preserve">                    &lt; currentTask.getPriority()) {</w:t>
+      </w:r>
+    </w:p>
+    <w:p>
+      <w:pPr>
+        <w:pStyle w:val="IT245"/>
+        <w:spacing w:before="0" w:line="276" w:lineRule="auto"/>
+        <w:rPr>
+          <w:color w:val="0070C0"/>
+          <w:lang/>
+        </w:rPr>
+      </w:pPr>
+      <w:r>
+        <w:rPr>
+          <w:color w:val="0070C0"/>
+          <w:lang/>
+        </w:rPr>
+        <w:t xml:space="preserve">                break;</w:t>
+      </w:r>
+    </w:p>
+    <w:p>
+      <w:pPr>
+        <w:pStyle w:val="IT245"/>
+        <w:spacing w:before="0" w:line="276" w:lineRule="auto"/>
+        <w:rPr>
+          <w:color w:val="0070C0"/>
+          <w:lang/>
+        </w:rPr>
+      </w:pPr>
+      <w:r>
+        <w:rPr>
+          <w:color w:val="0070C0"/>
+          <w:lang/>
+        </w:rPr>
+        <w:lastRenderedPageBreak/>
+        <w:t xml:space="preserve">            }</w:t>
+      </w:r>
+    </w:p>
+    <w:p>
+      <w:pPr>
+        <w:pStyle w:val="IT245"/>
+        <w:spacing w:before="0" w:line="276" w:lineRule="auto"/>
+        <w:rPr>
+          <w:color w:val="0070C0"/>
+          <w:lang/>
+        </w:rPr>
+      </w:pPr>
+    </w:p>
+    <w:p>
+      <w:pPr>
+        <w:pStyle w:val="IT245"/>
+        <w:spacing w:before="0" w:line="276" w:lineRule="auto"/>
+        <w:rPr>
+          <w:color w:val="0070C0"/>
+          <w:lang/>
+        </w:rPr>
+      </w:pPr>
+      <w:r>
+        <w:rPr>
+          <w:color w:val="0070C0"/>
+          <w:lang/>
+        </w:rPr>
+        <w:t xml:space="preserve">            if (newTask.getPriority()</w:t>
+      </w:r>
+    </w:p>
+    <w:p>
+      <w:pPr>
+        <w:pStyle w:val="IT245"/>
+        <w:spacing w:before="0" w:line="276" w:lineRule="auto"/>
+        <w:rPr>
+          <w:color w:val="0070C0"/>
+          <w:lang/>
+        </w:rPr>
+      </w:pPr>
+      <w:r>
+        <w:rPr>
+          <w:color w:val="0070C0"/>
+          <w:lang/>
+        </w:rPr>
+        <w:t xml:space="preserve">                    == currentTask.getPriority()</w:t>
+      </w:r>
+    </w:p>
+    <w:p>
+      <w:pPr>
+        <w:pStyle w:val="IT245"/>
+        <w:spacing w:before="0" w:line="276" w:lineRule="auto"/>
+        <w:rPr>
+          <w:color w:val="0070C0"/>
+          <w:lang/>
+        </w:rPr>
+      </w:pPr>
+      <w:r>
+        <w:rPr>
+          <w:color w:val="0070C0"/>
+          <w:lang/>
+        </w:rPr>
+        <w:t xml:space="preserve">                    &amp;&amp; newTask.getArrivalOrder()</w:t>
+      </w:r>
+    </w:p>
+    <w:p>
+      <w:pPr>
+        <w:pStyle w:val="IT245"/>
+        <w:spacing w:before="0" w:line="276" w:lineRule="auto"/>
+        <w:rPr>
+          <w:color w:val="0070C0"/>
+          <w:lang/>
+        </w:rPr>
+      </w:pPr>
+      <w:r>
+        <w:rPr>
+          <w:color w:val="0070C0"/>
+          <w:lang/>
+        </w:rPr>
+        <w:t xml:space="preserve">                    &lt; currentTask.getArrivalOrder()) {</w:t>
+      </w:r>
+    </w:p>
+    <w:p>
+      <w:pPr>
+        <w:pStyle w:val="IT245"/>
+        <w:spacing w:before="0" w:line="276" w:lineRule="auto"/>
+        <w:rPr>
+          <w:color w:val="0070C0"/>
+          <w:lang/>
+        </w:rPr>
+      </w:pPr>
+      <w:r>
+        <w:rPr>
+          <w:color w:val="0070C0"/>
+          <w:lang/>
+        </w:rPr>
+        <w:t xml:space="preserve">                break;</w:t>
+      </w:r>
+    </w:p>
+    <w:p>
+      <w:pPr>
+        <w:pStyle w:val="IT245"/>
+        <w:spacing w:before="0" w:line="276" w:lineRule="auto"/>
+        <w:rPr>
+          <w:color w:val="0070C0"/>
+          <w:lang/>
+        </w:rPr>
+      </w:pPr>
+      <w:r>
+        <w:rPr>
+          <w:color w:val="0070C0"/>
+          <w:lang/>
+        </w:rPr>
+        <w:t xml:space="preserve">            }</w:t>
+      </w:r>
+    </w:p>
+    <w:p>
+      <w:pPr>
+        <w:pStyle w:val="IT245"/>
+        <w:spacing w:before="0" w:line="276" w:lineRule="auto"/>
+        <w:rPr>
+          <w:color w:val="0070C0"/>
+          <w:lang/>
+        </w:rPr>
+      </w:pPr>
+    </w:p>
+    <w:p>
+      <w:pPr>
+        <w:pStyle w:val="IT245"/>
+        <w:spacing w:before="0" w:line="276" w:lineRule="auto"/>
+        <w:rPr>
+          <w:color w:val="0070C0"/>
+          <w:lang/>
+        </w:rPr>
+      </w:pPr>
+      <w:r>
+        <w:rPr>
+          <w:color w:val="0070C0"/>
+          <w:lang/>
+        </w:rPr>
+        <w:t xml:space="preserve">            position++;</w:t>
+      </w:r>
+    </w:p>
+    <w:p>
+      <w:pPr>
+        <w:pStyle w:val="IT245"/>
+        <w:spacing w:before="0" w:line="276" w:lineRule="auto"/>
+        <w:rPr>
+          <w:color w:val="0070C0"/>
+          <w:lang/>
+        </w:rPr>
+      </w:pPr>
+      <w:r>
+        <w:rPr>
+          <w:color w:val="0070C0"/>
+          <w:lang/>
+        </w:rPr>
+        <w:t xml:space="preserve">        }</w:t>
+      </w:r>
+    </w:p>
+    <w:p>
+      <w:pPr>
+        <w:pStyle w:val="IT245"/>
+        <w:spacing w:before="0" w:line="276" w:lineRule="auto"/>
+        <w:rPr>
+          <w:color w:val="0070C0"/>
+          <w:lang/>
+        </w:rPr>
+      </w:pPr>
+    </w:p>
+    <w:p>
+      <w:pPr>
+        <w:pStyle w:val="IT245"/>
+        <w:spacing w:before="0" w:line="276" w:lineRule="auto"/>
+        <w:rPr>
+          <w:color w:val="0070C0"/>
+          <w:lang/>
+        </w:rPr>
+      </w:pPr>
+      <w:r>
+        <w:rPr>
+          <w:color w:val="0070C0"/>
+          <w:lang/>
+        </w:rPr>
+        <w:t xml:space="preserve">        tasks.add(position, newTask);</w:t>
+      </w:r>
+    </w:p>
+    <w:p>
+      <w:pPr>
+        <w:pStyle w:val="IT245"/>
+        <w:spacing w:before="0" w:line="276" w:lineRule="auto"/>
+        <w:rPr>
+          <w:color w:val="0070C0"/>
+          <w:lang/>
+        </w:rPr>
+      </w:pPr>
+      <w:r>
+        <w:rPr>
+          <w:color w:val="0070C0"/>
+          <w:lang/>
+        </w:rPr>
+        <w:t xml:space="preserve">    }</w:t>
+      </w:r>
+    </w:p>
+    <w:p>
+      <w:pPr>
+        <w:pStyle w:val="IT245"/>
+        <w:spacing w:before="0" w:line="276" w:lineRule="auto"/>
+        <w:rPr>
+          <w:color w:val="0070C0"/>
+          <w:lang/>
+        </w:rPr>
+      </w:pPr>
+    </w:p>
+    <w:p>
+      <w:pPr>
+        <w:pStyle w:val="IT245"/>
+        <w:spacing w:before="0" w:line="276" w:lineRule="auto"/>
+        <w:rPr>
+          <w:color w:val="0070C0"/>
+          <w:lang/>
+        </w:rPr>
+      </w:pPr>
+      <w:r>
+        <w:rPr>
+          <w:color w:val="0070C0"/>
+          <w:lang/>
+        </w:rPr>
+        <w:t xml:space="preserve">    public Task viewNextTask() {</w:t>
+      </w:r>
+    </w:p>
+    <w:p>
+      <w:pPr>
+        <w:pStyle w:val="IT245"/>
+        <w:spacing w:before="0" w:line="276" w:lineRule="auto"/>
+        <w:rPr>
+          <w:color w:val="0070C0"/>
+          <w:lang/>
+        </w:rPr>
+      </w:pPr>
+      <w:r>
+        <w:rPr>
+          <w:color w:val="0070C0"/>
+          <w:lang/>
+        </w:rPr>
+        <w:t xml:space="preserve">        if (tasks.isEmpty()) {</w:t>
+      </w:r>
+    </w:p>
+    <w:p>
+      <w:pPr>
+        <w:pStyle w:val="IT245"/>
+        <w:spacing w:before="0" w:line="276" w:lineRule="auto"/>
+        <w:rPr>
+          <w:color w:val="0070C0"/>
+          <w:lang/>
+        </w:rPr>
+      </w:pPr>
+      <w:r>
+        <w:rPr>
+          <w:color w:val="0070C0"/>
+          <w:lang/>
+        </w:rPr>
+        <w:t xml:space="preserve">            return null;</w:t>
+      </w:r>
+    </w:p>
+    <w:p>
+      <w:pPr>
+        <w:pStyle w:val="IT245"/>
+        <w:spacing w:before="0" w:line="276" w:lineRule="auto"/>
+        <w:rPr>
+          <w:color w:val="0070C0"/>
+          <w:lang/>
+        </w:rPr>
+      </w:pPr>
+      <w:r>
+        <w:rPr>
+          <w:color w:val="0070C0"/>
+          <w:lang/>
+        </w:rPr>
+        <w:t xml:space="preserve">        }</w:t>
+      </w:r>
+    </w:p>
+    <w:p>
+      <w:pPr>
+        <w:pStyle w:val="IT245"/>
+        <w:spacing w:before="0" w:line="276" w:lineRule="auto"/>
+        <w:rPr>
+          <w:color w:val="0070C0"/>
+          <w:lang/>
+        </w:rPr>
+      </w:pPr>
+    </w:p>
+    <w:p>
+      <w:pPr>
+        <w:pStyle w:val="IT245"/>
+        <w:spacing w:before="0" w:line="276" w:lineRule="auto"/>
+        <w:rPr>
+          <w:color w:val="0070C0"/>
+          <w:lang/>
+        </w:rPr>
+      </w:pPr>
+      <w:r>
+        <w:rPr>
+          <w:color w:val="0070C0"/>
+          <w:lang/>
+        </w:rPr>
+        <w:t xml:space="preserve">        return tasks.get(0);</w:t>
+      </w:r>
+    </w:p>
+    <w:p>
+      <w:pPr>
+        <w:pStyle w:val="IT245"/>
+        <w:spacing w:before="0" w:line="276" w:lineRule="auto"/>
+        <w:rPr>
+          <w:color w:val="0070C0"/>
+          <w:lang/>
+        </w:rPr>
+      </w:pPr>
+      <w:r>
+        <w:rPr>
+          <w:color w:val="0070C0"/>
+          <w:lang/>
+        </w:rPr>
+        <w:t xml:space="preserve">    }</w:t>
+      </w:r>
+    </w:p>
+    <w:p>
+      <w:pPr>
+        <w:pStyle w:val="IT245"/>
+        <w:spacing w:before="0" w:line="276" w:lineRule="auto"/>
+        <w:rPr>
+          <w:color w:val="0070C0"/>
+          <w:lang/>
+        </w:rPr>
+      </w:pPr>
+    </w:p>
+    <w:p>
+      <w:pPr>
+        <w:pStyle w:val="IT245"/>
+        <w:spacing w:before="0" w:line="276" w:lineRule="auto"/>
+        <w:rPr>
+          <w:color w:val="0070C0"/>
+          <w:lang/>
+        </w:rPr>
+      </w:pPr>
+      <w:r>
+        <w:rPr>
+          <w:color w:val="0070C0"/>
+          <w:lang/>
+        </w:rPr>
+        <w:t xml:space="preserve">    public Task processNextTask() {</w:t>
+      </w:r>
+    </w:p>
+    <w:p>
+      <w:pPr>
+        <w:pStyle w:val="IT245"/>
+        <w:spacing w:before="0" w:line="276" w:lineRule="auto"/>
+        <w:rPr>
+          <w:color w:val="0070C0"/>
+          <w:lang/>
+        </w:rPr>
+      </w:pPr>
+      <w:r>
+        <w:rPr>
+          <w:color w:val="0070C0"/>
+          <w:lang/>
+        </w:rPr>
+        <w:t xml:space="preserve">        if (tasks.isEmpty()) {</w:t>
+      </w:r>
+    </w:p>
+    <w:p>
+      <w:pPr>
+        <w:pStyle w:val="IT245"/>
+        <w:spacing w:before="0" w:line="276" w:lineRule="auto"/>
+        <w:rPr>
+          <w:color w:val="0070C0"/>
+          <w:lang/>
+        </w:rPr>
+      </w:pPr>
+      <w:r>
+        <w:rPr>
+          <w:color w:val="0070C0"/>
+          <w:lang/>
+        </w:rPr>
+        <w:t xml:space="preserve">            return null;</w:t>
+      </w:r>
+    </w:p>
+    <w:p>
+      <w:pPr>
+        <w:pStyle w:val="IT245"/>
+        <w:spacing w:before="0" w:line="276" w:lineRule="auto"/>
+        <w:rPr>
+          <w:color w:val="0070C0"/>
+          <w:lang/>
+        </w:rPr>
+      </w:pPr>
+      <w:r>
+        <w:rPr>
+          <w:color w:val="0070C0"/>
+          <w:lang/>
+        </w:rPr>
+        <w:t xml:space="preserve">        }</w:t>
+      </w:r>
+    </w:p>
+    <w:p>
+      <w:pPr>
+        <w:pStyle w:val="IT245"/>
+        <w:spacing w:before="0" w:line="276" w:lineRule="auto"/>
+        <w:rPr>
+          <w:color w:val="0070C0"/>
+          <w:lang/>
+        </w:rPr>
+      </w:pPr>
+    </w:p>
+    <w:p>
+      <w:pPr>
+        <w:pStyle w:val="IT245"/>
+        <w:spacing w:before="0" w:line="276" w:lineRule="auto"/>
+        <w:rPr>
+          <w:color w:val="0070C0"/>
+          <w:lang/>
+        </w:rPr>
+      </w:pPr>
+      <w:r>
+        <w:rPr>
+          <w:color w:val="0070C0"/>
+          <w:lang/>
+        </w:rPr>
+        <w:t xml:space="preserve">        return tasks.remove(0);</w:t>
+      </w:r>
+    </w:p>
+    <w:p>
+      <w:pPr>
+        <w:pStyle w:val="IT245"/>
+        <w:spacing w:before="0" w:line="276" w:lineRule="auto"/>
+        <w:rPr>
+          <w:color w:val="0070C0"/>
+          <w:lang/>
+        </w:rPr>
+      </w:pPr>
+      <w:r>
+        <w:rPr>
+          <w:color w:val="0070C0"/>
+          <w:lang/>
+        </w:rPr>
+        <w:t xml:space="preserve">    }</w:t>
+      </w:r>
+    </w:p>
+    <w:p>
+      <w:pPr>
+        <w:pStyle w:val="IT245"/>
+        <w:spacing w:before="0" w:line="276" w:lineRule="auto"/>
+        <w:rPr>
+          <w:color w:val="0070C0"/>
+          <w:lang/>
+        </w:rPr>
+      </w:pPr>
+    </w:p>
+    <w:p>
+      <w:pPr>
+        <w:pStyle w:val="IT245"/>
+        <w:spacing w:before="0" w:line="276" w:lineRule="auto"/>
+        <w:rPr>
+          <w:color w:val="0070C0"/>
+          <w:lang/>
+        </w:rPr>
+      </w:pPr>
+      <w:r>
+        <w:rPr>
+          <w:color w:val="0070C0"/>
+          <w:lang/>
+        </w:rPr>
+        <w:t xml:space="preserve">    public void displayTasks() {</w:t>
+      </w:r>
+    </w:p>
+    <w:p>
+      <w:pPr>
+        <w:pStyle w:val="IT245"/>
+        <w:spacing w:before="0" w:line="276" w:lineRule="auto"/>
+        <w:rPr>
+          <w:color w:val="0070C0"/>
+          <w:lang/>
+        </w:rPr>
+      </w:pPr>
+      <w:r>
+        <w:rPr>
+          <w:color w:val="0070C0"/>
+          <w:lang/>
+        </w:rPr>
+        <w:t xml:space="preserve">        if (tasks.isEmpty()) {</w:t>
+      </w:r>
+    </w:p>
+    <w:p>
+      <w:pPr>
+        <w:pStyle w:val="IT245"/>
+        <w:spacing w:before="0" w:line="276" w:lineRule="auto"/>
+        <w:rPr>
+          <w:color w:val="0070C0"/>
+          <w:lang/>
+        </w:rPr>
+      </w:pPr>
+      <w:r>
+        <w:rPr>
+          <w:color w:val="0070C0"/>
+          <w:lang/>
+        </w:rPr>
+        <w:t xml:space="preserve">            System.out.println("No pending tasks.");</w:t>
+      </w:r>
+    </w:p>
+    <w:p>
+      <w:pPr>
+        <w:pStyle w:val="IT245"/>
+        <w:spacing w:before="0" w:line="276" w:lineRule="auto"/>
+        <w:rPr>
+          <w:color w:val="0070C0"/>
+          <w:lang/>
+        </w:rPr>
+      </w:pPr>
+      <w:r>
+        <w:rPr>
+          <w:color w:val="0070C0"/>
+          <w:lang/>
+        </w:rPr>
+        <w:t xml:space="preserve">            return;</w:t>
+      </w:r>
+    </w:p>
+    <w:p>
+      <w:pPr>
+        <w:pStyle w:val="IT245"/>
+        <w:spacing w:before="0" w:line="276" w:lineRule="auto"/>
+        <w:rPr>
+          <w:color w:val="0070C0"/>
+          <w:lang/>
+        </w:rPr>
+      </w:pPr>
+      <w:r>
+        <w:rPr>
+          <w:color w:val="0070C0"/>
+          <w:lang/>
+        </w:rPr>
+        <w:lastRenderedPageBreak/>
+        <w:t xml:space="preserve">        }</w:t>
+      </w:r>
+    </w:p>
+    <w:p>
+      <w:pPr>
+        <w:pStyle w:val="IT245"/>
+        <w:spacing w:before="0" w:line="276" w:lineRule="auto"/>
+        <w:rPr>
+          <w:color w:val="0070C0"/>
+          <w:lang/>
+        </w:rPr>
+      </w:pPr>
+    </w:p>
+    <w:p>
+      <w:pPr>
+        <w:pStyle w:val="IT245"/>
+        <w:spacing w:before="0" w:line="276" w:lineRule="auto"/>
+        <w:rPr>
+          <w:color w:val="0070C0"/>
+          <w:lang/>
+        </w:rPr>
+      </w:pPr>
+      <w:r>
+        <w:rPr>
+          <w:color w:val="0070C0"/>
+          <w:lang/>
+        </w:rPr>
+        <w:t xml:space="preserve">        for (Task task : tasks) {</w:t>
+      </w:r>
+    </w:p>
+    <w:p>
+      <w:pPr>
+        <w:pStyle w:val="IT245"/>
+        <w:spacing w:before="0" w:line="276" w:lineRule="auto"/>
+        <w:rPr>
+          <w:color w:val="0070C0"/>
+          <w:lang/>
+        </w:rPr>
+      </w:pPr>
+      <w:r>
+        <w:rPr>
+          <w:color w:val="0070C0"/>
+          <w:lang/>
+        </w:rPr>
+        <w:t xml:space="preserve">            System.out.println(task);</w:t>
+      </w:r>
+    </w:p>
+    <w:p>
+      <w:pPr>
+        <w:pStyle w:val="IT245"/>
+        <w:spacing w:before="0" w:line="276" w:lineRule="auto"/>
+        <w:rPr>
+          <w:color w:val="0070C0"/>
+          <w:lang/>
+        </w:rPr>
+      </w:pPr>
+      <w:r>
+        <w:rPr>
+          <w:color w:val="0070C0"/>
+          <w:lang/>
+        </w:rPr>
+        <w:t xml:space="preserve">        }</w:t>
+      </w:r>
+    </w:p>
+    <w:p>
+      <w:pPr>
+        <w:pStyle w:val="IT245"/>
+        <w:spacing w:before="0" w:line="276" w:lineRule="auto"/>
+        <w:rPr>
+          <w:color w:val="0070C0"/>
+          <w:lang/>
+        </w:rPr>
+      </w:pPr>
+      <w:r>
+        <w:rPr>
+          <w:color w:val="0070C0"/>
+          <w:lang/>
+        </w:rPr>
+        <w:t xml:space="preserve">    }</w:t>
+      </w:r>
+    </w:p>
+    <w:p>
+      <w:pPr>
+        <w:pStyle w:val="IT245"/>
+        <w:spacing w:before="0" w:line="276" w:lineRule="auto"/>
+        <w:rPr>
+          <w:color w:val="0070C0"/>
+          <w:lang/>
+        </w:rPr>
+      </w:pPr>
+    </w:p>
+    <w:p>
+      <w:pPr>
+        <w:pStyle w:val="IT245"/>
+        <w:spacing w:before="0" w:line="276" w:lineRule="auto"/>
+        <w:rPr>
+          <w:color w:val="0070C0"/>
+          <w:lang/>
+        </w:rPr>
+      </w:pPr>
+      <w:r>
+        <w:rPr>
+          <w:color w:val="0070C0"/>
+          <w:lang/>
+        </w:rPr>
+        <w:t xml:space="preserve">    public boolean isEmpty() {</w:t>
+      </w:r>
+    </w:p>
+    <w:p>
+      <w:pPr>
+        <w:pStyle w:val="IT245"/>
+        <w:spacing w:before="0" w:line="276" w:lineRule="auto"/>
+        <w:rPr>
+          <w:color w:val="0070C0"/>
+          <w:lang/>
+        </w:rPr>
+      </w:pPr>
+      <w:r>
+        <w:rPr>
+          <w:color w:val="0070C0"/>
+          <w:lang/>
+        </w:rPr>
+        <w:t xml:space="preserve">        return tasks.isEmpty();</w:t>
+      </w:r>
+    </w:p>
+    <w:p>
+      <w:pPr>
+        <w:pStyle w:val="IT245"/>
+        <w:spacing w:before="0" w:line="276" w:lineRule="auto"/>
+        <w:rPr>
+          <w:color w:val="0070C0"/>
+          <w:lang/>
+        </w:rPr>
+      </w:pPr>
+      <w:r>
+        <w:rPr>
+          <w:color w:val="0070C0"/>
+          <w:lang/>
+        </w:rPr>
+        <w:t xml:space="preserve">    }</w:t>
+      </w:r>
+    </w:p>
+    <w:p>
+      <w:pPr>
+        <w:pStyle w:val="IT245"/>
+        <w:spacing w:before="0" w:line="276" w:lineRule="auto"/>
+        <w:rPr>
+          <w:color w:val="0070C0"/>
+          <w:lang/>
+        </w:rPr>
+      </w:pPr>
+      <w:r>
+        <w:rPr>
+          <w:color w:val="0070C0"/>
+          <w:lang/>
+        </w:rPr>
+        <w:t>}</w:t>
+      </w:r>
+    </w:p>
+    <w:p>
+      <w:pPr>
+        <w:pStyle w:val="IT245"/>
+        <w:rPr>
+          <w:lang/>
+        </w:rPr>
+      </w:pPr>
+      <w:r>
+        <w:rPr>
+          <w:lang/>
+        </w:rPr>
+        <w:t>The addTask() method creates a task and scans the list until it finds the correct insertion position. The displayTasks() method prints tasks directly because the ArrayList is already maintained in processing order. The processNextTask() method removes the first task because index zero always contains the most urgent pending task.</w:t>
       </w:r>
     </w:p>
     <w:p>
@@ -8412,6 +9905,7 @@
           <w:color w:val="auto"/>
           <w:sz w:val="24"/>
           <w:szCs w:val="24"/>
+          <w:lang/>
         </w:rPr>
       </w:pPr>
       <w:bookmarkStart w:id="0" w:name="_GoBack"/>
@@ -8486,7 +9980,7 @@
               <wp:docPr id="768041508" name="Text Box 8" descr="Restricted - مقيد ">
                 <a:extLst xmlns:a="http://schemas.openxmlformats.org/drawingml/2006/main">
                   <a:ext uri="{5AE41FA2-C0FF-4470-9BD4-5FADCA87CBE2}">
-                    <aclsh:classification xmlns="" xmlns:cx1="http://schemas.microsoft.com/office/drawing/2015/9/8/chartex" xmlns:cx2="http://schemas.microsoft.com/office/drawing/2015/10/21/chartex" xmlns:cx3="http://schemas.microsoft.com/office/drawing/2016/5/9/chartex" xmlns:cx4="http://schemas.microsoft.com/office/drawing/2016/5/10/chartex" xmlns:cx5="http://schemas.microsoft.com/office/drawing/2016/5/11/chartex" xmlns:cx6="http://schemas.microsoft.com/office/drawing/2016/5/12/chartex" xmlns:cx7="http://schemas.microsoft.com/office/drawing/2016/5/13/chartex" xmlns:cx8="http://schemas.microsoft.com/office/drawing/2016/5/14/chartex" xmlns:aink="http://schemas.microsoft.com/office/drawing/2016/ink" xmlns:am3d="http://schemas.microsoft.com/office/drawing/2017/model3d" xmlns:oel="http://schemas.microsoft.com/office/2019/extlst" xmlns:o="urn:schemas-microsoft-com:office:office" xmlns:v="urn:schemas-microsoft-com:vml" xmlns:w10="urn:schemas-microsoft-com:office:word" xmlns:w="http://schemas.openxmlformats.org/wordprocessingml/2006/main" xmlns:w16cei="http://schemas.microsoft.com/office/word/2026/wordml/cei" xmlns:w16cex="http://schemas.microsoft.com/office/word/2018/wordml/cex" xmlns:w16cid="http://schemas.microsoft.com/office/word/2016/wordml/cid" xmlns:w16="http://schemas.microsoft.com/office/word/2018/wordml" xmlns:w16sdtdh="http://schemas.microsoft.com/office/word/2020/wordml/sdtdatahash" xmlns:w16sdtfl="http://schemas.microsoft.com/office/word/2024/wordml/sdtformatlock" xmlns:w16du="http://schemas.microsoft.com/office/word/2023/wordml/word16du" xmlns:aclsh="http://schemas.microsoft.com/office/drawing/2020/classificationShape" classificationOutcomeType="ftr"/>
+                    <aclsh:classification xmlns:aclsh="http://schemas.microsoft.com/office/drawing/2020/classificationShape" xmlns:w16du="http://schemas.microsoft.com/office/word/2023/wordml/word16du" xmlns:w16sdtfl="http://schemas.microsoft.com/office/word/2024/wordml/sdtformatlock" xmlns:w16sdtdh="http://schemas.microsoft.com/office/word/2020/wordml/sdtdatahash" xmlns:w16="http://schemas.microsoft.com/office/word/2018/wordml" xmlns:w16cid="http://schemas.microsoft.com/office/word/2016/wordml/cid" xmlns:w16cex="http://schemas.microsoft.com/office/word/2018/wordml/cex" xmlns:w16cei="http://schemas.microsoft.com/office/word/2026/wordml/cei" xmlns:w="http://schemas.openxmlformats.org/wordprocessingml/2006/main" xmlns:w10="urn:schemas-microsoft-com:office:word" xmlns:v="urn:schemas-microsoft-com:vml" xmlns:o="urn:schemas-microsoft-com:office:office" xmlns:oel="http://schemas.microsoft.com/office/2019/extlst" xmlns:am3d="http://schemas.microsoft.com/office/drawing/2017/model3d" xmlns:aink="http://schemas.microsoft.com/office/drawing/2016/ink" xmlns:cx8="http://schemas.microsoft.com/office/drawing/2016/5/14/chartex" xmlns:cx7="http://schemas.microsoft.com/office/drawing/2016/5/13/chartex" xmlns:cx6="http://schemas.microsoft.com/office/drawing/2016/5/12/chartex" xmlns:cx5="http://schemas.microsoft.com/office/drawing/2016/5/11/chartex" xmlns:cx4="http://schemas.microsoft.com/office/drawing/2016/5/10/chartex" xmlns:cx3="http://schemas.microsoft.com/office/drawing/2016/5/9/chartex" xmlns:cx2="http://schemas.microsoft.com/office/drawing/2015/10/21/chartex" xmlns:cx1="http://schemas.microsoft.com/office/drawing/2015/9/8/chartex" xmlns="" classificationOutcomeType="ftr"/>
                   </a:ext>
                 </a:extLst>
               </wp:docPr>
@@ -8644,7 +10138,7 @@
               <wp:docPr id="1894436925" name="Text Box 9" descr="Restricted - مقيد ">
                 <a:extLst xmlns:a="http://schemas.openxmlformats.org/drawingml/2006/main">
                   <a:ext uri="{5AE41FA2-C0FF-4470-9BD4-5FADCA87CBE2}">
-                    <aclsh:classification xmlns="" xmlns:cx1="http://schemas.microsoft.com/office/drawing/2015/9/8/chartex" xmlns:cx2="http://schemas.microsoft.com/office/drawing/2015/10/21/chartex" xmlns:cx3="http://schemas.microsoft.com/office/drawing/2016/5/9/chartex" xmlns:cx4="http://schemas.microsoft.com/office/drawing/2016/5/10/chartex" xmlns:cx5="http://schemas.microsoft.com/office/drawing/2016/5/11/chartex" xmlns:cx6="http://schemas.microsoft.com/office/drawing/2016/5/12/chartex" xmlns:cx7="http://schemas.microsoft.com/office/drawing/2016/5/13/chartex" xmlns:cx8="http://schemas.microsoft.com/office/drawing/2016/5/14/chartex" xmlns:aink="http://schemas.microsoft.com/office/drawing/2016/ink" xmlns:am3d="http://schemas.microsoft.com/office/drawing/2017/model3d" xmlns:oel="http://schemas.microsoft.com/office/2019/extlst" xmlns:o="urn:schemas-microsoft-com:office:office" xmlns:v="urn:schemas-microsoft-com:vml" xmlns:w10="urn:schemas-microsoft-com:office:word" xmlns:w="http://schemas.openxmlformats.org/wordprocessingml/2006/main" xmlns:w16cei="http://schemas.microsoft.com/office/word/2026/wordml/cei" xmlns:w16cex="http://schemas.microsoft.com/office/word/2018/wordml/cex" xmlns:w16cid="http://schemas.microsoft.com/office/word/2016/wordml/cid" xmlns:w16="http://schemas.microsoft.com/office/word/2018/wordml" xmlns:w16sdtdh="http://schemas.microsoft.com/office/word/2020/wordml/sdtdatahash" xmlns:w16sdtfl="http://schemas.microsoft.com/office/word/2024/wordml/sdtformatlock" xmlns:w16du="http://schemas.microsoft.com/office/word/2023/wordml/word16du" xmlns:aclsh="http://schemas.microsoft.com/office/drawing/2020/classificationShape" classificationOutcomeType="ftr"/>
+                    <aclsh:classification xmlns:aclsh="http://schemas.microsoft.com/office/drawing/2020/classificationShape" xmlns:w16du="http://schemas.microsoft.com/office/word/2023/wordml/word16du" xmlns:w16sdtfl="http://schemas.microsoft.com/office/word/2024/wordml/sdtformatlock" xmlns:w16sdtdh="http://schemas.microsoft.com/office/word/2020/wordml/sdtdatahash" xmlns:w16="http://schemas.microsoft.com/office/word/2018/wordml" xmlns:w16cid="http://schemas.microsoft.com/office/word/2016/wordml/cid" xmlns:w16cex="http://schemas.microsoft.com/office/word/2018/wordml/cex" xmlns:w16cei="http://schemas.microsoft.com/office/word/2026/wordml/cei" xmlns:w="http://schemas.openxmlformats.org/wordprocessingml/2006/main" xmlns:w10="urn:schemas-microsoft-com:office:word" xmlns:v="urn:schemas-microsoft-com:vml" xmlns:o="urn:schemas-microsoft-com:office:office" xmlns:oel="http://schemas.microsoft.com/office/2019/extlst" xmlns:am3d="http://schemas.microsoft.com/office/drawing/2017/model3d" xmlns:aink="http://schemas.microsoft.com/office/drawing/2016/ink" xmlns:cx8="http://schemas.microsoft.com/office/drawing/2016/5/14/chartex" xmlns:cx7="http://schemas.microsoft.com/office/drawing/2016/5/13/chartex" xmlns:cx6="http://schemas.microsoft.com/office/drawing/2016/5/12/chartex" xmlns:cx5="http://schemas.microsoft.com/office/drawing/2016/5/11/chartex" xmlns:cx4="http://schemas.microsoft.com/office/drawing/2016/5/10/chartex" xmlns:cx3="http://schemas.microsoft.com/office/drawing/2016/5/9/chartex" xmlns:cx2="http://schemas.microsoft.com/office/drawing/2015/10/21/chartex" xmlns:cx1="http://schemas.microsoft.com/office/drawing/2015/9/8/chartex" xmlns="" classificationOutcomeType="ftr"/>
                   </a:ext>
                 </a:extLst>
               </wp:docPr>
@@ -8802,7 +10296,7 @@
               <wp:docPr id="2005617642" name="Text Box 7" descr="Restricted - مقيد ">
                 <a:extLst xmlns:a="http://schemas.openxmlformats.org/drawingml/2006/main">
                   <a:ext uri="{5AE41FA2-C0FF-4470-9BD4-5FADCA87CBE2}">
-                    <aclsh:classification xmlns="" xmlns:cx1="http://schemas.microsoft.com/office/drawing/2015/9/8/chartex" xmlns:cx2="http://schemas.microsoft.com/office/drawing/2015/10/21/chartex" xmlns:cx3="http://schemas.microsoft.com/office/drawing/2016/5/9/chartex" xmlns:cx4="http://schemas.microsoft.com/office/drawing/2016/5/10/chartex" xmlns:cx5="http://schemas.microsoft.com/office/drawing/2016/5/11/chartex" xmlns:cx6="http://schemas.microsoft.com/office/drawing/2016/5/12/chartex" xmlns:cx7="http://schemas.microsoft.com/office/drawing/2016/5/13/chartex" xmlns:cx8="http://schemas.microsoft.com/office/drawing/2016/5/14/chartex" xmlns:aink="http://schemas.microsoft.com/office/drawing/2016/ink" xmlns:am3d="http://schemas.microsoft.com/office/drawing/2017/model3d" xmlns:oel="http://schemas.microsoft.com/office/2019/extlst" xmlns:o="urn:schemas-microsoft-com:office:office" xmlns:v="urn:schemas-microsoft-com:vml" xmlns:w10="urn:schemas-microsoft-com:office:word" xmlns:w="http://schemas.openxmlformats.org/wordprocessingml/2006/main" xmlns:w16cei="http://schemas.microsoft.com/office/word/2026/wordml/cei" xmlns:w16cex="http://schemas.microsoft.com/office/word/2018/wordml/cex" xmlns:w16cid="http://schemas.microsoft.com/office/word/2016/wordml/cid" xmlns:w16="http://schemas.microsoft.com/office/word/2018/wordml" xmlns:w16sdtdh="http://schemas.microsoft.com/office/word/2020/wordml/sdtdatahash" xmlns:w16sdtfl="http://schemas.microsoft.com/office/word/2024/wordml/sdtformatlock" xmlns:w16du="http://schemas.microsoft.com/office/word/2023/wordml/word16du" xmlns:aclsh="http://schemas.microsoft.com/office/drawing/2020/classificationShape" classificationOutcomeType="ftr"/>
+                    <aclsh:classification xmlns:aclsh="http://schemas.microsoft.com/office/drawing/2020/classificationShape" xmlns:w16du="http://schemas.microsoft.com/office/word/2023/wordml/word16du" xmlns:w16sdtfl="http://schemas.microsoft.com/office/word/2024/wordml/sdtformatlock" xmlns:w16sdtdh="http://schemas.microsoft.com/office/word/2020/wordml/sdtdatahash" xmlns:w16="http://schemas.microsoft.com/office/word/2018/wordml" xmlns:w16cid="http://schemas.microsoft.com/office/word/2016/wordml/cid" xmlns:w16cex="http://schemas.microsoft.com/office/word/2018/wordml/cex" xmlns:w16cei="http://schemas.microsoft.com/office/word/2026/wordml/cei" xmlns:w="http://schemas.openxmlformats.org/wordprocessingml/2006/main" xmlns:w10="urn:schemas-microsoft-com:office:word" xmlns:v="urn:schemas-microsoft-com:vml" xmlns:o="urn:schemas-microsoft-com:office:office" xmlns:oel="http://schemas.microsoft.com/office/2019/extlst" xmlns:am3d="http://schemas.microsoft.com/office/drawing/2017/model3d" xmlns:aink="http://schemas.microsoft.com/office/drawing/2016/ink" xmlns:cx8="http://schemas.microsoft.com/office/drawing/2016/5/14/chartex" xmlns:cx7="http://schemas.microsoft.com/office/drawing/2016/5/13/chartex" xmlns:cx6="http://schemas.microsoft.com/office/drawing/2016/5/12/chartex" xmlns:cx5="http://schemas.microsoft.com/office/drawing/2016/5/11/chartex" xmlns:cx4="http://schemas.microsoft.com/office/drawing/2016/5/10/chartex" xmlns:cx3="http://schemas.microsoft.com/office/drawing/2016/5/9/chartex" xmlns:cx2="http://schemas.microsoft.com/office/drawing/2015/10/21/chartex" xmlns:cx1="http://schemas.microsoft.com/office/drawing/2015/9/8/chartex" xmlns="" classificationOutcomeType="ftr"/>
                   </a:ext>
                 </a:extLst>
               </wp:docPr>
@@ -9232,7 +10726,7 @@
             </wp:anchor>
           </w:drawing>
         </mc:Choice>
-        <mc:Fallback xmlns:cx1="http://schemas.microsoft.com/office/drawing/2015/9/8/chartex" xmlns:cx2="http://schemas.microsoft.com/office/drawing/2015/10/21/chartex" xmlns:cx3="http://schemas.microsoft.com/office/drawing/2016/5/9/chartex" xmlns:cx4="http://schemas.microsoft.com/office/drawing/2016/5/10/chartex" xmlns:cx5="http://schemas.microsoft.com/office/drawing/2016/5/11/chartex" xmlns:cx6="http://schemas.microsoft.com/office/drawing/2016/5/12/chartex" xmlns:cx7="http://schemas.microsoft.com/office/drawing/2016/5/13/chartex" xmlns:cx8="http://schemas.microsoft.com/office/drawing/2016/5/14/chartex" xmlns:aink="http://schemas.microsoft.com/office/drawing/2016/ink" xmlns:am3d="http://schemas.microsoft.com/office/drawing/2017/model3d" xmlns:oel="http://schemas.microsoft.com/office/2019/extlst" xmlns:w16cei="http://schemas.microsoft.com/office/word/2026/wordml/cei" xmlns:w16cex="http://schemas.microsoft.com/office/word/2018/wordml/cex" xmlns:w16cid="http://schemas.microsoft.com/office/word/2016/wordml/cid" xmlns:w16="http://schemas.microsoft.com/office/word/2018/wordml" xmlns:w16sdtdh="http://schemas.microsoft.com/office/word/2020/wordml/sdtdatahash" xmlns:w16sdtfl="http://schemas.microsoft.com/office/word/2024/wordml/sdtformatlock" xmlns:w16du="http://schemas.microsoft.com/office/word/2023/wordml/word16du">
+        <mc:Fallback xmlns:w16du="http://schemas.microsoft.com/office/word/2023/wordml/word16du" xmlns:w16sdtfl="http://schemas.microsoft.com/office/word/2024/wordml/sdtformatlock" xmlns:w16sdtdh="http://schemas.microsoft.com/office/word/2020/wordml/sdtdatahash" xmlns:w16="http://schemas.microsoft.com/office/word/2018/wordml" xmlns:w16cid="http://schemas.microsoft.com/office/word/2016/wordml/cid" xmlns:w16cex="http://schemas.microsoft.com/office/word/2018/wordml/cex" xmlns:w16cei="http://schemas.microsoft.com/office/word/2026/wordml/cei" xmlns:oel="http://schemas.microsoft.com/office/2019/extlst" xmlns:am3d="http://schemas.microsoft.com/office/drawing/2017/model3d" xmlns:aink="http://schemas.microsoft.com/office/drawing/2016/ink" xmlns:cx8="http://schemas.microsoft.com/office/drawing/2016/5/14/chartex" xmlns:cx7="http://schemas.microsoft.com/office/drawing/2016/5/13/chartex" xmlns:cx6="http://schemas.microsoft.com/office/drawing/2016/5/12/chartex" xmlns:cx5="http://schemas.microsoft.com/office/drawing/2016/5/11/chartex" xmlns:cx4="http://schemas.microsoft.com/office/drawing/2016/5/10/chartex" xmlns:cx3="http://schemas.microsoft.com/office/drawing/2016/5/9/chartex" xmlns:cx2="http://schemas.microsoft.com/office/drawing/2015/10/21/chartex" xmlns:cx1="http://schemas.microsoft.com/office/drawing/2015/9/8/chartex">
           <w:pict>
             <v:line w14:anchorId="7169C831" id="Straight Connector 6" o:spid="_x0000_s1026" style="position:absolute;z-index:251660288;visibility:visible;mso-wrap-style:square;mso-width-percent:0;mso-height-percent:0;mso-wrap-distance-left:9pt;mso-wrap-distance-top:-3e-5mm;mso-wrap-distance-right:9pt;mso-wrap-distance-bottom:-3e-5mm;mso-position-horizontal:absolute;mso-position-horizontal-relative:text;mso-position-vertical:absolute;mso-position-vertical-relative:text;mso-width-percent:0;mso-height-percent:0;mso-width-relative:page;mso-height-relative:page" from="-68.95pt,-666.45pt" to="489.05pt,-666.45pt" o:gfxdata="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" strokecolor="#4f81bd" strokeweight="2pt">
               <v:shadow on="t" opacity="24903f" origin=",.5" offset="0,.55556mm"/>
@@ -9292,7 +10786,7 @@
             <w:fldChar w:fldCharType="separate"/>
           </w:r>
           <w:r>
-            <w:t>12</w:t>
+            <w:t>16</w:t>
           </w:r>
           <w:r>
             <w:fldChar w:fldCharType="end"/>
@@ -13771,6 +15265,7 @@
     <w:rsid w:val="003321AE"/>
     <w:rsid w:val="003323A9"/>
     <w:rsid w:val="00351A43"/>
+    <w:rsid w:val="00386CD0"/>
     <w:rsid w:val="003B158D"/>
     <w:rsid w:val="003E00F2"/>
     <w:rsid w:val="003E1B38"/>
@@ -14670,7 +16165,7 @@
 </file>
 
 <file path=customXml/itemProps3.xml><?xml version="1.0" encoding="utf-8"?>
-<ds:datastoreItem xmlns:ds="http://schemas.openxmlformats.org/officeDocument/2006/customXml" ds:itemID="{BFD1479A-9A85-43BA-B986-7E46923FDAFF}">
+<ds:datastoreItem xmlns:ds="http://schemas.openxmlformats.org/officeDocument/2006/customXml" ds:itemID="{8C936900-858E-464A-ABCE-F8D22A34EAC8}">
   <ds:schemaRefs>
     <ds:schemaRef ds:uri="http://schemas.openxmlformats.org/officeDocument/2006/bibliography"/>
   </ds:schemaRefs>

--- a/IT245 - Project.docx
+++ b/IT245 - Project.docx
@@ -8154,14 +8154,10 @@
     <w:p>
       <w:pPr>
         <w:pStyle w:val="IT245"/>
-        <w:rPr>
-          <w:lang/>
-        </w:rPr>
       </w:pPr>
       <w:r>
         <w:rPr>
           <w:b/>
-          <w:lang/>
         </w:rPr>
         <w:t>5. Program Implementation</w:t>
       </w:r>
@@ -8169,14 +8165,8 @@
     <w:p>
       <w:pPr>
         <w:pStyle w:val="IT245"/>
-        <w:rPr>
-          <w:lang/>
-        </w:rPr>
-      </w:pPr>
-      <w:r>
-        <w:rPr>
-          <w:lang/>
-        </w:rPr>
+      </w:pPr>
+      <w:r>
         <w:t>The program is divided into four Java classes: Main, Task, ArrayListTaskScheduler, and HeapTaskScheduler. The Main class creates and tests both scheduling solutions using the same task records. This structure keeps each data structure implementation separate while allowing both solutions to be demonstrated from one main method.</w:t>
       </w:r>
     </w:p>
@@ -8185,13 +8175,11 @@
         <w:pStyle w:val="IT245"/>
         <w:rPr>
           <w:b/>
-          <w:lang/>
         </w:rPr>
       </w:pPr>
       <w:r>
         <w:rPr>
           <w:b/>
-          <w:lang/>
         </w:rPr>
         <w:lastRenderedPageBreak/>
         <w:t>5.1 Task Class</w:t>
@@ -8200,14 +8188,8 @@
     <w:p>
       <w:pPr>
         <w:pStyle w:val="IT245"/>
-        <w:rPr>
-          <w:lang/>
-        </w:rPr>
-      </w:pPr>
-      <w:r>
-        <w:rPr>
-          <w:lang/>
-        </w:rPr>
+      </w:pPr>
+      <w:r>
         <w:t>The Task class represents each task stored in the scheduling system. It contains the task ID, name, priority level, and arrival order. The arrival order is used when two tasks have the same priority.</w:t>
       </w:r>
     </w:p>
@@ -8217,13 +8199,11 @@
         <w:spacing w:before="0" w:line="276" w:lineRule="auto"/>
         <w:rPr>
           <w:color w:val="0070C0"/>
-          <w:lang/>
-        </w:rPr>
-      </w:pPr>
-      <w:r>
-        <w:rPr>
-          <w:color w:val="0070C0"/>
-          <w:lang/>
+        </w:rPr>
+      </w:pPr>
+      <w:r>
+        <w:rPr>
+          <w:color w:val="0070C0"/>
         </w:rPr>
         <w:t>public class Task {</w:t>
       </w:r>
@@ -8234,13 +8214,11 @@
         <w:spacing w:before="0" w:line="276" w:lineRule="auto"/>
         <w:rPr>
           <w:color w:val="0070C0"/>
-          <w:lang/>
-        </w:rPr>
-      </w:pPr>
-      <w:r>
-        <w:rPr>
-          <w:color w:val="0070C0"/>
-          <w:lang/>
+        </w:rPr>
+      </w:pPr>
+      <w:r>
+        <w:rPr>
+          <w:color w:val="0070C0"/>
         </w:rPr>
         <w:t xml:space="preserve">    private int id;</w:t>
       </w:r>
@@ -8251,13 +8229,11 @@
         <w:spacing w:before="0" w:line="276" w:lineRule="auto"/>
         <w:rPr>
           <w:color w:val="0070C0"/>
-          <w:lang/>
-        </w:rPr>
-      </w:pPr>
-      <w:r>
-        <w:rPr>
-          <w:color w:val="0070C0"/>
-          <w:lang/>
+        </w:rPr>
+      </w:pPr>
+      <w:r>
+        <w:rPr>
+          <w:color w:val="0070C0"/>
         </w:rPr>
         <w:t xml:space="preserve">    private String name;</w:t>
       </w:r>
@@ -8268,13 +8244,11 @@
         <w:spacing w:before="0" w:line="276" w:lineRule="auto"/>
         <w:rPr>
           <w:color w:val="0070C0"/>
-          <w:lang/>
-        </w:rPr>
-      </w:pPr>
-      <w:r>
-        <w:rPr>
-          <w:color w:val="0070C0"/>
-          <w:lang/>
+        </w:rPr>
+      </w:pPr>
+      <w:r>
+        <w:rPr>
+          <w:color w:val="0070C0"/>
         </w:rPr>
         <w:t xml:space="preserve">    private int priority;</w:t>
       </w:r>
@@ -8285,13 +8259,11 @@
         <w:spacing w:before="0" w:line="276" w:lineRule="auto"/>
         <w:rPr>
           <w:color w:val="0070C0"/>
-          <w:lang/>
-        </w:rPr>
-      </w:pPr>
-      <w:r>
-        <w:rPr>
-          <w:color w:val="0070C0"/>
-          <w:lang/>
+        </w:rPr>
+      </w:pPr>
+      <w:r>
+        <w:rPr>
+          <w:color w:val="0070C0"/>
         </w:rPr>
         <w:t xml:space="preserve">    private long arrivalOrder;</w:t>
       </w:r>
@@ -8302,23 +8274,20 @@
         <w:spacing w:before="0" w:line="276" w:lineRule="auto"/>
         <w:rPr>
           <w:color w:val="0070C0"/>
-          <w:lang/>
-        </w:rPr>
-      </w:pPr>
-    </w:p>
-    <w:p>
-      <w:pPr>
-        <w:pStyle w:val="IT245"/>
-        <w:spacing w:before="0" w:line="276" w:lineRule="auto"/>
-        <w:rPr>
-          <w:color w:val="0070C0"/>
-          <w:lang/>
-        </w:rPr>
-      </w:pPr>
-      <w:r>
-        <w:rPr>
-          <w:color w:val="0070C0"/>
-          <w:lang/>
+        </w:rPr>
+      </w:pPr>
+    </w:p>
+    <w:p>
+      <w:pPr>
+        <w:pStyle w:val="IT245"/>
+        <w:spacing w:before="0" w:line="276" w:lineRule="auto"/>
+        <w:rPr>
+          <w:color w:val="0070C0"/>
+        </w:rPr>
+      </w:pPr>
+      <w:r>
+        <w:rPr>
+          <w:color w:val="0070C0"/>
         </w:rPr>
         <w:t xml:space="preserve">    public Task(int id, String name, int priority, long arrivalOrder) {</w:t>
       </w:r>
@@ -8329,13 +8298,11 @@
         <w:spacing w:before="0" w:line="276" w:lineRule="auto"/>
         <w:rPr>
           <w:color w:val="0070C0"/>
-          <w:lang/>
-        </w:rPr>
-      </w:pPr>
-      <w:r>
-        <w:rPr>
-          <w:color w:val="0070C0"/>
-          <w:lang/>
+        </w:rPr>
+      </w:pPr>
+      <w:r>
+        <w:rPr>
+          <w:color w:val="0070C0"/>
         </w:rPr>
         <w:t xml:space="preserve">        this.id = id;</w:t>
       </w:r>
@@ -8346,13 +8313,11 @@
         <w:spacing w:before="0" w:line="276" w:lineRule="auto"/>
         <w:rPr>
           <w:color w:val="0070C0"/>
-          <w:lang/>
-        </w:rPr>
-      </w:pPr>
-      <w:r>
-        <w:rPr>
-          <w:color w:val="0070C0"/>
-          <w:lang/>
+        </w:rPr>
+      </w:pPr>
+      <w:r>
+        <w:rPr>
+          <w:color w:val="0070C0"/>
         </w:rPr>
         <w:t xml:space="preserve">        this.name = name;</w:t>
       </w:r>
@@ -8363,13 +8328,11 @@
         <w:spacing w:before="0" w:line="276" w:lineRule="auto"/>
         <w:rPr>
           <w:color w:val="0070C0"/>
-          <w:lang/>
-        </w:rPr>
-      </w:pPr>
-      <w:r>
-        <w:rPr>
-          <w:color w:val="0070C0"/>
-          <w:lang/>
+        </w:rPr>
+      </w:pPr>
+      <w:r>
+        <w:rPr>
+          <w:color w:val="0070C0"/>
         </w:rPr>
         <w:t xml:space="preserve">        this.priority = priority;</w:t>
       </w:r>
@@ -8380,13 +8343,11 @@
         <w:spacing w:before="0" w:line="276" w:lineRule="auto"/>
         <w:rPr>
           <w:color w:val="0070C0"/>
-          <w:lang/>
-        </w:rPr>
-      </w:pPr>
-      <w:r>
-        <w:rPr>
-          <w:color w:val="0070C0"/>
-          <w:lang/>
+        </w:rPr>
+      </w:pPr>
+      <w:r>
+        <w:rPr>
+          <w:color w:val="0070C0"/>
         </w:rPr>
         <w:t xml:space="preserve">        this.arrivalOrder = arrivalOrder;</w:t>
       </w:r>
@@ -8397,13 +8358,11 @@
         <w:spacing w:before="0" w:line="276" w:lineRule="auto"/>
         <w:rPr>
           <w:color w:val="0070C0"/>
-          <w:lang/>
-        </w:rPr>
-      </w:pPr>
-      <w:r>
-        <w:rPr>
-          <w:color w:val="0070C0"/>
-          <w:lang/>
+        </w:rPr>
+      </w:pPr>
+      <w:r>
+        <w:rPr>
+          <w:color w:val="0070C0"/>
         </w:rPr>
         <w:t xml:space="preserve">    }</w:t>
       </w:r>
@@ -8414,23 +8373,20 @@
         <w:spacing w:before="0" w:line="276" w:lineRule="auto"/>
         <w:rPr>
           <w:color w:val="0070C0"/>
-          <w:lang/>
-        </w:rPr>
-      </w:pPr>
-    </w:p>
-    <w:p>
-      <w:pPr>
-        <w:pStyle w:val="IT245"/>
-        <w:spacing w:before="0" w:line="276" w:lineRule="auto"/>
-        <w:rPr>
-          <w:color w:val="0070C0"/>
-          <w:lang/>
-        </w:rPr>
-      </w:pPr>
-      <w:r>
-        <w:rPr>
-          <w:color w:val="0070C0"/>
-          <w:lang/>
+        </w:rPr>
+      </w:pPr>
+    </w:p>
+    <w:p>
+      <w:pPr>
+        <w:pStyle w:val="IT245"/>
+        <w:spacing w:before="0" w:line="276" w:lineRule="auto"/>
+        <w:rPr>
+          <w:color w:val="0070C0"/>
+        </w:rPr>
+      </w:pPr>
+      <w:r>
+        <w:rPr>
+          <w:color w:val="0070C0"/>
         </w:rPr>
         <w:t xml:space="preserve">    public int getPriority() {</w:t>
       </w:r>
@@ -8441,13 +8397,11 @@
         <w:spacing w:before="0" w:line="276" w:lineRule="auto"/>
         <w:rPr>
           <w:color w:val="0070C0"/>
-          <w:lang/>
-        </w:rPr>
-      </w:pPr>
-      <w:r>
-        <w:rPr>
-          <w:color w:val="0070C0"/>
-          <w:lang/>
+        </w:rPr>
+      </w:pPr>
+      <w:r>
+        <w:rPr>
+          <w:color w:val="0070C0"/>
         </w:rPr>
         <w:t xml:space="preserve">        return priority;</w:t>
       </w:r>
@@ -8458,13 +8412,11 @@
         <w:spacing w:before="0" w:line="276" w:lineRule="auto"/>
         <w:rPr>
           <w:color w:val="0070C0"/>
-          <w:lang/>
-        </w:rPr>
-      </w:pPr>
-      <w:r>
-        <w:rPr>
-          <w:color w:val="0070C0"/>
-          <w:lang/>
+        </w:rPr>
+      </w:pPr>
+      <w:r>
+        <w:rPr>
+          <w:color w:val="0070C0"/>
         </w:rPr>
         <w:t xml:space="preserve">    }</w:t>
       </w:r>
@@ -8475,23 +8427,20 @@
         <w:spacing w:before="0" w:line="276" w:lineRule="auto"/>
         <w:rPr>
           <w:color w:val="0070C0"/>
-          <w:lang/>
-        </w:rPr>
-      </w:pPr>
-    </w:p>
-    <w:p>
-      <w:pPr>
-        <w:pStyle w:val="IT245"/>
-        <w:spacing w:before="0" w:line="276" w:lineRule="auto"/>
-        <w:rPr>
-          <w:color w:val="0070C0"/>
-          <w:lang/>
-        </w:rPr>
-      </w:pPr>
-      <w:r>
-        <w:rPr>
-          <w:color w:val="0070C0"/>
-          <w:lang/>
+        </w:rPr>
+      </w:pPr>
+    </w:p>
+    <w:p>
+      <w:pPr>
+        <w:pStyle w:val="IT245"/>
+        <w:spacing w:before="0" w:line="276" w:lineRule="auto"/>
+        <w:rPr>
+          <w:color w:val="0070C0"/>
+        </w:rPr>
+      </w:pPr>
+      <w:r>
+        <w:rPr>
+          <w:color w:val="0070C0"/>
         </w:rPr>
         <w:t xml:space="preserve">    public long getArrivalOrder() {</w:t>
       </w:r>
@@ -8502,13 +8451,11 @@
         <w:spacing w:before="0" w:line="276" w:lineRule="auto"/>
         <w:rPr>
           <w:color w:val="0070C0"/>
-          <w:lang/>
-        </w:rPr>
-      </w:pPr>
-      <w:r>
-        <w:rPr>
-          <w:color w:val="0070C0"/>
-          <w:lang/>
+        </w:rPr>
+      </w:pPr>
+      <w:r>
+        <w:rPr>
+          <w:color w:val="0070C0"/>
         </w:rPr>
         <w:t xml:space="preserve">        return arrivalOrder;</w:t>
       </w:r>
@@ -8519,13 +8466,11 @@
         <w:spacing w:before="0" w:line="276" w:lineRule="auto"/>
         <w:rPr>
           <w:color w:val="0070C0"/>
-          <w:lang/>
-        </w:rPr>
-      </w:pPr>
-      <w:r>
-        <w:rPr>
-          <w:color w:val="0070C0"/>
-          <w:lang/>
+        </w:rPr>
+      </w:pPr>
+      <w:r>
+        <w:rPr>
+          <w:color w:val="0070C0"/>
         </w:rPr>
         <w:t xml:space="preserve">    }</w:t>
       </w:r>
@@ -8536,23 +8481,20 @@
         <w:spacing w:before="0" w:line="276" w:lineRule="auto"/>
         <w:rPr>
           <w:color w:val="0070C0"/>
-          <w:lang/>
-        </w:rPr>
-      </w:pPr>
-    </w:p>
-    <w:p>
-      <w:pPr>
-        <w:pStyle w:val="IT245"/>
-        <w:spacing w:before="0" w:line="276" w:lineRule="auto"/>
-        <w:rPr>
-          <w:color w:val="0070C0"/>
-          <w:lang/>
-        </w:rPr>
-      </w:pPr>
-      <w:r>
-        <w:rPr>
-          <w:color w:val="0070C0"/>
-          <w:lang/>
+        </w:rPr>
+      </w:pPr>
+    </w:p>
+    <w:p>
+      <w:pPr>
+        <w:pStyle w:val="IT245"/>
+        <w:spacing w:before="0" w:line="276" w:lineRule="auto"/>
+        <w:rPr>
+          <w:color w:val="0070C0"/>
+        </w:rPr>
+      </w:pPr>
+      <w:r>
+        <w:rPr>
+          <w:color w:val="0070C0"/>
         </w:rPr>
         <w:t xml:space="preserve">    @Override</w:t>
       </w:r>
@@ -8563,13 +8505,11 @@
         <w:spacing w:before="0" w:line="276" w:lineRule="auto"/>
         <w:rPr>
           <w:color w:val="0070C0"/>
-          <w:lang/>
-        </w:rPr>
-      </w:pPr>
-      <w:r>
-        <w:rPr>
-          <w:color w:val="0070C0"/>
-          <w:lang/>
+        </w:rPr>
+      </w:pPr>
+      <w:r>
+        <w:rPr>
+          <w:color w:val="0070C0"/>
         </w:rPr>
         <w:t xml:space="preserve">    public String toString() {</w:t>
       </w:r>
@@ -8580,13 +8520,11 @@
         <w:spacing w:before="0" w:line="276" w:lineRule="auto"/>
         <w:rPr>
           <w:color w:val="0070C0"/>
-          <w:lang/>
-        </w:rPr>
-      </w:pPr>
-      <w:r>
-        <w:rPr>
-          <w:color w:val="0070C0"/>
-          <w:lang/>
+        </w:rPr>
+      </w:pPr>
+      <w:r>
+        <w:rPr>
+          <w:color w:val="0070C0"/>
         </w:rPr>
         <w:t xml:space="preserve">        return "Task ID: " + id</w:t>
       </w:r>
@@ -8597,13 +8535,11 @@
         <w:spacing w:before="0" w:line="276" w:lineRule="auto"/>
         <w:rPr>
           <w:color w:val="0070C0"/>
-          <w:lang/>
-        </w:rPr>
-      </w:pPr>
-      <w:r>
-        <w:rPr>
-          <w:color w:val="0070C0"/>
-          <w:lang/>
+        </w:rPr>
+      </w:pPr>
+      <w:r>
+        <w:rPr>
+          <w:color w:val="0070C0"/>
         </w:rPr>
         <w:t xml:space="preserve">                + ", Name: " + name</w:t>
       </w:r>
@@ -8614,13 +8550,11 @@
         <w:spacing w:before="0" w:line="276" w:lineRule="auto"/>
         <w:rPr>
           <w:color w:val="0070C0"/>
-          <w:lang/>
-        </w:rPr>
-      </w:pPr>
-      <w:r>
-        <w:rPr>
-          <w:color w:val="0070C0"/>
-          <w:lang/>
+        </w:rPr>
+      </w:pPr>
+      <w:r>
+        <w:rPr>
+          <w:color w:val="0070C0"/>
         </w:rPr>
         <w:t xml:space="preserve">                + ", Priority: " + priority;</w:t>
       </w:r>
@@ -8631,13 +8565,11 @@
         <w:spacing w:before="0" w:line="276" w:lineRule="auto"/>
         <w:rPr>
           <w:color w:val="0070C0"/>
-          <w:lang/>
-        </w:rPr>
-      </w:pPr>
-      <w:r>
-        <w:rPr>
-          <w:color w:val="0070C0"/>
-          <w:lang/>
+        </w:rPr>
+      </w:pPr>
+      <w:r>
+        <w:rPr>
+          <w:color w:val="0070C0"/>
         </w:rPr>
         <w:t xml:space="preserve">    }</w:t>
       </w:r>
@@ -8648,13 +8580,11 @@
         <w:spacing w:before="0" w:line="276" w:lineRule="auto"/>
         <w:rPr>
           <w:color w:val="0070C0"/>
-          <w:lang/>
-        </w:rPr>
-      </w:pPr>
-      <w:r>
-        <w:rPr>
-          <w:color w:val="0070C0"/>
-          <w:lang/>
+        </w:rPr>
+      </w:pPr>
+      <w:r>
+        <w:rPr>
+          <w:color w:val="0070C0"/>
         </w:rPr>
         <w:t>}</w:t>
       </w:r>
@@ -8664,13 +8594,11 @@
         <w:pStyle w:val="IT245"/>
         <w:rPr>
           <w:b/>
-          <w:lang/>
         </w:rPr>
       </w:pPr>
       <w:r>
         <w:rPr>
           <w:b/>
-          <w:lang/>
         </w:rPr>
         <w:t>5.2 ArrayList Task Scheduler</w:t>
       </w:r>
@@ -8678,14 +8606,8 @@
     <w:p>
       <w:pPr>
         <w:pStyle w:val="IT245"/>
-        <w:rPr>
-          <w:lang/>
-        </w:rPr>
-      </w:pPr>
-      <w:r>
-        <w:rPr>
-          <w:lang/>
-        </w:rPr>
+      </w:pPr>
+      <w:r>
         <w:lastRenderedPageBreak/>
         <w:t>The first implementation uses an ArrayList. Each new task is inserted into its correct position according to priority and arrival order. A smaller priority value indicates a more urgent task.</w:t>
       </w:r>
@@ -8696,13 +8618,11 @@
         <w:spacing w:before="0" w:line="276" w:lineRule="auto"/>
         <w:rPr>
           <w:color w:val="0070C0"/>
-          <w:lang/>
-        </w:rPr>
-      </w:pPr>
-      <w:r>
-        <w:rPr>
-          <w:color w:val="0070C0"/>
-          <w:lang/>
+        </w:rPr>
+      </w:pPr>
+      <w:r>
+        <w:rPr>
+          <w:color w:val="0070C0"/>
         </w:rPr>
         <w:t>import java.util.ArrayList;</w:t>
       </w:r>
@@ -8713,23 +8633,20 @@
         <w:spacing w:before="0" w:line="276" w:lineRule="auto"/>
         <w:rPr>
           <w:color w:val="0070C0"/>
-          <w:lang/>
-        </w:rPr>
-      </w:pPr>
-    </w:p>
-    <w:p>
-      <w:pPr>
-        <w:pStyle w:val="IT245"/>
-        <w:spacing w:before="0" w:line="276" w:lineRule="auto"/>
-        <w:rPr>
-          <w:color w:val="0070C0"/>
-          <w:lang/>
-        </w:rPr>
-      </w:pPr>
-      <w:r>
-        <w:rPr>
-          <w:color w:val="0070C0"/>
-          <w:lang/>
+        </w:rPr>
+      </w:pPr>
+    </w:p>
+    <w:p>
+      <w:pPr>
+        <w:pStyle w:val="IT245"/>
+        <w:spacing w:before="0" w:line="276" w:lineRule="auto"/>
+        <w:rPr>
+          <w:color w:val="0070C0"/>
+        </w:rPr>
+      </w:pPr>
+      <w:r>
+        <w:rPr>
+          <w:color w:val="0070C0"/>
         </w:rPr>
         <w:t>public class ArrayListTaskScheduler {</w:t>
       </w:r>
@@ -8740,13 +8657,11 @@
         <w:spacing w:before="0" w:line="276" w:lineRule="auto"/>
         <w:rPr>
           <w:color w:val="0070C0"/>
-          <w:lang/>
-        </w:rPr>
-      </w:pPr>
-      <w:r>
-        <w:rPr>
-          <w:color w:val="0070C0"/>
-          <w:lang/>
+        </w:rPr>
+      </w:pPr>
+      <w:r>
+        <w:rPr>
+          <w:color w:val="0070C0"/>
         </w:rPr>
         <w:t xml:space="preserve">    private ArrayList&lt;Task&gt; tasks;</w:t>
       </w:r>
@@ -8757,13 +8672,11 @@
         <w:spacing w:before="0" w:line="276" w:lineRule="auto"/>
         <w:rPr>
           <w:color w:val="0070C0"/>
-          <w:lang/>
-        </w:rPr>
-      </w:pPr>
-      <w:r>
-        <w:rPr>
-          <w:color w:val="0070C0"/>
-          <w:lang/>
+        </w:rPr>
+      </w:pPr>
+      <w:r>
+        <w:rPr>
+          <w:color w:val="0070C0"/>
         </w:rPr>
         <w:t xml:space="preserve">    private long sequence;</w:t>
       </w:r>
@@ -8774,23 +8687,20 @@
         <w:spacing w:before="0" w:line="276" w:lineRule="auto"/>
         <w:rPr>
           <w:color w:val="0070C0"/>
-          <w:lang/>
-        </w:rPr>
-      </w:pPr>
-    </w:p>
-    <w:p>
-      <w:pPr>
-        <w:pStyle w:val="IT245"/>
-        <w:spacing w:before="0" w:line="276" w:lineRule="auto"/>
-        <w:rPr>
-          <w:color w:val="0070C0"/>
-          <w:lang/>
-        </w:rPr>
-      </w:pPr>
-      <w:r>
-        <w:rPr>
-          <w:color w:val="0070C0"/>
-          <w:lang/>
+        </w:rPr>
+      </w:pPr>
+    </w:p>
+    <w:p>
+      <w:pPr>
+        <w:pStyle w:val="IT245"/>
+        <w:spacing w:before="0" w:line="276" w:lineRule="auto"/>
+        <w:rPr>
+          <w:color w:val="0070C0"/>
+        </w:rPr>
+      </w:pPr>
+      <w:r>
+        <w:rPr>
+          <w:color w:val="0070C0"/>
         </w:rPr>
         <w:t xml:space="preserve">    public ArrayListTaskScheduler() {</w:t>
       </w:r>
@@ -8801,13 +8711,11 @@
         <w:spacing w:before="0" w:line="276" w:lineRule="auto"/>
         <w:rPr>
           <w:color w:val="0070C0"/>
-          <w:lang/>
-        </w:rPr>
-      </w:pPr>
-      <w:r>
-        <w:rPr>
-          <w:color w:val="0070C0"/>
-          <w:lang/>
+        </w:rPr>
+      </w:pPr>
+      <w:r>
+        <w:rPr>
+          <w:color w:val="0070C0"/>
         </w:rPr>
         <w:t xml:space="preserve">        tasks = new ArrayList&lt;&gt;();</w:t>
       </w:r>
@@ -8818,13 +8726,11 @@
         <w:spacing w:before="0" w:line="276" w:lineRule="auto"/>
         <w:rPr>
           <w:color w:val="0070C0"/>
-          <w:lang/>
-        </w:rPr>
-      </w:pPr>
-      <w:r>
-        <w:rPr>
-          <w:color w:val="0070C0"/>
-          <w:lang/>
+        </w:rPr>
+      </w:pPr>
+      <w:r>
+        <w:rPr>
+          <w:color w:val="0070C0"/>
         </w:rPr>
         <w:t xml:space="preserve">        sequence = 0;</w:t>
       </w:r>
@@ -8835,13 +8741,11 @@
         <w:spacing w:before="0" w:line="276" w:lineRule="auto"/>
         <w:rPr>
           <w:color w:val="0070C0"/>
-          <w:lang/>
-        </w:rPr>
-      </w:pPr>
-      <w:r>
-        <w:rPr>
-          <w:color w:val="0070C0"/>
-          <w:lang/>
+        </w:rPr>
+      </w:pPr>
+      <w:r>
+        <w:rPr>
+          <w:color w:val="0070C0"/>
         </w:rPr>
         <w:t xml:space="preserve">    }</w:t>
       </w:r>
@@ -8852,23 +8756,20 @@
         <w:spacing w:before="0" w:line="276" w:lineRule="auto"/>
         <w:rPr>
           <w:color w:val="0070C0"/>
-          <w:lang/>
-        </w:rPr>
-      </w:pPr>
-    </w:p>
-    <w:p>
-      <w:pPr>
-        <w:pStyle w:val="IT245"/>
-        <w:spacing w:before="0" w:line="276" w:lineRule="auto"/>
-        <w:rPr>
-          <w:color w:val="0070C0"/>
-          <w:lang/>
-        </w:rPr>
-      </w:pPr>
-      <w:r>
-        <w:rPr>
-          <w:color w:val="0070C0"/>
-          <w:lang/>
+        </w:rPr>
+      </w:pPr>
+    </w:p>
+    <w:p>
+      <w:pPr>
+        <w:pStyle w:val="IT245"/>
+        <w:spacing w:before="0" w:line="276" w:lineRule="auto"/>
+        <w:rPr>
+          <w:color w:val="0070C0"/>
+        </w:rPr>
+      </w:pPr>
+      <w:r>
+        <w:rPr>
+          <w:color w:val="0070C0"/>
         </w:rPr>
         <w:t xml:space="preserve">    public void addTask(int id, String name, int priority) {</w:t>
       </w:r>
@@ -8879,13 +8780,11 @@
         <w:spacing w:before="0" w:line="276" w:lineRule="auto"/>
         <w:rPr>
           <w:color w:val="0070C0"/>
-          <w:lang/>
-        </w:rPr>
-      </w:pPr>
-      <w:r>
-        <w:rPr>
-          <w:color w:val="0070C0"/>
-          <w:lang/>
+        </w:rPr>
+      </w:pPr>
+      <w:r>
+        <w:rPr>
+          <w:color w:val="0070C0"/>
         </w:rPr>
         <w:t xml:space="preserve">        if (name == null || name.trim().isEmpty()) {</w:t>
       </w:r>
@@ -8896,13 +8795,11 @@
         <w:spacing w:before="0" w:line="276" w:lineRule="auto"/>
         <w:rPr>
           <w:color w:val="0070C0"/>
-          <w:lang/>
-        </w:rPr>
-      </w:pPr>
-      <w:r>
-        <w:rPr>
-          <w:color w:val="0070C0"/>
-          <w:lang/>
+        </w:rPr>
+      </w:pPr>
+      <w:r>
+        <w:rPr>
+          <w:color w:val="0070C0"/>
         </w:rPr>
         <w:t xml:space="preserve">            System.out.println("Task name cannot be empty.");</w:t>
       </w:r>
@@ -8913,13 +8810,11 @@
         <w:spacing w:before="0" w:line="276" w:lineRule="auto"/>
         <w:rPr>
           <w:color w:val="0070C0"/>
-          <w:lang/>
-        </w:rPr>
-      </w:pPr>
-      <w:r>
-        <w:rPr>
-          <w:color w:val="0070C0"/>
-          <w:lang/>
+        </w:rPr>
+      </w:pPr>
+      <w:r>
+        <w:rPr>
+          <w:color w:val="0070C0"/>
         </w:rPr>
         <w:t xml:space="preserve">            return;</w:t>
       </w:r>
@@ -8930,13 +8825,11 @@
         <w:spacing w:before="0" w:line="276" w:lineRule="auto"/>
         <w:rPr>
           <w:color w:val="0070C0"/>
-          <w:lang/>
-        </w:rPr>
-      </w:pPr>
-      <w:r>
-        <w:rPr>
-          <w:color w:val="0070C0"/>
-          <w:lang/>
+        </w:rPr>
+      </w:pPr>
+      <w:r>
+        <w:rPr>
+          <w:color w:val="0070C0"/>
         </w:rPr>
         <w:t xml:space="preserve">        }</w:t>
       </w:r>
@@ -8947,23 +8840,20 @@
         <w:spacing w:before="0" w:line="276" w:lineRule="auto"/>
         <w:rPr>
           <w:color w:val="0070C0"/>
-          <w:lang/>
-        </w:rPr>
-      </w:pPr>
-    </w:p>
-    <w:p>
-      <w:pPr>
-        <w:pStyle w:val="IT245"/>
-        <w:spacing w:before="0" w:line="276" w:lineRule="auto"/>
-        <w:rPr>
-          <w:color w:val="0070C0"/>
-          <w:lang/>
-        </w:rPr>
-      </w:pPr>
-      <w:r>
-        <w:rPr>
-          <w:color w:val="0070C0"/>
-          <w:lang/>
+        </w:rPr>
+      </w:pPr>
+    </w:p>
+    <w:p>
+      <w:pPr>
+        <w:pStyle w:val="IT245"/>
+        <w:spacing w:before="0" w:line="276" w:lineRule="auto"/>
+        <w:rPr>
+          <w:color w:val="0070C0"/>
+        </w:rPr>
+      </w:pPr>
+      <w:r>
+        <w:rPr>
+          <w:color w:val="0070C0"/>
         </w:rPr>
         <w:t xml:space="preserve">        if (priority &lt; 1) {</w:t>
       </w:r>
@@ -8974,13 +8864,11 @@
         <w:spacing w:before="0" w:line="276" w:lineRule="auto"/>
         <w:rPr>
           <w:color w:val="0070C0"/>
-          <w:lang/>
-        </w:rPr>
-      </w:pPr>
-      <w:r>
-        <w:rPr>
-          <w:color w:val="0070C0"/>
-          <w:lang/>
+        </w:rPr>
+      </w:pPr>
+      <w:r>
+        <w:rPr>
+          <w:color w:val="0070C0"/>
         </w:rPr>
         <w:t xml:space="preserve">            System.out.println("Priority must be 1 or greater.");</w:t>
       </w:r>
@@ -8991,13 +8879,11 @@
         <w:spacing w:before="0" w:line="276" w:lineRule="auto"/>
         <w:rPr>
           <w:color w:val="0070C0"/>
-          <w:lang/>
-        </w:rPr>
-      </w:pPr>
-      <w:r>
-        <w:rPr>
-          <w:color w:val="0070C0"/>
-          <w:lang/>
+        </w:rPr>
+      </w:pPr>
+      <w:r>
+        <w:rPr>
+          <w:color w:val="0070C0"/>
         </w:rPr>
         <w:t xml:space="preserve">            return;</w:t>
       </w:r>
@@ -9008,13 +8894,11 @@
         <w:spacing w:before="0" w:line="276" w:lineRule="auto"/>
         <w:rPr>
           <w:color w:val="0070C0"/>
-          <w:lang/>
-        </w:rPr>
-      </w:pPr>
-      <w:r>
-        <w:rPr>
-          <w:color w:val="0070C0"/>
-          <w:lang/>
+        </w:rPr>
+      </w:pPr>
+      <w:r>
+        <w:rPr>
+          <w:color w:val="0070C0"/>
         </w:rPr>
         <w:t xml:space="preserve">        }</w:t>
       </w:r>
@@ -9025,23 +8909,20 @@
         <w:spacing w:before="0" w:line="276" w:lineRule="auto"/>
         <w:rPr>
           <w:color w:val="0070C0"/>
-          <w:lang/>
-        </w:rPr>
-      </w:pPr>
-    </w:p>
-    <w:p>
-      <w:pPr>
-        <w:pStyle w:val="IT245"/>
-        <w:spacing w:before="0" w:line="276" w:lineRule="auto"/>
-        <w:rPr>
-          <w:color w:val="0070C0"/>
-          <w:lang/>
-        </w:rPr>
-      </w:pPr>
-      <w:r>
-        <w:rPr>
-          <w:color w:val="0070C0"/>
-          <w:lang/>
+        </w:rPr>
+      </w:pPr>
+    </w:p>
+    <w:p>
+      <w:pPr>
+        <w:pStyle w:val="IT245"/>
+        <w:spacing w:before="0" w:line="276" w:lineRule="auto"/>
+        <w:rPr>
+          <w:color w:val="0070C0"/>
+        </w:rPr>
+      </w:pPr>
+      <w:r>
+        <w:rPr>
+          <w:color w:val="0070C0"/>
         </w:rPr>
         <w:t xml:space="preserve">        Task newTask = new Task(id, name, priority, sequence++);</w:t>
       </w:r>
@@ -9052,13 +8933,11 @@
         <w:spacing w:before="0" w:line="276" w:lineRule="auto"/>
         <w:rPr>
           <w:color w:val="0070C0"/>
-          <w:lang/>
-        </w:rPr>
-      </w:pPr>
-      <w:r>
-        <w:rPr>
-          <w:color w:val="0070C0"/>
-          <w:lang/>
+        </w:rPr>
+      </w:pPr>
+      <w:r>
+        <w:rPr>
+          <w:color w:val="0070C0"/>
         </w:rPr>
         <w:t xml:space="preserve">        int position = 0;</w:t>
       </w:r>
@@ -9069,23 +8948,20 @@
         <w:spacing w:before="0" w:line="276" w:lineRule="auto"/>
         <w:rPr>
           <w:color w:val="0070C0"/>
-          <w:lang/>
-        </w:rPr>
-      </w:pPr>
-    </w:p>
-    <w:p>
-      <w:pPr>
-        <w:pStyle w:val="IT245"/>
-        <w:spacing w:before="0" w:line="276" w:lineRule="auto"/>
-        <w:rPr>
-          <w:color w:val="0070C0"/>
-          <w:lang/>
-        </w:rPr>
-      </w:pPr>
-      <w:r>
-        <w:rPr>
-          <w:color w:val="0070C0"/>
-          <w:lang/>
+        </w:rPr>
+      </w:pPr>
+    </w:p>
+    <w:p>
+      <w:pPr>
+        <w:pStyle w:val="IT245"/>
+        <w:spacing w:before="0" w:line="276" w:lineRule="auto"/>
+        <w:rPr>
+          <w:color w:val="0070C0"/>
+        </w:rPr>
+      </w:pPr>
+      <w:r>
+        <w:rPr>
+          <w:color w:val="0070C0"/>
         </w:rPr>
         <w:t xml:space="preserve">        while (position &lt; tasks.size()) {</w:t>
       </w:r>
@@ -9096,13 +8972,11 @@
         <w:spacing w:before="0" w:line="276" w:lineRule="auto"/>
         <w:rPr>
           <w:color w:val="0070C0"/>
-          <w:lang/>
-        </w:rPr>
-      </w:pPr>
-      <w:r>
-        <w:rPr>
-          <w:color w:val="0070C0"/>
-          <w:lang/>
+        </w:rPr>
+      </w:pPr>
+      <w:r>
+        <w:rPr>
+          <w:color w:val="0070C0"/>
         </w:rPr>
         <w:t xml:space="preserve">            Task currentTask = tasks.get(position);</w:t>
       </w:r>
@@ -9113,23 +8987,20 @@
         <w:spacing w:before="0" w:line="276" w:lineRule="auto"/>
         <w:rPr>
           <w:color w:val="0070C0"/>
-          <w:lang/>
-        </w:rPr>
-      </w:pPr>
-    </w:p>
-    <w:p>
-      <w:pPr>
-        <w:pStyle w:val="IT245"/>
-        <w:spacing w:before="0" w:line="276" w:lineRule="auto"/>
-        <w:rPr>
-          <w:color w:val="0070C0"/>
-          <w:lang/>
-        </w:rPr>
-      </w:pPr>
-      <w:r>
-        <w:rPr>
-          <w:color w:val="0070C0"/>
-          <w:lang/>
+        </w:rPr>
+      </w:pPr>
+    </w:p>
+    <w:p>
+      <w:pPr>
+        <w:pStyle w:val="IT245"/>
+        <w:spacing w:before="0" w:line="276" w:lineRule="auto"/>
+        <w:rPr>
+          <w:color w:val="0070C0"/>
+        </w:rPr>
+      </w:pPr>
+      <w:r>
+        <w:rPr>
+          <w:color w:val="0070C0"/>
         </w:rPr>
         <w:t xml:space="preserve">            if (newTask.getPriority()</w:t>
       </w:r>
@@ -9140,13 +9011,11 @@
         <w:spacing w:before="0" w:line="276" w:lineRule="auto"/>
         <w:rPr>
           <w:color w:val="0070C0"/>
-          <w:lang/>
-        </w:rPr>
-      </w:pPr>
-      <w:r>
-        <w:rPr>
-          <w:color w:val="0070C0"/>
-          <w:lang/>
+        </w:rPr>
+      </w:pPr>
+      <w:r>
+        <w:rPr>
+          <w:color w:val="0070C0"/>
         </w:rPr>
         <w:t xml:space="preserve">                    &lt; currentTask.getPriority()) {</w:t>
       </w:r>
@@ -9157,13 +9026,11 @@
         <w:spacing w:before="0" w:line="276" w:lineRule="auto"/>
         <w:rPr>
           <w:color w:val="0070C0"/>
-          <w:lang/>
-        </w:rPr>
-      </w:pPr>
-      <w:r>
-        <w:rPr>
-          <w:color w:val="0070C0"/>
-          <w:lang/>
+        </w:rPr>
+      </w:pPr>
+      <w:r>
+        <w:rPr>
+          <w:color w:val="0070C0"/>
         </w:rPr>
         <w:t xml:space="preserve">                break;</w:t>
       </w:r>
@@ -9174,13 +9041,11 @@
         <w:spacing w:before="0" w:line="276" w:lineRule="auto"/>
         <w:rPr>
           <w:color w:val="0070C0"/>
-          <w:lang/>
-        </w:rPr>
-      </w:pPr>
-      <w:r>
-        <w:rPr>
-          <w:color w:val="0070C0"/>
-          <w:lang/>
+        </w:rPr>
+      </w:pPr>
+      <w:r>
+        <w:rPr>
+          <w:color w:val="0070C0"/>
         </w:rPr>
         <w:lastRenderedPageBreak/>
         <w:t xml:space="preserve">            }</w:t>
@@ -9192,23 +9057,20 @@
         <w:spacing w:before="0" w:line="276" w:lineRule="auto"/>
         <w:rPr>
           <w:color w:val="0070C0"/>
-          <w:lang/>
-        </w:rPr>
-      </w:pPr>
-    </w:p>
-    <w:p>
-      <w:pPr>
-        <w:pStyle w:val="IT245"/>
-        <w:spacing w:before="0" w:line="276" w:lineRule="auto"/>
-        <w:rPr>
-          <w:color w:val="0070C0"/>
-          <w:lang/>
-        </w:rPr>
-      </w:pPr>
-      <w:r>
-        <w:rPr>
-          <w:color w:val="0070C0"/>
-          <w:lang/>
+        </w:rPr>
+      </w:pPr>
+    </w:p>
+    <w:p>
+      <w:pPr>
+        <w:pStyle w:val="IT245"/>
+        <w:spacing w:before="0" w:line="276" w:lineRule="auto"/>
+        <w:rPr>
+          <w:color w:val="0070C0"/>
+        </w:rPr>
+      </w:pPr>
+      <w:r>
+        <w:rPr>
+          <w:color w:val="0070C0"/>
         </w:rPr>
         <w:t xml:space="preserve">            if (newTask.getPriority()</w:t>
       </w:r>
@@ -9219,13 +9081,11 @@
         <w:spacing w:before="0" w:line="276" w:lineRule="auto"/>
         <w:rPr>
           <w:color w:val="0070C0"/>
-          <w:lang/>
-        </w:rPr>
-      </w:pPr>
-      <w:r>
-        <w:rPr>
-          <w:color w:val="0070C0"/>
-          <w:lang/>
+        </w:rPr>
+      </w:pPr>
+      <w:r>
+        <w:rPr>
+          <w:color w:val="0070C0"/>
         </w:rPr>
         <w:t xml:space="preserve">                    == currentTask.getPriority()</w:t>
       </w:r>
@@ -9236,13 +9096,11 @@
         <w:spacing w:before="0" w:line="276" w:lineRule="auto"/>
         <w:rPr>
           <w:color w:val="0070C0"/>
-          <w:lang/>
-        </w:rPr>
-      </w:pPr>
-      <w:r>
-        <w:rPr>
-          <w:color w:val="0070C0"/>
-          <w:lang/>
+        </w:rPr>
+      </w:pPr>
+      <w:r>
+        <w:rPr>
+          <w:color w:val="0070C0"/>
         </w:rPr>
         <w:t xml:space="preserve">                    &amp;&amp; newTask.getArrivalOrder()</w:t>
       </w:r>
@@ -9253,13 +9111,11 @@
         <w:spacing w:before="0" w:line="276" w:lineRule="auto"/>
         <w:rPr>
           <w:color w:val="0070C0"/>
-          <w:lang/>
-        </w:rPr>
-      </w:pPr>
-      <w:r>
-        <w:rPr>
-          <w:color w:val="0070C0"/>
-          <w:lang/>
+        </w:rPr>
+      </w:pPr>
+      <w:r>
+        <w:rPr>
+          <w:color w:val="0070C0"/>
         </w:rPr>
         <w:t xml:space="preserve">                    &lt; currentTask.getArrivalOrder()) {</w:t>
       </w:r>
@@ -9270,13 +9126,11 @@
         <w:spacing w:before="0" w:line="276" w:lineRule="auto"/>
         <w:rPr>
           <w:color w:val="0070C0"/>
-          <w:lang/>
-        </w:rPr>
-      </w:pPr>
-      <w:r>
-        <w:rPr>
-          <w:color w:val="0070C0"/>
-          <w:lang/>
+        </w:rPr>
+      </w:pPr>
+      <w:r>
+        <w:rPr>
+          <w:color w:val="0070C0"/>
         </w:rPr>
         <w:t xml:space="preserve">                break;</w:t>
       </w:r>
@@ -9287,13 +9141,11 @@
         <w:spacing w:before="0" w:line="276" w:lineRule="auto"/>
         <w:rPr>
           <w:color w:val="0070C0"/>
-          <w:lang/>
-        </w:rPr>
-      </w:pPr>
-      <w:r>
-        <w:rPr>
-          <w:color w:val="0070C0"/>
-          <w:lang/>
+        </w:rPr>
+      </w:pPr>
+      <w:r>
+        <w:rPr>
+          <w:color w:val="0070C0"/>
         </w:rPr>
         <w:t xml:space="preserve">            }</w:t>
       </w:r>
@@ -9304,23 +9156,20 @@
         <w:spacing w:before="0" w:line="276" w:lineRule="auto"/>
         <w:rPr>
           <w:color w:val="0070C0"/>
-          <w:lang/>
-        </w:rPr>
-      </w:pPr>
-    </w:p>
-    <w:p>
-      <w:pPr>
-        <w:pStyle w:val="IT245"/>
-        <w:spacing w:before="0" w:line="276" w:lineRule="auto"/>
-        <w:rPr>
-          <w:color w:val="0070C0"/>
-          <w:lang/>
-        </w:rPr>
-      </w:pPr>
-      <w:r>
-        <w:rPr>
-          <w:color w:val="0070C0"/>
-          <w:lang/>
+        </w:rPr>
+      </w:pPr>
+    </w:p>
+    <w:p>
+      <w:pPr>
+        <w:pStyle w:val="IT245"/>
+        <w:spacing w:before="0" w:line="276" w:lineRule="auto"/>
+        <w:rPr>
+          <w:color w:val="0070C0"/>
+        </w:rPr>
+      </w:pPr>
+      <w:r>
+        <w:rPr>
+          <w:color w:val="0070C0"/>
         </w:rPr>
         <w:t xml:space="preserve">            position++;</w:t>
       </w:r>
@@ -9331,13 +9180,11 @@
         <w:spacing w:before="0" w:line="276" w:lineRule="auto"/>
         <w:rPr>
           <w:color w:val="0070C0"/>
-          <w:lang/>
-        </w:rPr>
-      </w:pPr>
-      <w:r>
-        <w:rPr>
-          <w:color w:val="0070C0"/>
-          <w:lang/>
+        </w:rPr>
+      </w:pPr>
+      <w:r>
+        <w:rPr>
+          <w:color w:val="0070C0"/>
         </w:rPr>
         <w:t xml:space="preserve">        }</w:t>
       </w:r>
@@ -9348,23 +9195,20 @@
         <w:spacing w:before="0" w:line="276" w:lineRule="auto"/>
         <w:rPr>
           <w:color w:val="0070C0"/>
-          <w:lang/>
-        </w:rPr>
-      </w:pPr>
-    </w:p>
-    <w:p>
-      <w:pPr>
-        <w:pStyle w:val="IT245"/>
-        <w:spacing w:before="0" w:line="276" w:lineRule="auto"/>
-        <w:rPr>
-          <w:color w:val="0070C0"/>
-          <w:lang/>
-        </w:rPr>
-      </w:pPr>
-      <w:r>
-        <w:rPr>
-          <w:color w:val="0070C0"/>
-          <w:lang/>
+        </w:rPr>
+      </w:pPr>
+    </w:p>
+    <w:p>
+      <w:pPr>
+        <w:pStyle w:val="IT245"/>
+        <w:spacing w:before="0" w:line="276" w:lineRule="auto"/>
+        <w:rPr>
+          <w:color w:val="0070C0"/>
+        </w:rPr>
+      </w:pPr>
+      <w:r>
+        <w:rPr>
+          <w:color w:val="0070C0"/>
         </w:rPr>
         <w:t xml:space="preserve">        tasks.add(position, newTask);</w:t>
       </w:r>
@@ -9375,13 +9219,11 @@
         <w:spacing w:before="0" w:line="276" w:lineRule="auto"/>
         <w:rPr>
           <w:color w:val="0070C0"/>
-          <w:lang/>
-        </w:rPr>
-      </w:pPr>
-      <w:r>
-        <w:rPr>
-          <w:color w:val="0070C0"/>
-          <w:lang/>
+        </w:rPr>
+      </w:pPr>
+      <w:r>
+        <w:rPr>
+          <w:color w:val="0070C0"/>
         </w:rPr>
         <w:t xml:space="preserve">    }</w:t>
       </w:r>
@@ -9392,23 +9234,20 @@
         <w:spacing w:before="0" w:line="276" w:lineRule="auto"/>
         <w:rPr>
           <w:color w:val="0070C0"/>
-          <w:lang/>
-        </w:rPr>
-      </w:pPr>
-    </w:p>
-    <w:p>
-      <w:pPr>
-        <w:pStyle w:val="IT245"/>
-        <w:spacing w:before="0" w:line="276" w:lineRule="auto"/>
-        <w:rPr>
-          <w:color w:val="0070C0"/>
-          <w:lang/>
-        </w:rPr>
-      </w:pPr>
-      <w:r>
-        <w:rPr>
-          <w:color w:val="0070C0"/>
-          <w:lang/>
+        </w:rPr>
+      </w:pPr>
+    </w:p>
+    <w:p>
+      <w:pPr>
+        <w:pStyle w:val="IT245"/>
+        <w:spacing w:before="0" w:line="276" w:lineRule="auto"/>
+        <w:rPr>
+          <w:color w:val="0070C0"/>
+        </w:rPr>
+      </w:pPr>
+      <w:r>
+        <w:rPr>
+          <w:color w:val="0070C0"/>
         </w:rPr>
         <w:t xml:space="preserve">    public Task viewNextTask() {</w:t>
       </w:r>
@@ -9419,13 +9258,11 @@
         <w:spacing w:before="0" w:line="276" w:lineRule="auto"/>
         <w:rPr>
           <w:color w:val="0070C0"/>
-          <w:lang/>
-        </w:rPr>
-      </w:pPr>
-      <w:r>
-        <w:rPr>
-          <w:color w:val="0070C0"/>
-          <w:lang/>
+        </w:rPr>
+      </w:pPr>
+      <w:r>
+        <w:rPr>
+          <w:color w:val="0070C0"/>
         </w:rPr>
         <w:t xml:space="preserve">        if (tasks.isEmpty()) {</w:t>
       </w:r>
@@ -9436,13 +9273,11 @@
         <w:spacing w:before="0" w:line="276" w:lineRule="auto"/>
         <w:rPr>
           <w:color w:val="0070C0"/>
-          <w:lang/>
-        </w:rPr>
-      </w:pPr>
-      <w:r>
-        <w:rPr>
-          <w:color w:val="0070C0"/>
-          <w:lang/>
+        </w:rPr>
+      </w:pPr>
+      <w:r>
+        <w:rPr>
+          <w:color w:val="0070C0"/>
         </w:rPr>
         <w:t xml:space="preserve">            return null;</w:t>
       </w:r>
@@ -9453,13 +9288,11 @@
         <w:spacing w:before="0" w:line="276" w:lineRule="auto"/>
         <w:rPr>
           <w:color w:val="0070C0"/>
-          <w:lang/>
-        </w:rPr>
-      </w:pPr>
-      <w:r>
-        <w:rPr>
-          <w:color w:val="0070C0"/>
-          <w:lang/>
+        </w:rPr>
+      </w:pPr>
+      <w:r>
+        <w:rPr>
+          <w:color w:val="0070C0"/>
         </w:rPr>
         <w:t xml:space="preserve">        }</w:t>
       </w:r>
@@ -9470,23 +9303,20 @@
         <w:spacing w:before="0" w:line="276" w:lineRule="auto"/>
         <w:rPr>
           <w:color w:val="0070C0"/>
-          <w:lang/>
-        </w:rPr>
-      </w:pPr>
-    </w:p>
-    <w:p>
-      <w:pPr>
-        <w:pStyle w:val="IT245"/>
-        <w:spacing w:before="0" w:line="276" w:lineRule="auto"/>
-        <w:rPr>
-          <w:color w:val="0070C0"/>
-          <w:lang/>
-        </w:rPr>
-      </w:pPr>
-      <w:r>
-        <w:rPr>
-          <w:color w:val="0070C0"/>
-          <w:lang/>
+        </w:rPr>
+      </w:pPr>
+    </w:p>
+    <w:p>
+      <w:pPr>
+        <w:pStyle w:val="IT245"/>
+        <w:spacing w:before="0" w:line="276" w:lineRule="auto"/>
+        <w:rPr>
+          <w:color w:val="0070C0"/>
+        </w:rPr>
+      </w:pPr>
+      <w:r>
+        <w:rPr>
+          <w:color w:val="0070C0"/>
         </w:rPr>
         <w:t xml:space="preserve">        return tasks.get(0);</w:t>
       </w:r>
@@ -9497,13 +9327,11 @@
         <w:spacing w:before="0" w:line="276" w:lineRule="auto"/>
         <w:rPr>
           <w:color w:val="0070C0"/>
-          <w:lang/>
-        </w:rPr>
-      </w:pPr>
-      <w:r>
-        <w:rPr>
-          <w:color w:val="0070C0"/>
-          <w:lang/>
+        </w:rPr>
+      </w:pPr>
+      <w:r>
+        <w:rPr>
+          <w:color w:val="0070C0"/>
         </w:rPr>
         <w:t xml:space="preserve">    }</w:t>
       </w:r>
@@ -9514,23 +9342,20 @@
         <w:spacing w:before="0" w:line="276" w:lineRule="auto"/>
         <w:rPr>
           <w:color w:val="0070C0"/>
-          <w:lang/>
-        </w:rPr>
-      </w:pPr>
-    </w:p>
-    <w:p>
-      <w:pPr>
-        <w:pStyle w:val="IT245"/>
-        <w:spacing w:before="0" w:line="276" w:lineRule="auto"/>
-        <w:rPr>
-          <w:color w:val="0070C0"/>
-          <w:lang/>
-        </w:rPr>
-      </w:pPr>
-      <w:r>
-        <w:rPr>
-          <w:color w:val="0070C0"/>
-          <w:lang/>
+        </w:rPr>
+      </w:pPr>
+    </w:p>
+    <w:p>
+      <w:pPr>
+        <w:pStyle w:val="IT245"/>
+        <w:spacing w:before="0" w:line="276" w:lineRule="auto"/>
+        <w:rPr>
+          <w:color w:val="0070C0"/>
+        </w:rPr>
+      </w:pPr>
+      <w:r>
+        <w:rPr>
+          <w:color w:val="0070C0"/>
         </w:rPr>
         <w:t xml:space="preserve">    public Task processNextTask() {</w:t>
       </w:r>
@@ -9541,13 +9366,11 @@
         <w:spacing w:before="0" w:line="276" w:lineRule="auto"/>
         <w:rPr>
           <w:color w:val="0070C0"/>
-          <w:lang/>
-        </w:rPr>
-      </w:pPr>
-      <w:r>
-        <w:rPr>
-          <w:color w:val="0070C0"/>
-          <w:lang/>
+        </w:rPr>
+      </w:pPr>
+      <w:r>
+        <w:rPr>
+          <w:color w:val="0070C0"/>
         </w:rPr>
         <w:t xml:space="preserve">        if (tasks.isEmpty()) {</w:t>
       </w:r>
@@ -9558,13 +9381,11 @@
         <w:spacing w:before="0" w:line="276" w:lineRule="auto"/>
         <w:rPr>
           <w:color w:val="0070C0"/>
-          <w:lang/>
-        </w:rPr>
-      </w:pPr>
-      <w:r>
-        <w:rPr>
-          <w:color w:val="0070C0"/>
-          <w:lang/>
+        </w:rPr>
+      </w:pPr>
+      <w:r>
+        <w:rPr>
+          <w:color w:val="0070C0"/>
         </w:rPr>
         <w:t xml:space="preserve">            return null;</w:t>
       </w:r>
@@ -9575,13 +9396,11 @@
         <w:spacing w:before="0" w:line="276" w:lineRule="auto"/>
         <w:rPr>
           <w:color w:val="0070C0"/>
-          <w:lang/>
-        </w:rPr>
-      </w:pPr>
-      <w:r>
-        <w:rPr>
-          <w:color w:val="0070C0"/>
-          <w:lang/>
+        </w:rPr>
+      </w:pPr>
+      <w:r>
+        <w:rPr>
+          <w:color w:val="0070C0"/>
         </w:rPr>
         <w:t xml:space="preserve">        }</w:t>
       </w:r>
@@ -9592,23 +9411,20 @@
         <w:spacing w:before="0" w:line="276" w:lineRule="auto"/>
         <w:rPr>
           <w:color w:val="0070C0"/>
-          <w:lang/>
-        </w:rPr>
-      </w:pPr>
-    </w:p>
-    <w:p>
-      <w:pPr>
-        <w:pStyle w:val="IT245"/>
-        <w:spacing w:before="0" w:line="276" w:lineRule="auto"/>
-        <w:rPr>
-          <w:color w:val="0070C0"/>
-          <w:lang/>
-        </w:rPr>
-      </w:pPr>
-      <w:r>
-        <w:rPr>
-          <w:color w:val="0070C0"/>
-          <w:lang/>
+        </w:rPr>
+      </w:pPr>
+    </w:p>
+    <w:p>
+      <w:pPr>
+        <w:pStyle w:val="IT245"/>
+        <w:spacing w:before="0" w:line="276" w:lineRule="auto"/>
+        <w:rPr>
+          <w:color w:val="0070C0"/>
+        </w:rPr>
+      </w:pPr>
+      <w:r>
+        <w:rPr>
+          <w:color w:val="0070C0"/>
         </w:rPr>
         <w:t xml:space="preserve">        return tasks.remove(0);</w:t>
       </w:r>
@@ -9619,13 +9435,11 @@
         <w:spacing w:before="0" w:line="276" w:lineRule="auto"/>
         <w:rPr>
           <w:color w:val="0070C0"/>
-          <w:lang/>
-        </w:rPr>
-      </w:pPr>
-      <w:r>
-        <w:rPr>
-          <w:color w:val="0070C0"/>
-          <w:lang/>
+        </w:rPr>
+      </w:pPr>
+      <w:r>
+        <w:rPr>
+          <w:color w:val="0070C0"/>
         </w:rPr>
         <w:t xml:space="preserve">    }</w:t>
       </w:r>
@@ -9636,23 +9450,20 @@
         <w:spacing w:before="0" w:line="276" w:lineRule="auto"/>
         <w:rPr>
           <w:color w:val="0070C0"/>
-          <w:lang/>
-        </w:rPr>
-      </w:pPr>
-    </w:p>
-    <w:p>
-      <w:pPr>
-        <w:pStyle w:val="IT245"/>
-        <w:spacing w:before="0" w:line="276" w:lineRule="auto"/>
-        <w:rPr>
-          <w:color w:val="0070C0"/>
-          <w:lang/>
-        </w:rPr>
-      </w:pPr>
-      <w:r>
-        <w:rPr>
-          <w:color w:val="0070C0"/>
-          <w:lang/>
+        </w:rPr>
+      </w:pPr>
+    </w:p>
+    <w:p>
+      <w:pPr>
+        <w:pStyle w:val="IT245"/>
+        <w:spacing w:before="0" w:line="276" w:lineRule="auto"/>
+        <w:rPr>
+          <w:color w:val="0070C0"/>
+        </w:rPr>
+      </w:pPr>
+      <w:r>
+        <w:rPr>
+          <w:color w:val="0070C0"/>
         </w:rPr>
         <w:t xml:space="preserve">    public void displayTasks() {</w:t>
       </w:r>
@@ -9663,13 +9474,11 @@
         <w:spacing w:before="0" w:line="276" w:lineRule="auto"/>
         <w:rPr>
           <w:color w:val="0070C0"/>
-          <w:lang/>
-        </w:rPr>
-      </w:pPr>
-      <w:r>
-        <w:rPr>
-          <w:color w:val="0070C0"/>
-          <w:lang/>
+        </w:rPr>
+      </w:pPr>
+      <w:r>
+        <w:rPr>
+          <w:color w:val="0070C0"/>
         </w:rPr>
         <w:t xml:space="preserve">        if (tasks.isEmpty()) {</w:t>
       </w:r>
@@ -9680,13 +9489,11 @@
         <w:spacing w:before="0" w:line="276" w:lineRule="auto"/>
         <w:rPr>
           <w:color w:val="0070C0"/>
-          <w:lang/>
-        </w:rPr>
-      </w:pPr>
-      <w:r>
-        <w:rPr>
-          <w:color w:val="0070C0"/>
-          <w:lang/>
+        </w:rPr>
+      </w:pPr>
+      <w:r>
+        <w:rPr>
+          <w:color w:val="0070C0"/>
         </w:rPr>
         <w:t xml:space="preserve">            System.out.println("No pending tasks.");</w:t>
       </w:r>
@@ -9697,13 +9504,11 @@
         <w:spacing w:before="0" w:line="276" w:lineRule="auto"/>
         <w:rPr>
           <w:color w:val="0070C0"/>
-          <w:lang/>
-        </w:rPr>
-      </w:pPr>
-      <w:r>
-        <w:rPr>
-          <w:color w:val="0070C0"/>
-          <w:lang/>
+        </w:rPr>
+      </w:pPr>
+      <w:r>
+        <w:rPr>
+          <w:color w:val="0070C0"/>
         </w:rPr>
         <w:t xml:space="preserve">            return;</w:t>
       </w:r>
@@ -9714,13 +9519,11 @@
         <w:spacing w:before="0" w:line="276" w:lineRule="auto"/>
         <w:rPr>
           <w:color w:val="0070C0"/>
-          <w:lang/>
-        </w:rPr>
-      </w:pPr>
-      <w:r>
-        <w:rPr>
-          <w:color w:val="0070C0"/>
-          <w:lang/>
+        </w:rPr>
+      </w:pPr>
+      <w:r>
+        <w:rPr>
+          <w:color w:val="0070C0"/>
         </w:rPr>
         <w:lastRenderedPageBreak/>
         <w:t xml:space="preserve">        }</w:t>
@@ -9732,23 +9535,20 @@
         <w:spacing w:before="0" w:line="276" w:lineRule="auto"/>
         <w:rPr>
           <w:color w:val="0070C0"/>
-          <w:lang/>
-        </w:rPr>
-      </w:pPr>
-    </w:p>
-    <w:p>
-      <w:pPr>
-        <w:pStyle w:val="IT245"/>
-        <w:spacing w:before="0" w:line="276" w:lineRule="auto"/>
-        <w:rPr>
-          <w:color w:val="0070C0"/>
-          <w:lang/>
-        </w:rPr>
-      </w:pPr>
-      <w:r>
-        <w:rPr>
-          <w:color w:val="0070C0"/>
-          <w:lang/>
+        </w:rPr>
+      </w:pPr>
+    </w:p>
+    <w:p>
+      <w:pPr>
+        <w:pStyle w:val="IT245"/>
+        <w:spacing w:before="0" w:line="276" w:lineRule="auto"/>
+        <w:rPr>
+          <w:color w:val="0070C0"/>
+        </w:rPr>
+      </w:pPr>
+      <w:r>
+        <w:rPr>
+          <w:color w:val="0070C0"/>
         </w:rPr>
         <w:t xml:space="preserve">        for (Task task : tasks) {</w:t>
       </w:r>
@@ -9759,13 +9559,11 @@
         <w:spacing w:before="0" w:line="276" w:lineRule="auto"/>
         <w:rPr>
           <w:color w:val="0070C0"/>
-          <w:lang/>
-        </w:rPr>
-      </w:pPr>
-      <w:r>
-        <w:rPr>
-          <w:color w:val="0070C0"/>
-          <w:lang/>
+        </w:rPr>
+      </w:pPr>
+      <w:r>
+        <w:rPr>
+          <w:color w:val="0070C0"/>
         </w:rPr>
         <w:t xml:space="preserve">            System.out.println(task);</w:t>
       </w:r>
@@ -9776,13 +9574,11 @@
         <w:spacing w:before="0" w:line="276" w:lineRule="auto"/>
         <w:rPr>
           <w:color w:val="0070C0"/>
-          <w:lang/>
-        </w:rPr>
-      </w:pPr>
-      <w:r>
-        <w:rPr>
-          <w:color w:val="0070C0"/>
-          <w:lang/>
+        </w:rPr>
+      </w:pPr>
+      <w:r>
+        <w:rPr>
+          <w:color w:val="0070C0"/>
         </w:rPr>
         <w:t xml:space="preserve">        }</w:t>
       </w:r>
@@ -9793,13 +9589,11 @@
         <w:spacing w:before="0" w:line="276" w:lineRule="auto"/>
         <w:rPr>
           <w:color w:val="0070C0"/>
-          <w:lang/>
-        </w:rPr>
-      </w:pPr>
-      <w:r>
-        <w:rPr>
-          <w:color w:val="0070C0"/>
-          <w:lang/>
+        </w:rPr>
+      </w:pPr>
+      <w:r>
+        <w:rPr>
+          <w:color w:val="0070C0"/>
         </w:rPr>
         <w:t xml:space="preserve">    }</w:t>
       </w:r>
@@ -9810,23 +9604,20 @@
         <w:spacing w:before="0" w:line="276" w:lineRule="auto"/>
         <w:rPr>
           <w:color w:val="0070C0"/>
-          <w:lang/>
-        </w:rPr>
-      </w:pPr>
-    </w:p>
-    <w:p>
-      <w:pPr>
-        <w:pStyle w:val="IT245"/>
-        <w:spacing w:before="0" w:line="276" w:lineRule="auto"/>
-        <w:rPr>
-          <w:color w:val="0070C0"/>
-          <w:lang/>
-        </w:rPr>
-      </w:pPr>
-      <w:r>
-        <w:rPr>
-          <w:color w:val="0070C0"/>
-          <w:lang/>
+        </w:rPr>
+      </w:pPr>
+    </w:p>
+    <w:p>
+      <w:pPr>
+        <w:pStyle w:val="IT245"/>
+        <w:spacing w:before="0" w:line="276" w:lineRule="auto"/>
+        <w:rPr>
+          <w:color w:val="0070C0"/>
+        </w:rPr>
+      </w:pPr>
+      <w:r>
+        <w:rPr>
+          <w:color w:val="0070C0"/>
         </w:rPr>
         <w:t xml:space="preserve">    public boolean isEmpty() {</w:t>
       </w:r>
@@ -9837,13 +9628,11 @@
         <w:spacing w:before="0" w:line="276" w:lineRule="auto"/>
         <w:rPr>
           <w:color w:val="0070C0"/>
-          <w:lang/>
-        </w:rPr>
-      </w:pPr>
-      <w:r>
-        <w:rPr>
-          <w:color w:val="0070C0"/>
-          <w:lang/>
+        </w:rPr>
+      </w:pPr>
+      <w:r>
+        <w:rPr>
+          <w:color w:val="0070C0"/>
         </w:rPr>
         <w:t xml:space="preserve">        return tasks.isEmpty();</w:t>
       </w:r>
@@ -9854,13 +9643,11 @@
         <w:spacing w:before="0" w:line="276" w:lineRule="auto"/>
         <w:rPr>
           <w:color w:val="0070C0"/>
-          <w:lang/>
-        </w:rPr>
-      </w:pPr>
-      <w:r>
-        <w:rPr>
-          <w:color w:val="0070C0"/>
-          <w:lang/>
+        </w:rPr>
+      </w:pPr>
+      <w:r>
+        <w:rPr>
+          <w:color w:val="0070C0"/>
         </w:rPr>
         <w:t xml:space="preserve">    }</w:t>
       </w:r>
@@ -9871,13 +9658,11 @@
         <w:spacing w:before="0" w:line="276" w:lineRule="auto"/>
         <w:rPr>
           <w:color w:val="0070C0"/>
-          <w:lang/>
-        </w:rPr>
-      </w:pPr>
-      <w:r>
-        <w:rPr>
-          <w:color w:val="0070C0"/>
-          <w:lang/>
+        </w:rPr>
+      </w:pPr>
+      <w:r>
+        <w:rPr>
+          <w:color w:val="0070C0"/>
         </w:rPr>
         <w:t>}</w:t>
       </w:r>
@@ -9885,14 +9670,8 @@
     <w:p>
       <w:pPr>
         <w:pStyle w:val="IT245"/>
-        <w:rPr>
-          <w:lang/>
-        </w:rPr>
-      </w:pPr>
-      <w:r>
-        <w:rPr>
-          <w:lang/>
-        </w:rPr>
+      </w:pPr>
+      <w:r>
         <w:t>The addTask() method creates a task and scans the list until it finds the correct insertion position. The displayTasks() method prints tasks directly because the ArrayList is already maintained in processing order. The processNextTask() method removes the first task because index zero always contains the most urgent pending task.</w:t>
       </w:r>
     </w:p>
@@ -9905,14 +9684,1681 @@
           <w:color w:val="auto"/>
           <w:sz w:val="24"/>
           <w:szCs w:val="24"/>
+        </w:rPr>
+      </w:pPr>
+    </w:p>
+    <w:p>
+      <w:pPr>
+        <w:pStyle w:val="IT245"/>
+        <w:rPr>
+          <w:b/>
           <w:lang/>
+        </w:rPr>
+      </w:pPr>
+      <w:r>
+        <w:rPr>
+          <w:b/>
+          <w:lang/>
+        </w:rPr>
+        <w:t>5.3 Heap Task Scheduler</w:t>
+      </w:r>
+    </w:p>
+    <w:p>
+      <w:pPr>
+        <w:pStyle w:val="IT245"/>
+        <w:rPr>
+          <w:lang/>
+        </w:rPr>
+      </w:pPr>
+      <w:r>
+        <w:rPr>
+          <w:lang/>
+        </w:rPr>
+        <w:t>The second implementation uses a PriorityQueue, which is supported by a binary heap. A comparator orders tasks by priority first and arrival order second.</w:t>
+      </w:r>
+    </w:p>
+    <w:p>
+      <w:pPr>
+        <w:pStyle w:val="IT245"/>
+        <w:spacing w:before="0" w:line="276" w:lineRule="auto"/>
+        <w:rPr>
+          <w:color w:val="0070C0"/>
+          <w:lang/>
+        </w:rPr>
+      </w:pPr>
+      <w:r>
+        <w:rPr>
+          <w:color w:val="0070C0"/>
+          <w:lang/>
+        </w:rPr>
+        <w:t>import java.util.Comparator;</w:t>
+      </w:r>
+    </w:p>
+    <w:p>
+      <w:pPr>
+        <w:pStyle w:val="IT245"/>
+        <w:spacing w:before="0" w:line="276" w:lineRule="auto"/>
+        <w:rPr>
+          <w:color w:val="0070C0"/>
+          <w:lang/>
+        </w:rPr>
+      </w:pPr>
+      <w:r>
+        <w:rPr>
+          <w:color w:val="0070C0"/>
+          <w:lang/>
+        </w:rPr>
+        <w:t>import java.util.PriorityQueue;</w:t>
+      </w:r>
+    </w:p>
+    <w:p>
+      <w:pPr>
+        <w:pStyle w:val="IT245"/>
+        <w:spacing w:before="0" w:line="276" w:lineRule="auto"/>
+        <w:rPr>
+          <w:color w:val="0070C0"/>
+          <w:lang/>
+        </w:rPr>
+      </w:pPr>
+    </w:p>
+    <w:p>
+      <w:pPr>
+        <w:pStyle w:val="IT245"/>
+        <w:spacing w:before="0" w:line="276" w:lineRule="auto"/>
+        <w:rPr>
+          <w:color w:val="0070C0"/>
+          <w:lang/>
+        </w:rPr>
+      </w:pPr>
+      <w:r>
+        <w:rPr>
+          <w:color w:val="0070C0"/>
+          <w:lang/>
+        </w:rPr>
+        <w:t>public class HeapTaskScheduler {</w:t>
+      </w:r>
+    </w:p>
+    <w:p>
+      <w:pPr>
+        <w:pStyle w:val="IT245"/>
+        <w:spacing w:before="0" w:line="276" w:lineRule="auto"/>
+        <w:rPr>
+          <w:color w:val="0070C0"/>
+          <w:lang/>
+        </w:rPr>
+      </w:pPr>
+      <w:r>
+        <w:rPr>
+          <w:color w:val="0070C0"/>
+          <w:lang/>
+        </w:rPr>
+        <w:t xml:space="preserve">    private PriorityQueue&lt;Task&gt; tasks;</w:t>
+      </w:r>
+    </w:p>
+    <w:p>
+      <w:pPr>
+        <w:pStyle w:val="IT245"/>
+        <w:spacing w:before="0" w:line="276" w:lineRule="auto"/>
+        <w:rPr>
+          <w:color w:val="0070C0"/>
+          <w:lang/>
+        </w:rPr>
+      </w:pPr>
+      <w:r>
+        <w:rPr>
+          <w:color w:val="0070C0"/>
+          <w:lang/>
+        </w:rPr>
+        <w:t xml:space="preserve">    private long sequence;</w:t>
+      </w:r>
+    </w:p>
+    <w:p>
+      <w:pPr>
+        <w:pStyle w:val="IT245"/>
+        <w:spacing w:before="0" w:line="276" w:lineRule="auto"/>
+        <w:rPr>
+          <w:color w:val="0070C0"/>
+          <w:lang/>
+        </w:rPr>
+      </w:pPr>
+    </w:p>
+    <w:p>
+      <w:pPr>
+        <w:pStyle w:val="IT245"/>
+        <w:spacing w:before="0" w:line="276" w:lineRule="auto"/>
+        <w:rPr>
+          <w:color w:val="0070C0"/>
+          <w:lang/>
+        </w:rPr>
+      </w:pPr>
+      <w:r>
+        <w:rPr>
+          <w:color w:val="0070C0"/>
+          <w:lang/>
+        </w:rPr>
+        <w:t xml:space="preserve">    public HeapTaskScheduler() {</w:t>
+      </w:r>
+    </w:p>
+    <w:p>
+      <w:pPr>
+        <w:pStyle w:val="IT245"/>
+        <w:spacing w:before="0" w:line="276" w:lineRule="auto"/>
+        <w:rPr>
+          <w:color w:val="0070C0"/>
+          <w:lang/>
+        </w:rPr>
+      </w:pPr>
+      <w:r>
+        <w:rPr>
+          <w:color w:val="0070C0"/>
+          <w:lang/>
+        </w:rPr>
+        <w:t xml:space="preserve">        Comparator&lt;Task&gt; taskComparator =</w:t>
+      </w:r>
+    </w:p>
+    <w:p>
+      <w:pPr>
+        <w:pStyle w:val="IT245"/>
+        <w:spacing w:before="0" w:line="276" w:lineRule="auto"/>
+        <w:rPr>
+          <w:color w:val="0070C0"/>
+          <w:lang/>
+        </w:rPr>
+      </w:pPr>
+      <w:r>
+        <w:rPr>
+          <w:color w:val="0070C0"/>
+          <w:lang/>
+        </w:rPr>
+        <w:t xml:space="preserve">                Comparator.comparingInt(Task::getPriority)</w:t>
+      </w:r>
+    </w:p>
+    <w:p>
+      <w:pPr>
+        <w:pStyle w:val="IT245"/>
+        <w:spacing w:before="0" w:line="276" w:lineRule="auto"/>
+        <w:rPr>
+          <w:color w:val="0070C0"/>
+          <w:lang/>
+        </w:rPr>
+      </w:pPr>
+      <w:r>
+        <w:rPr>
+          <w:color w:val="0070C0"/>
+          <w:lang/>
+        </w:rPr>
+        <w:t xml:space="preserve">                          .thenComparingLong(Task::getArrivalOrder);</w:t>
+      </w:r>
+    </w:p>
+    <w:p>
+      <w:pPr>
+        <w:pStyle w:val="IT245"/>
+        <w:spacing w:before="0" w:line="276" w:lineRule="auto"/>
+        <w:rPr>
+          <w:color w:val="0070C0"/>
+          <w:lang/>
+        </w:rPr>
+      </w:pPr>
+    </w:p>
+    <w:p>
+      <w:pPr>
+        <w:pStyle w:val="IT245"/>
+        <w:spacing w:before="0" w:line="276" w:lineRule="auto"/>
+        <w:rPr>
+          <w:color w:val="0070C0"/>
+          <w:lang/>
+        </w:rPr>
+      </w:pPr>
+      <w:r>
+        <w:rPr>
+          <w:color w:val="0070C0"/>
+          <w:lang/>
+        </w:rPr>
+        <w:lastRenderedPageBreak/>
+        <w:t xml:space="preserve">        tasks = new PriorityQueue&lt;&gt;(taskComparator);</w:t>
+      </w:r>
+    </w:p>
+    <w:p>
+      <w:pPr>
+        <w:pStyle w:val="IT245"/>
+        <w:spacing w:before="0" w:line="276" w:lineRule="auto"/>
+        <w:rPr>
+          <w:color w:val="0070C0"/>
+          <w:lang/>
+        </w:rPr>
+      </w:pPr>
+      <w:r>
+        <w:rPr>
+          <w:color w:val="0070C0"/>
+          <w:lang/>
+        </w:rPr>
+        <w:t xml:space="preserve">        sequence = 0;</w:t>
+      </w:r>
+    </w:p>
+    <w:p>
+      <w:pPr>
+        <w:pStyle w:val="IT245"/>
+        <w:spacing w:before="0" w:line="276" w:lineRule="auto"/>
+        <w:rPr>
+          <w:color w:val="0070C0"/>
+          <w:lang/>
+        </w:rPr>
+      </w:pPr>
+      <w:r>
+        <w:rPr>
+          <w:color w:val="0070C0"/>
+          <w:lang/>
+        </w:rPr>
+        <w:t xml:space="preserve">    }</w:t>
+      </w:r>
+    </w:p>
+    <w:p>
+      <w:pPr>
+        <w:pStyle w:val="IT245"/>
+        <w:spacing w:before="0" w:line="276" w:lineRule="auto"/>
+        <w:rPr>
+          <w:color w:val="0070C0"/>
+          <w:lang/>
+        </w:rPr>
+      </w:pPr>
+    </w:p>
+    <w:p>
+      <w:pPr>
+        <w:pStyle w:val="IT245"/>
+        <w:spacing w:before="0" w:line="276" w:lineRule="auto"/>
+        <w:rPr>
+          <w:color w:val="0070C0"/>
+          <w:lang/>
+        </w:rPr>
+      </w:pPr>
+      <w:r>
+        <w:rPr>
+          <w:color w:val="0070C0"/>
+          <w:lang/>
+        </w:rPr>
+        <w:t xml:space="preserve">    public void addTask(int id, String name, int priority) {</w:t>
+      </w:r>
+    </w:p>
+    <w:p>
+      <w:pPr>
+        <w:pStyle w:val="IT245"/>
+        <w:spacing w:before="0" w:line="276" w:lineRule="auto"/>
+        <w:rPr>
+          <w:color w:val="0070C0"/>
+          <w:lang/>
+        </w:rPr>
+      </w:pPr>
+      <w:r>
+        <w:rPr>
+          <w:color w:val="0070C0"/>
+          <w:lang/>
+        </w:rPr>
+        <w:t xml:space="preserve">        if (name == null || name.trim().isEmpty()) {</w:t>
+      </w:r>
+    </w:p>
+    <w:p>
+      <w:pPr>
+        <w:pStyle w:val="IT245"/>
+        <w:spacing w:before="0" w:line="276" w:lineRule="auto"/>
+        <w:rPr>
+          <w:color w:val="0070C0"/>
+          <w:lang/>
+        </w:rPr>
+      </w:pPr>
+      <w:r>
+        <w:rPr>
+          <w:color w:val="0070C0"/>
+          <w:lang/>
+        </w:rPr>
+        <w:t xml:space="preserve">            System.out.println("Task name cannot be empty.");</w:t>
+      </w:r>
+    </w:p>
+    <w:p>
+      <w:pPr>
+        <w:pStyle w:val="IT245"/>
+        <w:spacing w:before="0" w:line="276" w:lineRule="auto"/>
+        <w:rPr>
+          <w:color w:val="0070C0"/>
+          <w:lang/>
+        </w:rPr>
+      </w:pPr>
+      <w:r>
+        <w:rPr>
+          <w:color w:val="0070C0"/>
+          <w:lang/>
+        </w:rPr>
+        <w:t xml:space="preserve">            return;</w:t>
+      </w:r>
+    </w:p>
+    <w:p>
+      <w:pPr>
+        <w:pStyle w:val="IT245"/>
+        <w:spacing w:before="0" w:line="276" w:lineRule="auto"/>
+        <w:rPr>
+          <w:color w:val="0070C0"/>
+          <w:lang/>
+        </w:rPr>
+      </w:pPr>
+      <w:r>
+        <w:rPr>
+          <w:color w:val="0070C0"/>
+          <w:lang/>
+        </w:rPr>
+        <w:t xml:space="preserve">        }</w:t>
+      </w:r>
+    </w:p>
+    <w:p>
+      <w:pPr>
+        <w:pStyle w:val="IT245"/>
+        <w:spacing w:before="0" w:line="276" w:lineRule="auto"/>
+        <w:rPr>
+          <w:color w:val="0070C0"/>
+          <w:lang/>
+        </w:rPr>
+      </w:pPr>
+    </w:p>
+    <w:p>
+      <w:pPr>
+        <w:pStyle w:val="IT245"/>
+        <w:spacing w:before="0" w:line="276" w:lineRule="auto"/>
+        <w:rPr>
+          <w:color w:val="0070C0"/>
+          <w:lang/>
+        </w:rPr>
+      </w:pPr>
+      <w:r>
+        <w:rPr>
+          <w:color w:val="0070C0"/>
+          <w:lang/>
+        </w:rPr>
+        <w:t xml:space="preserve">        if (priority &lt; 1) {</w:t>
+      </w:r>
+    </w:p>
+    <w:p>
+      <w:pPr>
+        <w:pStyle w:val="IT245"/>
+        <w:spacing w:before="0" w:line="276" w:lineRule="auto"/>
+        <w:rPr>
+          <w:color w:val="0070C0"/>
+          <w:lang/>
+        </w:rPr>
+      </w:pPr>
+      <w:r>
+        <w:rPr>
+          <w:color w:val="0070C0"/>
+          <w:lang/>
+        </w:rPr>
+        <w:t xml:space="preserve">            System.out.println("Priority must be 1 or greater.");</w:t>
+      </w:r>
+    </w:p>
+    <w:p>
+      <w:pPr>
+        <w:pStyle w:val="IT245"/>
+        <w:spacing w:before="0" w:line="276" w:lineRule="auto"/>
+        <w:rPr>
+          <w:color w:val="0070C0"/>
+          <w:lang/>
+        </w:rPr>
+      </w:pPr>
+      <w:r>
+        <w:rPr>
+          <w:color w:val="0070C0"/>
+          <w:lang/>
+        </w:rPr>
+        <w:t xml:space="preserve">            return;</w:t>
+      </w:r>
+    </w:p>
+    <w:p>
+      <w:pPr>
+        <w:pStyle w:val="IT245"/>
+        <w:spacing w:before="0" w:line="276" w:lineRule="auto"/>
+        <w:rPr>
+          <w:color w:val="0070C0"/>
+          <w:lang/>
+        </w:rPr>
+      </w:pPr>
+      <w:r>
+        <w:rPr>
+          <w:color w:val="0070C0"/>
+          <w:lang/>
+        </w:rPr>
+        <w:t xml:space="preserve">        }</w:t>
+      </w:r>
+    </w:p>
+    <w:p>
+      <w:pPr>
+        <w:pStyle w:val="IT245"/>
+        <w:spacing w:before="0" w:line="276" w:lineRule="auto"/>
+        <w:rPr>
+          <w:color w:val="0070C0"/>
+          <w:lang/>
+        </w:rPr>
+      </w:pPr>
+    </w:p>
+    <w:p>
+      <w:pPr>
+        <w:pStyle w:val="IT245"/>
+        <w:spacing w:before="0" w:line="276" w:lineRule="auto"/>
+        <w:rPr>
+          <w:color w:val="0070C0"/>
+          <w:lang/>
+        </w:rPr>
+      </w:pPr>
+      <w:r>
+        <w:rPr>
+          <w:color w:val="0070C0"/>
+          <w:lang/>
+        </w:rPr>
+        <w:t xml:space="preserve">        Task newTask = new Task(id, name, priority, sequence++);</w:t>
+      </w:r>
+    </w:p>
+    <w:p>
+      <w:pPr>
+        <w:pStyle w:val="IT245"/>
+        <w:spacing w:before="0" w:line="276" w:lineRule="auto"/>
+        <w:rPr>
+          <w:color w:val="0070C0"/>
+          <w:lang/>
+        </w:rPr>
+      </w:pPr>
+      <w:r>
+        <w:rPr>
+          <w:color w:val="0070C0"/>
+          <w:lang/>
+        </w:rPr>
+        <w:t xml:space="preserve">        tasks.offer(newTask);</w:t>
+      </w:r>
+    </w:p>
+    <w:p>
+      <w:pPr>
+        <w:pStyle w:val="IT245"/>
+        <w:spacing w:before="0" w:line="276" w:lineRule="auto"/>
+        <w:rPr>
+          <w:color w:val="0070C0"/>
+          <w:lang/>
+        </w:rPr>
+      </w:pPr>
+      <w:r>
+        <w:rPr>
+          <w:color w:val="0070C0"/>
+          <w:lang/>
+        </w:rPr>
+        <w:t xml:space="preserve">    }</w:t>
+      </w:r>
+    </w:p>
+    <w:p>
+      <w:pPr>
+        <w:pStyle w:val="IT245"/>
+        <w:spacing w:before="0" w:line="276" w:lineRule="auto"/>
+        <w:rPr>
+          <w:color w:val="0070C0"/>
+          <w:lang/>
+        </w:rPr>
+      </w:pPr>
+    </w:p>
+    <w:p>
+      <w:pPr>
+        <w:pStyle w:val="IT245"/>
+        <w:spacing w:before="0" w:line="276" w:lineRule="auto"/>
+        <w:rPr>
+          <w:color w:val="0070C0"/>
+          <w:lang/>
+        </w:rPr>
+      </w:pPr>
+      <w:r>
+        <w:rPr>
+          <w:color w:val="0070C0"/>
+          <w:lang/>
+        </w:rPr>
+        <w:t xml:space="preserve">    public Task viewNextTask() {</w:t>
+      </w:r>
+    </w:p>
+    <w:p>
+      <w:pPr>
+        <w:pStyle w:val="IT245"/>
+        <w:spacing w:before="0" w:line="276" w:lineRule="auto"/>
+        <w:rPr>
+          <w:color w:val="0070C0"/>
+          <w:lang/>
+        </w:rPr>
+      </w:pPr>
+      <w:r>
+        <w:rPr>
+          <w:color w:val="0070C0"/>
+          <w:lang/>
+        </w:rPr>
+        <w:t xml:space="preserve">        return tasks.peek();</w:t>
+      </w:r>
+    </w:p>
+    <w:p>
+      <w:pPr>
+        <w:pStyle w:val="IT245"/>
+        <w:spacing w:before="0" w:line="276" w:lineRule="auto"/>
+        <w:rPr>
+          <w:color w:val="0070C0"/>
+          <w:lang/>
+        </w:rPr>
+      </w:pPr>
+      <w:r>
+        <w:rPr>
+          <w:color w:val="0070C0"/>
+          <w:lang/>
+        </w:rPr>
+        <w:t xml:space="preserve">    }</w:t>
+      </w:r>
+    </w:p>
+    <w:p>
+      <w:pPr>
+        <w:pStyle w:val="IT245"/>
+        <w:spacing w:before="0" w:line="276" w:lineRule="auto"/>
+        <w:rPr>
+          <w:color w:val="0070C0"/>
+          <w:lang/>
+        </w:rPr>
+      </w:pPr>
+    </w:p>
+    <w:p>
+      <w:pPr>
+        <w:pStyle w:val="IT245"/>
+        <w:spacing w:before="0" w:line="276" w:lineRule="auto"/>
+        <w:rPr>
+          <w:color w:val="0070C0"/>
+          <w:lang/>
+        </w:rPr>
+      </w:pPr>
+      <w:r>
+        <w:rPr>
+          <w:color w:val="0070C0"/>
+          <w:lang/>
+        </w:rPr>
+        <w:t xml:space="preserve">    public Task processNextTask() {</w:t>
+      </w:r>
+    </w:p>
+    <w:p>
+      <w:pPr>
+        <w:pStyle w:val="IT245"/>
+        <w:spacing w:before="0" w:line="276" w:lineRule="auto"/>
+        <w:rPr>
+          <w:color w:val="0070C0"/>
+          <w:lang/>
+        </w:rPr>
+      </w:pPr>
+      <w:r>
+        <w:rPr>
+          <w:color w:val="0070C0"/>
+          <w:lang/>
+        </w:rPr>
+        <w:t xml:space="preserve">        return tasks.poll();</w:t>
+      </w:r>
+    </w:p>
+    <w:p>
+      <w:pPr>
+        <w:pStyle w:val="IT245"/>
+        <w:spacing w:before="0" w:line="276" w:lineRule="auto"/>
+        <w:rPr>
+          <w:color w:val="0070C0"/>
+          <w:lang/>
+        </w:rPr>
+      </w:pPr>
+      <w:r>
+        <w:rPr>
+          <w:color w:val="0070C0"/>
+          <w:lang/>
+        </w:rPr>
+        <w:t xml:space="preserve">    }</w:t>
+      </w:r>
+    </w:p>
+    <w:p>
+      <w:pPr>
+        <w:pStyle w:val="IT245"/>
+        <w:spacing w:before="0" w:line="276" w:lineRule="auto"/>
+        <w:rPr>
+          <w:color w:val="0070C0"/>
+          <w:lang/>
+        </w:rPr>
+      </w:pPr>
+    </w:p>
+    <w:p>
+      <w:pPr>
+        <w:pStyle w:val="IT245"/>
+        <w:spacing w:before="0" w:line="276" w:lineRule="auto"/>
+        <w:rPr>
+          <w:color w:val="0070C0"/>
+          <w:lang/>
+        </w:rPr>
+      </w:pPr>
+      <w:r>
+        <w:rPr>
+          <w:color w:val="0070C0"/>
+          <w:lang/>
+        </w:rPr>
+        <w:t xml:space="preserve">    public void displayTasks() {</w:t>
+      </w:r>
+    </w:p>
+    <w:p>
+      <w:pPr>
+        <w:pStyle w:val="IT245"/>
+        <w:spacing w:before="0" w:line="276" w:lineRule="auto"/>
+        <w:rPr>
+          <w:color w:val="0070C0"/>
+          <w:lang/>
+        </w:rPr>
+      </w:pPr>
+      <w:r>
+        <w:rPr>
+          <w:color w:val="0070C0"/>
+          <w:lang/>
+        </w:rPr>
+        <w:t xml:space="preserve">        if (tasks.isEmpty()) {</w:t>
+      </w:r>
+    </w:p>
+    <w:p>
+      <w:pPr>
+        <w:pStyle w:val="IT245"/>
+        <w:spacing w:before="0" w:line="276" w:lineRule="auto"/>
+        <w:rPr>
+          <w:color w:val="0070C0"/>
+          <w:lang/>
+        </w:rPr>
+      </w:pPr>
+      <w:r>
+        <w:rPr>
+          <w:color w:val="0070C0"/>
+          <w:lang/>
+        </w:rPr>
+        <w:t xml:space="preserve">            System.out.println("No pending tasks.");</w:t>
+      </w:r>
+    </w:p>
+    <w:p>
+      <w:pPr>
+        <w:pStyle w:val="IT245"/>
+        <w:spacing w:before="0" w:line="276" w:lineRule="auto"/>
+        <w:rPr>
+          <w:color w:val="0070C0"/>
+          <w:lang/>
+        </w:rPr>
+      </w:pPr>
+      <w:r>
+        <w:rPr>
+          <w:color w:val="0070C0"/>
+          <w:lang/>
+        </w:rPr>
+        <w:t xml:space="preserve">            return;</w:t>
+      </w:r>
+    </w:p>
+    <w:p>
+      <w:pPr>
+        <w:pStyle w:val="IT245"/>
+        <w:spacing w:before="0" w:line="276" w:lineRule="auto"/>
+        <w:rPr>
+          <w:color w:val="0070C0"/>
+          <w:lang/>
+        </w:rPr>
+      </w:pPr>
+      <w:r>
+        <w:rPr>
+          <w:color w:val="0070C0"/>
+          <w:lang/>
+        </w:rPr>
+        <w:t xml:space="preserve">        }</w:t>
+      </w:r>
+    </w:p>
+    <w:p>
+      <w:pPr>
+        <w:pStyle w:val="IT245"/>
+        <w:spacing w:before="0" w:line="276" w:lineRule="auto"/>
+        <w:rPr>
+          <w:color w:val="0070C0"/>
+          <w:lang/>
+        </w:rPr>
+      </w:pPr>
+    </w:p>
+    <w:p>
+      <w:pPr>
+        <w:pStyle w:val="IT245"/>
+        <w:spacing w:before="0" w:line="276" w:lineRule="auto"/>
+        <w:rPr>
+          <w:color w:val="0070C0"/>
+          <w:lang/>
+        </w:rPr>
+      </w:pPr>
+      <w:r>
+        <w:rPr>
+          <w:color w:val="0070C0"/>
+          <w:lang/>
+        </w:rPr>
+        <w:t xml:space="preserve">        PriorityQueue&lt;Task&gt; copy = new PriorityQueue&lt;&gt;(tasks);</w:t>
+      </w:r>
+    </w:p>
+    <w:p>
+      <w:pPr>
+        <w:pStyle w:val="IT245"/>
+        <w:spacing w:before="0" w:line="276" w:lineRule="auto"/>
+        <w:rPr>
+          <w:color w:val="0070C0"/>
+          <w:lang/>
+        </w:rPr>
+      </w:pPr>
+    </w:p>
+    <w:p>
+      <w:pPr>
+        <w:pStyle w:val="IT245"/>
+        <w:spacing w:before="0" w:line="276" w:lineRule="auto"/>
+        <w:rPr>
+          <w:color w:val="0070C0"/>
+          <w:lang/>
+        </w:rPr>
+      </w:pPr>
+      <w:r>
+        <w:rPr>
+          <w:color w:val="0070C0"/>
+          <w:lang/>
+        </w:rPr>
+        <w:lastRenderedPageBreak/>
+        <w:t xml:space="preserve">        while (!copy.isEmpty()) {</w:t>
+      </w:r>
+    </w:p>
+    <w:p>
+      <w:pPr>
+        <w:pStyle w:val="IT245"/>
+        <w:spacing w:before="0" w:line="276" w:lineRule="auto"/>
+        <w:rPr>
+          <w:color w:val="0070C0"/>
+          <w:lang/>
+        </w:rPr>
+      </w:pPr>
+      <w:r>
+        <w:rPr>
+          <w:color w:val="0070C0"/>
+          <w:lang/>
+        </w:rPr>
+        <w:t xml:space="preserve">            System.out.println(copy.poll());</w:t>
+      </w:r>
+    </w:p>
+    <w:p>
+      <w:pPr>
+        <w:pStyle w:val="IT245"/>
+        <w:spacing w:before="0" w:line="276" w:lineRule="auto"/>
+        <w:rPr>
+          <w:color w:val="0070C0"/>
+          <w:lang/>
+        </w:rPr>
+      </w:pPr>
+      <w:r>
+        <w:rPr>
+          <w:color w:val="0070C0"/>
+          <w:lang/>
+        </w:rPr>
+        <w:t xml:space="preserve">        }</w:t>
+      </w:r>
+    </w:p>
+    <w:p>
+      <w:pPr>
+        <w:pStyle w:val="IT245"/>
+        <w:spacing w:before="0" w:line="276" w:lineRule="auto"/>
+        <w:rPr>
+          <w:color w:val="0070C0"/>
+          <w:lang/>
+        </w:rPr>
+      </w:pPr>
+      <w:r>
+        <w:rPr>
+          <w:color w:val="0070C0"/>
+          <w:lang/>
+        </w:rPr>
+        <w:t xml:space="preserve">    }</w:t>
+      </w:r>
+    </w:p>
+    <w:p>
+      <w:pPr>
+        <w:pStyle w:val="IT245"/>
+        <w:spacing w:before="0" w:line="276" w:lineRule="auto"/>
+        <w:rPr>
+          <w:color w:val="0070C0"/>
+          <w:lang/>
+        </w:rPr>
+      </w:pPr>
+    </w:p>
+    <w:p>
+      <w:pPr>
+        <w:pStyle w:val="IT245"/>
+        <w:spacing w:before="0" w:line="276" w:lineRule="auto"/>
+        <w:rPr>
+          <w:color w:val="0070C0"/>
+          <w:lang/>
+        </w:rPr>
+      </w:pPr>
+      <w:r>
+        <w:rPr>
+          <w:color w:val="0070C0"/>
+          <w:lang/>
+        </w:rPr>
+        <w:t xml:space="preserve">    public boolean isEmpty() {</w:t>
+      </w:r>
+    </w:p>
+    <w:p>
+      <w:pPr>
+        <w:pStyle w:val="IT245"/>
+        <w:spacing w:before="0" w:line="276" w:lineRule="auto"/>
+        <w:rPr>
+          <w:color w:val="0070C0"/>
+          <w:lang/>
+        </w:rPr>
+      </w:pPr>
+      <w:r>
+        <w:rPr>
+          <w:color w:val="0070C0"/>
+          <w:lang/>
+        </w:rPr>
+        <w:t xml:space="preserve">        return tasks.isEmpty();</w:t>
+      </w:r>
+    </w:p>
+    <w:p>
+      <w:pPr>
+        <w:pStyle w:val="IT245"/>
+        <w:spacing w:before="0" w:line="276" w:lineRule="auto"/>
+        <w:rPr>
+          <w:color w:val="0070C0"/>
+          <w:lang/>
+        </w:rPr>
+      </w:pPr>
+      <w:r>
+        <w:rPr>
+          <w:color w:val="0070C0"/>
+          <w:lang/>
+        </w:rPr>
+        <w:t xml:space="preserve">    }</w:t>
+      </w:r>
+    </w:p>
+    <w:p>
+      <w:pPr>
+        <w:pStyle w:val="IT245"/>
+        <w:spacing w:before="0" w:line="276" w:lineRule="auto"/>
+        <w:rPr>
+          <w:color w:val="0070C0"/>
+          <w:lang/>
+        </w:rPr>
+      </w:pPr>
+      <w:r>
+        <w:rPr>
+          <w:color w:val="0070C0"/>
+          <w:lang/>
+        </w:rPr>
+        <w:t>}</w:t>
+      </w:r>
+    </w:p>
+    <w:p>
+      <w:pPr>
+        <w:pStyle w:val="IT245"/>
+        <w:rPr>
+          <w:lang/>
+        </w:rPr>
+      </w:pPr>
+      <w:r>
+        <w:rPr>
+          <w:lang/>
+        </w:rPr>
+        <w:t>The offer() operation inserts a task into the heap, while poll() removes the task with the highest scheduling priority. A temporary copy is used in displayTasks() because direct iteration over a PriorityQueue does not guarantee complete priority order. Removing tasks from the copy displays them correctly without changing the original queue.</w:t>
+      </w:r>
+    </w:p>
+    <w:p>
+      <w:pPr>
+        <w:pStyle w:val="IT245"/>
+        <w:rPr>
+          <w:b/>
+          <w:lang/>
+        </w:rPr>
+      </w:pPr>
+      <w:r>
+        <w:rPr>
+          <w:b/>
+          <w:lang/>
+        </w:rPr>
+        <w:t>5.4 Main Class</w:t>
+      </w:r>
+    </w:p>
+    <w:p>
+      <w:pPr>
+        <w:pStyle w:val="IT245"/>
+        <w:rPr>
+          <w:lang/>
+        </w:rPr>
+      </w:pPr>
+      <w:r>
+        <w:rPr>
+          <w:lang/>
+        </w:rPr>
+        <w:t>The Main class demonstrates and tests both solutions. Identical task data is added to each scheduler so that their output can be compared fairly.</w:t>
+      </w:r>
+    </w:p>
+    <w:p>
+      <w:pPr>
+        <w:pStyle w:val="IT245"/>
+        <w:spacing w:before="0" w:line="276" w:lineRule="auto"/>
+        <w:rPr>
+          <w:color w:val="0070C0"/>
+          <w:lang/>
+        </w:rPr>
+      </w:pPr>
+      <w:r>
+        <w:rPr>
+          <w:color w:val="0070C0"/>
+          <w:lang/>
+        </w:rPr>
+        <w:t>public class Main {</w:t>
+      </w:r>
+    </w:p>
+    <w:p>
+      <w:pPr>
+        <w:pStyle w:val="IT245"/>
+        <w:spacing w:before="0" w:line="276" w:lineRule="auto"/>
+        <w:rPr>
+          <w:color w:val="0070C0"/>
+          <w:lang/>
+        </w:rPr>
+      </w:pPr>
+      <w:r>
+        <w:rPr>
+          <w:color w:val="0070C0"/>
+          <w:lang/>
+        </w:rPr>
+        <w:t xml:space="preserve">    public static void main(String[] args) {</w:t>
+      </w:r>
+    </w:p>
+    <w:p>
+      <w:pPr>
+        <w:pStyle w:val="IT245"/>
+        <w:spacing w:before="0" w:line="276" w:lineRule="auto"/>
+        <w:rPr>
+          <w:color w:val="0070C0"/>
+          <w:lang/>
+        </w:rPr>
+      </w:pPr>
+      <w:r>
+        <w:rPr>
+          <w:color w:val="0070C0"/>
+          <w:lang/>
+        </w:rPr>
+        <w:t xml:space="preserve">        System.out.println("ArrayList Solution:");</w:t>
+      </w:r>
+    </w:p>
+    <w:p>
+      <w:pPr>
+        <w:pStyle w:val="IT245"/>
+        <w:spacing w:before="0" w:line="276" w:lineRule="auto"/>
+        <w:rPr>
+          <w:color w:val="0070C0"/>
+          <w:lang/>
+        </w:rPr>
+      </w:pPr>
+    </w:p>
+    <w:p>
+      <w:pPr>
+        <w:pStyle w:val="IT245"/>
+        <w:spacing w:before="0" w:line="276" w:lineRule="auto"/>
+        <w:rPr>
+          <w:color w:val="0070C0"/>
+          <w:lang/>
+        </w:rPr>
+      </w:pPr>
+      <w:r>
+        <w:rPr>
+          <w:color w:val="0070C0"/>
+          <w:lang/>
+        </w:rPr>
+        <w:t xml:space="preserve">        ArrayListTaskScheduler listScheduler =</w:t>
+      </w:r>
+    </w:p>
+    <w:p>
+      <w:pPr>
+        <w:pStyle w:val="IT245"/>
+        <w:spacing w:before="0" w:line="276" w:lineRule="auto"/>
+        <w:rPr>
+          <w:color w:val="0070C0"/>
+          <w:lang/>
+        </w:rPr>
+      </w:pPr>
+      <w:r>
+        <w:rPr>
+          <w:color w:val="0070C0"/>
+          <w:lang/>
+        </w:rPr>
+        <w:t xml:space="preserve">                new ArrayListTaskScheduler();</w:t>
+      </w:r>
+    </w:p>
+    <w:p>
+      <w:pPr>
+        <w:pStyle w:val="IT245"/>
+        <w:spacing w:before="0" w:line="276" w:lineRule="auto"/>
+        <w:rPr>
+          <w:color w:val="0070C0"/>
+          <w:lang/>
+        </w:rPr>
+      </w:pPr>
+    </w:p>
+    <w:p>
+      <w:pPr>
+        <w:pStyle w:val="IT245"/>
+        <w:spacing w:before="0" w:line="276" w:lineRule="auto"/>
+        <w:rPr>
+          <w:color w:val="0070C0"/>
+          <w:lang/>
+        </w:rPr>
+      </w:pPr>
+      <w:r>
+        <w:rPr>
+          <w:color w:val="0070C0"/>
+          <w:lang/>
+        </w:rPr>
+        <w:t xml:space="preserve">        listScheduler.addTask(101, "Prepare Report", 2);</w:t>
+      </w:r>
+    </w:p>
+    <w:p>
+      <w:pPr>
+        <w:pStyle w:val="IT245"/>
+        <w:spacing w:before="0" w:line="276" w:lineRule="auto"/>
+        <w:rPr>
+          <w:color w:val="0070C0"/>
+          <w:lang/>
+        </w:rPr>
+      </w:pPr>
+      <w:r>
+        <w:rPr>
+          <w:color w:val="0070C0"/>
+          <w:lang/>
+        </w:rPr>
+        <w:t xml:space="preserve">        listScheduler.addTask(102, "Resolve System Failure", 1);</w:t>
+      </w:r>
+    </w:p>
+    <w:p>
+      <w:pPr>
+        <w:pStyle w:val="IT245"/>
+        <w:spacing w:before="0" w:line="276" w:lineRule="auto"/>
+        <w:rPr>
+          <w:color w:val="0070C0"/>
+          <w:lang/>
+        </w:rPr>
+      </w:pPr>
+      <w:r>
+        <w:rPr>
+          <w:color w:val="0070C0"/>
+          <w:lang/>
+        </w:rPr>
+        <w:t xml:space="preserve">        listScheduler.addTask(103, "Update Records", 3);</w:t>
+      </w:r>
+    </w:p>
+    <w:p>
+      <w:pPr>
+        <w:pStyle w:val="IT245"/>
+        <w:spacing w:before="0" w:line="276" w:lineRule="auto"/>
+        <w:rPr>
+          <w:color w:val="0070C0"/>
+          <w:lang/>
+        </w:rPr>
+      </w:pPr>
+      <w:r>
+        <w:rPr>
+          <w:color w:val="0070C0"/>
+          <w:lang/>
+        </w:rPr>
+        <w:t xml:space="preserve">        listScheduler.addTask(104, "Answer Urgent Email", 1);</w:t>
+      </w:r>
+    </w:p>
+    <w:p>
+      <w:pPr>
+        <w:pStyle w:val="IT245"/>
+        <w:spacing w:before="0" w:line="276" w:lineRule="auto"/>
+        <w:rPr>
+          <w:color w:val="0070C0"/>
+          <w:lang/>
+        </w:rPr>
+      </w:pPr>
+    </w:p>
+    <w:p>
+      <w:pPr>
+        <w:pStyle w:val="IT245"/>
+        <w:spacing w:before="0" w:line="276" w:lineRule="auto"/>
+        <w:rPr>
+          <w:color w:val="0070C0"/>
+          <w:lang/>
+        </w:rPr>
+      </w:pPr>
+      <w:r>
+        <w:rPr>
+          <w:color w:val="0070C0"/>
+          <w:lang/>
+        </w:rPr>
+        <w:t xml:space="preserve">        listScheduler.displayTasks();</w:t>
+      </w:r>
+    </w:p>
+    <w:p>
+      <w:pPr>
+        <w:pStyle w:val="IT245"/>
+        <w:spacing w:before="0" w:line="276" w:lineRule="auto"/>
+        <w:rPr>
+          <w:color w:val="0070C0"/>
+          <w:lang/>
+        </w:rPr>
+      </w:pPr>
+    </w:p>
+    <w:p>
+      <w:pPr>
+        <w:pStyle w:val="IT245"/>
+        <w:spacing w:before="0" w:line="276" w:lineRule="auto"/>
+        <w:rPr>
+          <w:color w:val="0070C0"/>
+          <w:lang/>
+        </w:rPr>
+      </w:pPr>
+      <w:r>
+        <w:rPr>
+          <w:color w:val="0070C0"/>
+          <w:lang/>
+        </w:rPr>
+        <w:t xml:space="preserve">        System.out.println("\nProcessed Task:");</w:t>
+      </w:r>
+    </w:p>
+    <w:p>
+      <w:pPr>
+        <w:pStyle w:val="IT245"/>
+        <w:spacing w:before="0" w:line="276" w:lineRule="auto"/>
+        <w:rPr>
+          <w:color w:val="0070C0"/>
+          <w:lang/>
+        </w:rPr>
+      </w:pPr>
+      <w:r>
+        <w:rPr>
+          <w:color w:val="0070C0"/>
+          <w:lang/>
+        </w:rPr>
+        <w:t xml:space="preserve">        System.out.println(listScheduler.processNextTask());</w:t>
+      </w:r>
+    </w:p>
+    <w:p>
+      <w:pPr>
+        <w:pStyle w:val="IT245"/>
+        <w:spacing w:before="0" w:line="276" w:lineRule="auto"/>
+        <w:rPr>
+          <w:color w:val="0070C0"/>
+          <w:lang/>
+        </w:rPr>
+      </w:pPr>
+    </w:p>
+    <w:p>
+      <w:pPr>
+        <w:pStyle w:val="IT245"/>
+        <w:spacing w:before="0" w:line="276" w:lineRule="auto"/>
+        <w:rPr>
+          <w:color w:val="0070C0"/>
+          <w:lang/>
+        </w:rPr>
+      </w:pPr>
+      <w:r>
+        <w:rPr>
+          <w:color w:val="0070C0"/>
+          <w:lang/>
+        </w:rPr>
+        <w:t xml:space="preserve">        System.out.println("\nPriority Queue Solution:");</w:t>
+      </w:r>
+    </w:p>
+    <w:p>
+      <w:pPr>
+        <w:pStyle w:val="IT245"/>
+        <w:spacing w:before="0" w:line="276" w:lineRule="auto"/>
+        <w:rPr>
+          <w:color w:val="0070C0"/>
+          <w:lang/>
+        </w:rPr>
+      </w:pPr>
+    </w:p>
+    <w:p>
+      <w:pPr>
+        <w:pStyle w:val="IT245"/>
+        <w:spacing w:before="0" w:line="276" w:lineRule="auto"/>
+        <w:rPr>
+          <w:color w:val="0070C0"/>
+          <w:lang/>
+        </w:rPr>
+      </w:pPr>
+      <w:r>
+        <w:rPr>
+          <w:color w:val="0070C0"/>
+          <w:lang/>
+        </w:rPr>
+        <w:t xml:space="preserve">        HeapTaskScheduler heapScheduler =</w:t>
+      </w:r>
+    </w:p>
+    <w:p>
+      <w:pPr>
+        <w:pStyle w:val="IT245"/>
+        <w:spacing w:before="0" w:line="276" w:lineRule="auto"/>
+        <w:rPr>
+          <w:color w:val="0070C0"/>
+          <w:lang/>
+        </w:rPr>
+      </w:pPr>
+      <w:r>
+        <w:rPr>
+          <w:color w:val="0070C0"/>
+          <w:lang/>
+        </w:rPr>
+        <w:t xml:space="preserve">                new HeapTaskScheduler();</w:t>
+      </w:r>
+    </w:p>
+    <w:p>
+      <w:pPr>
+        <w:pStyle w:val="IT245"/>
+        <w:spacing w:before="0" w:line="276" w:lineRule="auto"/>
+        <w:rPr>
+          <w:color w:val="0070C0"/>
+          <w:lang/>
+        </w:rPr>
+      </w:pPr>
+    </w:p>
+    <w:p>
+      <w:pPr>
+        <w:pStyle w:val="IT245"/>
+        <w:spacing w:before="0" w:line="276" w:lineRule="auto"/>
+        <w:rPr>
+          <w:color w:val="0070C0"/>
+          <w:lang/>
+        </w:rPr>
+      </w:pPr>
+      <w:r>
+        <w:rPr>
+          <w:color w:val="0070C0"/>
+          <w:lang/>
+        </w:rPr>
+        <w:t xml:space="preserve">        heapScheduler.addTask(101, "Prepare Report", 2);</w:t>
+      </w:r>
+    </w:p>
+    <w:p>
+      <w:pPr>
+        <w:pStyle w:val="IT245"/>
+        <w:spacing w:before="0" w:line="276" w:lineRule="auto"/>
+        <w:rPr>
+          <w:color w:val="0070C0"/>
+          <w:lang/>
+        </w:rPr>
+      </w:pPr>
+      <w:r>
+        <w:rPr>
+          <w:color w:val="0070C0"/>
+          <w:lang/>
+        </w:rPr>
+        <w:t xml:space="preserve">        heapScheduler.addTask(102, "Resolve System Failure", 1);</w:t>
+      </w:r>
+    </w:p>
+    <w:p>
+      <w:pPr>
+        <w:pStyle w:val="IT245"/>
+        <w:spacing w:before="0" w:line="276" w:lineRule="auto"/>
+        <w:rPr>
+          <w:color w:val="0070C0"/>
+          <w:lang/>
+        </w:rPr>
+      </w:pPr>
+      <w:r>
+        <w:rPr>
+          <w:color w:val="0070C0"/>
+          <w:lang/>
+        </w:rPr>
+        <w:t xml:space="preserve">        heapScheduler.addTask(103, "Update Records", 3);</w:t>
+      </w:r>
+    </w:p>
+    <w:p>
+      <w:pPr>
+        <w:pStyle w:val="IT245"/>
+        <w:spacing w:before="0" w:line="276" w:lineRule="auto"/>
+        <w:rPr>
+          <w:color w:val="0070C0"/>
+          <w:lang/>
+        </w:rPr>
+      </w:pPr>
+      <w:r>
+        <w:rPr>
+          <w:color w:val="0070C0"/>
+          <w:lang/>
+        </w:rPr>
+        <w:t xml:space="preserve">        heapScheduler.addTask(104, "Answer Urgent Email", 1);</w:t>
+      </w:r>
+    </w:p>
+    <w:p>
+      <w:pPr>
+        <w:pStyle w:val="IT245"/>
+        <w:spacing w:before="0" w:line="276" w:lineRule="auto"/>
+        <w:rPr>
+          <w:color w:val="0070C0"/>
+          <w:lang/>
+        </w:rPr>
+      </w:pPr>
+    </w:p>
+    <w:p>
+      <w:pPr>
+        <w:pStyle w:val="IT245"/>
+        <w:spacing w:before="0" w:line="276" w:lineRule="auto"/>
+        <w:rPr>
+          <w:color w:val="0070C0"/>
+          <w:lang/>
+        </w:rPr>
+      </w:pPr>
+      <w:r>
+        <w:rPr>
+          <w:color w:val="0070C0"/>
+          <w:lang/>
+        </w:rPr>
+        <w:t xml:space="preserve">        heapScheduler.displayTasks();</w:t>
+      </w:r>
+    </w:p>
+    <w:p>
+      <w:pPr>
+        <w:pStyle w:val="IT245"/>
+        <w:spacing w:before="0" w:line="276" w:lineRule="auto"/>
+        <w:rPr>
+          <w:color w:val="0070C0"/>
+          <w:lang/>
+        </w:rPr>
+      </w:pPr>
+    </w:p>
+    <w:p>
+      <w:pPr>
+        <w:pStyle w:val="IT245"/>
+        <w:spacing w:before="0" w:line="276" w:lineRule="auto"/>
+        <w:rPr>
+          <w:color w:val="0070C0"/>
+          <w:lang/>
+        </w:rPr>
+      </w:pPr>
+      <w:r>
+        <w:rPr>
+          <w:color w:val="0070C0"/>
+          <w:lang/>
+        </w:rPr>
+        <w:t xml:space="preserve">        System.out.println("\nProcessed Task:");</w:t>
+      </w:r>
+    </w:p>
+    <w:p>
+      <w:pPr>
+        <w:pStyle w:val="IT245"/>
+        <w:spacing w:before="0" w:line="276" w:lineRule="auto"/>
+        <w:rPr>
+          <w:color w:val="0070C0"/>
+          <w:lang/>
+        </w:rPr>
+      </w:pPr>
+      <w:r>
+        <w:rPr>
+          <w:color w:val="0070C0"/>
+          <w:lang/>
+        </w:rPr>
+        <w:t xml:space="preserve">        System.out.println(heapScheduler.processNextTask());</w:t>
+      </w:r>
+    </w:p>
+    <w:p>
+      <w:pPr>
+        <w:pStyle w:val="IT245"/>
+        <w:spacing w:before="0" w:line="276" w:lineRule="auto"/>
+        <w:rPr>
+          <w:color w:val="0070C0"/>
+          <w:lang/>
+        </w:rPr>
+      </w:pPr>
+      <w:r>
+        <w:rPr>
+          <w:color w:val="0070C0"/>
+          <w:lang/>
+        </w:rPr>
+        <w:t xml:space="preserve">    }</w:t>
+      </w:r>
+    </w:p>
+    <w:p>
+      <w:pPr>
+        <w:pStyle w:val="IT245"/>
+        <w:spacing w:before="0" w:line="276" w:lineRule="auto"/>
+        <w:rPr>
+          <w:color w:val="0070C0"/>
+          <w:lang/>
+        </w:rPr>
+      </w:pPr>
+      <w:r>
+        <w:rPr>
+          <w:color w:val="0070C0"/>
+          <w:lang/>
+        </w:rPr>
+        <w:t>}</w:t>
+      </w:r>
+    </w:p>
+    <w:p>
+      <w:pPr>
+        <w:pStyle w:val="IT245"/>
+        <w:rPr>
+          <w:lang/>
+        </w:rPr>
+      </w:pPr>
+    </w:p>
+    <w:p>
+      <w:pPr>
+        <w:pStyle w:val="IT245"/>
+        <w:rPr>
+          <w:lang/>
+        </w:rPr>
+      </w:pPr>
+      <w:r>
+        <w:rPr>
+          <w:noProof/>
+          <w:lang w:eastAsia="en-US"/>
+        </w:rPr>
+        <w:drawing>
+          <wp:inline distT="0" distB="0" distL="0" distR="0" wp14:anchorId="3999846C" wp14:editId="517A0145">
+            <wp:extent cx="5349240" cy="2347698"/>
+            <wp:effectExtent l="0" t="0" r="0" b="1905"/>
+            <wp:docPr id="2133776473" name="Picture 1"/>
+            <wp:cNvGraphicFramePr>
+              <a:graphicFrameLocks xmlns:a="http://schemas.openxmlformats.org/drawingml/2006/main" noChangeAspect="1"/>
+            </wp:cNvGraphicFramePr>
+            <a:graphic xmlns:a="http://schemas.openxmlformats.org/drawingml/2006/main">
+              <a:graphicData uri="http://schemas.openxmlformats.org/drawingml/2006/picture">
+                <pic:pic xmlns:pic="http://schemas.openxmlformats.org/drawingml/2006/picture">
+                  <pic:nvPicPr>
+                    <pic:cNvPr id="2133776473" name=""/>
+                    <pic:cNvPicPr/>
+                  </pic:nvPicPr>
+                  <pic:blipFill rotWithShape="1">
+                    <a:blip r:embed="rId15"/>
+                    <a:srcRect t="11254"/>
+                    <a:stretch>
+                      <a:fillRect/>
+                    </a:stretch>
+                  </pic:blipFill>
+                  <pic:spPr bwMode="auto">
+                    <a:xfrm>
+                      <a:off x="0" y="0"/>
+                      <a:ext cx="5349240" cy="2347698"/>
+                    </a:xfrm>
+                    <a:prstGeom prst="rect">
+                      <a:avLst/>
+                    </a:prstGeom>
+                    <a:ln>
+                      <a:noFill/>
+                    </a:ln>
+                    <a:extLst>
+                      <a:ext uri="{53640926-AAD7-44D8-BBD7-CCE9431645EC}">
+                        <a14:shadowObscured xmlns:a14="http://schemas.microsoft.com/office/drawing/2010/main"/>
+                      </a:ext>
+                    </a:extLst>
+                  </pic:spPr>
+                </pic:pic>
+              </a:graphicData>
+            </a:graphic>
+          </wp:inline>
+        </w:drawing>
+      </w:r>
+    </w:p>
+    <w:p>
+      <w:pPr>
+        <w:pStyle w:val="IT245"/>
+        <w:rPr>
+          <w:lang/>
+        </w:rPr>
+      </w:pPr>
+      <w:r>
+        <w:rPr>
+          <w:noProof/>
+          <w:lang w:eastAsia="en-US"/>
+        </w:rPr>
+        <w:lastRenderedPageBreak/>
+        <w:drawing>
+          <wp:inline distT="0" distB="0" distL="0" distR="0" wp14:anchorId="508F8C55" wp14:editId="2E0771AC">
+            <wp:extent cx="5349240" cy="1821815"/>
+            <wp:effectExtent l="0" t="0" r="0" b="0"/>
+            <wp:docPr id="2139559980" name="Picture 1"/>
+            <wp:cNvGraphicFramePr>
+              <a:graphicFrameLocks xmlns:a="http://schemas.openxmlformats.org/drawingml/2006/main" noChangeAspect="1"/>
+            </wp:cNvGraphicFramePr>
+            <a:graphic xmlns:a="http://schemas.openxmlformats.org/drawingml/2006/main">
+              <a:graphicData uri="http://schemas.openxmlformats.org/drawingml/2006/picture">
+                <pic:pic xmlns:pic="http://schemas.openxmlformats.org/drawingml/2006/picture">
+                  <pic:nvPicPr>
+                    <pic:cNvPr id="2139559980" name=""/>
+                    <pic:cNvPicPr/>
+                  </pic:nvPicPr>
+                  <pic:blipFill>
+                    <a:blip r:embed="rId16"/>
+                    <a:stretch>
+                      <a:fillRect/>
+                    </a:stretch>
+                  </pic:blipFill>
+                  <pic:spPr>
+                    <a:xfrm>
+                      <a:off x="0" y="0"/>
+                      <a:ext cx="5349240" cy="1821815"/>
+                    </a:xfrm>
+                    <a:prstGeom prst="rect">
+                      <a:avLst/>
+                    </a:prstGeom>
+                  </pic:spPr>
+                </pic:pic>
+              </a:graphicData>
+            </a:graphic>
+          </wp:inline>
+        </w:drawing>
+      </w:r>
+    </w:p>
+    <w:p>
+      <w:pPr>
+        <w:pStyle w:val="IT245"/>
+        <w:rPr>
+          <w:lang/>
+        </w:rPr>
+      </w:pPr>
+      <w:r>
+        <w:rPr>
+          <w:noProof/>
+          <w:lang w:eastAsia="en-US"/>
+        </w:rPr>
+        <w:drawing>
+          <wp:inline distT="0" distB="0" distL="0" distR="0" wp14:anchorId="6EA09053" wp14:editId="20CDACE0">
+            <wp:extent cx="5349240" cy="3160395"/>
+            <wp:effectExtent l="0" t="0" r="0" b="1905"/>
+            <wp:docPr id="860804351" name="Picture 1"/>
+            <wp:cNvGraphicFramePr>
+              <a:graphicFrameLocks xmlns:a="http://schemas.openxmlformats.org/drawingml/2006/main" noChangeAspect="1"/>
+            </wp:cNvGraphicFramePr>
+            <a:graphic xmlns:a="http://schemas.openxmlformats.org/drawingml/2006/main">
+              <a:graphicData uri="http://schemas.openxmlformats.org/drawingml/2006/picture">
+                <pic:pic xmlns:pic="http://schemas.openxmlformats.org/drawingml/2006/picture">
+                  <pic:nvPicPr>
+                    <pic:cNvPr id="860804351" name=""/>
+                    <pic:cNvPicPr/>
+                  </pic:nvPicPr>
+                  <pic:blipFill>
+                    <a:blip r:embed="rId17"/>
+                    <a:stretch>
+                      <a:fillRect/>
+                    </a:stretch>
+                  </pic:blipFill>
+                  <pic:spPr>
+                    <a:xfrm>
+                      <a:off x="0" y="0"/>
+                      <a:ext cx="5349240" cy="3160395"/>
+                    </a:xfrm>
+                    <a:prstGeom prst="rect">
+                      <a:avLst/>
+                    </a:prstGeom>
+                  </pic:spPr>
+                </pic:pic>
+              </a:graphicData>
+            </a:graphic>
+          </wp:inline>
+        </w:drawing>
+      </w:r>
+    </w:p>
+    <w:p>
+      <w:pPr>
+        <w:pStyle w:val="IT245"/>
+        <w:rPr>
+          <w:lang/>
+        </w:rPr>
+      </w:pPr>
+      <w:r>
+        <w:rPr>
+          <w:noProof/>
+          <w:lang w:eastAsia="en-US"/>
+        </w:rPr>
+        <w:drawing>
+          <wp:inline distT="0" distB="0" distL="0" distR="0" wp14:anchorId="0D6DD66F" wp14:editId="49C8179F">
+            <wp:extent cx="5349240" cy="1755775"/>
+            <wp:effectExtent l="0" t="0" r="0" b="0"/>
+            <wp:docPr id="1230012771" name="Picture 1"/>
+            <wp:cNvGraphicFramePr>
+              <a:graphicFrameLocks xmlns:a="http://schemas.openxmlformats.org/drawingml/2006/main" noChangeAspect="1"/>
+            </wp:cNvGraphicFramePr>
+            <a:graphic xmlns:a="http://schemas.openxmlformats.org/drawingml/2006/main">
+              <a:graphicData uri="http://schemas.openxmlformats.org/drawingml/2006/picture">
+                <pic:pic xmlns:pic="http://schemas.openxmlformats.org/drawingml/2006/picture">
+                  <pic:nvPicPr>
+                    <pic:cNvPr id="1230012771" name=""/>
+                    <pic:cNvPicPr/>
+                  </pic:nvPicPr>
+                  <pic:blipFill>
+                    <a:blip r:embed="rId18"/>
+                    <a:stretch>
+                      <a:fillRect/>
+                    </a:stretch>
+                  </pic:blipFill>
+                  <pic:spPr>
+                    <a:xfrm>
+                      <a:off x="0" y="0"/>
+                      <a:ext cx="5349240" cy="1755775"/>
+                    </a:xfrm>
+                    <a:prstGeom prst="rect">
+                      <a:avLst/>
+                    </a:prstGeom>
+                  </pic:spPr>
+                </pic:pic>
+              </a:graphicData>
+            </a:graphic>
+          </wp:inline>
+        </w:drawing>
+      </w:r>
+    </w:p>
+    <w:p>
+      <w:pPr>
+        <w:spacing w:after="200" w:line="276" w:lineRule="auto"/>
+        <w:jc w:val="both"/>
+        <w:rPr>
+          <w:rFonts w:cstheme="minorHAnsi"/>
+          <w:color w:val="auto"/>
+          <w:sz w:val="24"/>
+          <w:szCs w:val="24"/>
         </w:rPr>
       </w:pPr>
       <w:bookmarkStart w:id="0" w:name="_GoBack"/>
       <w:bookmarkEnd w:id="0"/>
     </w:p>
     <w:sectPr>
-      <w:headerReference w:type="default" r:id="rId15"/>
+      <w:headerReference w:type="default" r:id="rId19"/>
       <w:pgSz w:w="12240" w:h="15840" w:code="1"/>
       <w:pgMar w:top="1080" w:right="720" w:bottom="2160" w:left="3096" w:header="1080" w:footer="720" w:gutter="0"/>
       <w:pgNumType w:start="1"/>
@@ -9980,7 +11426,7 @@
               <wp:docPr id="768041508" name="Text Box 8" descr="Restricted - مقيد ">
                 <a:extLst xmlns:a="http://schemas.openxmlformats.org/drawingml/2006/main">
                   <a:ext uri="{5AE41FA2-C0FF-4470-9BD4-5FADCA87CBE2}">
-                    <aclsh:classification xmlns:aclsh="http://schemas.microsoft.com/office/drawing/2020/classificationShape" xmlns:w16du="http://schemas.microsoft.com/office/word/2023/wordml/word16du" xmlns:w16sdtfl="http://schemas.microsoft.com/office/word/2024/wordml/sdtformatlock" xmlns:w16sdtdh="http://schemas.microsoft.com/office/word/2020/wordml/sdtdatahash" xmlns:w16="http://schemas.microsoft.com/office/word/2018/wordml" xmlns:w16cid="http://schemas.microsoft.com/office/word/2016/wordml/cid" xmlns:w16cex="http://schemas.microsoft.com/office/word/2018/wordml/cex" xmlns:w16cei="http://schemas.microsoft.com/office/word/2026/wordml/cei" xmlns:w="http://schemas.openxmlformats.org/wordprocessingml/2006/main" xmlns:w10="urn:schemas-microsoft-com:office:word" xmlns:v="urn:schemas-microsoft-com:vml" xmlns:o="urn:schemas-microsoft-com:office:office" xmlns:oel="http://schemas.microsoft.com/office/2019/extlst" xmlns:am3d="http://schemas.microsoft.com/office/drawing/2017/model3d" xmlns:aink="http://schemas.microsoft.com/office/drawing/2016/ink" xmlns:cx8="http://schemas.microsoft.com/office/drawing/2016/5/14/chartex" xmlns:cx7="http://schemas.microsoft.com/office/drawing/2016/5/13/chartex" xmlns:cx6="http://schemas.microsoft.com/office/drawing/2016/5/12/chartex" xmlns:cx5="http://schemas.microsoft.com/office/drawing/2016/5/11/chartex" xmlns:cx4="http://schemas.microsoft.com/office/drawing/2016/5/10/chartex" xmlns:cx3="http://schemas.microsoft.com/office/drawing/2016/5/9/chartex" xmlns:cx2="http://schemas.microsoft.com/office/drawing/2015/10/21/chartex" xmlns:cx1="http://schemas.microsoft.com/office/drawing/2015/9/8/chartex" xmlns="" classificationOutcomeType="ftr"/>
+                    <aclsh:classification xmlns="" xmlns:cx1="http://schemas.microsoft.com/office/drawing/2015/9/8/chartex" xmlns:cx2="http://schemas.microsoft.com/office/drawing/2015/10/21/chartex" xmlns:cx3="http://schemas.microsoft.com/office/drawing/2016/5/9/chartex" xmlns:cx4="http://schemas.microsoft.com/office/drawing/2016/5/10/chartex" xmlns:cx5="http://schemas.microsoft.com/office/drawing/2016/5/11/chartex" xmlns:cx6="http://schemas.microsoft.com/office/drawing/2016/5/12/chartex" xmlns:cx7="http://schemas.microsoft.com/office/drawing/2016/5/13/chartex" xmlns:cx8="http://schemas.microsoft.com/office/drawing/2016/5/14/chartex" xmlns:aink="http://schemas.microsoft.com/office/drawing/2016/ink" xmlns:am3d="http://schemas.microsoft.com/office/drawing/2017/model3d" xmlns:oel="http://schemas.microsoft.com/office/2019/extlst" xmlns:o="urn:schemas-microsoft-com:office:office" xmlns:v="urn:schemas-microsoft-com:vml" xmlns:w10="urn:schemas-microsoft-com:office:word" xmlns:w="http://schemas.openxmlformats.org/wordprocessingml/2006/main" xmlns:w16cei="http://schemas.microsoft.com/office/word/2026/wordml/cei" xmlns:w16cex="http://schemas.microsoft.com/office/word/2018/wordml/cex" xmlns:w16cid="http://schemas.microsoft.com/office/word/2016/wordml/cid" xmlns:w16="http://schemas.microsoft.com/office/word/2018/wordml" xmlns:w16sdtdh="http://schemas.microsoft.com/office/word/2020/wordml/sdtdatahash" xmlns:w16sdtfl="http://schemas.microsoft.com/office/word/2024/wordml/sdtformatlock" xmlns:w16du="http://schemas.microsoft.com/office/word/2023/wordml/word16du" xmlns:aclsh="http://schemas.microsoft.com/office/drawing/2020/classificationShape" classificationOutcomeType="ftr"/>
                   </a:ext>
                 </a:extLst>
               </wp:docPr>
@@ -10138,7 +11584,7 @@
               <wp:docPr id="1894436925" name="Text Box 9" descr="Restricted - مقيد ">
                 <a:extLst xmlns:a="http://schemas.openxmlformats.org/drawingml/2006/main">
                   <a:ext uri="{5AE41FA2-C0FF-4470-9BD4-5FADCA87CBE2}">
-                    <aclsh:classification xmlns:aclsh="http://schemas.microsoft.com/office/drawing/2020/classificationShape" xmlns:w16du="http://schemas.microsoft.com/office/word/2023/wordml/word16du" xmlns:w16sdtfl="http://schemas.microsoft.com/office/word/2024/wordml/sdtformatlock" xmlns:w16sdtdh="http://schemas.microsoft.com/office/word/2020/wordml/sdtdatahash" xmlns:w16="http://schemas.microsoft.com/office/word/2018/wordml" xmlns:w16cid="http://schemas.microsoft.com/office/word/2016/wordml/cid" xmlns:w16cex="http://schemas.microsoft.com/office/word/2018/wordml/cex" xmlns:w16cei="http://schemas.microsoft.com/office/word/2026/wordml/cei" xmlns:w="http://schemas.openxmlformats.org/wordprocessingml/2006/main" xmlns:w10="urn:schemas-microsoft-com:office:word" xmlns:v="urn:schemas-microsoft-com:vml" xmlns:o="urn:schemas-microsoft-com:office:office" xmlns:oel="http://schemas.microsoft.com/office/2019/extlst" xmlns:am3d="http://schemas.microsoft.com/office/drawing/2017/model3d" xmlns:aink="http://schemas.microsoft.com/office/drawing/2016/ink" xmlns:cx8="http://schemas.microsoft.com/office/drawing/2016/5/14/chartex" xmlns:cx7="http://schemas.microsoft.com/office/drawing/2016/5/13/chartex" xmlns:cx6="http://schemas.microsoft.com/office/drawing/2016/5/12/chartex" xmlns:cx5="http://schemas.microsoft.com/office/drawing/2016/5/11/chartex" xmlns:cx4="http://schemas.microsoft.com/office/drawing/2016/5/10/chartex" xmlns:cx3="http://schemas.microsoft.com/office/drawing/2016/5/9/chartex" xmlns:cx2="http://schemas.microsoft.com/office/drawing/2015/10/21/chartex" xmlns:cx1="http://schemas.microsoft.com/office/drawing/2015/9/8/chartex" xmlns="" classificationOutcomeType="ftr"/>
+                    <aclsh:classification xmlns="" xmlns:cx1="http://schemas.microsoft.com/office/drawing/2015/9/8/chartex" xmlns:cx2="http://schemas.microsoft.com/office/drawing/2015/10/21/chartex" xmlns:cx3="http://schemas.microsoft.com/office/drawing/2016/5/9/chartex" xmlns:cx4="http://schemas.microsoft.com/office/drawing/2016/5/10/chartex" xmlns:cx5="http://schemas.microsoft.com/office/drawing/2016/5/11/chartex" xmlns:cx6="http://schemas.microsoft.com/office/drawing/2016/5/12/chartex" xmlns:cx7="http://schemas.microsoft.com/office/drawing/2016/5/13/chartex" xmlns:cx8="http://schemas.microsoft.com/office/drawing/2016/5/14/chartex" xmlns:aink="http://schemas.microsoft.com/office/drawing/2016/ink" xmlns:am3d="http://schemas.microsoft.com/office/drawing/2017/model3d" xmlns:oel="http://schemas.microsoft.com/office/2019/extlst" xmlns:o="urn:schemas-microsoft-com:office:office" xmlns:v="urn:schemas-microsoft-com:vml" xmlns:w10="urn:schemas-microsoft-com:office:word" xmlns:w="http://schemas.openxmlformats.org/wordprocessingml/2006/main" xmlns:w16cei="http://schemas.microsoft.com/office/word/2026/wordml/cei" xmlns:w16cex="http://schemas.microsoft.com/office/word/2018/wordml/cex" xmlns:w16cid="http://schemas.microsoft.com/office/word/2016/wordml/cid" xmlns:w16="http://schemas.microsoft.com/office/word/2018/wordml" xmlns:w16sdtdh="http://schemas.microsoft.com/office/word/2020/wordml/sdtdatahash" xmlns:w16sdtfl="http://schemas.microsoft.com/office/word/2024/wordml/sdtformatlock" xmlns:w16du="http://schemas.microsoft.com/office/word/2023/wordml/word16du" xmlns:aclsh="http://schemas.microsoft.com/office/drawing/2020/classificationShape" classificationOutcomeType="ftr"/>
                   </a:ext>
                 </a:extLst>
               </wp:docPr>
@@ -10296,7 +11742,7 @@
               <wp:docPr id="2005617642" name="Text Box 7" descr="Restricted - مقيد ">
                 <a:extLst xmlns:a="http://schemas.openxmlformats.org/drawingml/2006/main">
                   <a:ext uri="{5AE41FA2-C0FF-4470-9BD4-5FADCA87CBE2}">
-                    <aclsh:classification xmlns:aclsh="http://schemas.microsoft.com/office/drawing/2020/classificationShape" xmlns:w16du="http://schemas.microsoft.com/office/word/2023/wordml/word16du" xmlns:w16sdtfl="http://schemas.microsoft.com/office/word/2024/wordml/sdtformatlock" xmlns:w16sdtdh="http://schemas.microsoft.com/office/word/2020/wordml/sdtdatahash" xmlns:w16="http://schemas.microsoft.com/office/word/2018/wordml" xmlns:w16cid="http://schemas.microsoft.com/office/word/2016/wordml/cid" xmlns:w16cex="http://schemas.microsoft.com/office/word/2018/wordml/cex" xmlns:w16cei="http://schemas.microsoft.com/office/word/2026/wordml/cei" xmlns:w="http://schemas.openxmlformats.org/wordprocessingml/2006/main" xmlns:w10="urn:schemas-microsoft-com:office:word" xmlns:v="urn:schemas-microsoft-com:vml" xmlns:o="urn:schemas-microsoft-com:office:office" xmlns:oel="http://schemas.microsoft.com/office/2019/extlst" xmlns:am3d="http://schemas.microsoft.com/office/drawing/2017/model3d" xmlns:aink="http://schemas.microsoft.com/office/drawing/2016/ink" xmlns:cx8="http://schemas.microsoft.com/office/drawing/2016/5/14/chartex" xmlns:cx7="http://schemas.microsoft.com/office/drawing/2016/5/13/chartex" xmlns:cx6="http://schemas.microsoft.com/office/drawing/2016/5/12/chartex" xmlns:cx5="http://schemas.microsoft.com/office/drawing/2016/5/11/chartex" xmlns:cx4="http://schemas.microsoft.com/office/drawing/2016/5/10/chartex" xmlns:cx3="http://schemas.microsoft.com/office/drawing/2016/5/9/chartex" xmlns:cx2="http://schemas.microsoft.com/office/drawing/2015/10/21/chartex" xmlns:cx1="http://schemas.microsoft.com/office/drawing/2015/9/8/chartex" xmlns="" classificationOutcomeType="ftr"/>
+                    <aclsh:classification xmlns="" xmlns:cx1="http://schemas.microsoft.com/office/drawing/2015/9/8/chartex" xmlns:cx2="http://schemas.microsoft.com/office/drawing/2015/10/21/chartex" xmlns:cx3="http://schemas.microsoft.com/office/drawing/2016/5/9/chartex" xmlns:cx4="http://schemas.microsoft.com/office/drawing/2016/5/10/chartex" xmlns:cx5="http://schemas.microsoft.com/office/drawing/2016/5/11/chartex" xmlns:cx6="http://schemas.microsoft.com/office/drawing/2016/5/12/chartex" xmlns:cx7="http://schemas.microsoft.com/office/drawing/2016/5/13/chartex" xmlns:cx8="http://schemas.microsoft.com/office/drawing/2016/5/14/chartex" xmlns:aink="http://schemas.microsoft.com/office/drawing/2016/ink" xmlns:am3d="http://schemas.microsoft.com/office/drawing/2017/model3d" xmlns:oel="http://schemas.microsoft.com/office/2019/extlst" xmlns:o="urn:schemas-microsoft-com:office:office" xmlns:v="urn:schemas-microsoft-com:vml" xmlns:w10="urn:schemas-microsoft-com:office:word" xmlns:w="http://schemas.openxmlformats.org/wordprocessingml/2006/main" xmlns:w16cei="http://schemas.microsoft.com/office/word/2026/wordml/cei" xmlns:w16cex="http://schemas.microsoft.com/office/word/2018/wordml/cex" xmlns:w16cid="http://schemas.microsoft.com/office/word/2016/wordml/cid" xmlns:w16="http://schemas.microsoft.com/office/word/2018/wordml" xmlns:w16sdtdh="http://schemas.microsoft.com/office/word/2020/wordml/sdtdatahash" xmlns:w16sdtfl="http://schemas.microsoft.com/office/word/2024/wordml/sdtformatlock" xmlns:w16du="http://schemas.microsoft.com/office/word/2023/wordml/word16du" xmlns:aclsh="http://schemas.microsoft.com/office/drawing/2020/classificationShape" classificationOutcomeType="ftr"/>
                   </a:ext>
                 </a:extLst>
               </wp:docPr>
@@ -10726,7 +12172,7 @@
             </wp:anchor>
           </w:drawing>
         </mc:Choice>
-        <mc:Fallback xmlns:w16du="http://schemas.microsoft.com/office/word/2023/wordml/word16du" xmlns:w16sdtfl="http://schemas.microsoft.com/office/word/2024/wordml/sdtformatlock" xmlns:w16sdtdh="http://schemas.microsoft.com/office/word/2020/wordml/sdtdatahash" xmlns:w16="http://schemas.microsoft.com/office/word/2018/wordml" xmlns:w16cid="http://schemas.microsoft.com/office/word/2016/wordml/cid" xmlns:w16cex="http://schemas.microsoft.com/office/word/2018/wordml/cex" xmlns:w16cei="http://schemas.microsoft.com/office/word/2026/wordml/cei" xmlns:oel="http://schemas.microsoft.com/office/2019/extlst" xmlns:am3d="http://schemas.microsoft.com/office/drawing/2017/model3d" xmlns:aink="http://schemas.microsoft.com/office/drawing/2016/ink" xmlns:cx8="http://schemas.microsoft.com/office/drawing/2016/5/14/chartex" xmlns:cx7="http://schemas.microsoft.com/office/drawing/2016/5/13/chartex" xmlns:cx6="http://schemas.microsoft.com/office/drawing/2016/5/12/chartex" xmlns:cx5="http://schemas.microsoft.com/office/drawing/2016/5/11/chartex" xmlns:cx4="http://schemas.microsoft.com/office/drawing/2016/5/10/chartex" xmlns:cx3="http://schemas.microsoft.com/office/drawing/2016/5/9/chartex" xmlns:cx2="http://schemas.microsoft.com/office/drawing/2015/10/21/chartex" xmlns:cx1="http://schemas.microsoft.com/office/drawing/2015/9/8/chartex">
+        <mc:Fallback xmlns:cx1="http://schemas.microsoft.com/office/drawing/2015/9/8/chartex" xmlns:cx2="http://schemas.microsoft.com/office/drawing/2015/10/21/chartex" xmlns:cx3="http://schemas.microsoft.com/office/drawing/2016/5/9/chartex" xmlns:cx4="http://schemas.microsoft.com/office/drawing/2016/5/10/chartex" xmlns:cx5="http://schemas.microsoft.com/office/drawing/2016/5/11/chartex" xmlns:cx6="http://schemas.microsoft.com/office/drawing/2016/5/12/chartex" xmlns:cx7="http://schemas.microsoft.com/office/drawing/2016/5/13/chartex" xmlns:cx8="http://schemas.microsoft.com/office/drawing/2016/5/14/chartex" xmlns:aink="http://schemas.microsoft.com/office/drawing/2016/ink" xmlns:am3d="http://schemas.microsoft.com/office/drawing/2017/model3d" xmlns:oel="http://schemas.microsoft.com/office/2019/extlst" xmlns:w16cei="http://schemas.microsoft.com/office/word/2026/wordml/cei" xmlns:w16cex="http://schemas.microsoft.com/office/word/2018/wordml/cex" xmlns:w16cid="http://schemas.microsoft.com/office/word/2016/wordml/cid" xmlns:w16="http://schemas.microsoft.com/office/word/2018/wordml" xmlns:w16sdtdh="http://schemas.microsoft.com/office/word/2020/wordml/sdtdatahash" xmlns:w16sdtfl="http://schemas.microsoft.com/office/word/2024/wordml/sdtformatlock" xmlns:w16du="http://schemas.microsoft.com/office/word/2023/wordml/word16du">
           <w:pict>
             <v:line w14:anchorId="7169C831" id="Straight Connector 6" o:spid="_x0000_s1026" style="position:absolute;z-index:251660288;visibility:visible;mso-wrap-style:square;mso-width-percent:0;mso-height-percent:0;mso-wrap-distance-left:9pt;mso-wrap-distance-top:-3e-5mm;mso-wrap-distance-right:9pt;mso-wrap-distance-bottom:-3e-5mm;mso-position-horizontal:absolute;mso-position-horizontal-relative:text;mso-position-vertical:absolute;mso-position-vertical-relative:text;mso-width-percent:0;mso-height-percent:0;mso-width-relative:page;mso-height-relative:page" from="-68.95pt,-666.45pt" to="489.05pt,-666.45pt" o:gfxdata="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" strokecolor="#4f81bd" strokeweight="2pt">
               <v:shadow on="t" opacity="24903f" origin=",.5" offset="0,.55556mm"/>
@@ -10786,7 +12232,7 @@
             <w:fldChar w:fldCharType="separate"/>
           </w:r>
           <w:r>
-            <w:t>16</w:t>
+            <w:t>22</w:t>
           </w:r>
           <w:r>
             <w:fldChar w:fldCharType="end"/>
@@ -15258,6 +16704,7 @@
     <w:rsid w:val="00025CD9"/>
     <w:rsid w:val="00051231"/>
     <w:rsid w:val="000C5421"/>
+    <w:rsid w:val="000E401C"/>
     <w:rsid w:val="00180704"/>
     <w:rsid w:val="001A632E"/>
     <w:rsid w:val="001C0358"/>
@@ -16165,7 +17612,7 @@
 </file>
 
 <file path=customXml/itemProps3.xml><?xml version="1.0" encoding="utf-8"?>
-<ds:datastoreItem xmlns:ds="http://schemas.openxmlformats.org/officeDocument/2006/customXml" ds:itemID="{8C936900-858E-464A-ABCE-F8D22A34EAC8}">
+<ds:datastoreItem xmlns:ds="http://schemas.openxmlformats.org/officeDocument/2006/customXml" ds:itemID="{DDDCDD6C-FC59-4E66-8B61-C8520BEA64D6}">
   <ds:schemaRefs>
     <ds:schemaRef ds:uri="http://schemas.openxmlformats.org/officeDocument/2006/bibliography"/>
   </ds:schemaRefs>

--- a/IT245 - Project.docx
+++ b/IT245 - Project.docx
@@ -9692,13 +9692,11 @@
         <w:pStyle w:val="IT245"/>
         <w:rPr>
           <w:b/>
-          <w:lang/>
         </w:rPr>
       </w:pPr>
       <w:r>
         <w:rPr>
           <w:b/>
-          <w:lang/>
         </w:rPr>
         <w:t>5.3 Heap Task Scheduler</w:t>
       </w:r>
@@ -9706,14 +9704,8 @@
     <w:p>
       <w:pPr>
         <w:pStyle w:val="IT245"/>
-        <w:rPr>
-          <w:lang/>
-        </w:rPr>
-      </w:pPr>
-      <w:r>
-        <w:rPr>
-          <w:lang/>
-        </w:rPr>
+      </w:pPr>
+      <w:r>
         <w:t>The second implementation uses a PriorityQueue, which is supported by a binary heap. A comparator orders tasks by priority first and arrival order second.</w:t>
       </w:r>
     </w:p>
@@ -9723,13 +9715,11 @@
         <w:spacing w:before="0" w:line="276" w:lineRule="auto"/>
         <w:rPr>
           <w:color w:val="0070C0"/>
-          <w:lang/>
-        </w:rPr>
-      </w:pPr>
-      <w:r>
-        <w:rPr>
-          <w:color w:val="0070C0"/>
-          <w:lang/>
+        </w:rPr>
+      </w:pPr>
+      <w:r>
+        <w:rPr>
+          <w:color w:val="0070C0"/>
         </w:rPr>
         <w:t>import java.util.Comparator;</w:t>
       </w:r>
@@ -9740,13 +9730,11 @@
         <w:spacing w:before="0" w:line="276" w:lineRule="auto"/>
         <w:rPr>
           <w:color w:val="0070C0"/>
-          <w:lang/>
-        </w:rPr>
-      </w:pPr>
-      <w:r>
-        <w:rPr>
-          <w:color w:val="0070C0"/>
-          <w:lang/>
+        </w:rPr>
+      </w:pPr>
+      <w:r>
+        <w:rPr>
+          <w:color w:val="0070C0"/>
         </w:rPr>
         <w:t>import java.util.PriorityQueue;</w:t>
       </w:r>
@@ -9757,23 +9745,20 @@
         <w:spacing w:before="0" w:line="276" w:lineRule="auto"/>
         <w:rPr>
           <w:color w:val="0070C0"/>
-          <w:lang/>
-        </w:rPr>
-      </w:pPr>
-    </w:p>
-    <w:p>
-      <w:pPr>
-        <w:pStyle w:val="IT245"/>
-        <w:spacing w:before="0" w:line="276" w:lineRule="auto"/>
-        <w:rPr>
-          <w:color w:val="0070C0"/>
-          <w:lang/>
-        </w:rPr>
-      </w:pPr>
-      <w:r>
-        <w:rPr>
-          <w:color w:val="0070C0"/>
-          <w:lang/>
+        </w:rPr>
+      </w:pPr>
+    </w:p>
+    <w:p>
+      <w:pPr>
+        <w:pStyle w:val="IT245"/>
+        <w:spacing w:before="0" w:line="276" w:lineRule="auto"/>
+        <w:rPr>
+          <w:color w:val="0070C0"/>
+        </w:rPr>
+      </w:pPr>
+      <w:r>
+        <w:rPr>
+          <w:color w:val="0070C0"/>
         </w:rPr>
         <w:t>public class HeapTaskScheduler {</w:t>
       </w:r>
@@ -9784,13 +9769,11 @@
         <w:spacing w:before="0" w:line="276" w:lineRule="auto"/>
         <w:rPr>
           <w:color w:val="0070C0"/>
-          <w:lang/>
-        </w:rPr>
-      </w:pPr>
-      <w:r>
-        <w:rPr>
-          <w:color w:val="0070C0"/>
-          <w:lang/>
+        </w:rPr>
+      </w:pPr>
+      <w:r>
+        <w:rPr>
+          <w:color w:val="0070C0"/>
         </w:rPr>
         <w:t xml:space="preserve">    private PriorityQueue&lt;Task&gt; tasks;</w:t>
       </w:r>
@@ -9801,13 +9784,11 @@
         <w:spacing w:before="0" w:line="276" w:lineRule="auto"/>
         <w:rPr>
           <w:color w:val="0070C0"/>
-          <w:lang/>
-        </w:rPr>
-      </w:pPr>
-      <w:r>
-        <w:rPr>
-          <w:color w:val="0070C0"/>
-          <w:lang/>
+        </w:rPr>
+      </w:pPr>
+      <w:r>
+        <w:rPr>
+          <w:color w:val="0070C0"/>
         </w:rPr>
         <w:t xml:space="preserve">    private long sequence;</w:t>
       </w:r>
@@ -9818,23 +9799,20 @@
         <w:spacing w:before="0" w:line="276" w:lineRule="auto"/>
         <w:rPr>
           <w:color w:val="0070C0"/>
-          <w:lang/>
-        </w:rPr>
-      </w:pPr>
-    </w:p>
-    <w:p>
-      <w:pPr>
-        <w:pStyle w:val="IT245"/>
-        <w:spacing w:before="0" w:line="276" w:lineRule="auto"/>
-        <w:rPr>
-          <w:color w:val="0070C0"/>
-          <w:lang/>
-        </w:rPr>
-      </w:pPr>
-      <w:r>
-        <w:rPr>
-          <w:color w:val="0070C0"/>
-          <w:lang/>
+        </w:rPr>
+      </w:pPr>
+    </w:p>
+    <w:p>
+      <w:pPr>
+        <w:pStyle w:val="IT245"/>
+        <w:spacing w:before="0" w:line="276" w:lineRule="auto"/>
+        <w:rPr>
+          <w:color w:val="0070C0"/>
+        </w:rPr>
+      </w:pPr>
+      <w:r>
+        <w:rPr>
+          <w:color w:val="0070C0"/>
         </w:rPr>
         <w:t xml:space="preserve">    public HeapTaskScheduler() {</w:t>
       </w:r>
@@ -9845,13 +9823,11 @@
         <w:spacing w:before="0" w:line="276" w:lineRule="auto"/>
         <w:rPr>
           <w:color w:val="0070C0"/>
-          <w:lang/>
-        </w:rPr>
-      </w:pPr>
-      <w:r>
-        <w:rPr>
-          <w:color w:val="0070C0"/>
-          <w:lang/>
+        </w:rPr>
+      </w:pPr>
+      <w:r>
+        <w:rPr>
+          <w:color w:val="0070C0"/>
         </w:rPr>
         <w:t xml:space="preserve">        Comparator&lt;Task&gt; taskComparator =</w:t>
       </w:r>
@@ -9862,13 +9838,11 @@
         <w:spacing w:before="0" w:line="276" w:lineRule="auto"/>
         <w:rPr>
           <w:color w:val="0070C0"/>
-          <w:lang/>
-        </w:rPr>
-      </w:pPr>
-      <w:r>
-        <w:rPr>
-          <w:color w:val="0070C0"/>
-          <w:lang/>
+        </w:rPr>
+      </w:pPr>
+      <w:r>
+        <w:rPr>
+          <w:color w:val="0070C0"/>
         </w:rPr>
         <w:t xml:space="preserve">                Comparator.comparingInt(Task::getPriority)</w:t>
       </w:r>
@@ -9879,13 +9853,11 @@
         <w:spacing w:before="0" w:line="276" w:lineRule="auto"/>
         <w:rPr>
           <w:color w:val="0070C0"/>
-          <w:lang/>
-        </w:rPr>
-      </w:pPr>
-      <w:r>
-        <w:rPr>
-          <w:color w:val="0070C0"/>
-          <w:lang/>
+        </w:rPr>
+      </w:pPr>
+      <w:r>
+        <w:rPr>
+          <w:color w:val="0070C0"/>
         </w:rPr>
         <w:t xml:space="preserve">                          .thenComparingLong(Task::getArrivalOrder);</w:t>
       </w:r>
@@ -9896,23 +9868,20 @@
         <w:spacing w:before="0" w:line="276" w:lineRule="auto"/>
         <w:rPr>
           <w:color w:val="0070C0"/>
-          <w:lang/>
-        </w:rPr>
-      </w:pPr>
-    </w:p>
-    <w:p>
-      <w:pPr>
-        <w:pStyle w:val="IT245"/>
-        <w:spacing w:before="0" w:line="276" w:lineRule="auto"/>
-        <w:rPr>
-          <w:color w:val="0070C0"/>
-          <w:lang/>
-        </w:rPr>
-      </w:pPr>
-      <w:r>
-        <w:rPr>
-          <w:color w:val="0070C0"/>
-          <w:lang/>
+        </w:rPr>
+      </w:pPr>
+    </w:p>
+    <w:p>
+      <w:pPr>
+        <w:pStyle w:val="IT245"/>
+        <w:spacing w:before="0" w:line="276" w:lineRule="auto"/>
+        <w:rPr>
+          <w:color w:val="0070C0"/>
+        </w:rPr>
+      </w:pPr>
+      <w:r>
+        <w:rPr>
+          <w:color w:val="0070C0"/>
         </w:rPr>
         <w:lastRenderedPageBreak/>
         <w:t xml:space="preserve">        tasks = new PriorityQueue&lt;&gt;(taskComparator);</w:t>
@@ -9924,13 +9893,11 @@
         <w:spacing w:before="0" w:line="276" w:lineRule="auto"/>
         <w:rPr>
           <w:color w:val="0070C0"/>
-          <w:lang/>
-        </w:rPr>
-      </w:pPr>
-      <w:r>
-        <w:rPr>
-          <w:color w:val="0070C0"/>
-          <w:lang/>
+        </w:rPr>
+      </w:pPr>
+      <w:r>
+        <w:rPr>
+          <w:color w:val="0070C0"/>
         </w:rPr>
         <w:t xml:space="preserve">        sequence = 0;</w:t>
       </w:r>
@@ -9941,13 +9908,11 @@
         <w:spacing w:before="0" w:line="276" w:lineRule="auto"/>
         <w:rPr>
           <w:color w:val="0070C0"/>
-          <w:lang/>
-        </w:rPr>
-      </w:pPr>
-      <w:r>
-        <w:rPr>
-          <w:color w:val="0070C0"/>
-          <w:lang/>
+        </w:rPr>
+      </w:pPr>
+      <w:r>
+        <w:rPr>
+          <w:color w:val="0070C0"/>
         </w:rPr>
         <w:t xml:space="preserve">    }</w:t>
       </w:r>
@@ -9958,23 +9923,20 @@
         <w:spacing w:before="0" w:line="276" w:lineRule="auto"/>
         <w:rPr>
           <w:color w:val="0070C0"/>
-          <w:lang/>
-        </w:rPr>
-      </w:pPr>
-    </w:p>
-    <w:p>
-      <w:pPr>
-        <w:pStyle w:val="IT245"/>
-        <w:spacing w:before="0" w:line="276" w:lineRule="auto"/>
-        <w:rPr>
-          <w:color w:val="0070C0"/>
-          <w:lang/>
-        </w:rPr>
-      </w:pPr>
-      <w:r>
-        <w:rPr>
-          <w:color w:val="0070C0"/>
-          <w:lang/>
+        </w:rPr>
+      </w:pPr>
+    </w:p>
+    <w:p>
+      <w:pPr>
+        <w:pStyle w:val="IT245"/>
+        <w:spacing w:before="0" w:line="276" w:lineRule="auto"/>
+        <w:rPr>
+          <w:color w:val="0070C0"/>
+        </w:rPr>
+      </w:pPr>
+      <w:r>
+        <w:rPr>
+          <w:color w:val="0070C0"/>
         </w:rPr>
         <w:t xml:space="preserve">    public void addTask(int id, String name, int priority) {</w:t>
       </w:r>
@@ -9985,13 +9947,11 @@
         <w:spacing w:before="0" w:line="276" w:lineRule="auto"/>
         <w:rPr>
           <w:color w:val="0070C0"/>
-          <w:lang/>
-        </w:rPr>
-      </w:pPr>
-      <w:r>
-        <w:rPr>
-          <w:color w:val="0070C0"/>
-          <w:lang/>
+        </w:rPr>
+      </w:pPr>
+      <w:r>
+        <w:rPr>
+          <w:color w:val="0070C0"/>
         </w:rPr>
         <w:t xml:space="preserve">        if (name == null || name.trim().isEmpty()) {</w:t>
       </w:r>
@@ -10002,13 +9962,11 @@
         <w:spacing w:before="0" w:line="276" w:lineRule="auto"/>
         <w:rPr>
           <w:color w:val="0070C0"/>
-          <w:lang/>
-        </w:rPr>
-      </w:pPr>
-      <w:r>
-        <w:rPr>
-          <w:color w:val="0070C0"/>
-          <w:lang/>
+        </w:rPr>
+      </w:pPr>
+      <w:r>
+        <w:rPr>
+          <w:color w:val="0070C0"/>
         </w:rPr>
         <w:t xml:space="preserve">            System.out.println("Task name cannot be empty.");</w:t>
       </w:r>
@@ -10019,13 +9977,11 @@
         <w:spacing w:before="0" w:line="276" w:lineRule="auto"/>
         <w:rPr>
           <w:color w:val="0070C0"/>
-          <w:lang/>
-        </w:rPr>
-      </w:pPr>
-      <w:r>
-        <w:rPr>
-          <w:color w:val="0070C0"/>
-          <w:lang/>
+        </w:rPr>
+      </w:pPr>
+      <w:r>
+        <w:rPr>
+          <w:color w:val="0070C0"/>
         </w:rPr>
         <w:t xml:space="preserve">            return;</w:t>
       </w:r>
@@ -10036,13 +9992,11 @@
         <w:spacing w:before="0" w:line="276" w:lineRule="auto"/>
         <w:rPr>
           <w:color w:val="0070C0"/>
-          <w:lang/>
-        </w:rPr>
-      </w:pPr>
-      <w:r>
-        <w:rPr>
-          <w:color w:val="0070C0"/>
-          <w:lang/>
+        </w:rPr>
+      </w:pPr>
+      <w:r>
+        <w:rPr>
+          <w:color w:val="0070C0"/>
         </w:rPr>
         <w:t xml:space="preserve">        }</w:t>
       </w:r>
@@ -10053,23 +10007,20 @@
         <w:spacing w:before="0" w:line="276" w:lineRule="auto"/>
         <w:rPr>
           <w:color w:val="0070C0"/>
-          <w:lang/>
-        </w:rPr>
-      </w:pPr>
-    </w:p>
-    <w:p>
-      <w:pPr>
-        <w:pStyle w:val="IT245"/>
-        <w:spacing w:before="0" w:line="276" w:lineRule="auto"/>
-        <w:rPr>
-          <w:color w:val="0070C0"/>
-          <w:lang/>
-        </w:rPr>
-      </w:pPr>
-      <w:r>
-        <w:rPr>
-          <w:color w:val="0070C0"/>
-          <w:lang/>
+        </w:rPr>
+      </w:pPr>
+    </w:p>
+    <w:p>
+      <w:pPr>
+        <w:pStyle w:val="IT245"/>
+        <w:spacing w:before="0" w:line="276" w:lineRule="auto"/>
+        <w:rPr>
+          <w:color w:val="0070C0"/>
+        </w:rPr>
+      </w:pPr>
+      <w:r>
+        <w:rPr>
+          <w:color w:val="0070C0"/>
         </w:rPr>
         <w:t xml:space="preserve">        if (priority &lt; 1) {</w:t>
       </w:r>
@@ -10080,13 +10031,11 @@
         <w:spacing w:before="0" w:line="276" w:lineRule="auto"/>
         <w:rPr>
           <w:color w:val="0070C0"/>
-          <w:lang/>
-        </w:rPr>
-      </w:pPr>
-      <w:r>
-        <w:rPr>
-          <w:color w:val="0070C0"/>
-          <w:lang/>
+        </w:rPr>
+      </w:pPr>
+      <w:r>
+        <w:rPr>
+          <w:color w:val="0070C0"/>
         </w:rPr>
         <w:t xml:space="preserve">            System.out.println("Priority must be 1 or greater.");</w:t>
       </w:r>
@@ -10097,13 +10046,11 @@
         <w:spacing w:before="0" w:line="276" w:lineRule="auto"/>
         <w:rPr>
           <w:color w:val="0070C0"/>
-          <w:lang/>
-        </w:rPr>
-      </w:pPr>
-      <w:r>
-        <w:rPr>
-          <w:color w:val="0070C0"/>
-          <w:lang/>
+        </w:rPr>
+      </w:pPr>
+      <w:r>
+        <w:rPr>
+          <w:color w:val="0070C0"/>
         </w:rPr>
         <w:t xml:space="preserve">            return;</w:t>
       </w:r>
@@ -10114,13 +10061,11 @@
         <w:spacing w:before="0" w:line="276" w:lineRule="auto"/>
         <w:rPr>
           <w:color w:val="0070C0"/>
-          <w:lang/>
-        </w:rPr>
-      </w:pPr>
-      <w:r>
-        <w:rPr>
-          <w:color w:val="0070C0"/>
-          <w:lang/>
+        </w:rPr>
+      </w:pPr>
+      <w:r>
+        <w:rPr>
+          <w:color w:val="0070C0"/>
         </w:rPr>
         <w:t xml:space="preserve">        }</w:t>
       </w:r>
@@ -10131,23 +10076,20 @@
         <w:spacing w:before="0" w:line="276" w:lineRule="auto"/>
         <w:rPr>
           <w:color w:val="0070C0"/>
-          <w:lang/>
-        </w:rPr>
-      </w:pPr>
-    </w:p>
-    <w:p>
-      <w:pPr>
-        <w:pStyle w:val="IT245"/>
-        <w:spacing w:before="0" w:line="276" w:lineRule="auto"/>
-        <w:rPr>
-          <w:color w:val="0070C0"/>
-          <w:lang/>
-        </w:rPr>
-      </w:pPr>
-      <w:r>
-        <w:rPr>
-          <w:color w:val="0070C0"/>
-          <w:lang/>
+        </w:rPr>
+      </w:pPr>
+    </w:p>
+    <w:p>
+      <w:pPr>
+        <w:pStyle w:val="IT245"/>
+        <w:spacing w:before="0" w:line="276" w:lineRule="auto"/>
+        <w:rPr>
+          <w:color w:val="0070C0"/>
+        </w:rPr>
+      </w:pPr>
+      <w:r>
+        <w:rPr>
+          <w:color w:val="0070C0"/>
         </w:rPr>
         <w:t xml:space="preserve">        Task newTask = new Task(id, name, priority, sequence++);</w:t>
       </w:r>
@@ -10158,13 +10100,11 @@
         <w:spacing w:before="0" w:line="276" w:lineRule="auto"/>
         <w:rPr>
           <w:color w:val="0070C0"/>
-          <w:lang/>
-        </w:rPr>
-      </w:pPr>
-      <w:r>
-        <w:rPr>
-          <w:color w:val="0070C0"/>
-          <w:lang/>
+        </w:rPr>
+      </w:pPr>
+      <w:r>
+        <w:rPr>
+          <w:color w:val="0070C0"/>
         </w:rPr>
         <w:t xml:space="preserve">        tasks.offer(newTask);</w:t>
       </w:r>
@@ -10175,13 +10115,11 @@
         <w:spacing w:before="0" w:line="276" w:lineRule="auto"/>
         <w:rPr>
           <w:color w:val="0070C0"/>
-          <w:lang/>
-        </w:rPr>
-      </w:pPr>
-      <w:r>
-        <w:rPr>
-          <w:color w:val="0070C0"/>
-          <w:lang/>
+        </w:rPr>
+      </w:pPr>
+      <w:r>
+        <w:rPr>
+          <w:color w:val="0070C0"/>
         </w:rPr>
         <w:t xml:space="preserve">    }</w:t>
       </w:r>
@@ -10192,23 +10130,20 @@
         <w:spacing w:before="0" w:line="276" w:lineRule="auto"/>
         <w:rPr>
           <w:color w:val="0070C0"/>
-          <w:lang/>
-        </w:rPr>
-      </w:pPr>
-    </w:p>
-    <w:p>
-      <w:pPr>
-        <w:pStyle w:val="IT245"/>
-        <w:spacing w:before="0" w:line="276" w:lineRule="auto"/>
-        <w:rPr>
-          <w:color w:val="0070C0"/>
-          <w:lang/>
-        </w:rPr>
-      </w:pPr>
-      <w:r>
-        <w:rPr>
-          <w:color w:val="0070C0"/>
-          <w:lang/>
+        </w:rPr>
+      </w:pPr>
+    </w:p>
+    <w:p>
+      <w:pPr>
+        <w:pStyle w:val="IT245"/>
+        <w:spacing w:before="0" w:line="276" w:lineRule="auto"/>
+        <w:rPr>
+          <w:color w:val="0070C0"/>
+        </w:rPr>
+      </w:pPr>
+      <w:r>
+        <w:rPr>
+          <w:color w:val="0070C0"/>
         </w:rPr>
         <w:t xml:space="preserve">    public Task viewNextTask() {</w:t>
       </w:r>
@@ -10219,13 +10154,11 @@
         <w:spacing w:before="0" w:line="276" w:lineRule="auto"/>
         <w:rPr>
           <w:color w:val="0070C0"/>
-          <w:lang/>
-        </w:rPr>
-      </w:pPr>
-      <w:r>
-        <w:rPr>
-          <w:color w:val="0070C0"/>
-          <w:lang/>
+        </w:rPr>
+      </w:pPr>
+      <w:r>
+        <w:rPr>
+          <w:color w:val="0070C0"/>
         </w:rPr>
         <w:t xml:space="preserve">        return tasks.peek();</w:t>
       </w:r>
@@ -10236,13 +10169,11 @@
         <w:spacing w:before="0" w:line="276" w:lineRule="auto"/>
         <w:rPr>
           <w:color w:val="0070C0"/>
-          <w:lang/>
-        </w:rPr>
-      </w:pPr>
-      <w:r>
-        <w:rPr>
-          <w:color w:val="0070C0"/>
-          <w:lang/>
+        </w:rPr>
+      </w:pPr>
+      <w:r>
+        <w:rPr>
+          <w:color w:val="0070C0"/>
         </w:rPr>
         <w:t xml:space="preserve">    }</w:t>
       </w:r>
@@ -10253,23 +10184,20 @@
         <w:spacing w:before="0" w:line="276" w:lineRule="auto"/>
         <w:rPr>
           <w:color w:val="0070C0"/>
-          <w:lang/>
-        </w:rPr>
-      </w:pPr>
-    </w:p>
-    <w:p>
-      <w:pPr>
-        <w:pStyle w:val="IT245"/>
-        <w:spacing w:before="0" w:line="276" w:lineRule="auto"/>
-        <w:rPr>
-          <w:color w:val="0070C0"/>
-          <w:lang/>
-        </w:rPr>
-      </w:pPr>
-      <w:r>
-        <w:rPr>
-          <w:color w:val="0070C0"/>
-          <w:lang/>
+        </w:rPr>
+      </w:pPr>
+    </w:p>
+    <w:p>
+      <w:pPr>
+        <w:pStyle w:val="IT245"/>
+        <w:spacing w:before="0" w:line="276" w:lineRule="auto"/>
+        <w:rPr>
+          <w:color w:val="0070C0"/>
+        </w:rPr>
+      </w:pPr>
+      <w:r>
+        <w:rPr>
+          <w:color w:val="0070C0"/>
         </w:rPr>
         <w:t xml:space="preserve">    public Task processNextTask() {</w:t>
       </w:r>
@@ -10280,13 +10208,11 @@
         <w:spacing w:before="0" w:line="276" w:lineRule="auto"/>
         <w:rPr>
           <w:color w:val="0070C0"/>
-          <w:lang/>
-        </w:rPr>
-      </w:pPr>
-      <w:r>
-        <w:rPr>
-          <w:color w:val="0070C0"/>
-          <w:lang/>
+        </w:rPr>
+      </w:pPr>
+      <w:r>
+        <w:rPr>
+          <w:color w:val="0070C0"/>
         </w:rPr>
         <w:t xml:space="preserve">        return tasks.poll();</w:t>
       </w:r>
@@ -10297,13 +10223,11 @@
         <w:spacing w:before="0" w:line="276" w:lineRule="auto"/>
         <w:rPr>
           <w:color w:val="0070C0"/>
-          <w:lang/>
-        </w:rPr>
-      </w:pPr>
-      <w:r>
-        <w:rPr>
-          <w:color w:val="0070C0"/>
-          <w:lang/>
+        </w:rPr>
+      </w:pPr>
+      <w:r>
+        <w:rPr>
+          <w:color w:val="0070C0"/>
         </w:rPr>
         <w:t xml:space="preserve">    }</w:t>
       </w:r>
@@ -10314,23 +10238,20 @@
         <w:spacing w:before="0" w:line="276" w:lineRule="auto"/>
         <w:rPr>
           <w:color w:val="0070C0"/>
-          <w:lang/>
-        </w:rPr>
-      </w:pPr>
-    </w:p>
-    <w:p>
-      <w:pPr>
-        <w:pStyle w:val="IT245"/>
-        <w:spacing w:before="0" w:line="276" w:lineRule="auto"/>
-        <w:rPr>
-          <w:color w:val="0070C0"/>
-          <w:lang/>
-        </w:rPr>
-      </w:pPr>
-      <w:r>
-        <w:rPr>
-          <w:color w:val="0070C0"/>
-          <w:lang/>
+        </w:rPr>
+      </w:pPr>
+    </w:p>
+    <w:p>
+      <w:pPr>
+        <w:pStyle w:val="IT245"/>
+        <w:spacing w:before="0" w:line="276" w:lineRule="auto"/>
+        <w:rPr>
+          <w:color w:val="0070C0"/>
+        </w:rPr>
+      </w:pPr>
+      <w:r>
+        <w:rPr>
+          <w:color w:val="0070C0"/>
         </w:rPr>
         <w:t xml:space="preserve">    public void displayTasks() {</w:t>
       </w:r>
@@ -10341,13 +10262,11 @@
         <w:spacing w:before="0" w:line="276" w:lineRule="auto"/>
         <w:rPr>
           <w:color w:val="0070C0"/>
-          <w:lang/>
-        </w:rPr>
-      </w:pPr>
-      <w:r>
-        <w:rPr>
-          <w:color w:val="0070C0"/>
-          <w:lang/>
+        </w:rPr>
+      </w:pPr>
+      <w:r>
+        <w:rPr>
+          <w:color w:val="0070C0"/>
         </w:rPr>
         <w:t xml:space="preserve">        if (tasks.isEmpty()) {</w:t>
       </w:r>
@@ -10358,13 +10277,11 @@
         <w:spacing w:before="0" w:line="276" w:lineRule="auto"/>
         <w:rPr>
           <w:color w:val="0070C0"/>
-          <w:lang/>
-        </w:rPr>
-      </w:pPr>
-      <w:r>
-        <w:rPr>
-          <w:color w:val="0070C0"/>
-          <w:lang/>
+        </w:rPr>
+      </w:pPr>
+      <w:r>
+        <w:rPr>
+          <w:color w:val="0070C0"/>
         </w:rPr>
         <w:t xml:space="preserve">            System.out.println("No pending tasks.");</w:t>
       </w:r>
@@ -10375,13 +10292,11 @@
         <w:spacing w:before="0" w:line="276" w:lineRule="auto"/>
         <w:rPr>
           <w:color w:val="0070C0"/>
-          <w:lang/>
-        </w:rPr>
-      </w:pPr>
-      <w:r>
-        <w:rPr>
-          <w:color w:val="0070C0"/>
-          <w:lang/>
+        </w:rPr>
+      </w:pPr>
+      <w:r>
+        <w:rPr>
+          <w:color w:val="0070C0"/>
         </w:rPr>
         <w:t xml:space="preserve">            return;</w:t>
       </w:r>
@@ -10392,13 +10307,11 @@
         <w:spacing w:before="0" w:line="276" w:lineRule="auto"/>
         <w:rPr>
           <w:color w:val="0070C0"/>
-          <w:lang/>
-        </w:rPr>
-      </w:pPr>
-      <w:r>
-        <w:rPr>
-          <w:color w:val="0070C0"/>
-          <w:lang/>
+        </w:rPr>
+      </w:pPr>
+      <w:r>
+        <w:rPr>
+          <w:color w:val="0070C0"/>
         </w:rPr>
         <w:t xml:space="preserve">        }</w:t>
       </w:r>
@@ -10409,23 +10322,20 @@
         <w:spacing w:before="0" w:line="276" w:lineRule="auto"/>
         <w:rPr>
           <w:color w:val="0070C0"/>
-          <w:lang/>
-        </w:rPr>
-      </w:pPr>
-    </w:p>
-    <w:p>
-      <w:pPr>
-        <w:pStyle w:val="IT245"/>
-        <w:spacing w:before="0" w:line="276" w:lineRule="auto"/>
-        <w:rPr>
-          <w:color w:val="0070C0"/>
-          <w:lang/>
-        </w:rPr>
-      </w:pPr>
-      <w:r>
-        <w:rPr>
-          <w:color w:val="0070C0"/>
-          <w:lang/>
+        </w:rPr>
+      </w:pPr>
+    </w:p>
+    <w:p>
+      <w:pPr>
+        <w:pStyle w:val="IT245"/>
+        <w:spacing w:before="0" w:line="276" w:lineRule="auto"/>
+        <w:rPr>
+          <w:color w:val="0070C0"/>
+        </w:rPr>
+      </w:pPr>
+      <w:r>
+        <w:rPr>
+          <w:color w:val="0070C0"/>
         </w:rPr>
         <w:t xml:space="preserve">        PriorityQueue&lt;Task&gt; copy = new PriorityQueue&lt;&gt;(tasks);</w:t>
       </w:r>
@@ -10436,23 +10346,20 @@
         <w:spacing w:before="0" w:line="276" w:lineRule="auto"/>
         <w:rPr>
           <w:color w:val="0070C0"/>
-          <w:lang/>
-        </w:rPr>
-      </w:pPr>
-    </w:p>
-    <w:p>
-      <w:pPr>
-        <w:pStyle w:val="IT245"/>
-        <w:spacing w:before="0" w:line="276" w:lineRule="auto"/>
-        <w:rPr>
-          <w:color w:val="0070C0"/>
-          <w:lang/>
-        </w:rPr>
-      </w:pPr>
-      <w:r>
-        <w:rPr>
-          <w:color w:val="0070C0"/>
-          <w:lang/>
+        </w:rPr>
+      </w:pPr>
+    </w:p>
+    <w:p>
+      <w:pPr>
+        <w:pStyle w:val="IT245"/>
+        <w:spacing w:before="0" w:line="276" w:lineRule="auto"/>
+        <w:rPr>
+          <w:color w:val="0070C0"/>
+        </w:rPr>
+      </w:pPr>
+      <w:r>
+        <w:rPr>
+          <w:color w:val="0070C0"/>
         </w:rPr>
         <w:lastRenderedPageBreak/>
         <w:t xml:space="preserve">        while (!copy.isEmpty()) {</w:t>
@@ -10464,13 +10371,11 @@
         <w:spacing w:before="0" w:line="276" w:lineRule="auto"/>
         <w:rPr>
           <w:color w:val="0070C0"/>
-          <w:lang/>
-        </w:rPr>
-      </w:pPr>
-      <w:r>
-        <w:rPr>
-          <w:color w:val="0070C0"/>
-          <w:lang/>
+        </w:rPr>
+      </w:pPr>
+      <w:r>
+        <w:rPr>
+          <w:color w:val="0070C0"/>
         </w:rPr>
         <w:t xml:space="preserve">            System.out.println(copy.poll());</w:t>
       </w:r>
@@ -10481,13 +10386,11 @@
         <w:spacing w:before="0" w:line="276" w:lineRule="auto"/>
         <w:rPr>
           <w:color w:val="0070C0"/>
-          <w:lang/>
-        </w:rPr>
-      </w:pPr>
-      <w:r>
-        <w:rPr>
-          <w:color w:val="0070C0"/>
-          <w:lang/>
+        </w:rPr>
+      </w:pPr>
+      <w:r>
+        <w:rPr>
+          <w:color w:val="0070C0"/>
         </w:rPr>
         <w:t xml:space="preserve">        }</w:t>
       </w:r>
@@ -10498,13 +10401,11 @@
         <w:spacing w:before="0" w:line="276" w:lineRule="auto"/>
         <w:rPr>
           <w:color w:val="0070C0"/>
-          <w:lang/>
-        </w:rPr>
-      </w:pPr>
-      <w:r>
-        <w:rPr>
-          <w:color w:val="0070C0"/>
-          <w:lang/>
+        </w:rPr>
+      </w:pPr>
+      <w:r>
+        <w:rPr>
+          <w:color w:val="0070C0"/>
         </w:rPr>
         <w:t xml:space="preserve">    }</w:t>
       </w:r>
@@ -10515,23 +10416,20 @@
         <w:spacing w:before="0" w:line="276" w:lineRule="auto"/>
         <w:rPr>
           <w:color w:val="0070C0"/>
-          <w:lang/>
-        </w:rPr>
-      </w:pPr>
-    </w:p>
-    <w:p>
-      <w:pPr>
-        <w:pStyle w:val="IT245"/>
-        <w:spacing w:before="0" w:line="276" w:lineRule="auto"/>
-        <w:rPr>
-          <w:color w:val="0070C0"/>
-          <w:lang/>
-        </w:rPr>
-      </w:pPr>
-      <w:r>
-        <w:rPr>
-          <w:color w:val="0070C0"/>
-          <w:lang/>
+        </w:rPr>
+      </w:pPr>
+    </w:p>
+    <w:p>
+      <w:pPr>
+        <w:pStyle w:val="IT245"/>
+        <w:spacing w:before="0" w:line="276" w:lineRule="auto"/>
+        <w:rPr>
+          <w:color w:val="0070C0"/>
+        </w:rPr>
+      </w:pPr>
+      <w:r>
+        <w:rPr>
+          <w:color w:val="0070C0"/>
         </w:rPr>
         <w:t xml:space="preserve">    public boolean isEmpty() {</w:t>
       </w:r>
@@ -10542,13 +10440,11 @@
         <w:spacing w:before="0" w:line="276" w:lineRule="auto"/>
         <w:rPr>
           <w:color w:val="0070C0"/>
-          <w:lang/>
-        </w:rPr>
-      </w:pPr>
-      <w:r>
-        <w:rPr>
-          <w:color w:val="0070C0"/>
-          <w:lang/>
+        </w:rPr>
+      </w:pPr>
+      <w:r>
+        <w:rPr>
+          <w:color w:val="0070C0"/>
         </w:rPr>
         <w:t xml:space="preserve">        return tasks.isEmpty();</w:t>
       </w:r>
@@ -10559,13 +10455,11 @@
         <w:spacing w:before="0" w:line="276" w:lineRule="auto"/>
         <w:rPr>
           <w:color w:val="0070C0"/>
-          <w:lang/>
-        </w:rPr>
-      </w:pPr>
-      <w:r>
-        <w:rPr>
-          <w:color w:val="0070C0"/>
-          <w:lang/>
+        </w:rPr>
+      </w:pPr>
+      <w:r>
+        <w:rPr>
+          <w:color w:val="0070C0"/>
         </w:rPr>
         <w:t xml:space="preserve">    }</w:t>
       </w:r>
@@ -10576,13 +10470,11 @@
         <w:spacing w:before="0" w:line="276" w:lineRule="auto"/>
         <w:rPr>
           <w:color w:val="0070C0"/>
-          <w:lang/>
-        </w:rPr>
-      </w:pPr>
-      <w:r>
-        <w:rPr>
-          <w:color w:val="0070C0"/>
-          <w:lang/>
+        </w:rPr>
+      </w:pPr>
+      <w:r>
+        <w:rPr>
+          <w:color w:val="0070C0"/>
         </w:rPr>
         <w:t>}</w:t>
       </w:r>
@@ -10590,14 +10482,8 @@
     <w:p>
       <w:pPr>
         <w:pStyle w:val="IT245"/>
-        <w:rPr>
-          <w:lang/>
-        </w:rPr>
-      </w:pPr>
-      <w:r>
-        <w:rPr>
-          <w:lang/>
-        </w:rPr>
+      </w:pPr>
+      <w:r>
         <w:t>The offer() operation inserts a task into the heap, while poll() removes the task with the highest scheduling priority. A temporary copy is used in displayTasks() because direct iteration over a PriorityQueue does not guarantee complete priority order. Removing tasks from the copy displays them correctly without changing the original queue.</w:t>
       </w:r>
     </w:p>
@@ -10606,13 +10492,11 @@
         <w:pStyle w:val="IT245"/>
         <w:rPr>
           <w:b/>
-          <w:lang/>
         </w:rPr>
       </w:pPr>
       <w:r>
         <w:rPr>
           <w:b/>
-          <w:lang/>
         </w:rPr>
         <w:t>5.4 Main Class</w:t>
       </w:r>
@@ -10620,14 +10504,8 @@
     <w:p>
       <w:pPr>
         <w:pStyle w:val="IT245"/>
-        <w:rPr>
-          <w:lang/>
-        </w:rPr>
-      </w:pPr>
-      <w:r>
-        <w:rPr>
-          <w:lang/>
-        </w:rPr>
+      </w:pPr>
+      <w:r>
         <w:t>The Main class demonstrates and tests both solutions. Identical task data is added to each scheduler so that their output can be compared fairly.</w:t>
       </w:r>
     </w:p>
@@ -10637,13 +10515,11 @@
         <w:spacing w:before="0" w:line="276" w:lineRule="auto"/>
         <w:rPr>
           <w:color w:val="0070C0"/>
-          <w:lang/>
-        </w:rPr>
-      </w:pPr>
-      <w:r>
-        <w:rPr>
-          <w:color w:val="0070C0"/>
-          <w:lang/>
+        </w:rPr>
+      </w:pPr>
+      <w:r>
+        <w:rPr>
+          <w:color w:val="0070C0"/>
         </w:rPr>
         <w:t>public class Main {</w:t>
       </w:r>
@@ -10654,13 +10530,11 @@
         <w:spacing w:before="0" w:line="276" w:lineRule="auto"/>
         <w:rPr>
           <w:color w:val="0070C0"/>
-          <w:lang/>
-        </w:rPr>
-      </w:pPr>
-      <w:r>
-        <w:rPr>
-          <w:color w:val="0070C0"/>
-          <w:lang/>
+        </w:rPr>
+      </w:pPr>
+      <w:r>
+        <w:rPr>
+          <w:color w:val="0070C0"/>
         </w:rPr>
         <w:t xml:space="preserve">    public static void main(String[] args) {</w:t>
       </w:r>
@@ -10671,13 +10545,11 @@
         <w:spacing w:before="0" w:line="276" w:lineRule="auto"/>
         <w:rPr>
           <w:color w:val="0070C0"/>
-          <w:lang/>
-        </w:rPr>
-      </w:pPr>
-      <w:r>
-        <w:rPr>
-          <w:color w:val="0070C0"/>
-          <w:lang/>
+        </w:rPr>
+      </w:pPr>
+      <w:r>
+        <w:rPr>
+          <w:color w:val="0070C0"/>
         </w:rPr>
         <w:t xml:space="preserve">        System.out.println("ArrayList Solution:");</w:t>
       </w:r>
@@ -10688,23 +10560,20 @@
         <w:spacing w:before="0" w:line="276" w:lineRule="auto"/>
         <w:rPr>
           <w:color w:val="0070C0"/>
-          <w:lang/>
-        </w:rPr>
-      </w:pPr>
-    </w:p>
-    <w:p>
-      <w:pPr>
-        <w:pStyle w:val="IT245"/>
-        <w:spacing w:before="0" w:line="276" w:lineRule="auto"/>
-        <w:rPr>
-          <w:color w:val="0070C0"/>
-          <w:lang/>
-        </w:rPr>
-      </w:pPr>
-      <w:r>
-        <w:rPr>
-          <w:color w:val="0070C0"/>
-          <w:lang/>
+        </w:rPr>
+      </w:pPr>
+    </w:p>
+    <w:p>
+      <w:pPr>
+        <w:pStyle w:val="IT245"/>
+        <w:spacing w:before="0" w:line="276" w:lineRule="auto"/>
+        <w:rPr>
+          <w:color w:val="0070C0"/>
+        </w:rPr>
+      </w:pPr>
+      <w:r>
+        <w:rPr>
+          <w:color w:val="0070C0"/>
         </w:rPr>
         <w:t xml:space="preserve">        ArrayListTaskScheduler listScheduler =</w:t>
       </w:r>
@@ -10715,13 +10584,11 @@
         <w:spacing w:before="0" w:line="276" w:lineRule="auto"/>
         <w:rPr>
           <w:color w:val="0070C0"/>
-          <w:lang/>
-        </w:rPr>
-      </w:pPr>
-      <w:r>
-        <w:rPr>
-          <w:color w:val="0070C0"/>
-          <w:lang/>
+        </w:rPr>
+      </w:pPr>
+      <w:r>
+        <w:rPr>
+          <w:color w:val="0070C0"/>
         </w:rPr>
         <w:t xml:space="preserve">                new ArrayListTaskScheduler();</w:t>
       </w:r>
@@ -10732,23 +10599,20 @@
         <w:spacing w:before="0" w:line="276" w:lineRule="auto"/>
         <w:rPr>
           <w:color w:val="0070C0"/>
-          <w:lang/>
-        </w:rPr>
-      </w:pPr>
-    </w:p>
-    <w:p>
-      <w:pPr>
-        <w:pStyle w:val="IT245"/>
-        <w:spacing w:before="0" w:line="276" w:lineRule="auto"/>
-        <w:rPr>
-          <w:color w:val="0070C0"/>
-          <w:lang/>
-        </w:rPr>
-      </w:pPr>
-      <w:r>
-        <w:rPr>
-          <w:color w:val="0070C0"/>
-          <w:lang/>
+        </w:rPr>
+      </w:pPr>
+    </w:p>
+    <w:p>
+      <w:pPr>
+        <w:pStyle w:val="IT245"/>
+        <w:spacing w:before="0" w:line="276" w:lineRule="auto"/>
+        <w:rPr>
+          <w:color w:val="0070C0"/>
+        </w:rPr>
+      </w:pPr>
+      <w:r>
+        <w:rPr>
+          <w:color w:val="0070C0"/>
         </w:rPr>
         <w:t xml:space="preserve">        listScheduler.addTask(101, "Prepare Report", 2);</w:t>
       </w:r>
@@ -10759,13 +10623,11 @@
         <w:spacing w:before="0" w:line="276" w:lineRule="auto"/>
         <w:rPr>
           <w:color w:val="0070C0"/>
-          <w:lang/>
-        </w:rPr>
-      </w:pPr>
-      <w:r>
-        <w:rPr>
-          <w:color w:val="0070C0"/>
-          <w:lang/>
+        </w:rPr>
+      </w:pPr>
+      <w:r>
+        <w:rPr>
+          <w:color w:val="0070C0"/>
         </w:rPr>
         <w:t xml:space="preserve">        listScheduler.addTask(102, "Resolve System Failure", 1);</w:t>
       </w:r>
@@ -10776,13 +10638,11 @@
         <w:spacing w:before="0" w:line="276" w:lineRule="auto"/>
         <w:rPr>
           <w:color w:val="0070C0"/>
-          <w:lang/>
-        </w:rPr>
-      </w:pPr>
-      <w:r>
-        <w:rPr>
-          <w:color w:val="0070C0"/>
-          <w:lang/>
+        </w:rPr>
+      </w:pPr>
+      <w:r>
+        <w:rPr>
+          <w:color w:val="0070C0"/>
         </w:rPr>
         <w:t xml:space="preserve">        listScheduler.addTask(103, "Update Records", 3);</w:t>
       </w:r>
@@ -10793,13 +10653,11 @@
         <w:spacing w:before="0" w:line="276" w:lineRule="auto"/>
         <w:rPr>
           <w:color w:val="0070C0"/>
-          <w:lang/>
-        </w:rPr>
-      </w:pPr>
-      <w:r>
-        <w:rPr>
-          <w:color w:val="0070C0"/>
-          <w:lang/>
+        </w:rPr>
+      </w:pPr>
+      <w:r>
+        <w:rPr>
+          <w:color w:val="0070C0"/>
         </w:rPr>
         <w:t xml:space="preserve">        listScheduler.addTask(104, "Answer Urgent Email", 1);</w:t>
       </w:r>
@@ -10810,23 +10668,20 @@
         <w:spacing w:before="0" w:line="276" w:lineRule="auto"/>
         <w:rPr>
           <w:color w:val="0070C0"/>
-          <w:lang/>
-        </w:rPr>
-      </w:pPr>
-    </w:p>
-    <w:p>
-      <w:pPr>
-        <w:pStyle w:val="IT245"/>
-        <w:spacing w:before="0" w:line="276" w:lineRule="auto"/>
-        <w:rPr>
-          <w:color w:val="0070C0"/>
-          <w:lang/>
-        </w:rPr>
-      </w:pPr>
-      <w:r>
-        <w:rPr>
-          <w:color w:val="0070C0"/>
-          <w:lang/>
+        </w:rPr>
+      </w:pPr>
+    </w:p>
+    <w:p>
+      <w:pPr>
+        <w:pStyle w:val="IT245"/>
+        <w:spacing w:before="0" w:line="276" w:lineRule="auto"/>
+        <w:rPr>
+          <w:color w:val="0070C0"/>
+        </w:rPr>
+      </w:pPr>
+      <w:r>
+        <w:rPr>
+          <w:color w:val="0070C0"/>
         </w:rPr>
         <w:t xml:space="preserve">        listScheduler.displayTasks();</w:t>
       </w:r>
@@ -10837,23 +10692,20 @@
         <w:spacing w:before="0" w:line="276" w:lineRule="auto"/>
         <w:rPr>
           <w:color w:val="0070C0"/>
-          <w:lang/>
-        </w:rPr>
-      </w:pPr>
-    </w:p>
-    <w:p>
-      <w:pPr>
-        <w:pStyle w:val="IT245"/>
-        <w:spacing w:before="0" w:line="276" w:lineRule="auto"/>
-        <w:rPr>
-          <w:color w:val="0070C0"/>
-          <w:lang/>
-        </w:rPr>
-      </w:pPr>
-      <w:r>
-        <w:rPr>
-          <w:color w:val="0070C0"/>
-          <w:lang/>
+        </w:rPr>
+      </w:pPr>
+    </w:p>
+    <w:p>
+      <w:pPr>
+        <w:pStyle w:val="IT245"/>
+        <w:spacing w:before="0" w:line="276" w:lineRule="auto"/>
+        <w:rPr>
+          <w:color w:val="0070C0"/>
+        </w:rPr>
+      </w:pPr>
+      <w:r>
+        <w:rPr>
+          <w:color w:val="0070C0"/>
         </w:rPr>
         <w:t xml:space="preserve">        System.out.println("\nProcessed Task:");</w:t>
       </w:r>
@@ -10864,13 +10716,11 @@
         <w:spacing w:before="0" w:line="276" w:lineRule="auto"/>
         <w:rPr>
           <w:color w:val="0070C0"/>
-          <w:lang/>
-        </w:rPr>
-      </w:pPr>
-      <w:r>
-        <w:rPr>
-          <w:color w:val="0070C0"/>
-          <w:lang/>
+        </w:rPr>
+      </w:pPr>
+      <w:r>
+        <w:rPr>
+          <w:color w:val="0070C0"/>
         </w:rPr>
         <w:t xml:space="preserve">        System.out.println(listScheduler.processNextTask());</w:t>
       </w:r>
@@ -10881,23 +10731,20 @@
         <w:spacing w:before="0" w:line="276" w:lineRule="auto"/>
         <w:rPr>
           <w:color w:val="0070C0"/>
-          <w:lang/>
-        </w:rPr>
-      </w:pPr>
-    </w:p>
-    <w:p>
-      <w:pPr>
-        <w:pStyle w:val="IT245"/>
-        <w:spacing w:before="0" w:line="276" w:lineRule="auto"/>
-        <w:rPr>
-          <w:color w:val="0070C0"/>
-          <w:lang/>
-        </w:rPr>
-      </w:pPr>
-      <w:r>
-        <w:rPr>
-          <w:color w:val="0070C0"/>
-          <w:lang/>
+        </w:rPr>
+      </w:pPr>
+    </w:p>
+    <w:p>
+      <w:pPr>
+        <w:pStyle w:val="IT245"/>
+        <w:spacing w:before="0" w:line="276" w:lineRule="auto"/>
+        <w:rPr>
+          <w:color w:val="0070C0"/>
+        </w:rPr>
+      </w:pPr>
+      <w:r>
+        <w:rPr>
+          <w:color w:val="0070C0"/>
         </w:rPr>
         <w:t xml:space="preserve">        System.out.println("\nPriority Queue Solution:");</w:t>
       </w:r>
@@ -10908,23 +10755,20 @@
         <w:spacing w:before="0" w:line="276" w:lineRule="auto"/>
         <w:rPr>
           <w:color w:val="0070C0"/>
-          <w:lang/>
-        </w:rPr>
-      </w:pPr>
-    </w:p>
-    <w:p>
-      <w:pPr>
-        <w:pStyle w:val="IT245"/>
-        <w:spacing w:before="0" w:line="276" w:lineRule="auto"/>
-        <w:rPr>
-          <w:color w:val="0070C0"/>
-          <w:lang/>
-        </w:rPr>
-      </w:pPr>
-      <w:r>
-        <w:rPr>
-          <w:color w:val="0070C0"/>
-          <w:lang/>
+        </w:rPr>
+      </w:pPr>
+    </w:p>
+    <w:p>
+      <w:pPr>
+        <w:pStyle w:val="IT245"/>
+        <w:spacing w:before="0" w:line="276" w:lineRule="auto"/>
+        <w:rPr>
+          <w:color w:val="0070C0"/>
+        </w:rPr>
+      </w:pPr>
+      <w:r>
+        <w:rPr>
+          <w:color w:val="0070C0"/>
         </w:rPr>
         <w:t xml:space="preserve">        HeapTaskScheduler heapScheduler =</w:t>
       </w:r>
@@ -10935,13 +10779,11 @@
         <w:spacing w:before="0" w:line="276" w:lineRule="auto"/>
         <w:rPr>
           <w:color w:val="0070C0"/>
-          <w:lang/>
-        </w:rPr>
-      </w:pPr>
-      <w:r>
-        <w:rPr>
-          <w:color w:val="0070C0"/>
-          <w:lang/>
+        </w:rPr>
+      </w:pPr>
+      <w:r>
+        <w:rPr>
+          <w:color w:val="0070C0"/>
         </w:rPr>
         <w:t xml:space="preserve">                new HeapTaskScheduler();</w:t>
       </w:r>
@@ -10952,23 +10794,20 @@
         <w:spacing w:before="0" w:line="276" w:lineRule="auto"/>
         <w:rPr>
           <w:color w:val="0070C0"/>
-          <w:lang/>
-        </w:rPr>
-      </w:pPr>
-    </w:p>
-    <w:p>
-      <w:pPr>
-        <w:pStyle w:val="IT245"/>
-        <w:spacing w:before="0" w:line="276" w:lineRule="auto"/>
-        <w:rPr>
-          <w:color w:val="0070C0"/>
-          <w:lang/>
-        </w:rPr>
-      </w:pPr>
-      <w:r>
-        <w:rPr>
-          <w:color w:val="0070C0"/>
-          <w:lang/>
+        </w:rPr>
+      </w:pPr>
+    </w:p>
+    <w:p>
+      <w:pPr>
+        <w:pStyle w:val="IT245"/>
+        <w:spacing w:before="0" w:line="276" w:lineRule="auto"/>
+        <w:rPr>
+          <w:color w:val="0070C0"/>
+        </w:rPr>
+      </w:pPr>
+      <w:r>
+        <w:rPr>
+          <w:color w:val="0070C0"/>
         </w:rPr>
         <w:t xml:space="preserve">        heapScheduler.addTask(101, "Prepare Report", 2);</w:t>
       </w:r>
@@ -10979,13 +10818,11 @@
         <w:spacing w:before="0" w:line="276" w:lineRule="auto"/>
         <w:rPr>
           <w:color w:val="0070C0"/>
-          <w:lang/>
-        </w:rPr>
-      </w:pPr>
-      <w:r>
-        <w:rPr>
-          <w:color w:val="0070C0"/>
-          <w:lang/>
+        </w:rPr>
+      </w:pPr>
+      <w:r>
+        <w:rPr>
+          <w:color w:val="0070C0"/>
         </w:rPr>
         <w:t xml:space="preserve">        heapScheduler.addTask(102, "Resolve System Failure", 1);</w:t>
       </w:r>
@@ -10996,13 +10833,11 @@
         <w:spacing w:before="0" w:line="276" w:lineRule="auto"/>
         <w:rPr>
           <w:color w:val="0070C0"/>
-          <w:lang/>
-        </w:rPr>
-      </w:pPr>
-      <w:r>
-        <w:rPr>
-          <w:color w:val="0070C0"/>
-          <w:lang/>
+        </w:rPr>
+      </w:pPr>
+      <w:r>
+        <w:rPr>
+          <w:color w:val="0070C0"/>
         </w:rPr>
         <w:t xml:space="preserve">        heapScheduler.addTask(103, "Update Records", 3);</w:t>
       </w:r>
@@ -11013,13 +10848,11 @@
         <w:spacing w:before="0" w:line="276" w:lineRule="auto"/>
         <w:rPr>
           <w:color w:val="0070C0"/>
-          <w:lang/>
-        </w:rPr>
-      </w:pPr>
-      <w:r>
-        <w:rPr>
-          <w:color w:val="0070C0"/>
-          <w:lang/>
+        </w:rPr>
+      </w:pPr>
+      <w:r>
+        <w:rPr>
+          <w:color w:val="0070C0"/>
         </w:rPr>
         <w:t xml:space="preserve">        heapScheduler.addTask(104, "Answer Urgent Email", 1);</w:t>
       </w:r>
@@ -11030,23 +10863,20 @@
         <w:spacing w:before="0" w:line="276" w:lineRule="auto"/>
         <w:rPr>
           <w:color w:val="0070C0"/>
-          <w:lang/>
-        </w:rPr>
-      </w:pPr>
-    </w:p>
-    <w:p>
-      <w:pPr>
-        <w:pStyle w:val="IT245"/>
-        <w:spacing w:before="0" w:line="276" w:lineRule="auto"/>
-        <w:rPr>
-          <w:color w:val="0070C0"/>
-          <w:lang/>
-        </w:rPr>
-      </w:pPr>
-      <w:r>
-        <w:rPr>
-          <w:color w:val="0070C0"/>
-          <w:lang/>
+        </w:rPr>
+      </w:pPr>
+    </w:p>
+    <w:p>
+      <w:pPr>
+        <w:pStyle w:val="IT245"/>
+        <w:spacing w:before="0" w:line="276" w:lineRule="auto"/>
+        <w:rPr>
+          <w:color w:val="0070C0"/>
+        </w:rPr>
+      </w:pPr>
+      <w:r>
+        <w:rPr>
+          <w:color w:val="0070C0"/>
         </w:rPr>
         <w:t xml:space="preserve">        heapScheduler.displayTasks();</w:t>
       </w:r>
@@ -11057,23 +10887,20 @@
         <w:spacing w:before="0" w:line="276" w:lineRule="auto"/>
         <w:rPr>
           <w:color w:val="0070C0"/>
-          <w:lang/>
-        </w:rPr>
-      </w:pPr>
-    </w:p>
-    <w:p>
-      <w:pPr>
-        <w:pStyle w:val="IT245"/>
-        <w:spacing w:before="0" w:line="276" w:lineRule="auto"/>
-        <w:rPr>
-          <w:color w:val="0070C0"/>
-          <w:lang/>
-        </w:rPr>
-      </w:pPr>
-      <w:r>
-        <w:rPr>
-          <w:color w:val="0070C0"/>
-          <w:lang/>
+        </w:rPr>
+      </w:pPr>
+    </w:p>
+    <w:p>
+      <w:pPr>
+        <w:pStyle w:val="IT245"/>
+        <w:spacing w:before="0" w:line="276" w:lineRule="auto"/>
+        <w:rPr>
+          <w:color w:val="0070C0"/>
+        </w:rPr>
+      </w:pPr>
+      <w:r>
+        <w:rPr>
+          <w:color w:val="0070C0"/>
         </w:rPr>
         <w:t xml:space="preserve">        System.out.println("\nProcessed Task:");</w:t>
       </w:r>
@@ -11084,13 +10911,11 @@
         <w:spacing w:before="0" w:line="276" w:lineRule="auto"/>
         <w:rPr>
           <w:color w:val="0070C0"/>
-          <w:lang/>
-        </w:rPr>
-      </w:pPr>
-      <w:r>
-        <w:rPr>
-          <w:color w:val="0070C0"/>
-          <w:lang/>
+        </w:rPr>
+      </w:pPr>
+      <w:r>
+        <w:rPr>
+          <w:color w:val="0070C0"/>
         </w:rPr>
         <w:t xml:space="preserve">        System.out.println(heapScheduler.processNextTask());</w:t>
       </w:r>
@@ -11101,13 +10926,11 @@
         <w:spacing w:before="0" w:line="276" w:lineRule="auto"/>
         <w:rPr>
           <w:color w:val="0070C0"/>
-          <w:lang/>
-        </w:rPr>
-      </w:pPr>
-      <w:r>
-        <w:rPr>
-          <w:color w:val="0070C0"/>
-          <w:lang/>
+        </w:rPr>
+      </w:pPr>
+      <w:r>
+        <w:rPr>
+          <w:color w:val="0070C0"/>
         </w:rPr>
         <w:t xml:space="preserve">    }</w:t>
       </w:r>
@@ -11118,13 +10941,11 @@
         <w:spacing w:before="0" w:line="276" w:lineRule="auto"/>
         <w:rPr>
           <w:color w:val="0070C0"/>
-          <w:lang/>
-        </w:rPr>
-      </w:pPr>
-      <w:r>
-        <w:rPr>
-          <w:color w:val="0070C0"/>
-          <w:lang/>
+        </w:rPr>
+      </w:pPr>
+      <w:r>
+        <w:rPr>
+          <w:color w:val="0070C0"/>
         </w:rPr>
         <w:t>}</w:t>
       </w:r>
@@ -11132,17 +10953,11 @@
     <w:p>
       <w:pPr>
         <w:pStyle w:val="IT245"/>
-        <w:rPr>
-          <w:lang/>
-        </w:rPr>
-      </w:pPr>
-    </w:p>
-    <w:p>
-      <w:pPr>
-        <w:pStyle w:val="IT245"/>
-        <w:rPr>
-          <w:lang/>
-        </w:rPr>
+      </w:pPr>
+    </w:p>
+    <w:p>
+      <w:pPr>
+        <w:pStyle w:val="IT245"/>
       </w:pPr>
       <w:r>
         <w:rPr>
@@ -11198,9 +11013,6 @@
     <w:p>
       <w:pPr>
         <w:pStyle w:val="IT245"/>
-        <w:rPr>
-          <w:lang/>
-        </w:rPr>
       </w:pPr>
       <w:r>
         <w:rPr>
@@ -11248,9 +11060,6 @@
     <w:p>
       <w:pPr>
         <w:pStyle w:val="IT245"/>
-        <w:rPr>
-          <w:lang/>
-        </w:rPr>
       </w:pPr>
       <w:r>
         <w:rPr>
@@ -11297,9 +11106,6 @@
     <w:p>
       <w:pPr>
         <w:pStyle w:val="IT245"/>
-        <w:rPr>
-          <w:lang/>
-        </w:rPr>
       </w:pPr>
       <w:r>
         <w:rPr>
@@ -11345,6 +11151,2926 @@
     </w:p>
     <w:p>
       <w:pPr>
+        <w:pStyle w:val="IT245"/>
+        <w:rPr>
+          <w:lang/>
+        </w:rPr>
+      </w:pPr>
+      <w:r>
+        <w:rPr>
+          <w:b/>
+          <w:lang/>
+        </w:rPr>
+        <w:lastRenderedPageBreak/>
+        <w:t>6</w:t>
+      </w:r>
+      <w:r>
+        <w:rPr>
+          <w:b/>
+          <w:lang/>
+        </w:rPr>
+        <w:t>. Algorithmic Complexity Analysis</w:t>
+      </w:r>
+    </w:p>
+    <w:p>
+      <w:pPr>
+        <w:pStyle w:val="IT245"/>
+        <w:rPr>
+          <w:lang/>
+        </w:rPr>
+      </w:pPr>
+      <w:r>
+        <w:rPr>
+          <w:lang/>
+        </w:rPr>
+        <w:t xml:space="preserve">Let </w:t>
+      </w:r>
+      <m:oMath>
+        <m:r>
+          <w:rPr>
+            <w:rFonts w:ascii="Cambria Math" w:hAnsi="Cambria Math"/>
+            <w:lang/>
+          </w:rPr>
+          <m:t>n</m:t>
+        </m:r>
+      </m:oMath>
+      <w:r>
+        <w:rPr>
+          <w:lang/>
+        </w:rPr>
+        <w:t>represent the number of pending tasks. Comparing two tasks takes constant time because only their priority and arrival-order values are checked.</w:t>
+      </w:r>
+    </w:p>
+    <w:p>
+      <w:pPr>
+        <w:pStyle w:val="IT245"/>
+        <w:rPr>
+          <w:lang/>
+        </w:rPr>
+      </w:pPr>
+      <w:r>
+        <w:rPr>
+          <w:b/>
+          <w:lang/>
+        </w:rPr>
+        <w:t>6</w:t>
+      </w:r>
+      <w:r>
+        <w:rPr>
+          <w:b/>
+          <w:lang/>
+        </w:rPr>
+        <w:t>.1 Sorted ArrayList Solution</w:t>
+      </w:r>
+    </w:p>
+    <w:p>
+      <w:pPr>
+        <w:pStyle w:val="IT245"/>
+        <w:rPr>
+          <w:lang/>
+        </w:rPr>
+      </w:pPr>
+      <w:r>
+        <w:rPr>
+          <w:lang/>
+        </w:rPr>
+        <w:t>The ArrayListTaskScheduler keeps the entire list in processing order.</w:t>
+      </w:r>
+    </w:p>
+    <w:p>
+      <w:pPr>
+        <w:pStyle w:val="IT245"/>
+        <w:rPr>
+          <w:lang/>
+        </w:rPr>
+      </w:pPr>
+      <w:r>
+        <w:rPr>
+          <w:b/>
+          <w:lang/>
+        </w:rPr>
+        <w:t>Adding a Task</w:t>
+      </w:r>
+    </w:p>
+    <w:p>
+      <w:pPr>
+        <w:pStyle w:val="IT245"/>
+        <w:rPr>
+          <w:lang/>
+        </w:rPr>
+      </w:pPr>
+      <w:r>
+        <w:rPr>
+          <w:lang/>
+        </w:rPr>
+        <w:t xml:space="preserve">The addTask() method scans the list to locate the correct insertion position. In the worst case, it examines all </w:t>
+      </w:r>
+      <m:oMath>
+        <m:r>
+          <w:rPr>
+            <w:rFonts w:ascii="Cambria Math" w:hAnsi="Cambria Math"/>
+            <w:lang/>
+          </w:rPr>
+          <m:t>n</m:t>
+        </m:r>
+      </m:oMath>
+      <w:r>
+        <w:rPr>
+          <w:lang/>
+        </w:rPr>
+        <w:t>tasks. Inserting the new task may also shift several elements to the right. Both activities require linear time, so the overall complexity is:</w:t>
+      </w:r>
+    </w:p>
+    <w:p>
+      <w:pPr>
+        <w:pStyle w:val="IT245"/>
+        <w:rPr>
+          <w:lang/>
+        </w:rPr>
+      </w:pPr>
+      <m:oMathPara>
+        <m:oMath>
+          <m:r>
+            <w:rPr>
+              <w:rFonts w:ascii="Cambria Math" w:hAnsi="Cambria Math"/>
+              <w:lang/>
+            </w:rPr>
+            <m:t>O</m:t>
+          </m:r>
+          <m:d>
+            <m:dPr>
+              <m:ctrlPr>
+                <w:rPr>
+                  <w:rFonts w:ascii="Cambria Math" w:hAnsi="Cambria Math"/>
+                  <w:lang/>
+                </w:rPr>
+              </m:ctrlPr>
+            </m:dPr>
+            <m:e>
+              <m:r>
+                <w:rPr>
+                  <w:rFonts w:ascii="Cambria Math" w:hAnsi="Cambria Math"/>
+                  <w:lang/>
+                </w:rPr>
+                <m:t>n</m:t>
+              </m:r>
+            </m:e>
+          </m:d>
+        </m:oMath>
+      </m:oMathPara>
+    </w:p>
+    <w:p>
+      <w:pPr>
+        <w:pStyle w:val="IT245"/>
+        <w:rPr>
+          <w:lang/>
+        </w:rPr>
+      </w:pPr>
+      <w:r>
+        <w:rPr>
+          <w:lang/>
+        </w:rPr>
+        <w:t xml:space="preserve">If </w:t>
+      </w:r>
+      <m:oMath>
+        <m:r>
+          <w:rPr>
+            <w:rFonts w:ascii="Cambria Math" w:hAnsi="Cambria Math"/>
+            <w:lang/>
+          </w:rPr>
+          <m:t>n</m:t>
+        </m:r>
+      </m:oMath>
+      <w:r>
+        <w:rPr>
+          <w:lang/>
+        </w:rPr>
+        <w:t>tasks are inserted separately, the total construction time is:</w:t>
+      </w:r>
+    </w:p>
+    <w:p>
+      <w:pPr>
+        <w:pStyle w:val="IT245"/>
+        <w:rPr>
+          <w:lang/>
+        </w:rPr>
+      </w:pPr>
+      <m:oMathPara>
+        <m:oMath>
+          <m:r>
+            <w:rPr>
+              <w:rFonts w:ascii="Cambria Math" w:hAnsi="Cambria Math"/>
+              <w:lang/>
+            </w:rPr>
+            <m:t>O</m:t>
+          </m:r>
+          <m:d>
+            <m:dPr>
+              <m:ctrlPr>
+                <w:rPr>
+                  <w:rFonts w:ascii="Cambria Math" w:hAnsi="Cambria Math"/>
+                  <w:lang/>
+                </w:rPr>
+              </m:ctrlPr>
+            </m:dPr>
+            <m:e>
+              <m:sSup>
+                <m:sSupPr>
+                  <m:ctrlPr>
+                    <w:rPr>
+                      <w:rFonts w:ascii="Cambria Math" w:hAnsi="Cambria Math"/>
+                      <w:lang/>
+                    </w:rPr>
+                  </m:ctrlPr>
+                </m:sSupPr>
+                <m:e>
+                  <m:r>
+                    <w:rPr>
+                      <w:rFonts w:ascii="Cambria Math" w:hAnsi="Cambria Math"/>
+                      <w:lang/>
+                    </w:rPr>
+                    <m:t>n</m:t>
+                  </m:r>
+                </m:e>
+                <m:sup>
+                  <m:r>
+                    <w:rPr>
+                      <w:rFonts w:ascii="Cambria Math" w:hAnsi="Cambria Math"/>
+                      <w:lang/>
+                    </w:rPr>
+                    <m:t>2</m:t>
+                  </m:r>
+                </m:sup>
+              </m:sSup>
+            </m:e>
+          </m:d>
+        </m:oMath>
+      </m:oMathPara>
+    </w:p>
+    <w:p>
+      <w:pPr>
+        <w:pStyle w:val="IT245"/>
+        <w:rPr>
+          <w:lang/>
+        </w:rPr>
+      </w:pPr>
+      <w:r>
+        <w:rPr>
+          <w:b/>
+          <w:lang/>
+        </w:rPr>
+        <w:t>Viewing the Next Task</w:t>
+      </w:r>
+    </w:p>
+    <w:p>
+      <w:pPr>
+        <w:pStyle w:val="IT245"/>
+        <w:rPr>
+          <w:lang/>
+        </w:rPr>
+      </w:pPr>
+      <w:r>
+        <w:rPr>
+          <w:lang/>
+        </w:rPr>
+        <w:t>The next task is stored at index zero. Direct index access requires:</w:t>
+      </w:r>
+    </w:p>
+    <w:p>
+      <w:pPr>
+        <w:pStyle w:val="IT245"/>
+        <w:rPr>
+          <w:lang/>
+        </w:rPr>
+      </w:pPr>
+      <m:oMathPara>
+        <m:oMath>
+          <m:r>
+            <w:rPr>
+              <w:rFonts w:ascii="Cambria Math" w:hAnsi="Cambria Math"/>
+              <w:lang/>
+            </w:rPr>
+            <m:t>O</m:t>
+          </m:r>
+          <m:d>
+            <m:dPr>
+              <m:ctrlPr>
+                <w:rPr>
+                  <w:rFonts w:ascii="Cambria Math" w:hAnsi="Cambria Math"/>
+                  <w:lang/>
+                </w:rPr>
+              </m:ctrlPr>
+            </m:dPr>
+            <m:e>
+              <m:r>
+                <w:rPr>
+                  <w:rFonts w:ascii="Cambria Math" w:hAnsi="Cambria Math"/>
+                  <w:lang/>
+                </w:rPr>
+                <m:t>1</m:t>
+              </m:r>
+            </m:e>
+          </m:d>
+        </m:oMath>
+      </m:oMathPara>
+    </w:p>
+    <w:p>
+      <w:pPr>
+        <w:pStyle w:val="IT245"/>
+        <w:rPr>
+          <w:lang/>
+        </w:rPr>
+      </w:pPr>
+      <w:r>
+        <w:rPr>
+          <w:b/>
+          <w:lang/>
+        </w:rPr>
+        <w:t>Processing the Next Task</w:t>
+      </w:r>
+    </w:p>
+    <w:p>
+      <w:pPr>
+        <w:pStyle w:val="IT245"/>
+        <w:rPr>
+          <w:lang/>
+        </w:rPr>
+      </w:pPr>
+      <w:r>
+        <w:rPr>
+          <w:lang/>
+        </w:rPr>
+        <w:t>The processNextTask() method removes the task at index zero. The remaining elements must then shift one position to the left, resulting in:</w:t>
+      </w:r>
+    </w:p>
+    <w:p>
+      <w:pPr>
+        <w:pStyle w:val="IT245"/>
+        <w:rPr>
+          <w:lang/>
+        </w:rPr>
+      </w:pPr>
+      <m:oMathPara>
+        <m:oMath>
+          <m:r>
+            <w:rPr>
+              <w:rFonts w:ascii="Cambria Math" w:hAnsi="Cambria Math"/>
+              <w:lang/>
+            </w:rPr>
+            <m:t>O</m:t>
+          </m:r>
+          <m:d>
+            <m:dPr>
+              <m:ctrlPr>
+                <w:rPr>
+                  <w:rFonts w:ascii="Cambria Math" w:hAnsi="Cambria Math"/>
+                  <w:lang/>
+                </w:rPr>
+              </m:ctrlPr>
+            </m:dPr>
+            <m:e>
+              <m:r>
+                <w:rPr>
+                  <w:rFonts w:ascii="Cambria Math" w:hAnsi="Cambria Math"/>
+                  <w:lang/>
+                </w:rPr>
+                <m:t>n</m:t>
+              </m:r>
+            </m:e>
+          </m:d>
+        </m:oMath>
+      </m:oMathPara>
+    </w:p>
+    <w:p>
+      <w:pPr>
+        <w:pStyle w:val="IT245"/>
+        <w:rPr>
+          <w:lang/>
+        </w:rPr>
+      </w:pPr>
+      <w:r>
+        <w:rPr>
+          <w:lang/>
+        </w:rPr>
+        <w:t xml:space="preserve">Processing all tasks through repeated front removals requires </w:t>
+      </w:r>
+      <m:oMath>
+        <m:r>
+          <w:rPr>
+            <w:rFonts w:ascii="Cambria Math" w:hAnsi="Cambria Math"/>
+            <w:lang/>
+          </w:rPr>
+          <m:t>O</m:t>
+        </m:r>
+        <m:d>
+          <m:dPr>
+            <m:ctrlPr>
+              <w:rPr>
+                <w:rFonts w:ascii="Cambria Math" w:hAnsi="Cambria Math"/>
+                <w:lang/>
+              </w:rPr>
+            </m:ctrlPr>
+          </m:dPr>
+          <m:e>
+            <m:sSup>
+              <m:sSupPr>
+                <m:ctrlPr>
+                  <w:rPr>
+                    <w:rFonts w:ascii="Cambria Math" w:hAnsi="Cambria Math"/>
+                    <w:lang/>
+                  </w:rPr>
+                </m:ctrlPr>
+              </m:sSupPr>
+              <m:e>
+                <m:r>
+                  <w:rPr>
+                    <w:rFonts w:ascii="Cambria Math" w:hAnsi="Cambria Math"/>
+                    <w:lang/>
+                  </w:rPr>
+                  <m:t>n</m:t>
+                </m:r>
+              </m:e>
+              <m:sup>
+                <m:r>
+                  <w:rPr>
+                    <w:rFonts w:ascii="Cambria Math" w:hAnsi="Cambria Math"/>
+                    <w:lang/>
+                  </w:rPr>
+                  <m:t>2</m:t>
+                </m:r>
+              </m:sup>
+            </m:sSup>
+          </m:e>
+        </m:d>
+      </m:oMath>
+      <w:r>
+        <w:rPr>
+          <w:lang/>
+        </w:rPr>
+        <w:t>time.</w:t>
+      </w:r>
+    </w:p>
+    <w:p>
+      <w:pPr>
+        <w:pStyle w:val="IT245"/>
+        <w:rPr>
+          <w:lang/>
+        </w:rPr>
+      </w:pPr>
+      <w:r>
+        <w:rPr>
+          <w:b/>
+          <w:lang/>
+        </w:rPr>
+        <w:t>Displaying Tasks</w:t>
+      </w:r>
+    </w:p>
+    <w:p>
+      <w:pPr>
+        <w:pStyle w:val="IT245"/>
+        <w:rPr>
+          <w:lang/>
+        </w:rPr>
+      </w:pPr>
+      <w:r>
+        <w:rPr>
+          <w:lang/>
+        </w:rPr>
+        <w:lastRenderedPageBreak/>
+        <w:t>Because the list is already sorted, displayTasks() visits every task once:</w:t>
+      </w:r>
+    </w:p>
+    <w:p>
+      <w:pPr>
+        <w:pStyle w:val="IT245"/>
+        <w:rPr>
+          <w:lang/>
+        </w:rPr>
+      </w:pPr>
+      <m:oMathPara>
+        <m:oMath>
+          <m:r>
+            <w:rPr>
+              <w:rFonts w:ascii="Cambria Math" w:hAnsi="Cambria Math"/>
+              <w:lang/>
+            </w:rPr>
+            <m:t>O</m:t>
+          </m:r>
+          <m:d>
+            <m:dPr>
+              <m:ctrlPr>
+                <w:rPr>
+                  <w:rFonts w:ascii="Cambria Math" w:hAnsi="Cambria Math"/>
+                  <w:lang/>
+                </w:rPr>
+              </m:ctrlPr>
+            </m:dPr>
+            <m:e>
+              <m:r>
+                <w:rPr>
+                  <w:rFonts w:ascii="Cambria Math" w:hAnsi="Cambria Math"/>
+                  <w:lang/>
+                </w:rPr>
+                <m:t>n</m:t>
+              </m:r>
+            </m:e>
+          </m:d>
+        </m:oMath>
+      </m:oMathPara>
+    </w:p>
+    <w:p>
+      <w:pPr>
+        <w:pStyle w:val="IT245"/>
+        <w:rPr>
+          <w:lang/>
+        </w:rPr>
+      </w:pPr>
+      <w:r>
+        <w:rPr>
+          <w:b/>
+          <w:lang/>
+        </w:rPr>
+        <w:t>Checking Whether the Scheduler Is Empty</w:t>
+      </w:r>
+    </w:p>
+    <w:p>
+      <w:pPr>
+        <w:pStyle w:val="IT245"/>
+        <w:rPr>
+          <w:lang/>
+        </w:rPr>
+      </w:pPr>
+      <w:r>
+        <w:rPr>
+          <w:lang/>
+        </w:rPr>
+        <w:t>The isEmpty() operation checks the current list size:</w:t>
+      </w:r>
+    </w:p>
+    <w:p>
+      <w:pPr>
+        <w:pStyle w:val="IT245"/>
+        <w:rPr>
+          <w:lang/>
+        </w:rPr>
+      </w:pPr>
+      <m:oMathPara>
+        <m:oMath>
+          <m:r>
+            <w:rPr>
+              <w:rFonts w:ascii="Cambria Math" w:hAnsi="Cambria Math"/>
+              <w:lang/>
+            </w:rPr>
+            <m:t>O</m:t>
+          </m:r>
+          <m:d>
+            <m:dPr>
+              <m:ctrlPr>
+                <w:rPr>
+                  <w:rFonts w:ascii="Cambria Math" w:hAnsi="Cambria Math"/>
+                  <w:lang/>
+                </w:rPr>
+              </m:ctrlPr>
+            </m:dPr>
+            <m:e>
+              <m:r>
+                <w:rPr>
+                  <w:rFonts w:ascii="Cambria Math" w:hAnsi="Cambria Math"/>
+                  <w:lang/>
+                </w:rPr>
+                <m:t>1</m:t>
+              </m:r>
+            </m:e>
+          </m:d>
+        </m:oMath>
+      </m:oMathPara>
+    </w:p>
+    <w:p>
+      <w:pPr>
+        <w:pStyle w:val="IT245"/>
+        <w:rPr>
+          <w:lang/>
+        </w:rPr>
+      </w:pPr>
+      <w:r>
+        <w:rPr>
+          <w:b/>
+          <w:lang/>
+        </w:rPr>
+        <w:t>Space Complexity</w:t>
+      </w:r>
+    </w:p>
+    <w:p>
+      <w:pPr>
+        <w:pStyle w:val="IT245"/>
+        <w:rPr>
+          <w:lang/>
+        </w:rPr>
+      </w:pPr>
+      <w:r>
+        <w:rPr>
+          <w:lang/>
+        </w:rPr>
+        <w:t xml:space="preserve">The list stores </w:t>
+      </w:r>
+      <m:oMath>
+        <m:r>
+          <w:rPr>
+            <w:rFonts w:ascii="Cambria Math" w:hAnsi="Cambria Math"/>
+            <w:lang/>
+          </w:rPr>
+          <m:t>n</m:t>
+        </m:r>
+      </m:oMath>
+      <w:r>
+        <w:rPr>
+          <w:lang/>
+        </w:rPr>
+        <w:t>task objects or references:</w:t>
+      </w:r>
+    </w:p>
+    <w:p>
+      <w:pPr>
+        <w:pStyle w:val="IT245"/>
+        <w:rPr>
+          <w:lang/>
+        </w:rPr>
+      </w:pPr>
+      <m:oMathPara>
+        <m:oMath>
+          <m:r>
+            <w:rPr>
+              <w:rFonts w:ascii="Cambria Math" w:hAnsi="Cambria Math"/>
+              <w:lang/>
+            </w:rPr>
+            <m:t>O</m:t>
+          </m:r>
+          <m:d>
+            <m:dPr>
+              <m:ctrlPr>
+                <w:rPr>
+                  <w:rFonts w:ascii="Cambria Math" w:hAnsi="Cambria Math"/>
+                  <w:lang/>
+                </w:rPr>
+              </m:ctrlPr>
+            </m:dPr>
+            <m:e>
+              <m:r>
+                <w:rPr>
+                  <w:rFonts w:ascii="Cambria Math" w:hAnsi="Cambria Math"/>
+                  <w:lang/>
+                </w:rPr>
+                <m:t>n</m:t>
+              </m:r>
+            </m:e>
+          </m:d>
+        </m:oMath>
+      </m:oMathPara>
+    </w:p>
+    <w:p>
+      <w:pPr>
+        <w:pStyle w:val="IT245"/>
+        <w:rPr>
+          <w:lang/>
+        </w:rPr>
+      </w:pPr>
+      <w:r>
+        <w:rPr>
+          <w:lang/>
+        </w:rPr>
+        <w:t xml:space="preserve">The methods use only a small number of additional variables, so their auxiliary space is </w:t>
+      </w:r>
+      <m:oMath>
+        <m:r>
+          <w:rPr>
+            <w:rFonts w:ascii="Cambria Math" w:hAnsi="Cambria Math"/>
+            <w:lang/>
+          </w:rPr>
+          <m:t>O</m:t>
+        </m:r>
+        <m:d>
+          <m:dPr>
+            <m:ctrlPr>
+              <w:rPr>
+                <w:rFonts w:ascii="Cambria Math" w:hAnsi="Cambria Math"/>
+                <w:lang/>
+              </w:rPr>
+            </m:ctrlPr>
+          </m:dPr>
+          <m:e>
+            <m:r>
+              <w:rPr>
+                <w:rFonts w:ascii="Cambria Math" w:hAnsi="Cambria Math"/>
+                <w:lang/>
+              </w:rPr>
+              <m:t>1</m:t>
+            </m:r>
+          </m:e>
+        </m:d>
+      </m:oMath>
+      <w:r>
+        <w:rPr>
+          <w:lang/>
+        </w:rPr>
+        <w:t>.</w:t>
+      </w:r>
+    </w:p>
+    <w:p>
+      <w:pPr>
+        <w:pStyle w:val="IT245"/>
+        <w:rPr>
+          <w:lang/>
+        </w:rPr>
+      </w:pPr>
+    </w:p>
+    <w:p>
+      <w:pPr>
+        <w:pStyle w:val="IT245"/>
+        <w:rPr>
+          <w:lang/>
+        </w:rPr>
+      </w:pPr>
+      <w:r>
+        <w:rPr>
+          <w:b/>
+          <w:lang/>
+        </w:rPr>
+        <w:t>6</w:t>
+      </w:r>
+      <w:r>
+        <w:rPr>
+          <w:b/>
+          <w:lang/>
+        </w:rPr>
+        <w:t>.2 Heap-Based Priority Queue Solution</w:t>
+      </w:r>
+    </w:p>
+    <w:p>
+      <w:pPr>
+        <w:pStyle w:val="IT245"/>
+        <w:rPr>
+          <w:lang/>
+        </w:rPr>
+      </w:pPr>
+      <w:r>
+        <w:rPr>
+          <w:lang/>
+        </w:rPr>
+        <w:t>The HeapTaskScheduler stores tasks in a PriorityQueue implemented using a binary heap.</w:t>
+      </w:r>
+    </w:p>
+    <w:p>
+      <w:pPr>
+        <w:pStyle w:val="IT245"/>
+        <w:rPr>
+          <w:lang/>
+        </w:rPr>
+      </w:pPr>
+      <w:r>
+        <w:rPr>
+          <w:b/>
+          <w:lang/>
+        </w:rPr>
+        <w:t>Adding a Task</w:t>
+      </w:r>
+    </w:p>
+    <w:p>
+      <w:pPr>
+        <w:pStyle w:val="IT245"/>
+        <w:rPr>
+          <w:lang/>
+        </w:rPr>
+      </w:pPr>
+      <w:r>
+        <w:rPr>
+          <w:lang/>
+        </w:rPr>
+        <w:t>The offer() method adds a task to the heap and may move it upward to restore the heap order. Since the height of a binary heap is logarithmic, insertion requires:</w:t>
+      </w:r>
+    </w:p>
+    <w:p>
+      <w:pPr>
+        <w:pStyle w:val="IT245"/>
+        <w:rPr>
+          <w:lang/>
+        </w:rPr>
+      </w:pPr>
+      <m:oMathPara>
+        <m:oMath>
+          <m:r>
+            <w:rPr>
+              <w:rFonts w:ascii="Cambria Math" w:hAnsi="Cambria Math"/>
+              <w:lang/>
+            </w:rPr>
+            <m:t>O</m:t>
+          </m:r>
+          <m:d>
+            <m:dPr>
+              <m:ctrlPr>
+                <w:rPr>
+                  <w:rFonts w:ascii="Cambria Math" w:hAnsi="Cambria Math"/>
+                  <w:lang/>
+                </w:rPr>
+              </m:ctrlPr>
+            </m:dPr>
+            <m:e>
+              <m:func>
+                <m:funcPr>
+                  <m:ctrlPr>
+                    <w:rPr>
+                      <w:rFonts w:ascii="Cambria Math" w:hAnsi="Cambria Math"/>
+                      <w:lang/>
+                    </w:rPr>
+                  </m:ctrlPr>
+                </m:funcPr>
+                <m:fName>
+                  <m:r>
+                    <m:rPr>
+                      <m:sty m:val="p"/>
+                    </m:rPr>
+                    <w:rPr>
+                      <w:rFonts w:ascii="Cambria Math" w:hAnsi="Cambria Math"/>
+                      <w:lang/>
+                    </w:rPr>
+                    <m:t>log</m:t>
+                  </m:r>
+                </m:fName>
+                <m:e>
+                  <m:r>
+                    <w:rPr>
+                      <w:rFonts w:ascii="Cambria Math" w:hAnsi="Cambria Math"/>
+                      <w:lang/>
+                    </w:rPr>
+                    <m:t>n</m:t>
+                  </m:r>
+                </m:e>
+              </m:func>
+            </m:e>
+          </m:d>
+        </m:oMath>
+      </m:oMathPara>
+    </w:p>
+    <w:p>
+      <w:pPr>
+        <w:pStyle w:val="IT245"/>
+        <w:rPr>
+          <w:lang/>
+        </w:rPr>
+      </w:pPr>
+      <w:r>
+        <w:rPr>
+          <w:lang/>
+        </w:rPr>
+        <w:t xml:space="preserve">Adding </w:t>
+      </w:r>
+      <m:oMath>
+        <m:r>
+          <w:rPr>
+            <w:rFonts w:ascii="Cambria Math" w:hAnsi="Cambria Math"/>
+            <w:lang/>
+          </w:rPr>
+          <m:t>n</m:t>
+        </m:r>
+      </m:oMath>
+      <w:r>
+        <w:rPr>
+          <w:lang/>
+        </w:rPr>
+        <w:t xml:space="preserve">tasks separately requires </w:t>
+      </w:r>
+      <m:oMath>
+        <m:r>
+          <w:rPr>
+            <w:rFonts w:ascii="Cambria Math" w:hAnsi="Cambria Math"/>
+            <w:lang/>
+          </w:rPr>
+          <m:t>O</m:t>
+        </m:r>
+        <m:d>
+          <m:dPr>
+            <m:ctrlPr>
+              <w:rPr>
+                <w:rFonts w:ascii="Cambria Math" w:hAnsi="Cambria Math"/>
+                <w:lang/>
+              </w:rPr>
+            </m:ctrlPr>
+          </m:dPr>
+          <m:e>
+            <m:r>
+              <w:rPr>
+                <w:rFonts w:ascii="Cambria Math" w:hAnsi="Cambria Math"/>
+                <w:lang/>
+              </w:rPr>
+              <m:t>n</m:t>
+            </m:r>
+            <m:func>
+              <m:funcPr>
+                <m:ctrlPr>
+                  <w:rPr>
+                    <w:rFonts w:ascii="Cambria Math" w:hAnsi="Cambria Math"/>
+                    <w:lang/>
+                  </w:rPr>
+                </m:ctrlPr>
+              </m:funcPr>
+              <m:fName>
+                <m:r>
+                  <m:rPr>
+                    <m:sty m:val="p"/>
+                  </m:rPr>
+                  <w:rPr>
+                    <w:rFonts w:ascii="Cambria Math" w:hAnsi="Cambria Math"/>
+                    <w:lang/>
+                  </w:rPr>
+                  <m:t>log</m:t>
+                </m:r>
+              </m:fName>
+              <m:e>
+                <m:r>
+                  <w:rPr>
+                    <w:rFonts w:ascii="Cambria Math" w:hAnsi="Cambria Math"/>
+                    <w:lang/>
+                  </w:rPr>
+                  <m:t>n</m:t>
+                </m:r>
+              </m:e>
+            </m:func>
+          </m:e>
+        </m:d>
+      </m:oMath>
+      <w:r>
+        <w:rPr>
+          <w:lang/>
+        </w:rPr>
+        <w:t>time.</w:t>
+      </w:r>
+    </w:p>
+    <w:p>
+      <w:pPr>
+        <w:pStyle w:val="IT245"/>
+        <w:rPr>
+          <w:lang/>
+        </w:rPr>
+      </w:pPr>
+      <w:r>
+        <w:rPr>
+          <w:b/>
+          <w:lang/>
+        </w:rPr>
+        <w:t>Viewing the Next Task</w:t>
+      </w:r>
+    </w:p>
+    <w:p>
+      <w:pPr>
+        <w:pStyle w:val="IT245"/>
+        <w:rPr>
+          <w:lang/>
+        </w:rPr>
+      </w:pPr>
+      <w:r>
+        <w:rPr>
+          <w:lang/>
+        </w:rPr>
+        <w:lastRenderedPageBreak/>
+        <w:t>The next task remains at the root of the heap. The peek() operation therefore requires:</w:t>
+      </w:r>
+    </w:p>
+    <w:p>
+      <w:pPr>
+        <w:pStyle w:val="IT245"/>
+        <w:rPr>
+          <w:lang/>
+        </w:rPr>
+      </w:pPr>
+      <m:oMathPara>
+        <m:oMath>
+          <m:r>
+            <w:rPr>
+              <w:rFonts w:ascii="Cambria Math" w:hAnsi="Cambria Math"/>
+              <w:lang/>
+            </w:rPr>
+            <m:t>O</m:t>
+          </m:r>
+          <m:d>
+            <m:dPr>
+              <m:ctrlPr>
+                <w:rPr>
+                  <w:rFonts w:ascii="Cambria Math" w:hAnsi="Cambria Math"/>
+                  <w:lang/>
+                </w:rPr>
+              </m:ctrlPr>
+            </m:dPr>
+            <m:e>
+              <m:r>
+                <w:rPr>
+                  <w:rFonts w:ascii="Cambria Math" w:hAnsi="Cambria Math"/>
+                  <w:lang/>
+                </w:rPr>
+                <m:t>1</m:t>
+              </m:r>
+            </m:e>
+          </m:d>
+        </m:oMath>
+      </m:oMathPara>
+    </w:p>
+    <w:p>
+      <w:pPr>
+        <w:pStyle w:val="IT245"/>
+        <w:rPr>
+          <w:lang/>
+        </w:rPr>
+      </w:pPr>
+      <w:r>
+        <w:rPr>
+          <w:b/>
+          <w:lang/>
+        </w:rPr>
+        <w:t>Processing the Next Task</w:t>
+      </w:r>
+    </w:p>
+    <w:p>
+      <w:pPr>
+        <w:pStyle w:val="IT245"/>
+        <w:rPr>
+          <w:lang/>
+        </w:rPr>
+      </w:pPr>
+      <w:r>
+        <w:rPr>
+          <w:lang/>
+        </w:rPr>
+        <w:t>The poll() method removes the root and reorganizes the heap. A task may move downward through the height of the heap, giving:</w:t>
+      </w:r>
+    </w:p>
+    <w:p>
+      <w:pPr>
+        <w:pStyle w:val="IT245"/>
+        <w:rPr>
+          <w:lang/>
+        </w:rPr>
+      </w:pPr>
+      <m:oMathPara>
+        <m:oMath>
+          <m:r>
+            <w:rPr>
+              <w:rFonts w:ascii="Cambria Math" w:hAnsi="Cambria Math"/>
+              <w:lang/>
+            </w:rPr>
+            <m:t>O</m:t>
+          </m:r>
+          <m:d>
+            <m:dPr>
+              <m:ctrlPr>
+                <w:rPr>
+                  <w:rFonts w:ascii="Cambria Math" w:hAnsi="Cambria Math"/>
+                  <w:lang/>
+                </w:rPr>
+              </m:ctrlPr>
+            </m:dPr>
+            <m:e>
+              <m:func>
+                <m:funcPr>
+                  <m:ctrlPr>
+                    <w:rPr>
+                      <w:rFonts w:ascii="Cambria Math" w:hAnsi="Cambria Math"/>
+                      <w:lang/>
+                    </w:rPr>
+                  </m:ctrlPr>
+                </m:funcPr>
+                <m:fName>
+                  <m:r>
+                    <m:rPr>
+                      <m:sty m:val="p"/>
+                    </m:rPr>
+                    <w:rPr>
+                      <w:rFonts w:ascii="Cambria Math" w:hAnsi="Cambria Math"/>
+                      <w:lang/>
+                    </w:rPr>
+                    <m:t>log</m:t>
+                  </m:r>
+                </m:fName>
+                <m:e>
+                  <m:r>
+                    <w:rPr>
+                      <w:rFonts w:ascii="Cambria Math" w:hAnsi="Cambria Math"/>
+                      <w:lang/>
+                    </w:rPr>
+                    <m:t>n</m:t>
+                  </m:r>
+                </m:e>
+              </m:func>
+            </m:e>
+          </m:d>
+        </m:oMath>
+      </m:oMathPara>
+    </w:p>
+    <w:p>
+      <w:pPr>
+        <w:pStyle w:val="IT245"/>
+        <w:rPr>
+          <w:lang/>
+        </w:rPr>
+      </w:pPr>
+      <w:r>
+        <w:rPr>
+          <w:lang/>
+        </w:rPr>
+        <w:t xml:space="preserve">Processing all </w:t>
+      </w:r>
+      <m:oMath>
+        <m:r>
+          <w:rPr>
+            <w:rFonts w:ascii="Cambria Math" w:hAnsi="Cambria Math"/>
+            <w:lang/>
+          </w:rPr>
+          <m:t>n</m:t>
+        </m:r>
+      </m:oMath>
+      <w:r>
+        <w:rPr>
+          <w:lang/>
+        </w:rPr>
+        <w:t xml:space="preserve">tasks requires </w:t>
+      </w:r>
+      <m:oMath>
+        <m:r>
+          <w:rPr>
+            <w:rFonts w:ascii="Cambria Math" w:hAnsi="Cambria Math"/>
+            <w:lang/>
+          </w:rPr>
+          <m:t>O</m:t>
+        </m:r>
+        <m:d>
+          <m:dPr>
+            <m:ctrlPr>
+              <w:rPr>
+                <w:rFonts w:ascii="Cambria Math" w:hAnsi="Cambria Math"/>
+                <w:lang/>
+              </w:rPr>
+            </m:ctrlPr>
+          </m:dPr>
+          <m:e>
+            <m:r>
+              <w:rPr>
+                <w:rFonts w:ascii="Cambria Math" w:hAnsi="Cambria Math"/>
+                <w:lang/>
+              </w:rPr>
+              <m:t>n</m:t>
+            </m:r>
+            <m:func>
+              <m:funcPr>
+                <m:ctrlPr>
+                  <w:rPr>
+                    <w:rFonts w:ascii="Cambria Math" w:hAnsi="Cambria Math"/>
+                    <w:lang/>
+                  </w:rPr>
+                </m:ctrlPr>
+              </m:funcPr>
+              <m:fName>
+                <m:r>
+                  <m:rPr>
+                    <m:sty m:val="p"/>
+                  </m:rPr>
+                  <w:rPr>
+                    <w:rFonts w:ascii="Cambria Math" w:hAnsi="Cambria Math"/>
+                    <w:lang/>
+                  </w:rPr>
+                  <m:t>log</m:t>
+                </m:r>
+              </m:fName>
+              <m:e>
+                <m:r>
+                  <w:rPr>
+                    <w:rFonts w:ascii="Cambria Math" w:hAnsi="Cambria Math"/>
+                    <w:lang/>
+                  </w:rPr>
+                  <m:t>n</m:t>
+                </m:r>
+              </m:e>
+            </m:func>
+          </m:e>
+        </m:d>
+      </m:oMath>
+      <w:r>
+        <w:rPr>
+          <w:lang/>
+        </w:rPr>
+        <w:t>time.</w:t>
+      </w:r>
+    </w:p>
+    <w:p>
+      <w:pPr>
+        <w:pStyle w:val="IT245"/>
+        <w:rPr>
+          <w:lang/>
+        </w:rPr>
+      </w:pPr>
+      <w:r>
+        <w:rPr>
+          <w:b/>
+          <w:lang/>
+        </w:rPr>
+        <w:t>Displaying Tasks</w:t>
+      </w:r>
+    </w:p>
+    <w:p>
+      <w:pPr>
+        <w:pStyle w:val="IT245"/>
+        <w:rPr>
+          <w:lang/>
+        </w:rPr>
+      </w:pPr>
+      <w:r>
+        <w:rPr>
+          <w:lang/>
+        </w:rPr>
+        <w:t xml:space="preserve">Direct iteration over a PriorityQueue does not guarantee complete scheduling order. The implementation creates a copy and repeatedly calls poll() on it. Copying requires </w:t>
+      </w:r>
+      <m:oMath>
+        <m:r>
+          <w:rPr>
+            <w:rFonts w:ascii="Cambria Math" w:hAnsi="Cambria Math"/>
+            <w:lang/>
+          </w:rPr>
+          <m:t>O</m:t>
+        </m:r>
+        <m:d>
+          <m:dPr>
+            <m:ctrlPr>
+              <w:rPr>
+                <w:rFonts w:ascii="Cambria Math" w:hAnsi="Cambria Math"/>
+                <w:lang/>
+              </w:rPr>
+            </m:ctrlPr>
+          </m:dPr>
+          <m:e>
+            <m:r>
+              <w:rPr>
+                <w:rFonts w:ascii="Cambria Math" w:hAnsi="Cambria Math"/>
+                <w:lang/>
+              </w:rPr>
+              <m:t>n</m:t>
+            </m:r>
+          </m:e>
+        </m:d>
+      </m:oMath>
+      <w:r>
+        <w:rPr>
+          <w:lang/>
+        </w:rPr>
+        <w:t xml:space="preserve">, while removing all tasks requires </w:t>
+      </w:r>
+      <m:oMath>
+        <m:r>
+          <w:rPr>
+            <w:rFonts w:ascii="Cambria Math" w:hAnsi="Cambria Math"/>
+            <w:lang/>
+          </w:rPr>
+          <m:t>O</m:t>
+        </m:r>
+        <m:d>
+          <m:dPr>
+            <m:ctrlPr>
+              <w:rPr>
+                <w:rFonts w:ascii="Cambria Math" w:hAnsi="Cambria Math"/>
+                <w:lang/>
+              </w:rPr>
+            </m:ctrlPr>
+          </m:dPr>
+          <m:e>
+            <m:r>
+              <w:rPr>
+                <w:rFonts w:ascii="Cambria Math" w:hAnsi="Cambria Math"/>
+                <w:lang/>
+              </w:rPr>
+              <m:t>n</m:t>
+            </m:r>
+            <m:func>
+              <m:funcPr>
+                <m:ctrlPr>
+                  <w:rPr>
+                    <w:rFonts w:ascii="Cambria Math" w:hAnsi="Cambria Math"/>
+                    <w:lang/>
+                  </w:rPr>
+                </m:ctrlPr>
+              </m:funcPr>
+              <m:fName>
+                <m:r>
+                  <m:rPr>
+                    <m:sty m:val="p"/>
+                  </m:rPr>
+                  <w:rPr>
+                    <w:rFonts w:ascii="Cambria Math" w:hAnsi="Cambria Math"/>
+                    <w:lang/>
+                  </w:rPr>
+                  <m:t>log</m:t>
+                </m:r>
+              </m:fName>
+              <m:e>
+                <m:r>
+                  <w:rPr>
+                    <w:rFonts w:ascii="Cambria Math" w:hAnsi="Cambria Math"/>
+                    <w:lang/>
+                  </w:rPr>
+                  <m:t>n</m:t>
+                </m:r>
+              </m:e>
+            </m:func>
+          </m:e>
+        </m:d>
+      </m:oMath>
+      <w:r>
+        <w:rPr>
+          <w:lang/>
+        </w:rPr>
+        <w:t>. Therefore, the complete display operation has a time complexity of:</w:t>
+      </w:r>
+    </w:p>
+    <w:p>
+      <w:pPr>
+        <w:pStyle w:val="IT245"/>
+        <w:rPr>
+          <w:lang/>
+        </w:rPr>
+      </w:pPr>
+      <m:oMathPara>
+        <m:oMath>
+          <m:r>
+            <w:rPr>
+              <w:rFonts w:ascii="Cambria Math" w:hAnsi="Cambria Math"/>
+              <w:lang/>
+            </w:rPr>
+            <m:t>O</m:t>
+          </m:r>
+          <m:d>
+            <m:dPr>
+              <m:ctrlPr>
+                <w:rPr>
+                  <w:rFonts w:ascii="Cambria Math" w:hAnsi="Cambria Math"/>
+                  <w:lang/>
+                </w:rPr>
+              </m:ctrlPr>
+            </m:dPr>
+            <m:e>
+              <m:r>
+                <w:rPr>
+                  <w:rFonts w:ascii="Cambria Math" w:hAnsi="Cambria Math"/>
+                  <w:lang/>
+                </w:rPr>
+                <m:t>n</m:t>
+              </m:r>
+              <m:func>
+                <m:funcPr>
+                  <m:ctrlPr>
+                    <w:rPr>
+                      <w:rFonts w:ascii="Cambria Math" w:hAnsi="Cambria Math"/>
+                      <w:lang/>
+                    </w:rPr>
+                  </m:ctrlPr>
+                </m:funcPr>
+                <m:fName>
+                  <m:r>
+                    <m:rPr>
+                      <m:sty m:val="p"/>
+                    </m:rPr>
+                    <w:rPr>
+                      <w:rFonts w:ascii="Cambria Math" w:hAnsi="Cambria Math"/>
+                      <w:lang/>
+                    </w:rPr>
+                    <m:t>log</m:t>
+                  </m:r>
+                </m:fName>
+                <m:e>
+                  <m:r>
+                    <w:rPr>
+                      <w:rFonts w:ascii="Cambria Math" w:hAnsi="Cambria Math"/>
+                      <w:lang/>
+                    </w:rPr>
+                    <m:t>n</m:t>
+                  </m:r>
+                </m:e>
+              </m:func>
+            </m:e>
+          </m:d>
+        </m:oMath>
+      </m:oMathPara>
+    </w:p>
+    <w:p>
+      <w:pPr>
+        <w:pStyle w:val="IT245"/>
+        <w:rPr>
+          <w:lang/>
+        </w:rPr>
+      </w:pPr>
+      <w:r>
+        <w:rPr>
+          <w:lang/>
+        </w:rPr>
+        <w:t xml:space="preserve">It also uses </w:t>
+      </w:r>
+      <m:oMath>
+        <m:r>
+          <w:rPr>
+            <w:rFonts w:ascii="Cambria Math" w:hAnsi="Cambria Math"/>
+            <w:lang/>
+          </w:rPr>
+          <m:t>O</m:t>
+        </m:r>
+        <m:d>
+          <m:dPr>
+            <m:ctrlPr>
+              <w:rPr>
+                <w:rFonts w:ascii="Cambria Math" w:hAnsi="Cambria Math"/>
+                <w:lang/>
+              </w:rPr>
+            </m:ctrlPr>
+          </m:dPr>
+          <m:e>
+            <m:r>
+              <w:rPr>
+                <w:rFonts w:ascii="Cambria Math" w:hAnsi="Cambria Math"/>
+                <w:lang/>
+              </w:rPr>
+              <m:t>n</m:t>
+            </m:r>
+          </m:e>
+        </m:d>
+      </m:oMath>
+      <w:r>
+        <w:rPr>
+          <w:lang/>
+        </w:rPr>
+        <w:t>auxiliary space for the copied queue.</w:t>
+      </w:r>
+    </w:p>
+    <w:p>
+      <w:pPr>
+        <w:pStyle w:val="IT245"/>
+        <w:rPr>
+          <w:lang/>
+        </w:rPr>
+      </w:pPr>
+      <w:r>
+        <w:rPr>
+          <w:b/>
+          <w:lang/>
+        </w:rPr>
+        <w:t>Checking Whether the Scheduler Is Empty</w:t>
+      </w:r>
+    </w:p>
+    <w:p>
+      <w:pPr>
+        <w:pStyle w:val="IT245"/>
+        <w:rPr>
+          <w:lang/>
+        </w:rPr>
+      </w:pPr>
+      <w:r>
+        <w:rPr>
+          <w:lang/>
+        </w:rPr>
+        <w:t>The isEmpty() operation requires:</w:t>
+      </w:r>
+    </w:p>
+    <w:p>
+      <w:pPr>
+        <w:pStyle w:val="IT245"/>
+        <w:rPr>
+          <w:lang/>
+        </w:rPr>
+      </w:pPr>
+      <m:oMathPara>
+        <m:oMath>
+          <m:r>
+            <w:rPr>
+              <w:rFonts w:ascii="Cambria Math" w:hAnsi="Cambria Math"/>
+              <w:lang/>
+            </w:rPr>
+            <m:t>O</m:t>
+          </m:r>
+          <m:d>
+            <m:dPr>
+              <m:ctrlPr>
+                <w:rPr>
+                  <w:rFonts w:ascii="Cambria Math" w:hAnsi="Cambria Math"/>
+                  <w:lang/>
+                </w:rPr>
+              </m:ctrlPr>
+            </m:dPr>
+            <m:e>
+              <m:r>
+                <w:rPr>
+                  <w:rFonts w:ascii="Cambria Math" w:hAnsi="Cambria Math"/>
+                  <w:lang/>
+                </w:rPr>
+                <m:t>1</m:t>
+              </m:r>
+            </m:e>
+          </m:d>
+        </m:oMath>
+      </m:oMathPara>
+    </w:p>
+    <w:p>
+      <w:pPr>
+        <w:pStyle w:val="IT245"/>
+        <w:rPr>
+          <w:lang/>
+        </w:rPr>
+      </w:pPr>
+      <w:r>
+        <w:rPr>
+          <w:b/>
+          <w:lang/>
+        </w:rPr>
+        <w:t>Space Complexity</w:t>
+      </w:r>
+    </w:p>
+    <w:p>
+      <w:pPr>
+        <w:pStyle w:val="IT245"/>
+        <w:rPr>
+          <w:lang/>
+        </w:rPr>
+      </w:pPr>
+      <w:r>
+        <w:rPr>
+          <w:lang/>
+        </w:rPr>
+        <w:t xml:space="preserve">The heap stores </w:t>
+      </w:r>
+      <m:oMath>
+        <m:r>
+          <w:rPr>
+            <w:rFonts w:ascii="Cambria Math" w:hAnsi="Cambria Math"/>
+            <w:lang/>
+          </w:rPr>
+          <m:t>n</m:t>
+        </m:r>
+      </m:oMath>
+      <w:r>
+        <w:rPr>
+          <w:lang/>
+        </w:rPr>
+        <w:t>task objects or references:</w:t>
+      </w:r>
+    </w:p>
+    <w:p>
+      <w:pPr>
+        <w:pStyle w:val="IT245"/>
+        <w:rPr>
+          <w:lang/>
+        </w:rPr>
+      </w:pPr>
+      <m:oMathPara>
+        <m:oMath>
+          <m:r>
+            <w:rPr>
+              <w:rFonts w:ascii="Cambria Math" w:hAnsi="Cambria Math"/>
+              <w:lang/>
+            </w:rPr>
+            <m:t>O</m:t>
+          </m:r>
+          <m:d>
+            <m:dPr>
+              <m:ctrlPr>
+                <w:rPr>
+                  <w:rFonts w:ascii="Cambria Math" w:hAnsi="Cambria Math"/>
+                  <w:lang/>
+                </w:rPr>
+              </m:ctrlPr>
+            </m:dPr>
+            <m:e>
+              <m:r>
+                <w:rPr>
+                  <w:rFonts w:ascii="Cambria Math" w:hAnsi="Cambria Math"/>
+                  <w:lang/>
+                </w:rPr>
+                <m:t>n</m:t>
+              </m:r>
+            </m:e>
+          </m:d>
+        </m:oMath>
+      </m:oMathPara>
+    </w:p>
+    <w:p>
+      <w:pPr>
+        <w:pStyle w:val="IT245"/>
+        <w:rPr>
+          <w:lang/>
+        </w:rPr>
+      </w:pPr>
+      <w:r>
+        <w:rPr>
+          <w:lang/>
+        </w:rPr>
+        <w:lastRenderedPageBreak/>
+        <w:t xml:space="preserve">Normal insertion and removal use constant auxiliary space. The ordered display method temporarily requires an additional </w:t>
+      </w:r>
+      <m:oMath>
+        <m:r>
+          <w:rPr>
+            <w:rFonts w:ascii="Cambria Math" w:hAnsi="Cambria Math"/>
+            <w:lang/>
+          </w:rPr>
+          <m:t>O</m:t>
+        </m:r>
+        <m:d>
+          <m:dPr>
+            <m:ctrlPr>
+              <w:rPr>
+                <w:rFonts w:ascii="Cambria Math" w:hAnsi="Cambria Math"/>
+                <w:lang/>
+              </w:rPr>
+            </m:ctrlPr>
+          </m:dPr>
+          <m:e>
+            <m:r>
+              <w:rPr>
+                <w:rFonts w:ascii="Cambria Math" w:hAnsi="Cambria Math"/>
+                <w:lang/>
+              </w:rPr>
+              <m:t>n</m:t>
+            </m:r>
+          </m:e>
+        </m:d>
+      </m:oMath>
+      <w:r>
+        <w:rPr>
+          <w:lang/>
+        </w:rPr>
+        <w:t>space.</w:t>
+      </w:r>
+    </w:p>
+    <w:p>
+      <w:pPr>
+        <w:pStyle w:val="IT245"/>
+        <w:rPr>
+          <w:lang/>
+        </w:rPr>
+      </w:pPr>
+      <w:r>
+        <w:rPr>
+          <w:b/>
+          <w:lang/>
+        </w:rPr>
+        <w:t>6</w:t>
+      </w:r>
+      <w:r>
+        <w:rPr>
+          <w:b/>
+          <w:lang/>
+        </w:rPr>
+        <w:t>.3 Complexity Summary</w:t>
+      </w:r>
+    </w:p>
+    <w:tbl>
+      <w:tblPr>
+        <w:tblStyle w:val="PlainTable1"/>
+        <w:tblW w:w="0" w:type="auto"/>
+        <w:tblLook w:val="04A0" w:firstRow="1" w:lastRow="0" w:firstColumn="1" w:lastColumn="0" w:noHBand="0" w:noVBand="1"/>
+      </w:tblPr>
+      <w:tblGrid>
+        <w:gridCol w:w="2777"/>
+        <w:gridCol w:w="1983"/>
+        <w:gridCol w:w="2996"/>
+      </w:tblGrid>
+      <w:tr>
+        <w:trPr>
+          <w:cnfStyle w:val="100000000000" w:firstRow="1" w:lastRow="0" w:firstColumn="0" w:lastColumn="0" w:oddVBand="0" w:evenVBand="0" w:oddHBand="0" w:evenHBand="0" w:firstRowFirstColumn="0" w:firstRowLastColumn="0" w:lastRowFirstColumn="0" w:lastRowLastColumn="0"/>
+        </w:trPr>
+        <w:tc>
+          <w:tcPr>
+            <w:cnfStyle w:val="001000000000" w:firstRow="0" w:lastRow="0" w:firstColumn="1" w:lastColumn="0" w:oddVBand="0" w:evenVBand="0" w:oddHBand="0" w:evenHBand="0" w:firstRowFirstColumn="0" w:firstRowLastColumn="0" w:lastRowFirstColumn="0" w:lastRowLastColumn="0"/>
+            <w:tcW w:w="0" w:type="auto"/>
+            <w:hideMark/>
+          </w:tcPr>
+          <w:p>
+            <w:pPr>
+              <w:pStyle w:val="IT245"/>
+              <w:rPr>
+                <w:bCs/>
+                <w:lang/>
+              </w:rPr>
+            </w:pPr>
+            <w:r>
+              <w:rPr>
+                <w:bCs/>
+                <w:lang/>
+              </w:rPr>
+              <w:t>Operation</w:t>
+            </w:r>
+          </w:p>
+        </w:tc>
+        <w:tc>
+          <w:tcPr>
+            <w:tcW w:w="0" w:type="auto"/>
+            <w:hideMark/>
+          </w:tcPr>
+          <w:p>
+            <w:pPr>
+              <w:pStyle w:val="IT245"/>
+              <w:cnfStyle w:val="100000000000" w:firstRow="1" w:lastRow="0" w:firstColumn="0" w:lastColumn="0" w:oddVBand="0" w:evenVBand="0" w:oddHBand="0" w:evenHBand="0" w:firstRowFirstColumn="0" w:firstRowLastColumn="0" w:lastRowFirstColumn="0" w:lastRowLastColumn="0"/>
+              <w:rPr>
+                <w:bCs/>
+                <w:lang/>
+              </w:rPr>
+            </w:pPr>
+            <w:r>
+              <w:rPr>
+                <w:bCs/>
+                <w:lang/>
+              </w:rPr>
+              <w:t>Sorted ArrayList</w:t>
+            </w:r>
+          </w:p>
+        </w:tc>
+        <w:tc>
+          <w:tcPr>
+            <w:tcW w:w="0" w:type="auto"/>
+            <w:hideMark/>
+          </w:tcPr>
+          <w:p>
+            <w:pPr>
+              <w:pStyle w:val="IT245"/>
+              <w:cnfStyle w:val="100000000000" w:firstRow="1" w:lastRow="0" w:firstColumn="0" w:lastColumn="0" w:oddVBand="0" w:evenVBand="0" w:oddHBand="0" w:evenHBand="0" w:firstRowFirstColumn="0" w:firstRowLastColumn="0" w:lastRowFirstColumn="0" w:lastRowLastColumn="0"/>
+              <w:rPr>
+                <w:bCs/>
+                <w:lang/>
+              </w:rPr>
+            </w:pPr>
+            <w:r>
+              <w:rPr>
+                <w:bCs/>
+                <w:lang/>
+              </w:rPr>
+              <w:t>Heap-Based PriorityQueue</w:t>
+            </w:r>
+          </w:p>
+        </w:tc>
+      </w:tr>
+      <w:tr>
+        <w:trPr>
+          <w:cnfStyle w:val="000000100000" w:firstRow="0" w:lastRow="0" w:firstColumn="0" w:lastColumn="0" w:oddVBand="0" w:evenVBand="0" w:oddHBand="1" w:evenHBand="0" w:firstRowFirstColumn="0" w:firstRowLastColumn="0" w:lastRowFirstColumn="0" w:lastRowLastColumn="0"/>
+        </w:trPr>
+        <w:tc>
+          <w:tcPr>
+            <w:cnfStyle w:val="001000000000" w:firstRow="0" w:lastRow="0" w:firstColumn="1" w:lastColumn="0" w:oddVBand="0" w:evenVBand="0" w:oddHBand="0" w:evenHBand="0" w:firstRowFirstColumn="0" w:firstRowLastColumn="0" w:lastRowFirstColumn="0" w:lastRowLastColumn="0"/>
+            <w:tcW w:w="0" w:type="auto"/>
+            <w:hideMark/>
+          </w:tcPr>
+          <w:p>
+            <w:pPr>
+              <w:pStyle w:val="IT245"/>
+              <w:rPr>
+                <w:bCs/>
+                <w:lang/>
+              </w:rPr>
+            </w:pPr>
+            <w:r>
+              <w:rPr>
+                <w:bCs/>
+                <w:lang/>
+              </w:rPr>
+              <w:t>Add one task</w:t>
+            </w:r>
+          </w:p>
+        </w:tc>
+        <w:tc>
+          <w:tcPr>
+            <w:tcW w:w="0" w:type="auto"/>
+            <w:hideMark/>
+          </w:tcPr>
+          <w:p>
+            <w:pPr>
+              <w:pStyle w:val="IT245"/>
+              <w:cnfStyle w:val="000000100000" w:firstRow="0" w:lastRow="0" w:firstColumn="0" w:lastColumn="0" w:oddVBand="0" w:evenVBand="0" w:oddHBand="1" w:evenHBand="0" w:firstRowFirstColumn="0" w:firstRowLastColumn="0" w:lastRowFirstColumn="0" w:lastRowLastColumn="0"/>
+              <w:rPr>
+                <w:lang/>
+              </w:rPr>
+            </w:pPr>
+            <m:oMathPara>
+              <m:oMath>
+                <m:r>
+                  <w:rPr>
+                    <w:rFonts w:ascii="Cambria Math" w:hAnsi="Cambria Math"/>
+                    <w:lang/>
+                  </w:rPr>
+                  <m:t>O</m:t>
+                </m:r>
+                <m:d>
+                  <m:dPr>
+                    <m:ctrlPr>
+                      <w:rPr>
+                        <w:rFonts w:ascii="Cambria Math" w:hAnsi="Cambria Math"/>
+                        <w:lang/>
+                      </w:rPr>
+                    </m:ctrlPr>
+                  </m:dPr>
+                  <m:e>
+                    <m:r>
+                      <w:rPr>
+                        <w:rFonts w:ascii="Cambria Math" w:hAnsi="Cambria Math"/>
+                        <w:lang/>
+                      </w:rPr>
+                      <m:t>n</m:t>
+                    </m:r>
+                  </m:e>
+                </m:d>
+              </m:oMath>
+            </m:oMathPara>
+          </w:p>
+        </w:tc>
+        <w:tc>
+          <w:tcPr>
+            <w:tcW w:w="0" w:type="auto"/>
+            <w:hideMark/>
+          </w:tcPr>
+          <w:p>
+            <w:pPr>
+              <w:pStyle w:val="IT245"/>
+              <w:cnfStyle w:val="000000100000" w:firstRow="0" w:lastRow="0" w:firstColumn="0" w:lastColumn="0" w:oddVBand="0" w:evenVBand="0" w:oddHBand="1" w:evenHBand="0" w:firstRowFirstColumn="0" w:firstRowLastColumn="0" w:lastRowFirstColumn="0" w:lastRowLastColumn="0"/>
+              <w:rPr>
+                <w:lang/>
+              </w:rPr>
+            </w:pPr>
+            <m:oMathPara>
+              <m:oMath>
+                <m:r>
+                  <w:rPr>
+                    <w:rFonts w:ascii="Cambria Math" w:hAnsi="Cambria Math"/>
+                    <w:lang/>
+                  </w:rPr>
+                  <m:t>O</m:t>
+                </m:r>
+                <m:d>
+                  <m:dPr>
+                    <m:ctrlPr>
+                      <w:rPr>
+                        <w:rFonts w:ascii="Cambria Math" w:hAnsi="Cambria Math"/>
+                        <w:lang/>
+                      </w:rPr>
+                    </m:ctrlPr>
+                  </m:dPr>
+                  <m:e>
+                    <m:func>
+                      <m:funcPr>
+                        <m:ctrlPr>
+                          <w:rPr>
+                            <w:rFonts w:ascii="Cambria Math" w:hAnsi="Cambria Math"/>
+                            <w:lang/>
+                          </w:rPr>
+                        </m:ctrlPr>
+                      </m:funcPr>
+                      <m:fName>
+                        <m:r>
+                          <m:rPr>
+                            <m:sty m:val="p"/>
+                          </m:rPr>
+                          <w:rPr>
+                            <w:rFonts w:ascii="Cambria Math" w:hAnsi="Cambria Math"/>
+                            <w:lang/>
+                          </w:rPr>
+                          <m:t>log</m:t>
+                        </m:r>
+                      </m:fName>
+                      <m:e>
+                        <m:r>
+                          <w:rPr>
+                            <w:rFonts w:ascii="Cambria Math" w:hAnsi="Cambria Math"/>
+                            <w:lang/>
+                          </w:rPr>
+                          <m:t>n</m:t>
+                        </m:r>
+                      </m:e>
+                    </m:func>
+                  </m:e>
+                </m:d>
+              </m:oMath>
+            </m:oMathPara>
+          </w:p>
+        </w:tc>
+      </w:tr>
+      <w:tr>
+        <w:tc>
+          <w:tcPr>
+            <w:cnfStyle w:val="001000000000" w:firstRow="0" w:lastRow="0" w:firstColumn="1" w:lastColumn="0" w:oddVBand="0" w:evenVBand="0" w:oddHBand="0" w:evenHBand="0" w:firstRowFirstColumn="0" w:firstRowLastColumn="0" w:lastRowFirstColumn="0" w:lastRowLastColumn="0"/>
+            <w:tcW w:w="0" w:type="auto"/>
+            <w:hideMark/>
+          </w:tcPr>
+          <w:p>
+            <w:pPr>
+              <w:pStyle w:val="IT245"/>
+              <w:rPr>
+                <w:bCs/>
+                <w:lang/>
+              </w:rPr>
+            </w:pPr>
+            <w:r>
+              <w:rPr>
+                <w:bCs/>
+                <w:lang/>
+              </w:rPr>
+              <w:t>View next task</w:t>
+            </w:r>
+          </w:p>
+        </w:tc>
+        <w:tc>
+          <w:tcPr>
+            <w:tcW w:w="0" w:type="auto"/>
+            <w:hideMark/>
+          </w:tcPr>
+          <w:p>
+            <w:pPr>
+              <w:pStyle w:val="IT245"/>
+              <w:cnfStyle w:val="000000000000" w:firstRow="0" w:lastRow="0" w:firstColumn="0" w:lastColumn="0" w:oddVBand="0" w:evenVBand="0" w:oddHBand="0" w:evenHBand="0" w:firstRowFirstColumn="0" w:firstRowLastColumn="0" w:lastRowFirstColumn="0" w:lastRowLastColumn="0"/>
+              <w:rPr>
+                <w:lang/>
+              </w:rPr>
+            </w:pPr>
+            <m:oMathPara>
+              <m:oMath>
+                <m:r>
+                  <w:rPr>
+                    <w:rFonts w:ascii="Cambria Math" w:hAnsi="Cambria Math"/>
+                    <w:lang/>
+                  </w:rPr>
+                  <m:t>O</m:t>
+                </m:r>
+                <m:d>
+                  <m:dPr>
+                    <m:ctrlPr>
+                      <w:rPr>
+                        <w:rFonts w:ascii="Cambria Math" w:hAnsi="Cambria Math"/>
+                        <w:lang/>
+                      </w:rPr>
+                    </m:ctrlPr>
+                  </m:dPr>
+                  <m:e>
+                    <m:r>
+                      <w:rPr>
+                        <w:rFonts w:ascii="Cambria Math" w:hAnsi="Cambria Math"/>
+                        <w:lang/>
+                      </w:rPr>
+                      <m:t>1</m:t>
+                    </m:r>
+                  </m:e>
+                </m:d>
+              </m:oMath>
+            </m:oMathPara>
+          </w:p>
+        </w:tc>
+        <w:tc>
+          <w:tcPr>
+            <w:tcW w:w="0" w:type="auto"/>
+            <w:hideMark/>
+          </w:tcPr>
+          <w:p>
+            <w:pPr>
+              <w:pStyle w:val="IT245"/>
+              <w:cnfStyle w:val="000000000000" w:firstRow="0" w:lastRow="0" w:firstColumn="0" w:lastColumn="0" w:oddVBand="0" w:evenVBand="0" w:oddHBand="0" w:evenHBand="0" w:firstRowFirstColumn="0" w:firstRowLastColumn="0" w:lastRowFirstColumn="0" w:lastRowLastColumn="0"/>
+              <w:rPr>
+                <w:lang/>
+              </w:rPr>
+            </w:pPr>
+            <m:oMathPara>
+              <m:oMath>
+                <m:r>
+                  <w:rPr>
+                    <w:rFonts w:ascii="Cambria Math" w:hAnsi="Cambria Math"/>
+                    <w:lang/>
+                  </w:rPr>
+                  <m:t>O</m:t>
+                </m:r>
+                <m:d>
+                  <m:dPr>
+                    <m:ctrlPr>
+                      <w:rPr>
+                        <w:rFonts w:ascii="Cambria Math" w:hAnsi="Cambria Math"/>
+                        <w:lang/>
+                      </w:rPr>
+                    </m:ctrlPr>
+                  </m:dPr>
+                  <m:e>
+                    <m:r>
+                      <w:rPr>
+                        <w:rFonts w:ascii="Cambria Math" w:hAnsi="Cambria Math"/>
+                        <w:lang/>
+                      </w:rPr>
+                      <m:t>1</m:t>
+                    </m:r>
+                  </m:e>
+                </m:d>
+              </m:oMath>
+            </m:oMathPara>
+          </w:p>
+        </w:tc>
+      </w:tr>
+      <w:tr>
+        <w:trPr>
+          <w:cnfStyle w:val="000000100000" w:firstRow="0" w:lastRow="0" w:firstColumn="0" w:lastColumn="0" w:oddVBand="0" w:evenVBand="0" w:oddHBand="1" w:evenHBand="0" w:firstRowFirstColumn="0" w:firstRowLastColumn="0" w:lastRowFirstColumn="0" w:lastRowLastColumn="0"/>
+        </w:trPr>
+        <w:tc>
+          <w:tcPr>
+            <w:cnfStyle w:val="001000000000" w:firstRow="0" w:lastRow="0" w:firstColumn="1" w:lastColumn="0" w:oddVBand="0" w:evenVBand="0" w:oddHBand="0" w:evenHBand="0" w:firstRowFirstColumn="0" w:firstRowLastColumn="0" w:lastRowFirstColumn="0" w:lastRowLastColumn="0"/>
+            <w:tcW w:w="0" w:type="auto"/>
+            <w:hideMark/>
+          </w:tcPr>
+          <w:p>
+            <w:pPr>
+              <w:pStyle w:val="IT245"/>
+              <w:rPr>
+                <w:bCs/>
+                <w:lang/>
+              </w:rPr>
+            </w:pPr>
+            <w:r>
+              <w:rPr>
+                <w:bCs/>
+                <w:lang/>
+              </w:rPr>
+              <w:t>Process next task</w:t>
+            </w:r>
+          </w:p>
+        </w:tc>
+        <w:tc>
+          <w:tcPr>
+            <w:tcW w:w="0" w:type="auto"/>
+            <w:hideMark/>
+          </w:tcPr>
+          <w:p>
+            <w:pPr>
+              <w:pStyle w:val="IT245"/>
+              <w:cnfStyle w:val="000000100000" w:firstRow="0" w:lastRow="0" w:firstColumn="0" w:lastColumn="0" w:oddVBand="0" w:evenVBand="0" w:oddHBand="1" w:evenHBand="0" w:firstRowFirstColumn="0" w:firstRowLastColumn="0" w:lastRowFirstColumn="0" w:lastRowLastColumn="0"/>
+              <w:rPr>
+                <w:lang/>
+              </w:rPr>
+            </w:pPr>
+            <m:oMathPara>
+              <m:oMath>
+                <m:r>
+                  <w:rPr>
+                    <w:rFonts w:ascii="Cambria Math" w:hAnsi="Cambria Math"/>
+                    <w:lang/>
+                  </w:rPr>
+                  <m:t>O</m:t>
+                </m:r>
+                <m:d>
+                  <m:dPr>
+                    <m:ctrlPr>
+                      <w:rPr>
+                        <w:rFonts w:ascii="Cambria Math" w:hAnsi="Cambria Math"/>
+                        <w:lang/>
+                      </w:rPr>
+                    </m:ctrlPr>
+                  </m:dPr>
+                  <m:e>
+                    <m:r>
+                      <w:rPr>
+                        <w:rFonts w:ascii="Cambria Math" w:hAnsi="Cambria Math"/>
+                        <w:lang/>
+                      </w:rPr>
+                      <m:t>n</m:t>
+                    </m:r>
+                  </m:e>
+                </m:d>
+              </m:oMath>
+            </m:oMathPara>
+          </w:p>
+        </w:tc>
+        <w:tc>
+          <w:tcPr>
+            <w:tcW w:w="0" w:type="auto"/>
+            <w:hideMark/>
+          </w:tcPr>
+          <w:p>
+            <w:pPr>
+              <w:pStyle w:val="IT245"/>
+              <w:cnfStyle w:val="000000100000" w:firstRow="0" w:lastRow="0" w:firstColumn="0" w:lastColumn="0" w:oddVBand="0" w:evenVBand="0" w:oddHBand="1" w:evenHBand="0" w:firstRowFirstColumn="0" w:firstRowLastColumn="0" w:lastRowFirstColumn="0" w:lastRowLastColumn="0"/>
+              <w:rPr>
+                <w:lang/>
+              </w:rPr>
+            </w:pPr>
+            <m:oMathPara>
+              <m:oMath>
+                <m:r>
+                  <w:rPr>
+                    <w:rFonts w:ascii="Cambria Math" w:hAnsi="Cambria Math"/>
+                    <w:lang/>
+                  </w:rPr>
+                  <m:t>O</m:t>
+                </m:r>
+                <m:d>
+                  <m:dPr>
+                    <m:ctrlPr>
+                      <w:rPr>
+                        <w:rFonts w:ascii="Cambria Math" w:hAnsi="Cambria Math"/>
+                        <w:lang/>
+                      </w:rPr>
+                    </m:ctrlPr>
+                  </m:dPr>
+                  <m:e>
+                    <m:func>
+                      <m:funcPr>
+                        <m:ctrlPr>
+                          <w:rPr>
+                            <w:rFonts w:ascii="Cambria Math" w:hAnsi="Cambria Math"/>
+                            <w:lang/>
+                          </w:rPr>
+                        </m:ctrlPr>
+                      </m:funcPr>
+                      <m:fName>
+                        <m:r>
+                          <m:rPr>
+                            <m:sty m:val="p"/>
+                          </m:rPr>
+                          <w:rPr>
+                            <w:rFonts w:ascii="Cambria Math" w:hAnsi="Cambria Math"/>
+                            <w:lang/>
+                          </w:rPr>
+                          <m:t>log</m:t>
+                        </m:r>
+                      </m:fName>
+                      <m:e>
+                        <m:r>
+                          <w:rPr>
+                            <w:rFonts w:ascii="Cambria Math" w:hAnsi="Cambria Math"/>
+                            <w:lang/>
+                          </w:rPr>
+                          <m:t>n</m:t>
+                        </m:r>
+                      </m:e>
+                    </m:func>
+                  </m:e>
+                </m:d>
+              </m:oMath>
+            </m:oMathPara>
+          </w:p>
+        </w:tc>
+      </w:tr>
+      <w:tr>
+        <w:tc>
+          <w:tcPr>
+            <w:cnfStyle w:val="001000000000" w:firstRow="0" w:lastRow="0" w:firstColumn="1" w:lastColumn="0" w:oddVBand="0" w:evenVBand="0" w:oddHBand="0" w:evenHBand="0" w:firstRowFirstColumn="0" w:firstRowLastColumn="0" w:lastRowFirstColumn="0" w:lastRowLastColumn="0"/>
+            <w:tcW w:w="0" w:type="auto"/>
+            <w:hideMark/>
+          </w:tcPr>
+          <w:p>
+            <w:pPr>
+              <w:pStyle w:val="IT245"/>
+              <w:rPr>
+                <w:bCs/>
+                <w:lang/>
+              </w:rPr>
+            </w:pPr>
+            <w:r>
+              <w:rPr>
+                <w:bCs/>
+                <w:lang/>
+              </w:rPr>
+              <w:t>Display all tasks in order</w:t>
+            </w:r>
+          </w:p>
+        </w:tc>
+        <w:tc>
+          <w:tcPr>
+            <w:tcW w:w="0" w:type="auto"/>
+            <w:hideMark/>
+          </w:tcPr>
+          <w:p>
+            <w:pPr>
+              <w:pStyle w:val="IT245"/>
+              <w:cnfStyle w:val="000000000000" w:firstRow="0" w:lastRow="0" w:firstColumn="0" w:lastColumn="0" w:oddVBand="0" w:evenVBand="0" w:oddHBand="0" w:evenHBand="0" w:firstRowFirstColumn="0" w:firstRowLastColumn="0" w:lastRowFirstColumn="0" w:lastRowLastColumn="0"/>
+              <w:rPr>
+                <w:lang/>
+              </w:rPr>
+            </w:pPr>
+            <m:oMathPara>
+              <m:oMath>
+                <m:r>
+                  <w:rPr>
+                    <w:rFonts w:ascii="Cambria Math" w:hAnsi="Cambria Math"/>
+                    <w:lang/>
+                  </w:rPr>
+                  <m:t>O</m:t>
+                </m:r>
+                <m:d>
+                  <m:dPr>
+                    <m:ctrlPr>
+                      <w:rPr>
+                        <w:rFonts w:ascii="Cambria Math" w:hAnsi="Cambria Math"/>
+                        <w:lang/>
+                      </w:rPr>
+                    </m:ctrlPr>
+                  </m:dPr>
+                  <m:e>
+                    <m:r>
+                      <w:rPr>
+                        <w:rFonts w:ascii="Cambria Math" w:hAnsi="Cambria Math"/>
+                        <w:lang/>
+                      </w:rPr>
+                      <m:t>n</m:t>
+                    </m:r>
+                  </m:e>
+                </m:d>
+              </m:oMath>
+            </m:oMathPara>
+          </w:p>
+        </w:tc>
+        <w:tc>
+          <w:tcPr>
+            <w:tcW w:w="0" w:type="auto"/>
+            <w:hideMark/>
+          </w:tcPr>
+          <w:p>
+            <w:pPr>
+              <w:pStyle w:val="IT245"/>
+              <w:cnfStyle w:val="000000000000" w:firstRow="0" w:lastRow="0" w:firstColumn="0" w:lastColumn="0" w:oddVBand="0" w:evenVBand="0" w:oddHBand="0" w:evenHBand="0" w:firstRowFirstColumn="0" w:firstRowLastColumn="0" w:lastRowFirstColumn="0" w:lastRowLastColumn="0"/>
+              <w:rPr>
+                <w:lang/>
+              </w:rPr>
+            </w:pPr>
+            <m:oMathPara>
+              <m:oMath>
+                <m:r>
+                  <w:rPr>
+                    <w:rFonts w:ascii="Cambria Math" w:hAnsi="Cambria Math"/>
+                    <w:lang/>
+                  </w:rPr>
+                  <m:t>O</m:t>
+                </m:r>
+                <m:d>
+                  <m:dPr>
+                    <m:ctrlPr>
+                      <w:rPr>
+                        <w:rFonts w:ascii="Cambria Math" w:hAnsi="Cambria Math"/>
+                        <w:lang/>
+                      </w:rPr>
+                    </m:ctrlPr>
+                  </m:dPr>
+                  <m:e>
+                    <m:r>
+                      <w:rPr>
+                        <w:rFonts w:ascii="Cambria Math" w:hAnsi="Cambria Math"/>
+                        <w:lang/>
+                      </w:rPr>
+                      <m:t>n</m:t>
+                    </m:r>
+                    <m:func>
+                      <m:funcPr>
+                        <m:ctrlPr>
+                          <w:rPr>
+                            <w:rFonts w:ascii="Cambria Math" w:hAnsi="Cambria Math"/>
+                            <w:lang/>
+                          </w:rPr>
+                        </m:ctrlPr>
+                      </m:funcPr>
+                      <m:fName>
+                        <m:r>
+                          <m:rPr>
+                            <m:sty m:val="p"/>
+                          </m:rPr>
+                          <w:rPr>
+                            <w:rFonts w:ascii="Cambria Math" w:hAnsi="Cambria Math"/>
+                            <w:lang/>
+                          </w:rPr>
+                          <m:t>log</m:t>
+                        </m:r>
+                      </m:fName>
+                      <m:e>
+                        <m:r>
+                          <w:rPr>
+                            <w:rFonts w:ascii="Cambria Math" w:hAnsi="Cambria Math"/>
+                            <w:lang/>
+                          </w:rPr>
+                          <m:t>n</m:t>
+                        </m:r>
+                      </m:e>
+                    </m:func>
+                  </m:e>
+                </m:d>
+              </m:oMath>
+            </m:oMathPara>
+          </w:p>
+        </w:tc>
+      </w:tr>
+      <w:tr>
+        <w:trPr>
+          <w:cnfStyle w:val="000000100000" w:firstRow="0" w:lastRow="0" w:firstColumn="0" w:lastColumn="0" w:oddVBand="0" w:evenVBand="0" w:oddHBand="1" w:evenHBand="0" w:firstRowFirstColumn="0" w:firstRowLastColumn="0" w:lastRowFirstColumn="0" w:lastRowLastColumn="0"/>
+        </w:trPr>
+        <w:tc>
+          <w:tcPr>
+            <w:cnfStyle w:val="001000000000" w:firstRow="0" w:lastRow="0" w:firstColumn="1" w:lastColumn="0" w:oddVBand="0" w:evenVBand="0" w:oddHBand="0" w:evenHBand="0" w:firstRowFirstColumn="0" w:firstRowLastColumn="0" w:lastRowFirstColumn="0" w:lastRowLastColumn="0"/>
+            <w:tcW w:w="0" w:type="auto"/>
+            <w:hideMark/>
+          </w:tcPr>
+          <w:p>
+            <w:pPr>
+              <w:pStyle w:val="IT245"/>
+              <w:rPr>
+                <w:bCs/>
+                <w:lang/>
+              </w:rPr>
+            </w:pPr>
+            <w:r>
+              <w:rPr>
+                <w:bCs/>
+                <w:lang/>
+              </w:rPr>
+              <w:t>Check whether empty</w:t>
+            </w:r>
+          </w:p>
+        </w:tc>
+        <w:tc>
+          <w:tcPr>
+            <w:tcW w:w="0" w:type="auto"/>
+            <w:hideMark/>
+          </w:tcPr>
+          <w:p>
+            <w:pPr>
+              <w:pStyle w:val="IT245"/>
+              <w:cnfStyle w:val="000000100000" w:firstRow="0" w:lastRow="0" w:firstColumn="0" w:lastColumn="0" w:oddVBand="0" w:evenVBand="0" w:oddHBand="1" w:evenHBand="0" w:firstRowFirstColumn="0" w:firstRowLastColumn="0" w:lastRowFirstColumn="0" w:lastRowLastColumn="0"/>
+              <w:rPr>
+                <w:lang/>
+              </w:rPr>
+            </w:pPr>
+            <m:oMathPara>
+              <m:oMath>
+                <m:r>
+                  <w:rPr>
+                    <w:rFonts w:ascii="Cambria Math" w:hAnsi="Cambria Math"/>
+                    <w:lang/>
+                  </w:rPr>
+                  <m:t>O</m:t>
+                </m:r>
+                <m:d>
+                  <m:dPr>
+                    <m:ctrlPr>
+                      <w:rPr>
+                        <w:rFonts w:ascii="Cambria Math" w:hAnsi="Cambria Math"/>
+                        <w:lang/>
+                      </w:rPr>
+                    </m:ctrlPr>
+                  </m:dPr>
+                  <m:e>
+                    <m:r>
+                      <w:rPr>
+                        <w:rFonts w:ascii="Cambria Math" w:hAnsi="Cambria Math"/>
+                        <w:lang/>
+                      </w:rPr>
+                      <m:t>1</m:t>
+                    </m:r>
+                  </m:e>
+                </m:d>
+              </m:oMath>
+            </m:oMathPara>
+          </w:p>
+        </w:tc>
+        <w:tc>
+          <w:tcPr>
+            <w:tcW w:w="0" w:type="auto"/>
+            <w:hideMark/>
+          </w:tcPr>
+          <w:p>
+            <w:pPr>
+              <w:pStyle w:val="IT245"/>
+              <w:cnfStyle w:val="000000100000" w:firstRow="0" w:lastRow="0" w:firstColumn="0" w:lastColumn="0" w:oddVBand="0" w:evenVBand="0" w:oddHBand="1" w:evenHBand="0" w:firstRowFirstColumn="0" w:firstRowLastColumn="0" w:lastRowFirstColumn="0" w:lastRowLastColumn="0"/>
+              <w:rPr>
+                <w:lang/>
+              </w:rPr>
+            </w:pPr>
+            <m:oMathPara>
+              <m:oMath>
+                <m:r>
+                  <w:rPr>
+                    <w:rFonts w:ascii="Cambria Math" w:hAnsi="Cambria Math"/>
+                    <w:lang/>
+                  </w:rPr>
+                  <m:t>O</m:t>
+                </m:r>
+                <m:d>
+                  <m:dPr>
+                    <m:ctrlPr>
+                      <w:rPr>
+                        <w:rFonts w:ascii="Cambria Math" w:hAnsi="Cambria Math"/>
+                        <w:lang/>
+                      </w:rPr>
+                    </m:ctrlPr>
+                  </m:dPr>
+                  <m:e>
+                    <m:r>
+                      <w:rPr>
+                        <w:rFonts w:ascii="Cambria Math" w:hAnsi="Cambria Math"/>
+                        <w:lang/>
+                      </w:rPr>
+                      <m:t>1</m:t>
+                    </m:r>
+                  </m:e>
+                </m:d>
+              </m:oMath>
+            </m:oMathPara>
+          </w:p>
+        </w:tc>
+      </w:tr>
+      <w:tr>
+        <w:tc>
+          <w:tcPr>
+            <w:cnfStyle w:val="001000000000" w:firstRow="0" w:lastRow="0" w:firstColumn="1" w:lastColumn="0" w:oddVBand="0" w:evenVBand="0" w:oddHBand="0" w:evenHBand="0" w:firstRowFirstColumn="0" w:firstRowLastColumn="0" w:lastRowFirstColumn="0" w:lastRowLastColumn="0"/>
+            <w:tcW w:w="0" w:type="auto"/>
+            <w:hideMark/>
+          </w:tcPr>
+          <w:p>
+            <w:pPr>
+              <w:pStyle w:val="IT245"/>
+              <w:rPr>
+                <w:bCs/>
+                <w:lang/>
+              </w:rPr>
+            </w:pPr>
+            <w:r>
+              <w:rPr>
+                <w:bCs/>
+                <w:lang/>
+              </w:rPr>
+              <w:t xml:space="preserve">Add all </w:t>
+            </w:r>
+            <m:oMath>
+              <m:r>
+                <m:rPr>
+                  <m:sty m:val="bi"/>
+                </m:rPr>
+                <w:rPr>
+                  <w:rFonts w:ascii="Cambria Math" w:hAnsi="Cambria Math"/>
+                  <w:lang/>
+                </w:rPr>
+                <m:t>n</m:t>
+              </m:r>
+            </m:oMath>
+            <w:r>
+              <w:rPr>
+                <w:bCs/>
+                <w:lang/>
+              </w:rPr>
+              <w:t>tasks</w:t>
+            </w:r>
+          </w:p>
+        </w:tc>
+        <w:tc>
+          <w:tcPr>
+            <w:tcW w:w="0" w:type="auto"/>
+            <w:hideMark/>
+          </w:tcPr>
+          <w:p>
+            <w:pPr>
+              <w:pStyle w:val="IT245"/>
+              <w:cnfStyle w:val="000000000000" w:firstRow="0" w:lastRow="0" w:firstColumn="0" w:lastColumn="0" w:oddVBand="0" w:evenVBand="0" w:oddHBand="0" w:evenHBand="0" w:firstRowFirstColumn="0" w:firstRowLastColumn="0" w:lastRowFirstColumn="0" w:lastRowLastColumn="0"/>
+              <w:rPr>
+                <w:lang/>
+              </w:rPr>
+            </w:pPr>
+            <m:oMathPara>
+              <m:oMath>
+                <m:r>
+                  <w:rPr>
+                    <w:rFonts w:ascii="Cambria Math" w:hAnsi="Cambria Math"/>
+                    <w:lang/>
+                  </w:rPr>
+                  <m:t>O</m:t>
+                </m:r>
+                <m:d>
+                  <m:dPr>
+                    <m:ctrlPr>
+                      <w:rPr>
+                        <w:rFonts w:ascii="Cambria Math" w:hAnsi="Cambria Math"/>
+                        <w:lang/>
+                      </w:rPr>
+                    </m:ctrlPr>
+                  </m:dPr>
+                  <m:e>
+                    <m:sSup>
+                      <m:sSupPr>
+                        <m:ctrlPr>
+                          <w:rPr>
+                            <w:rFonts w:ascii="Cambria Math" w:hAnsi="Cambria Math"/>
+                            <w:lang/>
+                          </w:rPr>
+                        </m:ctrlPr>
+                      </m:sSupPr>
+                      <m:e>
+                        <m:r>
+                          <w:rPr>
+                            <w:rFonts w:ascii="Cambria Math" w:hAnsi="Cambria Math"/>
+                            <w:lang/>
+                          </w:rPr>
+                          <m:t>n</m:t>
+                        </m:r>
+                      </m:e>
+                      <m:sup>
+                        <m:r>
+                          <w:rPr>
+                            <w:rFonts w:ascii="Cambria Math" w:hAnsi="Cambria Math"/>
+                            <w:lang/>
+                          </w:rPr>
+                          <m:t>2</m:t>
+                        </m:r>
+                      </m:sup>
+                    </m:sSup>
+                  </m:e>
+                </m:d>
+              </m:oMath>
+            </m:oMathPara>
+          </w:p>
+        </w:tc>
+        <w:tc>
+          <w:tcPr>
+            <w:tcW w:w="0" w:type="auto"/>
+            <w:hideMark/>
+          </w:tcPr>
+          <w:p>
+            <w:pPr>
+              <w:pStyle w:val="IT245"/>
+              <w:cnfStyle w:val="000000000000" w:firstRow="0" w:lastRow="0" w:firstColumn="0" w:lastColumn="0" w:oddVBand="0" w:evenVBand="0" w:oddHBand="0" w:evenHBand="0" w:firstRowFirstColumn="0" w:firstRowLastColumn="0" w:lastRowFirstColumn="0" w:lastRowLastColumn="0"/>
+              <w:rPr>
+                <w:lang/>
+              </w:rPr>
+            </w:pPr>
+            <m:oMathPara>
+              <m:oMath>
+                <m:r>
+                  <w:rPr>
+                    <w:rFonts w:ascii="Cambria Math" w:hAnsi="Cambria Math"/>
+                    <w:lang/>
+                  </w:rPr>
+                  <m:t>O</m:t>
+                </m:r>
+                <m:d>
+                  <m:dPr>
+                    <m:ctrlPr>
+                      <w:rPr>
+                        <w:rFonts w:ascii="Cambria Math" w:hAnsi="Cambria Math"/>
+                        <w:lang/>
+                      </w:rPr>
+                    </m:ctrlPr>
+                  </m:dPr>
+                  <m:e>
+                    <m:r>
+                      <w:rPr>
+                        <w:rFonts w:ascii="Cambria Math" w:hAnsi="Cambria Math"/>
+                        <w:lang/>
+                      </w:rPr>
+                      <m:t>n</m:t>
+                    </m:r>
+                    <m:func>
+                      <m:funcPr>
+                        <m:ctrlPr>
+                          <w:rPr>
+                            <w:rFonts w:ascii="Cambria Math" w:hAnsi="Cambria Math"/>
+                            <w:lang/>
+                          </w:rPr>
+                        </m:ctrlPr>
+                      </m:funcPr>
+                      <m:fName>
+                        <m:r>
+                          <m:rPr>
+                            <m:sty m:val="p"/>
+                          </m:rPr>
+                          <w:rPr>
+                            <w:rFonts w:ascii="Cambria Math" w:hAnsi="Cambria Math"/>
+                            <w:lang/>
+                          </w:rPr>
+                          <m:t>log</m:t>
+                        </m:r>
+                      </m:fName>
+                      <m:e>
+                        <m:r>
+                          <w:rPr>
+                            <w:rFonts w:ascii="Cambria Math" w:hAnsi="Cambria Math"/>
+                            <w:lang/>
+                          </w:rPr>
+                          <m:t>n</m:t>
+                        </m:r>
+                      </m:e>
+                    </m:func>
+                  </m:e>
+                </m:d>
+              </m:oMath>
+            </m:oMathPara>
+          </w:p>
+        </w:tc>
+      </w:tr>
+      <w:tr>
+        <w:trPr>
+          <w:cnfStyle w:val="000000100000" w:firstRow="0" w:lastRow="0" w:firstColumn="0" w:lastColumn="0" w:oddVBand="0" w:evenVBand="0" w:oddHBand="1" w:evenHBand="0" w:firstRowFirstColumn="0" w:firstRowLastColumn="0" w:lastRowFirstColumn="0" w:lastRowLastColumn="0"/>
+        </w:trPr>
+        <w:tc>
+          <w:tcPr>
+            <w:cnfStyle w:val="001000000000" w:firstRow="0" w:lastRow="0" w:firstColumn="1" w:lastColumn="0" w:oddVBand="0" w:evenVBand="0" w:oddHBand="0" w:evenHBand="0" w:firstRowFirstColumn="0" w:firstRowLastColumn="0" w:lastRowFirstColumn="0" w:lastRowLastColumn="0"/>
+            <w:tcW w:w="0" w:type="auto"/>
+            <w:hideMark/>
+          </w:tcPr>
+          <w:p>
+            <w:pPr>
+              <w:pStyle w:val="IT245"/>
+              <w:rPr>
+                <w:bCs/>
+                <w:lang/>
+              </w:rPr>
+            </w:pPr>
+            <w:r>
+              <w:rPr>
+                <w:bCs/>
+                <w:lang/>
+              </w:rPr>
+              <w:t xml:space="preserve">Process all </w:t>
+            </w:r>
+            <m:oMath>
+              <m:r>
+                <m:rPr>
+                  <m:sty m:val="bi"/>
+                </m:rPr>
+                <w:rPr>
+                  <w:rFonts w:ascii="Cambria Math" w:hAnsi="Cambria Math"/>
+                  <w:lang/>
+                </w:rPr>
+                <m:t>n</m:t>
+              </m:r>
+            </m:oMath>
+            <w:r>
+              <w:rPr>
+                <w:bCs/>
+                <w:lang/>
+              </w:rPr>
+              <w:t>tasks</w:t>
+            </w:r>
+          </w:p>
+        </w:tc>
+        <w:tc>
+          <w:tcPr>
+            <w:tcW w:w="0" w:type="auto"/>
+            <w:hideMark/>
+          </w:tcPr>
+          <w:p>
+            <w:pPr>
+              <w:pStyle w:val="IT245"/>
+              <w:cnfStyle w:val="000000100000" w:firstRow="0" w:lastRow="0" w:firstColumn="0" w:lastColumn="0" w:oddVBand="0" w:evenVBand="0" w:oddHBand="1" w:evenHBand="0" w:firstRowFirstColumn="0" w:firstRowLastColumn="0" w:lastRowFirstColumn="0" w:lastRowLastColumn="0"/>
+              <w:rPr>
+                <w:lang/>
+              </w:rPr>
+            </w:pPr>
+            <m:oMathPara>
+              <m:oMath>
+                <m:r>
+                  <w:rPr>
+                    <w:rFonts w:ascii="Cambria Math" w:hAnsi="Cambria Math"/>
+                    <w:lang/>
+                  </w:rPr>
+                  <m:t>O</m:t>
+                </m:r>
+                <m:d>
+                  <m:dPr>
+                    <m:ctrlPr>
+                      <w:rPr>
+                        <w:rFonts w:ascii="Cambria Math" w:hAnsi="Cambria Math"/>
+                        <w:lang/>
+                      </w:rPr>
+                    </m:ctrlPr>
+                  </m:dPr>
+                  <m:e>
+                    <m:sSup>
+                      <m:sSupPr>
+                        <m:ctrlPr>
+                          <w:rPr>
+                            <w:rFonts w:ascii="Cambria Math" w:hAnsi="Cambria Math"/>
+                            <w:lang/>
+                          </w:rPr>
+                        </m:ctrlPr>
+                      </m:sSupPr>
+                      <m:e>
+                        <m:r>
+                          <w:rPr>
+                            <w:rFonts w:ascii="Cambria Math" w:hAnsi="Cambria Math"/>
+                            <w:lang/>
+                          </w:rPr>
+                          <m:t>n</m:t>
+                        </m:r>
+                      </m:e>
+                      <m:sup>
+                        <m:r>
+                          <w:rPr>
+                            <w:rFonts w:ascii="Cambria Math" w:hAnsi="Cambria Math"/>
+                            <w:lang/>
+                          </w:rPr>
+                          <m:t>2</m:t>
+                        </m:r>
+                      </m:sup>
+                    </m:sSup>
+                  </m:e>
+                </m:d>
+              </m:oMath>
+            </m:oMathPara>
+          </w:p>
+        </w:tc>
+        <w:tc>
+          <w:tcPr>
+            <w:tcW w:w="0" w:type="auto"/>
+            <w:hideMark/>
+          </w:tcPr>
+          <w:p>
+            <w:pPr>
+              <w:pStyle w:val="IT245"/>
+              <w:cnfStyle w:val="000000100000" w:firstRow="0" w:lastRow="0" w:firstColumn="0" w:lastColumn="0" w:oddVBand="0" w:evenVBand="0" w:oddHBand="1" w:evenHBand="0" w:firstRowFirstColumn="0" w:firstRowLastColumn="0" w:lastRowFirstColumn="0" w:lastRowLastColumn="0"/>
+              <w:rPr>
+                <w:lang/>
+              </w:rPr>
+            </w:pPr>
+            <m:oMathPara>
+              <m:oMath>
+                <m:r>
+                  <w:rPr>
+                    <w:rFonts w:ascii="Cambria Math" w:hAnsi="Cambria Math"/>
+                    <w:lang/>
+                  </w:rPr>
+                  <m:t>O</m:t>
+                </m:r>
+                <m:d>
+                  <m:dPr>
+                    <m:ctrlPr>
+                      <w:rPr>
+                        <w:rFonts w:ascii="Cambria Math" w:hAnsi="Cambria Math"/>
+                        <w:lang/>
+                      </w:rPr>
+                    </m:ctrlPr>
+                  </m:dPr>
+                  <m:e>
+                    <m:r>
+                      <w:rPr>
+                        <w:rFonts w:ascii="Cambria Math" w:hAnsi="Cambria Math"/>
+                        <w:lang/>
+                      </w:rPr>
+                      <m:t>n</m:t>
+                    </m:r>
+                    <m:func>
+                      <m:funcPr>
+                        <m:ctrlPr>
+                          <w:rPr>
+                            <w:rFonts w:ascii="Cambria Math" w:hAnsi="Cambria Math"/>
+                            <w:lang/>
+                          </w:rPr>
+                        </m:ctrlPr>
+                      </m:funcPr>
+                      <m:fName>
+                        <m:r>
+                          <m:rPr>
+                            <m:sty m:val="p"/>
+                          </m:rPr>
+                          <w:rPr>
+                            <w:rFonts w:ascii="Cambria Math" w:hAnsi="Cambria Math"/>
+                            <w:lang/>
+                          </w:rPr>
+                          <m:t>log</m:t>
+                        </m:r>
+                      </m:fName>
+                      <m:e>
+                        <m:r>
+                          <w:rPr>
+                            <w:rFonts w:ascii="Cambria Math" w:hAnsi="Cambria Math"/>
+                            <w:lang/>
+                          </w:rPr>
+                          <m:t>n</m:t>
+                        </m:r>
+                      </m:e>
+                    </m:func>
+                  </m:e>
+                </m:d>
+              </m:oMath>
+            </m:oMathPara>
+          </w:p>
+        </w:tc>
+      </w:tr>
+      <w:tr>
+        <w:tc>
+          <w:tcPr>
+            <w:cnfStyle w:val="001000000000" w:firstRow="0" w:lastRow="0" w:firstColumn="1" w:lastColumn="0" w:oddVBand="0" w:evenVBand="0" w:oddHBand="0" w:evenHBand="0" w:firstRowFirstColumn="0" w:firstRowLastColumn="0" w:lastRowFirstColumn="0" w:lastRowLastColumn="0"/>
+            <w:tcW w:w="0" w:type="auto"/>
+            <w:hideMark/>
+          </w:tcPr>
+          <w:p>
+            <w:pPr>
+              <w:pStyle w:val="IT245"/>
+              <w:rPr>
+                <w:bCs/>
+                <w:lang/>
+              </w:rPr>
+            </w:pPr>
+            <w:r>
+              <w:rPr>
+                <w:bCs/>
+                <w:lang/>
+              </w:rPr>
+              <w:t>Main storage</w:t>
+            </w:r>
+          </w:p>
+        </w:tc>
+        <w:tc>
+          <w:tcPr>
+            <w:tcW w:w="0" w:type="auto"/>
+            <w:hideMark/>
+          </w:tcPr>
+          <w:p>
+            <w:pPr>
+              <w:pStyle w:val="IT245"/>
+              <w:cnfStyle w:val="000000000000" w:firstRow="0" w:lastRow="0" w:firstColumn="0" w:lastColumn="0" w:oddVBand="0" w:evenVBand="0" w:oddHBand="0" w:evenHBand="0" w:firstRowFirstColumn="0" w:firstRowLastColumn="0" w:lastRowFirstColumn="0" w:lastRowLastColumn="0"/>
+              <w:rPr>
+                <w:lang/>
+              </w:rPr>
+            </w:pPr>
+            <m:oMathPara>
+              <m:oMath>
+                <m:r>
+                  <w:rPr>
+                    <w:rFonts w:ascii="Cambria Math" w:hAnsi="Cambria Math"/>
+                    <w:lang/>
+                  </w:rPr>
+                  <m:t>O</m:t>
+                </m:r>
+                <m:d>
+                  <m:dPr>
+                    <m:ctrlPr>
+                      <w:rPr>
+                        <w:rFonts w:ascii="Cambria Math" w:hAnsi="Cambria Math"/>
+                        <w:lang/>
+                      </w:rPr>
+                    </m:ctrlPr>
+                  </m:dPr>
+                  <m:e>
+                    <m:r>
+                      <w:rPr>
+                        <w:rFonts w:ascii="Cambria Math" w:hAnsi="Cambria Math"/>
+                        <w:lang/>
+                      </w:rPr>
+                      <m:t>n</m:t>
+                    </m:r>
+                  </m:e>
+                </m:d>
+              </m:oMath>
+            </m:oMathPara>
+          </w:p>
+        </w:tc>
+        <w:tc>
+          <w:tcPr>
+            <w:tcW w:w="0" w:type="auto"/>
+            <w:hideMark/>
+          </w:tcPr>
+          <w:p>
+            <w:pPr>
+              <w:pStyle w:val="IT245"/>
+              <w:cnfStyle w:val="000000000000" w:firstRow="0" w:lastRow="0" w:firstColumn="0" w:lastColumn="0" w:oddVBand="0" w:evenVBand="0" w:oddHBand="0" w:evenHBand="0" w:firstRowFirstColumn="0" w:firstRowLastColumn="0" w:lastRowFirstColumn="0" w:lastRowLastColumn="0"/>
+              <w:rPr>
+                <w:lang/>
+              </w:rPr>
+            </w:pPr>
+            <m:oMathPara>
+              <m:oMath>
+                <m:r>
+                  <w:rPr>
+                    <w:rFonts w:ascii="Cambria Math" w:hAnsi="Cambria Math"/>
+                    <w:lang/>
+                  </w:rPr>
+                  <m:t>O</m:t>
+                </m:r>
+                <m:d>
+                  <m:dPr>
+                    <m:ctrlPr>
+                      <w:rPr>
+                        <w:rFonts w:ascii="Cambria Math" w:hAnsi="Cambria Math"/>
+                        <w:lang/>
+                      </w:rPr>
+                    </m:ctrlPr>
+                  </m:dPr>
+                  <m:e>
+                    <m:r>
+                      <w:rPr>
+                        <w:rFonts w:ascii="Cambria Math" w:hAnsi="Cambria Math"/>
+                        <w:lang/>
+                      </w:rPr>
+                      <m:t>n</m:t>
+                    </m:r>
+                  </m:e>
+                </m:d>
+              </m:oMath>
+            </m:oMathPara>
+          </w:p>
+        </w:tc>
+      </w:tr>
+    </w:tbl>
+    <w:p>
+      <w:pPr>
+        <w:pStyle w:val="IT245"/>
+        <w:rPr>
+          <w:lang/>
+        </w:rPr>
+      </w:pPr>
+    </w:p>
+    <w:p>
+      <w:pPr>
         <w:spacing w:after="200" w:line="276" w:lineRule="auto"/>
         <w:jc w:val="both"/>
         <w:rPr>
@@ -11426,7 +14152,7 @@
               <wp:docPr id="768041508" name="Text Box 8" descr="Restricted - مقيد ">
                 <a:extLst xmlns:a="http://schemas.openxmlformats.org/drawingml/2006/main">
                   <a:ext uri="{5AE41FA2-C0FF-4470-9BD4-5FADCA87CBE2}">
-                    <aclsh:classification xmlns="" xmlns:cx1="http://schemas.microsoft.com/office/drawing/2015/9/8/chartex" xmlns:cx2="http://schemas.microsoft.com/office/drawing/2015/10/21/chartex" xmlns:cx3="http://schemas.microsoft.com/office/drawing/2016/5/9/chartex" xmlns:cx4="http://schemas.microsoft.com/office/drawing/2016/5/10/chartex" xmlns:cx5="http://schemas.microsoft.com/office/drawing/2016/5/11/chartex" xmlns:cx6="http://schemas.microsoft.com/office/drawing/2016/5/12/chartex" xmlns:cx7="http://schemas.microsoft.com/office/drawing/2016/5/13/chartex" xmlns:cx8="http://schemas.microsoft.com/office/drawing/2016/5/14/chartex" xmlns:aink="http://schemas.microsoft.com/office/drawing/2016/ink" xmlns:am3d="http://schemas.microsoft.com/office/drawing/2017/model3d" xmlns:oel="http://schemas.microsoft.com/office/2019/extlst" xmlns:o="urn:schemas-microsoft-com:office:office" xmlns:v="urn:schemas-microsoft-com:vml" xmlns:w10="urn:schemas-microsoft-com:office:word" xmlns:w="http://schemas.openxmlformats.org/wordprocessingml/2006/main" xmlns:w16cei="http://schemas.microsoft.com/office/word/2026/wordml/cei" xmlns:w16cex="http://schemas.microsoft.com/office/word/2018/wordml/cex" xmlns:w16cid="http://schemas.microsoft.com/office/word/2016/wordml/cid" xmlns:w16="http://schemas.microsoft.com/office/word/2018/wordml" xmlns:w16sdtdh="http://schemas.microsoft.com/office/word/2020/wordml/sdtdatahash" xmlns:w16sdtfl="http://schemas.microsoft.com/office/word/2024/wordml/sdtformatlock" xmlns:w16du="http://schemas.microsoft.com/office/word/2023/wordml/word16du" xmlns:aclsh="http://schemas.microsoft.com/office/drawing/2020/classificationShape" classificationOutcomeType="ftr"/>
+                    <aclsh:classification xmlns:aclsh="http://schemas.microsoft.com/office/drawing/2020/classificationShape" xmlns:w16du="http://schemas.microsoft.com/office/word/2023/wordml/word16du" xmlns:w16sdtfl="http://schemas.microsoft.com/office/word/2024/wordml/sdtformatlock" xmlns:w16sdtdh="http://schemas.microsoft.com/office/word/2020/wordml/sdtdatahash" xmlns:w16="http://schemas.microsoft.com/office/word/2018/wordml" xmlns:w16cid="http://schemas.microsoft.com/office/word/2016/wordml/cid" xmlns:w16cex="http://schemas.microsoft.com/office/word/2018/wordml/cex" xmlns:w16cei="http://schemas.microsoft.com/office/word/2026/wordml/cei" xmlns:w="http://schemas.openxmlformats.org/wordprocessingml/2006/main" xmlns:w10="urn:schemas-microsoft-com:office:word" xmlns:v="urn:schemas-microsoft-com:vml" xmlns:o="urn:schemas-microsoft-com:office:office" xmlns:oel="http://schemas.microsoft.com/office/2019/extlst" xmlns:am3d="http://schemas.microsoft.com/office/drawing/2017/model3d" xmlns:aink="http://schemas.microsoft.com/office/drawing/2016/ink" xmlns:cx8="http://schemas.microsoft.com/office/drawing/2016/5/14/chartex" xmlns:cx7="http://schemas.microsoft.com/office/drawing/2016/5/13/chartex" xmlns:cx6="http://schemas.microsoft.com/office/drawing/2016/5/12/chartex" xmlns:cx5="http://schemas.microsoft.com/office/drawing/2016/5/11/chartex" xmlns:cx4="http://schemas.microsoft.com/office/drawing/2016/5/10/chartex" xmlns:cx3="http://schemas.microsoft.com/office/drawing/2016/5/9/chartex" xmlns:cx2="http://schemas.microsoft.com/office/drawing/2015/10/21/chartex" xmlns:cx1="http://schemas.microsoft.com/office/drawing/2015/9/8/chartex" xmlns="" classificationOutcomeType="ftr"/>
                   </a:ext>
                 </a:extLst>
               </wp:docPr>
@@ -11584,7 +14310,7 @@
               <wp:docPr id="1894436925" name="Text Box 9" descr="Restricted - مقيد ">
                 <a:extLst xmlns:a="http://schemas.openxmlformats.org/drawingml/2006/main">
                   <a:ext uri="{5AE41FA2-C0FF-4470-9BD4-5FADCA87CBE2}">
-                    <aclsh:classification xmlns="" xmlns:cx1="http://schemas.microsoft.com/office/drawing/2015/9/8/chartex" xmlns:cx2="http://schemas.microsoft.com/office/drawing/2015/10/21/chartex" xmlns:cx3="http://schemas.microsoft.com/office/drawing/2016/5/9/chartex" xmlns:cx4="http://schemas.microsoft.com/office/drawing/2016/5/10/chartex" xmlns:cx5="http://schemas.microsoft.com/office/drawing/2016/5/11/chartex" xmlns:cx6="http://schemas.microsoft.com/office/drawing/2016/5/12/chartex" xmlns:cx7="http://schemas.microsoft.com/office/drawing/2016/5/13/chartex" xmlns:cx8="http://schemas.microsoft.com/office/drawing/2016/5/14/chartex" xmlns:aink="http://schemas.microsoft.com/office/drawing/2016/ink" xmlns:am3d="http://schemas.microsoft.com/office/drawing/2017/model3d" xmlns:oel="http://schemas.microsoft.com/office/2019/extlst" xmlns:o="urn:schemas-microsoft-com:office:office" xmlns:v="urn:schemas-microsoft-com:vml" xmlns:w10="urn:schemas-microsoft-com:office:word" xmlns:w="http://schemas.openxmlformats.org/wordprocessingml/2006/main" xmlns:w16cei="http://schemas.microsoft.com/office/word/2026/wordml/cei" xmlns:w16cex="http://schemas.microsoft.com/office/word/2018/wordml/cex" xmlns:w16cid="http://schemas.microsoft.com/office/word/2016/wordml/cid" xmlns:w16="http://schemas.microsoft.com/office/word/2018/wordml" xmlns:w16sdtdh="http://schemas.microsoft.com/office/word/2020/wordml/sdtdatahash" xmlns:w16sdtfl="http://schemas.microsoft.com/office/word/2024/wordml/sdtformatlock" xmlns:w16du="http://schemas.microsoft.com/office/word/2023/wordml/word16du" xmlns:aclsh="http://schemas.microsoft.com/office/drawing/2020/classificationShape" classificationOutcomeType="ftr"/>
+                    <aclsh:classification xmlns:aclsh="http://schemas.microsoft.com/office/drawing/2020/classificationShape" xmlns:w16du="http://schemas.microsoft.com/office/word/2023/wordml/word16du" xmlns:w16sdtfl="http://schemas.microsoft.com/office/word/2024/wordml/sdtformatlock" xmlns:w16sdtdh="http://schemas.microsoft.com/office/word/2020/wordml/sdtdatahash" xmlns:w16="http://schemas.microsoft.com/office/word/2018/wordml" xmlns:w16cid="http://schemas.microsoft.com/office/word/2016/wordml/cid" xmlns:w16cex="http://schemas.microsoft.com/office/word/2018/wordml/cex" xmlns:w16cei="http://schemas.microsoft.com/office/word/2026/wordml/cei" xmlns:w="http://schemas.openxmlformats.org/wordprocessingml/2006/main" xmlns:w10="urn:schemas-microsoft-com:office:word" xmlns:v="urn:schemas-microsoft-com:vml" xmlns:o="urn:schemas-microsoft-com:office:office" xmlns:oel="http://schemas.microsoft.com/office/2019/extlst" xmlns:am3d="http://schemas.microsoft.com/office/drawing/2017/model3d" xmlns:aink="http://schemas.microsoft.com/office/drawing/2016/ink" xmlns:cx8="http://schemas.microsoft.com/office/drawing/2016/5/14/chartex" xmlns:cx7="http://schemas.microsoft.com/office/drawing/2016/5/13/chartex" xmlns:cx6="http://schemas.microsoft.com/office/drawing/2016/5/12/chartex" xmlns:cx5="http://schemas.microsoft.com/office/drawing/2016/5/11/chartex" xmlns:cx4="http://schemas.microsoft.com/office/drawing/2016/5/10/chartex" xmlns:cx3="http://schemas.microsoft.com/office/drawing/2016/5/9/chartex" xmlns:cx2="http://schemas.microsoft.com/office/drawing/2015/10/21/chartex" xmlns:cx1="http://schemas.microsoft.com/office/drawing/2015/9/8/chartex" xmlns="" classificationOutcomeType="ftr"/>
                   </a:ext>
                 </a:extLst>
               </wp:docPr>
@@ -11742,7 +14468,7 @@
               <wp:docPr id="2005617642" name="Text Box 7" descr="Restricted - مقيد ">
                 <a:extLst xmlns:a="http://schemas.openxmlformats.org/drawingml/2006/main">
                   <a:ext uri="{5AE41FA2-C0FF-4470-9BD4-5FADCA87CBE2}">
-                    <aclsh:classification xmlns="" xmlns:cx1="http://schemas.microsoft.com/office/drawing/2015/9/8/chartex" xmlns:cx2="http://schemas.microsoft.com/office/drawing/2015/10/21/chartex" xmlns:cx3="http://schemas.microsoft.com/office/drawing/2016/5/9/chartex" xmlns:cx4="http://schemas.microsoft.com/office/drawing/2016/5/10/chartex" xmlns:cx5="http://schemas.microsoft.com/office/drawing/2016/5/11/chartex" xmlns:cx6="http://schemas.microsoft.com/office/drawing/2016/5/12/chartex" xmlns:cx7="http://schemas.microsoft.com/office/drawing/2016/5/13/chartex" xmlns:cx8="http://schemas.microsoft.com/office/drawing/2016/5/14/chartex" xmlns:aink="http://schemas.microsoft.com/office/drawing/2016/ink" xmlns:am3d="http://schemas.microsoft.com/office/drawing/2017/model3d" xmlns:oel="http://schemas.microsoft.com/office/2019/extlst" xmlns:o="urn:schemas-microsoft-com:office:office" xmlns:v="urn:schemas-microsoft-com:vml" xmlns:w10="urn:schemas-microsoft-com:office:word" xmlns:w="http://schemas.openxmlformats.org/wordprocessingml/2006/main" xmlns:w16cei="http://schemas.microsoft.com/office/word/2026/wordml/cei" xmlns:w16cex="http://schemas.microsoft.com/office/word/2018/wordml/cex" xmlns:w16cid="http://schemas.microsoft.com/office/word/2016/wordml/cid" xmlns:w16="http://schemas.microsoft.com/office/word/2018/wordml" xmlns:w16sdtdh="http://schemas.microsoft.com/office/word/2020/wordml/sdtdatahash" xmlns:w16sdtfl="http://schemas.microsoft.com/office/word/2024/wordml/sdtformatlock" xmlns:w16du="http://schemas.microsoft.com/office/word/2023/wordml/word16du" xmlns:aclsh="http://schemas.microsoft.com/office/drawing/2020/classificationShape" classificationOutcomeType="ftr"/>
+                    <aclsh:classification xmlns:aclsh="http://schemas.microsoft.com/office/drawing/2020/classificationShape" xmlns:w16du="http://schemas.microsoft.com/office/word/2023/wordml/word16du" xmlns:w16sdtfl="http://schemas.microsoft.com/office/word/2024/wordml/sdtformatlock" xmlns:w16sdtdh="http://schemas.microsoft.com/office/word/2020/wordml/sdtdatahash" xmlns:w16="http://schemas.microsoft.com/office/word/2018/wordml" xmlns:w16cid="http://schemas.microsoft.com/office/word/2016/wordml/cid" xmlns:w16cex="http://schemas.microsoft.com/office/word/2018/wordml/cex" xmlns:w16cei="http://schemas.microsoft.com/office/word/2026/wordml/cei" xmlns:w="http://schemas.openxmlformats.org/wordprocessingml/2006/main" xmlns:w10="urn:schemas-microsoft-com:office:word" xmlns:v="urn:schemas-microsoft-com:vml" xmlns:o="urn:schemas-microsoft-com:office:office" xmlns:oel="http://schemas.microsoft.com/office/2019/extlst" xmlns:am3d="http://schemas.microsoft.com/office/drawing/2017/model3d" xmlns:aink="http://schemas.microsoft.com/office/drawing/2016/ink" xmlns:cx8="http://schemas.microsoft.com/office/drawing/2016/5/14/chartex" xmlns:cx7="http://schemas.microsoft.com/office/drawing/2016/5/13/chartex" xmlns:cx6="http://schemas.microsoft.com/office/drawing/2016/5/12/chartex" xmlns:cx5="http://schemas.microsoft.com/office/drawing/2016/5/11/chartex" xmlns:cx4="http://schemas.microsoft.com/office/drawing/2016/5/10/chartex" xmlns:cx3="http://schemas.microsoft.com/office/drawing/2016/5/9/chartex" xmlns:cx2="http://schemas.microsoft.com/office/drawing/2015/10/21/chartex" xmlns:cx1="http://schemas.microsoft.com/office/drawing/2015/9/8/chartex" xmlns="" classificationOutcomeType="ftr"/>
                   </a:ext>
                 </a:extLst>
               </wp:docPr>
@@ -12172,7 +14898,7 @@
             </wp:anchor>
           </w:drawing>
         </mc:Choice>
-        <mc:Fallback xmlns:cx1="http://schemas.microsoft.com/office/drawing/2015/9/8/chartex" xmlns:cx2="http://schemas.microsoft.com/office/drawing/2015/10/21/chartex" xmlns:cx3="http://schemas.microsoft.com/office/drawing/2016/5/9/chartex" xmlns:cx4="http://schemas.microsoft.com/office/drawing/2016/5/10/chartex" xmlns:cx5="http://schemas.microsoft.com/office/drawing/2016/5/11/chartex" xmlns:cx6="http://schemas.microsoft.com/office/drawing/2016/5/12/chartex" xmlns:cx7="http://schemas.microsoft.com/office/drawing/2016/5/13/chartex" xmlns:cx8="http://schemas.microsoft.com/office/drawing/2016/5/14/chartex" xmlns:aink="http://schemas.microsoft.com/office/drawing/2016/ink" xmlns:am3d="http://schemas.microsoft.com/office/drawing/2017/model3d" xmlns:oel="http://schemas.microsoft.com/office/2019/extlst" xmlns:w16cei="http://schemas.microsoft.com/office/word/2026/wordml/cei" xmlns:w16cex="http://schemas.microsoft.com/office/word/2018/wordml/cex" xmlns:w16cid="http://schemas.microsoft.com/office/word/2016/wordml/cid" xmlns:w16="http://schemas.microsoft.com/office/word/2018/wordml" xmlns:w16sdtdh="http://schemas.microsoft.com/office/word/2020/wordml/sdtdatahash" xmlns:w16sdtfl="http://schemas.microsoft.com/office/word/2024/wordml/sdtformatlock" xmlns:w16du="http://schemas.microsoft.com/office/word/2023/wordml/word16du">
+        <mc:Fallback xmlns:w16du="http://schemas.microsoft.com/office/word/2023/wordml/word16du" xmlns:w16sdtfl="http://schemas.microsoft.com/office/word/2024/wordml/sdtformatlock" xmlns:w16sdtdh="http://schemas.microsoft.com/office/word/2020/wordml/sdtdatahash" xmlns:w16="http://schemas.microsoft.com/office/word/2018/wordml" xmlns:w16cid="http://schemas.microsoft.com/office/word/2016/wordml/cid" xmlns:w16cex="http://schemas.microsoft.com/office/word/2018/wordml/cex" xmlns:w16cei="http://schemas.microsoft.com/office/word/2026/wordml/cei" xmlns:oel="http://schemas.microsoft.com/office/2019/extlst" xmlns:am3d="http://schemas.microsoft.com/office/drawing/2017/model3d" xmlns:aink="http://schemas.microsoft.com/office/drawing/2016/ink" xmlns:cx8="http://schemas.microsoft.com/office/drawing/2016/5/14/chartex" xmlns:cx7="http://schemas.microsoft.com/office/drawing/2016/5/13/chartex" xmlns:cx6="http://schemas.microsoft.com/office/drawing/2016/5/12/chartex" xmlns:cx5="http://schemas.microsoft.com/office/drawing/2016/5/11/chartex" xmlns:cx4="http://schemas.microsoft.com/office/drawing/2016/5/10/chartex" xmlns:cx3="http://schemas.microsoft.com/office/drawing/2016/5/9/chartex" xmlns:cx2="http://schemas.microsoft.com/office/drawing/2015/10/21/chartex" xmlns:cx1="http://schemas.microsoft.com/office/drawing/2015/9/8/chartex">
           <w:pict>
             <v:line w14:anchorId="7169C831" id="Straight Connector 6" o:spid="_x0000_s1026" style="position:absolute;z-index:251660288;visibility:visible;mso-wrap-style:square;mso-width-percent:0;mso-height-percent:0;mso-wrap-distance-left:9pt;mso-wrap-distance-top:-3e-5mm;mso-wrap-distance-right:9pt;mso-wrap-distance-bottom:-3e-5mm;mso-position-horizontal:absolute;mso-position-horizontal-relative:text;mso-position-vertical:absolute;mso-position-vertical-relative:text;mso-width-percent:0;mso-height-percent:0;mso-width-relative:page;mso-height-relative:page" from="-68.95pt,-666.45pt" to="489.05pt,-666.45pt" o:gfxdata="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" strokecolor="#4f81bd" strokeweight="2pt">
               <v:shadow on="t" opacity="24903f" origin=",.5" offset="0,.55556mm"/>
@@ -12232,7 +14958,7 @@
             <w:fldChar w:fldCharType="separate"/>
           </w:r>
           <w:r>
-            <w:t>22</w:t>
+            <w:t>25</w:t>
           </w:r>
           <w:r>
             <w:fldChar w:fldCharType="end"/>
@@ -16628,6 +19354,13 @@
     <w:pitch w:val="variable"/>
     <w:sig w:usb0="20000287" w:usb1="00000003" w:usb2="00000000" w:usb3="00000000" w:csb0="0000019F" w:csb1="00000000"/>
   </w:font>
+  <w:font w:name="Cambria Math">
+    <w:panose1 w:val="02040503050406030204"/>
+    <w:charset w:val="00"/>
+    <w:family w:val="roman"/>
+    <w:pitch w:val="variable"/>
+    <w:sig w:usb0="E00006FF" w:usb1="420024FF" w:usb2="02000000" w:usb3="00000000" w:csb0="0000019F" w:csb1="00000000"/>
+  </w:font>
   <w:font w:name="Calibri">
     <w:panose1 w:val="020F0502020204030204"/>
     <w:charset w:val="00"/>
@@ -16708,6 +19441,7 @@
     <w:rsid w:val="00180704"/>
     <w:rsid w:val="001A632E"/>
     <w:rsid w:val="001C0358"/>
+    <w:rsid w:val="00322019"/>
     <w:rsid w:val="00324ACF"/>
     <w:rsid w:val="003321AE"/>
     <w:rsid w:val="003323A9"/>
@@ -17612,7 +20346,7 @@
 </file>
 
 <file path=customXml/itemProps3.xml><?xml version="1.0" encoding="utf-8"?>
-<ds:datastoreItem xmlns:ds="http://schemas.openxmlformats.org/officeDocument/2006/customXml" ds:itemID="{DDDCDD6C-FC59-4E66-8B61-C8520BEA64D6}">
+<ds:datastoreItem xmlns:ds="http://schemas.openxmlformats.org/officeDocument/2006/customXml" ds:itemID="{2952413E-B2B3-4A93-9D44-4E5227EEF294}">
   <ds:schemaRefs>
     <ds:schemaRef ds:uri="http://schemas.openxmlformats.org/officeDocument/2006/bibliography"/>
   </ds:schemaRefs>

--- a/IT245 - Project.docx
+++ b/IT245 - Project.docx
@@ -11152,14 +11152,10 @@
     <w:p>
       <w:pPr>
         <w:pStyle w:val="IT245"/>
-        <w:rPr>
-          <w:lang/>
-        </w:rPr>
       </w:pPr>
       <w:r>
         <w:rPr>
           <w:b/>
-          <w:lang/>
         </w:rPr>
         <w:lastRenderedPageBreak/>
         <w:t>6</w:t>
@@ -11167,7 +11163,6 @@
       <w:r>
         <w:rPr>
           <w:b/>
-          <w:lang/>
         </w:rPr>
         <w:t>. Algorithmic Complexity Analysis</w:t>
       </w:r>
@@ -11175,50 +11170,35 @@
     <w:p>
       <w:pPr>
         <w:pStyle w:val="IT245"/>
-        <w:rPr>
-          <w:lang/>
-        </w:rPr>
-      </w:pPr>
-      <w:r>
-        <w:rPr>
-          <w:lang/>
-        </w:rPr>
+      </w:pPr>
+      <w:r>
         <w:t xml:space="preserve">Let </w:t>
       </w:r>
       <m:oMath>
         <m:r>
           <w:rPr>
             <w:rFonts w:ascii="Cambria Math" w:hAnsi="Cambria Math"/>
-            <w:lang/>
           </w:rPr>
           <m:t>n</m:t>
         </m:r>
       </m:oMath>
       <w:r>
-        <w:rPr>
-          <w:lang/>
-        </w:rPr>
         <w:t>represent the number of pending tasks. Comparing two tasks takes constant time because only their priority and arrival-order values are checked.</w:t>
       </w:r>
     </w:p>
     <w:p>
       <w:pPr>
         <w:pStyle w:val="IT245"/>
-        <w:rPr>
-          <w:lang/>
-        </w:rPr>
       </w:pPr>
       <w:r>
         <w:rPr>
           <w:b/>
-          <w:lang/>
         </w:rPr>
         <w:t>6</w:t>
       </w:r>
       <w:r>
         <w:rPr>
           <w:b/>
-          <w:lang/>
         </w:rPr>
         <w:t>.1 Sorted ArrayList Solution</w:t>
       </w:r>
@@ -11226,28 +11206,18 @@
     <w:p>
       <w:pPr>
         <w:pStyle w:val="IT245"/>
-        <w:rPr>
-          <w:lang/>
-        </w:rPr>
-      </w:pPr>
-      <w:r>
-        <w:rPr>
-          <w:lang/>
-        </w:rPr>
+      </w:pPr>
+      <w:r>
         <w:t>The ArrayListTaskScheduler keeps the entire list in processing order.</w:t>
       </w:r>
     </w:p>
     <w:p>
       <w:pPr>
         <w:pStyle w:val="IT245"/>
-        <w:rPr>
-          <w:lang/>
-        </w:rPr>
       </w:pPr>
       <w:r>
         <w:rPr>
           <w:b/>
-          <w:lang/>
         </w:rPr>
         <w:t>Adding a Task</w:t>
       </w:r>
@@ -11255,45 +11225,31 @@
     <w:p>
       <w:pPr>
         <w:pStyle w:val="IT245"/>
-        <w:rPr>
-          <w:lang/>
-        </w:rPr>
-      </w:pPr>
-      <w:r>
-        <w:rPr>
-          <w:lang/>
-        </w:rPr>
+      </w:pPr>
+      <w:r>
         <w:t xml:space="preserve">The addTask() method scans the list to locate the correct insertion position. In the worst case, it examines all </w:t>
       </w:r>
       <m:oMath>
         <m:r>
           <w:rPr>
             <w:rFonts w:ascii="Cambria Math" w:hAnsi="Cambria Math"/>
-            <w:lang/>
           </w:rPr>
           <m:t>n</m:t>
         </m:r>
       </m:oMath>
       <w:r>
-        <w:rPr>
-          <w:lang/>
-        </w:rPr>
         <w:t>tasks. Inserting the new task may also shift several elements to the right. Both activities require linear time, so the overall complexity is:</w:t>
       </w:r>
     </w:p>
     <w:p>
       <w:pPr>
         <w:pStyle w:val="IT245"/>
-        <w:rPr>
-          <w:lang/>
-        </w:rPr>
       </w:pPr>
       <m:oMathPara>
         <m:oMath>
           <m:r>
             <w:rPr>
               <w:rFonts w:ascii="Cambria Math" w:hAnsi="Cambria Math"/>
-              <w:lang/>
             </w:rPr>
             <m:t>O</m:t>
           </m:r>
@@ -11302,7 +11258,6 @@
               <m:ctrlPr>
                 <w:rPr>
                   <w:rFonts w:ascii="Cambria Math" w:hAnsi="Cambria Math"/>
-                  <w:lang/>
                 </w:rPr>
               </m:ctrlPr>
             </m:dPr>
@@ -11310,7 +11265,6 @@
               <m:r>
                 <w:rPr>
                   <w:rFonts w:ascii="Cambria Math" w:hAnsi="Cambria Math"/>
-                  <w:lang/>
                 </w:rPr>
                 <m:t>n</m:t>
               </m:r>
@@ -11322,45 +11276,31 @@
     <w:p>
       <w:pPr>
         <w:pStyle w:val="IT245"/>
-        <w:rPr>
-          <w:lang/>
-        </w:rPr>
-      </w:pPr>
-      <w:r>
-        <w:rPr>
-          <w:lang/>
-        </w:rPr>
+      </w:pPr>
+      <w:r>
         <w:t xml:space="preserve">If </w:t>
       </w:r>
       <m:oMath>
         <m:r>
           <w:rPr>
             <w:rFonts w:ascii="Cambria Math" w:hAnsi="Cambria Math"/>
-            <w:lang/>
           </w:rPr>
           <m:t>n</m:t>
         </m:r>
       </m:oMath>
       <w:r>
-        <w:rPr>
-          <w:lang/>
-        </w:rPr>
         <w:t>tasks are inserted separately, the total construction time is:</w:t>
       </w:r>
     </w:p>
     <w:p>
       <w:pPr>
         <w:pStyle w:val="IT245"/>
-        <w:rPr>
-          <w:lang/>
-        </w:rPr>
       </w:pPr>
       <m:oMathPara>
         <m:oMath>
           <m:r>
             <w:rPr>
               <w:rFonts w:ascii="Cambria Math" w:hAnsi="Cambria Math"/>
-              <w:lang/>
             </w:rPr>
             <m:t>O</m:t>
           </m:r>
@@ -11369,7 +11309,6 @@
               <m:ctrlPr>
                 <w:rPr>
                   <w:rFonts w:ascii="Cambria Math" w:hAnsi="Cambria Math"/>
-                  <w:lang/>
                 </w:rPr>
               </m:ctrlPr>
             </m:dPr>
@@ -11379,7 +11318,6 @@
                   <m:ctrlPr>
                     <w:rPr>
                       <w:rFonts w:ascii="Cambria Math" w:hAnsi="Cambria Math"/>
-                      <w:lang/>
                     </w:rPr>
                   </m:ctrlPr>
                 </m:sSupPr>
@@ -11387,7 +11325,6 @@
                   <m:r>
                     <w:rPr>
                       <w:rFonts w:ascii="Cambria Math" w:hAnsi="Cambria Math"/>
-                      <w:lang/>
                     </w:rPr>
                     <m:t>n</m:t>
                   </m:r>
@@ -11396,7 +11333,6 @@
                   <m:r>
                     <w:rPr>
                       <w:rFonts w:ascii="Cambria Math" w:hAnsi="Cambria Math"/>
-                      <w:lang/>
                     </w:rPr>
                     <m:t>2</m:t>
                   </m:r>
@@ -11410,14 +11346,10 @@
     <w:p>
       <w:pPr>
         <w:pStyle w:val="IT245"/>
-        <w:rPr>
-          <w:lang/>
-        </w:rPr>
       </w:pPr>
       <w:r>
         <w:rPr>
           <w:b/>
-          <w:lang/>
         </w:rPr>
         <w:t>Viewing the Next Task</w:t>
       </w:r>
@@ -11425,30 +11357,20 @@
     <w:p>
       <w:pPr>
         <w:pStyle w:val="IT245"/>
-        <w:rPr>
-          <w:lang/>
-        </w:rPr>
-      </w:pPr>
-      <w:r>
-        <w:rPr>
-          <w:lang/>
-        </w:rPr>
+      </w:pPr>
+      <w:r>
         <w:t>The next task is stored at index zero. Direct index access requires:</w:t>
       </w:r>
     </w:p>
     <w:p>
       <w:pPr>
         <w:pStyle w:val="IT245"/>
-        <w:rPr>
-          <w:lang/>
-        </w:rPr>
       </w:pPr>
       <m:oMathPara>
         <m:oMath>
           <m:r>
             <w:rPr>
               <w:rFonts w:ascii="Cambria Math" w:hAnsi="Cambria Math"/>
-              <w:lang/>
             </w:rPr>
             <m:t>O</m:t>
           </m:r>
@@ -11457,7 +11379,6 @@
               <m:ctrlPr>
                 <w:rPr>
                   <w:rFonts w:ascii="Cambria Math" w:hAnsi="Cambria Math"/>
-                  <w:lang/>
                 </w:rPr>
               </m:ctrlPr>
             </m:dPr>
@@ -11465,7 +11386,6 @@
               <m:r>
                 <w:rPr>
                   <w:rFonts w:ascii="Cambria Math" w:hAnsi="Cambria Math"/>
-                  <w:lang/>
                 </w:rPr>
                 <m:t>1</m:t>
               </m:r>
@@ -11477,14 +11397,10 @@
     <w:p>
       <w:pPr>
         <w:pStyle w:val="IT245"/>
-        <w:rPr>
-          <w:lang/>
-        </w:rPr>
       </w:pPr>
       <w:r>
         <w:rPr>
           <w:b/>
-          <w:lang/>
         </w:rPr>
         <w:t>Processing the Next Task</w:t>
       </w:r>
@@ -11492,30 +11408,20 @@
     <w:p>
       <w:pPr>
         <w:pStyle w:val="IT245"/>
-        <w:rPr>
-          <w:lang/>
-        </w:rPr>
-      </w:pPr>
-      <w:r>
-        <w:rPr>
-          <w:lang/>
-        </w:rPr>
+      </w:pPr>
+      <w:r>
         <w:t>The processNextTask() method removes the task at index zero. The remaining elements must then shift one position to the left, resulting in:</w:t>
       </w:r>
     </w:p>
     <w:p>
       <w:pPr>
         <w:pStyle w:val="IT245"/>
-        <w:rPr>
-          <w:lang/>
-        </w:rPr>
       </w:pPr>
       <m:oMathPara>
         <m:oMath>
           <m:r>
             <w:rPr>
               <w:rFonts w:ascii="Cambria Math" w:hAnsi="Cambria Math"/>
-              <w:lang/>
             </w:rPr>
             <m:t>O</m:t>
           </m:r>
@@ -11524,7 +11430,6 @@
               <m:ctrlPr>
                 <w:rPr>
                   <w:rFonts w:ascii="Cambria Math" w:hAnsi="Cambria Math"/>
-                  <w:lang/>
                 </w:rPr>
               </m:ctrlPr>
             </m:dPr>
@@ -11532,7 +11437,6 @@
               <m:r>
                 <w:rPr>
                   <w:rFonts w:ascii="Cambria Math" w:hAnsi="Cambria Math"/>
-                  <w:lang/>
                 </w:rPr>
                 <m:t>n</m:t>
               </m:r>
@@ -11544,15 +11448,2177 @@
     <w:p>
       <w:pPr>
         <w:pStyle w:val="IT245"/>
+      </w:pPr>
+      <w:r>
+        <w:t xml:space="preserve">Processing all tasks through repeated front removals requires </w:t>
+      </w:r>
+      <m:oMath>
+        <m:r>
+          <w:rPr>
+            <w:rFonts w:ascii="Cambria Math" w:hAnsi="Cambria Math"/>
+          </w:rPr>
+          <m:t>O</m:t>
+        </m:r>
+        <m:d>
+          <m:dPr>
+            <m:ctrlPr>
+              <w:rPr>
+                <w:rFonts w:ascii="Cambria Math" w:hAnsi="Cambria Math"/>
+              </w:rPr>
+            </m:ctrlPr>
+          </m:dPr>
+          <m:e>
+            <m:sSup>
+              <m:sSupPr>
+                <m:ctrlPr>
+                  <w:rPr>
+                    <w:rFonts w:ascii="Cambria Math" w:hAnsi="Cambria Math"/>
+                  </w:rPr>
+                </m:ctrlPr>
+              </m:sSupPr>
+              <m:e>
+                <m:r>
+                  <w:rPr>
+                    <w:rFonts w:ascii="Cambria Math" w:hAnsi="Cambria Math"/>
+                  </w:rPr>
+                  <m:t>n</m:t>
+                </m:r>
+              </m:e>
+              <m:sup>
+                <m:r>
+                  <w:rPr>
+                    <w:rFonts w:ascii="Cambria Math" w:hAnsi="Cambria Math"/>
+                  </w:rPr>
+                  <m:t>2</m:t>
+                </m:r>
+              </m:sup>
+            </m:sSup>
+          </m:e>
+        </m:d>
+      </m:oMath>
+      <w:r>
+        <w:t>time.</w:t>
+      </w:r>
+    </w:p>
+    <w:p>
+      <w:pPr>
+        <w:pStyle w:val="IT245"/>
+      </w:pPr>
+      <w:r>
+        <w:rPr>
+          <w:b/>
+        </w:rPr>
+        <w:t>Displaying Tasks</w:t>
+      </w:r>
+    </w:p>
+    <w:p>
+      <w:pPr>
+        <w:pStyle w:val="IT245"/>
+      </w:pPr>
+      <w:r>
+        <w:lastRenderedPageBreak/>
+        <w:t>Because the list is already sorted, displayTasks() visits every task once:</w:t>
+      </w:r>
+    </w:p>
+    <w:p>
+      <w:pPr>
+        <w:pStyle w:val="IT245"/>
+      </w:pPr>
+      <m:oMathPara>
+        <m:oMath>
+          <m:r>
+            <w:rPr>
+              <w:rFonts w:ascii="Cambria Math" w:hAnsi="Cambria Math"/>
+            </w:rPr>
+            <m:t>O</m:t>
+          </m:r>
+          <m:d>
+            <m:dPr>
+              <m:ctrlPr>
+                <w:rPr>
+                  <w:rFonts w:ascii="Cambria Math" w:hAnsi="Cambria Math"/>
+                </w:rPr>
+              </m:ctrlPr>
+            </m:dPr>
+            <m:e>
+              <m:r>
+                <w:rPr>
+                  <w:rFonts w:ascii="Cambria Math" w:hAnsi="Cambria Math"/>
+                </w:rPr>
+                <m:t>n</m:t>
+              </m:r>
+            </m:e>
+          </m:d>
+        </m:oMath>
+      </m:oMathPara>
+    </w:p>
+    <w:p>
+      <w:pPr>
+        <w:pStyle w:val="IT245"/>
+      </w:pPr>
+      <w:r>
+        <w:rPr>
+          <w:b/>
+        </w:rPr>
+        <w:t>Checking Whether the Scheduler Is Empty</w:t>
+      </w:r>
+    </w:p>
+    <w:p>
+      <w:pPr>
+        <w:pStyle w:val="IT245"/>
+      </w:pPr>
+      <w:r>
+        <w:t>The isEmpty() operation checks the current list size:</w:t>
+      </w:r>
+    </w:p>
+    <w:p>
+      <w:pPr>
+        <w:pStyle w:val="IT245"/>
+      </w:pPr>
+      <m:oMathPara>
+        <m:oMath>
+          <m:r>
+            <w:rPr>
+              <w:rFonts w:ascii="Cambria Math" w:hAnsi="Cambria Math"/>
+            </w:rPr>
+            <m:t>O</m:t>
+          </m:r>
+          <m:d>
+            <m:dPr>
+              <m:ctrlPr>
+                <w:rPr>
+                  <w:rFonts w:ascii="Cambria Math" w:hAnsi="Cambria Math"/>
+                </w:rPr>
+              </m:ctrlPr>
+            </m:dPr>
+            <m:e>
+              <m:r>
+                <w:rPr>
+                  <w:rFonts w:ascii="Cambria Math" w:hAnsi="Cambria Math"/>
+                </w:rPr>
+                <m:t>1</m:t>
+              </m:r>
+            </m:e>
+          </m:d>
+        </m:oMath>
+      </m:oMathPara>
+    </w:p>
+    <w:p>
+      <w:pPr>
+        <w:pStyle w:val="IT245"/>
+      </w:pPr>
+      <w:r>
+        <w:rPr>
+          <w:b/>
+        </w:rPr>
+        <w:t>Space Complexity</w:t>
+      </w:r>
+    </w:p>
+    <w:p>
+      <w:pPr>
+        <w:pStyle w:val="IT245"/>
+      </w:pPr>
+      <w:r>
+        <w:t xml:space="preserve">The list stores </w:t>
+      </w:r>
+      <m:oMath>
+        <m:r>
+          <w:rPr>
+            <w:rFonts w:ascii="Cambria Math" w:hAnsi="Cambria Math"/>
+          </w:rPr>
+          <m:t>n</m:t>
+        </m:r>
+      </m:oMath>
+      <w:r>
+        <w:t>task objects or references:</w:t>
+      </w:r>
+    </w:p>
+    <w:p>
+      <w:pPr>
+        <w:pStyle w:val="IT245"/>
+      </w:pPr>
+      <m:oMathPara>
+        <m:oMath>
+          <m:r>
+            <w:rPr>
+              <w:rFonts w:ascii="Cambria Math" w:hAnsi="Cambria Math"/>
+            </w:rPr>
+            <m:t>O</m:t>
+          </m:r>
+          <m:d>
+            <m:dPr>
+              <m:ctrlPr>
+                <w:rPr>
+                  <w:rFonts w:ascii="Cambria Math" w:hAnsi="Cambria Math"/>
+                </w:rPr>
+              </m:ctrlPr>
+            </m:dPr>
+            <m:e>
+              <m:r>
+                <w:rPr>
+                  <w:rFonts w:ascii="Cambria Math" w:hAnsi="Cambria Math"/>
+                </w:rPr>
+                <m:t>n</m:t>
+              </m:r>
+            </m:e>
+          </m:d>
+        </m:oMath>
+      </m:oMathPara>
+    </w:p>
+    <w:p>
+      <w:pPr>
+        <w:pStyle w:val="IT245"/>
+      </w:pPr>
+      <w:r>
+        <w:t xml:space="preserve">The methods use only a small number of additional variables, so their auxiliary space is </w:t>
+      </w:r>
+      <m:oMath>
+        <m:r>
+          <w:rPr>
+            <w:rFonts w:ascii="Cambria Math" w:hAnsi="Cambria Math"/>
+          </w:rPr>
+          <m:t>O</m:t>
+        </m:r>
+        <m:d>
+          <m:dPr>
+            <m:ctrlPr>
+              <w:rPr>
+                <w:rFonts w:ascii="Cambria Math" w:hAnsi="Cambria Math"/>
+              </w:rPr>
+            </m:ctrlPr>
+          </m:dPr>
+          <m:e>
+            <m:r>
+              <w:rPr>
+                <w:rFonts w:ascii="Cambria Math" w:hAnsi="Cambria Math"/>
+              </w:rPr>
+              <m:t>1</m:t>
+            </m:r>
+          </m:e>
+        </m:d>
+      </m:oMath>
+      <w:r>
+        <w:t>.</w:t>
+      </w:r>
+    </w:p>
+    <w:p>
+      <w:pPr>
+        <w:pStyle w:val="IT245"/>
+      </w:pPr>
+    </w:p>
+    <w:p>
+      <w:pPr>
+        <w:pStyle w:val="IT245"/>
+      </w:pPr>
+      <w:r>
+        <w:rPr>
+          <w:b/>
+        </w:rPr>
+        <w:t>6</w:t>
+      </w:r>
+      <w:r>
+        <w:rPr>
+          <w:b/>
+        </w:rPr>
+        <w:t>.2 Heap-Based Priority Queue Solution</w:t>
+      </w:r>
+    </w:p>
+    <w:p>
+      <w:pPr>
+        <w:pStyle w:val="IT245"/>
+      </w:pPr>
+      <w:r>
+        <w:t>The HeapTaskScheduler stores tasks in a PriorityQueue implemented using a binary heap.</w:t>
+      </w:r>
+    </w:p>
+    <w:p>
+      <w:pPr>
+        <w:pStyle w:val="IT245"/>
+      </w:pPr>
+      <w:r>
+        <w:rPr>
+          <w:b/>
+        </w:rPr>
+        <w:t>Adding a Task</w:t>
+      </w:r>
+    </w:p>
+    <w:p>
+      <w:pPr>
+        <w:pStyle w:val="IT245"/>
+      </w:pPr>
+      <w:r>
+        <w:t>The offer() method adds a task to the heap and may move it upward to restore the heap order. Since the height of a binary heap is logarithmic, insertion requires:</w:t>
+      </w:r>
+    </w:p>
+    <w:p>
+      <w:pPr>
+        <w:pStyle w:val="IT245"/>
+      </w:pPr>
+      <m:oMathPara>
+        <m:oMath>
+          <m:r>
+            <w:rPr>
+              <w:rFonts w:ascii="Cambria Math" w:hAnsi="Cambria Math"/>
+            </w:rPr>
+            <m:t>O</m:t>
+          </m:r>
+          <m:d>
+            <m:dPr>
+              <m:ctrlPr>
+                <w:rPr>
+                  <w:rFonts w:ascii="Cambria Math" w:hAnsi="Cambria Math"/>
+                </w:rPr>
+              </m:ctrlPr>
+            </m:dPr>
+            <m:e>
+              <m:func>
+                <m:funcPr>
+                  <m:ctrlPr>
+                    <w:rPr>
+                      <w:rFonts w:ascii="Cambria Math" w:hAnsi="Cambria Math"/>
+                    </w:rPr>
+                  </m:ctrlPr>
+                </m:funcPr>
+                <m:fName>
+                  <m:r>
+                    <m:rPr>
+                      <m:sty m:val="p"/>
+                    </m:rPr>
+                    <w:rPr>
+                      <w:rFonts w:ascii="Cambria Math" w:hAnsi="Cambria Math"/>
+                    </w:rPr>
+                    <m:t>log</m:t>
+                  </m:r>
+                </m:fName>
+                <m:e>
+                  <m:r>
+                    <w:rPr>
+                      <w:rFonts w:ascii="Cambria Math" w:hAnsi="Cambria Math"/>
+                    </w:rPr>
+                    <m:t>n</m:t>
+                  </m:r>
+                </m:e>
+              </m:func>
+            </m:e>
+          </m:d>
+        </m:oMath>
+      </m:oMathPara>
+    </w:p>
+    <w:p>
+      <w:pPr>
+        <w:pStyle w:val="IT245"/>
+      </w:pPr>
+      <w:r>
+        <w:t xml:space="preserve">Adding </w:t>
+      </w:r>
+      <m:oMath>
+        <m:r>
+          <w:rPr>
+            <w:rFonts w:ascii="Cambria Math" w:hAnsi="Cambria Math"/>
+          </w:rPr>
+          <m:t>n</m:t>
+        </m:r>
+      </m:oMath>
+      <w:r>
+        <w:t xml:space="preserve">tasks separately requires </w:t>
+      </w:r>
+      <m:oMath>
+        <m:r>
+          <w:rPr>
+            <w:rFonts w:ascii="Cambria Math" w:hAnsi="Cambria Math"/>
+          </w:rPr>
+          <m:t>O</m:t>
+        </m:r>
+        <m:d>
+          <m:dPr>
+            <m:ctrlPr>
+              <w:rPr>
+                <w:rFonts w:ascii="Cambria Math" w:hAnsi="Cambria Math"/>
+              </w:rPr>
+            </m:ctrlPr>
+          </m:dPr>
+          <m:e>
+            <m:r>
+              <w:rPr>
+                <w:rFonts w:ascii="Cambria Math" w:hAnsi="Cambria Math"/>
+              </w:rPr>
+              <m:t>n</m:t>
+            </m:r>
+            <m:func>
+              <m:funcPr>
+                <m:ctrlPr>
+                  <w:rPr>
+                    <w:rFonts w:ascii="Cambria Math" w:hAnsi="Cambria Math"/>
+                  </w:rPr>
+                </m:ctrlPr>
+              </m:funcPr>
+              <m:fName>
+                <m:r>
+                  <m:rPr>
+                    <m:sty m:val="p"/>
+                  </m:rPr>
+                  <w:rPr>
+                    <w:rFonts w:ascii="Cambria Math" w:hAnsi="Cambria Math"/>
+                  </w:rPr>
+                  <m:t>log</m:t>
+                </m:r>
+              </m:fName>
+              <m:e>
+                <m:r>
+                  <w:rPr>
+                    <w:rFonts w:ascii="Cambria Math" w:hAnsi="Cambria Math"/>
+                  </w:rPr>
+                  <m:t>n</m:t>
+                </m:r>
+              </m:e>
+            </m:func>
+          </m:e>
+        </m:d>
+      </m:oMath>
+      <w:r>
+        <w:t>time.</w:t>
+      </w:r>
+    </w:p>
+    <w:p>
+      <w:pPr>
+        <w:pStyle w:val="IT245"/>
+      </w:pPr>
+      <w:r>
+        <w:rPr>
+          <w:b/>
+        </w:rPr>
+        <w:t>Viewing the Next Task</w:t>
+      </w:r>
+    </w:p>
+    <w:p>
+      <w:pPr>
+        <w:pStyle w:val="IT245"/>
+      </w:pPr>
+      <w:r>
+        <w:lastRenderedPageBreak/>
+        <w:t>The next task remains at the root of the heap. The peek() operation therefore requires:</w:t>
+      </w:r>
+    </w:p>
+    <w:p>
+      <w:pPr>
+        <w:pStyle w:val="IT245"/>
+      </w:pPr>
+      <m:oMathPara>
+        <m:oMath>
+          <m:r>
+            <w:rPr>
+              <w:rFonts w:ascii="Cambria Math" w:hAnsi="Cambria Math"/>
+            </w:rPr>
+            <m:t>O</m:t>
+          </m:r>
+          <m:d>
+            <m:dPr>
+              <m:ctrlPr>
+                <w:rPr>
+                  <w:rFonts w:ascii="Cambria Math" w:hAnsi="Cambria Math"/>
+                </w:rPr>
+              </m:ctrlPr>
+            </m:dPr>
+            <m:e>
+              <m:r>
+                <w:rPr>
+                  <w:rFonts w:ascii="Cambria Math" w:hAnsi="Cambria Math"/>
+                </w:rPr>
+                <m:t>1</m:t>
+              </m:r>
+            </m:e>
+          </m:d>
+        </m:oMath>
+      </m:oMathPara>
+    </w:p>
+    <w:p>
+      <w:pPr>
+        <w:pStyle w:val="IT245"/>
+      </w:pPr>
+      <w:r>
+        <w:rPr>
+          <w:b/>
+        </w:rPr>
+        <w:t>Processing the Next Task</w:t>
+      </w:r>
+    </w:p>
+    <w:p>
+      <w:pPr>
+        <w:pStyle w:val="IT245"/>
+      </w:pPr>
+      <w:r>
+        <w:t>The poll() method removes the root and reorganizes the heap. A task may move downward through the height of the heap, giving:</w:t>
+      </w:r>
+    </w:p>
+    <w:p>
+      <w:pPr>
+        <w:pStyle w:val="IT245"/>
+      </w:pPr>
+      <m:oMathPara>
+        <m:oMath>
+          <m:r>
+            <w:rPr>
+              <w:rFonts w:ascii="Cambria Math" w:hAnsi="Cambria Math"/>
+            </w:rPr>
+            <m:t>O</m:t>
+          </m:r>
+          <m:d>
+            <m:dPr>
+              <m:ctrlPr>
+                <w:rPr>
+                  <w:rFonts w:ascii="Cambria Math" w:hAnsi="Cambria Math"/>
+                </w:rPr>
+              </m:ctrlPr>
+            </m:dPr>
+            <m:e>
+              <m:func>
+                <m:funcPr>
+                  <m:ctrlPr>
+                    <w:rPr>
+                      <w:rFonts w:ascii="Cambria Math" w:hAnsi="Cambria Math"/>
+                    </w:rPr>
+                  </m:ctrlPr>
+                </m:funcPr>
+                <m:fName>
+                  <m:r>
+                    <m:rPr>
+                      <m:sty m:val="p"/>
+                    </m:rPr>
+                    <w:rPr>
+                      <w:rFonts w:ascii="Cambria Math" w:hAnsi="Cambria Math"/>
+                    </w:rPr>
+                    <m:t>log</m:t>
+                  </m:r>
+                </m:fName>
+                <m:e>
+                  <m:r>
+                    <w:rPr>
+                      <w:rFonts w:ascii="Cambria Math" w:hAnsi="Cambria Math"/>
+                    </w:rPr>
+                    <m:t>n</m:t>
+                  </m:r>
+                </m:e>
+              </m:func>
+            </m:e>
+          </m:d>
+        </m:oMath>
+      </m:oMathPara>
+    </w:p>
+    <w:p>
+      <w:pPr>
+        <w:pStyle w:val="IT245"/>
+      </w:pPr>
+      <w:r>
+        <w:t xml:space="preserve">Processing all </w:t>
+      </w:r>
+      <m:oMath>
+        <m:r>
+          <w:rPr>
+            <w:rFonts w:ascii="Cambria Math" w:hAnsi="Cambria Math"/>
+          </w:rPr>
+          <m:t>n</m:t>
+        </m:r>
+      </m:oMath>
+      <w:r>
+        <w:t xml:space="preserve">tasks requires </w:t>
+      </w:r>
+      <m:oMath>
+        <m:r>
+          <w:rPr>
+            <w:rFonts w:ascii="Cambria Math" w:hAnsi="Cambria Math"/>
+          </w:rPr>
+          <m:t>O</m:t>
+        </m:r>
+        <m:d>
+          <m:dPr>
+            <m:ctrlPr>
+              <w:rPr>
+                <w:rFonts w:ascii="Cambria Math" w:hAnsi="Cambria Math"/>
+              </w:rPr>
+            </m:ctrlPr>
+          </m:dPr>
+          <m:e>
+            <m:r>
+              <w:rPr>
+                <w:rFonts w:ascii="Cambria Math" w:hAnsi="Cambria Math"/>
+              </w:rPr>
+              <m:t>n</m:t>
+            </m:r>
+            <m:func>
+              <m:funcPr>
+                <m:ctrlPr>
+                  <w:rPr>
+                    <w:rFonts w:ascii="Cambria Math" w:hAnsi="Cambria Math"/>
+                  </w:rPr>
+                </m:ctrlPr>
+              </m:funcPr>
+              <m:fName>
+                <m:r>
+                  <m:rPr>
+                    <m:sty m:val="p"/>
+                  </m:rPr>
+                  <w:rPr>
+                    <w:rFonts w:ascii="Cambria Math" w:hAnsi="Cambria Math"/>
+                  </w:rPr>
+                  <m:t>log</m:t>
+                </m:r>
+              </m:fName>
+              <m:e>
+                <m:r>
+                  <w:rPr>
+                    <w:rFonts w:ascii="Cambria Math" w:hAnsi="Cambria Math"/>
+                  </w:rPr>
+                  <m:t>n</m:t>
+                </m:r>
+              </m:e>
+            </m:func>
+          </m:e>
+        </m:d>
+      </m:oMath>
+      <w:r>
+        <w:t>time.</w:t>
+      </w:r>
+    </w:p>
+    <w:p>
+      <w:pPr>
+        <w:pStyle w:val="IT245"/>
+      </w:pPr>
+      <w:r>
+        <w:rPr>
+          <w:b/>
+        </w:rPr>
+        <w:t>Displaying Tasks</w:t>
+      </w:r>
+    </w:p>
+    <w:p>
+      <w:pPr>
+        <w:pStyle w:val="IT245"/>
+      </w:pPr>
+      <w:r>
+        <w:t xml:space="preserve">Direct iteration over a PriorityQueue does not guarantee complete scheduling order. The implementation creates a copy and repeatedly calls poll() on it. Copying requires </w:t>
+      </w:r>
+      <m:oMath>
+        <m:r>
+          <w:rPr>
+            <w:rFonts w:ascii="Cambria Math" w:hAnsi="Cambria Math"/>
+          </w:rPr>
+          <m:t>O</m:t>
+        </m:r>
+        <m:d>
+          <m:dPr>
+            <m:ctrlPr>
+              <w:rPr>
+                <w:rFonts w:ascii="Cambria Math" w:hAnsi="Cambria Math"/>
+              </w:rPr>
+            </m:ctrlPr>
+          </m:dPr>
+          <m:e>
+            <m:r>
+              <w:rPr>
+                <w:rFonts w:ascii="Cambria Math" w:hAnsi="Cambria Math"/>
+              </w:rPr>
+              <m:t>n</m:t>
+            </m:r>
+          </m:e>
+        </m:d>
+      </m:oMath>
+      <w:r>
+        <w:t xml:space="preserve">, while removing all tasks requires </w:t>
+      </w:r>
+      <m:oMath>
+        <m:r>
+          <w:rPr>
+            <w:rFonts w:ascii="Cambria Math" w:hAnsi="Cambria Math"/>
+          </w:rPr>
+          <m:t>O</m:t>
+        </m:r>
+        <m:d>
+          <m:dPr>
+            <m:ctrlPr>
+              <w:rPr>
+                <w:rFonts w:ascii="Cambria Math" w:hAnsi="Cambria Math"/>
+              </w:rPr>
+            </m:ctrlPr>
+          </m:dPr>
+          <m:e>
+            <m:r>
+              <w:rPr>
+                <w:rFonts w:ascii="Cambria Math" w:hAnsi="Cambria Math"/>
+              </w:rPr>
+              <m:t>n</m:t>
+            </m:r>
+            <m:func>
+              <m:funcPr>
+                <m:ctrlPr>
+                  <w:rPr>
+                    <w:rFonts w:ascii="Cambria Math" w:hAnsi="Cambria Math"/>
+                  </w:rPr>
+                </m:ctrlPr>
+              </m:funcPr>
+              <m:fName>
+                <m:r>
+                  <m:rPr>
+                    <m:sty m:val="p"/>
+                  </m:rPr>
+                  <w:rPr>
+                    <w:rFonts w:ascii="Cambria Math" w:hAnsi="Cambria Math"/>
+                  </w:rPr>
+                  <m:t>log</m:t>
+                </m:r>
+              </m:fName>
+              <m:e>
+                <m:r>
+                  <w:rPr>
+                    <w:rFonts w:ascii="Cambria Math" w:hAnsi="Cambria Math"/>
+                  </w:rPr>
+                  <m:t>n</m:t>
+                </m:r>
+              </m:e>
+            </m:func>
+          </m:e>
+        </m:d>
+      </m:oMath>
+      <w:r>
+        <w:t>. Therefore, the complete display operation has a time complexity of:</w:t>
+      </w:r>
+    </w:p>
+    <w:p>
+      <w:pPr>
+        <w:pStyle w:val="IT245"/>
+      </w:pPr>
+      <m:oMathPara>
+        <m:oMath>
+          <m:r>
+            <w:rPr>
+              <w:rFonts w:ascii="Cambria Math" w:hAnsi="Cambria Math"/>
+            </w:rPr>
+            <m:t>O</m:t>
+          </m:r>
+          <m:d>
+            <m:dPr>
+              <m:ctrlPr>
+                <w:rPr>
+                  <w:rFonts w:ascii="Cambria Math" w:hAnsi="Cambria Math"/>
+                </w:rPr>
+              </m:ctrlPr>
+            </m:dPr>
+            <m:e>
+              <m:r>
+                <w:rPr>
+                  <w:rFonts w:ascii="Cambria Math" w:hAnsi="Cambria Math"/>
+                </w:rPr>
+                <m:t>n</m:t>
+              </m:r>
+              <m:func>
+                <m:funcPr>
+                  <m:ctrlPr>
+                    <w:rPr>
+                      <w:rFonts w:ascii="Cambria Math" w:hAnsi="Cambria Math"/>
+                    </w:rPr>
+                  </m:ctrlPr>
+                </m:funcPr>
+                <m:fName>
+                  <m:r>
+                    <m:rPr>
+                      <m:sty m:val="p"/>
+                    </m:rPr>
+                    <w:rPr>
+                      <w:rFonts w:ascii="Cambria Math" w:hAnsi="Cambria Math"/>
+                    </w:rPr>
+                    <m:t>log</m:t>
+                  </m:r>
+                </m:fName>
+                <m:e>
+                  <m:r>
+                    <w:rPr>
+                      <w:rFonts w:ascii="Cambria Math" w:hAnsi="Cambria Math"/>
+                    </w:rPr>
+                    <m:t>n</m:t>
+                  </m:r>
+                </m:e>
+              </m:func>
+            </m:e>
+          </m:d>
+        </m:oMath>
+      </m:oMathPara>
+    </w:p>
+    <w:p>
+      <w:pPr>
+        <w:pStyle w:val="IT245"/>
+      </w:pPr>
+      <w:r>
+        <w:t xml:space="preserve">It also uses </w:t>
+      </w:r>
+      <m:oMath>
+        <m:r>
+          <w:rPr>
+            <w:rFonts w:ascii="Cambria Math" w:hAnsi="Cambria Math"/>
+          </w:rPr>
+          <m:t>O</m:t>
+        </m:r>
+        <m:d>
+          <m:dPr>
+            <m:ctrlPr>
+              <w:rPr>
+                <w:rFonts w:ascii="Cambria Math" w:hAnsi="Cambria Math"/>
+              </w:rPr>
+            </m:ctrlPr>
+          </m:dPr>
+          <m:e>
+            <m:r>
+              <w:rPr>
+                <w:rFonts w:ascii="Cambria Math" w:hAnsi="Cambria Math"/>
+              </w:rPr>
+              <m:t>n</m:t>
+            </m:r>
+          </m:e>
+        </m:d>
+      </m:oMath>
+      <w:r>
+        <w:t>auxiliary space for the copied queue.</w:t>
+      </w:r>
+    </w:p>
+    <w:p>
+      <w:pPr>
+        <w:pStyle w:val="IT245"/>
+      </w:pPr>
+      <w:r>
+        <w:rPr>
+          <w:b/>
+        </w:rPr>
+        <w:t>Checking Whether the Scheduler Is Empty</w:t>
+      </w:r>
+    </w:p>
+    <w:p>
+      <w:pPr>
+        <w:pStyle w:val="IT245"/>
+      </w:pPr>
+      <w:r>
+        <w:t>The isEmpty() operation requires:</w:t>
+      </w:r>
+    </w:p>
+    <w:p>
+      <w:pPr>
+        <w:pStyle w:val="IT245"/>
+      </w:pPr>
+      <m:oMathPara>
+        <m:oMath>
+          <m:r>
+            <w:rPr>
+              <w:rFonts w:ascii="Cambria Math" w:hAnsi="Cambria Math"/>
+            </w:rPr>
+            <m:t>O</m:t>
+          </m:r>
+          <m:d>
+            <m:dPr>
+              <m:ctrlPr>
+                <w:rPr>
+                  <w:rFonts w:ascii="Cambria Math" w:hAnsi="Cambria Math"/>
+                </w:rPr>
+              </m:ctrlPr>
+            </m:dPr>
+            <m:e>
+              <m:r>
+                <w:rPr>
+                  <w:rFonts w:ascii="Cambria Math" w:hAnsi="Cambria Math"/>
+                </w:rPr>
+                <m:t>1</m:t>
+              </m:r>
+            </m:e>
+          </m:d>
+        </m:oMath>
+      </m:oMathPara>
+    </w:p>
+    <w:p>
+      <w:pPr>
+        <w:pStyle w:val="IT245"/>
+      </w:pPr>
+      <w:r>
+        <w:rPr>
+          <w:b/>
+        </w:rPr>
+        <w:t>Space Complexity</w:t>
+      </w:r>
+    </w:p>
+    <w:p>
+      <w:pPr>
+        <w:pStyle w:val="IT245"/>
+      </w:pPr>
+      <w:r>
+        <w:t xml:space="preserve">The heap stores </w:t>
+      </w:r>
+      <m:oMath>
+        <m:r>
+          <w:rPr>
+            <w:rFonts w:ascii="Cambria Math" w:hAnsi="Cambria Math"/>
+          </w:rPr>
+          <m:t>n</m:t>
+        </m:r>
+      </m:oMath>
+      <w:r>
+        <w:t>task objects or references:</w:t>
+      </w:r>
+    </w:p>
+    <w:p>
+      <w:pPr>
+        <w:pStyle w:val="IT245"/>
+      </w:pPr>
+      <m:oMathPara>
+        <m:oMath>
+          <m:r>
+            <w:rPr>
+              <w:rFonts w:ascii="Cambria Math" w:hAnsi="Cambria Math"/>
+            </w:rPr>
+            <m:t>O</m:t>
+          </m:r>
+          <m:d>
+            <m:dPr>
+              <m:ctrlPr>
+                <w:rPr>
+                  <w:rFonts w:ascii="Cambria Math" w:hAnsi="Cambria Math"/>
+                </w:rPr>
+              </m:ctrlPr>
+            </m:dPr>
+            <m:e>
+              <m:r>
+                <w:rPr>
+                  <w:rFonts w:ascii="Cambria Math" w:hAnsi="Cambria Math"/>
+                </w:rPr>
+                <m:t>n</m:t>
+              </m:r>
+            </m:e>
+          </m:d>
+        </m:oMath>
+      </m:oMathPara>
+    </w:p>
+    <w:p>
+      <w:pPr>
+        <w:pStyle w:val="IT245"/>
+      </w:pPr>
+      <w:r>
+        <w:lastRenderedPageBreak/>
+        <w:t xml:space="preserve">Normal insertion and removal use constant auxiliary space. The ordered display method temporarily requires an additional </w:t>
+      </w:r>
+      <m:oMath>
+        <m:r>
+          <w:rPr>
+            <w:rFonts w:ascii="Cambria Math" w:hAnsi="Cambria Math"/>
+          </w:rPr>
+          <m:t>O</m:t>
+        </m:r>
+        <m:d>
+          <m:dPr>
+            <m:ctrlPr>
+              <w:rPr>
+                <w:rFonts w:ascii="Cambria Math" w:hAnsi="Cambria Math"/>
+              </w:rPr>
+            </m:ctrlPr>
+          </m:dPr>
+          <m:e>
+            <m:r>
+              <w:rPr>
+                <w:rFonts w:ascii="Cambria Math" w:hAnsi="Cambria Math"/>
+              </w:rPr>
+              <m:t>n</m:t>
+            </m:r>
+          </m:e>
+        </m:d>
+      </m:oMath>
+      <w:r>
+        <w:t>space.</w:t>
+      </w:r>
+    </w:p>
+    <w:p>
+      <w:pPr>
+        <w:pStyle w:val="IT245"/>
+      </w:pPr>
+      <w:r>
+        <w:rPr>
+          <w:b/>
+        </w:rPr>
+        <w:t>6</w:t>
+      </w:r>
+      <w:r>
+        <w:rPr>
+          <w:b/>
+        </w:rPr>
+        <w:t>.3 Complexity Summary</w:t>
+      </w:r>
+    </w:p>
+    <w:tbl>
+      <w:tblPr>
+        <w:tblStyle w:val="PlainTable1"/>
+        <w:tblW w:w="0" w:type="auto"/>
+        <w:tblLook w:val="04A0" w:firstRow="1" w:lastRow="0" w:firstColumn="1" w:lastColumn="0" w:noHBand="0" w:noVBand="1"/>
+      </w:tblPr>
+      <w:tblGrid>
+        <w:gridCol w:w="2777"/>
+        <w:gridCol w:w="1983"/>
+        <w:gridCol w:w="2996"/>
+      </w:tblGrid>
+      <w:tr>
+        <w:trPr>
+          <w:cnfStyle w:val="100000000000" w:firstRow="1" w:lastRow="0" w:firstColumn="0" w:lastColumn="0" w:oddVBand="0" w:evenVBand="0" w:oddHBand="0" w:evenHBand="0" w:firstRowFirstColumn="0" w:firstRowLastColumn="0" w:lastRowFirstColumn="0" w:lastRowLastColumn="0"/>
+        </w:trPr>
+        <w:tc>
+          <w:tcPr>
+            <w:cnfStyle w:val="001000000000" w:firstRow="0" w:lastRow="0" w:firstColumn="1" w:lastColumn="0" w:oddVBand="0" w:evenVBand="0" w:oddHBand="0" w:evenHBand="0" w:firstRowFirstColumn="0" w:firstRowLastColumn="0" w:lastRowFirstColumn="0" w:lastRowLastColumn="0"/>
+            <w:tcW w:w="0" w:type="auto"/>
+            <w:hideMark/>
+          </w:tcPr>
+          <w:p>
+            <w:pPr>
+              <w:pStyle w:val="IT245"/>
+              <w:rPr>
+                <w:bCs/>
+              </w:rPr>
+            </w:pPr>
+            <w:r>
+              <w:rPr>
+                <w:bCs/>
+              </w:rPr>
+              <w:t>Operation</w:t>
+            </w:r>
+          </w:p>
+        </w:tc>
+        <w:tc>
+          <w:tcPr>
+            <w:tcW w:w="0" w:type="auto"/>
+            <w:hideMark/>
+          </w:tcPr>
+          <w:p>
+            <w:pPr>
+              <w:pStyle w:val="IT245"/>
+              <w:cnfStyle w:val="100000000000" w:firstRow="1" w:lastRow="0" w:firstColumn="0" w:lastColumn="0" w:oddVBand="0" w:evenVBand="0" w:oddHBand="0" w:evenHBand="0" w:firstRowFirstColumn="0" w:firstRowLastColumn="0" w:lastRowFirstColumn="0" w:lastRowLastColumn="0"/>
+              <w:rPr>
+                <w:bCs/>
+              </w:rPr>
+            </w:pPr>
+            <w:r>
+              <w:rPr>
+                <w:bCs/>
+              </w:rPr>
+              <w:t>Sorted ArrayList</w:t>
+            </w:r>
+          </w:p>
+        </w:tc>
+        <w:tc>
+          <w:tcPr>
+            <w:tcW w:w="0" w:type="auto"/>
+            <w:hideMark/>
+          </w:tcPr>
+          <w:p>
+            <w:pPr>
+              <w:pStyle w:val="IT245"/>
+              <w:cnfStyle w:val="100000000000" w:firstRow="1" w:lastRow="0" w:firstColumn="0" w:lastColumn="0" w:oddVBand="0" w:evenVBand="0" w:oddHBand="0" w:evenHBand="0" w:firstRowFirstColumn="0" w:firstRowLastColumn="0" w:lastRowFirstColumn="0" w:lastRowLastColumn="0"/>
+              <w:rPr>
+                <w:bCs/>
+              </w:rPr>
+            </w:pPr>
+            <w:r>
+              <w:rPr>
+                <w:bCs/>
+              </w:rPr>
+              <w:t>Heap-Based PriorityQueue</w:t>
+            </w:r>
+          </w:p>
+        </w:tc>
+      </w:tr>
+      <w:tr>
+        <w:trPr>
+          <w:cnfStyle w:val="000000100000" w:firstRow="0" w:lastRow="0" w:firstColumn="0" w:lastColumn="0" w:oddVBand="0" w:evenVBand="0" w:oddHBand="1" w:evenHBand="0" w:firstRowFirstColumn="0" w:firstRowLastColumn="0" w:lastRowFirstColumn="0" w:lastRowLastColumn="0"/>
+        </w:trPr>
+        <w:tc>
+          <w:tcPr>
+            <w:cnfStyle w:val="001000000000" w:firstRow="0" w:lastRow="0" w:firstColumn="1" w:lastColumn="0" w:oddVBand="0" w:evenVBand="0" w:oddHBand="0" w:evenHBand="0" w:firstRowFirstColumn="0" w:firstRowLastColumn="0" w:lastRowFirstColumn="0" w:lastRowLastColumn="0"/>
+            <w:tcW w:w="0" w:type="auto"/>
+            <w:hideMark/>
+          </w:tcPr>
+          <w:p>
+            <w:pPr>
+              <w:pStyle w:val="IT245"/>
+              <w:rPr>
+                <w:bCs/>
+              </w:rPr>
+            </w:pPr>
+            <w:r>
+              <w:rPr>
+                <w:bCs/>
+              </w:rPr>
+              <w:t>Add one task</w:t>
+            </w:r>
+          </w:p>
+        </w:tc>
+        <w:tc>
+          <w:tcPr>
+            <w:tcW w:w="0" w:type="auto"/>
+            <w:hideMark/>
+          </w:tcPr>
+          <w:p>
+            <w:pPr>
+              <w:pStyle w:val="IT245"/>
+              <w:cnfStyle w:val="000000100000" w:firstRow="0" w:lastRow="0" w:firstColumn="0" w:lastColumn="0" w:oddVBand="0" w:evenVBand="0" w:oddHBand="1" w:evenHBand="0" w:firstRowFirstColumn="0" w:firstRowLastColumn="0" w:lastRowFirstColumn="0" w:lastRowLastColumn="0"/>
+            </w:pPr>
+            <m:oMathPara>
+              <m:oMath>
+                <m:r>
+                  <w:rPr>
+                    <w:rFonts w:ascii="Cambria Math" w:hAnsi="Cambria Math"/>
+                  </w:rPr>
+                  <m:t>O</m:t>
+                </m:r>
+                <m:d>
+                  <m:dPr>
+                    <m:ctrlPr>
+                      <w:rPr>
+                        <w:rFonts w:ascii="Cambria Math" w:hAnsi="Cambria Math"/>
+                      </w:rPr>
+                    </m:ctrlPr>
+                  </m:dPr>
+                  <m:e>
+                    <m:r>
+                      <w:rPr>
+                        <w:rFonts w:ascii="Cambria Math" w:hAnsi="Cambria Math"/>
+                      </w:rPr>
+                      <m:t>n</m:t>
+                    </m:r>
+                  </m:e>
+                </m:d>
+              </m:oMath>
+            </m:oMathPara>
+          </w:p>
+        </w:tc>
+        <w:tc>
+          <w:tcPr>
+            <w:tcW w:w="0" w:type="auto"/>
+            <w:hideMark/>
+          </w:tcPr>
+          <w:p>
+            <w:pPr>
+              <w:pStyle w:val="IT245"/>
+              <w:cnfStyle w:val="000000100000" w:firstRow="0" w:lastRow="0" w:firstColumn="0" w:lastColumn="0" w:oddVBand="0" w:evenVBand="0" w:oddHBand="1" w:evenHBand="0" w:firstRowFirstColumn="0" w:firstRowLastColumn="0" w:lastRowFirstColumn="0" w:lastRowLastColumn="0"/>
+            </w:pPr>
+            <m:oMathPara>
+              <m:oMath>
+                <m:r>
+                  <w:rPr>
+                    <w:rFonts w:ascii="Cambria Math" w:hAnsi="Cambria Math"/>
+                  </w:rPr>
+                  <m:t>O</m:t>
+                </m:r>
+                <m:d>
+                  <m:dPr>
+                    <m:ctrlPr>
+                      <w:rPr>
+                        <w:rFonts w:ascii="Cambria Math" w:hAnsi="Cambria Math"/>
+                      </w:rPr>
+                    </m:ctrlPr>
+                  </m:dPr>
+                  <m:e>
+                    <m:func>
+                      <m:funcPr>
+                        <m:ctrlPr>
+                          <w:rPr>
+                            <w:rFonts w:ascii="Cambria Math" w:hAnsi="Cambria Math"/>
+                          </w:rPr>
+                        </m:ctrlPr>
+                      </m:funcPr>
+                      <m:fName>
+                        <m:r>
+                          <m:rPr>
+                            <m:sty m:val="p"/>
+                          </m:rPr>
+                          <w:rPr>
+                            <w:rFonts w:ascii="Cambria Math" w:hAnsi="Cambria Math"/>
+                          </w:rPr>
+                          <m:t>log</m:t>
+                        </m:r>
+                      </m:fName>
+                      <m:e>
+                        <m:r>
+                          <w:rPr>
+                            <w:rFonts w:ascii="Cambria Math" w:hAnsi="Cambria Math"/>
+                          </w:rPr>
+                          <m:t>n</m:t>
+                        </m:r>
+                      </m:e>
+                    </m:func>
+                  </m:e>
+                </m:d>
+              </m:oMath>
+            </m:oMathPara>
+          </w:p>
+        </w:tc>
+      </w:tr>
+      <w:tr>
+        <w:tc>
+          <w:tcPr>
+            <w:cnfStyle w:val="001000000000" w:firstRow="0" w:lastRow="0" w:firstColumn="1" w:lastColumn="0" w:oddVBand="0" w:evenVBand="0" w:oddHBand="0" w:evenHBand="0" w:firstRowFirstColumn="0" w:firstRowLastColumn="0" w:lastRowFirstColumn="0" w:lastRowLastColumn="0"/>
+            <w:tcW w:w="0" w:type="auto"/>
+            <w:hideMark/>
+          </w:tcPr>
+          <w:p>
+            <w:pPr>
+              <w:pStyle w:val="IT245"/>
+              <w:rPr>
+                <w:bCs/>
+              </w:rPr>
+            </w:pPr>
+            <w:r>
+              <w:rPr>
+                <w:bCs/>
+              </w:rPr>
+              <w:t>View next task</w:t>
+            </w:r>
+          </w:p>
+        </w:tc>
+        <w:tc>
+          <w:tcPr>
+            <w:tcW w:w="0" w:type="auto"/>
+            <w:hideMark/>
+          </w:tcPr>
+          <w:p>
+            <w:pPr>
+              <w:pStyle w:val="IT245"/>
+              <w:cnfStyle w:val="000000000000" w:firstRow="0" w:lastRow="0" w:firstColumn="0" w:lastColumn="0" w:oddVBand="0" w:evenVBand="0" w:oddHBand="0" w:evenHBand="0" w:firstRowFirstColumn="0" w:firstRowLastColumn="0" w:lastRowFirstColumn="0" w:lastRowLastColumn="0"/>
+            </w:pPr>
+            <m:oMathPara>
+              <m:oMath>
+                <m:r>
+                  <w:rPr>
+                    <w:rFonts w:ascii="Cambria Math" w:hAnsi="Cambria Math"/>
+                  </w:rPr>
+                  <m:t>O</m:t>
+                </m:r>
+                <m:d>
+                  <m:dPr>
+                    <m:ctrlPr>
+                      <w:rPr>
+                        <w:rFonts w:ascii="Cambria Math" w:hAnsi="Cambria Math"/>
+                      </w:rPr>
+                    </m:ctrlPr>
+                  </m:dPr>
+                  <m:e>
+                    <m:r>
+                      <w:rPr>
+                        <w:rFonts w:ascii="Cambria Math" w:hAnsi="Cambria Math"/>
+                      </w:rPr>
+                      <m:t>1</m:t>
+                    </m:r>
+                  </m:e>
+                </m:d>
+              </m:oMath>
+            </m:oMathPara>
+          </w:p>
+        </w:tc>
+        <w:tc>
+          <w:tcPr>
+            <w:tcW w:w="0" w:type="auto"/>
+            <w:hideMark/>
+          </w:tcPr>
+          <w:p>
+            <w:pPr>
+              <w:pStyle w:val="IT245"/>
+              <w:cnfStyle w:val="000000000000" w:firstRow="0" w:lastRow="0" w:firstColumn="0" w:lastColumn="0" w:oddVBand="0" w:evenVBand="0" w:oddHBand="0" w:evenHBand="0" w:firstRowFirstColumn="0" w:firstRowLastColumn="0" w:lastRowFirstColumn="0" w:lastRowLastColumn="0"/>
+            </w:pPr>
+            <m:oMathPara>
+              <m:oMath>
+                <m:r>
+                  <w:rPr>
+                    <w:rFonts w:ascii="Cambria Math" w:hAnsi="Cambria Math"/>
+                  </w:rPr>
+                  <m:t>O</m:t>
+                </m:r>
+                <m:d>
+                  <m:dPr>
+                    <m:ctrlPr>
+                      <w:rPr>
+                        <w:rFonts w:ascii="Cambria Math" w:hAnsi="Cambria Math"/>
+                      </w:rPr>
+                    </m:ctrlPr>
+                  </m:dPr>
+                  <m:e>
+                    <m:r>
+                      <w:rPr>
+                        <w:rFonts w:ascii="Cambria Math" w:hAnsi="Cambria Math"/>
+                      </w:rPr>
+                      <m:t>1</m:t>
+                    </m:r>
+                  </m:e>
+                </m:d>
+              </m:oMath>
+            </m:oMathPara>
+          </w:p>
+        </w:tc>
+      </w:tr>
+      <w:tr>
+        <w:trPr>
+          <w:cnfStyle w:val="000000100000" w:firstRow="0" w:lastRow="0" w:firstColumn="0" w:lastColumn="0" w:oddVBand="0" w:evenVBand="0" w:oddHBand="1" w:evenHBand="0" w:firstRowFirstColumn="0" w:firstRowLastColumn="0" w:lastRowFirstColumn="0" w:lastRowLastColumn="0"/>
+        </w:trPr>
+        <w:tc>
+          <w:tcPr>
+            <w:cnfStyle w:val="001000000000" w:firstRow="0" w:lastRow="0" w:firstColumn="1" w:lastColumn="0" w:oddVBand="0" w:evenVBand="0" w:oddHBand="0" w:evenHBand="0" w:firstRowFirstColumn="0" w:firstRowLastColumn="0" w:lastRowFirstColumn="0" w:lastRowLastColumn="0"/>
+            <w:tcW w:w="0" w:type="auto"/>
+            <w:hideMark/>
+          </w:tcPr>
+          <w:p>
+            <w:pPr>
+              <w:pStyle w:val="IT245"/>
+              <w:rPr>
+                <w:bCs/>
+              </w:rPr>
+            </w:pPr>
+            <w:r>
+              <w:rPr>
+                <w:bCs/>
+              </w:rPr>
+              <w:t>Process next task</w:t>
+            </w:r>
+          </w:p>
+        </w:tc>
+        <w:tc>
+          <w:tcPr>
+            <w:tcW w:w="0" w:type="auto"/>
+            <w:hideMark/>
+          </w:tcPr>
+          <w:p>
+            <w:pPr>
+              <w:pStyle w:val="IT245"/>
+              <w:cnfStyle w:val="000000100000" w:firstRow="0" w:lastRow="0" w:firstColumn="0" w:lastColumn="0" w:oddVBand="0" w:evenVBand="0" w:oddHBand="1" w:evenHBand="0" w:firstRowFirstColumn="0" w:firstRowLastColumn="0" w:lastRowFirstColumn="0" w:lastRowLastColumn="0"/>
+            </w:pPr>
+            <m:oMathPara>
+              <m:oMath>
+                <m:r>
+                  <w:rPr>
+                    <w:rFonts w:ascii="Cambria Math" w:hAnsi="Cambria Math"/>
+                  </w:rPr>
+                  <m:t>O</m:t>
+                </m:r>
+                <m:d>
+                  <m:dPr>
+                    <m:ctrlPr>
+                      <w:rPr>
+                        <w:rFonts w:ascii="Cambria Math" w:hAnsi="Cambria Math"/>
+                      </w:rPr>
+                    </m:ctrlPr>
+                  </m:dPr>
+                  <m:e>
+                    <m:r>
+                      <w:rPr>
+                        <w:rFonts w:ascii="Cambria Math" w:hAnsi="Cambria Math"/>
+                      </w:rPr>
+                      <m:t>n</m:t>
+                    </m:r>
+                  </m:e>
+                </m:d>
+              </m:oMath>
+            </m:oMathPara>
+          </w:p>
+        </w:tc>
+        <w:tc>
+          <w:tcPr>
+            <w:tcW w:w="0" w:type="auto"/>
+            <w:hideMark/>
+          </w:tcPr>
+          <w:p>
+            <w:pPr>
+              <w:pStyle w:val="IT245"/>
+              <w:cnfStyle w:val="000000100000" w:firstRow="0" w:lastRow="0" w:firstColumn="0" w:lastColumn="0" w:oddVBand="0" w:evenVBand="0" w:oddHBand="1" w:evenHBand="0" w:firstRowFirstColumn="0" w:firstRowLastColumn="0" w:lastRowFirstColumn="0" w:lastRowLastColumn="0"/>
+            </w:pPr>
+            <m:oMathPara>
+              <m:oMath>
+                <m:r>
+                  <w:rPr>
+                    <w:rFonts w:ascii="Cambria Math" w:hAnsi="Cambria Math"/>
+                  </w:rPr>
+                  <m:t>O</m:t>
+                </m:r>
+                <m:d>
+                  <m:dPr>
+                    <m:ctrlPr>
+                      <w:rPr>
+                        <w:rFonts w:ascii="Cambria Math" w:hAnsi="Cambria Math"/>
+                      </w:rPr>
+                    </m:ctrlPr>
+                  </m:dPr>
+                  <m:e>
+                    <m:func>
+                      <m:funcPr>
+                        <m:ctrlPr>
+                          <w:rPr>
+                            <w:rFonts w:ascii="Cambria Math" w:hAnsi="Cambria Math"/>
+                          </w:rPr>
+                        </m:ctrlPr>
+                      </m:funcPr>
+                      <m:fName>
+                        <m:r>
+                          <m:rPr>
+                            <m:sty m:val="p"/>
+                          </m:rPr>
+                          <w:rPr>
+                            <w:rFonts w:ascii="Cambria Math" w:hAnsi="Cambria Math"/>
+                          </w:rPr>
+                          <m:t>log</m:t>
+                        </m:r>
+                      </m:fName>
+                      <m:e>
+                        <m:r>
+                          <w:rPr>
+                            <w:rFonts w:ascii="Cambria Math" w:hAnsi="Cambria Math"/>
+                          </w:rPr>
+                          <m:t>n</m:t>
+                        </m:r>
+                      </m:e>
+                    </m:func>
+                  </m:e>
+                </m:d>
+              </m:oMath>
+            </m:oMathPara>
+          </w:p>
+        </w:tc>
+      </w:tr>
+      <w:tr>
+        <w:tc>
+          <w:tcPr>
+            <w:cnfStyle w:val="001000000000" w:firstRow="0" w:lastRow="0" w:firstColumn="1" w:lastColumn="0" w:oddVBand="0" w:evenVBand="0" w:oddHBand="0" w:evenHBand="0" w:firstRowFirstColumn="0" w:firstRowLastColumn="0" w:lastRowFirstColumn="0" w:lastRowLastColumn="0"/>
+            <w:tcW w:w="0" w:type="auto"/>
+            <w:hideMark/>
+          </w:tcPr>
+          <w:p>
+            <w:pPr>
+              <w:pStyle w:val="IT245"/>
+              <w:rPr>
+                <w:bCs/>
+              </w:rPr>
+            </w:pPr>
+            <w:r>
+              <w:rPr>
+                <w:bCs/>
+              </w:rPr>
+              <w:t>Display all tasks in order</w:t>
+            </w:r>
+          </w:p>
+        </w:tc>
+        <w:tc>
+          <w:tcPr>
+            <w:tcW w:w="0" w:type="auto"/>
+            <w:hideMark/>
+          </w:tcPr>
+          <w:p>
+            <w:pPr>
+              <w:pStyle w:val="IT245"/>
+              <w:cnfStyle w:val="000000000000" w:firstRow="0" w:lastRow="0" w:firstColumn="0" w:lastColumn="0" w:oddVBand="0" w:evenVBand="0" w:oddHBand="0" w:evenHBand="0" w:firstRowFirstColumn="0" w:firstRowLastColumn="0" w:lastRowFirstColumn="0" w:lastRowLastColumn="0"/>
+            </w:pPr>
+            <m:oMathPara>
+              <m:oMath>
+                <m:r>
+                  <w:rPr>
+                    <w:rFonts w:ascii="Cambria Math" w:hAnsi="Cambria Math"/>
+                  </w:rPr>
+                  <m:t>O</m:t>
+                </m:r>
+                <m:d>
+                  <m:dPr>
+                    <m:ctrlPr>
+                      <w:rPr>
+                        <w:rFonts w:ascii="Cambria Math" w:hAnsi="Cambria Math"/>
+                      </w:rPr>
+                    </m:ctrlPr>
+                  </m:dPr>
+                  <m:e>
+                    <m:r>
+                      <w:rPr>
+                        <w:rFonts w:ascii="Cambria Math" w:hAnsi="Cambria Math"/>
+                      </w:rPr>
+                      <m:t>n</m:t>
+                    </m:r>
+                  </m:e>
+                </m:d>
+              </m:oMath>
+            </m:oMathPara>
+          </w:p>
+        </w:tc>
+        <w:tc>
+          <w:tcPr>
+            <w:tcW w:w="0" w:type="auto"/>
+            <w:hideMark/>
+          </w:tcPr>
+          <w:p>
+            <w:pPr>
+              <w:pStyle w:val="IT245"/>
+              <w:cnfStyle w:val="000000000000" w:firstRow="0" w:lastRow="0" w:firstColumn="0" w:lastColumn="0" w:oddVBand="0" w:evenVBand="0" w:oddHBand="0" w:evenHBand="0" w:firstRowFirstColumn="0" w:firstRowLastColumn="0" w:lastRowFirstColumn="0" w:lastRowLastColumn="0"/>
+            </w:pPr>
+            <m:oMathPara>
+              <m:oMath>
+                <m:r>
+                  <w:rPr>
+                    <w:rFonts w:ascii="Cambria Math" w:hAnsi="Cambria Math"/>
+                  </w:rPr>
+                  <m:t>O</m:t>
+                </m:r>
+                <m:d>
+                  <m:dPr>
+                    <m:ctrlPr>
+                      <w:rPr>
+                        <w:rFonts w:ascii="Cambria Math" w:hAnsi="Cambria Math"/>
+                      </w:rPr>
+                    </m:ctrlPr>
+                  </m:dPr>
+                  <m:e>
+                    <m:r>
+                      <w:rPr>
+                        <w:rFonts w:ascii="Cambria Math" w:hAnsi="Cambria Math"/>
+                      </w:rPr>
+                      <m:t>n</m:t>
+                    </m:r>
+                    <m:func>
+                      <m:funcPr>
+                        <m:ctrlPr>
+                          <w:rPr>
+                            <w:rFonts w:ascii="Cambria Math" w:hAnsi="Cambria Math"/>
+                          </w:rPr>
+                        </m:ctrlPr>
+                      </m:funcPr>
+                      <m:fName>
+                        <m:r>
+                          <m:rPr>
+                            <m:sty m:val="p"/>
+                          </m:rPr>
+                          <w:rPr>
+                            <w:rFonts w:ascii="Cambria Math" w:hAnsi="Cambria Math"/>
+                          </w:rPr>
+                          <m:t>log</m:t>
+                        </m:r>
+                      </m:fName>
+                      <m:e>
+                        <m:r>
+                          <w:rPr>
+                            <w:rFonts w:ascii="Cambria Math" w:hAnsi="Cambria Math"/>
+                          </w:rPr>
+                          <m:t>n</m:t>
+                        </m:r>
+                      </m:e>
+                    </m:func>
+                  </m:e>
+                </m:d>
+              </m:oMath>
+            </m:oMathPara>
+          </w:p>
+        </w:tc>
+      </w:tr>
+      <w:tr>
+        <w:trPr>
+          <w:cnfStyle w:val="000000100000" w:firstRow="0" w:lastRow="0" w:firstColumn="0" w:lastColumn="0" w:oddVBand="0" w:evenVBand="0" w:oddHBand="1" w:evenHBand="0" w:firstRowFirstColumn="0" w:firstRowLastColumn="0" w:lastRowFirstColumn="0" w:lastRowLastColumn="0"/>
+        </w:trPr>
+        <w:tc>
+          <w:tcPr>
+            <w:cnfStyle w:val="001000000000" w:firstRow="0" w:lastRow="0" w:firstColumn="1" w:lastColumn="0" w:oddVBand="0" w:evenVBand="0" w:oddHBand="0" w:evenHBand="0" w:firstRowFirstColumn="0" w:firstRowLastColumn="0" w:lastRowFirstColumn="0" w:lastRowLastColumn="0"/>
+            <w:tcW w:w="0" w:type="auto"/>
+            <w:hideMark/>
+          </w:tcPr>
+          <w:p>
+            <w:pPr>
+              <w:pStyle w:val="IT245"/>
+              <w:rPr>
+                <w:bCs/>
+              </w:rPr>
+            </w:pPr>
+            <w:r>
+              <w:rPr>
+                <w:bCs/>
+              </w:rPr>
+              <w:t>Check whether empty</w:t>
+            </w:r>
+          </w:p>
+        </w:tc>
+        <w:tc>
+          <w:tcPr>
+            <w:tcW w:w="0" w:type="auto"/>
+            <w:hideMark/>
+          </w:tcPr>
+          <w:p>
+            <w:pPr>
+              <w:pStyle w:val="IT245"/>
+              <w:cnfStyle w:val="000000100000" w:firstRow="0" w:lastRow="0" w:firstColumn="0" w:lastColumn="0" w:oddVBand="0" w:evenVBand="0" w:oddHBand="1" w:evenHBand="0" w:firstRowFirstColumn="0" w:firstRowLastColumn="0" w:lastRowFirstColumn="0" w:lastRowLastColumn="0"/>
+            </w:pPr>
+            <m:oMathPara>
+              <m:oMath>
+                <m:r>
+                  <w:rPr>
+                    <w:rFonts w:ascii="Cambria Math" w:hAnsi="Cambria Math"/>
+                  </w:rPr>
+                  <m:t>O</m:t>
+                </m:r>
+                <m:d>
+                  <m:dPr>
+                    <m:ctrlPr>
+                      <w:rPr>
+                        <w:rFonts w:ascii="Cambria Math" w:hAnsi="Cambria Math"/>
+                      </w:rPr>
+                    </m:ctrlPr>
+                  </m:dPr>
+                  <m:e>
+                    <m:r>
+                      <w:rPr>
+                        <w:rFonts w:ascii="Cambria Math" w:hAnsi="Cambria Math"/>
+                      </w:rPr>
+                      <m:t>1</m:t>
+                    </m:r>
+                  </m:e>
+                </m:d>
+              </m:oMath>
+            </m:oMathPara>
+          </w:p>
+        </w:tc>
+        <w:tc>
+          <w:tcPr>
+            <w:tcW w:w="0" w:type="auto"/>
+            <w:hideMark/>
+          </w:tcPr>
+          <w:p>
+            <w:pPr>
+              <w:pStyle w:val="IT245"/>
+              <w:cnfStyle w:val="000000100000" w:firstRow="0" w:lastRow="0" w:firstColumn="0" w:lastColumn="0" w:oddVBand="0" w:evenVBand="0" w:oddHBand="1" w:evenHBand="0" w:firstRowFirstColumn="0" w:firstRowLastColumn="0" w:lastRowFirstColumn="0" w:lastRowLastColumn="0"/>
+            </w:pPr>
+            <m:oMathPara>
+              <m:oMath>
+                <m:r>
+                  <w:rPr>
+                    <w:rFonts w:ascii="Cambria Math" w:hAnsi="Cambria Math"/>
+                  </w:rPr>
+                  <m:t>O</m:t>
+                </m:r>
+                <m:d>
+                  <m:dPr>
+                    <m:ctrlPr>
+                      <w:rPr>
+                        <w:rFonts w:ascii="Cambria Math" w:hAnsi="Cambria Math"/>
+                      </w:rPr>
+                    </m:ctrlPr>
+                  </m:dPr>
+                  <m:e>
+                    <m:r>
+                      <w:rPr>
+                        <w:rFonts w:ascii="Cambria Math" w:hAnsi="Cambria Math"/>
+                      </w:rPr>
+                      <m:t>1</m:t>
+                    </m:r>
+                  </m:e>
+                </m:d>
+              </m:oMath>
+            </m:oMathPara>
+          </w:p>
+        </w:tc>
+      </w:tr>
+      <w:tr>
+        <w:tc>
+          <w:tcPr>
+            <w:cnfStyle w:val="001000000000" w:firstRow="0" w:lastRow="0" w:firstColumn="1" w:lastColumn="0" w:oddVBand="0" w:evenVBand="0" w:oddHBand="0" w:evenHBand="0" w:firstRowFirstColumn="0" w:firstRowLastColumn="0" w:lastRowFirstColumn="0" w:lastRowLastColumn="0"/>
+            <w:tcW w:w="0" w:type="auto"/>
+            <w:hideMark/>
+          </w:tcPr>
+          <w:p>
+            <w:pPr>
+              <w:pStyle w:val="IT245"/>
+              <w:rPr>
+                <w:bCs/>
+              </w:rPr>
+            </w:pPr>
+            <w:r>
+              <w:rPr>
+                <w:bCs/>
+              </w:rPr>
+              <w:t xml:space="preserve">Add all </w:t>
+            </w:r>
+            <m:oMath>
+              <m:r>
+                <m:rPr>
+                  <m:sty m:val="bi"/>
+                </m:rPr>
+                <w:rPr>
+                  <w:rFonts w:ascii="Cambria Math" w:hAnsi="Cambria Math"/>
+                </w:rPr>
+                <m:t>n</m:t>
+              </m:r>
+            </m:oMath>
+            <w:r>
+              <w:rPr>
+                <w:bCs/>
+              </w:rPr>
+              <w:t>tasks</w:t>
+            </w:r>
+          </w:p>
+        </w:tc>
+        <w:tc>
+          <w:tcPr>
+            <w:tcW w:w="0" w:type="auto"/>
+            <w:hideMark/>
+          </w:tcPr>
+          <w:p>
+            <w:pPr>
+              <w:pStyle w:val="IT245"/>
+              <w:cnfStyle w:val="000000000000" w:firstRow="0" w:lastRow="0" w:firstColumn="0" w:lastColumn="0" w:oddVBand="0" w:evenVBand="0" w:oddHBand="0" w:evenHBand="0" w:firstRowFirstColumn="0" w:firstRowLastColumn="0" w:lastRowFirstColumn="0" w:lastRowLastColumn="0"/>
+            </w:pPr>
+            <m:oMathPara>
+              <m:oMath>
+                <m:r>
+                  <w:rPr>
+                    <w:rFonts w:ascii="Cambria Math" w:hAnsi="Cambria Math"/>
+                  </w:rPr>
+                  <m:t>O</m:t>
+                </m:r>
+                <m:d>
+                  <m:dPr>
+                    <m:ctrlPr>
+                      <w:rPr>
+                        <w:rFonts w:ascii="Cambria Math" w:hAnsi="Cambria Math"/>
+                      </w:rPr>
+                    </m:ctrlPr>
+                  </m:dPr>
+                  <m:e>
+                    <m:sSup>
+                      <m:sSupPr>
+                        <m:ctrlPr>
+                          <w:rPr>
+                            <w:rFonts w:ascii="Cambria Math" w:hAnsi="Cambria Math"/>
+                          </w:rPr>
+                        </m:ctrlPr>
+                      </m:sSupPr>
+                      <m:e>
+                        <m:r>
+                          <w:rPr>
+                            <w:rFonts w:ascii="Cambria Math" w:hAnsi="Cambria Math"/>
+                          </w:rPr>
+                          <m:t>n</m:t>
+                        </m:r>
+                      </m:e>
+                      <m:sup>
+                        <m:r>
+                          <w:rPr>
+                            <w:rFonts w:ascii="Cambria Math" w:hAnsi="Cambria Math"/>
+                          </w:rPr>
+                          <m:t>2</m:t>
+                        </m:r>
+                      </m:sup>
+                    </m:sSup>
+                  </m:e>
+                </m:d>
+              </m:oMath>
+            </m:oMathPara>
+          </w:p>
+        </w:tc>
+        <w:tc>
+          <w:tcPr>
+            <w:tcW w:w="0" w:type="auto"/>
+            <w:hideMark/>
+          </w:tcPr>
+          <w:p>
+            <w:pPr>
+              <w:pStyle w:val="IT245"/>
+              <w:cnfStyle w:val="000000000000" w:firstRow="0" w:lastRow="0" w:firstColumn="0" w:lastColumn="0" w:oddVBand="0" w:evenVBand="0" w:oddHBand="0" w:evenHBand="0" w:firstRowFirstColumn="0" w:firstRowLastColumn="0" w:lastRowFirstColumn="0" w:lastRowLastColumn="0"/>
+            </w:pPr>
+            <m:oMathPara>
+              <m:oMath>
+                <m:r>
+                  <w:rPr>
+                    <w:rFonts w:ascii="Cambria Math" w:hAnsi="Cambria Math"/>
+                  </w:rPr>
+                  <m:t>O</m:t>
+                </m:r>
+                <m:d>
+                  <m:dPr>
+                    <m:ctrlPr>
+                      <w:rPr>
+                        <w:rFonts w:ascii="Cambria Math" w:hAnsi="Cambria Math"/>
+                      </w:rPr>
+                    </m:ctrlPr>
+                  </m:dPr>
+                  <m:e>
+                    <m:r>
+                      <w:rPr>
+                        <w:rFonts w:ascii="Cambria Math" w:hAnsi="Cambria Math"/>
+                      </w:rPr>
+                      <m:t>n</m:t>
+                    </m:r>
+                    <m:func>
+                      <m:funcPr>
+                        <m:ctrlPr>
+                          <w:rPr>
+                            <w:rFonts w:ascii="Cambria Math" w:hAnsi="Cambria Math"/>
+                          </w:rPr>
+                        </m:ctrlPr>
+                      </m:funcPr>
+                      <m:fName>
+                        <m:r>
+                          <m:rPr>
+                            <m:sty m:val="p"/>
+                          </m:rPr>
+                          <w:rPr>
+                            <w:rFonts w:ascii="Cambria Math" w:hAnsi="Cambria Math"/>
+                          </w:rPr>
+                          <m:t>log</m:t>
+                        </m:r>
+                      </m:fName>
+                      <m:e>
+                        <m:r>
+                          <w:rPr>
+                            <w:rFonts w:ascii="Cambria Math" w:hAnsi="Cambria Math"/>
+                          </w:rPr>
+                          <m:t>n</m:t>
+                        </m:r>
+                      </m:e>
+                    </m:func>
+                  </m:e>
+                </m:d>
+              </m:oMath>
+            </m:oMathPara>
+          </w:p>
+        </w:tc>
+      </w:tr>
+      <w:tr>
+        <w:trPr>
+          <w:cnfStyle w:val="000000100000" w:firstRow="0" w:lastRow="0" w:firstColumn="0" w:lastColumn="0" w:oddVBand="0" w:evenVBand="0" w:oddHBand="1" w:evenHBand="0" w:firstRowFirstColumn="0" w:firstRowLastColumn="0" w:lastRowFirstColumn="0" w:lastRowLastColumn="0"/>
+        </w:trPr>
+        <w:tc>
+          <w:tcPr>
+            <w:cnfStyle w:val="001000000000" w:firstRow="0" w:lastRow="0" w:firstColumn="1" w:lastColumn="0" w:oddVBand="0" w:evenVBand="0" w:oddHBand="0" w:evenHBand="0" w:firstRowFirstColumn="0" w:firstRowLastColumn="0" w:lastRowFirstColumn="0" w:lastRowLastColumn="0"/>
+            <w:tcW w:w="0" w:type="auto"/>
+            <w:hideMark/>
+          </w:tcPr>
+          <w:p>
+            <w:pPr>
+              <w:pStyle w:val="IT245"/>
+              <w:rPr>
+                <w:bCs/>
+              </w:rPr>
+            </w:pPr>
+            <w:r>
+              <w:rPr>
+                <w:bCs/>
+              </w:rPr>
+              <w:t xml:space="preserve">Process all </w:t>
+            </w:r>
+            <m:oMath>
+              <m:r>
+                <m:rPr>
+                  <m:sty m:val="bi"/>
+                </m:rPr>
+                <w:rPr>
+                  <w:rFonts w:ascii="Cambria Math" w:hAnsi="Cambria Math"/>
+                </w:rPr>
+                <m:t>n</m:t>
+              </m:r>
+            </m:oMath>
+            <w:r>
+              <w:rPr>
+                <w:bCs/>
+              </w:rPr>
+              <w:t>tasks</w:t>
+            </w:r>
+          </w:p>
+        </w:tc>
+        <w:tc>
+          <w:tcPr>
+            <w:tcW w:w="0" w:type="auto"/>
+            <w:hideMark/>
+          </w:tcPr>
+          <w:p>
+            <w:pPr>
+              <w:pStyle w:val="IT245"/>
+              <w:cnfStyle w:val="000000100000" w:firstRow="0" w:lastRow="0" w:firstColumn="0" w:lastColumn="0" w:oddVBand="0" w:evenVBand="0" w:oddHBand="1" w:evenHBand="0" w:firstRowFirstColumn="0" w:firstRowLastColumn="0" w:lastRowFirstColumn="0" w:lastRowLastColumn="0"/>
+            </w:pPr>
+            <m:oMathPara>
+              <m:oMath>
+                <m:r>
+                  <w:rPr>
+                    <w:rFonts w:ascii="Cambria Math" w:hAnsi="Cambria Math"/>
+                  </w:rPr>
+                  <m:t>O</m:t>
+                </m:r>
+                <m:d>
+                  <m:dPr>
+                    <m:ctrlPr>
+                      <w:rPr>
+                        <w:rFonts w:ascii="Cambria Math" w:hAnsi="Cambria Math"/>
+                      </w:rPr>
+                    </m:ctrlPr>
+                  </m:dPr>
+                  <m:e>
+                    <m:sSup>
+                      <m:sSupPr>
+                        <m:ctrlPr>
+                          <w:rPr>
+                            <w:rFonts w:ascii="Cambria Math" w:hAnsi="Cambria Math"/>
+                          </w:rPr>
+                        </m:ctrlPr>
+                      </m:sSupPr>
+                      <m:e>
+                        <m:r>
+                          <w:rPr>
+                            <w:rFonts w:ascii="Cambria Math" w:hAnsi="Cambria Math"/>
+                          </w:rPr>
+                          <m:t>n</m:t>
+                        </m:r>
+                      </m:e>
+                      <m:sup>
+                        <m:r>
+                          <w:rPr>
+                            <w:rFonts w:ascii="Cambria Math" w:hAnsi="Cambria Math"/>
+                          </w:rPr>
+                          <m:t>2</m:t>
+                        </m:r>
+                      </m:sup>
+                    </m:sSup>
+                  </m:e>
+                </m:d>
+              </m:oMath>
+            </m:oMathPara>
+          </w:p>
+        </w:tc>
+        <w:tc>
+          <w:tcPr>
+            <w:tcW w:w="0" w:type="auto"/>
+            <w:hideMark/>
+          </w:tcPr>
+          <w:p>
+            <w:pPr>
+              <w:pStyle w:val="IT245"/>
+              <w:cnfStyle w:val="000000100000" w:firstRow="0" w:lastRow="0" w:firstColumn="0" w:lastColumn="0" w:oddVBand="0" w:evenVBand="0" w:oddHBand="1" w:evenHBand="0" w:firstRowFirstColumn="0" w:firstRowLastColumn="0" w:lastRowFirstColumn="0" w:lastRowLastColumn="0"/>
+            </w:pPr>
+            <m:oMathPara>
+              <m:oMath>
+                <m:r>
+                  <w:rPr>
+                    <w:rFonts w:ascii="Cambria Math" w:hAnsi="Cambria Math"/>
+                  </w:rPr>
+                  <m:t>O</m:t>
+                </m:r>
+                <m:d>
+                  <m:dPr>
+                    <m:ctrlPr>
+                      <w:rPr>
+                        <w:rFonts w:ascii="Cambria Math" w:hAnsi="Cambria Math"/>
+                      </w:rPr>
+                    </m:ctrlPr>
+                  </m:dPr>
+                  <m:e>
+                    <m:r>
+                      <w:rPr>
+                        <w:rFonts w:ascii="Cambria Math" w:hAnsi="Cambria Math"/>
+                      </w:rPr>
+                      <m:t>n</m:t>
+                    </m:r>
+                    <m:func>
+                      <m:funcPr>
+                        <m:ctrlPr>
+                          <w:rPr>
+                            <w:rFonts w:ascii="Cambria Math" w:hAnsi="Cambria Math"/>
+                          </w:rPr>
+                        </m:ctrlPr>
+                      </m:funcPr>
+                      <m:fName>
+                        <m:r>
+                          <m:rPr>
+                            <m:sty m:val="p"/>
+                          </m:rPr>
+                          <w:rPr>
+                            <w:rFonts w:ascii="Cambria Math" w:hAnsi="Cambria Math"/>
+                          </w:rPr>
+                          <m:t>log</m:t>
+                        </m:r>
+                      </m:fName>
+                      <m:e>
+                        <m:r>
+                          <w:rPr>
+                            <w:rFonts w:ascii="Cambria Math" w:hAnsi="Cambria Math"/>
+                          </w:rPr>
+                          <m:t>n</m:t>
+                        </m:r>
+                      </m:e>
+                    </m:func>
+                  </m:e>
+                </m:d>
+              </m:oMath>
+            </m:oMathPara>
+          </w:p>
+        </w:tc>
+      </w:tr>
+      <w:tr>
+        <w:tc>
+          <w:tcPr>
+            <w:cnfStyle w:val="001000000000" w:firstRow="0" w:lastRow="0" w:firstColumn="1" w:lastColumn="0" w:oddVBand="0" w:evenVBand="0" w:oddHBand="0" w:evenHBand="0" w:firstRowFirstColumn="0" w:firstRowLastColumn="0" w:lastRowFirstColumn="0" w:lastRowLastColumn="0"/>
+            <w:tcW w:w="0" w:type="auto"/>
+            <w:hideMark/>
+          </w:tcPr>
+          <w:p>
+            <w:pPr>
+              <w:pStyle w:val="IT245"/>
+              <w:rPr>
+                <w:bCs/>
+              </w:rPr>
+            </w:pPr>
+            <w:r>
+              <w:rPr>
+                <w:bCs/>
+              </w:rPr>
+              <w:t>Main storage</w:t>
+            </w:r>
+          </w:p>
+        </w:tc>
+        <w:tc>
+          <w:tcPr>
+            <w:tcW w:w="0" w:type="auto"/>
+            <w:hideMark/>
+          </w:tcPr>
+          <w:p>
+            <w:pPr>
+              <w:pStyle w:val="IT245"/>
+              <w:cnfStyle w:val="000000000000" w:firstRow="0" w:lastRow="0" w:firstColumn="0" w:lastColumn="0" w:oddVBand="0" w:evenVBand="0" w:oddHBand="0" w:evenHBand="0" w:firstRowFirstColumn="0" w:firstRowLastColumn="0" w:lastRowFirstColumn="0" w:lastRowLastColumn="0"/>
+            </w:pPr>
+            <m:oMathPara>
+              <m:oMath>
+                <m:r>
+                  <w:rPr>
+                    <w:rFonts w:ascii="Cambria Math" w:hAnsi="Cambria Math"/>
+                  </w:rPr>
+                  <m:t>O</m:t>
+                </m:r>
+                <m:d>
+                  <m:dPr>
+                    <m:ctrlPr>
+                      <w:rPr>
+                        <w:rFonts w:ascii="Cambria Math" w:hAnsi="Cambria Math"/>
+                      </w:rPr>
+                    </m:ctrlPr>
+                  </m:dPr>
+                  <m:e>
+                    <m:r>
+                      <w:rPr>
+                        <w:rFonts w:ascii="Cambria Math" w:hAnsi="Cambria Math"/>
+                      </w:rPr>
+                      <m:t>n</m:t>
+                    </m:r>
+                  </m:e>
+                </m:d>
+              </m:oMath>
+            </m:oMathPara>
+          </w:p>
+        </w:tc>
+        <w:tc>
+          <w:tcPr>
+            <w:tcW w:w="0" w:type="auto"/>
+            <w:hideMark/>
+          </w:tcPr>
+          <w:p>
+            <w:pPr>
+              <w:pStyle w:val="IT245"/>
+              <w:cnfStyle w:val="000000000000" w:firstRow="0" w:lastRow="0" w:firstColumn="0" w:lastColumn="0" w:oddVBand="0" w:evenVBand="0" w:oddHBand="0" w:evenHBand="0" w:firstRowFirstColumn="0" w:firstRowLastColumn="0" w:lastRowFirstColumn="0" w:lastRowLastColumn="0"/>
+            </w:pPr>
+            <m:oMathPara>
+              <m:oMath>
+                <m:r>
+                  <w:rPr>
+                    <w:rFonts w:ascii="Cambria Math" w:hAnsi="Cambria Math"/>
+                  </w:rPr>
+                  <m:t>O</m:t>
+                </m:r>
+                <m:d>
+                  <m:dPr>
+                    <m:ctrlPr>
+                      <w:rPr>
+                        <w:rFonts w:ascii="Cambria Math" w:hAnsi="Cambria Math"/>
+                      </w:rPr>
+                    </m:ctrlPr>
+                  </m:dPr>
+                  <m:e>
+                    <m:r>
+                      <w:rPr>
+                        <w:rFonts w:ascii="Cambria Math" w:hAnsi="Cambria Math"/>
+                      </w:rPr>
+                      <m:t>n</m:t>
+                    </m:r>
+                  </m:e>
+                </m:d>
+              </m:oMath>
+            </m:oMathPara>
+          </w:p>
+        </w:tc>
+      </w:tr>
+    </w:tbl>
+    <w:p>
+      <w:pPr>
+        <w:pStyle w:val="IT245"/>
+      </w:pPr>
+    </w:p>
+    <w:p>
+      <w:pPr>
+        <w:pStyle w:val="IT245"/>
         <w:rPr>
           <w:lang/>
         </w:rPr>
       </w:pPr>
       <w:r>
         <w:rPr>
+          <w:b/>
           <w:lang/>
         </w:rPr>
-        <w:t xml:space="preserve">Processing all tasks through repeated front removals requires </w:t>
+        <w:t>7</w:t>
+      </w:r>
+      <w:r>
+        <w:rPr>
+          <w:b/>
+          <w:lang/>
+        </w:rPr>
+        <w:t>. Comparison of the Two Solutions</w:t>
+      </w:r>
+    </w:p>
+    <w:p>
+      <w:pPr>
+        <w:pStyle w:val="IT245"/>
+        <w:rPr>
+          <w:lang/>
+        </w:rPr>
+      </w:pPr>
+      <w:r>
+        <w:rPr>
+          <w:lang/>
+        </w:rPr>
+        <w:t>Both solutions meet the functional requirements of the Task Scheduling System. They accept the same task data, use priority as the main ordering condition, and apply arrival order when tasks have equal priority. The testing results show that both implementations produce the same processing sequence.</w:t>
+      </w:r>
+    </w:p>
+    <w:p>
+      <w:pPr>
+        <w:pStyle w:val="IT245"/>
+        <w:rPr>
+          <w:lang/>
+        </w:rPr>
+      </w:pPr>
+      <w:r>
+        <w:rPr>
+          <w:lang/>
+        </w:rPr>
+        <w:t xml:space="preserve">The sorted ArrayList solution is easier to understand and inspect because every task remains in its exact processing position. Displaying all pending tasks is efficient because the method can traverse the list directly. Viewing the next task is also immediate. </w:t>
+      </w:r>
+      <w:r>
+        <w:rPr>
+          <w:lang/>
+        </w:rPr>
+        <w:lastRenderedPageBreak/>
+        <w:t>However, its performance decreases as the number of tasks increases. Every insertion may require searching and shifting elements, while removing the first task shifts all remaining elements.</w:t>
+      </w:r>
+    </w:p>
+    <w:p>
+      <w:pPr>
+        <w:pStyle w:val="IT245"/>
+        <w:rPr>
+          <w:lang/>
+        </w:rPr>
+      </w:pPr>
+      <w:r>
+        <w:rPr>
+          <w:lang/>
+        </w:rPr>
+        <w:t xml:space="preserve">The heap-based PriorityQueue is more efficient for the central scheduling operations. Adding and processing tasks each require only </w:t>
       </w:r>
       <m:oMath>
         <m:r>
@@ -11572,15 +13638,27 @@
             </m:ctrlPr>
           </m:dPr>
           <m:e>
-            <m:sSup>
-              <m:sSupPr>
+            <m:func>
+              <m:funcPr>
                 <m:ctrlPr>
                   <w:rPr>
                     <w:rFonts w:ascii="Cambria Math" w:hAnsi="Cambria Math"/>
                     <w:lang/>
                   </w:rPr>
                 </m:ctrlPr>
-              </m:sSupPr>
+              </m:funcPr>
+              <m:fName>
+                <m:r>
+                  <m:rPr>
+                    <m:sty m:val="p"/>
+                  </m:rPr>
+                  <w:rPr>
+                    <w:rFonts w:ascii="Cambria Math" w:hAnsi="Cambria Math"/>
+                    <w:lang/>
+                  </w:rPr>
+                  <m:t>log</m:t>
+                </m:r>
+              </m:fName>
               <m:e>
                 <m:r>
                   <w:rPr>
@@ -11590,16 +13668,7 @@
                   <m:t>n</m:t>
                 </m:r>
               </m:e>
-              <m:sup>
-                <m:r>
-                  <w:rPr>
-                    <w:rFonts w:ascii="Cambria Math" w:hAnsi="Cambria Math"/>
-                    <w:lang/>
-                  </w:rPr>
-                  <m:t>2</m:t>
-                </m:r>
-              </m:sup>
-            </m:sSup>
+            </m:func>
           </m:e>
         </m:d>
       </m:oMath>
@@ -11607,238 +13676,7 @@
         <w:rPr>
           <w:lang/>
         </w:rPr>
-        <w:t>time.</w:t>
-      </w:r>
-    </w:p>
-    <w:p>
-      <w:pPr>
-        <w:pStyle w:val="IT245"/>
-        <w:rPr>
-          <w:lang/>
-        </w:rPr>
-      </w:pPr>
-      <w:r>
-        <w:rPr>
-          <w:b/>
-          <w:lang/>
-        </w:rPr>
-        <w:t>Displaying Tasks</w:t>
-      </w:r>
-    </w:p>
-    <w:p>
-      <w:pPr>
-        <w:pStyle w:val="IT245"/>
-        <w:rPr>
-          <w:lang/>
-        </w:rPr>
-      </w:pPr>
-      <w:r>
-        <w:rPr>
-          <w:lang/>
-        </w:rPr>
-        <w:lastRenderedPageBreak/>
-        <w:t>Because the list is already sorted, displayTasks() visits every task once:</w:t>
-      </w:r>
-    </w:p>
-    <w:p>
-      <w:pPr>
-        <w:pStyle w:val="IT245"/>
-        <w:rPr>
-          <w:lang/>
-        </w:rPr>
-      </w:pPr>
-      <m:oMathPara>
-        <m:oMath>
-          <m:r>
-            <w:rPr>
-              <w:rFonts w:ascii="Cambria Math" w:hAnsi="Cambria Math"/>
-              <w:lang/>
-            </w:rPr>
-            <m:t>O</m:t>
-          </m:r>
-          <m:d>
-            <m:dPr>
-              <m:ctrlPr>
-                <w:rPr>
-                  <w:rFonts w:ascii="Cambria Math" w:hAnsi="Cambria Math"/>
-                  <w:lang/>
-                </w:rPr>
-              </m:ctrlPr>
-            </m:dPr>
-            <m:e>
-              <m:r>
-                <w:rPr>
-                  <w:rFonts w:ascii="Cambria Math" w:hAnsi="Cambria Math"/>
-                  <w:lang/>
-                </w:rPr>
-                <m:t>n</m:t>
-              </m:r>
-            </m:e>
-          </m:d>
-        </m:oMath>
-      </m:oMathPara>
-    </w:p>
-    <w:p>
-      <w:pPr>
-        <w:pStyle w:val="IT245"/>
-        <w:rPr>
-          <w:lang/>
-        </w:rPr>
-      </w:pPr>
-      <w:r>
-        <w:rPr>
-          <w:b/>
-          <w:lang/>
-        </w:rPr>
-        <w:t>Checking Whether the Scheduler Is Empty</w:t>
-      </w:r>
-    </w:p>
-    <w:p>
-      <w:pPr>
-        <w:pStyle w:val="IT245"/>
-        <w:rPr>
-          <w:lang/>
-        </w:rPr>
-      </w:pPr>
-      <w:r>
-        <w:rPr>
-          <w:lang/>
-        </w:rPr>
-        <w:t>The isEmpty() operation checks the current list size:</w:t>
-      </w:r>
-    </w:p>
-    <w:p>
-      <w:pPr>
-        <w:pStyle w:val="IT245"/>
-        <w:rPr>
-          <w:lang/>
-        </w:rPr>
-      </w:pPr>
-      <m:oMathPara>
-        <m:oMath>
-          <m:r>
-            <w:rPr>
-              <w:rFonts w:ascii="Cambria Math" w:hAnsi="Cambria Math"/>
-              <w:lang/>
-            </w:rPr>
-            <m:t>O</m:t>
-          </m:r>
-          <m:d>
-            <m:dPr>
-              <m:ctrlPr>
-                <w:rPr>
-                  <w:rFonts w:ascii="Cambria Math" w:hAnsi="Cambria Math"/>
-                  <w:lang/>
-                </w:rPr>
-              </m:ctrlPr>
-            </m:dPr>
-            <m:e>
-              <m:r>
-                <w:rPr>
-                  <w:rFonts w:ascii="Cambria Math" w:hAnsi="Cambria Math"/>
-                  <w:lang/>
-                </w:rPr>
-                <m:t>1</m:t>
-              </m:r>
-            </m:e>
-          </m:d>
-        </m:oMath>
-      </m:oMathPara>
-    </w:p>
-    <w:p>
-      <w:pPr>
-        <w:pStyle w:val="IT245"/>
-        <w:rPr>
-          <w:lang/>
-        </w:rPr>
-      </w:pPr>
-      <w:r>
-        <w:rPr>
-          <w:b/>
-          <w:lang/>
-        </w:rPr>
-        <w:t>Space Complexity</w:t>
-      </w:r>
-    </w:p>
-    <w:p>
-      <w:pPr>
-        <w:pStyle w:val="IT245"/>
-        <w:rPr>
-          <w:lang/>
-        </w:rPr>
-      </w:pPr>
-      <w:r>
-        <w:rPr>
-          <w:lang/>
-        </w:rPr>
-        <w:t xml:space="preserve">The list stores </w:t>
-      </w:r>
-      <m:oMath>
-        <m:r>
-          <w:rPr>
-            <w:rFonts w:ascii="Cambria Math" w:hAnsi="Cambria Math"/>
-            <w:lang/>
-          </w:rPr>
-          <m:t>n</m:t>
-        </m:r>
-      </m:oMath>
-      <w:r>
-        <w:rPr>
-          <w:lang/>
-        </w:rPr>
-        <w:t>task objects or references:</w:t>
-      </w:r>
-    </w:p>
-    <w:p>
-      <w:pPr>
-        <w:pStyle w:val="IT245"/>
-        <w:rPr>
-          <w:lang/>
-        </w:rPr>
-      </w:pPr>
-      <m:oMathPara>
-        <m:oMath>
-          <m:r>
-            <w:rPr>
-              <w:rFonts w:ascii="Cambria Math" w:hAnsi="Cambria Math"/>
-              <w:lang/>
-            </w:rPr>
-            <m:t>O</m:t>
-          </m:r>
-          <m:d>
-            <m:dPr>
-              <m:ctrlPr>
-                <w:rPr>
-                  <w:rFonts w:ascii="Cambria Math" w:hAnsi="Cambria Math"/>
-                  <w:lang/>
-                </w:rPr>
-              </m:ctrlPr>
-            </m:dPr>
-            <m:e>
-              <m:r>
-                <w:rPr>
-                  <w:rFonts w:ascii="Cambria Math" w:hAnsi="Cambria Math"/>
-                  <w:lang/>
-                </w:rPr>
-                <m:t>n</m:t>
-              </m:r>
-            </m:e>
-          </m:d>
-        </m:oMath>
-      </m:oMathPara>
-    </w:p>
-    <w:p>
-      <w:pPr>
-        <w:pStyle w:val="IT245"/>
-        <w:rPr>
-          <w:lang/>
-        </w:rPr>
-      </w:pPr>
-      <w:r>
-        <w:rPr>
-          <w:lang/>
-        </w:rPr>
-        <w:t xml:space="preserve">The methods use only a small number of additional variables, so their auxiliary space is </w:t>
+        <w:t xml:space="preserve">, compared with </w:t>
       </w:r>
       <m:oMath>
         <m:r>
@@ -11863,7 +13701,7 @@
                 <w:rFonts w:ascii="Cambria Math" w:hAnsi="Cambria Math"/>
                 <w:lang/>
               </w:rPr>
-              <m:t>1</m:t>
+              <m:t>n</m:t>
             </m:r>
           </m:e>
         </m:d>
@@ -11872,7 +13710,7 @@
         <w:rPr>
           <w:lang/>
         </w:rPr>
-        <w:t>.</w:t>
+        <w:t>in the ArrayList solution. This difference becomes significant when the system manages many tasks or performs frequent insertions and removals.</w:t>
       </w:r>
     </w:p>
     <w:p>
@@ -11882,161 +13720,11 @@
           <w:lang/>
         </w:rPr>
       </w:pPr>
-    </w:p>
-    <w:p>
-      <w:pPr>
-        <w:pStyle w:val="IT245"/>
+      <w:r>
         <w:rPr>
           <w:lang/>
         </w:rPr>
-      </w:pPr>
-      <w:r>
-        <w:rPr>
-          <w:b/>
-          <w:lang/>
-        </w:rPr>
-        <w:t>6</w:t>
-      </w:r>
-      <w:r>
-        <w:rPr>
-          <w:b/>
-          <w:lang/>
-        </w:rPr>
-        <w:t>.2 Heap-Based Priority Queue Solution</w:t>
-      </w:r>
-    </w:p>
-    <w:p>
-      <w:pPr>
-        <w:pStyle w:val="IT245"/>
-        <w:rPr>
-          <w:lang/>
-        </w:rPr>
-      </w:pPr>
-      <w:r>
-        <w:rPr>
-          <w:lang/>
-        </w:rPr>
-        <w:t>The HeapTaskScheduler stores tasks in a PriorityQueue implemented using a binary heap.</w:t>
-      </w:r>
-    </w:p>
-    <w:p>
-      <w:pPr>
-        <w:pStyle w:val="IT245"/>
-        <w:rPr>
-          <w:lang/>
-        </w:rPr>
-      </w:pPr>
-      <w:r>
-        <w:rPr>
-          <w:b/>
-          <w:lang/>
-        </w:rPr>
-        <w:t>Adding a Task</w:t>
-      </w:r>
-    </w:p>
-    <w:p>
-      <w:pPr>
-        <w:pStyle w:val="IT245"/>
-        <w:rPr>
-          <w:lang/>
-        </w:rPr>
-      </w:pPr>
-      <w:r>
-        <w:rPr>
-          <w:lang/>
-        </w:rPr>
-        <w:t>The offer() method adds a task to the heap and may move it upward to restore the heap order. Since the height of a binary heap is logarithmic, insertion requires:</w:t>
-      </w:r>
-    </w:p>
-    <w:p>
-      <w:pPr>
-        <w:pStyle w:val="IT245"/>
-        <w:rPr>
-          <w:lang/>
-        </w:rPr>
-      </w:pPr>
-      <m:oMathPara>
-        <m:oMath>
-          <m:r>
-            <w:rPr>
-              <w:rFonts w:ascii="Cambria Math" w:hAnsi="Cambria Math"/>
-              <w:lang/>
-            </w:rPr>
-            <m:t>O</m:t>
-          </m:r>
-          <m:d>
-            <m:dPr>
-              <m:ctrlPr>
-                <w:rPr>
-                  <w:rFonts w:ascii="Cambria Math" w:hAnsi="Cambria Math"/>
-                  <w:lang/>
-                </w:rPr>
-              </m:ctrlPr>
-            </m:dPr>
-            <m:e>
-              <m:func>
-                <m:funcPr>
-                  <m:ctrlPr>
-                    <w:rPr>
-                      <w:rFonts w:ascii="Cambria Math" w:hAnsi="Cambria Math"/>
-                      <w:lang/>
-                    </w:rPr>
-                  </m:ctrlPr>
-                </m:funcPr>
-                <m:fName>
-                  <m:r>
-                    <m:rPr>
-                      <m:sty m:val="p"/>
-                    </m:rPr>
-                    <w:rPr>
-                      <w:rFonts w:ascii="Cambria Math" w:hAnsi="Cambria Math"/>
-                      <w:lang/>
-                    </w:rPr>
-                    <m:t>log</m:t>
-                  </m:r>
-                </m:fName>
-                <m:e>
-                  <m:r>
-                    <w:rPr>
-                      <w:rFonts w:ascii="Cambria Math" w:hAnsi="Cambria Math"/>
-                      <w:lang/>
-                    </w:rPr>
-                    <m:t>n</m:t>
-                  </m:r>
-                </m:e>
-              </m:func>
-            </m:e>
-          </m:d>
-        </m:oMath>
-      </m:oMathPara>
-    </w:p>
-    <w:p>
-      <w:pPr>
-        <w:pStyle w:val="IT245"/>
-        <w:rPr>
-          <w:lang/>
-        </w:rPr>
-      </w:pPr>
-      <w:r>
-        <w:rPr>
-          <w:lang/>
-        </w:rPr>
-        <w:t xml:space="preserve">Adding </w:t>
-      </w:r>
-      <m:oMath>
-        <m:r>
-          <w:rPr>
-            <w:rFonts w:ascii="Cambria Math" w:hAnsi="Cambria Math"/>
-            <w:lang/>
-          </w:rPr>
-          <m:t>n</m:t>
-        </m:r>
-      </m:oMath>
-      <w:r>
-        <w:rPr>
-          <w:lang/>
-        </w:rPr>
-        <w:t xml:space="preserve">tasks separately requires </w:t>
+        <w:t xml:space="preserve">The priority queue has a disadvantage when the complete schedule must be displayed. Its internal heap arrangement guarantees only that the root is the next task; it does not maintain all elements in fully sorted order. The program must therefore copy the queue and remove tasks from that copy, increasing the display cost to </w:t>
       </w:r>
       <m:oMath>
         <m:r>
@@ -12101,725 +13789,7 @@
         <w:rPr>
           <w:lang/>
         </w:rPr>
-        <w:t>time.</w:t>
-      </w:r>
-    </w:p>
-    <w:p>
-      <w:pPr>
-        <w:pStyle w:val="IT245"/>
-        <w:rPr>
-          <w:lang/>
-        </w:rPr>
-      </w:pPr>
-      <w:r>
-        <w:rPr>
-          <w:b/>
-          <w:lang/>
-        </w:rPr>
-        <w:t>Viewing the Next Task</w:t>
-      </w:r>
-    </w:p>
-    <w:p>
-      <w:pPr>
-        <w:pStyle w:val="IT245"/>
-        <w:rPr>
-          <w:lang/>
-        </w:rPr>
-      </w:pPr>
-      <w:r>
-        <w:rPr>
-          <w:lang/>
-        </w:rPr>
-        <w:lastRenderedPageBreak/>
-        <w:t>The next task remains at the root of the heap. The peek() operation therefore requires:</w:t>
-      </w:r>
-    </w:p>
-    <w:p>
-      <w:pPr>
-        <w:pStyle w:val="IT245"/>
-        <w:rPr>
-          <w:lang/>
-        </w:rPr>
-      </w:pPr>
-      <m:oMathPara>
-        <m:oMath>
-          <m:r>
-            <w:rPr>
-              <w:rFonts w:ascii="Cambria Math" w:hAnsi="Cambria Math"/>
-              <w:lang/>
-            </w:rPr>
-            <m:t>O</m:t>
-          </m:r>
-          <m:d>
-            <m:dPr>
-              <m:ctrlPr>
-                <w:rPr>
-                  <w:rFonts w:ascii="Cambria Math" w:hAnsi="Cambria Math"/>
-                  <w:lang/>
-                </w:rPr>
-              </m:ctrlPr>
-            </m:dPr>
-            <m:e>
-              <m:r>
-                <w:rPr>
-                  <w:rFonts w:ascii="Cambria Math" w:hAnsi="Cambria Math"/>
-                  <w:lang/>
-                </w:rPr>
-                <m:t>1</m:t>
-              </m:r>
-            </m:e>
-          </m:d>
-        </m:oMath>
-      </m:oMathPara>
-    </w:p>
-    <w:p>
-      <w:pPr>
-        <w:pStyle w:val="IT245"/>
-        <w:rPr>
-          <w:lang/>
-        </w:rPr>
-      </w:pPr>
-      <w:r>
-        <w:rPr>
-          <w:b/>
-          <w:lang/>
-        </w:rPr>
-        <w:t>Processing the Next Task</w:t>
-      </w:r>
-    </w:p>
-    <w:p>
-      <w:pPr>
-        <w:pStyle w:val="IT245"/>
-        <w:rPr>
-          <w:lang/>
-        </w:rPr>
-      </w:pPr>
-      <w:r>
-        <w:rPr>
-          <w:lang/>
-        </w:rPr>
-        <w:t>The poll() method removes the root and reorganizes the heap. A task may move downward through the height of the heap, giving:</w:t>
-      </w:r>
-    </w:p>
-    <w:p>
-      <w:pPr>
-        <w:pStyle w:val="IT245"/>
-        <w:rPr>
-          <w:lang/>
-        </w:rPr>
-      </w:pPr>
-      <m:oMathPara>
-        <m:oMath>
-          <m:r>
-            <w:rPr>
-              <w:rFonts w:ascii="Cambria Math" w:hAnsi="Cambria Math"/>
-              <w:lang/>
-            </w:rPr>
-            <m:t>O</m:t>
-          </m:r>
-          <m:d>
-            <m:dPr>
-              <m:ctrlPr>
-                <w:rPr>
-                  <w:rFonts w:ascii="Cambria Math" w:hAnsi="Cambria Math"/>
-                  <w:lang/>
-                </w:rPr>
-              </m:ctrlPr>
-            </m:dPr>
-            <m:e>
-              <m:func>
-                <m:funcPr>
-                  <m:ctrlPr>
-                    <w:rPr>
-                      <w:rFonts w:ascii="Cambria Math" w:hAnsi="Cambria Math"/>
-                      <w:lang/>
-                    </w:rPr>
-                  </m:ctrlPr>
-                </m:funcPr>
-                <m:fName>
-                  <m:r>
-                    <m:rPr>
-                      <m:sty m:val="p"/>
-                    </m:rPr>
-                    <w:rPr>
-                      <w:rFonts w:ascii="Cambria Math" w:hAnsi="Cambria Math"/>
-                      <w:lang/>
-                    </w:rPr>
-                    <m:t>log</m:t>
-                  </m:r>
-                </m:fName>
-                <m:e>
-                  <m:r>
-                    <w:rPr>
-                      <w:rFonts w:ascii="Cambria Math" w:hAnsi="Cambria Math"/>
-                      <w:lang/>
-                    </w:rPr>
-                    <m:t>n</m:t>
-                  </m:r>
-                </m:e>
-              </m:func>
-            </m:e>
-          </m:d>
-        </m:oMath>
-      </m:oMathPara>
-    </w:p>
-    <w:p>
-      <w:pPr>
-        <w:pStyle w:val="IT245"/>
-        <w:rPr>
-          <w:lang/>
-        </w:rPr>
-      </w:pPr>
-      <w:r>
-        <w:rPr>
-          <w:lang/>
-        </w:rPr>
-        <w:t xml:space="preserve">Processing all </w:t>
-      </w:r>
-      <m:oMath>
-        <m:r>
-          <w:rPr>
-            <w:rFonts w:ascii="Cambria Math" w:hAnsi="Cambria Math"/>
-            <w:lang/>
-          </w:rPr>
-          <m:t>n</m:t>
-        </m:r>
-      </m:oMath>
-      <w:r>
-        <w:rPr>
-          <w:lang/>
-        </w:rPr>
-        <w:t xml:space="preserve">tasks requires </w:t>
-      </w:r>
-      <m:oMath>
-        <m:r>
-          <w:rPr>
-            <w:rFonts w:ascii="Cambria Math" w:hAnsi="Cambria Math"/>
-            <w:lang/>
-          </w:rPr>
-          <m:t>O</m:t>
-        </m:r>
-        <m:d>
-          <m:dPr>
-            <m:ctrlPr>
-              <w:rPr>
-                <w:rFonts w:ascii="Cambria Math" w:hAnsi="Cambria Math"/>
-                <w:lang/>
-              </w:rPr>
-            </m:ctrlPr>
-          </m:dPr>
-          <m:e>
-            <m:r>
-              <w:rPr>
-                <w:rFonts w:ascii="Cambria Math" w:hAnsi="Cambria Math"/>
-                <w:lang/>
-              </w:rPr>
-              <m:t>n</m:t>
-            </m:r>
-            <m:func>
-              <m:funcPr>
-                <m:ctrlPr>
-                  <w:rPr>
-                    <w:rFonts w:ascii="Cambria Math" w:hAnsi="Cambria Math"/>
-                    <w:lang/>
-                  </w:rPr>
-                </m:ctrlPr>
-              </m:funcPr>
-              <m:fName>
-                <m:r>
-                  <m:rPr>
-                    <m:sty m:val="p"/>
-                  </m:rPr>
-                  <w:rPr>
-                    <w:rFonts w:ascii="Cambria Math" w:hAnsi="Cambria Math"/>
-                    <w:lang/>
-                  </w:rPr>
-                  <m:t>log</m:t>
-                </m:r>
-              </m:fName>
-              <m:e>
-                <m:r>
-                  <w:rPr>
-                    <w:rFonts w:ascii="Cambria Math" w:hAnsi="Cambria Math"/>
-                    <w:lang/>
-                  </w:rPr>
-                  <m:t>n</m:t>
-                </m:r>
-              </m:e>
-            </m:func>
-          </m:e>
-        </m:d>
-      </m:oMath>
-      <w:r>
-        <w:rPr>
-          <w:lang/>
-        </w:rPr>
-        <w:t>time.</w:t>
-      </w:r>
-    </w:p>
-    <w:p>
-      <w:pPr>
-        <w:pStyle w:val="IT245"/>
-        <w:rPr>
-          <w:lang/>
-        </w:rPr>
-      </w:pPr>
-      <w:r>
-        <w:rPr>
-          <w:b/>
-          <w:lang/>
-        </w:rPr>
-        <w:t>Displaying Tasks</w:t>
-      </w:r>
-    </w:p>
-    <w:p>
-      <w:pPr>
-        <w:pStyle w:val="IT245"/>
-        <w:rPr>
-          <w:lang/>
-        </w:rPr>
-      </w:pPr>
-      <w:r>
-        <w:rPr>
-          <w:lang/>
-        </w:rPr>
-        <w:t xml:space="preserve">Direct iteration over a PriorityQueue does not guarantee complete scheduling order. The implementation creates a copy and repeatedly calls poll() on it. Copying requires </w:t>
-      </w:r>
-      <m:oMath>
-        <m:r>
-          <w:rPr>
-            <w:rFonts w:ascii="Cambria Math" w:hAnsi="Cambria Math"/>
-            <w:lang/>
-          </w:rPr>
-          <m:t>O</m:t>
-        </m:r>
-        <m:d>
-          <m:dPr>
-            <m:ctrlPr>
-              <w:rPr>
-                <w:rFonts w:ascii="Cambria Math" w:hAnsi="Cambria Math"/>
-                <w:lang/>
-              </w:rPr>
-            </m:ctrlPr>
-          </m:dPr>
-          <m:e>
-            <m:r>
-              <w:rPr>
-                <w:rFonts w:ascii="Cambria Math" w:hAnsi="Cambria Math"/>
-                <w:lang/>
-              </w:rPr>
-              <m:t>n</m:t>
-            </m:r>
-          </m:e>
-        </m:d>
-      </m:oMath>
-      <w:r>
-        <w:rPr>
-          <w:lang/>
-        </w:rPr>
-        <w:t xml:space="preserve">, while removing all tasks requires </w:t>
-      </w:r>
-      <m:oMath>
-        <m:r>
-          <w:rPr>
-            <w:rFonts w:ascii="Cambria Math" w:hAnsi="Cambria Math"/>
-            <w:lang/>
-          </w:rPr>
-          <m:t>O</m:t>
-        </m:r>
-        <m:d>
-          <m:dPr>
-            <m:ctrlPr>
-              <w:rPr>
-                <w:rFonts w:ascii="Cambria Math" w:hAnsi="Cambria Math"/>
-                <w:lang/>
-              </w:rPr>
-            </m:ctrlPr>
-          </m:dPr>
-          <m:e>
-            <m:r>
-              <w:rPr>
-                <w:rFonts w:ascii="Cambria Math" w:hAnsi="Cambria Math"/>
-                <w:lang/>
-              </w:rPr>
-              <m:t>n</m:t>
-            </m:r>
-            <m:func>
-              <m:funcPr>
-                <m:ctrlPr>
-                  <w:rPr>
-                    <w:rFonts w:ascii="Cambria Math" w:hAnsi="Cambria Math"/>
-                    <w:lang/>
-                  </w:rPr>
-                </m:ctrlPr>
-              </m:funcPr>
-              <m:fName>
-                <m:r>
-                  <m:rPr>
-                    <m:sty m:val="p"/>
-                  </m:rPr>
-                  <w:rPr>
-                    <w:rFonts w:ascii="Cambria Math" w:hAnsi="Cambria Math"/>
-                    <w:lang/>
-                  </w:rPr>
-                  <m:t>log</m:t>
-                </m:r>
-              </m:fName>
-              <m:e>
-                <m:r>
-                  <w:rPr>
-                    <w:rFonts w:ascii="Cambria Math" w:hAnsi="Cambria Math"/>
-                    <w:lang/>
-                  </w:rPr>
-                  <m:t>n</m:t>
-                </m:r>
-              </m:e>
-            </m:func>
-          </m:e>
-        </m:d>
-      </m:oMath>
-      <w:r>
-        <w:rPr>
-          <w:lang/>
-        </w:rPr>
-        <w:t>. Therefore, the complete display operation has a time complexity of:</w:t>
-      </w:r>
-    </w:p>
-    <w:p>
-      <w:pPr>
-        <w:pStyle w:val="IT245"/>
-        <w:rPr>
-          <w:lang/>
-        </w:rPr>
-      </w:pPr>
-      <m:oMathPara>
-        <m:oMath>
-          <m:r>
-            <w:rPr>
-              <w:rFonts w:ascii="Cambria Math" w:hAnsi="Cambria Math"/>
-              <w:lang/>
-            </w:rPr>
-            <m:t>O</m:t>
-          </m:r>
-          <m:d>
-            <m:dPr>
-              <m:ctrlPr>
-                <w:rPr>
-                  <w:rFonts w:ascii="Cambria Math" w:hAnsi="Cambria Math"/>
-                  <w:lang/>
-                </w:rPr>
-              </m:ctrlPr>
-            </m:dPr>
-            <m:e>
-              <m:r>
-                <w:rPr>
-                  <w:rFonts w:ascii="Cambria Math" w:hAnsi="Cambria Math"/>
-                  <w:lang/>
-                </w:rPr>
-                <m:t>n</m:t>
-              </m:r>
-              <m:func>
-                <m:funcPr>
-                  <m:ctrlPr>
-                    <w:rPr>
-                      <w:rFonts w:ascii="Cambria Math" w:hAnsi="Cambria Math"/>
-                      <w:lang/>
-                    </w:rPr>
-                  </m:ctrlPr>
-                </m:funcPr>
-                <m:fName>
-                  <m:r>
-                    <m:rPr>
-                      <m:sty m:val="p"/>
-                    </m:rPr>
-                    <w:rPr>
-                      <w:rFonts w:ascii="Cambria Math" w:hAnsi="Cambria Math"/>
-                      <w:lang/>
-                    </w:rPr>
-                    <m:t>log</m:t>
-                  </m:r>
-                </m:fName>
-                <m:e>
-                  <m:r>
-                    <w:rPr>
-                      <w:rFonts w:ascii="Cambria Math" w:hAnsi="Cambria Math"/>
-                      <w:lang/>
-                    </w:rPr>
-                    <m:t>n</m:t>
-                  </m:r>
-                </m:e>
-              </m:func>
-            </m:e>
-          </m:d>
-        </m:oMath>
-      </m:oMathPara>
-    </w:p>
-    <w:p>
-      <w:pPr>
-        <w:pStyle w:val="IT245"/>
-        <w:rPr>
-          <w:lang/>
-        </w:rPr>
-      </w:pPr>
-      <w:r>
-        <w:rPr>
-          <w:lang/>
-        </w:rPr>
-        <w:t xml:space="preserve">It also uses </w:t>
-      </w:r>
-      <m:oMath>
-        <m:r>
-          <w:rPr>
-            <w:rFonts w:ascii="Cambria Math" w:hAnsi="Cambria Math"/>
-            <w:lang/>
-          </w:rPr>
-          <m:t>O</m:t>
-        </m:r>
-        <m:d>
-          <m:dPr>
-            <m:ctrlPr>
-              <w:rPr>
-                <w:rFonts w:ascii="Cambria Math" w:hAnsi="Cambria Math"/>
-                <w:lang/>
-              </w:rPr>
-            </m:ctrlPr>
-          </m:dPr>
-          <m:e>
-            <m:r>
-              <w:rPr>
-                <w:rFonts w:ascii="Cambria Math" w:hAnsi="Cambria Math"/>
-                <w:lang/>
-              </w:rPr>
-              <m:t>n</m:t>
-            </m:r>
-          </m:e>
-        </m:d>
-      </m:oMath>
-      <w:r>
-        <w:rPr>
-          <w:lang/>
-        </w:rPr>
-        <w:t>auxiliary space for the copied queue.</w:t>
-      </w:r>
-    </w:p>
-    <w:p>
-      <w:pPr>
-        <w:pStyle w:val="IT245"/>
-        <w:rPr>
-          <w:lang/>
-        </w:rPr>
-      </w:pPr>
-      <w:r>
-        <w:rPr>
-          <w:b/>
-          <w:lang/>
-        </w:rPr>
-        <w:t>Checking Whether the Scheduler Is Empty</w:t>
-      </w:r>
-    </w:p>
-    <w:p>
-      <w:pPr>
-        <w:pStyle w:val="IT245"/>
-        <w:rPr>
-          <w:lang/>
-        </w:rPr>
-      </w:pPr>
-      <w:r>
-        <w:rPr>
-          <w:lang/>
-        </w:rPr>
-        <w:t>The isEmpty() operation requires:</w:t>
-      </w:r>
-    </w:p>
-    <w:p>
-      <w:pPr>
-        <w:pStyle w:val="IT245"/>
-        <w:rPr>
-          <w:lang/>
-        </w:rPr>
-      </w:pPr>
-      <m:oMathPara>
-        <m:oMath>
-          <m:r>
-            <w:rPr>
-              <w:rFonts w:ascii="Cambria Math" w:hAnsi="Cambria Math"/>
-              <w:lang/>
-            </w:rPr>
-            <m:t>O</m:t>
-          </m:r>
-          <m:d>
-            <m:dPr>
-              <m:ctrlPr>
-                <w:rPr>
-                  <w:rFonts w:ascii="Cambria Math" w:hAnsi="Cambria Math"/>
-                  <w:lang/>
-                </w:rPr>
-              </m:ctrlPr>
-            </m:dPr>
-            <m:e>
-              <m:r>
-                <w:rPr>
-                  <w:rFonts w:ascii="Cambria Math" w:hAnsi="Cambria Math"/>
-                  <w:lang/>
-                </w:rPr>
-                <m:t>1</m:t>
-              </m:r>
-            </m:e>
-          </m:d>
-        </m:oMath>
-      </m:oMathPara>
-    </w:p>
-    <w:p>
-      <w:pPr>
-        <w:pStyle w:val="IT245"/>
-        <w:rPr>
-          <w:lang/>
-        </w:rPr>
-      </w:pPr>
-      <w:r>
-        <w:rPr>
-          <w:b/>
-          <w:lang/>
-        </w:rPr>
-        <w:t>Space Complexity</w:t>
-      </w:r>
-    </w:p>
-    <w:p>
-      <w:pPr>
-        <w:pStyle w:val="IT245"/>
-        <w:rPr>
-          <w:lang/>
-        </w:rPr>
-      </w:pPr>
-      <w:r>
-        <w:rPr>
-          <w:lang/>
-        </w:rPr>
-        <w:t xml:space="preserve">The heap stores </w:t>
-      </w:r>
-      <m:oMath>
-        <m:r>
-          <w:rPr>
-            <w:rFonts w:ascii="Cambria Math" w:hAnsi="Cambria Math"/>
-            <w:lang/>
-          </w:rPr>
-          <m:t>n</m:t>
-        </m:r>
-      </m:oMath>
-      <w:r>
-        <w:rPr>
-          <w:lang/>
-        </w:rPr>
-        <w:t>task objects or references:</w:t>
-      </w:r>
-    </w:p>
-    <w:p>
-      <w:pPr>
-        <w:pStyle w:val="IT245"/>
-        <w:rPr>
-          <w:lang/>
-        </w:rPr>
-      </w:pPr>
-      <m:oMathPara>
-        <m:oMath>
-          <m:r>
-            <w:rPr>
-              <w:rFonts w:ascii="Cambria Math" w:hAnsi="Cambria Math"/>
-              <w:lang/>
-            </w:rPr>
-            <m:t>O</m:t>
-          </m:r>
-          <m:d>
-            <m:dPr>
-              <m:ctrlPr>
-                <w:rPr>
-                  <w:rFonts w:ascii="Cambria Math" w:hAnsi="Cambria Math"/>
-                  <w:lang/>
-                </w:rPr>
-              </m:ctrlPr>
-            </m:dPr>
-            <m:e>
-              <m:r>
-                <w:rPr>
-                  <w:rFonts w:ascii="Cambria Math" w:hAnsi="Cambria Math"/>
-                  <w:lang/>
-                </w:rPr>
-                <m:t>n</m:t>
-              </m:r>
-            </m:e>
-          </m:d>
-        </m:oMath>
-      </m:oMathPara>
-    </w:p>
-    <w:p>
-      <w:pPr>
-        <w:pStyle w:val="IT245"/>
-        <w:rPr>
-          <w:lang/>
-        </w:rPr>
-      </w:pPr>
-      <w:r>
-        <w:rPr>
-          <w:lang/>
-        </w:rPr>
-        <w:lastRenderedPageBreak/>
-        <w:t xml:space="preserve">Normal insertion and removal use constant auxiliary space. The ordered display method temporarily requires an additional </w:t>
-      </w:r>
-      <m:oMath>
-        <m:r>
-          <w:rPr>
-            <w:rFonts w:ascii="Cambria Math" w:hAnsi="Cambria Math"/>
-            <w:lang/>
-          </w:rPr>
-          <m:t>O</m:t>
-        </m:r>
-        <m:d>
-          <m:dPr>
-            <m:ctrlPr>
-              <w:rPr>
-                <w:rFonts w:ascii="Cambria Math" w:hAnsi="Cambria Math"/>
-                <w:lang/>
-              </w:rPr>
-            </m:ctrlPr>
-          </m:dPr>
-          <m:e>
-            <m:r>
-              <w:rPr>
-                <w:rFonts w:ascii="Cambria Math" w:hAnsi="Cambria Math"/>
-                <w:lang/>
-              </w:rPr>
-              <m:t>n</m:t>
-            </m:r>
-          </m:e>
-        </m:d>
-      </m:oMath>
-      <w:r>
-        <w:rPr>
-          <w:lang/>
-        </w:rPr>
-        <w:t>space.</w:t>
-      </w:r>
-    </w:p>
-    <w:p>
-      <w:pPr>
-        <w:pStyle w:val="IT245"/>
-        <w:rPr>
-          <w:lang/>
-        </w:rPr>
-      </w:pPr>
-      <w:r>
-        <w:rPr>
-          <w:b/>
-          <w:lang/>
-        </w:rPr>
-        <w:t>6</w:t>
-      </w:r>
-      <w:r>
-        <w:rPr>
-          <w:b/>
-          <w:lang/>
-        </w:rPr>
-        <w:t>.3 Complexity Summary</w:t>
+        <w:t>and requiring additional memory.</w:t>
       </w:r>
     </w:p>
     <w:tbl>
@@ -12829,9 +13799,9 @@
         <w:tblLook w:val="04A0" w:firstRow="1" w:lastRow="0" w:firstColumn="1" w:lastColumn="0" w:noHBand="0" w:noVBand="1"/>
       </w:tblPr>
       <w:tblGrid>
-        <w:gridCol w:w="2777"/>
-        <w:gridCol w:w="1983"/>
-        <w:gridCol w:w="2996"/>
+        <w:gridCol w:w="2276"/>
+        <w:gridCol w:w="2693"/>
+        <w:gridCol w:w="3445"/>
       </w:tblGrid>
       <w:tr>
         <w:trPr>
@@ -12856,7 +13826,7 @@
                 <w:bCs/>
                 <w:lang/>
               </w:rPr>
-              <w:t>Operation</w:t>
+              <w:t>Comparison Factor</w:t>
             </w:r>
           </w:p>
         </w:tc>
@@ -12930,7 +13900,7 @@
                 <w:bCs/>
                 <w:lang/>
               </w:rPr>
-              <w:t>Add one task</w:t>
+              <w:t>Internal organization</w:t>
             </w:r>
           </w:p>
         </w:tc>
@@ -12947,36 +13917,12 @@
                 <w:lang/>
               </w:rPr>
             </w:pPr>
-            <m:oMathPara>
-              <m:oMath>
-                <m:r>
-                  <w:rPr>
-                    <w:rFonts w:ascii="Cambria Math" w:hAnsi="Cambria Math"/>
-                    <w:lang/>
-                  </w:rPr>
-                  <m:t>O</m:t>
-                </m:r>
-                <m:d>
-                  <m:dPr>
-                    <m:ctrlPr>
-                      <w:rPr>
-                        <w:rFonts w:ascii="Cambria Math" w:hAnsi="Cambria Math"/>
-                        <w:lang/>
-                      </w:rPr>
-                    </m:ctrlPr>
-                  </m:dPr>
-                  <m:e>
-                    <m:r>
-                      <w:rPr>
-                        <w:rFonts w:ascii="Cambria Math" w:hAnsi="Cambria Math"/>
-                        <w:lang/>
-                      </w:rPr>
-                      <m:t>n</m:t>
-                    </m:r>
-                  </m:e>
-                </m:d>
-              </m:oMath>
-            </m:oMathPara>
+            <w:r>
+              <w:rPr>
+                <w:lang/>
+              </w:rPr>
+              <w:t>Fully sorted sequence</w:t>
+            </w:r>
           </w:p>
         </w:tc>
         <w:tc>
@@ -12992,60 +13938,12 @@
                 <w:lang/>
               </w:rPr>
             </w:pPr>
-            <m:oMathPara>
-              <m:oMath>
-                <m:r>
-                  <w:rPr>
-                    <w:rFonts w:ascii="Cambria Math" w:hAnsi="Cambria Math"/>
-                    <w:lang/>
-                  </w:rPr>
-                  <m:t>O</m:t>
-                </m:r>
-                <m:d>
-                  <m:dPr>
-                    <m:ctrlPr>
-                      <w:rPr>
-                        <w:rFonts w:ascii="Cambria Math" w:hAnsi="Cambria Math"/>
-                        <w:lang/>
-                      </w:rPr>
-                    </m:ctrlPr>
-                  </m:dPr>
-                  <m:e>
-                    <m:func>
-                      <m:funcPr>
-                        <m:ctrlPr>
-                          <w:rPr>
-                            <w:rFonts w:ascii="Cambria Math" w:hAnsi="Cambria Math"/>
-                            <w:lang/>
-                          </w:rPr>
-                        </m:ctrlPr>
-                      </m:funcPr>
-                      <m:fName>
-                        <m:r>
-                          <m:rPr>
-                            <m:sty m:val="p"/>
-                          </m:rPr>
-                          <w:rPr>
-                            <w:rFonts w:ascii="Cambria Math" w:hAnsi="Cambria Math"/>
-                            <w:lang/>
-                          </w:rPr>
-                          <m:t>log</m:t>
-                        </m:r>
-                      </m:fName>
-                      <m:e>
-                        <m:r>
-                          <w:rPr>
-                            <w:rFonts w:ascii="Cambria Math" w:hAnsi="Cambria Math"/>
-                            <w:lang/>
-                          </w:rPr>
-                          <m:t>n</m:t>
-                        </m:r>
-                      </m:e>
-                    </m:func>
-                  </m:e>
-                </m:d>
-              </m:oMath>
-            </m:oMathPara>
+            <w:r>
+              <w:rPr>
+                <w:lang/>
+              </w:rPr>
+              <w:t>Partial order based on heap property</w:t>
+            </w:r>
           </w:p>
         </w:tc>
       </w:tr>
@@ -13069,7 +13967,7 @@
                 <w:bCs/>
                 <w:lang/>
               </w:rPr>
-              <w:t>View next task</w:t>
+              <w:t>Implementation clarity</w:t>
             </w:r>
           </w:p>
         </w:tc>
@@ -13086,36 +13984,12 @@
                 <w:lang/>
               </w:rPr>
             </w:pPr>
-            <m:oMathPara>
-              <m:oMath>
-                <m:r>
-                  <w:rPr>
-                    <w:rFonts w:ascii="Cambria Math" w:hAnsi="Cambria Math"/>
-                    <w:lang/>
-                  </w:rPr>
-                  <m:t>O</m:t>
-                </m:r>
-                <m:d>
-                  <m:dPr>
-                    <m:ctrlPr>
-                      <w:rPr>
-                        <w:rFonts w:ascii="Cambria Math" w:hAnsi="Cambria Math"/>
-                        <w:lang/>
-                      </w:rPr>
-                    </m:ctrlPr>
-                  </m:dPr>
-                  <m:e>
-                    <m:r>
-                      <w:rPr>
-                        <w:rFonts w:ascii="Cambria Math" w:hAnsi="Cambria Math"/>
-                        <w:lang/>
-                      </w:rPr>
-                      <m:t>1</m:t>
-                    </m:r>
-                  </m:e>
-                </m:d>
-              </m:oMath>
-            </m:oMathPara>
+            <w:r>
+              <w:rPr>
+                <w:lang/>
+              </w:rPr>
+              <w:t>Simple and easy to trace</w:t>
+            </w:r>
           </w:p>
         </w:tc>
         <w:tc>
@@ -13131,36 +14005,12 @@
                 <w:lang/>
               </w:rPr>
             </w:pPr>
-            <m:oMathPara>
-              <m:oMath>
-                <m:r>
-                  <w:rPr>
-                    <w:rFonts w:ascii="Cambria Math" w:hAnsi="Cambria Math"/>
-                    <w:lang/>
-                  </w:rPr>
-                  <m:t>O</m:t>
-                </m:r>
-                <m:d>
-                  <m:dPr>
-                    <m:ctrlPr>
-                      <w:rPr>
-                        <w:rFonts w:ascii="Cambria Math" w:hAnsi="Cambria Math"/>
-                        <w:lang/>
-                      </w:rPr>
-                    </m:ctrlPr>
-                  </m:dPr>
-                  <m:e>
-                    <m:r>
-                      <w:rPr>
-                        <w:rFonts w:ascii="Cambria Math" w:hAnsi="Cambria Math"/>
-                        <w:lang/>
-                      </w:rPr>
-                      <m:t>1</m:t>
-                    </m:r>
-                  </m:e>
-                </m:d>
-              </m:oMath>
-            </m:oMathPara>
+            <w:r>
+              <w:rPr>
+                <w:lang/>
+              </w:rPr>
+              <w:t>Requires a comparator and heap understanding</w:t>
+            </w:r>
           </w:p>
         </w:tc>
       </w:tr>
@@ -13187,7 +14037,7 @@
                 <w:bCs/>
                 <w:lang/>
               </w:rPr>
-              <w:t>Process next task</w:t>
+              <w:t>Adding tasks</w:t>
             </w:r>
           </w:p>
         </w:tc>
@@ -13204,36 +14054,12 @@
                 <w:lang/>
               </w:rPr>
             </w:pPr>
-            <m:oMathPara>
-              <m:oMath>
-                <m:r>
-                  <w:rPr>
-                    <w:rFonts w:ascii="Cambria Math" w:hAnsi="Cambria Math"/>
-                    <w:lang/>
-                  </w:rPr>
-                  <m:t>O</m:t>
-                </m:r>
-                <m:d>
-                  <m:dPr>
-                    <m:ctrlPr>
-                      <w:rPr>
-                        <w:rFonts w:ascii="Cambria Math" w:hAnsi="Cambria Math"/>
-                        <w:lang/>
-                      </w:rPr>
-                    </m:ctrlPr>
-                  </m:dPr>
-                  <m:e>
-                    <m:r>
-                      <w:rPr>
-                        <w:rFonts w:ascii="Cambria Math" w:hAnsi="Cambria Math"/>
-                        <w:lang/>
-                      </w:rPr>
-                      <m:t>n</m:t>
-                    </m:r>
-                  </m:e>
-                </m:d>
-              </m:oMath>
-            </m:oMathPara>
+            <w:r>
+              <w:rPr>
+                <w:lang/>
+              </w:rPr>
+              <w:t>Less efficient</w:t>
+            </w:r>
           </w:p>
         </w:tc>
         <w:tc>
@@ -13249,60 +14075,12 @@
                 <w:lang/>
               </w:rPr>
             </w:pPr>
-            <m:oMathPara>
-              <m:oMath>
-                <m:r>
-                  <w:rPr>
-                    <w:rFonts w:ascii="Cambria Math" w:hAnsi="Cambria Math"/>
-                    <w:lang/>
-                  </w:rPr>
-                  <m:t>O</m:t>
-                </m:r>
-                <m:d>
-                  <m:dPr>
-                    <m:ctrlPr>
-                      <w:rPr>
-                        <w:rFonts w:ascii="Cambria Math" w:hAnsi="Cambria Math"/>
-                        <w:lang/>
-                      </w:rPr>
-                    </m:ctrlPr>
-                  </m:dPr>
-                  <m:e>
-                    <m:func>
-                      <m:funcPr>
-                        <m:ctrlPr>
-                          <w:rPr>
-                            <w:rFonts w:ascii="Cambria Math" w:hAnsi="Cambria Math"/>
-                            <w:lang/>
-                          </w:rPr>
-                        </m:ctrlPr>
-                      </m:funcPr>
-                      <m:fName>
-                        <m:r>
-                          <m:rPr>
-                            <m:sty m:val="p"/>
-                          </m:rPr>
-                          <w:rPr>
-                            <w:rFonts w:ascii="Cambria Math" w:hAnsi="Cambria Math"/>
-                            <w:lang/>
-                          </w:rPr>
-                          <m:t>log</m:t>
-                        </m:r>
-                      </m:fName>
-                      <m:e>
-                        <m:r>
-                          <w:rPr>
-                            <w:rFonts w:ascii="Cambria Math" w:hAnsi="Cambria Math"/>
-                            <w:lang/>
-                          </w:rPr>
-                          <m:t>n</m:t>
-                        </m:r>
-                      </m:e>
-                    </m:func>
-                  </m:e>
-                </m:d>
-              </m:oMath>
-            </m:oMathPara>
+            <w:r>
+              <w:rPr>
+                <w:lang/>
+              </w:rPr>
+              <w:t>More efficient</w:t>
+            </w:r>
           </w:p>
         </w:tc>
       </w:tr>
@@ -13326,7 +14104,7 @@
                 <w:bCs/>
                 <w:lang/>
               </w:rPr>
-              <w:t>Display all tasks in order</w:t>
+              <w:t>Processing tasks</w:t>
             </w:r>
           </w:p>
         </w:tc>
@@ -13343,36 +14121,12 @@
                 <w:lang/>
               </w:rPr>
             </w:pPr>
-            <m:oMathPara>
-              <m:oMath>
-                <m:r>
-                  <w:rPr>
-                    <w:rFonts w:ascii="Cambria Math" w:hAnsi="Cambria Math"/>
-                    <w:lang/>
-                  </w:rPr>
-                  <m:t>O</m:t>
-                </m:r>
-                <m:d>
-                  <m:dPr>
-                    <m:ctrlPr>
-                      <w:rPr>
-                        <w:rFonts w:ascii="Cambria Math" w:hAnsi="Cambria Math"/>
-                        <w:lang/>
-                      </w:rPr>
-                    </m:ctrlPr>
-                  </m:dPr>
-                  <m:e>
-                    <m:r>
-                      <w:rPr>
-                        <w:rFonts w:ascii="Cambria Math" w:hAnsi="Cambria Math"/>
-                        <w:lang/>
-                      </w:rPr>
-                      <m:t>n</m:t>
-                    </m:r>
-                  </m:e>
-                </m:d>
-              </m:oMath>
-            </m:oMathPara>
+            <w:r>
+              <w:rPr>
+                <w:lang/>
+              </w:rPr>
+              <w:t>Less efficient because elements shift</w:t>
+            </w:r>
           </w:p>
         </w:tc>
         <w:tc>
@@ -13388,67 +14142,12 @@
                 <w:lang/>
               </w:rPr>
             </w:pPr>
-            <m:oMathPara>
-              <m:oMath>
-                <m:r>
-                  <w:rPr>
-                    <w:rFonts w:ascii="Cambria Math" w:hAnsi="Cambria Math"/>
-                    <w:lang/>
-                  </w:rPr>
-                  <m:t>O</m:t>
-                </m:r>
-                <m:d>
-                  <m:dPr>
-                    <m:ctrlPr>
-                      <w:rPr>
-                        <w:rFonts w:ascii="Cambria Math" w:hAnsi="Cambria Math"/>
-                        <w:lang/>
-                      </w:rPr>
-                    </m:ctrlPr>
-                  </m:dPr>
-                  <m:e>
-                    <m:r>
-                      <w:rPr>
-                        <w:rFonts w:ascii="Cambria Math" w:hAnsi="Cambria Math"/>
-                        <w:lang/>
-                      </w:rPr>
-                      <m:t>n</m:t>
-                    </m:r>
-                    <m:func>
-                      <m:funcPr>
-                        <m:ctrlPr>
-                          <w:rPr>
-                            <w:rFonts w:ascii="Cambria Math" w:hAnsi="Cambria Math"/>
-                            <w:lang/>
-                          </w:rPr>
-                        </m:ctrlPr>
-                      </m:funcPr>
-                      <m:fName>
-                        <m:r>
-                          <m:rPr>
-                            <m:sty m:val="p"/>
-                          </m:rPr>
-                          <w:rPr>
-                            <w:rFonts w:ascii="Cambria Math" w:hAnsi="Cambria Math"/>
-                            <w:lang/>
-                          </w:rPr>
-                          <m:t>log</m:t>
-                        </m:r>
-                      </m:fName>
-                      <m:e>
-                        <m:r>
-                          <w:rPr>
-                            <w:rFonts w:ascii="Cambria Math" w:hAnsi="Cambria Math"/>
-                            <w:lang/>
-                          </w:rPr>
-                          <m:t>n</m:t>
-                        </m:r>
-                      </m:e>
-                    </m:func>
-                  </m:e>
-                </m:d>
-              </m:oMath>
-            </m:oMathPara>
+            <w:r>
+              <w:rPr>
+                <w:lang/>
+              </w:rPr>
+              <w:t>More efficient</w:t>
+            </w:r>
           </w:p>
         </w:tc>
       </w:tr>
@@ -13475,7 +14174,7 @@
                 <w:bCs/>
                 <w:lang/>
               </w:rPr>
-              <w:t>Check whether empty</w:t>
+              <w:t>Viewing the next task</w:t>
             </w:r>
           </w:p>
         </w:tc>
@@ -13492,36 +14191,12 @@
                 <w:lang/>
               </w:rPr>
             </w:pPr>
-            <m:oMathPara>
-              <m:oMath>
-                <m:r>
-                  <w:rPr>
-                    <w:rFonts w:ascii="Cambria Math" w:hAnsi="Cambria Math"/>
-                    <w:lang/>
-                  </w:rPr>
-                  <m:t>O</m:t>
-                </m:r>
-                <m:d>
-                  <m:dPr>
-                    <m:ctrlPr>
-                      <w:rPr>
-                        <w:rFonts w:ascii="Cambria Math" w:hAnsi="Cambria Math"/>
-                        <w:lang/>
-                      </w:rPr>
-                    </m:ctrlPr>
-                  </m:dPr>
-                  <m:e>
-                    <m:r>
-                      <w:rPr>
-                        <w:rFonts w:ascii="Cambria Math" w:hAnsi="Cambria Math"/>
-                        <w:lang/>
-                      </w:rPr>
-                      <m:t>1</m:t>
-                    </m:r>
-                  </m:e>
-                </m:d>
-              </m:oMath>
-            </m:oMathPara>
+            <w:r>
+              <w:rPr>
+                <w:lang/>
+              </w:rPr>
+              <w:t>Efficient</w:t>
+            </w:r>
           </w:p>
         </w:tc>
         <w:tc>
@@ -13537,36 +14212,12 @@
                 <w:lang/>
               </w:rPr>
             </w:pPr>
-            <m:oMathPara>
-              <m:oMath>
-                <m:r>
-                  <w:rPr>
-                    <w:rFonts w:ascii="Cambria Math" w:hAnsi="Cambria Math"/>
-                    <w:lang/>
-                  </w:rPr>
-                  <m:t>O</m:t>
-                </m:r>
-                <m:d>
-                  <m:dPr>
-                    <m:ctrlPr>
-                      <w:rPr>
-                        <w:rFonts w:ascii="Cambria Math" w:hAnsi="Cambria Math"/>
-                        <w:lang/>
-                      </w:rPr>
-                    </m:ctrlPr>
-                  </m:dPr>
-                  <m:e>
-                    <m:r>
-                      <w:rPr>
-                        <w:rFonts w:ascii="Cambria Math" w:hAnsi="Cambria Math"/>
-                        <w:lang/>
-                      </w:rPr>
-                      <m:t>1</m:t>
-                    </m:r>
-                  </m:e>
-                </m:d>
-              </m:oMath>
-            </m:oMathPara>
+            <w:r>
+              <w:rPr>
+                <w:lang/>
+              </w:rPr>
+              <w:t>Efficient</w:t>
+            </w:r>
           </w:p>
         </w:tc>
       </w:tr>
@@ -13590,26 +14241,7 @@
                 <w:bCs/>
                 <w:lang/>
               </w:rPr>
-              <w:t xml:space="preserve">Add all </w:t>
-            </w:r>
-            <m:oMath>
-              <m:r>
-                <m:rPr>
-                  <m:sty m:val="bi"/>
-                </m:rPr>
-                <w:rPr>
-                  <w:rFonts w:ascii="Cambria Math" w:hAnsi="Cambria Math"/>
-                  <w:lang/>
-                </w:rPr>
-                <m:t>n</m:t>
-              </m:r>
-            </m:oMath>
-            <w:r>
-              <w:rPr>
-                <w:bCs/>
-                <w:lang/>
-              </w:rPr>
-              <w:t>tasks</w:t>
+              <w:t>Displaying all tasks</w:t>
             </w:r>
           </w:p>
         </w:tc>
@@ -13626,57 +14258,12 @@
                 <w:lang/>
               </w:rPr>
             </w:pPr>
-            <m:oMathPara>
-              <m:oMath>
-                <m:r>
-                  <w:rPr>
-                    <w:rFonts w:ascii="Cambria Math" w:hAnsi="Cambria Math"/>
-                    <w:lang/>
-                  </w:rPr>
-                  <m:t>O</m:t>
-                </m:r>
-                <m:d>
-                  <m:dPr>
-                    <m:ctrlPr>
-                      <w:rPr>
-                        <w:rFonts w:ascii="Cambria Math" w:hAnsi="Cambria Math"/>
-                        <w:lang/>
-                      </w:rPr>
-                    </m:ctrlPr>
-                  </m:dPr>
-                  <m:e>
-                    <m:sSup>
-                      <m:sSupPr>
-                        <m:ctrlPr>
-                          <w:rPr>
-                            <w:rFonts w:ascii="Cambria Math" w:hAnsi="Cambria Math"/>
-                            <w:lang/>
-                          </w:rPr>
-                        </m:ctrlPr>
-                      </m:sSupPr>
-                      <m:e>
-                        <m:r>
-                          <w:rPr>
-                            <w:rFonts w:ascii="Cambria Math" w:hAnsi="Cambria Math"/>
-                            <w:lang/>
-                          </w:rPr>
-                          <m:t>n</m:t>
-                        </m:r>
-                      </m:e>
-                      <m:sup>
-                        <m:r>
-                          <w:rPr>
-                            <w:rFonts w:ascii="Cambria Math" w:hAnsi="Cambria Math"/>
-                            <w:lang/>
-                          </w:rPr>
-                          <m:t>2</m:t>
-                        </m:r>
-                      </m:sup>
-                    </m:sSup>
-                  </m:e>
-                </m:d>
-              </m:oMath>
-            </m:oMathPara>
+            <w:r>
+              <w:rPr>
+                <w:lang/>
+              </w:rPr>
+              <w:t>Direct and efficient</w:t>
+            </w:r>
           </w:p>
         </w:tc>
         <w:tc>
@@ -13692,67 +14279,12 @@
                 <w:lang/>
               </w:rPr>
             </w:pPr>
-            <m:oMathPara>
-              <m:oMath>
-                <m:r>
-                  <w:rPr>
-                    <w:rFonts w:ascii="Cambria Math" w:hAnsi="Cambria Math"/>
-                    <w:lang/>
-                  </w:rPr>
-                  <m:t>O</m:t>
-                </m:r>
-                <m:d>
-                  <m:dPr>
-                    <m:ctrlPr>
-                      <w:rPr>
-                        <w:rFonts w:ascii="Cambria Math" w:hAnsi="Cambria Math"/>
-                        <w:lang/>
-                      </w:rPr>
-                    </m:ctrlPr>
-                  </m:dPr>
-                  <m:e>
-                    <m:r>
-                      <w:rPr>
-                        <w:rFonts w:ascii="Cambria Math" w:hAnsi="Cambria Math"/>
-                        <w:lang/>
-                      </w:rPr>
-                      <m:t>n</m:t>
-                    </m:r>
-                    <m:func>
-                      <m:funcPr>
-                        <m:ctrlPr>
-                          <w:rPr>
-                            <w:rFonts w:ascii="Cambria Math" w:hAnsi="Cambria Math"/>
-                            <w:lang/>
-                          </w:rPr>
-                        </m:ctrlPr>
-                      </m:funcPr>
-                      <m:fName>
-                        <m:r>
-                          <m:rPr>
-                            <m:sty m:val="p"/>
-                          </m:rPr>
-                          <w:rPr>
-                            <w:rFonts w:ascii="Cambria Math" w:hAnsi="Cambria Math"/>
-                            <w:lang/>
-                          </w:rPr>
-                          <m:t>log</m:t>
-                        </m:r>
-                      </m:fName>
-                      <m:e>
-                        <m:r>
-                          <w:rPr>
-                            <w:rFonts w:ascii="Cambria Math" w:hAnsi="Cambria Math"/>
-                            <w:lang/>
-                          </w:rPr>
-                          <m:t>n</m:t>
-                        </m:r>
-                      </m:e>
-                    </m:func>
-                  </m:e>
-                </m:d>
-              </m:oMath>
-            </m:oMathPara>
+            <w:r>
+              <w:rPr>
+                <w:lang/>
+              </w:rPr>
+              <w:t>Requires a temporary copy</w:t>
+            </w:r>
           </w:p>
         </w:tc>
       </w:tr>
@@ -13779,26 +14311,8 @@
                 <w:bCs/>
                 <w:lang/>
               </w:rPr>
-              <w:t xml:space="preserve">Process all </w:t>
-            </w:r>
-            <m:oMath>
-              <m:r>
-                <m:rPr>
-                  <m:sty m:val="bi"/>
-                </m:rPr>
-                <w:rPr>
-                  <w:rFonts w:ascii="Cambria Math" w:hAnsi="Cambria Math"/>
-                  <w:lang/>
-                </w:rPr>
-                <m:t>n</m:t>
-              </m:r>
-            </m:oMath>
-            <w:r>
-              <w:rPr>
-                <w:bCs/>
-                <w:lang/>
-              </w:rPr>
-              <w:t>tasks</w:t>
+              <w:lastRenderedPageBreak/>
+              <w:t>Suitability</w:t>
             </w:r>
           </w:p>
         </w:tc>
@@ -13815,57 +14329,12 @@
                 <w:lang/>
               </w:rPr>
             </w:pPr>
-            <m:oMathPara>
-              <m:oMath>
-                <m:r>
-                  <w:rPr>
-                    <w:rFonts w:ascii="Cambria Math" w:hAnsi="Cambria Math"/>
-                    <w:lang/>
-                  </w:rPr>
-                  <m:t>O</m:t>
-                </m:r>
-                <m:d>
-                  <m:dPr>
-                    <m:ctrlPr>
-                      <w:rPr>
-                        <w:rFonts w:ascii="Cambria Math" w:hAnsi="Cambria Math"/>
-                        <w:lang/>
-                      </w:rPr>
-                    </m:ctrlPr>
-                  </m:dPr>
-                  <m:e>
-                    <m:sSup>
-                      <m:sSupPr>
-                        <m:ctrlPr>
-                          <w:rPr>
-                            <w:rFonts w:ascii="Cambria Math" w:hAnsi="Cambria Math"/>
-                            <w:lang/>
-                          </w:rPr>
-                        </m:ctrlPr>
-                      </m:sSupPr>
-                      <m:e>
-                        <m:r>
-                          <w:rPr>
-                            <w:rFonts w:ascii="Cambria Math" w:hAnsi="Cambria Math"/>
-                            <w:lang/>
-                          </w:rPr>
-                          <m:t>n</m:t>
-                        </m:r>
-                      </m:e>
-                      <m:sup>
-                        <m:r>
-                          <w:rPr>
-                            <w:rFonts w:ascii="Cambria Math" w:hAnsi="Cambria Math"/>
-                            <w:lang/>
-                          </w:rPr>
-                          <m:t>2</m:t>
-                        </m:r>
-                      </m:sup>
-                    </m:sSup>
-                  </m:e>
-                </m:d>
-              </m:oMath>
-            </m:oMathPara>
+            <w:r>
+              <w:rPr>
+                <w:lang/>
+              </w:rPr>
+              <w:t>Small and display-focused schedules</w:t>
+            </w:r>
           </w:p>
         </w:tc>
         <w:tc>
@@ -13881,67 +14350,12 @@
                 <w:lang/>
               </w:rPr>
             </w:pPr>
-            <m:oMathPara>
-              <m:oMath>
-                <m:r>
-                  <w:rPr>
-                    <w:rFonts w:ascii="Cambria Math" w:hAnsi="Cambria Math"/>
-                    <w:lang/>
-                  </w:rPr>
-                  <m:t>O</m:t>
-                </m:r>
-                <m:d>
-                  <m:dPr>
-                    <m:ctrlPr>
-                      <w:rPr>
-                        <w:rFonts w:ascii="Cambria Math" w:hAnsi="Cambria Math"/>
-                        <w:lang/>
-                      </w:rPr>
-                    </m:ctrlPr>
-                  </m:dPr>
-                  <m:e>
-                    <m:r>
-                      <w:rPr>
-                        <w:rFonts w:ascii="Cambria Math" w:hAnsi="Cambria Math"/>
-                        <w:lang/>
-                      </w:rPr>
-                      <m:t>n</m:t>
-                    </m:r>
-                    <m:func>
-                      <m:funcPr>
-                        <m:ctrlPr>
-                          <w:rPr>
-                            <w:rFonts w:ascii="Cambria Math" w:hAnsi="Cambria Math"/>
-                            <w:lang/>
-                          </w:rPr>
-                        </m:ctrlPr>
-                      </m:funcPr>
-                      <m:fName>
-                        <m:r>
-                          <m:rPr>
-                            <m:sty m:val="p"/>
-                          </m:rPr>
-                          <w:rPr>
-                            <w:rFonts w:ascii="Cambria Math" w:hAnsi="Cambria Math"/>
-                            <w:lang/>
-                          </w:rPr>
-                          <m:t>log</m:t>
-                        </m:r>
-                      </m:fName>
-                      <m:e>
-                        <m:r>
-                          <w:rPr>
-                            <w:rFonts w:ascii="Cambria Math" w:hAnsi="Cambria Math"/>
-                            <w:lang/>
-                          </w:rPr>
-                          <m:t>n</m:t>
-                        </m:r>
-                      </m:e>
-                    </m:func>
-                  </m:e>
-                </m:d>
-              </m:oMath>
-            </m:oMathPara>
+            <w:r>
+              <w:rPr>
+                <w:lang/>
+              </w:rPr>
+              <w:t>Large or frequently changing schedules</w:t>
+            </w:r>
           </w:p>
         </w:tc>
       </w:tr>
@@ -13965,7 +14379,7 @@
                 <w:bCs/>
                 <w:lang/>
               </w:rPr>
-              <w:t>Main storage</w:t>
+              <w:t>Scalability</w:t>
             </w:r>
           </w:p>
         </w:tc>
@@ -13982,36 +14396,12 @@
                 <w:lang/>
               </w:rPr>
             </w:pPr>
-            <m:oMathPara>
-              <m:oMath>
-                <m:r>
-                  <w:rPr>
-                    <w:rFonts w:ascii="Cambria Math" w:hAnsi="Cambria Math"/>
-                    <w:lang/>
-                  </w:rPr>
-                  <m:t>O</m:t>
-                </m:r>
-                <m:d>
-                  <m:dPr>
-                    <m:ctrlPr>
-                      <w:rPr>
-                        <w:rFonts w:ascii="Cambria Math" w:hAnsi="Cambria Math"/>
-                        <w:lang/>
-                      </w:rPr>
-                    </m:ctrlPr>
-                  </m:dPr>
-                  <m:e>
-                    <m:r>
-                      <w:rPr>
-                        <w:rFonts w:ascii="Cambria Math" w:hAnsi="Cambria Math"/>
-                        <w:lang/>
-                      </w:rPr>
-                      <m:t>n</m:t>
-                    </m:r>
-                  </m:e>
-                </m:d>
-              </m:oMath>
-            </m:oMathPara>
+            <w:r>
+              <w:rPr>
+                <w:lang/>
+              </w:rPr>
+              <w:t>Limited</w:t>
+            </w:r>
           </w:p>
         </w:tc>
         <w:tc>
@@ -14027,36 +14417,12 @@
                 <w:lang/>
               </w:rPr>
             </w:pPr>
-            <m:oMathPara>
-              <m:oMath>
-                <m:r>
-                  <w:rPr>
-                    <w:rFonts w:ascii="Cambria Math" w:hAnsi="Cambria Math"/>
-                    <w:lang/>
-                  </w:rPr>
-                  <m:t>O</m:t>
-                </m:r>
-                <m:d>
-                  <m:dPr>
-                    <m:ctrlPr>
-                      <w:rPr>
-                        <w:rFonts w:ascii="Cambria Math" w:hAnsi="Cambria Math"/>
-                        <w:lang/>
-                      </w:rPr>
-                    </m:ctrlPr>
-                  </m:dPr>
-                  <m:e>
-                    <m:r>
-                      <w:rPr>
-                        <w:rFonts w:ascii="Cambria Math" w:hAnsi="Cambria Math"/>
-                        <w:lang/>
-                      </w:rPr>
-                      <m:t>n</m:t>
-                    </m:r>
-                  </m:e>
-                </m:d>
-              </m:oMath>
-            </m:oMathPara>
+            <w:r>
+              <w:rPr>
+                <w:lang/>
+              </w:rPr>
+              <w:t>Stronger</w:t>
+            </w:r>
           </w:p>
         </w:tc>
       </w:tr>
@@ -14068,6 +14434,12 @@
           <w:lang/>
         </w:rPr>
       </w:pPr>
+      <w:r>
+        <w:rPr>
+          <w:lang/>
+        </w:rPr>
+        <w:t>For a small schedule where tasks are displayed frequently and updates are uncommon, the sorted ArrayList is a practical choice. For a larger or more active scheduling system, the heap-based PriorityQueue is the stronger solution because task insertion and processing are the system’s most important repeated operations.</w:t>
+      </w:r>
     </w:p>
     <w:p>
       <w:pPr>
@@ -14078,6 +14450,7 @@
           <w:color w:val="auto"/>
           <w:sz w:val="24"/>
           <w:szCs w:val="24"/>
+          <w:lang/>
         </w:rPr>
       </w:pPr>
       <w:bookmarkStart w:id="0" w:name="_GoBack"/>
@@ -14152,7 +14525,7 @@
               <wp:docPr id="768041508" name="Text Box 8" descr="Restricted - مقيد ">
                 <a:extLst xmlns:a="http://schemas.openxmlformats.org/drawingml/2006/main">
                   <a:ext uri="{5AE41FA2-C0FF-4470-9BD4-5FADCA87CBE2}">
-                    <aclsh:classification xmlns:aclsh="http://schemas.microsoft.com/office/drawing/2020/classificationShape" xmlns:w16du="http://schemas.microsoft.com/office/word/2023/wordml/word16du" xmlns:w16sdtfl="http://schemas.microsoft.com/office/word/2024/wordml/sdtformatlock" xmlns:w16sdtdh="http://schemas.microsoft.com/office/word/2020/wordml/sdtdatahash" xmlns:w16="http://schemas.microsoft.com/office/word/2018/wordml" xmlns:w16cid="http://schemas.microsoft.com/office/word/2016/wordml/cid" xmlns:w16cex="http://schemas.microsoft.com/office/word/2018/wordml/cex" xmlns:w16cei="http://schemas.microsoft.com/office/word/2026/wordml/cei" xmlns:w="http://schemas.openxmlformats.org/wordprocessingml/2006/main" xmlns:w10="urn:schemas-microsoft-com:office:word" xmlns:v="urn:schemas-microsoft-com:vml" xmlns:o="urn:schemas-microsoft-com:office:office" xmlns:oel="http://schemas.microsoft.com/office/2019/extlst" xmlns:am3d="http://schemas.microsoft.com/office/drawing/2017/model3d" xmlns:aink="http://schemas.microsoft.com/office/drawing/2016/ink" xmlns:cx8="http://schemas.microsoft.com/office/drawing/2016/5/14/chartex" xmlns:cx7="http://schemas.microsoft.com/office/drawing/2016/5/13/chartex" xmlns:cx6="http://schemas.microsoft.com/office/drawing/2016/5/12/chartex" xmlns:cx5="http://schemas.microsoft.com/office/drawing/2016/5/11/chartex" xmlns:cx4="http://schemas.microsoft.com/office/drawing/2016/5/10/chartex" xmlns:cx3="http://schemas.microsoft.com/office/drawing/2016/5/9/chartex" xmlns:cx2="http://schemas.microsoft.com/office/drawing/2015/10/21/chartex" xmlns:cx1="http://schemas.microsoft.com/office/drawing/2015/9/8/chartex" xmlns="" classificationOutcomeType="ftr"/>
+                    <aclsh:classification xmlns="" xmlns:cx1="http://schemas.microsoft.com/office/drawing/2015/9/8/chartex" xmlns:cx2="http://schemas.microsoft.com/office/drawing/2015/10/21/chartex" xmlns:cx3="http://schemas.microsoft.com/office/drawing/2016/5/9/chartex" xmlns:cx4="http://schemas.microsoft.com/office/drawing/2016/5/10/chartex" xmlns:cx5="http://schemas.microsoft.com/office/drawing/2016/5/11/chartex" xmlns:cx6="http://schemas.microsoft.com/office/drawing/2016/5/12/chartex" xmlns:cx7="http://schemas.microsoft.com/office/drawing/2016/5/13/chartex" xmlns:cx8="http://schemas.microsoft.com/office/drawing/2016/5/14/chartex" xmlns:aink="http://schemas.microsoft.com/office/drawing/2016/ink" xmlns:am3d="http://schemas.microsoft.com/office/drawing/2017/model3d" xmlns:oel="http://schemas.microsoft.com/office/2019/extlst" xmlns:o="urn:schemas-microsoft-com:office:office" xmlns:v="urn:schemas-microsoft-com:vml" xmlns:w10="urn:schemas-microsoft-com:office:word" xmlns:w="http://schemas.openxmlformats.org/wordprocessingml/2006/main" xmlns:w16cei="http://schemas.microsoft.com/office/word/2026/wordml/cei" xmlns:w16cex="http://schemas.microsoft.com/office/word/2018/wordml/cex" xmlns:w16cid="http://schemas.microsoft.com/office/word/2016/wordml/cid" xmlns:w16="http://schemas.microsoft.com/office/word/2018/wordml" xmlns:w16sdtdh="http://schemas.microsoft.com/office/word/2020/wordml/sdtdatahash" xmlns:w16sdtfl="http://schemas.microsoft.com/office/word/2024/wordml/sdtformatlock" xmlns:w16du="http://schemas.microsoft.com/office/word/2023/wordml/word16du" xmlns:aclsh="http://schemas.microsoft.com/office/drawing/2020/classificationShape" classificationOutcomeType="ftr"/>
                   </a:ext>
                 </a:extLst>
               </wp:docPr>
@@ -14310,7 +14683,7 @@
               <wp:docPr id="1894436925" name="Text Box 9" descr="Restricted - مقيد ">
                 <a:extLst xmlns:a="http://schemas.openxmlformats.org/drawingml/2006/main">
                   <a:ext uri="{5AE41FA2-C0FF-4470-9BD4-5FADCA87CBE2}">
-                    <aclsh:classification xmlns:aclsh="http://schemas.microsoft.com/office/drawing/2020/classificationShape" xmlns:w16du="http://schemas.microsoft.com/office/word/2023/wordml/word16du" xmlns:w16sdtfl="http://schemas.microsoft.com/office/word/2024/wordml/sdtformatlock" xmlns:w16sdtdh="http://schemas.microsoft.com/office/word/2020/wordml/sdtdatahash" xmlns:w16="http://schemas.microsoft.com/office/word/2018/wordml" xmlns:w16cid="http://schemas.microsoft.com/office/word/2016/wordml/cid" xmlns:w16cex="http://schemas.microsoft.com/office/word/2018/wordml/cex" xmlns:w16cei="http://schemas.microsoft.com/office/word/2026/wordml/cei" xmlns:w="http://schemas.openxmlformats.org/wordprocessingml/2006/main" xmlns:w10="urn:schemas-microsoft-com:office:word" xmlns:v="urn:schemas-microsoft-com:vml" xmlns:o="urn:schemas-microsoft-com:office:office" xmlns:oel="http://schemas.microsoft.com/office/2019/extlst" xmlns:am3d="http://schemas.microsoft.com/office/drawing/2017/model3d" xmlns:aink="http://schemas.microsoft.com/office/drawing/2016/ink" xmlns:cx8="http://schemas.microsoft.com/office/drawing/2016/5/14/chartex" xmlns:cx7="http://schemas.microsoft.com/office/drawing/2016/5/13/chartex" xmlns:cx6="http://schemas.microsoft.com/office/drawing/2016/5/12/chartex" xmlns:cx5="http://schemas.microsoft.com/office/drawing/2016/5/11/chartex" xmlns:cx4="http://schemas.microsoft.com/office/drawing/2016/5/10/chartex" xmlns:cx3="http://schemas.microsoft.com/office/drawing/2016/5/9/chartex" xmlns:cx2="http://schemas.microsoft.com/office/drawing/2015/10/21/chartex" xmlns:cx1="http://schemas.microsoft.com/office/drawing/2015/9/8/chartex" xmlns="" classificationOutcomeType="ftr"/>
+                    <aclsh:classification xmlns="" xmlns:cx1="http://schemas.microsoft.com/office/drawing/2015/9/8/chartex" xmlns:cx2="http://schemas.microsoft.com/office/drawing/2015/10/21/chartex" xmlns:cx3="http://schemas.microsoft.com/office/drawing/2016/5/9/chartex" xmlns:cx4="http://schemas.microsoft.com/office/drawing/2016/5/10/chartex" xmlns:cx5="http://schemas.microsoft.com/office/drawing/2016/5/11/chartex" xmlns:cx6="http://schemas.microsoft.com/office/drawing/2016/5/12/chartex" xmlns:cx7="http://schemas.microsoft.com/office/drawing/2016/5/13/chartex" xmlns:cx8="http://schemas.microsoft.com/office/drawing/2016/5/14/chartex" xmlns:aink="http://schemas.microsoft.com/office/drawing/2016/ink" xmlns:am3d="http://schemas.microsoft.com/office/drawing/2017/model3d" xmlns:oel="http://schemas.microsoft.com/office/2019/extlst" xmlns:o="urn:schemas-microsoft-com:office:office" xmlns:v="urn:schemas-microsoft-com:vml" xmlns:w10="urn:schemas-microsoft-com:office:word" xmlns:w="http://schemas.openxmlformats.org/wordprocessingml/2006/main" xmlns:w16cei="http://schemas.microsoft.com/office/word/2026/wordml/cei" xmlns:w16cex="http://schemas.microsoft.com/office/word/2018/wordml/cex" xmlns:w16cid="http://schemas.microsoft.com/office/word/2016/wordml/cid" xmlns:w16="http://schemas.microsoft.com/office/word/2018/wordml" xmlns:w16sdtdh="http://schemas.microsoft.com/office/word/2020/wordml/sdtdatahash" xmlns:w16sdtfl="http://schemas.microsoft.com/office/word/2024/wordml/sdtformatlock" xmlns:w16du="http://schemas.microsoft.com/office/word/2023/wordml/word16du" xmlns:aclsh="http://schemas.microsoft.com/office/drawing/2020/classificationShape" classificationOutcomeType="ftr"/>
                   </a:ext>
                 </a:extLst>
               </wp:docPr>
@@ -14468,7 +14841,7 @@
               <wp:docPr id="2005617642" name="Text Box 7" descr="Restricted - مقيد ">
                 <a:extLst xmlns:a="http://schemas.openxmlformats.org/drawingml/2006/main">
                   <a:ext uri="{5AE41FA2-C0FF-4470-9BD4-5FADCA87CBE2}">
-                    <aclsh:classification xmlns:aclsh="http://schemas.microsoft.com/office/drawing/2020/classificationShape" xmlns:w16du="http://schemas.microsoft.com/office/word/2023/wordml/word16du" xmlns:w16sdtfl="http://schemas.microsoft.com/office/word/2024/wordml/sdtformatlock" xmlns:w16sdtdh="http://schemas.microsoft.com/office/word/2020/wordml/sdtdatahash" xmlns:w16="http://schemas.microsoft.com/office/word/2018/wordml" xmlns:w16cid="http://schemas.microsoft.com/office/word/2016/wordml/cid" xmlns:w16cex="http://schemas.microsoft.com/office/word/2018/wordml/cex" xmlns:w16cei="http://schemas.microsoft.com/office/word/2026/wordml/cei" xmlns:w="http://schemas.openxmlformats.org/wordprocessingml/2006/main" xmlns:w10="urn:schemas-microsoft-com:office:word" xmlns:v="urn:schemas-microsoft-com:vml" xmlns:o="urn:schemas-microsoft-com:office:office" xmlns:oel="http://schemas.microsoft.com/office/2019/extlst" xmlns:am3d="http://schemas.microsoft.com/office/drawing/2017/model3d" xmlns:aink="http://schemas.microsoft.com/office/drawing/2016/ink" xmlns:cx8="http://schemas.microsoft.com/office/drawing/2016/5/14/chartex" xmlns:cx7="http://schemas.microsoft.com/office/drawing/2016/5/13/chartex" xmlns:cx6="http://schemas.microsoft.com/office/drawing/2016/5/12/chartex" xmlns:cx5="http://schemas.microsoft.com/office/drawing/2016/5/11/chartex" xmlns:cx4="http://schemas.microsoft.com/office/drawing/2016/5/10/chartex" xmlns:cx3="http://schemas.microsoft.com/office/drawing/2016/5/9/chartex" xmlns:cx2="http://schemas.microsoft.com/office/drawing/2015/10/21/chartex" xmlns:cx1="http://schemas.microsoft.com/office/drawing/2015/9/8/chartex" xmlns="" classificationOutcomeType="ftr"/>
+                    <aclsh:classification xmlns="" xmlns:cx1="http://schemas.microsoft.com/office/drawing/2015/9/8/chartex" xmlns:cx2="http://schemas.microsoft.com/office/drawing/2015/10/21/chartex" xmlns:cx3="http://schemas.microsoft.com/office/drawing/2016/5/9/chartex" xmlns:cx4="http://schemas.microsoft.com/office/drawing/2016/5/10/chartex" xmlns:cx5="http://schemas.microsoft.com/office/drawing/2016/5/11/chartex" xmlns:cx6="http://schemas.microsoft.com/office/drawing/2016/5/12/chartex" xmlns:cx7="http://schemas.microsoft.com/office/drawing/2016/5/13/chartex" xmlns:cx8="http://schemas.microsoft.com/office/drawing/2016/5/14/chartex" xmlns:aink="http://schemas.microsoft.com/office/drawing/2016/ink" xmlns:am3d="http://schemas.microsoft.com/office/drawing/2017/model3d" xmlns:oel="http://schemas.microsoft.com/office/2019/extlst" xmlns:o="urn:schemas-microsoft-com:office:office" xmlns:v="urn:schemas-microsoft-com:vml" xmlns:w10="urn:schemas-microsoft-com:office:word" xmlns:w="http://schemas.openxmlformats.org/wordprocessingml/2006/main" xmlns:w16cei="http://schemas.microsoft.com/office/word/2026/wordml/cei" xmlns:w16cex="http://schemas.microsoft.com/office/word/2018/wordml/cex" xmlns:w16cid="http://schemas.microsoft.com/office/word/2016/wordml/cid" xmlns:w16="http://schemas.microsoft.com/office/word/2018/wordml" xmlns:w16sdtdh="http://schemas.microsoft.com/office/word/2020/wordml/sdtdatahash" xmlns:w16sdtfl="http://schemas.microsoft.com/office/word/2024/wordml/sdtformatlock" xmlns:w16du="http://schemas.microsoft.com/office/word/2023/wordml/word16du" xmlns:aclsh="http://schemas.microsoft.com/office/drawing/2020/classificationShape" classificationOutcomeType="ftr"/>
                   </a:ext>
                 </a:extLst>
               </wp:docPr>
@@ -14898,7 +15271,7 @@
             </wp:anchor>
           </w:drawing>
         </mc:Choice>
-        <mc:Fallback xmlns:w16du="http://schemas.microsoft.com/office/word/2023/wordml/word16du" xmlns:w16sdtfl="http://schemas.microsoft.com/office/word/2024/wordml/sdtformatlock" xmlns:w16sdtdh="http://schemas.microsoft.com/office/word/2020/wordml/sdtdatahash" xmlns:w16="http://schemas.microsoft.com/office/word/2018/wordml" xmlns:w16cid="http://schemas.microsoft.com/office/word/2016/wordml/cid" xmlns:w16cex="http://schemas.microsoft.com/office/word/2018/wordml/cex" xmlns:w16cei="http://schemas.microsoft.com/office/word/2026/wordml/cei" xmlns:oel="http://schemas.microsoft.com/office/2019/extlst" xmlns:am3d="http://schemas.microsoft.com/office/drawing/2017/model3d" xmlns:aink="http://schemas.microsoft.com/office/drawing/2016/ink" xmlns:cx8="http://schemas.microsoft.com/office/drawing/2016/5/14/chartex" xmlns:cx7="http://schemas.microsoft.com/office/drawing/2016/5/13/chartex" xmlns:cx6="http://schemas.microsoft.com/office/drawing/2016/5/12/chartex" xmlns:cx5="http://schemas.microsoft.com/office/drawing/2016/5/11/chartex" xmlns:cx4="http://schemas.microsoft.com/office/drawing/2016/5/10/chartex" xmlns:cx3="http://schemas.microsoft.com/office/drawing/2016/5/9/chartex" xmlns:cx2="http://schemas.microsoft.com/office/drawing/2015/10/21/chartex" xmlns:cx1="http://schemas.microsoft.com/office/drawing/2015/9/8/chartex">
+        <mc:Fallback xmlns:cx1="http://schemas.microsoft.com/office/drawing/2015/9/8/chartex" xmlns:cx2="http://schemas.microsoft.com/office/drawing/2015/10/21/chartex" xmlns:cx3="http://schemas.microsoft.com/office/drawing/2016/5/9/chartex" xmlns:cx4="http://schemas.microsoft.com/office/drawing/2016/5/10/chartex" xmlns:cx5="http://schemas.microsoft.com/office/drawing/2016/5/11/chartex" xmlns:cx6="http://schemas.microsoft.com/office/drawing/2016/5/12/chartex" xmlns:cx7="http://schemas.microsoft.com/office/drawing/2016/5/13/chartex" xmlns:cx8="http://schemas.microsoft.com/office/drawing/2016/5/14/chartex" xmlns:aink="http://schemas.microsoft.com/office/drawing/2016/ink" xmlns:am3d="http://schemas.microsoft.com/office/drawing/2017/model3d" xmlns:oel="http://schemas.microsoft.com/office/2019/extlst" xmlns:w16cei="http://schemas.microsoft.com/office/word/2026/wordml/cei" xmlns:w16cex="http://schemas.microsoft.com/office/word/2018/wordml/cex" xmlns:w16cid="http://schemas.microsoft.com/office/word/2016/wordml/cid" xmlns:w16="http://schemas.microsoft.com/office/word/2018/wordml" xmlns:w16sdtdh="http://schemas.microsoft.com/office/word/2020/wordml/sdtdatahash" xmlns:w16sdtfl="http://schemas.microsoft.com/office/word/2024/wordml/sdtformatlock" xmlns:w16du="http://schemas.microsoft.com/office/word/2023/wordml/word16du">
           <w:pict>
             <v:line w14:anchorId="7169C831" id="Straight Connector 6" o:spid="_x0000_s1026" style="position:absolute;z-index:251660288;visibility:visible;mso-wrap-style:square;mso-width-percent:0;mso-height-percent:0;mso-wrap-distance-left:9pt;mso-wrap-distance-top:-3e-5mm;mso-wrap-distance-right:9pt;mso-wrap-distance-bottom:-3e-5mm;mso-position-horizontal:absolute;mso-position-horizontal-relative:text;mso-position-vertical:absolute;mso-position-vertical-relative:text;mso-width-percent:0;mso-height-percent:0;mso-width-relative:page;mso-height-relative:page" from="-68.95pt,-666.45pt" to="489.05pt,-666.45pt" o:gfxdata="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" strokecolor="#4f81bd" strokeweight="2pt">
               <v:shadow on="t" opacity="24903f" origin=",.5" offset="0,.55556mm"/>
@@ -19441,6 +19814,7 @@
     <w:rsid w:val="00180704"/>
     <w:rsid w:val="001A632E"/>
     <w:rsid w:val="001C0358"/>
+    <w:rsid w:val="002E13E5"/>
     <w:rsid w:val="00322019"/>
     <w:rsid w:val="00324ACF"/>
     <w:rsid w:val="003321AE"/>
@@ -20346,7 +20720,7 @@
 </file>
 
 <file path=customXml/itemProps3.xml><?xml version="1.0" encoding="utf-8"?>
-<ds:datastoreItem xmlns:ds="http://schemas.openxmlformats.org/officeDocument/2006/customXml" ds:itemID="{2952413E-B2B3-4A93-9D44-4E5227EEF294}">
+<ds:datastoreItem xmlns:ds="http://schemas.openxmlformats.org/officeDocument/2006/customXml" ds:itemID="{868D3CB6-4672-42CA-AB2F-06147C4C66F1}">
   <ds:schemaRefs>
     <ds:schemaRef ds:uri="http://schemas.openxmlformats.org/officeDocument/2006/bibliography"/>
   </ds:schemaRefs>

--- a/IT245 - Project.docx
+++ b/IT245 - Project.docx
@@ -4626,81 +4626,7 @@
           <w:sz w:val="24"/>
           <w:szCs w:val="24"/>
         </w:rPr>
-        <w:t xml:space="preserve">Code/data projects: Submit code via a Google </w:t>
-      </w:r>
-      <w:proofErr w:type="spellStart"/>
-      <w:r>
-        <w:rPr>
-          <w:rFonts w:cstheme="minorHAnsi"/>
-          <w:b/>
-          <w:bCs/>
-          <w:color w:val="auto"/>
-          <w:sz w:val="24"/>
-          <w:szCs w:val="24"/>
-        </w:rPr>
-        <w:t>Colab</w:t>
-      </w:r>
-      <w:proofErr w:type="spellEnd"/>
-      <w:r>
-        <w:rPr>
-          <w:rFonts w:cstheme="minorHAnsi"/>
-          <w:b/>
-          <w:bCs/>
-          <w:color w:val="auto"/>
-          <w:sz w:val="24"/>
-          <w:szCs w:val="24"/>
-        </w:rPr>
-        <w:t xml:space="preserve">, </w:t>
-      </w:r>
-      <w:proofErr w:type="spellStart"/>
-      <w:proofErr w:type="gramStart"/>
-      <w:r>
-        <w:rPr>
-          <w:rFonts w:cstheme="minorHAnsi"/>
-          <w:b/>
-          <w:bCs/>
-          <w:color w:val="auto"/>
-          <w:sz w:val="24"/>
-          <w:szCs w:val="24"/>
-        </w:rPr>
-        <w:t>GitHub,or</w:t>
-      </w:r>
-      <w:proofErr w:type="spellEnd"/>
-      <w:proofErr w:type="gramEnd"/>
-      <w:r>
-        <w:rPr>
-          <w:rFonts w:cstheme="minorHAnsi"/>
-          <w:b/>
-          <w:bCs/>
-          <w:color w:val="auto"/>
-          <w:sz w:val="24"/>
-          <w:szCs w:val="24"/>
-        </w:rPr>
-        <w:t xml:space="preserve"> </w:t>
-      </w:r>
-      <w:proofErr w:type="spellStart"/>
-      <w:r>
-        <w:rPr>
-          <w:rFonts w:cstheme="minorHAnsi"/>
-          <w:b/>
-          <w:bCs/>
-          <w:color w:val="auto"/>
-          <w:sz w:val="24"/>
-          <w:szCs w:val="24"/>
-        </w:rPr>
-        <w:t>GitLab</w:t>
-      </w:r>
-      <w:proofErr w:type="spellEnd"/>
-      <w:r>
-        <w:rPr>
-          <w:rFonts w:cstheme="minorHAnsi"/>
-          <w:b/>
-          <w:bCs/>
-          <w:color w:val="auto"/>
-          <w:sz w:val="24"/>
-          <w:szCs w:val="24"/>
-        </w:rPr>
-        <w:t xml:space="preserve"> repository link (coordinator may choose a repository suitable for the course). The repository must show commit history reflecting incremental progress. </w:t>
+        <w:t xml:space="preserve">Code/data projects: Submit code via a Google Colab, GitHub,or GitLab repository link (coordinator may choose a repository suitable for the course). The repository must show commit history reflecting incremental progress. </w:t>
       </w:r>
       <w:r>
         <w:rPr>
@@ -4848,31 +4774,7 @@
           <w:sz w:val="24"/>
           <w:szCs w:val="24"/>
         </w:rPr>
-        <w:t xml:space="preserve">Google </w:t>
-      </w:r>
-      <w:proofErr w:type="spellStart"/>
-      <w:r>
-        <w:rPr>
-          <w:rFonts w:cstheme="minorHAnsi"/>
-          <w:b/>
-          <w:bCs/>
-          <w:color w:val="auto"/>
-          <w:sz w:val="24"/>
-          <w:szCs w:val="24"/>
-        </w:rPr>
-        <w:t>Colab</w:t>
-      </w:r>
-      <w:proofErr w:type="spellEnd"/>
-      <w:r>
-        <w:rPr>
-          <w:rFonts w:cstheme="minorHAnsi"/>
-          <w:b/>
-          <w:bCs/>
-          <w:color w:val="auto"/>
-          <w:sz w:val="24"/>
-          <w:szCs w:val="24"/>
-        </w:rPr>
-        <w:t xml:space="preserve"> notebook (if applicable): [link]</w:t>
+        <w:t>Google Colab notebook (if applicable): [link]</w:t>
       </w:r>
     </w:p>
     <w:p>
@@ -13553,21 +13455,16 @@
     <w:p>
       <w:pPr>
         <w:pStyle w:val="IT245"/>
-        <w:rPr>
-          <w:lang/>
-        </w:rPr>
       </w:pPr>
       <w:r>
         <w:rPr>
           <w:b/>
-          <w:lang/>
         </w:rPr>
         <w:t>7</w:t>
       </w:r>
       <w:r>
         <w:rPr>
           <w:b/>
-          <w:lang/>
         </w:rPr>
         <w:t>. Comparison of the Two Solutions</w:t>
       </w:r>
@@ -13575,34 +13472,19 @@
     <w:p>
       <w:pPr>
         <w:pStyle w:val="IT245"/>
-        <w:rPr>
-          <w:lang/>
-        </w:rPr>
-      </w:pPr>
-      <w:r>
-        <w:rPr>
-          <w:lang/>
-        </w:rPr>
+      </w:pPr>
+      <w:r>
         <w:t>Both solutions meet the functional requirements of the Task Scheduling System. They accept the same task data, use priority as the main ordering condition, and apply arrival order when tasks have equal priority. The testing results show that both implementations produce the same processing sequence.</w:t>
       </w:r>
     </w:p>
     <w:p>
       <w:pPr>
         <w:pStyle w:val="IT245"/>
-        <w:rPr>
-          <w:lang/>
-        </w:rPr>
-      </w:pPr>
-      <w:r>
-        <w:rPr>
-          <w:lang/>
-        </w:rPr>
+      </w:pPr>
+      <w:r>
         <w:t xml:space="preserve">The sorted ArrayList solution is easier to understand and inspect because every task remains in its exact processing position. Displaying all pending tasks is efficient because the method can traverse the list directly. Viewing the next task is also immediate. </w:t>
       </w:r>
       <w:r>
-        <w:rPr>
-          <w:lang/>
-        </w:rPr>
         <w:lastRenderedPageBreak/>
         <w:t>However, its performance decreases as the number of tasks increases. Every insertion may require searching and shifting elements, while removing the first task shifts all remaining elements.</w:t>
       </w:r>
@@ -13610,21 +13492,14 @@
     <w:p>
       <w:pPr>
         <w:pStyle w:val="IT245"/>
-        <w:rPr>
-          <w:lang/>
-        </w:rPr>
-      </w:pPr>
-      <w:r>
-        <w:rPr>
-          <w:lang/>
-        </w:rPr>
+      </w:pPr>
+      <w:r>
         <w:t xml:space="preserve">The heap-based PriorityQueue is more efficient for the central scheduling operations. Adding and processing tasks each require only </w:t>
       </w:r>
       <m:oMath>
         <m:r>
           <w:rPr>
             <w:rFonts w:ascii="Cambria Math" w:hAnsi="Cambria Math"/>
-            <w:lang/>
           </w:rPr>
           <m:t>O</m:t>
         </m:r>
@@ -13633,7 +13508,6 @@
             <m:ctrlPr>
               <w:rPr>
                 <w:rFonts w:ascii="Cambria Math" w:hAnsi="Cambria Math"/>
-                <w:lang/>
               </w:rPr>
             </m:ctrlPr>
           </m:dPr>
@@ -13643,7 +13517,6 @@
                 <m:ctrlPr>
                   <w:rPr>
                     <w:rFonts w:ascii="Cambria Math" w:hAnsi="Cambria Math"/>
-                    <w:lang/>
                   </w:rPr>
                 </m:ctrlPr>
               </m:funcPr>
@@ -13654,7 +13527,6 @@
                   </m:rPr>
                   <w:rPr>
                     <w:rFonts w:ascii="Cambria Math" w:hAnsi="Cambria Math"/>
-                    <w:lang/>
                   </w:rPr>
                   <m:t>log</m:t>
                 </m:r>
@@ -13663,7 +13535,6 @@
                 <m:r>
                   <w:rPr>
                     <w:rFonts w:ascii="Cambria Math" w:hAnsi="Cambria Math"/>
-                    <w:lang/>
                   </w:rPr>
                   <m:t>n</m:t>
                 </m:r>
@@ -13673,16 +13544,12 @@
         </m:d>
       </m:oMath>
       <w:r>
-        <w:rPr>
-          <w:lang/>
-        </w:rPr>
         <w:t xml:space="preserve">, compared with </w:t>
       </w:r>
       <m:oMath>
         <m:r>
           <w:rPr>
             <w:rFonts w:ascii="Cambria Math" w:hAnsi="Cambria Math"/>
-            <w:lang/>
           </w:rPr>
           <m:t>O</m:t>
         </m:r>
@@ -13691,7 +13558,6 @@
             <m:ctrlPr>
               <w:rPr>
                 <w:rFonts w:ascii="Cambria Math" w:hAnsi="Cambria Math"/>
-                <w:lang/>
               </w:rPr>
             </m:ctrlPr>
           </m:dPr>
@@ -13699,7 +13565,6 @@
             <m:r>
               <w:rPr>
                 <w:rFonts w:ascii="Cambria Math" w:hAnsi="Cambria Math"/>
-                <w:lang/>
               </w:rPr>
               <m:t>n</m:t>
             </m:r>
@@ -13707,30 +13572,20 @@
         </m:d>
       </m:oMath>
       <w:r>
-        <w:rPr>
-          <w:lang/>
-        </w:rPr>
         <w:t>in the ArrayList solution. This difference becomes significant when the system manages many tasks or performs frequent insertions and removals.</w:t>
       </w:r>
     </w:p>
     <w:p>
       <w:pPr>
         <w:pStyle w:val="IT245"/>
-        <w:rPr>
-          <w:lang/>
-        </w:rPr>
-      </w:pPr>
-      <w:r>
-        <w:rPr>
-          <w:lang/>
-        </w:rPr>
+      </w:pPr>
+      <w:r>
         <w:t xml:space="preserve">The priority queue has a disadvantage when the complete schedule must be displayed. Its internal heap arrangement guarantees only that the root is the next task; it does not maintain all elements in fully sorted order. The program must therefore copy the queue and remove tasks from that copy, increasing the display cost to </w:t>
       </w:r>
       <m:oMath>
         <m:r>
           <w:rPr>
             <w:rFonts w:ascii="Cambria Math" w:hAnsi="Cambria Math"/>
-            <w:lang/>
           </w:rPr>
           <m:t>O</m:t>
         </m:r>
@@ -13739,7 +13594,6 @@
             <m:ctrlPr>
               <w:rPr>
                 <w:rFonts w:ascii="Cambria Math" w:hAnsi="Cambria Math"/>
-                <w:lang/>
               </w:rPr>
             </m:ctrlPr>
           </m:dPr>
@@ -13747,7 +13601,6 @@
             <m:r>
               <w:rPr>
                 <w:rFonts w:ascii="Cambria Math" w:hAnsi="Cambria Math"/>
-                <w:lang/>
               </w:rPr>
               <m:t>n</m:t>
             </m:r>
@@ -13756,7 +13609,6 @@
                 <m:ctrlPr>
                   <w:rPr>
                     <w:rFonts w:ascii="Cambria Math" w:hAnsi="Cambria Math"/>
-                    <w:lang/>
                   </w:rPr>
                 </m:ctrlPr>
               </m:funcPr>
@@ -13767,7 +13619,6 @@
                   </m:rPr>
                   <w:rPr>
                     <w:rFonts w:ascii="Cambria Math" w:hAnsi="Cambria Math"/>
-                    <w:lang/>
                   </w:rPr>
                   <m:t>log</m:t>
                 </m:r>
@@ -13776,7 +13627,6 @@
                 <m:r>
                   <w:rPr>
                     <w:rFonts w:ascii="Cambria Math" w:hAnsi="Cambria Math"/>
-                    <w:lang/>
                   </w:rPr>
                   <m:t>n</m:t>
                 </m:r>
@@ -13786,9 +13636,6 @@
         </m:d>
       </m:oMath>
       <w:r>
-        <w:rPr>
-          <w:lang/>
-        </w:rPr>
         <w:t>and requiring additional memory.</w:t>
       </w:r>
     </w:p>
@@ -13818,13 +13665,11 @@
               <w:pStyle w:val="IT245"/>
               <w:rPr>
                 <w:bCs/>
-                <w:lang/>
               </w:rPr>
             </w:pPr>
             <w:r>
               <w:rPr>
                 <w:bCs/>
-                <w:lang/>
               </w:rPr>
               <w:t>Comparison Factor</w:t>
             </w:r>
@@ -13841,13 +13686,11 @@
               <w:cnfStyle w:val="100000000000" w:firstRow="1" w:lastRow="0" w:firstColumn="0" w:lastColumn="0" w:oddVBand="0" w:evenVBand="0" w:oddHBand="0" w:evenHBand="0" w:firstRowFirstColumn="0" w:firstRowLastColumn="0" w:lastRowFirstColumn="0" w:lastRowLastColumn="0"/>
               <w:rPr>
                 <w:bCs/>
-                <w:lang/>
               </w:rPr>
             </w:pPr>
             <w:r>
               <w:rPr>
                 <w:bCs/>
-                <w:lang/>
               </w:rPr>
               <w:t>Sorted ArrayList</w:t>
             </w:r>
@@ -13864,13 +13707,11 @@
               <w:cnfStyle w:val="100000000000" w:firstRow="1" w:lastRow="0" w:firstColumn="0" w:lastColumn="0" w:oddVBand="0" w:evenVBand="0" w:oddHBand="0" w:evenHBand="0" w:firstRowFirstColumn="0" w:firstRowLastColumn="0" w:lastRowFirstColumn="0" w:lastRowLastColumn="0"/>
               <w:rPr>
                 <w:bCs/>
-                <w:lang/>
               </w:rPr>
             </w:pPr>
             <w:r>
               <w:rPr>
                 <w:bCs/>
-                <w:lang/>
               </w:rPr>
               <w:t>Heap-Based PriorityQueue</w:t>
             </w:r>
@@ -13892,13 +13733,11 @@
               <w:pStyle w:val="IT245"/>
               <w:rPr>
                 <w:bCs/>
-                <w:lang/>
               </w:rPr>
             </w:pPr>
             <w:r>
               <w:rPr>
                 <w:bCs/>
-                <w:lang/>
               </w:rPr>
               <w:t>Internal organization</w:t>
             </w:r>
@@ -13913,14 +13752,8 @@
             <w:pPr>
               <w:pStyle w:val="IT245"/>
               <w:cnfStyle w:val="000000100000" w:firstRow="0" w:lastRow="0" w:firstColumn="0" w:lastColumn="0" w:oddVBand="0" w:evenVBand="0" w:oddHBand="1" w:evenHBand="0" w:firstRowFirstColumn="0" w:firstRowLastColumn="0" w:lastRowFirstColumn="0" w:lastRowLastColumn="0"/>
-              <w:rPr>
-                <w:lang/>
-              </w:rPr>
             </w:pPr>
             <w:r>
-              <w:rPr>
-                <w:lang/>
-              </w:rPr>
               <w:t>Fully sorted sequence</w:t>
             </w:r>
           </w:p>
@@ -13934,14 +13767,8 @@
             <w:pPr>
               <w:pStyle w:val="IT245"/>
               <w:cnfStyle w:val="000000100000" w:firstRow="0" w:lastRow="0" w:firstColumn="0" w:lastColumn="0" w:oddVBand="0" w:evenVBand="0" w:oddHBand="1" w:evenHBand="0" w:firstRowFirstColumn="0" w:firstRowLastColumn="0" w:lastRowFirstColumn="0" w:lastRowLastColumn="0"/>
-              <w:rPr>
-                <w:lang/>
-              </w:rPr>
             </w:pPr>
             <w:r>
-              <w:rPr>
-                <w:lang/>
-              </w:rPr>
               <w:t>Partial order based on heap property</w:t>
             </w:r>
           </w:p>
@@ -13959,13 +13786,11 @@
               <w:pStyle w:val="IT245"/>
               <w:rPr>
                 <w:bCs/>
-                <w:lang/>
               </w:rPr>
             </w:pPr>
             <w:r>
               <w:rPr>
                 <w:bCs/>
-                <w:lang/>
               </w:rPr>
               <w:t>Implementation clarity</w:t>
             </w:r>
@@ -13980,14 +13805,8 @@
             <w:pPr>
               <w:pStyle w:val="IT245"/>
               <w:cnfStyle w:val="000000000000" w:firstRow="0" w:lastRow="0" w:firstColumn="0" w:lastColumn="0" w:oddVBand="0" w:evenVBand="0" w:oddHBand="0" w:evenHBand="0" w:firstRowFirstColumn="0" w:firstRowLastColumn="0" w:lastRowFirstColumn="0" w:lastRowLastColumn="0"/>
-              <w:rPr>
-                <w:lang/>
-              </w:rPr>
             </w:pPr>
             <w:r>
-              <w:rPr>
-                <w:lang/>
-              </w:rPr>
               <w:t>Simple and easy to trace</w:t>
             </w:r>
           </w:p>
@@ -14001,14 +13820,8 @@
             <w:pPr>
               <w:pStyle w:val="IT245"/>
               <w:cnfStyle w:val="000000000000" w:firstRow="0" w:lastRow="0" w:firstColumn="0" w:lastColumn="0" w:oddVBand="0" w:evenVBand="0" w:oddHBand="0" w:evenHBand="0" w:firstRowFirstColumn="0" w:firstRowLastColumn="0" w:lastRowFirstColumn="0" w:lastRowLastColumn="0"/>
-              <w:rPr>
-                <w:lang/>
-              </w:rPr>
             </w:pPr>
             <w:r>
-              <w:rPr>
-                <w:lang/>
-              </w:rPr>
               <w:t>Requires a comparator and heap understanding</w:t>
             </w:r>
           </w:p>
@@ -14029,13 +13842,11 @@
               <w:pStyle w:val="IT245"/>
               <w:rPr>
                 <w:bCs/>
-                <w:lang/>
               </w:rPr>
             </w:pPr>
             <w:r>
               <w:rPr>
                 <w:bCs/>
-                <w:lang/>
               </w:rPr>
               <w:t>Adding tasks</w:t>
             </w:r>
@@ -14050,14 +13861,8 @@
             <w:pPr>
               <w:pStyle w:val="IT245"/>
               <w:cnfStyle w:val="000000100000" w:firstRow="0" w:lastRow="0" w:firstColumn="0" w:lastColumn="0" w:oddVBand="0" w:evenVBand="0" w:oddHBand="1" w:evenHBand="0" w:firstRowFirstColumn="0" w:firstRowLastColumn="0" w:lastRowFirstColumn="0" w:lastRowLastColumn="0"/>
-              <w:rPr>
-                <w:lang/>
-              </w:rPr>
             </w:pPr>
             <w:r>
-              <w:rPr>
-                <w:lang/>
-              </w:rPr>
               <w:t>Less efficient</w:t>
             </w:r>
           </w:p>
@@ -14071,14 +13876,8 @@
             <w:pPr>
               <w:pStyle w:val="IT245"/>
               <w:cnfStyle w:val="000000100000" w:firstRow="0" w:lastRow="0" w:firstColumn="0" w:lastColumn="0" w:oddVBand="0" w:evenVBand="0" w:oddHBand="1" w:evenHBand="0" w:firstRowFirstColumn="0" w:firstRowLastColumn="0" w:lastRowFirstColumn="0" w:lastRowLastColumn="0"/>
-              <w:rPr>
-                <w:lang/>
-              </w:rPr>
             </w:pPr>
             <w:r>
-              <w:rPr>
-                <w:lang/>
-              </w:rPr>
               <w:t>More efficient</w:t>
             </w:r>
           </w:p>
@@ -14096,13 +13895,11 @@
               <w:pStyle w:val="IT245"/>
               <w:rPr>
                 <w:bCs/>
-                <w:lang/>
               </w:rPr>
             </w:pPr>
             <w:r>
               <w:rPr>
                 <w:bCs/>
-                <w:lang/>
               </w:rPr>
               <w:t>Processing tasks</w:t>
             </w:r>
@@ -14117,14 +13914,8 @@
             <w:pPr>
               <w:pStyle w:val="IT245"/>
               <w:cnfStyle w:val="000000000000" w:firstRow="0" w:lastRow="0" w:firstColumn="0" w:lastColumn="0" w:oddVBand="0" w:evenVBand="0" w:oddHBand="0" w:evenHBand="0" w:firstRowFirstColumn="0" w:firstRowLastColumn="0" w:lastRowFirstColumn="0" w:lastRowLastColumn="0"/>
-              <w:rPr>
-                <w:lang/>
-              </w:rPr>
             </w:pPr>
             <w:r>
-              <w:rPr>
-                <w:lang/>
-              </w:rPr>
               <w:t>Less efficient because elements shift</w:t>
             </w:r>
           </w:p>
@@ -14138,14 +13929,8 @@
             <w:pPr>
               <w:pStyle w:val="IT245"/>
               <w:cnfStyle w:val="000000000000" w:firstRow="0" w:lastRow="0" w:firstColumn="0" w:lastColumn="0" w:oddVBand="0" w:evenVBand="0" w:oddHBand="0" w:evenHBand="0" w:firstRowFirstColumn="0" w:firstRowLastColumn="0" w:lastRowFirstColumn="0" w:lastRowLastColumn="0"/>
-              <w:rPr>
-                <w:lang/>
-              </w:rPr>
             </w:pPr>
             <w:r>
-              <w:rPr>
-                <w:lang/>
-              </w:rPr>
               <w:t>More efficient</w:t>
             </w:r>
           </w:p>
@@ -14166,13 +13951,11 @@
               <w:pStyle w:val="IT245"/>
               <w:rPr>
                 <w:bCs/>
-                <w:lang/>
               </w:rPr>
             </w:pPr>
             <w:r>
               <w:rPr>
                 <w:bCs/>
-                <w:lang/>
               </w:rPr>
               <w:t>Viewing the next task</w:t>
             </w:r>
@@ -14187,14 +13970,8 @@
             <w:pPr>
               <w:pStyle w:val="IT245"/>
               <w:cnfStyle w:val="000000100000" w:firstRow="0" w:lastRow="0" w:firstColumn="0" w:lastColumn="0" w:oddVBand="0" w:evenVBand="0" w:oddHBand="1" w:evenHBand="0" w:firstRowFirstColumn="0" w:firstRowLastColumn="0" w:lastRowFirstColumn="0" w:lastRowLastColumn="0"/>
-              <w:rPr>
-                <w:lang/>
-              </w:rPr>
             </w:pPr>
             <w:r>
-              <w:rPr>
-                <w:lang/>
-              </w:rPr>
               <w:t>Efficient</w:t>
             </w:r>
           </w:p>
@@ -14208,14 +13985,8 @@
             <w:pPr>
               <w:pStyle w:val="IT245"/>
               <w:cnfStyle w:val="000000100000" w:firstRow="0" w:lastRow="0" w:firstColumn="0" w:lastColumn="0" w:oddVBand="0" w:evenVBand="0" w:oddHBand="1" w:evenHBand="0" w:firstRowFirstColumn="0" w:firstRowLastColumn="0" w:lastRowFirstColumn="0" w:lastRowLastColumn="0"/>
-              <w:rPr>
-                <w:lang/>
-              </w:rPr>
             </w:pPr>
             <w:r>
-              <w:rPr>
-                <w:lang/>
-              </w:rPr>
               <w:t>Efficient</w:t>
             </w:r>
           </w:p>
@@ -14233,13 +14004,11 @@
               <w:pStyle w:val="IT245"/>
               <w:rPr>
                 <w:bCs/>
-                <w:lang/>
               </w:rPr>
             </w:pPr>
             <w:r>
               <w:rPr>
                 <w:bCs/>
-                <w:lang/>
               </w:rPr>
               <w:t>Displaying all tasks</w:t>
             </w:r>
@@ -14254,14 +14023,8 @@
             <w:pPr>
               <w:pStyle w:val="IT245"/>
               <w:cnfStyle w:val="000000000000" w:firstRow="0" w:lastRow="0" w:firstColumn="0" w:lastColumn="0" w:oddVBand="0" w:evenVBand="0" w:oddHBand="0" w:evenHBand="0" w:firstRowFirstColumn="0" w:firstRowLastColumn="0" w:lastRowFirstColumn="0" w:lastRowLastColumn="0"/>
-              <w:rPr>
-                <w:lang/>
-              </w:rPr>
             </w:pPr>
             <w:r>
-              <w:rPr>
-                <w:lang/>
-              </w:rPr>
               <w:t>Direct and efficient</w:t>
             </w:r>
           </w:p>
@@ -14275,14 +14038,8 @@
             <w:pPr>
               <w:pStyle w:val="IT245"/>
               <w:cnfStyle w:val="000000000000" w:firstRow="0" w:lastRow="0" w:firstColumn="0" w:lastColumn="0" w:oddVBand="0" w:evenVBand="0" w:oddHBand="0" w:evenHBand="0" w:firstRowFirstColumn="0" w:firstRowLastColumn="0" w:lastRowFirstColumn="0" w:lastRowLastColumn="0"/>
-              <w:rPr>
-                <w:lang/>
-              </w:rPr>
             </w:pPr>
             <w:r>
-              <w:rPr>
-                <w:lang/>
-              </w:rPr>
               <w:t>Requires a temporary copy</w:t>
             </w:r>
           </w:p>
@@ -14303,13 +14060,11 @@
               <w:pStyle w:val="IT245"/>
               <w:rPr>
                 <w:bCs/>
-                <w:lang/>
               </w:rPr>
             </w:pPr>
             <w:r>
               <w:rPr>
                 <w:bCs/>
-                <w:lang/>
               </w:rPr>
               <w:lastRenderedPageBreak/>
               <w:t>Suitability</w:t>
@@ -14325,14 +14080,8 @@
             <w:pPr>
               <w:pStyle w:val="IT245"/>
               <w:cnfStyle w:val="000000100000" w:firstRow="0" w:lastRow="0" w:firstColumn="0" w:lastColumn="0" w:oddVBand="0" w:evenVBand="0" w:oddHBand="1" w:evenHBand="0" w:firstRowFirstColumn="0" w:firstRowLastColumn="0" w:lastRowFirstColumn="0" w:lastRowLastColumn="0"/>
-              <w:rPr>
-                <w:lang/>
-              </w:rPr>
             </w:pPr>
             <w:r>
-              <w:rPr>
-                <w:lang/>
-              </w:rPr>
               <w:t>Small and display-focused schedules</w:t>
             </w:r>
           </w:p>
@@ -14346,14 +14095,8 @@
             <w:pPr>
               <w:pStyle w:val="IT245"/>
               <w:cnfStyle w:val="000000100000" w:firstRow="0" w:lastRow="0" w:firstColumn="0" w:lastColumn="0" w:oddVBand="0" w:evenVBand="0" w:oddHBand="1" w:evenHBand="0" w:firstRowFirstColumn="0" w:firstRowLastColumn="0" w:lastRowFirstColumn="0" w:lastRowLastColumn="0"/>
-              <w:rPr>
-                <w:lang/>
-              </w:rPr>
             </w:pPr>
             <w:r>
-              <w:rPr>
-                <w:lang/>
-              </w:rPr>
               <w:t>Large or frequently changing schedules</w:t>
             </w:r>
           </w:p>
@@ -14371,13 +14114,11 @@
               <w:pStyle w:val="IT245"/>
               <w:rPr>
                 <w:bCs/>
-                <w:lang/>
               </w:rPr>
             </w:pPr>
             <w:r>
               <w:rPr>
                 <w:bCs/>
-                <w:lang/>
               </w:rPr>
               <w:t>Scalability</w:t>
             </w:r>
@@ -14392,14 +14133,8 @@
             <w:pPr>
               <w:pStyle w:val="IT245"/>
               <w:cnfStyle w:val="000000000000" w:firstRow="0" w:lastRow="0" w:firstColumn="0" w:lastColumn="0" w:oddVBand="0" w:evenVBand="0" w:oddHBand="0" w:evenHBand="0" w:firstRowFirstColumn="0" w:firstRowLastColumn="0" w:lastRowFirstColumn="0" w:lastRowLastColumn="0"/>
-              <w:rPr>
-                <w:lang/>
-              </w:rPr>
             </w:pPr>
             <w:r>
-              <w:rPr>
-                <w:lang/>
-              </w:rPr>
               <w:t>Limited</w:t>
             </w:r>
           </w:p>
@@ -14413,14 +14148,8 @@
             <w:pPr>
               <w:pStyle w:val="IT245"/>
               <w:cnfStyle w:val="000000000000" w:firstRow="0" w:lastRow="0" w:firstColumn="0" w:lastColumn="0" w:oddVBand="0" w:evenVBand="0" w:oddHBand="0" w:evenHBand="0" w:firstRowFirstColumn="0" w:firstRowLastColumn="0" w:lastRowFirstColumn="0" w:lastRowLastColumn="0"/>
-              <w:rPr>
-                <w:lang/>
-              </w:rPr>
             </w:pPr>
             <w:r>
-              <w:rPr>
-                <w:lang/>
-              </w:rPr>
               <w:t>Stronger</w:t>
             </w:r>
           </w:p>
@@ -14430,16 +14159,98 @@
     <w:p>
       <w:pPr>
         <w:pStyle w:val="IT245"/>
+      </w:pPr>
+      <w:r>
+        <w:t>For a small schedule where tasks are displayed frequently and updates are uncommon, the sorted ArrayList is a practical choice. For a larger or more active scheduling system, the heap-based PriorityQueue is the stronger solution because task insertion and processing are the system’s most important repeated operations.</w:t>
+      </w:r>
+    </w:p>
+    <w:p>
+      <w:pPr>
+        <w:pStyle w:val="IT245"/>
         <w:rPr>
           <w:lang/>
         </w:rPr>
       </w:pPr>
       <w:r>
         <w:rPr>
+          <w:b/>
           <w:lang/>
         </w:rPr>
-        <w:t>For a small schedule where tasks are displayed frequently and updates are uncommon, the sorted ArrayList is a practical choice. For a larger or more active scheduling system, the heap-based PriorityQueue is the stronger solution because task insertion and processing are the system’s most important repeated operations.</w:t>
-      </w:r>
+        <w:t>Reflection</w:t>
+      </w:r>
+    </w:p>
+    <w:p>
+      <w:pPr>
+        <w:pStyle w:val="IT245"/>
+        <w:rPr>
+          <w:lang/>
+        </w:rPr>
+      </w:pPr>
+      <w:r>
+        <w:rPr>
+          <w:lang/>
+        </w:rPr>
+        <w:t>One of the main challenges we faced during this project was ensuring that tasks with the same priority were processed in the correct order. At first, we focused only on the priority value, which worked when every task had a different priority. However, we noticed during testing that two tasks with equal priority could be processed in an order that did not reflect when they were added. We identified this problem by comparing the expected schedule with the actual output. To resolve it, we added an arrival-order attribute to the Task class. The comparison logic was then changed to check priority first and arrival order second. This ensured that urgent tasks were selected first while equal-priority tasks followed the first-in, first-out rule.</w:t>
+      </w:r>
+    </w:p>
+    <w:p>
+      <w:pPr>
+        <w:pStyle w:val="IT245"/>
+        <w:rPr>
+          <w:lang/>
+        </w:rPr>
+      </w:pPr>
+      <w:r>
+        <w:rPr>
+          <w:lang/>
+        </w:rPr>
+        <w:t xml:space="preserve">We chose to implement both a sorted ArrayList and a heap-based PriorityQueue because they demonstrate different ways of solving the same scheduling problem. We considered using a normal queue as an alternative, but it would process tasks only according to arrival order and would not give urgent tasks preference. The sorted ArrayList was useful because all tasks remained in their complete processing order, making the program easy to trace and display. Its main disadvantage was that insertion and removal could require shifting several elements. The PriorityQueue was more efficient for adding and processing tasks because these operations required logarithmic time. However, </w:t>
+      </w:r>
+      <w:r>
+        <w:rPr>
+          <w:lang/>
+        </w:rPr>
+        <w:lastRenderedPageBreak/>
+        <w:t>displaying all tasks in exact order required creating a temporary copy. These tradeoffs helped us understand that the best data structure depends on the operations performed most often.</w:t>
+      </w:r>
+    </w:p>
+    <w:p>
+      <w:pPr>
+        <w:pStyle w:val="IT245"/>
+        <w:rPr>
+          <w:lang/>
+        </w:rPr>
+      </w:pPr>
+      <w:r>
+        <w:rPr>
+          <w:lang/>
+        </w:rPr>
+        <w:t>We used ChatGPT during the project for brainstorming the program structure, reviewing Java syntax, improving the clarity of the report, and checking our initial complexity analysis. We did not accept the generated content without review. Our group compared the suggestions with the program behavior, tested the code using the Main class, and corrected details when they did not match our chosen scheduling rules. We also rewrote the explanations in our own words and ensured that the final implementation was understandable to every member.</w:t>
+      </w:r>
+    </w:p>
+    <w:p>
+      <w:pPr>
+        <w:pStyle w:val="IT245"/>
+        <w:rPr>
+          <w:lang/>
+        </w:rPr>
+      </w:pPr>
+      <w:r>
+        <w:rPr>
+          <w:lang/>
+        </w:rPr>
+        <w:t>With more time and resources, we would make the program interactive instead of relying only on fixed sample tasks. We would add a menu that allows users to insert, view, process, and remove tasks while the program is running. We would also test larger datasets, prevent duplicate task IDs, and include deadlines or task durations. Finally, we would measure the actual execution time of both solutions to support the theoretical complexity comparison with practical results.</w:t>
+      </w:r>
+    </w:p>
+    <w:p>
+      <w:pPr>
+        <w:pStyle w:val="IT245"/>
+        <w:rPr>
+          <w:lang/>
+        </w:rPr>
+      </w:pPr>
+      <w:bookmarkStart w:id="0" w:name="_GoBack"/>
+      <w:bookmarkEnd w:id="0"/>
     </w:p>
     <w:p>
       <w:pPr>
@@ -14450,11 +14261,8 @@
           <w:color w:val="auto"/>
           <w:sz w:val="24"/>
           <w:szCs w:val="24"/>
-          <w:lang/>
-        </w:rPr>
-      </w:pPr>
-      <w:bookmarkStart w:id="0" w:name="_GoBack"/>
-      <w:bookmarkEnd w:id="0"/>
+        </w:rPr>
+      </w:pPr>
     </w:p>
     <w:sectPr>
       <w:headerReference w:type="default" r:id="rId19"/>
@@ -14525,7 +14333,7 @@
               <wp:docPr id="768041508" name="Text Box 8" descr="Restricted - مقيد ">
                 <a:extLst xmlns:a="http://schemas.openxmlformats.org/drawingml/2006/main">
                   <a:ext uri="{5AE41FA2-C0FF-4470-9BD4-5FADCA87CBE2}">
-                    <aclsh:classification xmlns="" xmlns:cx1="http://schemas.microsoft.com/office/drawing/2015/9/8/chartex" xmlns:cx2="http://schemas.microsoft.com/office/drawing/2015/10/21/chartex" xmlns:cx3="http://schemas.microsoft.com/office/drawing/2016/5/9/chartex" xmlns:cx4="http://schemas.microsoft.com/office/drawing/2016/5/10/chartex" xmlns:cx5="http://schemas.microsoft.com/office/drawing/2016/5/11/chartex" xmlns:cx6="http://schemas.microsoft.com/office/drawing/2016/5/12/chartex" xmlns:cx7="http://schemas.microsoft.com/office/drawing/2016/5/13/chartex" xmlns:cx8="http://schemas.microsoft.com/office/drawing/2016/5/14/chartex" xmlns:aink="http://schemas.microsoft.com/office/drawing/2016/ink" xmlns:am3d="http://schemas.microsoft.com/office/drawing/2017/model3d" xmlns:oel="http://schemas.microsoft.com/office/2019/extlst" xmlns:o="urn:schemas-microsoft-com:office:office" xmlns:v="urn:schemas-microsoft-com:vml" xmlns:w10="urn:schemas-microsoft-com:office:word" xmlns:w="http://schemas.openxmlformats.org/wordprocessingml/2006/main" xmlns:w16cei="http://schemas.microsoft.com/office/word/2026/wordml/cei" xmlns:w16cex="http://schemas.microsoft.com/office/word/2018/wordml/cex" xmlns:w16cid="http://schemas.microsoft.com/office/word/2016/wordml/cid" xmlns:w16="http://schemas.microsoft.com/office/word/2018/wordml" xmlns:w16sdtdh="http://schemas.microsoft.com/office/word/2020/wordml/sdtdatahash" xmlns:w16sdtfl="http://schemas.microsoft.com/office/word/2024/wordml/sdtformatlock" xmlns:w16du="http://schemas.microsoft.com/office/word/2023/wordml/word16du" xmlns:aclsh="http://schemas.microsoft.com/office/drawing/2020/classificationShape" classificationOutcomeType="ftr"/>
+                    <aclsh:classification xmlns:aclsh="http://schemas.microsoft.com/office/drawing/2020/classificationShape" xmlns:w16du="http://schemas.microsoft.com/office/word/2023/wordml/word16du" xmlns:w16sdtfl="http://schemas.microsoft.com/office/word/2024/wordml/sdtformatlock" xmlns:w16sdtdh="http://schemas.microsoft.com/office/word/2020/wordml/sdtdatahash" xmlns:w16="http://schemas.microsoft.com/office/word/2018/wordml" xmlns:w16cid="http://schemas.microsoft.com/office/word/2016/wordml/cid" xmlns:w16cex="http://schemas.microsoft.com/office/word/2018/wordml/cex" xmlns:w16cei="http://schemas.microsoft.com/office/word/2026/wordml/cei" xmlns:w="http://schemas.openxmlformats.org/wordprocessingml/2006/main" xmlns:w10="urn:schemas-microsoft-com:office:word" xmlns:v="urn:schemas-microsoft-com:vml" xmlns:o="urn:schemas-microsoft-com:office:office" xmlns:oel="http://schemas.microsoft.com/office/2019/extlst" xmlns:am3d="http://schemas.microsoft.com/office/drawing/2017/model3d" xmlns:aink="http://schemas.microsoft.com/office/drawing/2016/ink" xmlns:cx8="http://schemas.microsoft.com/office/drawing/2016/5/14/chartex" xmlns:cx7="http://schemas.microsoft.com/office/drawing/2016/5/13/chartex" xmlns:cx6="http://schemas.microsoft.com/office/drawing/2016/5/12/chartex" xmlns:cx5="http://schemas.microsoft.com/office/drawing/2016/5/11/chartex" xmlns:cx4="http://schemas.microsoft.com/office/drawing/2016/5/10/chartex" xmlns:cx3="http://schemas.microsoft.com/office/drawing/2016/5/9/chartex" xmlns:cx2="http://schemas.microsoft.com/office/drawing/2015/10/21/chartex" xmlns:cx1="http://schemas.microsoft.com/office/drawing/2015/9/8/chartex" xmlns="" classificationOutcomeType="ftr"/>
                   </a:ext>
                 </a:extLst>
               </wp:docPr>
@@ -14683,7 +14491,7 @@
               <wp:docPr id="1894436925" name="Text Box 9" descr="Restricted - مقيد ">
                 <a:extLst xmlns:a="http://schemas.openxmlformats.org/drawingml/2006/main">
                   <a:ext uri="{5AE41FA2-C0FF-4470-9BD4-5FADCA87CBE2}">
-                    <aclsh:classification xmlns="" xmlns:cx1="http://schemas.microsoft.com/office/drawing/2015/9/8/chartex" xmlns:cx2="http://schemas.microsoft.com/office/drawing/2015/10/21/chartex" xmlns:cx3="http://schemas.microsoft.com/office/drawing/2016/5/9/chartex" xmlns:cx4="http://schemas.microsoft.com/office/drawing/2016/5/10/chartex" xmlns:cx5="http://schemas.microsoft.com/office/drawing/2016/5/11/chartex" xmlns:cx6="http://schemas.microsoft.com/office/drawing/2016/5/12/chartex" xmlns:cx7="http://schemas.microsoft.com/office/drawing/2016/5/13/chartex" xmlns:cx8="http://schemas.microsoft.com/office/drawing/2016/5/14/chartex" xmlns:aink="http://schemas.microsoft.com/office/drawing/2016/ink" xmlns:am3d="http://schemas.microsoft.com/office/drawing/2017/model3d" xmlns:oel="http://schemas.microsoft.com/office/2019/extlst" xmlns:o="urn:schemas-microsoft-com:office:office" xmlns:v="urn:schemas-microsoft-com:vml" xmlns:w10="urn:schemas-microsoft-com:office:word" xmlns:w="http://schemas.openxmlformats.org/wordprocessingml/2006/main" xmlns:w16cei="http://schemas.microsoft.com/office/word/2026/wordml/cei" xmlns:w16cex="http://schemas.microsoft.com/office/word/2018/wordml/cex" xmlns:w16cid="http://schemas.microsoft.com/office/word/2016/wordml/cid" xmlns:w16="http://schemas.microsoft.com/office/word/2018/wordml" xmlns:w16sdtdh="http://schemas.microsoft.com/office/word/2020/wordml/sdtdatahash" xmlns:w16sdtfl="http://schemas.microsoft.com/office/word/2024/wordml/sdtformatlock" xmlns:w16du="http://schemas.microsoft.com/office/word/2023/wordml/word16du" xmlns:aclsh="http://schemas.microsoft.com/office/drawing/2020/classificationShape" classificationOutcomeType="ftr"/>
+                    <aclsh:classification xmlns:aclsh="http://schemas.microsoft.com/office/drawing/2020/classificationShape" xmlns:w16du="http://schemas.microsoft.com/office/word/2023/wordml/word16du" xmlns:w16sdtfl="http://schemas.microsoft.com/office/word/2024/wordml/sdtformatlock" xmlns:w16sdtdh="http://schemas.microsoft.com/office/word/2020/wordml/sdtdatahash" xmlns:w16="http://schemas.microsoft.com/office/word/2018/wordml" xmlns:w16cid="http://schemas.microsoft.com/office/word/2016/wordml/cid" xmlns:w16cex="http://schemas.microsoft.com/office/word/2018/wordml/cex" xmlns:w16cei="http://schemas.microsoft.com/office/word/2026/wordml/cei" xmlns:w="http://schemas.openxmlformats.org/wordprocessingml/2006/main" xmlns:w10="urn:schemas-microsoft-com:office:word" xmlns:v="urn:schemas-microsoft-com:vml" xmlns:o="urn:schemas-microsoft-com:office:office" xmlns:oel="http://schemas.microsoft.com/office/2019/extlst" xmlns:am3d="http://schemas.microsoft.com/office/drawing/2017/model3d" xmlns:aink="http://schemas.microsoft.com/office/drawing/2016/ink" xmlns:cx8="http://schemas.microsoft.com/office/drawing/2016/5/14/chartex" xmlns:cx7="http://schemas.microsoft.com/office/drawing/2016/5/13/chartex" xmlns:cx6="http://schemas.microsoft.com/office/drawing/2016/5/12/chartex" xmlns:cx5="http://schemas.microsoft.com/office/drawing/2016/5/11/chartex" xmlns:cx4="http://schemas.microsoft.com/office/drawing/2016/5/10/chartex" xmlns:cx3="http://schemas.microsoft.com/office/drawing/2016/5/9/chartex" xmlns:cx2="http://schemas.microsoft.com/office/drawing/2015/10/21/chartex" xmlns:cx1="http://schemas.microsoft.com/office/drawing/2015/9/8/chartex" xmlns="" classificationOutcomeType="ftr"/>
                   </a:ext>
                 </a:extLst>
               </wp:docPr>
@@ -14841,7 +14649,7 @@
               <wp:docPr id="2005617642" name="Text Box 7" descr="Restricted - مقيد ">
                 <a:extLst xmlns:a="http://schemas.openxmlformats.org/drawingml/2006/main">
                   <a:ext uri="{5AE41FA2-C0FF-4470-9BD4-5FADCA87CBE2}">
-                    <aclsh:classification xmlns="" xmlns:cx1="http://schemas.microsoft.com/office/drawing/2015/9/8/chartex" xmlns:cx2="http://schemas.microsoft.com/office/drawing/2015/10/21/chartex" xmlns:cx3="http://schemas.microsoft.com/office/drawing/2016/5/9/chartex" xmlns:cx4="http://schemas.microsoft.com/office/drawing/2016/5/10/chartex" xmlns:cx5="http://schemas.microsoft.com/office/drawing/2016/5/11/chartex" xmlns:cx6="http://schemas.microsoft.com/office/drawing/2016/5/12/chartex" xmlns:cx7="http://schemas.microsoft.com/office/drawing/2016/5/13/chartex" xmlns:cx8="http://schemas.microsoft.com/office/drawing/2016/5/14/chartex" xmlns:aink="http://schemas.microsoft.com/office/drawing/2016/ink" xmlns:am3d="http://schemas.microsoft.com/office/drawing/2017/model3d" xmlns:oel="http://schemas.microsoft.com/office/2019/extlst" xmlns:o="urn:schemas-microsoft-com:office:office" xmlns:v="urn:schemas-microsoft-com:vml" xmlns:w10="urn:schemas-microsoft-com:office:word" xmlns:w="http://schemas.openxmlformats.org/wordprocessingml/2006/main" xmlns:w16cei="http://schemas.microsoft.com/office/word/2026/wordml/cei" xmlns:w16cex="http://schemas.microsoft.com/office/word/2018/wordml/cex" xmlns:w16cid="http://schemas.microsoft.com/office/word/2016/wordml/cid" xmlns:w16="http://schemas.microsoft.com/office/word/2018/wordml" xmlns:w16sdtdh="http://schemas.microsoft.com/office/word/2020/wordml/sdtdatahash" xmlns:w16sdtfl="http://schemas.microsoft.com/office/word/2024/wordml/sdtformatlock" xmlns:w16du="http://schemas.microsoft.com/office/word/2023/wordml/word16du" xmlns:aclsh="http://schemas.microsoft.com/office/drawing/2020/classificationShape" classificationOutcomeType="ftr"/>
+                    <aclsh:classification xmlns:aclsh="http://schemas.microsoft.com/office/drawing/2020/classificationShape" xmlns:w16du="http://schemas.microsoft.com/office/word/2023/wordml/word16du" xmlns:w16sdtfl="http://schemas.microsoft.com/office/word/2024/wordml/sdtformatlock" xmlns:w16sdtdh="http://schemas.microsoft.com/office/word/2020/wordml/sdtdatahash" xmlns:w16="http://schemas.microsoft.com/office/word/2018/wordml" xmlns:w16cid="http://schemas.microsoft.com/office/word/2016/wordml/cid" xmlns:w16cex="http://schemas.microsoft.com/office/word/2018/wordml/cex" xmlns:w16cei="http://schemas.microsoft.com/office/word/2026/wordml/cei" xmlns:w="http://schemas.openxmlformats.org/wordprocessingml/2006/main" xmlns:w10="urn:schemas-microsoft-com:office:word" xmlns:v="urn:schemas-microsoft-com:vml" xmlns:o="urn:schemas-microsoft-com:office:office" xmlns:oel="http://schemas.microsoft.com/office/2019/extlst" xmlns:am3d="http://schemas.microsoft.com/office/drawing/2017/model3d" xmlns:aink="http://schemas.microsoft.com/office/drawing/2016/ink" xmlns:cx8="http://schemas.microsoft.com/office/drawing/2016/5/14/chartex" xmlns:cx7="http://schemas.microsoft.com/office/drawing/2016/5/13/chartex" xmlns:cx6="http://schemas.microsoft.com/office/drawing/2016/5/12/chartex" xmlns:cx5="http://schemas.microsoft.com/office/drawing/2016/5/11/chartex" xmlns:cx4="http://schemas.microsoft.com/office/drawing/2016/5/10/chartex" xmlns:cx3="http://schemas.microsoft.com/office/drawing/2016/5/9/chartex" xmlns:cx2="http://schemas.microsoft.com/office/drawing/2015/10/21/chartex" xmlns:cx1="http://schemas.microsoft.com/office/drawing/2015/9/8/chartex" xmlns="" classificationOutcomeType="ftr"/>
                   </a:ext>
                 </a:extLst>
               </wp:docPr>
@@ -15271,7 +15079,7 @@
             </wp:anchor>
           </w:drawing>
         </mc:Choice>
-        <mc:Fallback xmlns:cx1="http://schemas.microsoft.com/office/drawing/2015/9/8/chartex" xmlns:cx2="http://schemas.microsoft.com/office/drawing/2015/10/21/chartex" xmlns:cx3="http://schemas.microsoft.com/office/drawing/2016/5/9/chartex" xmlns:cx4="http://schemas.microsoft.com/office/drawing/2016/5/10/chartex" xmlns:cx5="http://schemas.microsoft.com/office/drawing/2016/5/11/chartex" xmlns:cx6="http://schemas.microsoft.com/office/drawing/2016/5/12/chartex" xmlns:cx7="http://schemas.microsoft.com/office/drawing/2016/5/13/chartex" xmlns:cx8="http://schemas.microsoft.com/office/drawing/2016/5/14/chartex" xmlns:aink="http://schemas.microsoft.com/office/drawing/2016/ink" xmlns:am3d="http://schemas.microsoft.com/office/drawing/2017/model3d" xmlns:oel="http://schemas.microsoft.com/office/2019/extlst" xmlns:w16cei="http://schemas.microsoft.com/office/word/2026/wordml/cei" xmlns:w16cex="http://schemas.microsoft.com/office/word/2018/wordml/cex" xmlns:w16cid="http://schemas.microsoft.com/office/word/2016/wordml/cid" xmlns:w16="http://schemas.microsoft.com/office/word/2018/wordml" xmlns:w16sdtdh="http://schemas.microsoft.com/office/word/2020/wordml/sdtdatahash" xmlns:w16sdtfl="http://schemas.microsoft.com/office/word/2024/wordml/sdtformatlock" xmlns:w16du="http://schemas.microsoft.com/office/word/2023/wordml/word16du">
+        <mc:Fallback xmlns:w16du="http://schemas.microsoft.com/office/word/2023/wordml/word16du" xmlns:w16sdtfl="http://schemas.microsoft.com/office/word/2024/wordml/sdtformatlock" xmlns:w16sdtdh="http://schemas.microsoft.com/office/word/2020/wordml/sdtdatahash" xmlns:w16="http://schemas.microsoft.com/office/word/2018/wordml" xmlns:w16cid="http://schemas.microsoft.com/office/word/2016/wordml/cid" xmlns:w16cex="http://schemas.microsoft.com/office/word/2018/wordml/cex" xmlns:w16cei="http://schemas.microsoft.com/office/word/2026/wordml/cei" xmlns:oel="http://schemas.microsoft.com/office/2019/extlst" xmlns:am3d="http://schemas.microsoft.com/office/drawing/2017/model3d" xmlns:aink="http://schemas.microsoft.com/office/drawing/2016/ink" xmlns:cx8="http://schemas.microsoft.com/office/drawing/2016/5/14/chartex" xmlns:cx7="http://schemas.microsoft.com/office/drawing/2016/5/13/chartex" xmlns:cx6="http://schemas.microsoft.com/office/drawing/2016/5/12/chartex" xmlns:cx5="http://schemas.microsoft.com/office/drawing/2016/5/11/chartex" xmlns:cx4="http://schemas.microsoft.com/office/drawing/2016/5/10/chartex" xmlns:cx3="http://schemas.microsoft.com/office/drawing/2016/5/9/chartex" xmlns:cx2="http://schemas.microsoft.com/office/drawing/2015/10/21/chartex" xmlns:cx1="http://schemas.microsoft.com/office/drawing/2015/9/8/chartex">
           <w:pict>
             <v:line w14:anchorId="7169C831" id="Straight Connector 6" o:spid="_x0000_s1026" style="position:absolute;z-index:251660288;visibility:visible;mso-wrap-style:square;mso-width-percent:0;mso-height-percent:0;mso-wrap-distance-left:9pt;mso-wrap-distance-top:-3e-5mm;mso-wrap-distance-right:9pt;mso-wrap-distance-bottom:-3e-5mm;mso-position-horizontal:absolute;mso-position-horizontal-relative:text;mso-position-vertical:absolute;mso-position-vertical-relative:text;mso-width-percent:0;mso-height-percent:0;mso-width-relative:page;mso-height-relative:page" from="-68.95pt,-666.45pt" to="489.05pt,-666.45pt" o:gfxdata="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" strokecolor="#4f81bd" strokeweight="2pt">
               <v:shadow on="t" opacity="24903f" origin=",.5" offset="0,.55556mm"/>
@@ -15331,7 +15139,7 @@
             <w:fldChar w:fldCharType="separate"/>
           </w:r>
           <w:r>
-            <w:t>25</w:t>
+            <w:t>12</w:t>
           </w:r>
           <w:r>
             <w:fldChar w:fldCharType="end"/>
@@ -19871,6 +19679,7 @@
     <w:rsid w:val="00EE337B"/>
     <w:rsid w:val="00EF6C68"/>
     <w:rsid w:val="00F27F59"/>
+    <w:rsid w:val="00F728EB"/>
     <w:rsid w:val="00FE66F6"/>
   </w:rsids>
   <m:mathPr>
@@ -20720,7 +20529,7 @@
 </file>
 
 <file path=customXml/itemProps3.xml><?xml version="1.0" encoding="utf-8"?>
-<ds:datastoreItem xmlns:ds="http://schemas.openxmlformats.org/officeDocument/2006/customXml" ds:itemID="{868D3CB6-4672-42CA-AB2F-06147C4C66F1}">
+<ds:datastoreItem xmlns:ds="http://schemas.openxmlformats.org/officeDocument/2006/customXml" ds:itemID="{0804E36F-4243-4622-935E-611C72852C17}">
   <ds:schemaRefs>
     <ds:schemaRef ds:uri="http://schemas.openxmlformats.org/officeDocument/2006/bibliography"/>
   </ds:schemaRefs>
